--- a/docassemble/MwtPetitionForHarassmentProtect/data/templates/mwt_petition_for_harassment_protect.docx
+++ b/docassemble/MwtPetitionForHarassmentProtect/data/templates/mwt_petition_for_harassment_protect.docx
@@ -55,7 +55,19 @@
         <w:rPr>
           <w:rFonts w:ascii="Aptos" w:eastAsia="Aptos" w:hAnsi="Aptos" w:cs="Aptos"/>
         </w:rPr>
-        <w:t>Under Mashpee Wampanoag Tribal Law (20__-ORD-00_, Harassment &amp; Domestic Abuse Protection Order Ordinance) anyone who has been harassed can petition to the Tribal Court for a Harassment Protection Order. A Harassment Protection Order is a court order that helps stop the harassment or abuse and protects your safety, peace, and well-being. These orders are enforced by Tribal Police and other law-enforcement agencies.</w:t>
+        <w:t xml:space="preserve">Under Mashpee Wampanoag Tribal Law (20__-ORD-00_, Harassment &amp; Domestic Abuse Protection Order Ordinance) anyone who has been harassed can petition to the Tribal Court for a Harassment Protection Order. A Harassment Protection Order is a court order that helps stop the harassment or abuse and protects your safety, peace, and well-being. These orders are enforced by Tribal Police and other </w:t>
+      </w:r>
+      <w:r>
+        <w:rPr>
+          <w:rFonts w:ascii="Aptos" w:eastAsia="Aptos" w:hAnsi="Aptos" w:cs="Aptos"/>
+        </w:rPr>
+        <w:t>law enforcement</w:t>
+      </w:r>
+      <w:r>
+        <w:rPr>
+          <w:rFonts w:ascii="Aptos" w:eastAsia="Aptos" w:hAnsi="Aptos" w:cs="Aptos"/>
+        </w:rPr>
+        <w:t xml:space="preserve"> agencies.</w:t>
       </w:r>
     </w:p>
     <w:p>
@@ -95,79 +107,28 @@
         <w:rPr>
           <w:rFonts w:ascii="Aptos" w:eastAsia="Aptos" w:hAnsi="Aptos" w:cs="Aptos"/>
         </w:rPr>
-        <w:t>Unlawful harassment means without lawful authority, knowingly threatening:</w:t>
-      </w:r>
-    </w:p>
-    <w:p>
-      <w:pPr>
-        <w:pStyle w:val="ListParagraph"/>
-        <w:numPr>
-          <w:ilvl w:val="0"/>
-          <w:numId w:val="3"/>
-        </w:numPr>
-        <w:rPr>
-          <w:rFonts w:ascii="Aptos" w:eastAsia="Aptos" w:hAnsi="Aptos" w:cs="Aptos"/>
-        </w:rPr>
-      </w:pPr>
-      <w:r>
-        <w:rPr>
-          <w:rFonts w:ascii="Aptos" w:eastAsia="Aptos" w:hAnsi="Aptos" w:cs="Aptos"/>
-        </w:rPr>
-        <w:t>to cause bodily injury immediately or in the future to the person threatened or to any other person;</w:t>
-      </w:r>
-    </w:p>
-    <w:p>
-      <w:pPr>
-        <w:pStyle w:val="ListParagraph"/>
-        <w:numPr>
-          <w:ilvl w:val="0"/>
-          <w:numId w:val="3"/>
-        </w:numPr>
-        <w:rPr>
-          <w:rFonts w:ascii="Aptos" w:eastAsia="Aptos" w:hAnsi="Aptos" w:cs="Aptos"/>
-        </w:rPr>
-      </w:pPr>
-      <w:r>
-        <w:rPr>
-          <w:rFonts w:ascii="Aptos" w:eastAsia="Aptos" w:hAnsi="Aptos" w:cs="Aptos"/>
-        </w:rPr>
-        <w:t xml:space="preserve">to cause physical damage to the property of another person; or </w:t>
-      </w:r>
-    </w:p>
-    <w:p>
-      <w:pPr>
-        <w:pStyle w:val="ListParagraph"/>
-        <w:numPr>
-          <w:ilvl w:val="0"/>
-          <w:numId w:val="3"/>
-        </w:numPr>
-        <w:rPr>
-          <w:rFonts w:ascii="Aptos" w:eastAsia="Aptos" w:hAnsi="Aptos" w:cs="Aptos"/>
-        </w:rPr>
-      </w:pPr>
-      <w:r>
-        <w:rPr>
-          <w:rFonts w:ascii="Aptos" w:eastAsia="Aptos" w:hAnsi="Aptos" w:cs="Aptos"/>
-        </w:rPr>
-        <w:t xml:space="preserve">to subject the person threatened or any other person to physical confinement or restraint; or </w:t>
-      </w:r>
-    </w:p>
-    <w:p>
-      <w:pPr>
-        <w:pStyle w:val="ListParagraph"/>
-        <w:numPr>
-          <w:ilvl w:val="0"/>
-          <w:numId w:val="3"/>
-        </w:numPr>
-        <w:rPr>
-          <w:rFonts w:ascii="Aptos" w:eastAsia="Aptos" w:hAnsi="Aptos" w:cs="Aptos"/>
-        </w:rPr>
-      </w:pPr>
-      <w:r>
-        <w:rPr>
-          <w:rFonts w:ascii="Aptos" w:eastAsia="Aptos" w:hAnsi="Aptos" w:cs="Aptos"/>
-        </w:rPr>
-        <w:t xml:space="preserve"> maliciously to do any other act which is intended to substantially harm the person threatened or another with respect to his or her physical or mental health or safety.</w:t>
+        <w:t xml:space="preserve">Unlawful harassment means </w:t>
+      </w:r>
+      <w:r>
+        <w:t>a course of conduct engaged in with the intent to torment</w:t>
+      </w:r>
+      <w:r>
+        <w:t>,</w:t>
+      </w:r>
+      <w:r>
+        <w:t xml:space="preserve"> threaten</w:t>
+      </w:r>
+      <w:r>
+        <w:t>, or intimidate</w:t>
+      </w:r>
+      <w:r>
+        <w:t xml:space="preserve"> another person. </w:t>
+      </w:r>
+      <w:r>
+        <w:t>This course of conduct</w:t>
+      </w:r>
+      <w:r>
+        <w:t xml:space="preserve"> can be verbal or nonverbal, and includes any repeated intrusive or unwanted acts, words, gestures, or any similar acts that are intended to affect the safety, security, or privacy of another person adversely and unlawfully</w:t>
       </w:r>
     </w:p>
     <w:p>
@@ -266,16 +227,10 @@
     <w:p>
       <w:pPr>
         <w:ind w:left="720"/>
-        <w:rPr>
-          <w:sz w:val="22"/>
-          <w:szCs w:val="22"/>
-        </w:rPr>
-      </w:pPr>
-      <w:r>
-        <w:rPr>
-          <w:rFonts w:ascii="Aptos" w:eastAsia="Aptos" w:hAnsi="Aptos" w:cs="Aptos"/>
-          <w:sz w:val="22"/>
-          <w:szCs w:val="22"/>
+      </w:pPr>
+      <w:r>
+        <w:rPr>
+          <w:rFonts w:ascii="Aptos" w:eastAsia="Aptos" w:hAnsi="Aptos" w:cs="Aptos"/>
         </w:rPr>
         <w:t>An Ex Parte Order is a temporary order issued by the Tribal Court when only one party is present. It provides short-term protection until a hearing can be held, where both parties will have the opportunity to be heard. Any orders granted under this system are certified by the Court Clerk on the next business day.</w:t>
       </w:r>
@@ -371,7 +326,19 @@
         <w:rPr>
           <w:rFonts w:ascii="Aptos" w:eastAsia="Aptos" w:hAnsi="Aptos" w:cs="Aptos"/>
         </w:rPr>
-        <w:t>A minor who is 16 years of age or older, or who is legally emancipated.</w:t>
+        <w:t>A minor</w:t>
+      </w:r>
+      <w:r>
+        <w:rPr>
+          <w:rFonts w:ascii="Aptos" w:eastAsia="Aptos" w:hAnsi="Aptos" w:cs="Aptos"/>
+        </w:rPr>
+        <w:t xml:space="preserve"> </w:t>
+      </w:r>
+      <w:r>
+        <w:rPr>
+          <w:rFonts w:ascii="Aptos" w:eastAsia="Aptos" w:hAnsi="Aptos" w:cs="Aptos"/>
+        </w:rPr>
+        <w:t>who is legally emancipated.</w:t>
       </w:r>
     </w:p>
     <w:p>
@@ -421,7 +388,6 @@
         <w:rPr>
           <w:rFonts w:ascii="Aptos" w:eastAsia="Aptos" w:hAnsi="Aptos" w:cs="Aptos"/>
         </w:rPr>
-        <w:lastRenderedPageBreak/>
         <w:t>If either you or the Defendant is under 18 years old, you must indicate this by selecting the appropriate option on the form.</w:t>
       </w:r>
     </w:p>
@@ -457,6 +423,7 @@
         <w:rPr>
           <w:rFonts w:ascii="Aptos" w:eastAsia="Aptos" w:hAnsi="Aptos" w:cs="Aptos"/>
         </w:rPr>
+        <w:lastRenderedPageBreak/>
         <w:t xml:space="preserve"> </w:t>
       </w:r>
     </w:p>
@@ -489,7 +456,19 @@
         <w:rPr>
           <w:rFonts w:ascii="Aptos" w:eastAsia="Aptos" w:hAnsi="Aptos" w:cs="Aptos"/>
         </w:rPr>
-        <w:t>You may also ask the Judge to order the Defendant to compensate you for financial losses caused by the harassment. These may include:</w:t>
+        <w:t xml:space="preserve">You may also ask the </w:t>
+      </w:r>
+      <w:r>
+        <w:rPr>
+          <w:rFonts w:ascii="Aptos" w:eastAsia="Aptos" w:hAnsi="Aptos" w:cs="Aptos"/>
+        </w:rPr>
+        <w:t xml:space="preserve">Tribal </w:t>
+      </w:r>
+      <w:r>
+        <w:rPr>
+          <w:rFonts w:ascii="Aptos" w:eastAsia="Aptos" w:hAnsi="Aptos" w:cs="Aptos"/>
+        </w:rPr>
+        <w:t>Judge to order the Defendant to compensate you for financial losses caused by the harassment. These may include:</w:t>
       </w:r>
     </w:p>
     <w:p>
@@ -913,7 +892,6 @@
         <w:rPr>
           <w:rFonts w:ascii="Aptos" w:eastAsia="Aptos" w:hAnsi="Aptos" w:cs="Aptos"/>
         </w:rPr>
-        <w:lastRenderedPageBreak/>
         <w:t xml:space="preserve"> Describe in detail what happened, including the specific acts or behaviors that made you feel threatened, intimidated, or unsafe.</w:t>
       </w:r>
     </w:p>
@@ -944,7 +922,19 @@
         <w:rPr>
           <w:rFonts w:ascii="Aptos" w:eastAsia="Aptos" w:hAnsi="Aptos" w:cs="Aptos"/>
         </w:rPr>
-        <w:t xml:space="preserve"> to helps law enforcement locate the Defendant and serve (deliver) the Court Order if one is issued</w:t>
+        <w:t xml:space="preserve"> to helps law enforcement locate the Defendant and serve (deliver) the</w:t>
+      </w:r>
+      <w:r>
+        <w:rPr>
+          <w:rFonts w:ascii="Aptos" w:eastAsia="Aptos" w:hAnsi="Aptos" w:cs="Aptos"/>
+        </w:rPr>
+        <w:t xml:space="preserve"> Tribal</w:t>
+      </w:r>
+      <w:r>
+        <w:rPr>
+          <w:rFonts w:ascii="Aptos" w:eastAsia="Aptos" w:hAnsi="Aptos" w:cs="Aptos"/>
+        </w:rPr>
+        <w:t xml:space="preserve"> Court Order if one is issued</w:t>
       </w:r>
     </w:p>
     <w:p>
@@ -962,6 +952,7 @@
         <w:rPr>
           <w:rFonts w:ascii="Aptos" w:eastAsia="Aptos" w:hAnsi="Aptos" w:cs="Aptos"/>
         </w:rPr>
+        <w:lastRenderedPageBreak/>
         <w:t>You may request that your personal information be kept confidential.</w:t>
       </w:r>
     </w:p>
@@ -980,7 +971,31 @@
         <w:rPr>
           <w:rFonts w:ascii="Aptos" w:eastAsia="Aptos" w:hAnsi="Aptos" w:cs="Aptos"/>
         </w:rPr>
-        <w:t>If you ask the Court to order the Defendant to remain away from your residence or workplace, those addresses will appear in the Court Order so that law enforcement can enforce it.</w:t>
+        <w:t xml:space="preserve">If you ask the </w:t>
+      </w:r>
+      <w:r>
+        <w:rPr>
+          <w:rFonts w:ascii="Aptos" w:eastAsia="Aptos" w:hAnsi="Aptos" w:cs="Aptos"/>
+        </w:rPr>
+        <w:t xml:space="preserve">Tribal </w:t>
+      </w:r>
+      <w:r>
+        <w:rPr>
+          <w:rFonts w:ascii="Aptos" w:eastAsia="Aptos" w:hAnsi="Aptos" w:cs="Aptos"/>
+        </w:rPr>
+        <w:t xml:space="preserve">Court to order the Defendant to remain away from your residence or workplace, those addresses will appear in the </w:t>
+      </w:r>
+      <w:r>
+        <w:rPr>
+          <w:rFonts w:ascii="Aptos" w:eastAsia="Aptos" w:hAnsi="Aptos" w:cs="Aptos"/>
+        </w:rPr>
+        <w:t xml:space="preserve">Tribal </w:t>
+      </w:r>
+      <w:r>
+        <w:rPr>
+          <w:rFonts w:ascii="Aptos" w:eastAsia="Aptos" w:hAnsi="Aptos" w:cs="Aptos"/>
+        </w:rPr>
+        <w:t>Court Order so that law enforcement can enforce it.</w:t>
       </w:r>
     </w:p>
     <w:p>
@@ -998,7 +1013,19 @@
         <w:rPr>
           <w:rFonts w:ascii="Aptos" w:eastAsia="Aptos" w:hAnsi="Aptos" w:cs="Aptos"/>
         </w:rPr>
-        <w:t>If you do not want those addresses to appear in the Court Order and be disclosed to the Defendant, you must specifically request that they be omitted for safety reasons.</w:t>
+        <w:t xml:space="preserve">If you do not want those addresses to appear in the </w:t>
+      </w:r>
+      <w:r>
+        <w:rPr>
+          <w:rFonts w:ascii="Aptos" w:eastAsia="Aptos" w:hAnsi="Aptos" w:cs="Aptos"/>
+        </w:rPr>
+        <w:t xml:space="preserve">Tribal </w:t>
+      </w:r>
+      <w:r>
+        <w:rPr>
+          <w:rFonts w:ascii="Aptos" w:eastAsia="Aptos" w:hAnsi="Aptos" w:cs="Aptos"/>
+        </w:rPr>
+        <w:t>Court Order and be disclosed to the Defendant, you must specifically request that they be omitted for safety reasons.</w:t>
       </w:r>
     </w:p>
     <w:p>
@@ -1015,72 +1042,49 @@
       <w:r>
         <w:rPr>
           <w:rFonts w:ascii="Aptos" w:eastAsia="Aptos" w:hAnsi="Aptos" w:cs="Aptos"/>
-        </w:rPr>
-        <w:t>Electronically sign and date the statement to confirm that everything you have written is true and accurate to the best of your knowledge.</w:t>
+          <w:b/>
+          <w:bCs/>
+        </w:rPr>
+        <w:t>Electronically sign and date</w:t>
+      </w:r>
+      <w:r>
+        <w:rPr>
+          <w:rFonts w:ascii="Aptos" w:eastAsia="Aptos" w:hAnsi="Aptos" w:cs="Aptos"/>
+        </w:rPr>
+        <w:t xml:space="preserve"> the form which confirms that everything you have written is true and accurate to the best of your knowledge.</w:t>
       </w:r>
     </w:p>
     <w:p>
-      <w:pPr>
-        <w:pStyle w:val="ListParagraph"/>
-        <w:numPr>
-          <w:ilvl w:val="0"/>
-          <w:numId w:val="5"/>
-        </w:numPr>
-        <w:rPr>
-          <w:rFonts w:ascii="Aptos" w:eastAsia="Aptos" w:hAnsi="Aptos" w:cs="Aptos"/>
-        </w:rPr>
-      </w:pPr>
-      <w:r>
-        <w:rPr>
-          <w:rFonts w:ascii="Aptos" w:eastAsia="Aptos" w:hAnsi="Aptos" w:cs="Aptos"/>
-        </w:rPr>
-        <w:t>Pay the Filing Fees if applicable</w:t>
+      <w:r>
+        <w:rPr>
+          <w:rFonts w:ascii="Aptos" w:eastAsia="Aptos" w:hAnsi="Aptos" w:cs="Aptos"/>
+          <w:b/>
+          <w:bCs/>
+        </w:rPr>
+        <w:t xml:space="preserve"> </w:t>
       </w:r>
     </w:p>
     <w:p>
-      <w:pPr>
-        <w:pStyle w:val="ListParagraph"/>
-        <w:numPr>
-          <w:ilvl w:val="0"/>
-          <w:numId w:val="5"/>
-        </w:numPr>
-        <w:rPr>
-          <w:rFonts w:ascii="Aptos" w:eastAsia="Aptos" w:hAnsi="Aptos" w:cs="Aptos"/>
-        </w:rPr>
-      </w:pPr>
       <w:r>
         <w:rPr>
           <w:rFonts w:ascii="Aptos" w:eastAsia="Aptos" w:hAnsi="Aptos" w:cs="Aptos"/>
           <w:b/>
           <w:bCs/>
         </w:rPr>
-        <w:t>Electronically sign and date</w:t>
-      </w:r>
-      <w:r>
-        <w:rPr>
-          <w:rFonts w:ascii="Aptos" w:eastAsia="Aptos" w:hAnsi="Aptos" w:cs="Aptos"/>
-        </w:rPr>
-        <w:t xml:space="preserve"> the form which confirms that everything you have written is true and accurate to the best of your knowledge.</w:t>
+        <w:t xml:space="preserve">Confidentiality and Sealing of Records </w:t>
       </w:r>
     </w:p>
     <w:p>
       <w:r>
-        <w:rPr>
-          <w:rFonts w:ascii="Aptos" w:eastAsia="Aptos" w:hAnsi="Aptos" w:cs="Aptos"/>
-          <w:b/>
-          <w:bCs/>
-        </w:rPr>
-        <w:t xml:space="preserve"> </w:t>
+        <w:t>If you believe that sharing your residential address could put your health, safety, or liberty at risk, you may ask to have that information sealed and provide a different mailing address instead. The court will still require your residential address in order to process your case.</w:t>
       </w:r>
     </w:p>
     <w:p>
       <w:r>
         <w:rPr>
           <w:rFonts w:ascii="Aptos" w:eastAsia="Aptos" w:hAnsi="Aptos" w:cs="Aptos"/>
-          <w:b/>
-          <w:bCs/>
-        </w:rPr>
-        <w:t xml:space="preserve">Confidentiality and Sealing of Records </w:t>
+        </w:rPr>
+        <w:t xml:space="preserve"> </w:t>
       </w:r>
     </w:p>
     <w:p>
@@ -1088,23 +1092,31 @@
         <w:rPr>
           <w:rFonts w:ascii="Aptos" w:eastAsia="Aptos" w:hAnsi="Aptos" w:cs="Aptos"/>
         </w:rPr>
-        <w:t>If you believe that sharing your address, phone number, or personal information could endanger your health, safety, or liberty, you may request that your information be sealed.</w:t>
-      </w:r>
-    </w:p>
-    <w:p>
-      <w:r>
-        <w:rPr>
-          <w:rFonts w:ascii="Aptos" w:eastAsia="Aptos" w:hAnsi="Aptos" w:cs="Aptos"/>
-        </w:rPr>
-        <w:t xml:space="preserve"> </w:t>
-      </w:r>
-    </w:p>
-    <w:p>
-      <w:r>
-        <w:rPr>
-          <w:rFonts w:ascii="Aptos" w:eastAsia="Aptos" w:hAnsi="Aptos" w:cs="Aptos"/>
-        </w:rPr>
-        <w:t>If the Court finds good cause, the Court Clerk will seal your information, and it will not be shared with the Defendant or the public.</w:t>
+        <w:t xml:space="preserve">If the </w:t>
+      </w:r>
+      <w:r>
+        <w:rPr>
+          <w:rFonts w:ascii="Aptos" w:eastAsia="Aptos" w:hAnsi="Aptos" w:cs="Aptos"/>
+        </w:rPr>
+        <w:t xml:space="preserve">Tribal </w:t>
+      </w:r>
+      <w:r>
+        <w:rPr>
+          <w:rFonts w:ascii="Aptos" w:eastAsia="Aptos" w:hAnsi="Aptos" w:cs="Aptos"/>
+        </w:rPr>
+        <w:t>Court finds good cause, the</w:t>
+      </w:r>
+      <w:r>
+        <w:rPr>
+          <w:rFonts w:ascii="Aptos" w:eastAsia="Aptos" w:hAnsi="Aptos" w:cs="Aptos"/>
+        </w:rPr>
+        <w:t xml:space="preserve"> Tribal</w:t>
+      </w:r>
+      <w:r>
+        <w:rPr>
+          <w:rFonts w:ascii="Aptos" w:eastAsia="Aptos" w:hAnsi="Aptos" w:cs="Aptos"/>
+        </w:rPr>
+        <w:t xml:space="preserve"> Court Clerk will seal your information, and it will not be shared with the Defendant or the public.</w:t>
       </w:r>
     </w:p>
     <w:p>
@@ -2276,6 +2288,30 @@
         </w:rPr>
         <w:t xml:space="preserve"> }} I am a member of the Mashpee Wampanoag Tribe.</w:t>
       </w:r>
+      <w:r>
+        <w:rPr>
+          <w:rFonts w:ascii="Aptos" w:eastAsia="Aptos" w:hAnsi="Aptos" w:cs="Aptos"/>
+          <w:sz w:val="22"/>
+          <w:szCs w:val="22"/>
+        </w:rPr>
+        <w:t xml:space="preserve">  Tribal </w:t>
+      </w:r>
+      <w:r>
+        <w:rPr>
+          <w:rFonts w:ascii="Aptos" w:eastAsia="Aptos" w:hAnsi="Aptos" w:cs="Aptos"/>
+          <w:sz w:val="22"/>
+          <w:szCs w:val="22"/>
+        </w:rPr>
+        <w:t>ID</w:t>
+      </w:r>
+      <w:r>
+        <w:rPr>
+          <w:rFonts w:ascii="Aptos" w:eastAsia="Aptos" w:hAnsi="Aptos" w:cs="Aptos"/>
+          <w:sz w:val="22"/>
+          <w:szCs w:val="22"/>
+        </w:rPr>
+        <w:t>: {{ tribal_number }}</w:t>
+      </w:r>
     </w:p>
     <w:p>
       <w:pPr>
@@ -2330,6 +2366,14 @@
         </w:rPr>
         <w:t xml:space="preserve"> }} Defendant is a member of the Mashpee Wampanoag Tribe.</w:t>
       </w:r>
+      <w:r>
+        <w:rPr>
+          <w:rFonts w:ascii="Aptos" w:eastAsia="Aptos" w:hAnsi="Aptos" w:cs="Aptos"/>
+          <w:sz w:val="22"/>
+          <w:szCs w:val="22"/>
+        </w:rPr>
+        <w:t xml:space="preserve">  Tribal ID: {{ defendant_tribal_number }}</w:t>
+      </w:r>
     </w:p>
     <w:p>
       <w:pPr>
@@ -2400,6 +2444,30 @@
         </w:rPr>
         <w:t xml:space="preserve"> }} I am a member of a Federally recognized Indian Tribe: {{  tribe_name  }}.</w:t>
       </w:r>
+      <w:r>
+        <w:rPr>
+          <w:rFonts w:ascii="Aptos" w:eastAsia="Aptos" w:hAnsi="Aptos" w:cs="Aptos"/>
+          <w:sz w:val="22"/>
+          <w:szCs w:val="22"/>
+        </w:rPr>
+        <w:t xml:space="preserve">  Tribal </w:t>
+      </w:r>
+      <w:r>
+        <w:rPr>
+          <w:rFonts w:ascii="Aptos" w:eastAsia="Aptos" w:hAnsi="Aptos" w:cs="Aptos"/>
+          <w:sz w:val="22"/>
+          <w:szCs w:val="22"/>
+        </w:rPr>
+        <w:t>ID</w:t>
+      </w:r>
+      <w:r>
+        <w:rPr>
+          <w:rFonts w:ascii="Aptos" w:eastAsia="Aptos" w:hAnsi="Aptos" w:cs="Aptos"/>
+          <w:sz w:val="22"/>
+          <w:szCs w:val="22"/>
+        </w:rPr>
+        <w:t>: {{ other_tribal_number }}</w:t>
+      </w:r>
     </w:p>
     <w:p>
       <w:pPr>
@@ -2457,212 +2525,148 @@
     </w:p>
     <w:p>
       <w:pPr>
-        <w:rPr>
-          <w:rFonts w:ascii="Aptos" w:eastAsia="Aptos" w:hAnsi="Aptos" w:cs="Aptos"/>
-        </w:rPr>
-      </w:pPr>
-    </w:p>
-    <w:p/>
-    <w:p>
-      <w:pPr>
-        <w:spacing w:after="160"/>
-      </w:pPr>
-      <w:r>
-        <w:rPr>
-          <w:rFonts w:ascii="Aptos" w:eastAsia="Aptos" w:hAnsi="Aptos" w:cs="Aptos"/>
-          <w:sz w:val="22"/>
-          <w:szCs w:val="22"/>
-        </w:rPr>
-        <w:t>Identification of minors or vulnerable adults</w:t>
+        <w:pStyle w:val="NoSpacing"/>
+        <w:numPr>
+          <w:ilvl w:val="0"/>
+          <w:numId w:val="29"/>
+        </w:numPr>
+        <w:rPr>
+          <w:sz w:val="22"/>
+          <w:szCs w:val="22"/>
+        </w:rPr>
+      </w:pPr>
+      <w:r>
+        <w:rPr>
+          <w:sz w:val="22"/>
+          <w:szCs w:val="22"/>
+        </w:rPr>
+        <w:t>Other court cases or other restraining, protection or no-contact orders involving P</w:t>
+      </w:r>
+      <w:r>
+        <w:rPr>
+          <w:sz w:val="22"/>
+          <w:szCs w:val="22"/>
+        </w:rPr>
+        <w:t>laintiff</w:t>
+      </w:r>
+      <w:r>
+        <w:rPr>
+          <w:sz w:val="22"/>
+          <w:szCs w:val="22"/>
+        </w:rPr>
+        <w:t xml:space="preserve"> or </w:t>
+      </w:r>
+      <w:r>
+        <w:rPr>
+          <w:sz w:val="22"/>
+          <w:szCs w:val="22"/>
+        </w:rPr>
+        <w:t>Defendant. Attach additional pages, if necessary</w:t>
+      </w:r>
+      <w:r>
+        <w:rPr>
+          <w:sz w:val="22"/>
+          <w:szCs w:val="22"/>
+        </w:rPr>
+        <w:t>:</w:t>
       </w:r>
     </w:p>
     <w:p>
-      <w:r>
-        <w:rPr>
-          <w:rFonts w:ascii="Aptos" w:eastAsia="Aptos" w:hAnsi="Aptos" w:cs="Aptos"/>
-          <w:sz w:val="22"/>
-          <w:szCs w:val="22"/>
-        </w:rPr>
-        <w:t xml:space="preserve">(if applicable, use next page if needed): {{ </w:t>
-      </w:r>
-      <w:r>
-        <w:rPr>
-          <w:rFonts w:ascii="Aptos" w:eastAsia="Aptos" w:hAnsi="Aptos" w:cs="Aptos"/>
-          <w:sz w:val="22"/>
-          <w:szCs w:val="22"/>
-        </w:rPr>
-        <w:t>output_checkbox(</w:t>
-      </w:r>
-      <w:r>
-        <w:rPr>
-          <w:rFonts w:ascii="Aptos" w:eastAsia="Aptos" w:hAnsi="Aptos" w:cs="Aptos"/>
-          <w:sz w:val="22"/>
-          <w:szCs w:val="22"/>
-        </w:rPr>
-        <w:t>is_involves_vulnerable</w:t>
-      </w:r>
-      <w:r>
-        <w:rPr>
-          <w:rFonts w:ascii="Aptos" w:eastAsia="Aptos" w:hAnsi="Aptos" w:cs="Aptos"/>
-          <w:sz w:val="22"/>
-          <w:szCs w:val="22"/>
-        </w:rPr>
-        <w:t>)</w:t>
-      </w:r>
-      <w:r>
-        <w:rPr>
-          <w:rFonts w:ascii="Aptos" w:eastAsia="Aptos" w:hAnsi="Aptos" w:cs="Aptos"/>
-          <w:sz w:val="22"/>
-          <w:szCs w:val="22"/>
-        </w:rPr>
-        <w:t xml:space="preserve"> }}</w:t>
-      </w:r>
-    </w:p>
-    <w:p>
-      <w:r>
-        <w:rPr>
-          <w:rFonts w:ascii="Aptos" w:eastAsia="Aptos" w:hAnsi="Aptos" w:cs="Aptos"/>
-          <w:sz w:val="22"/>
-          <w:szCs w:val="22"/>
-        </w:rPr>
-        <w:t xml:space="preserve"> </w:t>
-      </w:r>
+      <w:pPr>
+        <w:pStyle w:val="NoSpacing"/>
+        <w:rPr>
+          <w:sz w:val="22"/>
+          <w:szCs w:val="22"/>
+        </w:rPr>
+      </w:pPr>
     </w:p>
     <w:tbl>
       <w:tblPr>
         <w:tblStyle w:val="TableGrid"/>
-        <w:tblW w:w="10800" w:type="dxa"/>
-        <w:tblInd w:w="-905" w:type="dxa"/>
-        <w:tblLayout w:type="fixed"/>
+        <w:tblW w:w="0" w:type="auto"/>
         <w:tblLook w:val="06A0" w:firstRow="1" w:lastRow="0" w:firstColumn="1" w:lastColumn="0" w:noHBand="1" w:noVBand="1"/>
       </w:tblPr>
       <w:tblGrid>
-        <w:gridCol w:w="4230"/>
-        <w:gridCol w:w="1800"/>
-        <w:gridCol w:w="2970"/>
-        <w:gridCol w:w="1800"/>
+        <w:gridCol w:w="3003"/>
+        <w:gridCol w:w="3003"/>
+        <w:gridCol w:w="3004"/>
       </w:tblGrid>
       <w:tr>
         <w:trPr>
-          <w:trHeight w:val="302"/>
+          <w:trHeight w:val="300"/>
         </w:trPr>
         <w:tc>
           <w:tcPr>
-            <w:tcW w:w="4230" w:type="dxa"/>
-            <w:tcBorders>
-              <w:top w:val="nil"/>
-              <w:left w:val="nil"/>
-              <w:right w:val="nil"/>
-            </w:tcBorders>
+            <w:tcW w:w="3005" w:type="dxa"/>
           </w:tcPr>
           <w:p>
             <w:pPr>
-              <w:jc w:val="center"/>
-              <w:rPr>
-                <w:rFonts w:ascii="Aptos" w:eastAsia="Aptos" w:hAnsi="Aptos" w:cs="Aptos"/>
-                <w:sz w:val="22"/>
-                <w:szCs w:val="22"/>
-              </w:rPr>
-            </w:pPr>
-            <w:r>
-              <w:rPr>
-                <w:rFonts w:ascii="Aptos" w:eastAsia="Aptos" w:hAnsi="Aptos" w:cs="Aptos"/>
-                <w:sz w:val="22"/>
-                <w:szCs w:val="22"/>
-              </w:rPr>
-              <w:t xml:space="preserve">Full </w:t>
-            </w:r>
-            <w:r>
-              <w:rPr>
-                <w:rFonts w:ascii="Aptos" w:eastAsia="Aptos" w:hAnsi="Aptos" w:cs="Aptos"/>
-                <w:sz w:val="22"/>
-                <w:szCs w:val="22"/>
-              </w:rPr>
-              <w:t>Name</w:t>
+              <w:pStyle w:val="NoSpacing"/>
+              <w:rPr>
+                <w:b/>
+                <w:bCs/>
+                <w:sz w:val="22"/>
+                <w:szCs w:val="22"/>
+              </w:rPr>
+            </w:pPr>
+            <w:r>
+              <w:rPr>
+                <w:b/>
+                <w:bCs/>
+                <w:sz w:val="22"/>
+                <w:szCs w:val="22"/>
+              </w:rPr>
+              <w:t>CASE NAME</w:t>
             </w:r>
           </w:p>
         </w:tc>
         <w:tc>
           <w:tcPr>
-            <w:tcW w:w="1800" w:type="dxa"/>
-            <w:tcBorders>
-              <w:top w:val="nil"/>
-              <w:left w:val="nil"/>
-              <w:right w:val="nil"/>
-            </w:tcBorders>
+            <w:tcW w:w="3005" w:type="dxa"/>
           </w:tcPr>
           <w:p>
             <w:pPr>
-              <w:jc w:val="center"/>
-              <w:rPr>
-                <w:rFonts w:ascii="Aptos" w:eastAsia="Aptos" w:hAnsi="Aptos" w:cs="Aptos"/>
-                <w:sz w:val="22"/>
-                <w:szCs w:val="22"/>
-              </w:rPr>
-            </w:pPr>
-            <w:r>
-              <w:rPr>
-                <w:rFonts w:ascii="Aptos" w:eastAsia="Aptos" w:hAnsi="Aptos" w:cs="Aptos"/>
-                <w:sz w:val="22"/>
-                <w:szCs w:val="22"/>
-              </w:rPr>
-              <w:t>Age</w:t>
+              <w:pStyle w:val="NoSpacing"/>
+              <w:rPr>
+                <w:b/>
+                <w:bCs/>
+                <w:sz w:val="22"/>
+                <w:szCs w:val="22"/>
+              </w:rPr>
+            </w:pPr>
+            <w:r>
+              <w:rPr>
+                <w:b/>
+                <w:bCs/>
+                <w:sz w:val="22"/>
+                <w:szCs w:val="22"/>
+              </w:rPr>
+              <w:t>CASE NUMBER</w:t>
             </w:r>
           </w:p>
         </w:tc>
         <w:tc>
           <w:tcPr>
-            <w:tcW w:w="2970" w:type="dxa"/>
-            <w:tcBorders>
-              <w:top w:val="nil"/>
-              <w:left w:val="nil"/>
-              <w:right w:val="nil"/>
-            </w:tcBorders>
+            <w:tcW w:w="3005" w:type="dxa"/>
           </w:tcPr>
           <w:p>
             <w:pPr>
-              <w:jc w:val="center"/>
-              <w:rPr>
-                <w:rFonts w:ascii="Aptos" w:eastAsia="Aptos" w:hAnsi="Aptos" w:cs="Aptos"/>
-                <w:sz w:val="22"/>
-                <w:szCs w:val="22"/>
-              </w:rPr>
-            </w:pPr>
-            <w:r>
-              <w:rPr>
-                <w:rFonts w:ascii="Aptos" w:eastAsia="Aptos" w:hAnsi="Aptos" w:cs="Aptos"/>
-                <w:sz w:val="22"/>
-                <w:szCs w:val="22"/>
-              </w:rPr>
-              <w:t>Race or Tribal Affiliation</w:t>
-            </w:r>
-          </w:p>
-        </w:tc>
-        <w:tc>
-          <w:tcPr>
-            <w:tcW w:w="1800" w:type="dxa"/>
-            <w:tcBorders>
-              <w:top w:val="nil"/>
-              <w:left w:val="nil"/>
-              <w:right w:val="nil"/>
-            </w:tcBorders>
-          </w:tcPr>
-          <w:p>
-            <w:pPr>
-              <w:jc w:val="center"/>
-              <w:rPr>
-                <w:rFonts w:ascii="Aptos" w:eastAsia="Aptos" w:hAnsi="Aptos" w:cs="Aptos"/>
-                <w:sz w:val="22"/>
-                <w:szCs w:val="22"/>
-              </w:rPr>
-            </w:pPr>
-            <w:r>
-              <w:rPr>
-                <w:rFonts w:ascii="Aptos" w:eastAsia="Aptos" w:hAnsi="Aptos" w:cs="Aptos"/>
-                <w:sz w:val="22"/>
-                <w:szCs w:val="22"/>
-              </w:rPr>
-              <w:t>Sex</w:t>
+              <w:pStyle w:val="NoSpacing"/>
+              <w:rPr>
+                <w:b/>
+                <w:bCs/>
+                <w:sz w:val="22"/>
+                <w:szCs w:val="22"/>
+              </w:rPr>
+            </w:pPr>
+            <w:r>
+              <w:rPr>
+                <w:b/>
+                <w:bCs/>
+                <w:sz w:val="22"/>
+                <w:szCs w:val="22"/>
+              </w:rPr>
+              <w:t>COURT/ COUNTY</w:t>
             </w:r>
           </w:p>
         </w:tc>
@@ -2673,56 +2677,53 @@
         </w:trPr>
         <w:tc>
           <w:tcPr>
-            <w:tcW w:w="4230" w:type="dxa"/>
-            <w:tcBorders>
-              <w:bottom w:val="single" w:sz="2" w:space="0" w:color="000000" w:themeColor="text1"/>
-            </w:tcBorders>
+            <w:tcW w:w="3005" w:type="dxa"/>
           </w:tcPr>
           <w:p>
             <w:pPr>
-              <w:rPr>
-                <w:rFonts w:ascii="Aptos" w:eastAsia="Aptos" w:hAnsi="Aptos" w:cs="Aptos"/>
-                <w:sz w:val="22"/>
-                <w:szCs w:val="22"/>
-              </w:rPr>
-            </w:pPr>
-            <w:r>
-              <w:rPr>
-                <w:rFonts w:ascii="Aptos" w:eastAsia="Aptos" w:hAnsi="Aptos" w:cs="Aptos"/>
-                <w:sz w:val="22"/>
-                <w:szCs w:val="22"/>
-              </w:rPr>
-              <w:t xml:space="preserve">{%tr for </w:t>
-            </w:r>
-            <w:r>
-              <w:rPr>
-                <w:rFonts w:ascii="Aptos" w:eastAsia="Aptos" w:hAnsi="Aptos" w:cs="Aptos"/>
-                <w:sz w:val="22"/>
-                <w:szCs w:val="22"/>
-              </w:rPr>
-              <w:t>person</w:t>
-            </w:r>
-            <w:r>
-              <w:rPr>
-                <w:rFonts w:ascii="Aptos" w:eastAsia="Aptos" w:hAnsi="Aptos" w:cs="Aptos"/>
-                <w:sz w:val="22"/>
-                <w:szCs w:val="22"/>
-              </w:rPr>
-              <w:t xml:space="preserve"> in vul_person %}</w:t>
+              <w:spacing w:line="259" w:lineRule="auto"/>
+              <w:rPr>
+                <w:rFonts w:ascii="Aptos" w:eastAsia="Aptos" w:hAnsi="Aptos" w:cs="Aptos"/>
+                <w:sz w:val="22"/>
+                <w:szCs w:val="22"/>
+              </w:rPr>
+            </w:pPr>
+            <w:r>
+              <w:rPr>
+                <w:rFonts w:ascii="Aptos" w:eastAsia="Aptos" w:hAnsi="Aptos" w:cs="Aptos"/>
+                <w:color w:val="000000" w:themeColor="text1"/>
+                <w:sz w:val="22"/>
+                <w:szCs w:val="22"/>
+              </w:rPr>
+              <w:t xml:space="preserve">{%tr for case in </w:t>
+            </w:r>
+            <w:r>
+              <w:rPr>
+                <w:rFonts w:ascii="Aptos" w:eastAsia="Aptos" w:hAnsi="Aptos" w:cs="Aptos"/>
+                <w:sz w:val="22"/>
+                <w:szCs w:val="22"/>
+              </w:rPr>
+              <w:t>cases</w:t>
+            </w:r>
+            <w:r>
+              <w:rPr>
+                <w:rFonts w:ascii="Aptos" w:eastAsia="Aptos" w:hAnsi="Aptos" w:cs="Aptos"/>
+                <w:color w:val="000000" w:themeColor="text1"/>
+                <w:sz w:val="22"/>
+                <w:szCs w:val="22"/>
+              </w:rPr>
+              <w:t xml:space="preserve"> %}</w:t>
             </w:r>
           </w:p>
         </w:tc>
         <w:tc>
           <w:tcPr>
-            <w:tcW w:w="1800" w:type="dxa"/>
-            <w:tcBorders>
-              <w:bottom w:val="single" w:sz="2" w:space="0" w:color="000000" w:themeColor="text1"/>
-            </w:tcBorders>
+            <w:tcW w:w="3005" w:type="dxa"/>
           </w:tcPr>
           <w:p>
             <w:pPr>
-              <w:rPr>
-                <w:rFonts w:ascii="Aptos" w:eastAsia="Aptos" w:hAnsi="Aptos" w:cs="Aptos"/>
+              <w:pStyle w:val="NoSpacing"/>
+              <w:rPr>
                 <w:sz w:val="22"/>
                 <w:szCs w:val="22"/>
               </w:rPr>
@@ -2731,433 +2732,12 @@
         </w:tc>
         <w:tc>
           <w:tcPr>
-            <w:tcW w:w="2970" w:type="dxa"/>
-            <w:tcBorders>
-              <w:bottom w:val="single" w:sz="2" w:space="0" w:color="000000" w:themeColor="text1"/>
-            </w:tcBorders>
+            <w:tcW w:w="3005" w:type="dxa"/>
           </w:tcPr>
           <w:p>
             <w:pPr>
-              <w:rPr>
-                <w:rFonts w:ascii="Aptos" w:eastAsia="Aptos" w:hAnsi="Aptos" w:cs="Aptos"/>
-                <w:sz w:val="22"/>
-                <w:szCs w:val="22"/>
-              </w:rPr>
-            </w:pPr>
-          </w:p>
-        </w:tc>
-        <w:tc>
-          <w:tcPr>
-            <w:tcW w:w="1800" w:type="dxa"/>
-            <w:tcBorders>
-              <w:bottom w:val="single" w:sz="2" w:space="0" w:color="000000" w:themeColor="text1"/>
-            </w:tcBorders>
-          </w:tcPr>
-          <w:p>
-            <w:pPr>
-              <w:rPr>
-                <w:rFonts w:ascii="Aptos" w:eastAsia="Aptos" w:hAnsi="Aptos" w:cs="Aptos"/>
-                <w:sz w:val="22"/>
-                <w:szCs w:val="22"/>
-              </w:rPr>
-            </w:pPr>
-          </w:p>
-        </w:tc>
-      </w:tr>
-      <w:tr>
-        <w:trPr>
-          <w:trHeight w:val="302"/>
-        </w:trPr>
-        <w:tc>
-          <w:tcPr>
-            <w:tcW w:w="4230" w:type="dxa"/>
-          </w:tcPr>
-          <w:p>
-            <w:pPr>
-              <w:rPr>
-                <w:rFonts w:ascii="Aptos" w:eastAsia="Aptos" w:hAnsi="Aptos" w:cs="Aptos"/>
-                <w:sz w:val="22"/>
-                <w:szCs w:val="22"/>
-              </w:rPr>
-            </w:pPr>
-            <w:r>
-              <w:rPr>
-                <w:rFonts w:ascii="Aptos" w:eastAsia="Aptos" w:hAnsi="Aptos" w:cs="Aptos"/>
-                <w:sz w:val="22"/>
-                <w:szCs w:val="22"/>
-              </w:rPr>
-              <w:t>{{ person.name</w:t>
-            </w:r>
-            <w:r>
-              <w:rPr>
-                <w:rFonts w:ascii="Aptos" w:eastAsia="Aptos" w:hAnsi="Aptos" w:cs="Aptos"/>
-                <w:sz w:val="22"/>
-                <w:szCs w:val="22"/>
-              </w:rPr>
-              <w:t>.full()</w:t>
-            </w:r>
-            <w:r>
-              <w:rPr>
-                <w:rFonts w:ascii="Aptos" w:eastAsia="Aptos" w:hAnsi="Aptos" w:cs="Aptos"/>
-                <w:sz w:val="22"/>
-                <w:szCs w:val="22"/>
-              </w:rPr>
-              <w:t xml:space="preserve"> }}</w:t>
-            </w:r>
-          </w:p>
-        </w:tc>
-        <w:tc>
-          <w:tcPr>
-            <w:tcW w:w="1800" w:type="dxa"/>
-          </w:tcPr>
-          <w:p>
-            <w:pPr>
-              <w:rPr>
-                <w:rFonts w:ascii="Aptos" w:eastAsia="Aptos" w:hAnsi="Aptos" w:cs="Aptos"/>
-                <w:sz w:val="22"/>
-                <w:szCs w:val="22"/>
-              </w:rPr>
-            </w:pPr>
-            <w:r>
-              <w:rPr>
-                <w:rFonts w:ascii="Aptos" w:eastAsia="Aptos" w:hAnsi="Aptos" w:cs="Aptos"/>
-                <w:sz w:val="22"/>
-                <w:szCs w:val="22"/>
-              </w:rPr>
-              <w:t>{{ person.</w:t>
-            </w:r>
-            <w:r>
-              <w:rPr>
-                <w:rFonts w:ascii="Aptos" w:eastAsia="Aptos" w:hAnsi="Aptos" w:cs="Aptos"/>
-                <w:sz w:val="22"/>
-                <w:szCs w:val="22"/>
-              </w:rPr>
-              <w:t xml:space="preserve"> age_in_years()</w:t>
-            </w:r>
-            <w:r>
-              <w:rPr>
-                <w:rFonts w:ascii="Aptos" w:eastAsia="Aptos" w:hAnsi="Aptos" w:cs="Aptos"/>
-                <w:sz w:val="22"/>
-                <w:szCs w:val="22"/>
-              </w:rPr>
-              <w:t xml:space="preserve"> }}</w:t>
-            </w:r>
-          </w:p>
-        </w:tc>
-        <w:tc>
-          <w:tcPr>
-            <w:tcW w:w="2970" w:type="dxa"/>
-          </w:tcPr>
-          <w:p>
-            <w:pPr>
-              <w:rPr>
-                <w:rFonts w:ascii="Aptos" w:eastAsia="Aptos" w:hAnsi="Aptos" w:cs="Aptos"/>
-                <w:sz w:val="22"/>
-                <w:szCs w:val="22"/>
-              </w:rPr>
-            </w:pPr>
-            <w:r>
-              <w:rPr>
-                <w:rFonts w:ascii="Aptos" w:eastAsia="Aptos" w:hAnsi="Aptos" w:cs="Aptos"/>
-                <w:sz w:val="22"/>
-                <w:szCs w:val="22"/>
-              </w:rPr>
-              <w:t>{{ person.ethnic }}</w:t>
-            </w:r>
-          </w:p>
-        </w:tc>
-        <w:tc>
-          <w:tcPr>
-            <w:tcW w:w="1800" w:type="dxa"/>
-            <w:tcBorders>
-              <w:bottom w:val="single" w:sz="2" w:space="0" w:color="000000" w:themeColor="text1"/>
-            </w:tcBorders>
-          </w:tcPr>
-          <w:p>
-            <w:pPr>
-              <w:rPr>
-                <w:rFonts w:ascii="Aptos" w:eastAsia="Aptos" w:hAnsi="Aptos" w:cs="Aptos"/>
-                <w:sz w:val="22"/>
-                <w:szCs w:val="22"/>
-              </w:rPr>
-            </w:pPr>
-            <w:r>
-              <w:rPr>
-                <w:rFonts w:ascii="Aptos" w:eastAsia="Aptos" w:hAnsi="Aptos" w:cs="Aptos"/>
-                <w:sz w:val="22"/>
-                <w:szCs w:val="22"/>
-              </w:rPr>
-              <w:t>{{ person</w:t>
-            </w:r>
-            <w:r>
-              <w:rPr>
-                <w:rFonts w:ascii="Aptos" w:eastAsia="Aptos" w:hAnsi="Aptos" w:cs="Aptos"/>
-                <w:sz w:val="22"/>
-                <w:szCs w:val="22"/>
-              </w:rPr>
-              <w:t>.gender</w:t>
-            </w:r>
-            <w:r>
-              <w:rPr>
-                <w:rFonts w:ascii="Aptos" w:eastAsia="Aptos" w:hAnsi="Aptos" w:cs="Aptos"/>
-                <w:sz w:val="22"/>
-                <w:szCs w:val="22"/>
-              </w:rPr>
-              <w:t xml:space="preserve"> }}</w:t>
-            </w:r>
-          </w:p>
-        </w:tc>
-      </w:tr>
-      <w:tr>
-        <w:trPr>
-          <w:trHeight w:val="302"/>
-        </w:trPr>
-        <w:tc>
-          <w:tcPr>
-            <w:tcW w:w="4230" w:type="dxa"/>
-          </w:tcPr>
-          <w:p>
-            <w:pPr>
-              <w:rPr>
-                <w:rFonts w:ascii="Aptos" w:eastAsia="Aptos" w:hAnsi="Aptos" w:cs="Aptos"/>
-                <w:sz w:val="22"/>
-                <w:szCs w:val="22"/>
-              </w:rPr>
-            </w:pPr>
-            <w:r>
-              <w:rPr>
-                <w:rFonts w:ascii="Aptos" w:eastAsia="Aptos" w:hAnsi="Aptos" w:cs="Aptos"/>
-                <w:sz w:val="22"/>
-                <w:szCs w:val="22"/>
-              </w:rPr>
-              <w:t>{%tr endfor %}</w:t>
-            </w:r>
-          </w:p>
-        </w:tc>
-        <w:tc>
-          <w:tcPr>
-            <w:tcW w:w="1800" w:type="dxa"/>
-          </w:tcPr>
-          <w:p>
-            <w:pPr>
-              <w:rPr>
-                <w:rFonts w:ascii="Aptos" w:eastAsia="Aptos" w:hAnsi="Aptos" w:cs="Aptos"/>
-                <w:sz w:val="22"/>
-                <w:szCs w:val="22"/>
-              </w:rPr>
-            </w:pPr>
-          </w:p>
-        </w:tc>
-        <w:tc>
-          <w:tcPr>
-            <w:tcW w:w="2970" w:type="dxa"/>
-          </w:tcPr>
-          <w:p>
-            <w:pPr>
-              <w:rPr>
-                <w:rFonts w:ascii="Aptos" w:eastAsia="Aptos" w:hAnsi="Aptos" w:cs="Aptos"/>
-                <w:sz w:val="22"/>
-                <w:szCs w:val="22"/>
-              </w:rPr>
-            </w:pPr>
-          </w:p>
-        </w:tc>
-        <w:tc>
-          <w:tcPr>
-            <w:tcW w:w="1800" w:type="dxa"/>
-            <w:tcBorders>
-              <w:top w:val="single" w:sz="2" w:space="0" w:color="000000" w:themeColor="text1"/>
-            </w:tcBorders>
-          </w:tcPr>
-          <w:p>
-            <w:pPr>
-              <w:rPr>
-                <w:rFonts w:ascii="Aptos" w:eastAsia="Aptos" w:hAnsi="Aptos" w:cs="Aptos"/>
-                <w:sz w:val="22"/>
-                <w:szCs w:val="22"/>
-              </w:rPr>
-            </w:pPr>
-          </w:p>
-        </w:tc>
-      </w:tr>
-    </w:tbl>
-    <w:p>
-      <w:r>
-        <w:rPr>
-          <w:rFonts w:ascii="Aptos" w:eastAsia="Aptos" w:hAnsi="Aptos" w:cs="Aptos"/>
-        </w:rPr>
-        <w:lastRenderedPageBreak/>
-        <w:t xml:space="preserve"> </w:t>
-      </w:r>
-    </w:p>
-    <w:p>
-      <w:pPr>
-        <w:pStyle w:val="NoSpacing"/>
-        <w:numPr>
-          <w:ilvl w:val="0"/>
-          <w:numId w:val="29"/>
-        </w:numPr>
-        <w:rPr>
-          <w:sz w:val="22"/>
-          <w:szCs w:val="22"/>
-        </w:rPr>
-      </w:pPr>
-      <w:r>
-        <w:rPr>
-          <w:sz w:val="22"/>
-          <w:szCs w:val="22"/>
-        </w:rPr>
-        <w:t>Other court cases or other restraining, protection or no-contact orders involving P</w:t>
-      </w:r>
-      <w:r>
-        <w:rPr>
-          <w:sz w:val="22"/>
-          <w:szCs w:val="22"/>
-        </w:rPr>
-        <w:t>laintiff</w:t>
-      </w:r>
-      <w:r>
-        <w:rPr>
-          <w:sz w:val="22"/>
-          <w:szCs w:val="22"/>
-        </w:rPr>
-        <w:t>, Defendant,</w:t>
-      </w:r>
-      <w:r>
-        <w:rPr>
-          <w:sz w:val="22"/>
-          <w:szCs w:val="22"/>
-        </w:rPr>
-        <w:t xml:space="preserve"> </w:t>
-      </w:r>
-      <w:r>
-        <w:rPr>
-          <w:sz w:val="22"/>
-          <w:szCs w:val="22"/>
-        </w:rPr>
-        <w:t>minor child(ren) or vulnerable adults). Attach additional pages, if necessary</w:t>
-      </w:r>
-      <w:r>
-        <w:rPr>
-          <w:sz w:val="22"/>
-          <w:szCs w:val="22"/>
-        </w:rPr>
-        <w:t>:</w:t>
-      </w:r>
-    </w:p>
-    <w:tbl>
-      <w:tblPr>
-        <w:tblStyle w:val="TableGrid"/>
-        <w:tblW w:w="10800" w:type="dxa"/>
-        <w:tblInd w:w="-905" w:type="dxa"/>
-        <w:tblLayout w:type="fixed"/>
-        <w:tblLook w:val="06A0" w:firstRow="1" w:lastRow="0" w:firstColumn="1" w:lastColumn="0" w:noHBand="1" w:noVBand="1"/>
-      </w:tblPr>
-      <w:tblGrid>
-        <w:gridCol w:w="1980"/>
-        <w:gridCol w:w="2880"/>
-        <w:gridCol w:w="2807"/>
-        <w:gridCol w:w="3133"/>
-      </w:tblGrid>
-      <w:tr>
-        <w:trPr>
-          <w:trHeight w:val="300"/>
-        </w:trPr>
-        <w:tc>
-          <w:tcPr>
-            <w:tcW w:w="1980" w:type="dxa"/>
-          </w:tcPr>
-          <w:p>
-            <w:pPr>
-              <w:pStyle w:val="NoSpacing"/>
-              <w:rPr>
-                <w:b/>
-                <w:bCs/>
-                <w:sz w:val="22"/>
-                <w:szCs w:val="22"/>
-              </w:rPr>
-            </w:pPr>
-            <w:r>
-              <w:rPr>
-                <w:b/>
-                <w:bCs/>
-                <w:sz w:val="22"/>
-                <w:szCs w:val="22"/>
-              </w:rPr>
-              <w:t>CASE NAME</w:t>
-            </w:r>
-          </w:p>
-        </w:tc>
-        <w:tc>
-          <w:tcPr>
-            <w:tcW w:w="2880" w:type="dxa"/>
-          </w:tcPr>
-          <w:p>
-            <w:pPr>
-              <w:pStyle w:val="NoSpacing"/>
-              <w:rPr>
-                <w:sz w:val="22"/>
-                <w:szCs w:val="22"/>
-              </w:rPr>
-            </w:pPr>
-            <w:r>
-              <w:rPr>
-                <w:rFonts w:ascii="Aptos" w:eastAsia="Aptos" w:hAnsi="Aptos" w:cs="Aptos"/>
-                <w:sz w:val="22"/>
-                <w:szCs w:val="22"/>
-              </w:rPr>
-              <w:t>{{ case</w:t>
-            </w:r>
-            <w:r>
-              <w:rPr>
-                <w:rFonts w:ascii="Aptos" w:eastAsia="Aptos" w:hAnsi="Aptos" w:cs="Aptos"/>
-                <w:sz w:val="22"/>
-                <w:szCs w:val="22"/>
-              </w:rPr>
-              <w:t>s[0]</w:t>
-            </w:r>
-            <w:r>
-              <w:rPr>
-                <w:rFonts w:ascii="Aptos" w:eastAsia="Aptos" w:hAnsi="Aptos" w:cs="Aptos"/>
-                <w:sz w:val="22"/>
-                <w:szCs w:val="22"/>
-              </w:rPr>
-              <w:t>.</w:t>
-            </w:r>
-            <w:r>
-              <w:rPr>
-                <w:rFonts w:ascii="Aptos" w:eastAsia="Aptos" w:hAnsi="Aptos" w:cs="Aptos"/>
-                <w:sz w:val="22"/>
-                <w:szCs w:val="22"/>
-              </w:rPr>
-              <w:t>name }}</w:t>
-            </w:r>
-          </w:p>
-        </w:tc>
-        <w:tc>
-          <w:tcPr>
-            <w:tcW w:w="2807" w:type="dxa"/>
-          </w:tcPr>
-          <w:p>
-            <w:pPr>
-              <w:pStyle w:val="NoSpacing"/>
-              <w:rPr>
-                <w:rFonts w:ascii="Aptos" w:eastAsia="Aptos" w:hAnsi="Aptos" w:cs="Aptos"/>
-                <w:sz w:val="22"/>
-                <w:szCs w:val="22"/>
-              </w:rPr>
-            </w:pPr>
-          </w:p>
-        </w:tc>
-        <w:tc>
-          <w:tcPr>
-            <w:tcW w:w="3133" w:type="dxa"/>
-          </w:tcPr>
-          <w:p>
-            <w:pPr>
-              <w:pStyle w:val="NoSpacing"/>
-              <w:rPr>
-                <w:rFonts w:ascii="Aptos" w:eastAsia="Aptos" w:hAnsi="Aptos" w:cs="Aptos"/>
+              <w:pStyle w:val="NoSpacing"/>
+              <w:rPr>
                 <w:sz w:val="22"/>
                 <w:szCs w:val="22"/>
               </w:rPr>
@@ -3171,32 +2751,29 @@
         </w:trPr>
         <w:tc>
           <w:tcPr>
-            <w:tcW w:w="1980" w:type="dxa"/>
+            <w:tcW w:w="3005" w:type="dxa"/>
           </w:tcPr>
           <w:p>
             <w:pPr>
               <w:pStyle w:val="NoSpacing"/>
               <w:rPr>
-                <w:b/>
-                <w:bCs/>
-                <w:sz w:val="22"/>
-                <w:szCs w:val="22"/>
-              </w:rPr>
-            </w:pPr>
-            <w:r>
-              <w:rPr>
-                <w:b/>
-                <w:bCs/>
-                <w:sz w:val="22"/>
-                <w:szCs w:val="22"/>
-              </w:rPr>
-              <w:t>CASE NUMBER</w:t>
+                <w:sz w:val="22"/>
+                <w:szCs w:val="22"/>
+              </w:rPr>
+            </w:pPr>
+            <w:r>
+              <w:rPr>
+                <w:rFonts w:ascii="Aptos" w:eastAsia="Aptos" w:hAnsi="Aptos" w:cs="Aptos"/>
+                <w:sz w:val="22"/>
+                <w:szCs w:val="22"/>
+              </w:rPr>
+              <w:t>{{ case.name }}</w:t>
             </w:r>
           </w:p>
         </w:tc>
         <w:tc>
           <w:tcPr>
-            <w:tcW w:w="2880" w:type="dxa"/>
+            <w:tcW w:w="3005" w:type="dxa"/>
           </w:tcPr>
           <w:p>
             <w:pPr>
@@ -3212,62 +2789,44 @@
                 <w:sz w:val="22"/>
                 <w:szCs w:val="22"/>
               </w:rPr>
-              <w:t xml:space="preserve">{{ </w:t>
-            </w:r>
-            <w:r>
-              <w:rPr>
-                <w:rFonts w:ascii="Aptos" w:eastAsia="Aptos" w:hAnsi="Aptos" w:cs="Aptos"/>
-                <w:sz w:val="22"/>
-                <w:szCs w:val="22"/>
-              </w:rPr>
-              <w:t>cases[0]</w:t>
-            </w:r>
-            <w:r>
-              <w:rPr>
-                <w:rFonts w:ascii="Aptos" w:eastAsia="Aptos" w:hAnsi="Aptos" w:cs="Aptos"/>
-                <w:sz w:val="22"/>
-                <w:szCs w:val="22"/>
-              </w:rPr>
-              <w:t>.</w:t>
-            </w:r>
-            <w:r>
-              <w:rPr>
-                <w:rFonts w:ascii="Aptos" w:eastAsia="Aptos" w:hAnsi="Aptos" w:cs="Aptos"/>
-                <w:sz w:val="22"/>
-                <w:szCs w:val="22"/>
-              </w:rPr>
-              <w:t>number }}</w:t>
+              <w:t>{{ case.number }}</w:t>
             </w:r>
           </w:p>
         </w:tc>
         <w:tc>
           <w:tcPr>
-            <w:tcW w:w="2807" w:type="dxa"/>
+            <w:tcW w:w="3005" w:type="dxa"/>
           </w:tcPr>
           <w:p>
             <w:pPr>
               <w:pStyle w:val="NoSpacing"/>
               <w:rPr>
-                <w:rFonts w:ascii="Aptos" w:eastAsia="Aptos" w:hAnsi="Aptos" w:cs="Aptos"/>
-                <w:sz w:val="22"/>
-                <w:szCs w:val="22"/>
-              </w:rPr>
-            </w:pPr>
-          </w:p>
-        </w:tc>
-        <w:tc>
-          <w:tcPr>
-            <w:tcW w:w="3133" w:type="dxa"/>
-          </w:tcPr>
-          <w:p>
-            <w:pPr>
-              <w:pStyle w:val="NoSpacing"/>
-              <w:rPr>
-                <w:rFonts w:ascii="Aptos" w:eastAsia="Aptos" w:hAnsi="Aptos" w:cs="Aptos"/>
-                <w:sz w:val="22"/>
-                <w:szCs w:val="22"/>
-              </w:rPr>
-            </w:pPr>
+                <w:sz w:val="22"/>
+                <w:szCs w:val="22"/>
+              </w:rPr>
+            </w:pPr>
+            <w:r>
+              <w:rPr>
+                <w:sz w:val="22"/>
+                <w:szCs w:val="22"/>
+              </w:rPr>
+              <w:t>{{</w:t>
+            </w:r>
+            <w:r>
+              <w:rPr>
+                <w:rFonts w:ascii="Aptos" w:eastAsia="Aptos" w:hAnsi="Aptos" w:cs="Aptos"/>
+                <w:sz w:val="22"/>
+                <w:szCs w:val="22"/>
+              </w:rPr>
+              <w:t>case</w:t>
+            </w:r>
+            <w:r>
+              <w:rPr>
+                <w:sz w:val="22"/>
+                <w:szCs w:val="22"/>
+              </w:rPr>
+              <w:t>.court_or_county }}</w:t>
+            </w:r>
           </w:p>
         </w:tc>
       </w:tr>
@@ -3277,32 +2836,30 @@
         </w:trPr>
         <w:tc>
           <w:tcPr>
-            <w:tcW w:w="1980" w:type="dxa"/>
+            <w:tcW w:w="3005" w:type="dxa"/>
           </w:tcPr>
           <w:p>
             <w:pPr>
-              <w:pStyle w:val="NoSpacing"/>
-              <w:rPr>
-                <w:b/>
-                <w:bCs/>
-                <w:sz w:val="22"/>
-                <w:szCs w:val="22"/>
-              </w:rPr>
-            </w:pPr>
-            <w:r>
-              <w:rPr>
-                <w:b/>
-                <w:bCs/>
-                <w:sz w:val="22"/>
-                <w:szCs w:val="22"/>
-              </w:rPr>
-              <w:t>COURT/ COUNTY</w:t>
+              <w:rPr>
+                <w:rFonts w:ascii="Aptos" w:eastAsia="Aptos" w:hAnsi="Aptos" w:cs="Aptos"/>
+                <w:sz w:val="22"/>
+                <w:szCs w:val="22"/>
+              </w:rPr>
+            </w:pPr>
+            <w:r>
+              <w:rPr>
+                <w:rFonts w:ascii="Aptos" w:eastAsia="Aptos" w:hAnsi="Aptos" w:cs="Aptos"/>
+                <w:color w:val="000000" w:themeColor="text1"/>
+                <w:sz w:val="22"/>
+                <w:szCs w:val="22"/>
+              </w:rPr>
+              <w:t>{%tr endfor %}</w:t>
             </w:r>
           </w:p>
         </w:tc>
         <w:tc>
           <w:tcPr>
-            <w:tcW w:w="2880" w:type="dxa"/>
+            <w:tcW w:w="3005" w:type="dxa"/>
           </w:tcPr>
           <w:p>
             <w:pPr>
@@ -3312,68 +2869,11 @@
                 <w:szCs w:val="22"/>
               </w:rPr>
             </w:pPr>
-            <w:r>
-              <w:rPr>
-                <w:sz w:val="22"/>
-                <w:szCs w:val="22"/>
-              </w:rPr>
-              <w:t>{{</w:t>
-            </w:r>
-            <w:r>
-              <w:rPr>
-                <w:rFonts w:ascii="Aptos" w:eastAsia="Aptos" w:hAnsi="Aptos" w:cs="Aptos"/>
-                <w:sz w:val="22"/>
-                <w:szCs w:val="22"/>
-              </w:rPr>
-              <w:t>cases[0]</w:t>
-            </w:r>
-            <w:r>
-              <w:rPr>
-                <w:sz w:val="22"/>
-                <w:szCs w:val="22"/>
-              </w:rPr>
-              <w:t>.</w:t>
-            </w:r>
-            <w:r>
-              <w:rPr>
-                <w:sz w:val="22"/>
-                <w:szCs w:val="22"/>
-              </w:rPr>
-              <w:t>court</w:t>
-            </w:r>
-            <w:r>
-              <w:rPr>
-                <w:sz w:val="22"/>
-                <w:szCs w:val="22"/>
-              </w:rPr>
-              <w:t>_or_</w:t>
-            </w:r>
-            <w:r>
-              <w:rPr>
-                <w:sz w:val="22"/>
-                <w:szCs w:val="22"/>
-              </w:rPr>
-              <w:t>county }}</w:t>
-            </w:r>
           </w:p>
         </w:tc>
         <w:tc>
           <w:tcPr>
-            <w:tcW w:w="2807" w:type="dxa"/>
-          </w:tcPr>
-          <w:p>
-            <w:pPr>
-              <w:pStyle w:val="NoSpacing"/>
-              <w:rPr>
-                <w:sz w:val="22"/>
-                <w:szCs w:val="22"/>
-              </w:rPr>
-            </w:pPr>
-          </w:p>
-        </w:tc>
-        <w:tc>
-          <w:tcPr>
-            <w:tcW w:w="3133" w:type="dxa"/>
+            <w:tcW w:w="3005" w:type="dxa"/>
           </w:tcPr>
           <w:p>
             <w:pPr>
@@ -3387,9 +2887,15 @@
         </w:tc>
       </w:tr>
     </w:tbl>
+    <w:p/>
     <w:p>
       <w:pPr>
         <w:pStyle w:val="NoSpacing"/>
+        <w:spacing w:line="259" w:lineRule="auto"/>
+        <w:rPr>
+          <w:sz w:val="22"/>
+          <w:szCs w:val="22"/>
+        </w:rPr>
       </w:pPr>
     </w:p>
     <w:tbl>
@@ -3418,6 +2924,7 @@
               <w:pStyle w:val="NoSpacing"/>
             </w:pPr>
             <w:r>
+              <w:lastRenderedPageBreak/>
               <w:t>REQUEST FOR TEMPORARY ORDER: AN EMERGENCY EXISTS as described in the statement below. I need a "Temporary" restraining order issued immediately without "Notice" to the Defendant until a "Hearing" to avoid irreparable injury. I request a "Temporary Order for Protection" that will:</w:t>
             </w:r>
           </w:p>
@@ -3548,79 +3055,6 @@
               <w:pStyle w:val="NoSpacing"/>
             </w:pPr>
           </w:p>
-          <w:p>
-            <w:pPr>
-              <w:pStyle w:val="NoSpacing"/>
-            </w:pPr>
-            <w:r>
-              <w:rPr>
-                <w:rFonts w:ascii="Tahoma" w:hAnsi="Tahoma" w:cs="Tahoma"/>
-              </w:rPr>
-              <w:t xml:space="preserve"> </w:t>
-            </w:r>
-            <w:r>
-              <w:t>The minors or vulnerable adults named in paragraph ___ on page ___</w:t>
-            </w:r>
-            <w:r>
-              <w:t xml:space="preserve"> </w:t>
-            </w:r>
-            <w:r>
-              <w:rPr>
-                <w:rFonts w:ascii="Aptos" w:eastAsia="Aptos" w:hAnsi="Aptos" w:cs="Aptos"/>
-                <w:sz w:val="22"/>
-                <w:szCs w:val="22"/>
-              </w:rPr>
-              <w:t>{{</w:t>
-            </w:r>
-            <w:r>
-              <w:rPr>
-                <w:rFonts w:ascii="Aptos" w:eastAsia="Aptos" w:hAnsi="Aptos" w:cs="Aptos"/>
-                <w:sz w:val="22"/>
-                <w:szCs w:val="22"/>
-              </w:rPr>
-              <w:t xml:space="preserve"> </w:t>
-            </w:r>
-            <w:r>
-              <w:rPr>
-                <w:rFonts w:ascii="Aptos" w:eastAsia="Aptos" w:hAnsi="Aptos" w:cs="Aptos"/>
-                <w:sz w:val="22"/>
-                <w:szCs w:val="22"/>
-              </w:rPr>
-              <w:t>output_checkbox(</w:t>
-            </w:r>
-            <w:r>
-              <w:rPr>
-                <w:rFonts w:ascii="Aptos" w:eastAsia="Aptos" w:hAnsi="Aptos" w:cs="Aptos"/>
-                <w:sz w:val="22"/>
-                <w:szCs w:val="22"/>
-              </w:rPr>
-              <w:t>is_</w:t>
-            </w:r>
-            <w:r>
-              <w:rPr>
-                <w:rFonts w:ascii="Aptos" w:eastAsia="Aptos" w:hAnsi="Aptos" w:cs="Aptos"/>
-                <w:sz w:val="22"/>
-                <w:szCs w:val="22"/>
-              </w:rPr>
-              <w:t>minors_or_vulnerable_adults</w:t>
-            </w:r>
-            <w:r>
-              <w:rPr>
-                <w:rFonts w:ascii="Aptos" w:eastAsia="Aptos" w:hAnsi="Aptos" w:cs="Aptos"/>
-                <w:sz w:val="22"/>
-                <w:szCs w:val="22"/>
-              </w:rPr>
-              <w:t>)</w:t>
-            </w:r>
-            <w:r>
-              <w:rPr>
-                <w:rFonts w:ascii="Aptos" w:eastAsia="Aptos" w:hAnsi="Aptos" w:cs="Aptos"/>
-                <w:sz w:val="22"/>
-                <w:szCs w:val="22"/>
-              </w:rPr>
-              <w:t xml:space="preserve"> }}</w:t>
-            </w:r>
-          </w:p>
         </w:tc>
       </w:tr>
       <w:tr>
@@ -3711,73 +3145,6 @@
               <w:pStyle w:val="NoSpacing"/>
             </w:pPr>
           </w:p>
-          <w:p>
-            <w:pPr>
-              <w:pStyle w:val="NoSpacing"/>
-              <w:rPr>
-                <w:rFonts w:ascii="Aptos" w:eastAsia="Aptos" w:hAnsi="Aptos" w:cs="Aptos"/>
-                <w:sz w:val="22"/>
-                <w:szCs w:val="22"/>
-              </w:rPr>
-            </w:pPr>
-            <w:r>
-              <w:rPr>
-                <w:rFonts w:ascii="Tahoma" w:hAnsi="Tahoma" w:cs="Tahoma"/>
-              </w:rPr>
-              <w:t xml:space="preserve"> </w:t>
-            </w:r>
-            <w:r>
-              <w:t>The minors or vulnerable adults named in paragraph ___ on page ___</w:t>
-            </w:r>
-            <w:r>
-              <w:t xml:space="preserve"> </w:t>
-            </w:r>
-            <w:r>
-              <w:rPr>
-                <w:rFonts w:ascii="Aptos" w:eastAsia="Aptos" w:hAnsi="Aptos" w:cs="Aptos"/>
-                <w:sz w:val="22"/>
-                <w:szCs w:val="22"/>
-              </w:rPr>
-              <w:t xml:space="preserve">{{ </w:t>
-            </w:r>
-            <w:r>
-              <w:rPr>
-                <w:rFonts w:ascii="Aptos" w:eastAsia="Aptos" w:hAnsi="Aptos" w:cs="Aptos"/>
-                <w:sz w:val="22"/>
-                <w:szCs w:val="22"/>
-              </w:rPr>
-              <w:t>output_checkbox(</w:t>
-            </w:r>
-            <w:r>
-              <w:rPr>
-                <w:rFonts w:ascii="Aptos" w:eastAsia="Aptos" w:hAnsi="Aptos" w:cs="Aptos"/>
-                <w:sz w:val="22"/>
-                <w:szCs w:val="22"/>
-              </w:rPr>
-              <w:t>is_minors_or_vulnerable_adults</w:t>
-            </w:r>
-            <w:r>
-              <w:rPr>
-                <w:rFonts w:ascii="Aptos" w:eastAsia="Aptos" w:hAnsi="Aptos" w:cs="Aptos"/>
-                <w:sz w:val="22"/>
-                <w:szCs w:val="22"/>
-              </w:rPr>
-              <w:t>)</w:t>
-            </w:r>
-            <w:r>
-              <w:rPr>
-                <w:rFonts w:ascii="Aptos" w:eastAsia="Aptos" w:hAnsi="Aptos" w:cs="Aptos"/>
-                <w:sz w:val="22"/>
-                <w:szCs w:val="22"/>
-              </w:rPr>
-              <w:t xml:space="preserve"> }}</w:t>
-            </w:r>
-          </w:p>
-          <w:p>
-            <w:pPr>
-              <w:pStyle w:val="NoSpacing"/>
-            </w:pPr>
-          </w:p>
         </w:tc>
       </w:tr>
       <w:tr>
@@ -3806,6 +3173,11 @@
               <w:t>EXCLUDE Defendant from ANY place I may RESIDE.</w:t>
             </w:r>
           </w:p>
+          <w:p>
+            <w:pPr>
+              <w:pStyle w:val="NoSpacing"/>
+            </w:pPr>
+          </w:p>
         </w:tc>
       </w:tr>
       <w:tr>
@@ -4129,6 +3501,11 @@
               <w:t>REMAIN EFFECTIVE longer than 1 year because Defendant is likely to resume acts of unlawful harassment AGAINST me if the order EXPIRES in 1 year.</w:t>
             </w:r>
           </w:p>
+          <w:p>
+            <w:pPr>
+              <w:pStyle w:val="NoSpacing"/>
+            </w:pPr>
+          </w:p>
         </w:tc>
       </w:tr>
       <w:tr>
@@ -4157,6 +3534,11 @@
               <w:t>REQUIRE the Defendant to pay the fees and costs of this action.</w:t>
             </w:r>
           </w:p>
+          <w:p>
+            <w:pPr>
+              <w:pStyle w:val="NoSpacing"/>
+            </w:pPr>
+          </w:p>
         </w:tc>
       </w:tr>
       <w:tr>
@@ -4241,8 +3623,7 @@
           <w:sz w:val="22"/>
           <w:szCs w:val="22"/>
         </w:rPr>
-        <w:lastRenderedPageBreak/>
-        <w:t xml:space="preserve"> </w:t>
+        <w:t xml:space="preserve">  </w:t>
       </w:r>
     </w:p>
     <w:p>
@@ -4255,7 +3636,25 @@
           <w:sz w:val="22"/>
           <w:szCs w:val="22"/>
         </w:rPr>
-        <w:t>If you request a fee waiver, describe the incident(s) involving stalking, a sex offense, or domestic violence: (Attach additional pages, if necessary.)</w:t>
+        <w:t xml:space="preserve">I certify under penalty of perjury under the laws of the </w:t>
+      </w:r>
+      <w:r>
+        <w:rPr>
+          <w:rFonts w:ascii="Aptos" w:eastAsia="Aptos" w:hAnsi="Aptos" w:cs="Aptos"/>
+          <w:b/>
+          <w:bCs/>
+          <w:sz w:val="22"/>
+          <w:szCs w:val="22"/>
+        </w:rPr>
+        <w:t xml:space="preserve">MASHPEE WAMPANOAG TRIBE </w:t>
+      </w:r>
+      <w:r>
+        <w:rPr>
+          <w:rFonts w:ascii="Aptos" w:eastAsia="Aptos" w:hAnsi="Aptos" w:cs="Aptos"/>
+          <w:sz w:val="22"/>
+          <w:szCs w:val="22"/>
+        </w:rPr>
+        <w:t>that the foregoing is true and correct.</w:t>
       </w:r>
     </w:p>
     <w:p>
@@ -4268,77 +3667,33 @@
           <w:sz w:val="22"/>
           <w:szCs w:val="22"/>
         </w:rPr>
-        <w:t>{{  statement_2  }}</w:t>
+        <w:t xml:space="preserve"> </w:t>
       </w:r>
     </w:p>
     <w:p>
       <w:pPr>
         <w:spacing w:line="259" w:lineRule="auto"/>
-      </w:pPr>
-      <w:r>
-        <w:rPr>
-          <w:rFonts w:ascii="Aptos" w:eastAsia="Aptos" w:hAnsi="Aptos" w:cs="Aptos"/>
-          <w:sz w:val="22"/>
-          <w:szCs w:val="22"/>
-        </w:rPr>
-        <w:t xml:space="preserve"> </w:t>
-      </w:r>
-    </w:p>
-    <w:p>
-      <w:pPr>
-        <w:spacing w:line="259" w:lineRule="auto"/>
-      </w:pPr>
-      <w:r>
-        <w:rPr>
-          <w:rFonts w:ascii="Aptos" w:eastAsia="Aptos" w:hAnsi="Aptos" w:cs="Aptos"/>
-          <w:sz w:val="22"/>
-          <w:szCs w:val="22"/>
-        </w:rPr>
-        <w:t xml:space="preserve">I certify under penalty of perjury under the laws of the </w:t>
-      </w:r>
-      <w:r>
-        <w:rPr>
-          <w:rFonts w:ascii="Aptos" w:eastAsia="Aptos" w:hAnsi="Aptos" w:cs="Aptos"/>
-          <w:b/>
-          <w:bCs/>
-          <w:sz w:val="22"/>
-          <w:szCs w:val="22"/>
-        </w:rPr>
-        <w:t xml:space="preserve">MASHPEE WAMPANOAG TRIBE </w:t>
-      </w:r>
-      <w:r>
-        <w:rPr>
-          <w:rFonts w:ascii="Aptos" w:eastAsia="Aptos" w:hAnsi="Aptos" w:cs="Aptos"/>
-          <w:sz w:val="22"/>
-          <w:szCs w:val="22"/>
-        </w:rPr>
-        <w:t>that the foregoing is true and correct.</w:t>
-      </w:r>
-    </w:p>
-    <w:p>
-      <w:pPr>
-        <w:spacing w:line="259" w:lineRule="auto"/>
-      </w:pPr>
-      <w:r>
-        <w:rPr>
-          <w:rFonts w:ascii="Aptos" w:eastAsia="Aptos" w:hAnsi="Aptos" w:cs="Aptos"/>
-          <w:sz w:val="22"/>
-          <w:szCs w:val="22"/>
-        </w:rPr>
-        <w:t xml:space="preserve"> </w:t>
-      </w:r>
-    </w:p>
-    <w:p>
-      <w:pPr>
-        <w:spacing w:line="259" w:lineRule="auto"/>
-      </w:pPr>
-      <w:r>
-        <w:rPr>
-          <w:rFonts w:ascii="Aptos" w:eastAsia="Aptos" w:hAnsi="Aptos" w:cs="Aptos"/>
-          <w:sz w:val="22"/>
-          <w:szCs w:val="22"/>
-        </w:rPr>
-        <w:t>DATED this  {{  statement_date  }} at {{  town_name  }}, Massachusetts.</w:t>
+        <w:rPr>
+          <w:rFonts w:ascii="Aptos" w:eastAsia="Aptos" w:hAnsi="Aptos" w:cs="Aptos"/>
+          <w:sz w:val="22"/>
+          <w:szCs w:val="22"/>
+        </w:rPr>
+      </w:pPr>
+      <w:r>
+        <w:rPr>
+          <w:rFonts w:ascii="Aptos" w:eastAsia="Aptos" w:hAnsi="Aptos" w:cs="Aptos"/>
+          <w:sz w:val="22"/>
+          <w:szCs w:val="22"/>
+        </w:rPr>
+        <w:t>DATED this  {{  statement_date  }}</w:t>
+      </w:r>
+      <w:r>
+        <w:rPr>
+          <w:rFonts w:ascii="Aptos" w:eastAsia="Aptos" w:hAnsi="Aptos" w:cs="Aptos"/>
+          <w:sz w:val="22"/>
+          <w:szCs w:val="22"/>
+        </w:rPr>
+        <w:t>.</w:t>
       </w:r>
     </w:p>
     <w:p>
@@ -4783,25 +4138,20 @@
       <w:tblGrid>
         <w:gridCol w:w="2250"/>
         <w:gridCol w:w="270"/>
-        <w:gridCol w:w="270"/>
-        <w:gridCol w:w="630"/>
-        <w:gridCol w:w="180"/>
-        <w:gridCol w:w="180"/>
+        <w:gridCol w:w="900"/>
+        <w:gridCol w:w="360"/>
         <w:gridCol w:w="90"/>
         <w:gridCol w:w="540"/>
         <w:gridCol w:w="270"/>
-        <w:gridCol w:w="90"/>
-        <w:gridCol w:w="142"/>
-        <w:gridCol w:w="308"/>
-        <w:gridCol w:w="450"/>
+        <w:gridCol w:w="232"/>
+        <w:gridCol w:w="758"/>
         <w:gridCol w:w="90"/>
         <w:gridCol w:w="270"/>
         <w:gridCol w:w="886"/>
         <w:gridCol w:w="374"/>
         <w:gridCol w:w="540"/>
         <w:gridCol w:w="90"/>
-        <w:gridCol w:w="900"/>
-        <w:gridCol w:w="810"/>
+        <w:gridCol w:w="1710"/>
         <w:gridCol w:w="1170"/>
       </w:tblGrid>
       <w:tr>
@@ -4842,7 +4192,7 @@
         <w:tc>
           <w:tcPr>
             <w:tcW w:w="8550" w:type="dxa"/>
-            <w:gridSpan w:val="21"/>
+            <w:gridSpan w:val="16"/>
             <w:tcBorders>
               <w:bottom w:val="single" w:sz="18" w:space="0" w:color="000000" w:themeColor="text1"/>
             </w:tcBorders>
@@ -4899,7 +4249,7 @@
         <w:tc>
           <w:tcPr>
             <w:tcW w:w="10800" w:type="dxa"/>
-            <w:gridSpan w:val="22"/>
+            <w:gridSpan w:val="17"/>
             <w:tcBorders>
               <w:top w:val="single" w:sz="18" w:space="0" w:color="000000" w:themeColor="text1"/>
               <w:left w:val="single" w:sz="18" w:space="0" w:color="000000" w:themeColor="text1"/>
@@ -4964,7 +4314,7 @@
         <w:tc>
           <w:tcPr>
             <w:tcW w:w="4912" w:type="dxa"/>
-            <w:gridSpan w:val="11"/>
+            <w:gridSpan w:val="8"/>
             <w:tcBorders>
               <w:top w:val="single" w:sz="18" w:space="0" w:color="000000" w:themeColor="text1"/>
               <w:left w:val="single" w:sz="18" w:space="0" w:color="000000" w:themeColor="text1"/>
@@ -4990,7 +4340,7 @@
         <w:tc>
           <w:tcPr>
             <w:tcW w:w="5888" w:type="dxa"/>
-            <w:gridSpan w:val="11"/>
+            <w:gridSpan w:val="9"/>
             <w:tcBorders>
               <w:top w:val="single" w:sz="18" w:space="0" w:color="000000" w:themeColor="text1"/>
               <w:right w:val="single" w:sz="18" w:space="0" w:color="000000" w:themeColor="text1"/>
@@ -5036,7 +4386,7 @@
         <w:tc>
           <w:tcPr>
             <w:tcW w:w="10800" w:type="dxa"/>
-            <w:gridSpan w:val="22"/>
+            <w:gridSpan w:val="17"/>
             <w:tcBorders>
               <w:left w:val="single" w:sz="18" w:space="0" w:color="000000" w:themeColor="text1"/>
               <w:right w:val="single" w:sz="18" w:space="0" w:color="000000" w:themeColor="text1"/>
@@ -5378,7 +4728,7 @@
         <w:tc>
           <w:tcPr>
             <w:tcW w:w="10800" w:type="dxa"/>
-            <w:gridSpan w:val="22"/>
+            <w:gridSpan w:val="17"/>
             <w:tcBorders>
               <w:top w:val="single" w:sz="18" w:space="0" w:color="000000" w:themeColor="text1"/>
             </w:tcBorders>
@@ -5414,7 +4764,7 @@
         <w:tc>
           <w:tcPr>
             <w:tcW w:w="3870" w:type="dxa"/>
-            <w:gridSpan w:val="7"/>
+            <w:gridSpan w:val="5"/>
           </w:tcPr>
           <w:p>
             <w:pPr>
@@ -5468,7 +4818,7 @@
         <w:tc>
           <w:tcPr>
             <w:tcW w:w="3046" w:type="dxa"/>
-            <w:gridSpan w:val="9"/>
+            <w:gridSpan w:val="7"/>
           </w:tcPr>
           <w:p>
             <w:pPr>
@@ -5527,7 +4877,7 @@
         <w:tc>
           <w:tcPr>
             <w:tcW w:w="3884" w:type="dxa"/>
-            <w:gridSpan w:val="6"/>
+            <w:gridSpan w:val="5"/>
           </w:tcPr>
           <w:p>
             <w:pPr>
@@ -5722,7 +5072,7 @@
         <w:tc>
           <w:tcPr>
             <w:tcW w:w="1350" w:type="dxa"/>
-            <w:gridSpan w:val="5"/>
+            <w:gridSpan w:val="3"/>
           </w:tcPr>
           <w:p>
             <w:pPr>
@@ -5797,7 +5147,7 @@
         <w:tc>
           <w:tcPr>
             <w:tcW w:w="1890" w:type="dxa"/>
-            <w:gridSpan w:val="7"/>
+            <w:gridSpan w:val="5"/>
           </w:tcPr>
           <w:p>
             <w:pPr>
@@ -5871,7 +5221,7 @@
         <w:tc>
           <w:tcPr>
             <w:tcW w:w="2880" w:type="dxa"/>
-            <w:gridSpan w:val="3"/>
+            <w:gridSpan w:val="2"/>
           </w:tcPr>
           <w:p>
             <w:pPr>
@@ -5913,7 +5263,7 @@
         <w:tc>
           <w:tcPr>
             <w:tcW w:w="3870" w:type="dxa"/>
-            <w:gridSpan w:val="7"/>
+            <w:gridSpan w:val="5"/>
           </w:tcPr>
           <w:p>
             <w:pPr>
@@ -5958,7 +5308,7 @@
         <w:tc>
           <w:tcPr>
             <w:tcW w:w="1890" w:type="dxa"/>
-            <w:gridSpan w:val="7"/>
+            <w:gridSpan w:val="5"/>
           </w:tcPr>
           <w:p>
             <w:pPr>
@@ -6032,7 +5382,7 @@
         <w:tc>
           <w:tcPr>
             <w:tcW w:w="2880" w:type="dxa"/>
-            <w:gridSpan w:val="3"/>
+            <w:gridSpan w:val="2"/>
           </w:tcPr>
           <w:p>
             <w:pPr>
@@ -6074,7 +5424,7 @@
         <w:tc>
           <w:tcPr>
             <w:tcW w:w="3870" w:type="dxa"/>
-            <w:gridSpan w:val="7"/>
+            <w:gridSpan w:val="5"/>
           </w:tcPr>
           <w:p>
             <w:pPr>
@@ -6126,7 +5476,7 @@
         <w:tc>
           <w:tcPr>
             <w:tcW w:w="4050" w:type="dxa"/>
-            <w:gridSpan w:val="12"/>
+            <w:gridSpan w:val="10"/>
           </w:tcPr>
           <w:p>
             <w:pPr>
@@ -6184,7 +5534,7 @@
         <w:tc>
           <w:tcPr>
             <w:tcW w:w="2880" w:type="dxa"/>
-            <w:gridSpan w:val="3"/>
+            <w:gridSpan w:val="2"/>
           </w:tcPr>
           <w:p>
             <w:pPr>
@@ -6440,7 +5790,7 @@
         <w:tc>
           <w:tcPr>
             <w:tcW w:w="3870" w:type="dxa"/>
-            <w:gridSpan w:val="7"/>
+            <w:gridSpan w:val="5"/>
           </w:tcPr>
           <w:p>
             <w:pPr>
@@ -6487,7 +5837,7 @@
         <w:tc>
           <w:tcPr>
             <w:tcW w:w="4050" w:type="dxa"/>
-            <w:gridSpan w:val="12"/>
+            <w:gridSpan w:val="10"/>
           </w:tcPr>
           <w:p>
             <w:pPr>
@@ -6524,7 +5874,7 @@
         <w:tc>
           <w:tcPr>
             <w:tcW w:w="2880" w:type="dxa"/>
-            <w:gridSpan w:val="3"/>
+            <w:gridSpan w:val="2"/>
           </w:tcPr>
           <w:p>
             <w:pPr>
@@ -6684,7 +6034,7 @@
         <w:tc>
           <w:tcPr>
             <w:tcW w:w="2160" w:type="dxa"/>
-            <w:gridSpan w:val="7"/>
+            <w:gridSpan w:val="5"/>
           </w:tcPr>
           <w:p>
             <w:pPr>
@@ -6732,7 +6082,7 @@
         <w:tc>
           <w:tcPr>
             <w:tcW w:w="1350" w:type="dxa"/>
-            <w:gridSpan w:val="6"/>
+            <w:gridSpan w:val="4"/>
           </w:tcPr>
           <w:p>
             <w:pPr>
@@ -6810,7 +6160,7 @@
         <w:tc>
           <w:tcPr>
             <w:tcW w:w="2340" w:type="dxa"/>
-            <w:gridSpan w:val="4"/>
+            <w:gridSpan w:val="3"/>
           </w:tcPr>
           <w:p>
             <w:pPr>
@@ -6922,7 +6272,7 @@
         <w:tc>
           <w:tcPr>
             <w:tcW w:w="10800" w:type="dxa"/>
-            <w:gridSpan w:val="22"/>
+            <w:gridSpan w:val="17"/>
           </w:tcPr>
           <w:p>
             <w:pPr>
@@ -8224,7 +7574,7 @@
         <w:tc>
           <w:tcPr>
             <w:tcW w:w="10800" w:type="dxa"/>
-            <w:gridSpan w:val="22"/>
+            <w:gridSpan w:val="17"/>
           </w:tcPr>
           <w:p>
             <w:pPr>
@@ -9420,7 +8770,7 @@
         <w:tc>
           <w:tcPr>
             <w:tcW w:w="10800" w:type="dxa"/>
-            <w:gridSpan w:val="22"/>
+            <w:gridSpan w:val="17"/>
             <w:tcBorders>
               <w:top w:val="single" w:sz="18" w:space="0" w:color="000000" w:themeColor="text1"/>
               <w:left w:val="single" w:sz="2" w:space="0" w:color="000000" w:themeColor="text1"/>
@@ -9462,7 +8812,7 @@
         <w:tc>
           <w:tcPr>
             <w:tcW w:w="10800" w:type="dxa"/>
-            <w:gridSpan w:val="22"/>
+            <w:gridSpan w:val="17"/>
             <w:tcBorders>
               <w:top w:val="single" w:sz="4" w:space="0" w:color="auto"/>
               <w:left w:val="single" w:sz="2" w:space="0" w:color="000000" w:themeColor="text1"/>
@@ -9666,7 +9016,7 @@
         <w:tc>
           <w:tcPr>
             <w:tcW w:w="1260" w:type="dxa"/>
-            <w:gridSpan w:val="4"/>
+            <w:gridSpan w:val="2"/>
             <w:tcBorders>
               <w:top w:val="single" w:sz="4" w:space="0" w:color="auto"/>
             </w:tcBorders>
@@ -9722,7 +9072,7 @@
         <w:tc>
           <w:tcPr>
             <w:tcW w:w="1890" w:type="dxa"/>
-            <w:gridSpan w:val="7"/>
+            <w:gridSpan w:val="5"/>
             <w:tcBorders>
               <w:top w:val="single" w:sz="4" w:space="0" w:color="auto"/>
             </w:tcBorders>
@@ -9813,7 +9163,7 @@
         <w:tc>
           <w:tcPr>
             <w:tcW w:w="2970" w:type="dxa"/>
-            <w:gridSpan w:val="4"/>
+            <w:gridSpan w:val="3"/>
             <w:tcBorders>
               <w:top w:val="single" w:sz="4" w:space="0" w:color="auto"/>
               <w:right w:val="single" w:sz="2" w:space="0" w:color="000000" w:themeColor="text1"/>
@@ -9863,7 +9213,7 @@
         <w:tc>
           <w:tcPr>
             <w:tcW w:w="3780" w:type="dxa"/>
-            <w:gridSpan w:val="6"/>
+            <w:gridSpan w:val="4"/>
             <w:tcBorders>
               <w:top w:val="single" w:sz="4" w:space="0" w:color="auto"/>
               <w:left w:val="single" w:sz="2" w:space="0" w:color="000000" w:themeColor="text1"/>
@@ -9936,7 +9286,7 @@
         <w:tc>
           <w:tcPr>
             <w:tcW w:w="1890" w:type="dxa"/>
-            <w:gridSpan w:val="7"/>
+            <w:gridSpan w:val="5"/>
             <w:tcBorders>
               <w:top w:val="single" w:sz="4" w:space="0" w:color="auto"/>
             </w:tcBorders>
@@ -10036,7 +9386,7 @@
         <w:tc>
           <w:tcPr>
             <w:tcW w:w="2970" w:type="dxa"/>
-            <w:gridSpan w:val="4"/>
+            <w:gridSpan w:val="3"/>
             <w:tcBorders>
               <w:top w:val="single" w:sz="4" w:space="0" w:color="auto"/>
               <w:right w:val="single" w:sz="2" w:space="0" w:color="000000" w:themeColor="text1"/>
@@ -10086,7 +9436,7 @@
         <w:tc>
           <w:tcPr>
             <w:tcW w:w="10800" w:type="dxa"/>
-            <w:gridSpan w:val="22"/>
+            <w:gridSpan w:val="17"/>
             <w:tcBorders>
               <w:left w:val="single" w:sz="2" w:space="0" w:color="000000" w:themeColor="text1"/>
               <w:right w:val="single" w:sz="2" w:space="0" w:color="000000" w:themeColor="text1"/>
@@ -10136,7 +9486,7 @@
         <w:tc>
           <w:tcPr>
             <w:tcW w:w="4410" w:type="dxa"/>
-            <w:gridSpan w:val="8"/>
+            <w:gridSpan w:val="6"/>
             <w:tcBorders>
               <w:left w:val="single" w:sz="2" w:space="0" w:color="000000" w:themeColor="text1"/>
             </w:tcBorders>
@@ -10196,7 +9546,7 @@
         <w:tc>
           <w:tcPr>
             <w:tcW w:w="2506" w:type="dxa"/>
-            <w:gridSpan w:val="8"/>
+            <w:gridSpan w:val="6"/>
           </w:tcPr>
           <w:p>
             <w:pPr>
@@ -10239,7 +9589,7 @@
         <w:tc>
           <w:tcPr>
             <w:tcW w:w="3884" w:type="dxa"/>
-            <w:gridSpan w:val="6"/>
+            <w:gridSpan w:val="5"/>
             <w:tcBorders>
               <w:right w:val="single" w:sz="2" w:space="0" w:color="000000" w:themeColor="text1"/>
             </w:tcBorders>
@@ -10515,7 +9865,7 @@
         <w:tc>
           <w:tcPr>
             <w:tcW w:w="10800" w:type="dxa"/>
-            <w:gridSpan w:val="22"/>
+            <w:gridSpan w:val="17"/>
             <w:tcBorders>
               <w:left w:val="single" w:sz="2" w:space="0" w:color="000000" w:themeColor="text1"/>
               <w:right w:val="single" w:sz="2" w:space="0" w:color="000000" w:themeColor="text1"/>
@@ -10565,7 +9915,7 @@
         <w:tc>
           <w:tcPr>
             <w:tcW w:w="3420" w:type="dxa"/>
-            <w:gridSpan w:val="4"/>
+            <w:gridSpan w:val="3"/>
             <w:tcBorders>
               <w:left w:val="single" w:sz="2" w:space="0" w:color="000000" w:themeColor="text1"/>
             </w:tcBorders>
@@ -10638,7 +9988,7 @@
         <w:tc>
           <w:tcPr>
             <w:tcW w:w="3870" w:type="dxa"/>
-            <w:gridSpan w:val="13"/>
+            <w:gridSpan w:val="10"/>
           </w:tcPr>
           <w:p>
             <w:pPr>
@@ -10711,7 +10061,7 @@
         <w:tc>
           <w:tcPr>
             <w:tcW w:w="3510" w:type="dxa"/>
-            <w:gridSpan w:val="5"/>
+            <w:gridSpan w:val="4"/>
             <w:tcBorders>
               <w:right w:val="single" w:sz="2" w:space="0" w:color="000000" w:themeColor="text1"/>
             </w:tcBorders>
@@ -10742,7 +10092,7 @@
         <w:tc>
           <w:tcPr>
             <w:tcW w:w="10800" w:type="dxa"/>
-            <w:gridSpan w:val="22"/>
+            <w:gridSpan w:val="17"/>
             <w:tcBorders>
               <w:left w:val="single" w:sz="2" w:space="0" w:color="000000" w:themeColor="text1"/>
               <w:bottom w:val="single" w:sz="18" w:space="0" w:color="000000" w:themeColor="text1"/>
@@ -10876,1070 +10226,6 @@
                 <w:sz w:val="22"/>
                 <w:szCs w:val="22"/>
               </w:rPr>
-            </w:pPr>
-          </w:p>
-        </w:tc>
-      </w:tr>
-      <w:tr>
-        <w:trPr>
-          <w:trHeight w:val="300"/>
-        </w:trPr>
-        <w:tc>
-          <w:tcPr>
-            <w:tcW w:w="2790" w:type="dxa"/>
-            <w:gridSpan w:val="3"/>
-            <w:tcBorders>
-              <w:top w:val="single" w:sz="18" w:space="0" w:color="000000" w:themeColor="text1"/>
-              <w:left w:val="single" w:sz="2" w:space="0" w:color="000000" w:themeColor="text1"/>
-              <w:bottom w:val="single" w:sz="2" w:space="0" w:color="000000" w:themeColor="text1"/>
-              <w:right w:val="single" w:sz="2" w:space="0" w:color="000000" w:themeColor="text1"/>
-            </w:tcBorders>
-          </w:tcPr>
-          <w:p>
-            <w:pPr>
-              <w:pStyle w:val="NoSpacing"/>
-              <w:rPr>
-                <w:b/>
-                <w:bCs/>
-                <w:sz w:val="22"/>
-                <w:szCs w:val="22"/>
-              </w:rPr>
-            </w:pPr>
-            <w:r>
-              <w:rPr>
-                <w:b/>
-                <w:bCs/>
-                <w:sz w:val="22"/>
-                <w:szCs w:val="22"/>
-              </w:rPr>
-              <w:lastRenderedPageBreak/>
-              <w:t>Minor’s Information</w:t>
-            </w:r>
-          </w:p>
-        </w:tc>
-        <w:tc>
-          <w:tcPr>
-            <w:tcW w:w="4500" w:type="dxa"/>
-            <w:gridSpan w:val="14"/>
-            <w:tcBorders>
-              <w:top w:val="single" w:sz="18" w:space="0" w:color="000000" w:themeColor="text1"/>
-              <w:left w:val="single" w:sz="2" w:space="0" w:color="000000" w:themeColor="text1"/>
-              <w:bottom w:val="single" w:sz="2" w:space="0" w:color="000000" w:themeColor="text1"/>
-              <w:right w:val="single" w:sz="2" w:space="0" w:color="000000" w:themeColor="text1"/>
-            </w:tcBorders>
-          </w:tcPr>
-          <w:p>
-            <w:pPr>
-              <w:pStyle w:val="NoSpacing"/>
-              <w:rPr>
-                <w:b/>
-                <w:bCs/>
-                <w:sz w:val="22"/>
-                <w:szCs w:val="22"/>
-              </w:rPr>
-            </w:pPr>
-            <w:r>
-              <w:rPr>
-                <w:b/>
-                <w:bCs/>
-                <w:sz w:val="22"/>
-                <w:szCs w:val="22"/>
-              </w:rPr>
-              <w:t xml:space="preserve">Describe the minor’s relationship using terms </w:t>
-            </w:r>
-            <w:r>
-              <w:rPr>
-                <w:b/>
-                <w:bCs/>
-                <w:sz w:val="22"/>
-                <w:szCs w:val="22"/>
-              </w:rPr>
-              <w:t>such as</w:t>
-            </w:r>
-            <w:r>
-              <w:rPr>
-                <w:b/>
-                <w:bCs/>
-                <w:sz w:val="22"/>
-                <w:szCs w:val="22"/>
-              </w:rPr>
-              <w:t xml:space="preserve"> child, grandchild, stepchild, nephew, none</w:t>
-            </w:r>
-          </w:p>
-        </w:tc>
-        <w:tc>
-          <w:tcPr>
-            <w:tcW w:w="3510" w:type="dxa"/>
-            <w:gridSpan w:val="5"/>
-            <w:tcBorders>
-              <w:top w:val="single" w:sz="18" w:space="0" w:color="000000" w:themeColor="text1"/>
-              <w:left w:val="single" w:sz="2" w:space="0" w:color="000000" w:themeColor="text1"/>
-              <w:bottom w:val="single" w:sz="2" w:space="0" w:color="000000" w:themeColor="text1"/>
-              <w:right w:val="single" w:sz="2" w:space="0" w:color="000000" w:themeColor="text1"/>
-            </w:tcBorders>
-          </w:tcPr>
-          <w:p>
-            <w:pPr>
-              <w:pStyle w:val="NoSpacing"/>
-              <w:rPr>
-                <w:b/>
-                <w:bCs/>
-                <w:sz w:val="22"/>
-                <w:szCs w:val="22"/>
-              </w:rPr>
-            </w:pPr>
-            <w:r>
-              <w:rPr>
-                <w:b/>
-                <w:bCs/>
-                <w:sz w:val="22"/>
-                <w:szCs w:val="22"/>
-              </w:rPr>
-              <w:t>Minor’s Relationship to:</w:t>
-            </w:r>
-          </w:p>
-        </w:tc>
-      </w:tr>
-      <w:tr>
-        <w:trPr>
-          <w:trHeight w:val="300"/>
-        </w:trPr>
-        <w:tc>
-          <w:tcPr>
-            <w:tcW w:w="2790" w:type="dxa"/>
-            <w:gridSpan w:val="3"/>
-            <w:tcBorders>
-              <w:top w:val="single" w:sz="2" w:space="0" w:color="000000" w:themeColor="text1"/>
-              <w:left w:val="single" w:sz="2" w:space="0" w:color="000000" w:themeColor="text1"/>
-              <w:bottom w:val="single" w:sz="2" w:space="0" w:color="000000" w:themeColor="text1"/>
-              <w:right w:val="single" w:sz="2" w:space="0" w:color="000000" w:themeColor="text1"/>
-            </w:tcBorders>
-          </w:tcPr>
-          <w:p>
-            <w:pPr>
-              <w:pStyle w:val="NoSpacing"/>
-              <w:rPr>
-                <w:b/>
-                <w:bCs/>
-                <w:sz w:val="22"/>
-                <w:szCs w:val="22"/>
-              </w:rPr>
-            </w:pPr>
-            <w:r>
-              <w:rPr>
-                <w:b/>
-                <w:bCs/>
-                <w:sz w:val="22"/>
-                <w:szCs w:val="22"/>
-              </w:rPr>
-              <w:t>Full Name:</w:t>
-            </w:r>
-          </w:p>
-        </w:tc>
-        <w:tc>
-          <w:tcPr>
-            <w:tcW w:w="810" w:type="dxa"/>
-            <w:gridSpan w:val="2"/>
-            <w:tcBorders>
-              <w:top w:val="single" w:sz="2" w:space="0" w:color="000000" w:themeColor="text1"/>
-              <w:left w:val="single" w:sz="2" w:space="0" w:color="000000" w:themeColor="text1"/>
-              <w:bottom w:val="single" w:sz="2" w:space="0" w:color="000000" w:themeColor="text1"/>
-              <w:right w:val="single" w:sz="2" w:space="0" w:color="000000" w:themeColor="text1"/>
-            </w:tcBorders>
-          </w:tcPr>
-          <w:p>
-            <w:pPr>
-              <w:pStyle w:val="NoSpacing"/>
-              <w:rPr>
-                <w:sz w:val="22"/>
-                <w:szCs w:val="22"/>
-              </w:rPr>
-            </w:pPr>
-            <w:r>
-              <w:rPr>
-                <w:sz w:val="22"/>
-                <w:szCs w:val="22"/>
-              </w:rPr>
-              <w:t>Sex</w:t>
-            </w:r>
-          </w:p>
-        </w:tc>
-        <w:tc>
-          <w:tcPr>
-            <w:tcW w:w="1170" w:type="dxa"/>
-            <w:gridSpan w:val="5"/>
-            <w:tcBorders>
-              <w:top w:val="single" w:sz="2" w:space="0" w:color="000000" w:themeColor="text1"/>
-              <w:left w:val="single" w:sz="2" w:space="0" w:color="000000" w:themeColor="text1"/>
-              <w:bottom w:val="single" w:sz="2" w:space="0" w:color="000000" w:themeColor="text1"/>
-              <w:right w:val="single" w:sz="2" w:space="0" w:color="000000" w:themeColor="text1"/>
-            </w:tcBorders>
-          </w:tcPr>
-          <w:p>
-            <w:pPr>
-              <w:pStyle w:val="NoSpacing"/>
-              <w:rPr>
-                <w:sz w:val="22"/>
-                <w:szCs w:val="22"/>
-              </w:rPr>
-            </w:pPr>
-            <w:r>
-              <w:rPr>
-                <w:sz w:val="22"/>
-                <w:szCs w:val="22"/>
-              </w:rPr>
-              <w:t>Race</w:t>
-            </w:r>
-          </w:p>
-        </w:tc>
-        <w:tc>
-          <w:tcPr>
-            <w:tcW w:w="1260" w:type="dxa"/>
-            <w:gridSpan w:val="5"/>
-            <w:tcBorders>
-              <w:top w:val="single" w:sz="2" w:space="0" w:color="000000" w:themeColor="text1"/>
-              <w:left w:val="single" w:sz="2" w:space="0" w:color="000000" w:themeColor="text1"/>
-              <w:bottom w:val="single" w:sz="2" w:space="0" w:color="000000" w:themeColor="text1"/>
-              <w:right w:val="single" w:sz="2" w:space="0" w:color="000000" w:themeColor="text1"/>
-            </w:tcBorders>
-          </w:tcPr>
-          <w:p>
-            <w:pPr>
-              <w:pStyle w:val="NoSpacing"/>
-              <w:rPr>
-                <w:sz w:val="22"/>
-                <w:szCs w:val="22"/>
-              </w:rPr>
-            </w:pPr>
-            <w:r>
-              <w:rPr>
-                <w:sz w:val="22"/>
-                <w:szCs w:val="22"/>
-              </w:rPr>
-              <w:t>Birth date</w:t>
-            </w:r>
-          </w:p>
-        </w:tc>
-        <w:tc>
-          <w:tcPr>
-            <w:tcW w:w="1260" w:type="dxa"/>
-            <w:gridSpan w:val="2"/>
-            <w:tcBorders>
-              <w:top w:val="single" w:sz="2" w:space="0" w:color="000000" w:themeColor="text1"/>
-              <w:left w:val="single" w:sz="2" w:space="0" w:color="000000" w:themeColor="text1"/>
-              <w:bottom w:val="single" w:sz="2" w:space="0" w:color="000000" w:themeColor="text1"/>
-              <w:right w:val="single" w:sz="2" w:space="0" w:color="000000" w:themeColor="text1"/>
-            </w:tcBorders>
-          </w:tcPr>
-          <w:p>
-            <w:pPr>
-              <w:pStyle w:val="NoSpacing"/>
-              <w:rPr>
-                <w:sz w:val="22"/>
-                <w:szCs w:val="22"/>
-              </w:rPr>
-            </w:pPr>
-            <w:r>
-              <w:rPr>
-                <w:sz w:val="22"/>
-                <w:szCs w:val="22"/>
-              </w:rPr>
-              <w:t>Resides With</w:t>
-            </w:r>
-          </w:p>
-        </w:tc>
-        <w:tc>
-          <w:tcPr>
-            <w:tcW w:w="1530" w:type="dxa"/>
-            <w:gridSpan w:val="3"/>
-            <w:tcBorders>
-              <w:top w:val="single" w:sz="2" w:space="0" w:color="000000" w:themeColor="text1"/>
-              <w:left w:val="single" w:sz="2" w:space="0" w:color="000000" w:themeColor="text1"/>
-              <w:bottom w:val="single" w:sz="2" w:space="0" w:color="000000" w:themeColor="text1"/>
-              <w:right w:val="single" w:sz="2" w:space="0" w:color="000000" w:themeColor="text1"/>
-            </w:tcBorders>
-          </w:tcPr>
-          <w:p>
-            <w:pPr>
-              <w:pStyle w:val="NoSpacing"/>
-              <w:rPr>
-                <w:sz w:val="22"/>
-                <w:szCs w:val="22"/>
-              </w:rPr>
-            </w:pPr>
-            <w:r>
-              <w:rPr>
-                <w:sz w:val="22"/>
-                <w:szCs w:val="22"/>
-              </w:rPr>
-              <w:t>Protected Person</w:t>
-            </w:r>
-          </w:p>
-        </w:tc>
-        <w:tc>
-          <w:tcPr>
-            <w:tcW w:w="1980" w:type="dxa"/>
-            <w:gridSpan w:val="2"/>
-            <w:tcBorders>
-              <w:top w:val="single" w:sz="2" w:space="0" w:color="000000" w:themeColor="text1"/>
-              <w:left w:val="single" w:sz="2" w:space="0" w:color="000000" w:themeColor="text1"/>
-              <w:bottom w:val="single" w:sz="2" w:space="0" w:color="000000" w:themeColor="text1"/>
-              <w:right w:val="single" w:sz="2" w:space="0" w:color="000000" w:themeColor="text1"/>
-            </w:tcBorders>
-          </w:tcPr>
-          <w:p>
-            <w:pPr>
-              <w:pStyle w:val="NoSpacing"/>
-              <w:rPr>
-                <w:sz w:val="22"/>
-                <w:szCs w:val="22"/>
-              </w:rPr>
-            </w:pPr>
-            <w:r>
-              <w:rPr>
-                <w:sz w:val="22"/>
-                <w:szCs w:val="22"/>
-              </w:rPr>
-              <w:t>Restrained Person</w:t>
-            </w:r>
-          </w:p>
-        </w:tc>
-      </w:tr>
-      <w:tr>
-        <w:trPr>
-          <w:trHeight w:val="300"/>
-        </w:trPr>
-        <w:tc>
-          <w:tcPr>
-            <w:tcW w:w="2790" w:type="dxa"/>
-            <w:gridSpan w:val="3"/>
-            <w:tcBorders>
-              <w:top w:val="single" w:sz="2" w:space="0" w:color="000000" w:themeColor="text1"/>
-              <w:left w:val="single" w:sz="2" w:space="0" w:color="000000" w:themeColor="text1"/>
-              <w:bottom w:val="single" w:sz="2" w:space="0" w:color="000000" w:themeColor="text1"/>
-              <w:right w:val="single" w:sz="2" w:space="0" w:color="000000" w:themeColor="text1"/>
-            </w:tcBorders>
-          </w:tcPr>
-          <w:p>
-            <w:pPr>
-              <w:rPr>
-                <w:rFonts w:ascii="Aptos" w:eastAsia="Aptos" w:hAnsi="Aptos" w:cs="Aptos"/>
-                <w:sz w:val="22"/>
-                <w:szCs w:val="22"/>
-              </w:rPr>
-            </w:pPr>
-            <w:r>
-              <w:rPr>
-                <w:rFonts w:ascii="Aptos" w:eastAsia="Aptos" w:hAnsi="Aptos" w:cs="Aptos"/>
-                <w:sz w:val="22"/>
-                <w:szCs w:val="22"/>
-              </w:rPr>
-              <w:t>{%tr for child in minor %}</w:t>
-            </w:r>
-          </w:p>
-        </w:tc>
-        <w:tc>
-          <w:tcPr>
-            <w:tcW w:w="810" w:type="dxa"/>
-            <w:gridSpan w:val="2"/>
-            <w:tcBorders>
-              <w:top w:val="single" w:sz="2" w:space="0" w:color="000000" w:themeColor="text1"/>
-              <w:left w:val="single" w:sz="2" w:space="0" w:color="000000" w:themeColor="text1"/>
-              <w:bottom w:val="single" w:sz="2" w:space="0" w:color="000000" w:themeColor="text1"/>
-              <w:right w:val="single" w:sz="2" w:space="0" w:color="000000" w:themeColor="text1"/>
-            </w:tcBorders>
-          </w:tcPr>
-          <w:p>
-            <w:pPr>
-              <w:pStyle w:val="NoSpacing"/>
-              <w:rPr>
-                <w:sz w:val="22"/>
-                <w:szCs w:val="22"/>
-              </w:rPr>
-            </w:pPr>
-          </w:p>
-        </w:tc>
-        <w:tc>
-          <w:tcPr>
-            <w:tcW w:w="1170" w:type="dxa"/>
-            <w:gridSpan w:val="5"/>
-            <w:tcBorders>
-              <w:top w:val="single" w:sz="2" w:space="0" w:color="000000" w:themeColor="text1"/>
-              <w:left w:val="single" w:sz="2" w:space="0" w:color="000000" w:themeColor="text1"/>
-              <w:bottom w:val="single" w:sz="2" w:space="0" w:color="000000" w:themeColor="text1"/>
-              <w:right w:val="single" w:sz="2" w:space="0" w:color="000000" w:themeColor="text1"/>
-            </w:tcBorders>
-          </w:tcPr>
-          <w:p>
-            <w:pPr>
-              <w:pStyle w:val="NoSpacing"/>
-              <w:rPr>
-                <w:rFonts w:ascii="Aptos" w:eastAsia="Aptos" w:hAnsi="Aptos" w:cs="Aptos"/>
-                <w:sz w:val="22"/>
-                <w:szCs w:val="22"/>
-              </w:rPr>
-            </w:pPr>
-          </w:p>
-        </w:tc>
-        <w:tc>
-          <w:tcPr>
-            <w:tcW w:w="1260" w:type="dxa"/>
-            <w:gridSpan w:val="5"/>
-            <w:tcBorders>
-              <w:top w:val="single" w:sz="2" w:space="0" w:color="000000" w:themeColor="text1"/>
-              <w:left w:val="single" w:sz="2" w:space="0" w:color="000000" w:themeColor="text1"/>
-              <w:bottom w:val="single" w:sz="2" w:space="0" w:color="000000" w:themeColor="text1"/>
-              <w:right w:val="single" w:sz="2" w:space="0" w:color="000000" w:themeColor="text1"/>
-            </w:tcBorders>
-          </w:tcPr>
-          <w:p>
-            <w:pPr>
-              <w:pStyle w:val="NoSpacing"/>
-              <w:rPr>
-                <w:rFonts w:ascii="Aptos" w:eastAsia="Aptos" w:hAnsi="Aptos" w:cs="Aptos"/>
-                <w:sz w:val="22"/>
-                <w:szCs w:val="22"/>
-              </w:rPr>
-            </w:pPr>
-          </w:p>
-        </w:tc>
-        <w:tc>
-          <w:tcPr>
-            <w:tcW w:w="1260" w:type="dxa"/>
-            <w:gridSpan w:val="2"/>
-            <w:tcBorders>
-              <w:top w:val="single" w:sz="2" w:space="0" w:color="000000" w:themeColor="text1"/>
-              <w:left w:val="single" w:sz="2" w:space="0" w:color="000000" w:themeColor="text1"/>
-              <w:bottom w:val="single" w:sz="2" w:space="0" w:color="000000" w:themeColor="text1"/>
-              <w:right w:val="single" w:sz="2" w:space="0" w:color="000000" w:themeColor="text1"/>
-            </w:tcBorders>
-          </w:tcPr>
-          <w:p>
-            <w:pPr>
-              <w:pStyle w:val="NoSpacing"/>
-              <w:rPr>
-                <w:sz w:val="22"/>
-                <w:szCs w:val="22"/>
-              </w:rPr>
-            </w:pPr>
-          </w:p>
-        </w:tc>
-        <w:tc>
-          <w:tcPr>
-            <w:tcW w:w="1530" w:type="dxa"/>
-            <w:gridSpan w:val="3"/>
-            <w:tcBorders>
-              <w:top w:val="single" w:sz="2" w:space="0" w:color="000000" w:themeColor="text1"/>
-              <w:left w:val="single" w:sz="2" w:space="0" w:color="000000" w:themeColor="text1"/>
-              <w:bottom w:val="single" w:sz="2" w:space="0" w:color="000000" w:themeColor="text1"/>
-              <w:right w:val="single" w:sz="2" w:space="0" w:color="000000" w:themeColor="text1"/>
-            </w:tcBorders>
-          </w:tcPr>
-          <w:p>
-            <w:pPr>
-              <w:pStyle w:val="NoSpacing"/>
-              <w:rPr>
-                <w:sz w:val="22"/>
-                <w:szCs w:val="22"/>
-              </w:rPr>
-            </w:pPr>
-          </w:p>
-        </w:tc>
-        <w:tc>
-          <w:tcPr>
-            <w:tcW w:w="1980" w:type="dxa"/>
-            <w:gridSpan w:val="2"/>
-            <w:tcBorders>
-              <w:top w:val="single" w:sz="2" w:space="0" w:color="000000" w:themeColor="text1"/>
-              <w:left w:val="single" w:sz="2" w:space="0" w:color="000000" w:themeColor="text1"/>
-              <w:bottom w:val="single" w:sz="2" w:space="0" w:color="000000" w:themeColor="text1"/>
-              <w:right w:val="single" w:sz="2" w:space="0" w:color="000000" w:themeColor="text1"/>
-            </w:tcBorders>
-          </w:tcPr>
-          <w:p>
-            <w:pPr>
-              <w:pStyle w:val="NoSpacing"/>
-              <w:rPr>
-                <w:sz w:val="22"/>
-                <w:szCs w:val="22"/>
-              </w:rPr>
-            </w:pPr>
-          </w:p>
-        </w:tc>
-      </w:tr>
-      <w:tr>
-        <w:trPr>
-          <w:trHeight w:val="300"/>
-        </w:trPr>
-        <w:tc>
-          <w:tcPr>
-            <w:tcW w:w="2790" w:type="dxa"/>
-            <w:gridSpan w:val="3"/>
-            <w:tcBorders>
-              <w:top w:val="single" w:sz="2" w:space="0" w:color="000000" w:themeColor="text1"/>
-              <w:left w:val="single" w:sz="2" w:space="0" w:color="000000" w:themeColor="text1"/>
-              <w:bottom w:val="single" w:sz="2" w:space="0" w:color="000000" w:themeColor="text1"/>
-              <w:right w:val="single" w:sz="2" w:space="0" w:color="000000" w:themeColor="text1"/>
-            </w:tcBorders>
-          </w:tcPr>
-          <w:p>
-            <w:pPr>
-              <w:pStyle w:val="NoSpacing"/>
-              <w:rPr>
-                <w:rFonts w:ascii="Aptos" w:eastAsia="Aptos" w:hAnsi="Aptos" w:cs="Aptos"/>
-                <w:sz w:val="22"/>
-                <w:szCs w:val="22"/>
-              </w:rPr>
-            </w:pPr>
-            <w:r>
-              <w:rPr>
-                <w:rFonts w:ascii="Aptos" w:eastAsia="Aptos" w:hAnsi="Aptos" w:cs="Aptos"/>
-                <w:sz w:val="22"/>
-                <w:szCs w:val="22"/>
-              </w:rPr>
-              <w:t xml:space="preserve">{{ </w:t>
-            </w:r>
-            <w:r>
-              <w:rPr>
-                <w:rFonts w:ascii="Aptos" w:eastAsia="Aptos" w:hAnsi="Aptos" w:cs="Aptos"/>
-                <w:sz w:val="22"/>
-                <w:szCs w:val="22"/>
-              </w:rPr>
-              <w:t>child</w:t>
-            </w:r>
-            <w:r>
-              <w:rPr>
-                <w:rFonts w:ascii="Aptos" w:eastAsia="Aptos" w:hAnsi="Aptos" w:cs="Aptos"/>
-                <w:sz w:val="22"/>
-                <w:szCs w:val="22"/>
-              </w:rPr>
-              <w:t>.name</w:t>
-            </w:r>
-            <w:r>
-              <w:rPr>
-                <w:rFonts w:ascii="Aptos" w:eastAsia="Aptos" w:hAnsi="Aptos" w:cs="Aptos"/>
-                <w:sz w:val="22"/>
-                <w:szCs w:val="22"/>
-              </w:rPr>
-              <w:t>.full()</w:t>
-            </w:r>
-            <w:r>
-              <w:rPr>
-                <w:rFonts w:ascii="Aptos" w:eastAsia="Aptos" w:hAnsi="Aptos" w:cs="Aptos"/>
-                <w:sz w:val="22"/>
-                <w:szCs w:val="22"/>
-              </w:rPr>
-              <w:t xml:space="preserve"> }}</w:t>
-            </w:r>
-          </w:p>
-          <w:p>
-            <w:pPr>
-              <w:pStyle w:val="NoSpacing"/>
-              <w:rPr>
-                <w:sz w:val="22"/>
-                <w:szCs w:val="22"/>
-              </w:rPr>
-            </w:pPr>
-          </w:p>
-        </w:tc>
-        <w:tc>
-          <w:tcPr>
-            <w:tcW w:w="810" w:type="dxa"/>
-            <w:gridSpan w:val="2"/>
-            <w:tcBorders>
-              <w:top w:val="single" w:sz="2" w:space="0" w:color="000000" w:themeColor="text1"/>
-              <w:left w:val="single" w:sz="2" w:space="0" w:color="000000" w:themeColor="text1"/>
-              <w:bottom w:val="single" w:sz="2" w:space="0" w:color="000000" w:themeColor="text1"/>
-              <w:right w:val="single" w:sz="2" w:space="0" w:color="000000" w:themeColor="text1"/>
-            </w:tcBorders>
-          </w:tcPr>
-          <w:p>
-            <w:pPr>
-              <w:pStyle w:val="NoSpacing"/>
-              <w:rPr>
-                <w:sz w:val="22"/>
-                <w:szCs w:val="22"/>
-              </w:rPr>
-            </w:pPr>
-            <w:r>
-              <w:rPr>
-                <w:sz w:val="22"/>
-                <w:szCs w:val="22"/>
-              </w:rPr>
-              <w:t xml:space="preserve">{{ </w:t>
-            </w:r>
-            <w:r>
-              <w:rPr>
-                <w:sz w:val="22"/>
-                <w:szCs w:val="22"/>
-              </w:rPr>
-              <w:t>child.gender</w:t>
-            </w:r>
-            <w:r>
-              <w:rPr>
-                <w:sz w:val="22"/>
-                <w:szCs w:val="22"/>
-              </w:rPr>
-              <w:t xml:space="preserve"> }}</w:t>
-            </w:r>
-          </w:p>
-        </w:tc>
-        <w:tc>
-          <w:tcPr>
-            <w:tcW w:w="1170" w:type="dxa"/>
-            <w:gridSpan w:val="5"/>
-            <w:tcBorders>
-              <w:top w:val="single" w:sz="2" w:space="0" w:color="000000" w:themeColor="text1"/>
-              <w:left w:val="single" w:sz="2" w:space="0" w:color="000000" w:themeColor="text1"/>
-              <w:bottom w:val="single" w:sz="2" w:space="0" w:color="000000" w:themeColor="text1"/>
-              <w:right w:val="single" w:sz="2" w:space="0" w:color="000000" w:themeColor="text1"/>
-            </w:tcBorders>
-          </w:tcPr>
-          <w:p>
-            <w:pPr>
-              <w:pStyle w:val="NoSpacing"/>
-              <w:rPr>
-                <w:sz w:val="22"/>
-                <w:szCs w:val="22"/>
-              </w:rPr>
-            </w:pPr>
-            <w:r>
-              <w:rPr>
-                <w:rFonts w:ascii="Aptos" w:eastAsia="Aptos" w:hAnsi="Aptos" w:cs="Aptos"/>
-                <w:sz w:val="22"/>
-                <w:szCs w:val="22"/>
-              </w:rPr>
-              <w:t xml:space="preserve">{{ </w:t>
-            </w:r>
-            <w:r>
-              <w:rPr>
-                <w:rFonts w:ascii="Aptos" w:eastAsia="Aptos" w:hAnsi="Aptos" w:cs="Aptos"/>
-                <w:sz w:val="22"/>
-                <w:szCs w:val="22"/>
-              </w:rPr>
-              <w:t>child</w:t>
-            </w:r>
-            <w:r>
-              <w:rPr>
-                <w:rFonts w:ascii="Aptos" w:eastAsia="Aptos" w:hAnsi="Aptos" w:cs="Aptos"/>
-                <w:sz w:val="22"/>
-                <w:szCs w:val="22"/>
-              </w:rPr>
-              <w:t>.ethnic }}</w:t>
-            </w:r>
-          </w:p>
-        </w:tc>
-        <w:tc>
-          <w:tcPr>
-            <w:tcW w:w="1260" w:type="dxa"/>
-            <w:gridSpan w:val="5"/>
-            <w:tcBorders>
-              <w:top w:val="single" w:sz="2" w:space="0" w:color="000000" w:themeColor="text1"/>
-              <w:left w:val="single" w:sz="2" w:space="0" w:color="000000" w:themeColor="text1"/>
-              <w:bottom w:val="single" w:sz="2" w:space="0" w:color="000000" w:themeColor="text1"/>
-              <w:right w:val="single" w:sz="2" w:space="0" w:color="000000" w:themeColor="text1"/>
-            </w:tcBorders>
-          </w:tcPr>
-          <w:p>
-            <w:pPr>
-              <w:pStyle w:val="NoSpacing"/>
-              <w:rPr>
-                <w:sz w:val="22"/>
-                <w:szCs w:val="22"/>
-              </w:rPr>
-            </w:pPr>
-            <w:r>
-              <w:rPr>
-                <w:rFonts w:ascii="Aptos" w:eastAsia="Aptos" w:hAnsi="Aptos" w:cs="Aptos"/>
-                <w:sz w:val="22"/>
-                <w:szCs w:val="22"/>
-              </w:rPr>
-              <w:t xml:space="preserve">{{ </w:t>
-            </w:r>
-            <w:r>
-              <w:rPr>
-                <w:rFonts w:ascii="Aptos" w:eastAsia="Aptos" w:hAnsi="Aptos" w:cs="Aptos"/>
-                <w:sz w:val="22"/>
-                <w:szCs w:val="22"/>
-              </w:rPr>
-              <w:t>child. age_in_years()</w:t>
-            </w:r>
-            <w:r>
-              <w:rPr>
-                <w:rFonts w:ascii="Aptos" w:eastAsia="Aptos" w:hAnsi="Aptos" w:cs="Aptos"/>
-                <w:sz w:val="22"/>
-                <w:szCs w:val="22"/>
-              </w:rPr>
-              <w:t xml:space="preserve"> }}</w:t>
-            </w:r>
-          </w:p>
-        </w:tc>
-        <w:tc>
-          <w:tcPr>
-            <w:tcW w:w="1260" w:type="dxa"/>
-            <w:gridSpan w:val="2"/>
-            <w:tcBorders>
-              <w:top w:val="single" w:sz="2" w:space="0" w:color="000000" w:themeColor="text1"/>
-              <w:left w:val="single" w:sz="2" w:space="0" w:color="000000" w:themeColor="text1"/>
-              <w:bottom w:val="single" w:sz="2" w:space="0" w:color="000000" w:themeColor="text1"/>
-              <w:right w:val="single" w:sz="2" w:space="0" w:color="000000" w:themeColor="text1"/>
-            </w:tcBorders>
-          </w:tcPr>
-          <w:p>
-            <w:pPr>
-              <w:pStyle w:val="NoSpacing"/>
-              <w:rPr>
-                <w:sz w:val="22"/>
-                <w:szCs w:val="22"/>
-              </w:rPr>
-            </w:pPr>
-            <w:r>
-              <w:rPr>
-                <w:sz w:val="22"/>
-                <w:szCs w:val="22"/>
-              </w:rPr>
-              <w:t xml:space="preserve">{{ </w:t>
-            </w:r>
-            <w:r>
-              <w:rPr>
-                <w:sz w:val="22"/>
-                <w:szCs w:val="22"/>
-              </w:rPr>
-              <w:t>child</w:t>
-            </w:r>
-            <w:r>
-              <w:rPr>
-                <w:sz w:val="22"/>
-                <w:szCs w:val="22"/>
-              </w:rPr>
-              <w:t>.reside_with }}</w:t>
-            </w:r>
-          </w:p>
-        </w:tc>
-        <w:tc>
-          <w:tcPr>
-            <w:tcW w:w="1530" w:type="dxa"/>
-            <w:gridSpan w:val="3"/>
-            <w:tcBorders>
-              <w:top w:val="single" w:sz="2" w:space="0" w:color="000000" w:themeColor="text1"/>
-              <w:left w:val="single" w:sz="2" w:space="0" w:color="000000" w:themeColor="text1"/>
-              <w:bottom w:val="single" w:sz="2" w:space="0" w:color="000000" w:themeColor="text1"/>
-              <w:right w:val="single" w:sz="2" w:space="0" w:color="000000" w:themeColor="text1"/>
-            </w:tcBorders>
-          </w:tcPr>
-          <w:p>
-            <w:pPr>
-              <w:pStyle w:val="NoSpacing"/>
-              <w:rPr>
-                <w:sz w:val="22"/>
-                <w:szCs w:val="22"/>
-              </w:rPr>
-            </w:pPr>
-            <w:r>
-              <w:rPr>
-                <w:sz w:val="22"/>
-                <w:szCs w:val="22"/>
-              </w:rPr>
-              <w:t xml:space="preserve">{{ </w:t>
-            </w:r>
-            <w:r>
-              <w:rPr>
-                <w:sz w:val="22"/>
-                <w:szCs w:val="22"/>
-              </w:rPr>
-              <w:t>child</w:t>
-            </w:r>
-            <w:r>
-              <w:rPr>
-                <w:sz w:val="22"/>
-                <w:szCs w:val="22"/>
-              </w:rPr>
-              <w:t>.protected_relationship }}</w:t>
-            </w:r>
-          </w:p>
-        </w:tc>
-        <w:tc>
-          <w:tcPr>
-            <w:tcW w:w="1980" w:type="dxa"/>
-            <w:gridSpan w:val="2"/>
-            <w:tcBorders>
-              <w:top w:val="single" w:sz="2" w:space="0" w:color="000000" w:themeColor="text1"/>
-              <w:left w:val="single" w:sz="2" w:space="0" w:color="000000" w:themeColor="text1"/>
-              <w:bottom w:val="single" w:sz="2" w:space="0" w:color="000000" w:themeColor="text1"/>
-              <w:right w:val="single" w:sz="2" w:space="0" w:color="000000" w:themeColor="text1"/>
-            </w:tcBorders>
-          </w:tcPr>
-          <w:p>
-            <w:pPr>
-              <w:pStyle w:val="NoSpacing"/>
-              <w:rPr>
-                <w:sz w:val="22"/>
-                <w:szCs w:val="22"/>
-              </w:rPr>
-            </w:pPr>
-            <w:r>
-              <w:rPr>
-                <w:sz w:val="22"/>
-                <w:szCs w:val="22"/>
-              </w:rPr>
-              <w:t xml:space="preserve">{{ </w:t>
-            </w:r>
-            <w:r>
-              <w:rPr>
-                <w:sz w:val="22"/>
-                <w:szCs w:val="22"/>
-              </w:rPr>
-              <w:t>child</w:t>
-            </w:r>
-            <w:r>
-              <w:rPr>
-                <w:sz w:val="22"/>
-                <w:szCs w:val="22"/>
-              </w:rPr>
-              <w:t>.restrained_relationship }}</w:t>
-            </w:r>
-          </w:p>
-        </w:tc>
-      </w:tr>
-      <w:tr>
-        <w:trPr>
-          <w:trHeight w:val="300"/>
-        </w:trPr>
-        <w:tc>
-          <w:tcPr>
-            <w:tcW w:w="2790" w:type="dxa"/>
-            <w:gridSpan w:val="3"/>
-            <w:tcBorders>
-              <w:top w:val="single" w:sz="2" w:space="0" w:color="000000" w:themeColor="text1"/>
-              <w:left w:val="single" w:sz="2" w:space="0" w:color="000000" w:themeColor="text1"/>
-              <w:bottom w:val="single" w:sz="2" w:space="0" w:color="000000" w:themeColor="text1"/>
-              <w:right w:val="single" w:sz="2" w:space="0" w:color="000000" w:themeColor="text1"/>
-            </w:tcBorders>
-          </w:tcPr>
-          <w:p>
-            <w:pPr>
-              <w:rPr>
-                <w:rFonts w:ascii="Aptos" w:eastAsia="Aptos" w:hAnsi="Aptos" w:cs="Aptos"/>
-                <w:sz w:val="22"/>
-                <w:szCs w:val="22"/>
-              </w:rPr>
-            </w:pPr>
-            <w:r>
-              <w:rPr>
-                <w:rFonts w:ascii="Aptos" w:eastAsia="Aptos" w:hAnsi="Aptos" w:cs="Aptos"/>
-                <w:sz w:val="22"/>
-                <w:szCs w:val="22"/>
-              </w:rPr>
-              <w:t>{%tr endfor %}</w:t>
-            </w:r>
-          </w:p>
-        </w:tc>
-        <w:tc>
-          <w:tcPr>
-            <w:tcW w:w="810" w:type="dxa"/>
-            <w:gridSpan w:val="2"/>
-            <w:tcBorders>
-              <w:top w:val="single" w:sz="2" w:space="0" w:color="000000" w:themeColor="text1"/>
-              <w:left w:val="single" w:sz="2" w:space="0" w:color="000000" w:themeColor="text1"/>
-              <w:bottom w:val="single" w:sz="2" w:space="0" w:color="000000" w:themeColor="text1"/>
-              <w:right w:val="single" w:sz="2" w:space="0" w:color="000000" w:themeColor="text1"/>
-            </w:tcBorders>
-          </w:tcPr>
-          <w:p>
-            <w:pPr>
-              <w:pStyle w:val="NoSpacing"/>
-              <w:rPr>
-                <w:sz w:val="22"/>
-                <w:szCs w:val="22"/>
-              </w:rPr>
-            </w:pPr>
-          </w:p>
-        </w:tc>
-        <w:tc>
-          <w:tcPr>
-            <w:tcW w:w="1170" w:type="dxa"/>
-            <w:gridSpan w:val="5"/>
-            <w:tcBorders>
-              <w:top w:val="single" w:sz="2" w:space="0" w:color="000000" w:themeColor="text1"/>
-              <w:left w:val="single" w:sz="2" w:space="0" w:color="000000" w:themeColor="text1"/>
-              <w:bottom w:val="single" w:sz="2" w:space="0" w:color="000000" w:themeColor="text1"/>
-              <w:right w:val="single" w:sz="2" w:space="0" w:color="000000" w:themeColor="text1"/>
-            </w:tcBorders>
-          </w:tcPr>
-          <w:p>
-            <w:pPr>
-              <w:pStyle w:val="NoSpacing"/>
-              <w:rPr>
-                <w:rFonts w:ascii="Aptos" w:eastAsia="Aptos" w:hAnsi="Aptos" w:cs="Aptos"/>
-                <w:sz w:val="22"/>
-                <w:szCs w:val="22"/>
-              </w:rPr>
-            </w:pPr>
-          </w:p>
-        </w:tc>
-        <w:tc>
-          <w:tcPr>
-            <w:tcW w:w="1260" w:type="dxa"/>
-            <w:gridSpan w:val="5"/>
-            <w:tcBorders>
-              <w:top w:val="single" w:sz="2" w:space="0" w:color="000000" w:themeColor="text1"/>
-              <w:left w:val="single" w:sz="2" w:space="0" w:color="000000" w:themeColor="text1"/>
-              <w:bottom w:val="single" w:sz="2" w:space="0" w:color="000000" w:themeColor="text1"/>
-              <w:right w:val="single" w:sz="2" w:space="0" w:color="000000" w:themeColor="text1"/>
-            </w:tcBorders>
-          </w:tcPr>
-          <w:p>
-            <w:pPr>
-              <w:pStyle w:val="NoSpacing"/>
-              <w:rPr>
-                <w:rFonts w:ascii="Aptos" w:eastAsia="Aptos" w:hAnsi="Aptos" w:cs="Aptos"/>
-                <w:sz w:val="22"/>
-                <w:szCs w:val="22"/>
-              </w:rPr>
-            </w:pPr>
-          </w:p>
-        </w:tc>
-        <w:tc>
-          <w:tcPr>
-            <w:tcW w:w="1260" w:type="dxa"/>
-            <w:gridSpan w:val="2"/>
-            <w:tcBorders>
-              <w:top w:val="single" w:sz="2" w:space="0" w:color="000000" w:themeColor="text1"/>
-              <w:left w:val="single" w:sz="2" w:space="0" w:color="000000" w:themeColor="text1"/>
-              <w:bottom w:val="single" w:sz="2" w:space="0" w:color="000000" w:themeColor="text1"/>
-              <w:right w:val="single" w:sz="2" w:space="0" w:color="000000" w:themeColor="text1"/>
-            </w:tcBorders>
-          </w:tcPr>
-          <w:p>
-            <w:pPr>
-              <w:pStyle w:val="NoSpacing"/>
-              <w:rPr>
-                <w:sz w:val="22"/>
-                <w:szCs w:val="22"/>
-              </w:rPr>
-            </w:pPr>
-          </w:p>
-        </w:tc>
-        <w:tc>
-          <w:tcPr>
-            <w:tcW w:w="1530" w:type="dxa"/>
-            <w:gridSpan w:val="3"/>
-            <w:tcBorders>
-              <w:top w:val="single" w:sz="2" w:space="0" w:color="000000" w:themeColor="text1"/>
-              <w:left w:val="single" w:sz="2" w:space="0" w:color="000000" w:themeColor="text1"/>
-              <w:bottom w:val="single" w:sz="2" w:space="0" w:color="000000" w:themeColor="text1"/>
-              <w:right w:val="single" w:sz="2" w:space="0" w:color="000000" w:themeColor="text1"/>
-            </w:tcBorders>
-          </w:tcPr>
-          <w:p>
-            <w:pPr>
-              <w:pStyle w:val="NoSpacing"/>
-              <w:rPr>
-                <w:sz w:val="22"/>
-                <w:szCs w:val="22"/>
-              </w:rPr>
-            </w:pPr>
-          </w:p>
-        </w:tc>
-        <w:tc>
-          <w:tcPr>
-            <w:tcW w:w="1980" w:type="dxa"/>
-            <w:gridSpan w:val="2"/>
-            <w:tcBorders>
-              <w:top w:val="single" w:sz="2" w:space="0" w:color="000000" w:themeColor="text1"/>
-              <w:left w:val="single" w:sz="2" w:space="0" w:color="000000" w:themeColor="text1"/>
-              <w:bottom w:val="single" w:sz="2" w:space="0" w:color="000000" w:themeColor="text1"/>
-              <w:right w:val="single" w:sz="2" w:space="0" w:color="000000" w:themeColor="text1"/>
-            </w:tcBorders>
-          </w:tcPr>
-          <w:p>
-            <w:pPr>
-              <w:pStyle w:val="NoSpacing"/>
-              <w:rPr>
-                <w:sz w:val="22"/>
-                <w:szCs w:val="22"/>
-              </w:rPr>
-            </w:pPr>
-          </w:p>
-        </w:tc>
-      </w:tr>
-      <w:tr>
-        <w:trPr>
-          <w:trHeight w:val="300"/>
-        </w:trPr>
-        <w:tc>
-          <w:tcPr>
-            <w:tcW w:w="10800" w:type="dxa"/>
-            <w:gridSpan w:val="22"/>
-            <w:tcBorders>
-              <w:top w:val="single" w:sz="18" w:space="0" w:color="000000" w:themeColor="text1"/>
-              <w:left w:val="single" w:sz="2" w:space="0" w:color="000000" w:themeColor="text1"/>
-              <w:bottom w:val="single" w:sz="2" w:space="0" w:color="000000" w:themeColor="text1"/>
-              <w:right w:val="single" w:sz="2" w:space="0" w:color="000000" w:themeColor="text1"/>
-            </w:tcBorders>
-          </w:tcPr>
-          <w:p>
-            <w:pPr>
-              <w:pStyle w:val="NoSpacing"/>
-              <w:rPr>
-                <w:b/>
-                <w:bCs/>
-              </w:rPr>
-            </w:pPr>
-            <w:r>
-              <w:rPr>
-                <w:b/>
-                <w:bCs/>
-              </w:rPr>
-              <w:t>Victim’s Household Members or Adult Children Protected</w:t>
-            </w:r>
-          </w:p>
-        </w:tc>
-      </w:tr>
-      <w:tr>
-        <w:trPr>
-          <w:trHeight w:val="300"/>
-        </w:trPr>
-        <w:tc>
-          <w:tcPr>
-            <w:tcW w:w="5220" w:type="dxa"/>
-            <w:gridSpan w:val="12"/>
-            <w:tcBorders>
-              <w:top w:val="single" w:sz="2" w:space="0" w:color="000000" w:themeColor="text1"/>
-              <w:left w:val="single" w:sz="2" w:space="0" w:color="000000" w:themeColor="text1"/>
-              <w:bottom w:val="single" w:sz="2" w:space="0" w:color="000000" w:themeColor="text1"/>
-              <w:right w:val="single" w:sz="2" w:space="0" w:color="000000" w:themeColor="text1"/>
-            </w:tcBorders>
-          </w:tcPr>
-          <w:p>
-            <w:pPr>
-              <w:pStyle w:val="NoSpacing"/>
-            </w:pPr>
-            <w:r>
-              <w:t>{{ household</w:t>
-            </w:r>
-            <w:r>
-              <w:t>[0]</w:t>
-            </w:r>
-            <w:r>
-              <w:t>.name }}</w:t>
-            </w:r>
-          </w:p>
-        </w:tc>
-        <w:tc>
-          <w:tcPr>
-            <w:tcW w:w="5580" w:type="dxa"/>
-            <w:gridSpan w:val="10"/>
-            <w:tcBorders>
-              <w:top w:val="single" w:sz="2" w:space="0" w:color="000000" w:themeColor="text1"/>
-              <w:left w:val="single" w:sz="2" w:space="0" w:color="000000" w:themeColor="text1"/>
-              <w:bottom w:val="single" w:sz="2" w:space="0" w:color="000000" w:themeColor="text1"/>
-              <w:right w:val="single" w:sz="2" w:space="0" w:color="000000" w:themeColor="text1"/>
-            </w:tcBorders>
-          </w:tcPr>
-          <w:p>
-            <w:pPr>
-              <w:pStyle w:val="NoSpacing"/>
             </w:pPr>
           </w:p>
         </w:tc>

--- a/docassemble/MwtPetitionForHarassmentProtect/data/templates/mwt_petition_for_harassment_protect.docx
+++ b/docassemble/MwtPetitionForHarassmentProtect/data/templates/mwt_petition_for_harassment_protect.docx
@@ -53,19 +53,19 @@
     <w:p>
       <w:r>
         <w:rPr>
-          <w:rFonts w:ascii="Aptos" w:eastAsia="Aptos" w:hAnsi="Aptos" w:cs="Aptos"/>
+          <w:rFonts w:ascii="Aptos" w:hAnsi="Aptos" w:eastAsia="Aptos" w:cs="Aptos"/>
         </w:rPr>
         <w:t xml:space="preserve">Under Mashpee Wampanoag Tribal Law (20__-ORD-00_, Harassment &amp; Domestic Abuse Protection Order Ordinance) anyone who has been harassed can petition to the Tribal Court for a Harassment Protection Order. A Harassment Protection Order is a court order that helps stop the harassment or abuse and protects your safety, peace, and well-being. These orders are enforced by Tribal Police and other </w:t>
       </w:r>
       <w:r>
         <w:rPr>
-          <w:rFonts w:ascii="Aptos" w:eastAsia="Aptos" w:hAnsi="Aptos" w:cs="Aptos"/>
+          <w:rFonts w:ascii="Aptos" w:hAnsi="Aptos" w:eastAsia="Aptos" w:cs="Aptos"/>
         </w:rPr>
         <w:t>law enforcement</w:t>
       </w:r>
       <w:r>
         <w:rPr>
-          <w:rFonts w:ascii="Aptos" w:eastAsia="Aptos" w:hAnsi="Aptos" w:cs="Aptos"/>
+          <w:rFonts w:ascii="Aptos" w:hAnsi="Aptos" w:eastAsia="Aptos" w:cs="Aptos"/>
         </w:rPr>
         <w:t xml:space="preserve"> agencies.</w:t>
       </w:r>
@@ -73,7 +73,7 @@
     <w:p>
       <w:r>
         <w:rPr>
-          <w:rFonts w:ascii="Aptos" w:eastAsia="Aptos" w:hAnsi="Aptos" w:cs="Aptos"/>
+          <w:rFonts w:ascii="Aptos" w:hAnsi="Aptos" w:eastAsia="Aptos" w:cs="Aptos"/>
         </w:rPr>
         <w:t xml:space="preserve"> </w:t>
       </w:r>
@@ -81,7 +81,7 @@
     <w:p>
       <w:pPr>
         <w:rPr>
-          <w:rFonts w:ascii="Aptos" w:eastAsia="Aptos" w:hAnsi="Aptos" w:cs="Aptos"/>
+          <w:rFonts w:ascii="Aptos" w:hAnsi="Aptos" w:eastAsia="Aptos" w:cs="Aptos"/>
           <w:b/>
           <w:bCs/>
           <w:u w:val="single"/>
@@ -89,7 +89,7 @@
       </w:pPr>
       <w:r>
         <w:rPr>
-          <w:rFonts w:ascii="Aptos" w:eastAsia="Aptos" w:hAnsi="Aptos" w:cs="Aptos"/>
+          <w:rFonts w:ascii="Aptos" w:hAnsi="Aptos" w:eastAsia="Aptos" w:cs="Aptos"/>
           <w:b/>
           <w:bCs/>
           <w:u w:val="single"/>
@@ -100,12 +100,12 @@
     <w:p>
       <w:pPr>
         <w:rPr>
-          <w:rFonts w:ascii="Aptos" w:eastAsia="Aptos" w:hAnsi="Aptos" w:cs="Aptos"/>
-        </w:rPr>
-      </w:pPr>
-      <w:r>
-        <w:rPr>
-          <w:rFonts w:ascii="Aptos" w:eastAsia="Aptos" w:hAnsi="Aptos" w:cs="Aptos"/>
+          <w:rFonts w:ascii="Aptos" w:hAnsi="Aptos" w:eastAsia="Aptos" w:cs="Aptos"/>
+        </w:rPr>
+      </w:pPr>
+      <w:r>
+        <w:rPr>
+          <w:rFonts w:ascii="Aptos" w:hAnsi="Aptos" w:eastAsia="Aptos" w:cs="Aptos"/>
         </w:rPr>
         <w:t xml:space="preserve">Unlawful harassment means </w:t>
       </w:r>
@@ -134,32 +134,32 @@
     <w:p>
       <w:pPr>
         <w:rPr>
-          <w:rFonts w:ascii="Aptos" w:eastAsia="Aptos" w:hAnsi="Aptos" w:cs="Aptos"/>
+          <w:rFonts w:ascii="Aptos" w:hAnsi="Aptos" w:eastAsia="Aptos" w:cs="Aptos"/>
         </w:rPr>
       </w:pPr>
     </w:p>
     <w:p>
       <w:r>
         <w:rPr>
-          <w:rFonts w:ascii="Aptos" w:eastAsia="Aptos" w:hAnsi="Aptos" w:cs="Aptos"/>
+          <w:rFonts w:ascii="Aptos" w:hAnsi="Aptos" w:eastAsia="Aptos" w:cs="Aptos"/>
         </w:rPr>
         <w:t>And</w:t>
       </w:r>
       <w:r>
         <w:rPr>
-          <w:rFonts w:ascii="Aptos" w:eastAsia="Aptos" w:hAnsi="Aptos" w:cs="Aptos"/>
+          <w:rFonts w:ascii="Aptos" w:hAnsi="Aptos" w:eastAsia="Aptos" w:cs="Aptos"/>
         </w:rPr>
         <w:t xml:space="preserve"> the person by words or conduct places the person threatened in reasonable fear that the threat will be carried</w:t>
       </w:r>
       <w:r>
         <w:rPr>
-          <w:rFonts w:ascii="Aptos" w:eastAsia="Aptos" w:hAnsi="Aptos" w:cs="Aptos"/>
+          <w:rFonts w:ascii="Aptos" w:hAnsi="Aptos" w:eastAsia="Aptos" w:cs="Aptos"/>
         </w:rPr>
         <w:t xml:space="preserve"> </w:t>
       </w:r>
       <w:r>
         <w:rPr>
-          <w:rFonts w:ascii="Aptos" w:eastAsia="Aptos" w:hAnsi="Aptos" w:cs="Aptos"/>
+          <w:rFonts w:ascii="Aptos" w:hAnsi="Aptos" w:eastAsia="Aptos" w:cs="Aptos"/>
         </w:rPr>
         <w:t>out. See Tribal Law and Order Ordinance, Chapter 2, Section 2.7, Chapter 4, Section 4.5.</w:t>
       </w:r>
@@ -167,12 +167,12 @@
     <w:p>
       <w:pPr>
         <w:rPr>
-          <w:rFonts w:ascii="Aptos" w:eastAsia="Aptos" w:hAnsi="Aptos" w:cs="Aptos"/>
-        </w:rPr>
-      </w:pPr>
-      <w:r>
-        <w:rPr>
-          <w:rFonts w:ascii="Aptos" w:eastAsia="Aptos" w:hAnsi="Aptos" w:cs="Aptos"/>
+          <w:rFonts w:ascii="Aptos" w:hAnsi="Aptos" w:eastAsia="Aptos" w:cs="Aptos"/>
+        </w:rPr>
+      </w:pPr>
+      <w:r>
+        <w:rPr>
+          <w:rFonts w:ascii="Aptos" w:hAnsi="Aptos" w:eastAsia="Aptos" w:cs="Aptos"/>
         </w:rPr>
         <w:t xml:space="preserve"> </w:t>
       </w:r>
@@ -180,7 +180,7 @@
     <w:p>
       <w:pPr>
         <w:rPr>
-          <w:rFonts w:ascii="Aptos" w:eastAsia="Aptos" w:hAnsi="Aptos" w:cs="Aptos"/>
+          <w:rFonts w:ascii="Aptos" w:hAnsi="Aptos" w:eastAsia="Aptos" w:cs="Aptos"/>
           <w:b/>
           <w:bCs/>
           <w:u w:val="single"/>
@@ -188,7 +188,7 @@
       </w:pPr>
       <w:r>
         <w:rPr>
-          <w:rFonts w:ascii="Aptos" w:eastAsia="Aptos" w:hAnsi="Aptos" w:cs="Aptos"/>
+          <w:rFonts w:ascii="Aptos" w:hAnsi="Aptos" w:eastAsia="Aptos" w:cs="Aptos"/>
           <w:b/>
           <w:bCs/>
           <w:u w:val="single"/>
@@ -199,19 +199,19 @@
     <w:p>
       <w:r>
         <w:rPr>
-          <w:rFonts w:ascii="Aptos" w:eastAsia="Aptos" w:hAnsi="Aptos" w:cs="Aptos"/>
+          <w:rFonts w:ascii="Aptos" w:hAnsi="Aptos" w:eastAsia="Aptos" w:cs="Aptos"/>
         </w:rPr>
         <w:t xml:space="preserve">If you need help after court hours, on weekends, or during holidays, you can contact the Tribal Police Department. </w:t>
       </w:r>
       <w:r>
         <w:rPr>
-          <w:rFonts w:ascii="Aptos" w:eastAsia="Aptos" w:hAnsi="Aptos" w:cs="Aptos"/>
+          <w:rFonts w:ascii="Aptos" w:hAnsi="Aptos" w:eastAsia="Aptos" w:cs="Aptos"/>
         </w:rPr>
         <w:t>The Tribal Police</w:t>
       </w:r>
       <w:r>
         <w:rPr>
-          <w:rFonts w:ascii="Aptos" w:eastAsia="Aptos" w:hAnsi="Aptos" w:cs="Aptos"/>
+          <w:rFonts w:ascii="Aptos" w:hAnsi="Aptos" w:eastAsia="Aptos" w:cs="Aptos"/>
         </w:rPr>
         <w:t xml:space="preserve"> can connect you with an on-call Tribal Judge who can issue an emergency (ex parte) protection order to provide immediate protection.</w:t>
       </w:r>
@@ -219,7 +219,7 @@
     <w:p>
       <w:r>
         <w:rPr>
-          <w:rFonts w:ascii="Aptos" w:eastAsia="Aptos" w:hAnsi="Aptos" w:cs="Aptos"/>
+          <w:rFonts w:ascii="Aptos" w:hAnsi="Aptos" w:eastAsia="Aptos" w:cs="Aptos"/>
         </w:rPr>
         <w:t xml:space="preserve"> </w:t>
       </w:r>
@@ -230,7 +230,7 @@
       </w:pPr>
       <w:r>
         <w:rPr>
-          <w:rFonts w:ascii="Aptos" w:eastAsia="Aptos" w:hAnsi="Aptos" w:cs="Aptos"/>
+          <w:rFonts w:ascii="Aptos" w:hAnsi="Aptos" w:eastAsia="Aptos" w:cs="Aptos"/>
         </w:rPr>
         <w:t>An Ex Parte Order is a temporary order issued by the Tribal Court when only one party is present. It provides short-term protection until a hearing can be held, where both parties will have the opportunity to be heard. Any orders granted under this system are certified by the Court Clerk on the next business day.</w:t>
       </w:r>
@@ -238,7 +238,7 @@
     <w:p>
       <w:r>
         <w:rPr>
-          <w:rFonts w:ascii="Aptos" w:eastAsia="Aptos" w:hAnsi="Aptos" w:cs="Aptos"/>
+          <w:rFonts w:ascii="Aptos" w:hAnsi="Aptos" w:eastAsia="Aptos" w:cs="Aptos"/>
         </w:rPr>
         <w:t xml:space="preserve"> </w:t>
       </w:r>
@@ -246,7 +246,7 @@
     <w:p>
       <w:pPr>
         <w:rPr>
-          <w:rFonts w:ascii="Aptos" w:eastAsia="Aptos" w:hAnsi="Aptos" w:cs="Aptos"/>
+          <w:rFonts w:ascii="Aptos" w:hAnsi="Aptos" w:eastAsia="Aptos" w:cs="Aptos"/>
           <w:b/>
           <w:bCs/>
           <w:u w:val="single"/>
@@ -254,7 +254,7 @@
       </w:pPr>
       <w:r>
         <w:rPr>
-          <w:rFonts w:ascii="Aptos" w:eastAsia="Aptos" w:hAnsi="Aptos" w:cs="Aptos"/>
+          <w:rFonts w:ascii="Aptos" w:hAnsi="Aptos" w:eastAsia="Aptos" w:cs="Aptos"/>
           <w:b/>
           <w:bCs/>
           <w:u w:val="single"/>
@@ -265,12 +265,12 @@
     <w:p>
       <w:pPr>
         <w:rPr>
-          <w:rFonts w:ascii="Aptos" w:eastAsia="Aptos" w:hAnsi="Aptos" w:cs="Aptos"/>
-        </w:rPr>
-      </w:pPr>
-      <w:r>
-        <w:rPr>
-          <w:rFonts w:ascii="Aptos" w:eastAsia="Aptos" w:hAnsi="Aptos" w:cs="Aptos"/>
+          <w:rFonts w:ascii="Aptos" w:hAnsi="Aptos" w:eastAsia="Aptos" w:cs="Aptos"/>
+        </w:rPr>
+      </w:pPr>
+      <w:r>
+        <w:rPr>
+          <w:rFonts w:ascii="Aptos" w:hAnsi="Aptos" w:eastAsia="Aptos" w:cs="Aptos"/>
         </w:rPr>
         <w:t>A petition for a Harassment Protection Order may be filed by:</w:t>
       </w:r>
@@ -283,12 +283,12 @@
           <w:numId w:val="27"/>
         </w:numPr>
         <w:rPr>
-          <w:rFonts w:ascii="Aptos" w:eastAsia="Aptos" w:hAnsi="Aptos" w:cs="Aptos"/>
-        </w:rPr>
-      </w:pPr>
-      <w:r>
-        <w:rPr>
-          <w:rFonts w:ascii="Aptos" w:eastAsia="Aptos" w:hAnsi="Aptos" w:cs="Aptos"/>
+          <w:rFonts w:ascii="Aptos" w:hAnsi="Aptos" w:eastAsia="Aptos" w:cs="Aptos"/>
+        </w:rPr>
+      </w:pPr>
+      <w:r>
+        <w:rPr>
+          <w:rFonts w:ascii="Aptos" w:hAnsi="Aptos" w:eastAsia="Aptos" w:cs="Aptos"/>
         </w:rPr>
         <w:t>A person who is the victim of harassment;</w:t>
       </w:r>
@@ -301,12 +301,12 @@
           <w:numId w:val="27"/>
         </w:numPr>
         <w:rPr>
-          <w:rFonts w:ascii="Aptos" w:eastAsia="Aptos" w:hAnsi="Aptos" w:cs="Aptos"/>
-        </w:rPr>
-      </w:pPr>
-      <w:r>
-        <w:rPr>
-          <w:rFonts w:ascii="Aptos" w:eastAsia="Aptos" w:hAnsi="Aptos" w:cs="Aptos"/>
+          <w:rFonts w:ascii="Aptos" w:hAnsi="Aptos" w:eastAsia="Aptos" w:cs="Aptos"/>
+        </w:rPr>
+      </w:pPr>
+      <w:r>
+        <w:rPr>
+          <w:rFonts w:ascii="Aptos" w:hAnsi="Aptos" w:eastAsia="Aptos" w:cs="Aptos"/>
         </w:rPr>
         <w:t>A family or household member, social-services agency, or guardian filing on behalf of a minor or vulnerable adult who is the victim of harassment; or</w:t>
       </w:r>
@@ -319,24 +319,24 @@
           <w:numId w:val="27"/>
         </w:numPr>
         <w:rPr>
-          <w:rFonts w:ascii="Aptos" w:eastAsia="Aptos" w:hAnsi="Aptos" w:cs="Aptos"/>
-        </w:rPr>
-      </w:pPr>
-      <w:r>
-        <w:rPr>
-          <w:rFonts w:ascii="Aptos" w:eastAsia="Aptos" w:hAnsi="Aptos" w:cs="Aptos"/>
+          <w:rFonts w:ascii="Aptos" w:hAnsi="Aptos" w:eastAsia="Aptos" w:cs="Aptos"/>
+        </w:rPr>
+      </w:pPr>
+      <w:r>
+        <w:rPr>
+          <w:rFonts w:ascii="Aptos" w:hAnsi="Aptos" w:eastAsia="Aptos" w:cs="Aptos"/>
         </w:rPr>
         <w:t>A minor</w:t>
       </w:r>
       <w:r>
         <w:rPr>
-          <w:rFonts w:ascii="Aptos" w:eastAsia="Aptos" w:hAnsi="Aptos" w:cs="Aptos"/>
+          <w:rFonts w:ascii="Aptos" w:hAnsi="Aptos" w:eastAsia="Aptos" w:cs="Aptos"/>
         </w:rPr>
         <w:t xml:space="preserve"> </w:t>
       </w:r>
       <w:r>
         <w:rPr>
-          <w:rFonts w:ascii="Aptos" w:eastAsia="Aptos" w:hAnsi="Aptos" w:cs="Aptos"/>
+          <w:rFonts w:ascii="Aptos" w:hAnsi="Aptos" w:eastAsia="Aptos" w:cs="Aptos"/>
         </w:rPr>
         <w:t>who is legally emancipated.</w:t>
       </w:r>
@@ -344,7 +344,7 @@
     <w:p>
       <w:r>
         <w:rPr>
-          <w:rFonts w:ascii="Aptos" w:eastAsia="Aptos" w:hAnsi="Aptos" w:cs="Aptos"/>
+          <w:rFonts w:ascii="Aptos" w:hAnsi="Aptos" w:eastAsia="Aptos" w:cs="Aptos"/>
         </w:rPr>
         <w:t xml:space="preserve"> </w:t>
       </w:r>
@@ -352,7 +352,7 @@
     <w:p>
       <w:pPr>
         <w:rPr>
-          <w:rFonts w:ascii="Aptos" w:eastAsia="Aptos" w:hAnsi="Aptos" w:cs="Aptos"/>
+          <w:rFonts w:ascii="Aptos" w:hAnsi="Aptos" w:eastAsia="Aptos" w:cs="Aptos"/>
           <w:b/>
           <w:bCs/>
           <w:u w:val="single"/>
@@ -360,7 +360,7 @@
       </w:pPr>
       <w:r>
         <w:rPr>
-          <w:rFonts w:ascii="Aptos" w:eastAsia="Aptos" w:hAnsi="Aptos" w:cs="Aptos"/>
+          <w:rFonts w:ascii="Aptos" w:hAnsi="Aptos" w:eastAsia="Aptos" w:cs="Aptos"/>
           <w:b/>
           <w:bCs/>
           <w:u w:val="single"/>
@@ -371,7 +371,7 @@
     <w:p>
       <w:r>
         <w:rPr>
-          <w:rFonts w:ascii="Aptos" w:eastAsia="Aptos" w:hAnsi="Aptos" w:cs="Aptos"/>
+          <w:rFonts w:ascii="Aptos" w:hAnsi="Aptos" w:eastAsia="Aptos" w:cs="Aptos"/>
         </w:rPr>
         <w:t>The person filling out this form is called the Plaintiff. The person accused of harassment is called the Defendant.</w:t>
       </w:r>
@@ -386,7 +386,7 @@
       </w:pPr>
       <w:r>
         <w:rPr>
-          <w:rFonts w:ascii="Aptos" w:eastAsia="Aptos" w:hAnsi="Aptos" w:cs="Aptos"/>
+          <w:rFonts w:ascii="Aptos" w:hAnsi="Aptos" w:eastAsia="Aptos" w:cs="Aptos"/>
         </w:rPr>
         <w:t>If either you or the Defendant is under 18 years old, you must indicate this by selecting the appropriate option on the form.</w:t>
       </w:r>
@@ -401,19 +401,19 @@
       </w:pPr>
       <w:r>
         <w:rPr>
-          <w:rFonts w:ascii="Aptos" w:eastAsia="Aptos" w:hAnsi="Aptos" w:cs="Aptos"/>
+          <w:rFonts w:ascii="Aptos" w:hAnsi="Aptos" w:eastAsia="Aptos" w:cs="Aptos"/>
         </w:rPr>
         <w:t>By law, if either party is under 18, the case is not open to public inspection.</w:t>
       </w:r>
       <w:r>
         <w:rPr>
-          <w:rFonts w:ascii="Aptos" w:eastAsia="Aptos" w:hAnsi="Aptos" w:cs="Aptos"/>
+          <w:rFonts w:ascii="Aptos" w:hAnsi="Aptos" w:eastAsia="Aptos" w:cs="Aptos"/>
         </w:rPr>
         <w:t xml:space="preserve"> </w:t>
       </w:r>
       <w:r>
         <w:rPr>
-          <w:rFonts w:ascii="Aptos" w:eastAsia="Aptos" w:hAnsi="Aptos" w:cs="Aptos"/>
+          <w:rFonts w:ascii="Aptos" w:hAnsi="Aptos" w:eastAsia="Aptos" w:cs="Aptos"/>
         </w:rPr>
         <w:t>Records will only be available to the Plaintiff, the Plaintiff’s attorney, the minor, and the minor’s parent, guardian, or attorney.</w:t>
       </w:r>
@@ -421,7 +421,7 @@
     <w:p>
       <w:r>
         <w:rPr>
-          <w:rFonts w:ascii="Aptos" w:eastAsia="Aptos" w:hAnsi="Aptos" w:cs="Aptos"/>
+          <w:rFonts w:ascii="Aptos" w:hAnsi="Aptos" w:eastAsia="Aptos" w:cs="Aptos"/>
         </w:rPr>
         <w:lastRenderedPageBreak/>
         <w:t xml:space="preserve"> </w:t>
@@ -430,7 +430,7 @@
     <w:p>
       <w:pPr>
         <w:rPr>
-          <w:rFonts w:ascii="Aptos" w:eastAsia="Aptos" w:hAnsi="Aptos" w:cs="Aptos"/>
+          <w:rFonts w:ascii="Aptos" w:hAnsi="Aptos" w:eastAsia="Aptos" w:cs="Aptos"/>
           <w:b/>
           <w:bCs/>
           <w:u w:val="single"/>
@@ -438,7 +438,7 @@
       </w:pPr>
       <w:r>
         <w:rPr>
-          <w:rFonts w:ascii="Aptos" w:eastAsia="Aptos" w:hAnsi="Aptos" w:cs="Aptos"/>
+          <w:rFonts w:ascii="Aptos" w:hAnsi="Aptos" w:eastAsia="Aptos" w:cs="Aptos"/>
           <w:b/>
           <w:bCs/>
           <w:u w:val="single"/>
@@ -449,24 +449,24 @@
     <w:p>
       <w:pPr>
         <w:rPr>
-          <w:rFonts w:ascii="Aptos" w:eastAsia="Aptos" w:hAnsi="Aptos" w:cs="Aptos"/>
-        </w:rPr>
-      </w:pPr>
-      <w:r>
-        <w:rPr>
-          <w:rFonts w:ascii="Aptos" w:eastAsia="Aptos" w:hAnsi="Aptos" w:cs="Aptos"/>
+          <w:rFonts w:ascii="Aptos" w:hAnsi="Aptos" w:eastAsia="Aptos" w:cs="Aptos"/>
+        </w:rPr>
+      </w:pPr>
+      <w:r>
+        <w:rPr>
+          <w:rFonts w:ascii="Aptos" w:hAnsi="Aptos" w:eastAsia="Aptos" w:cs="Aptos"/>
         </w:rPr>
         <w:t xml:space="preserve">You may also ask the </w:t>
       </w:r>
       <w:r>
         <w:rPr>
-          <w:rFonts w:ascii="Aptos" w:eastAsia="Aptos" w:hAnsi="Aptos" w:cs="Aptos"/>
+          <w:rFonts w:ascii="Aptos" w:hAnsi="Aptos" w:eastAsia="Aptos" w:cs="Aptos"/>
         </w:rPr>
         <w:t xml:space="preserve">Tribal </w:t>
       </w:r>
       <w:r>
         <w:rPr>
-          <w:rFonts w:ascii="Aptos" w:eastAsia="Aptos" w:hAnsi="Aptos" w:cs="Aptos"/>
+          <w:rFonts w:ascii="Aptos" w:hAnsi="Aptos" w:eastAsia="Aptos" w:cs="Aptos"/>
         </w:rPr>
         <w:t>Judge to order the Defendant to compensate you for financial losses caused by the harassment. These may include:</w:t>
       </w:r>
@@ -479,12 +479,12 @@
           <w:numId w:val="10"/>
         </w:numPr>
         <w:rPr>
-          <w:rFonts w:ascii="Aptos" w:eastAsia="Aptos" w:hAnsi="Aptos" w:cs="Aptos"/>
-        </w:rPr>
-      </w:pPr>
-      <w:r>
-        <w:rPr>
-          <w:rFonts w:ascii="Aptos" w:eastAsia="Aptos" w:hAnsi="Aptos" w:cs="Aptos"/>
+          <w:rFonts w:ascii="Aptos" w:hAnsi="Aptos" w:eastAsia="Aptos" w:cs="Aptos"/>
+        </w:rPr>
+      </w:pPr>
+      <w:r>
+        <w:rPr>
+          <w:rFonts w:ascii="Aptos" w:hAnsi="Aptos" w:eastAsia="Aptos" w:cs="Aptos"/>
         </w:rPr>
         <w:t>Lost wages or earnings</w:t>
       </w:r>
@@ -497,12 +497,12 @@
           <w:numId w:val="10"/>
         </w:numPr>
         <w:rPr>
-          <w:rFonts w:ascii="Aptos" w:eastAsia="Aptos" w:hAnsi="Aptos" w:cs="Aptos"/>
-        </w:rPr>
-      </w:pPr>
-      <w:r>
-        <w:rPr>
-          <w:rFonts w:ascii="Aptos" w:eastAsia="Aptos" w:hAnsi="Aptos" w:cs="Aptos"/>
+          <w:rFonts w:ascii="Aptos" w:hAnsi="Aptos" w:eastAsia="Aptos" w:cs="Aptos"/>
+        </w:rPr>
+      </w:pPr>
+      <w:r>
+        <w:rPr>
+          <w:rFonts w:ascii="Aptos" w:hAnsi="Aptos" w:eastAsia="Aptos" w:cs="Aptos"/>
         </w:rPr>
         <w:t>Out-of-pocket expenses for injuries or property damage</w:t>
       </w:r>
@@ -515,12 +515,12 @@
           <w:numId w:val="10"/>
         </w:numPr>
         <w:rPr>
-          <w:rFonts w:ascii="Aptos" w:eastAsia="Aptos" w:hAnsi="Aptos" w:cs="Aptos"/>
-        </w:rPr>
-      </w:pPr>
-      <w:r>
-        <w:rPr>
-          <w:rFonts w:ascii="Aptos" w:eastAsia="Aptos" w:hAnsi="Aptos" w:cs="Aptos"/>
+          <w:rFonts w:ascii="Aptos" w:hAnsi="Aptos" w:eastAsia="Aptos" w:cs="Aptos"/>
+        </w:rPr>
+      </w:pPr>
+      <w:r>
+        <w:rPr>
+          <w:rFonts w:ascii="Aptos" w:hAnsi="Aptos" w:eastAsia="Aptos" w:cs="Aptos"/>
         </w:rPr>
         <w:t>Costs to replace locks or change phone numbers</w:t>
       </w:r>
@@ -533,12 +533,12 @@
           <w:numId w:val="10"/>
         </w:numPr>
         <w:rPr>
-          <w:rFonts w:ascii="Aptos" w:eastAsia="Aptos" w:hAnsi="Aptos" w:cs="Aptos"/>
-        </w:rPr>
-      </w:pPr>
-      <w:r>
-        <w:rPr>
-          <w:rFonts w:ascii="Aptos" w:eastAsia="Aptos" w:hAnsi="Aptos" w:cs="Aptos"/>
+          <w:rFonts w:ascii="Aptos" w:hAnsi="Aptos" w:eastAsia="Aptos" w:cs="Aptos"/>
+        </w:rPr>
+      </w:pPr>
+      <w:r>
+        <w:rPr>
+          <w:rFonts w:ascii="Aptos" w:hAnsi="Aptos" w:eastAsia="Aptos" w:cs="Aptos"/>
         </w:rPr>
         <w:t>Medical expenses</w:t>
       </w:r>
@@ -551,12 +551,12 @@
           <w:numId w:val="10"/>
         </w:numPr>
         <w:rPr>
-          <w:rFonts w:ascii="Aptos" w:eastAsia="Aptos" w:hAnsi="Aptos" w:cs="Aptos"/>
-        </w:rPr>
-      </w:pPr>
-      <w:r>
-        <w:rPr>
-          <w:rFonts w:ascii="Aptos" w:eastAsia="Aptos" w:hAnsi="Aptos" w:cs="Aptos"/>
+          <w:rFonts w:ascii="Aptos" w:hAnsi="Aptos" w:eastAsia="Aptos" w:cs="Aptos"/>
+        </w:rPr>
+      </w:pPr>
+      <w:r>
+        <w:rPr>
+          <w:rFonts w:ascii="Aptos" w:hAnsi="Aptos" w:eastAsia="Aptos" w:cs="Aptos"/>
         </w:rPr>
         <w:t>Reasonable attorney’s fees</w:t>
       </w:r>
@@ -564,7 +564,7 @@
     <w:p>
       <w:r>
         <w:rPr>
-          <w:rFonts w:ascii="Aptos" w:eastAsia="Aptos" w:hAnsi="Aptos" w:cs="Aptos"/>
+          <w:rFonts w:ascii="Aptos" w:hAnsi="Aptos" w:eastAsia="Aptos" w:cs="Aptos"/>
         </w:rPr>
         <w:t xml:space="preserve"> </w:t>
       </w:r>
@@ -575,7 +575,7 @@
       </w:pPr>
       <w:r>
         <w:rPr>
-          <w:rFonts w:ascii="Aptos" w:eastAsia="Aptos" w:hAnsi="Aptos" w:cs="Aptos"/>
+          <w:rFonts w:ascii="Aptos" w:hAnsi="Aptos" w:eastAsia="Aptos" w:cs="Aptos"/>
           <w:b/>
           <w:bCs/>
         </w:rPr>
@@ -585,7 +585,7 @@
     <w:p>
       <w:r>
         <w:rPr>
-          <w:rFonts w:ascii="Aptos" w:eastAsia="Aptos" w:hAnsi="Aptos" w:cs="Aptos"/>
+          <w:rFonts w:ascii="Aptos" w:hAnsi="Aptos" w:eastAsia="Aptos" w:cs="Aptos"/>
         </w:rPr>
         <w:t xml:space="preserve"> </w:t>
       </w:r>
@@ -593,7 +593,7 @@
     <w:p>
       <w:r>
         <w:rPr>
-          <w:rFonts w:ascii="Aptos" w:eastAsia="Aptos" w:hAnsi="Aptos" w:cs="Aptos"/>
+          <w:rFonts w:ascii="Aptos" w:hAnsi="Aptos" w:eastAsia="Aptos" w:cs="Aptos"/>
         </w:rPr>
         <w:t>Before beginning your online petition, please make sure you have the following information ready. Having these details will help you complete the form accurately and avoid delays:</w:t>
       </w:r>
@@ -606,12 +606,12 @@
           <w:numId w:val="8"/>
         </w:numPr>
         <w:rPr>
-          <w:rFonts w:ascii="Aptos" w:eastAsia="Aptos" w:hAnsi="Aptos" w:cs="Aptos"/>
-        </w:rPr>
-      </w:pPr>
-      <w:r>
-        <w:rPr>
-          <w:rFonts w:ascii="Aptos" w:eastAsia="Aptos" w:hAnsi="Aptos" w:cs="Aptos"/>
+          <w:rFonts w:ascii="Aptos" w:hAnsi="Aptos" w:eastAsia="Aptos" w:cs="Aptos"/>
+        </w:rPr>
+      </w:pPr>
+      <w:r>
+        <w:rPr>
+          <w:rFonts w:ascii="Aptos" w:hAnsi="Aptos" w:eastAsia="Aptos" w:cs="Aptos"/>
         </w:rPr>
         <w:t>Your full legal name, current address, phone number, and email address.</w:t>
       </w:r>
@@ -624,12 +624,12 @@
           <w:numId w:val="8"/>
         </w:numPr>
         <w:rPr>
-          <w:rFonts w:ascii="Aptos" w:eastAsia="Aptos" w:hAnsi="Aptos" w:cs="Aptos"/>
-        </w:rPr>
-      </w:pPr>
-      <w:r>
-        <w:rPr>
-          <w:rFonts w:ascii="Aptos" w:eastAsia="Aptos" w:hAnsi="Aptos" w:cs="Aptos"/>
+          <w:rFonts w:ascii="Aptos" w:hAnsi="Aptos" w:eastAsia="Aptos" w:cs="Aptos"/>
+        </w:rPr>
+      </w:pPr>
+      <w:r>
+        <w:rPr>
+          <w:rFonts w:ascii="Aptos" w:hAnsi="Aptos" w:eastAsia="Aptos" w:cs="Aptos"/>
         </w:rPr>
         <w:t>The Defendant’s full name, address (home, work, or other location), and any information that may help identify or locate them (such as phone number, employer, vehicle description, or social media profiles).</w:t>
       </w:r>
@@ -642,12 +642,12 @@
           <w:numId w:val="8"/>
         </w:numPr>
         <w:rPr>
-          <w:rFonts w:ascii="Aptos" w:eastAsia="Aptos" w:hAnsi="Aptos" w:cs="Aptos"/>
-        </w:rPr>
-      </w:pPr>
-      <w:r>
-        <w:rPr>
-          <w:rFonts w:ascii="Aptos" w:eastAsia="Aptos" w:hAnsi="Aptos" w:cs="Aptos"/>
+          <w:rFonts w:ascii="Aptos" w:hAnsi="Aptos" w:eastAsia="Aptos" w:cs="Aptos"/>
+        </w:rPr>
+      </w:pPr>
+      <w:r>
+        <w:rPr>
+          <w:rFonts w:ascii="Aptos" w:hAnsi="Aptos" w:eastAsia="Aptos" w:cs="Aptos"/>
         </w:rPr>
         <w:t>A clear description of what happened, including dates, times, and places of any harassment, threats, or incidents.</w:t>
       </w:r>
@@ -660,12 +660,12 @@
           <w:numId w:val="8"/>
         </w:numPr>
         <w:rPr>
-          <w:rFonts w:ascii="Aptos" w:eastAsia="Aptos" w:hAnsi="Aptos" w:cs="Aptos"/>
-        </w:rPr>
-      </w:pPr>
-      <w:r>
-        <w:rPr>
-          <w:rFonts w:ascii="Aptos" w:eastAsia="Aptos" w:hAnsi="Aptos" w:cs="Aptos"/>
+          <w:rFonts w:ascii="Aptos" w:hAnsi="Aptos" w:eastAsia="Aptos" w:cs="Aptos"/>
+        </w:rPr>
+      </w:pPr>
+      <w:r>
+        <w:rPr>
+          <w:rFonts w:ascii="Aptos" w:hAnsi="Aptos" w:eastAsia="Aptos" w:cs="Aptos"/>
         </w:rPr>
         <w:t>Names and contact information of any witnesses (if available).</w:t>
       </w:r>
@@ -678,12 +678,12 @@
           <w:numId w:val="8"/>
         </w:numPr>
         <w:rPr>
-          <w:rFonts w:ascii="Aptos" w:eastAsia="Aptos" w:hAnsi="Aptos" w:cs="Aptos"/>
-        </w:rPr>
-      </w:pPr>
-      <w:r>
-        <w:rPr>
-          <w:rFonts w:ascii="Aptos" w:eastAsia="Aptos" w:hAnsi="Aptos" w:cs="Aptos"/>
+          <w:rFonts w:ascii="Aptos" w:hAnsi="Aptos" w:eastAsia="Aptos" w:cs="Aptos"/>
+        </w:rPr>
+      </w:pPr>
+      <w:r>
+        <w:rPr>
+          <w:rFonts w:ascii="Aptos" w:hAnsi="Aptos" w:eastAsia="Aptos" w:cs="Aptos"/>
         </w:rPr>
         <w:t>Copies of any supporting evidence, such as text messages, emails, photos, social media posts, medical reports, or police reports.</w:t>
       </w:r>
@@ -696,12 +696,12 @@
           <w:numId w:val="8"/>
         </w:numPr>
         <w:rPr>
-          <w:rFonts w:ascii="Aptos" w:eastAsia="Aptos" w:hAnsi="Aptos" w:cs="Aptos"/>
-        </w:rPr>
-      </w:pPr>
-      <w:r>
-        <w:rPr>
-          <w:rFonts w:ascii="Aptos" w:eastAsia="Aptos" w:hAnsi="Aptos" w:cs="Aptos"/>
+          <w:rFonts w:ascii="Aptos" w:hAnsi="Aptos" w:eastAsia="Aptos" w:cs="Aptos"/>
+        </w:rPr>
+      </w:pPr>
+      <w:r>
+        <w:rPr>
+          <w:rFonts w:ascii="Aptos" w:hAnsi="Aptos" w:eastAsia="Aptos" w:cs="Aptos"/>
         </w:rPr>
         <w:t>Information about any previous or current court cases involving you and the Defendant. You will be asked to upload copies of these documents if available.</w:t>
       </w:r>
@@ -714,12 +714,12 @@
           <w:numId w:val="8"/>
         </w:numPr>
         <w:rPr>
-          <w:rFonts w:ascii="Aptos" w:eastAsia="Aptos" w:hAnsi="Aptos" w:cs="Aptos"/>
-        </w:rPr>
-      </w:pPr>
-      <w:r>
-        <w:rPr>
-          <w:rFonts w:ascii="Aptos" w:eastAsia="Aptos" w:hAnsi="Aptos" w:cs="Aptos"/>
+          <w:rFonts w:ascii="Aptos" w:hAnsi="Aptos" w:eastAsia="Aptos" w:cs="Aptos"/>
+        </w:rPr>
+      </w:pPr>
+      <w:r>
+        <w:rPr>
+          <w:rFonts w:ascii="Aptos" w:hAnsi="Aptos" w:eastAsia="Aptos" w:cs="Aptos"/>
         </w:rPr>
         <w:t>If you are requesting the Defendant stay away from your home, workplace, or school, make sure you have those addresses ready.</w:t>
       </w:r>
@@ -732,12 +732,12 @@
           <w:numId w:val="8"/>
         </w:numPr>
         <w:rPr>
-          <w:rFonts w:ascii="Aptos" w:eastAsia="Aptos" w:hAnsi="Aptos" w:cs="Aptos"/>
-        </w:rPr>
-      </w:pPr>
-      <w:r>
-        <w:rPr>
-          <w:rFonts w:ascii="Aptos" w:eastAsia="Aptos" w:hAnsi="Aptos" w:cs="Aptos"/>
+          <w:rFonts w:ascii="Aptos" w:hAnsi="Aptos" w:eastAsia="Aptos" w:cs="Aptos"/>
+        </w:rPr>
+      </w:pPr>
+      <w:r>
+        <w:rPr>
+          <w:rFonts w:ascii="Aptos" w:hAnsi="Aptos" w:eastAsia="Aptos" w:cs="Aptos"/>
         </w:rPr>
         <w:t>If you are asking for financial compensation (such as for property damage or medical costs), have receipts or proof of expenses available.</w:t>
       </w:r>
@@ -745,7 +745,7 @@
     <w:p>
       <w:r>
         <w:rPr>
-          <w:rFonts w:ascii="Aptos" w:eastAsia="Aptos" w:hAnsi="Aptos" w:cs="Aptos"/>
+          <w:rFonts w:ascii="Aptos" w:hAnsi="Aptos" w:eastAsia="Aptos" w:cs="Aptos"/>
         </w:rPr>
         <w:t xml:space="preserve"> </w:t>
       </w:r>
@@ -753,7 +753,7 @@
     <w:p>
       <w:r>
         <w:rPr>
-          <w:rFonts w:ascii="Aptos" w:eastAsia="Aptos" w:hAnsi="Aptos" w:cs="Aptos"/>
+          <w:rFonts w:ascii="Aptos" w:hAnsi="Aptos" w:eastAsia="Aptos" w:cs="Aptos"/>
         </w:rPr>
         <w:t>Once you have gathered this information, proceed to fill out the form carefully and completely.</w:t>
       </w:r>
@@ -761,7 +761,7 @@
     <w:p>
       <w:r>
         <w:rPr>
-          <w:rFonts w:ascii="Aptos" w:eastAsia="Aptos" w:hAnsi="Aptos" w:cs="Aptos"/>
+          <w:rFonts w:ascii="Aptos" w:hAnsi="Aptos" w:eastAsia="Aptos" w:cs="Aptos"/>
         </w:rPr>
         <w:t xml:space="preserve"> </w:t>
       </w:r>
@@ -772,7 +772,7 @@
       </w:pPr>
       <w:r>
         <w:rPr>
-          <w:rFonts w:ascii="Aptos" w:eastAsia="Aptos" w:hAnsi="Aptos" w:cs="Aptos"/>
+          <w:rFonts w:ascii="Aptos" w:hAnsi="Aptos" w:eastAsia="Aptos" w:cs="Aptos"/>
           <w:b/>
           <w:bCs/>
         </w:rPr>
@@ -782,7 +782,7 @@
     <w:p>
       <w:r>
         <w:rPr>
-          <w:rFonts w:ascii="Aptos" w:eastAsia="Aptos" w:hAnsi="Aptos" w:cs="Aptos"/>
+          <w:rFonts w:ascii="Aptos" w:hAnsi="Aptos" w:eastAsia="Aptos" w:cs="Aptos"/>
         </w:rPr>
         <w:t xml:space="preserve"> </w:t>
       </w:r>
@@ -790,13 +790,13 @@
     <w:p>
       <w:r>
         <w:rPr>
-          <w:rFonts w:ascii="Aptos" w:eastAsia="Aptos" w:hAnsi="Aptos" w:cs="Aptos"/>
+          <w:rFonts w:ascii="Aptos" w:hAnsi="Aptos" w:eastAsia="Aptos" w:cs="Aptos"/>
         </w:rPr>
         <w:t xml:space="preserve">To request a </w:t>
       </w:r>
       <w:r>
         <w:rPr>
-          <w:rFonts w:ascii="Aptos" w:eastAsia="Aptos" w:hAnsi="Aptos" w:cs="Aptos"/>
+          <w:rFonts w:ascii="Aptos" w:hAnsi="Aptos" w:eastAsia="Aptos" w:cs="Aptos"/>
           <w:b/>
           <w:bCs/>
         </w:rPr>
@@ -804,13 +804,13 @@
       </w:r>
       <w:r>
         <w:rPr>
-          <w:rFonts w:ascii="Aptos" w:eastAsia="Aptos" w:hAnsi="Aptos" w:cs="Aptos"/>
+          <w:rFonts w:ascii="Aptos" w:hAnsi="Aptos" w:eastAsia="Aptos" w:cs="Aptos"/>
         </w:rPr>
         <w:t xml:space="preserve">, you must complete </w:t>
       </w:r>
       <w:r>
         <w:rPr>
-          <w:rFonts w:ascii="Aptos" w:eastAsia="Aptos" w:hAnsi="Aptos" w:cs="Aptos"/>
+          <w:rFonts w:ascii="Aptos" w:hAnsi="Aptos" w:eastAsia="Aptos" w:cs="Aptos"/>
           <w:b/>
           <w:bCs/>
         </w:rPr>
@@ -818,7 +818,7 @@
       </w:r>
       <w:r>
         <w:rPr>
-          <w:rFonts w:ascii="Aptos" w:eastAsia="Aptos" w:hAnsi="Aptos" w:cs="Aptos"/>
+          <w:rFonts w:ascii="Aptos" w:hAnsi="Aptos" w:eastAsia="Aptos" w:cs="Aptos"/>
         </w:rPr>
         <w:t xml:space="preserve"> on this online form completely and truthfully.</w:t>
       </w:r>
@@ -831,12 +831,12 @@
           <w:numId w:val="5"/>
         </w:numPr>
         <w:rPr>
-          <w:rFonts w:ascii="Aptos" w:eastAsia="Aptos" w:hAnsi="Aptos" w:cs="Aptos"/>
-        </w:rPr>
-      </w:pPr>
-      <w:r>
-        <w:rPr>
-          <w:rFonts w:ascii="Aptos" w:eastAsia="Aptos" w:hAnsi="Aptos" w:cs="Aptos"/>
+          <w:rFonts w:ascii="Aptos" w:hAnsi="Aptos" w:eastAsia="Aptos" w:cs="Aptos"/>
+        </w:rPr>
+      </w:pPr>
+      <w:r>
+        <w:rPr>
+          <w:rFonts w:ascii="Aptos" w:hAnsi="Aptos" w:eastAsia="Aptos" w:cs="Aptos"/>
         </w:rPr>
         <w:t>Provide your personal information</w:t>
       </w:r>
@@ -849,12 +849,12 @@
           <w:numId w:val="5"/>
         </w:numPr>
         <w:rPr>
-          <w:rFonts w:ascii="Aptos" w:eastAsia="Aptos" w:hAnsi="Aptos" w:cs="Aptos"/>
-        </w:rPr>
-      </w:pPr>
-      <w:r>
-        <w:rPr>
-          <w:rFonts w:ascii="Aptos" w:eastAsia="Aptos" w:hAnsi="Aptos" w:cs="Aptos"/>
+          <w:rFonts w:ascii="Aptos" w:hAnsi="Aptos" w:eastAsia="Aptos" w:cs="Aptos"/>
+        </w:rPr>
+      </w:pPr>
+      <w:r>
+        <w:rPr>
+          <w:rFonts w:ascii="Aptos" w:hAnsi="Aptos" w:eastAsia="Aptos" w:cs="Aptos"/>
         </w:rPr>
         <w:t>Provide the Defendants personal information</w:t>
       </w:r>
@@ -867,12 +867,12 @@
           <w:numId w:val="5"/>
         </w:numPr>
         <w:rPr>
-          <w:rFonts w:ascii="Aptos" w:eastAsia="Aptos" w:hAnsi="Aptos" w:cs="Aptos"/>
-        </w:rPr>
-      </w:pPr>
-      <w:r>
-        <w:rPr>
-          <w:rFonts w:ascii="Aptos" w:eastAsia="Aptos" w:hAnsi="Aptos" w:cs="Aptos"/>
+          <w:rFonts w:ascii="Aptos" w:hAnsi="Aptos" w:eastAsia="Aptos" w:cs="Aptos"/>
+        </w:rPr>
+      </w:pPr>
+      <w:r>
+        <w:rPr>
+          <w:rFonts w:ascii="Aptos" w:hAnsi="Aptos" w:eastAsia="Aptos" w:cs="Aptos"/>
         </w:rPr>
         <w:t>Provide a Statement Under Oath.</w:t>
       </w:r>
@@ -885,12 +885,12 @@
           <w:numId w:val="7"/>
         </w:numPr>
         <w:rPr>
-          <w:rFonts w:ascii="Aptos" w:eastAsia="Aptos" w:hAnsi="Aptos" w:cs="Aptos"/>
-        </w:rPr>
-      </w:pPr>
-      <w:r>
-        <w:rPr>
-          <w:rFonts w:ascii="Aptos" w:eastAsia="Aptos" w:hAnsi="Aptos" w:cs="Aptos"/>
+          <w:rFonts w:ascii="Aptos" w:hAnsi="Aptos" w:eastAsia="Aptos" w:cs="Aptos"/>
+        </w:rPr>
+      </w:pPr>
+      <w:r>
+        <w:rPr>
+          <w:rFonts w:ascii="Aptos" w:hAnsi="Aptos" w:eastAsia="Aptos" w:cs="Aptos"/>
         </w:rPr>
         <w:t xml:space="preserve"> Describe in detail what happened, including the specific acts or behaviors that made you feel threatened, intimidated, or unsafe.</w:t>
       </w:r>
@@ -903,36 +903,36 @@
           <w:numId w:val="5"/>
         </w:numPr>
         <w:rPr>
-          <w:rFonts w:ascii="Aptos" w:eastAsia="Aptos" w:hAnsi="Aptos" w:cs="Aptos"/>
-        </w:rPr>
-      </w:pPr>
-      <w:r>
-        <w:rPr>
-          <w:rFonts w:ascii="Aptos" w:eastAsia="Aptos" w:hAnsi="Aptos" w:cs="Aptos"/>
+          <w:rFonts w:ascii="Aptos" w:hAnsi="Aptos" w:eastAsia="Aptos" w:cs="Aptos"/>
+        </w:rPr>
+      </w:pPr>
+      <w:r>
+        <w:rPr>
+          <w:rFonts w:ascii="Aptos" w:hAnsi="Aptos" w:eastAsia="Aptos" w:cs="Aptos"/>
         </w:rPr>
         <w:t xml:space="preserve">Provide additional information for </w:t>
       </w:r>
       <w:r>
         <w:rPr>
-          <w:rFonts w:ascii="Aptos" w:eastAsia="Aptos" w:hAnsi="Aptos" w:cs="Aptos"/>
+          <w:rFonts w:ascii="Aptos" w:hAnsi="Aptos" w:eastAsia="Aptos" w:cs="Aptos"/>
         </w:rPr>
         <w:t>the Law Enforcement Information Form</w:t>
       </w:r>
       <w:r>
         <w:rPr>
-          <w:rFonts w:ascii="Aptos" w:eastAsia="Aptos" w:hAnsi="Aptos" w:cs="Aptos"/>
+          <w:rFonts w:ascii="Aptos" w:hAnsi="Aptos" w:eastAsia="Aptos" w:cs="Aptos"/>
         </w:rPr>
         <w:t xml:space="preserve"> to helps law enforcement locate the Defendant and serve (deliver) the</w:t>
       </w:r>
       <w:r>
         <w:rPr>
-          <w:rFonts w:ascii="Aptos" w:eastAsia="Aptos" w:hAnsi="Aptos" w:cs="Aptos"/>
+          <w:rFonts w:ascii="Aptos" w:hAnsi="Aptos" w:eastAsia="Aptos" w:cs="Aptos"/>
         </w:rPr>
         <w:t xml:space="preserve"> Tribal</w:t>
       </w:r>
       <w:r>
         <w:rPr>
-          <w:rFonts w:ascii="Aptos" w:eastAsia="Aptos" w:hAnsi="Aptos" w:cs="Aptos"/>
+          <w:rFonts w:ascii="Aptos" w:hAnsi="Aptos" w:eastAsia="Aptos" w:cs="Aptos"/>
         </w:rPr>
         <w:t xml:space="preserve"> Court Order if one is issued</w:t>
       </w:r>
@@ -945,12 +945,12 @@
           <w:numId w:val="6"/>
         </w:numPr>
         <w:rPr>
-          <w:rFonts w:ascii="Aptos" w:eastAsia="Aptos" w:hAnsi="Aptos" w:cs="Aptos"/>
-        </w:rPr>
-      </w:pPr>
-      <w:r>
-        <w:rPr>
-          <w:rFonts w:ascii="Aptos" w:eastAsia="Aptos" w:hAnsi="Aptos" w:cs="Aptos"/>
+          <w:rFonts w:ascii="Aptos" w:hAnsi="Aptos" w:eastAsia="Aptos" w:cs="Aptos"/>
+        </w:rPr>
+      </w:pPr>
+      <w:r>
+        <w:rPr>
+          <w:rFonts w:ascii="Aptos" w:hAnsi="Aptos" w:eastAsia="Aptos" w:cs="Aptos"/>
         </w:rPr>
         <w:lastRenderedPageBreak/>
         <w:t>You may request that your personal information be kept confidential.</w:t>
@@ -964,36 +964,36 @@
           <w:numId w:val="6"/>
         </w:numPr>
         <w:rPr>
-          <w:rFonts w:ascii="Aptos" w:eastAsia="Aptos" w:hAnsi="Aptos" w:cs="Aptos"/>
-        </w:rPr>
-      </w:pPr>
-      <w:r>
-        <w:rPr>
-          <w:rFonts w:ascii="Aptos" w:eastAsia="Aptos" w:hAnsi="Aptos" w:cs="Aptos"/>
+          <w:rFonts w:ascii="Aptos" w:hAnsi="Aptos" w:eastAsia="Aptos" w:cs="Aptos"/>
+        </w:rPr>
+      </w:pPr>
+      <w:r>
+        <w:rPr>
+          <w:rFonts w:ascii="Aptos" w:hAnsi="Aptos" w:eastAsia="Aptos" w:cs="Aptos"/>
         </w:rPr>
         <w:t xml:space="preserve">If you ask the </w:t>
       </w:r>
       <w:r>
         <w:rPr>
-          <w:rFonts w:ascii="Aptos" w:eastAsia="Aptos" w:hAnsi="Aptos" w:cs="Aptos"/>
+          <w:rFonts w:ascii="Aptos" w:hAnsi="Aptos" w:eastAsia="Aptos" w:cs="Aptos"/>
         </w:rPr>
         <w:t xml:space="preserve">Tribal </w:t>
       </w:r>
       <w:r>
         <w:rPr>
-          <w:rFonts w:ascii="Aptos" w:eastAsia="Aptos" w:hAnsi="Aptos" w:cs="Aptos"/>
+          <w:rFonts w:ascii="Aptos" w:hAnsi="Aptos" w:eastAsia="Aptos" w:cs="Aptos"/>
         </w:rPr>
         <w:t xml:space="preserve">Court to order the Defendant to remain away from your residence or workplace, those addresses will appear in the </w:t>
       </w:r>
       <w:r>
         <w:rPr>
-          <w:rFonts w:ascii="Aptos" w:eastAsia="Aptos" w:hAnsi="Aptos" w:cs="Aptos"/>
+          <w:rFonts w:ascii="Aptos" w:hAnsi="Aptos" w:eastAsia="Aptos" w:cs="Aptos"/>
         </w:rPr>
         <w:t xml:space="preserve">Tribal </w:t>
       </w:r>
       <w:r>
         <w:rPr>
-          <w:rFonts w:ascii="Aptos" w:eastAsia="Aptos" w:hAnsi="Aptos" w:cs="Aptos"/>
+          <w:rFonts w:ascii="Aptos" w:hAnsi="Aptos" w:eastAsia="Aptos" w:cs="Aptos"/>
         </w:rPr>
         <w:t>Court Order so that law enforcement can enforce it.</w:t>
       </w:r>
@@ -1006,24 +1006,24 @@
           <w:numId w:val="6"/>
         </w:numPr>
         <w:rPr>
-          <w:rFonts w:ascii="Aptos" w:eastAsia="Aptos" w:hAnsi="Aptos" w:cs="Aptos"/>
-        </w:rPr>
-      </w:pPr>
-      <w:r>
-        <w:rPr>
-          <w:rFonts w:ascii="Aptos" w:eastAsia="Aptos" w:hAnsi="Aptos" w:cs="Aptos"/>
+          <w:rFonts w:ascii="Aptos" w:hAnsi="Aptos" w:eastAsia="Aptos" w:cs="Aptos"/>
+        </w:rPr>
+      </w:pPr>
+      <w:r>
+        <w:rPr>
+          <w:rFonts w:ascii="Aptos" w:hAnsi="Aptos" w:eastAsia="Aptos" w:cs="Aptos"/>
         </w:rPr>
         <w:t xml:space="preserve">If you do not want those addresses to appear in the </w:t>
       </w:r>
       <w:r>
         <w:rPr>
-          <w:rFonts w:ascii="Aptos" w:eastAsia="Aptos" w:hAnsi="Aptos" w:cs="Aptos"/>
+          <w:rFonts w:ascii="Aptos" w:hAnsi="Aptos" w:eastAsia="Aptos" w:cs="Aptos"/>
         </w:rPr>
         <w:t xml:space="preserve">Tribal </w:t>
       </w:r>
       <w:r>
         <w:rPr>
-          <w:rFonts w:ascii="Aptos" w:eastAsia="Aptos" w:hAnsi="Aptos" w:cs="Aptos"/>
+          <w:rFonts w:ascii="Aptos" w:hAnsi="Aptos" w:eastAsia="Aptos" w:cs="Aptos"/>
         </w:rPr>
         <w:t>Court Order and be disclosed to the Defendant, you must specifically request that they be omitted for safety reasons.</w:t>
       </w:r>
@@ -1036,12 +1036,12 @@
           <w:numId w:val="5"/>
         </w:numPr>
         <w:rPr>
-          <w:rFonts w:ascii="Aptos" w:eastAsia="Aptos" w:hAnsi="Aptos" w:cs="Aptos"/>
-        </w:rPr>
-      </w:pPr>
-      <w:r>
-        <w:rPr>
-          <w:rFonts w:ascii="Aptos" w:eastAsia="Aptos" w:hAnsi="Aptos" w:cs="Aptos"/>
+          <w:rFonts w:ascii="Aptos" w:hAnsi="Aptos" w:eastAsia="Aptos" w:cs="Aptos"/>
+        </w:rPr>
+      </w:pPr>
+      <w:r>
+        <w:rPr>
+          <w:rFonts w:ascii="Aptos" w:hAnsi="Aptos" w:eastAsia="Aptos" w:cs="Aptos"/>
           <w:b/>
           <w:bCs/>
         </w:rPr>
@@ -1049,7 +1049,7 @@
       </w:r>
       <w:r>
         <w:rPr>
-          <w:rFonts w:ascii="Aptos" w:eastAsia="Aptos" w:hAnsi="Aptos" w:cs="Aptos"/>
+          <w:rFonts w:ascii="Aptos" w:hAnsi="Aptos" w:eastAsia="Aptos" w:cs="Aptos"/>
         </w:rPr>
         <w:t xml:space="preserve"> the form which confirms that everything you have written is true and accurate to the best of your knowledge.</w:t>
       </w:r>
@@ -1057,7 +1057,7 @@
     <w:p>
       <w:r>
         <w:rPr>
-          <w:rFonts w:ascii="Aptos" w:eastAsia="Aptos" w:hAnsi="Aptos" w:cs="Aptos"/>
+          <w:rFonts w:ascii="Aptos" w:hAnsi="Aptos" w:eastAsia="Aptos" w:cs="Aptos"/>
           <w:b/>
           <w:bCs/>
         </w:rPr>
@@ -1067,7 +1067,7 @@
     <w:p>
       <w:r>
         <w:rPr>
-          <w:rFonts w:ascii="Aptos" w:eastAsia="Aptos" w:hAnsi="Aptos" w:cs="Aptos"/>
+          <w:rFonts w:ascii="Aptos" w:hAnsi="Aptos" w:eastAsia="Aptos" w:cs="Aptos"/>
           <w:b/>
           <w:bCs/>
         </w:rPr>
@@ -1082,7 +1082,7 @@
     <w:p>
       <w:r>
         <w:rPr>
-          <w:rFonts w:ascii="Aptos" w:eastAsia="Aptos" w:hAnsi="Aptos" w:cs="Aptos"/>
+          <w:rFonts w:ascii="Aptos" w:hAnsi="Aptos" w:eastAsia="Aptos" w:cs="Aptos"/>
         </w:rPr>
         <w:t xml:space="preserve"> </w:t>
       </w:r>
@@ -1090,31 +1090,31 @@
     <w:p>
       <w:r>
         <w:rPr>
-          <w:rFonts w:ascii="Aptos" w:eastAsia="Aptos" w:hAnsi="Aptos" w:cs="Aptos"/>
+          <w:rFonts w:ascii="Aptos" w:hAnsi="Aptos" w:eastAsia="Aptos" w:cs="Aptos"/>
         </w:rPr>
         <w:t xml:space="preserve">If the </w:t>
       </w:r>
       <w:r>
         <w:rPr>
-          <w:rFonts w:ascii="Aptos" w:eastAsia="Aptos" w:hAnsi="Aptos" w:cs="Aptos"/>
+          <w:rFonts w:ascii="Aptos" w:hAnsi="Aptos" w:eastAsia="Aptos" w:cs="Aptos"/>
         </w:rPr>
         <w:t xml:space="preserve">Tribal </w:t>
       </w:r>
       <w:r>
         <w:rPr>
-          <w:rFonts w:ascii="Aptos" w:eastAsia="Aptos" w:hAnsi="Aptos" w:cs="Aptos"/>
+          <w:rFonts w:ascii="Aptos" w:hAnsi="Aptos" w:eastAsia="Aptos" w:cs="Aptos"/>
         </w:rPr>
         <w:t>Court finds good cause, the</w:t>
       </w:r>
       <w:r>
         <w:rPr>
-          <w:rFonts w:ascii="Aptos" w:eastAsia="Aptos" w:hAnsi="Aptos" w:cs="Aptos"/>
+          <w:rFonts w:ascii="Aptos" w:hAnsi="Aptos" w:eastAsia="Aptos" w:cs="Aptos"/>
         </w:rPr>
         <w:t xml:space="preserve"> Tribal</w:t>
       </w:r>
       <w:r>
         <w:rPr>
-          <w:rFonts w:ascii="Aptos" w:eastAsia="Aptos" w:hAnsi="Aptos" w:cs="Aptos"/>
+          <w:rFonts w:ascii="Aptos" w:hAnsi="Aptos" w:eastAsia="Aptos" w:cs="Aptos"/>
         </w:rPr>
         <w:t xml:space="preserve"> Court Clerk will seal your information, and it will not be shared with the Defendant or the public.</w:t>
       </w:r>
@@ -1122,12 +1122,12 @@
     <w:p>
       <w:pPr>
         <w:rPr>
-          <w:rFonts w:ascii="Aptos" w:eastAsia="Aptos" w:hAnsi="Aptos" w:cs="Aptos"/>
-        </w:rPr>
-      </w:pPr>
-      <w:r>
-        <w:rPr>
-          <w:rFonts w:ascii="Aptos" w:eastAsia="Aptos" w:hAnsi="Aptos" w:cs="Aptos"/>
+          <w:rFonts w:ascii="Aptos" w:hAnsi="Aptos" w:eastAsia="Aptos" w:cs="Aptos"/>
+        </w:rPr>
+      </w:pPr>
+      <w:r>
+        <w:rPr>
+          <w:rFonts w:ascii="Aptos" w:hAnsi="Aptos" w:eastAsia="Aptos" w:cs="Aptos"/>
         </w:rPr>
         <w:t xml:space="preserve"> </w:t>
       </w:r>
@@ -1158,7 +1158,7 @@
       </w:pPr>
       <w:r>
         <w:rPr>
-          <w:rFonts w:ascii="Aptos" w:eastAsia="Aptos" w:hAnsi="Aptos" w:cs="Aptos"/>
+          <w:rFonts w:ascii="Aptos" w:hAnsi="Aptos" w:eastAsia="Aptos" w:cs="Aptos"/>
           <w:b/>
           <w:bCs/>
           <w:sz w:val="22"/>
@@ -1190,7 +1190,7 @@
             <w:tcBorders>
               <w:top w:val="nil"/>
               <w:left w:val="nil"/>
-              <w:bottom w:val="single" w:sz="4" w:space="0" w:color="000000" w:themeColor="text1"/>
+              <w:bottom w:val="single" w:color="000000" w:themeColor="text1" w:sz="4" w:space="0"/>
               <w:right w:val="nil"/>
             </w:tcBorders>
             <w:vAlign w:val="bottom"/>
@@ -1198,14 +1198,14 @@
           <w:p>
             <w:pPr>
               <w:rPr>
-                <w:rFonts w:ascii="Aptos" w:eastAsia="Aptos" w:hAnsi="Aptos" w:cs="Aptos"/>
-                <w:sz w:val="22"/>
-                <w:szCs w:val="22"/>
-              </w:rPr>
-            </w:pPr>
-            <w:r>
-              <w:rPr>
-                <w:rFonts w:ascii="Aptos" w:eastAsia="Aptos" w:hAnsi="Aptos" w:cs="Aptos"/>
+                <w:rFonts w:ascii="Aptos" w:hAnsi="Aptos" w:eastAsia="Aptos" w:cs="Aptos"/>
+                <w:sz w:val="22"/>
+                <w:szCs w:val="22"/>
+              </w:rPr>
+            </w:pPr>
+            <w:r>
+              <w:rPr>
+                <w:rFonts w:ascii="Aptos" w:hAnsi="Aptos" w:eastAsia="Aptos" w:cs="Aptos"/>
                 <w:sz w:val="22"/>
                 <w:szCs w:val="22"/>
               </w:rPr>
@@ -1213,7 +1213,7 @@
             </w:r>
             <w:r>
               <w:rPr>
-                <w:rFonts w:ascii="Aptos" w:eastAsia="Aptos" w:hAnsi="Aptos" w:cs="Aptos"/>
+                <w:rFonts w:ascii="Aptos" w:hAnsi="Aptos" w:eastAsia="Aptos" w:cs="Aptos"/>
                 <w:sz w:val="22"/>
                 <w:szCs w:val="22"/>
               </w:rPr>
@@ -1221,7 +1221,7 @@
             </w:r>
             <w:r>
               <w:rPr>
-                <w:rFonts w:ascii="Aptos" w:eastAsia="Aptos" w:hAnsi="Aptos" w:cs="Aptos"/>
+                <w:rFonts w:ascii="Aptos" w:hAnsi="Aptos" w:eastAsia="Aptos" w:cs="Aptos"/>
                 <w:sz w:val="22"/>
                 <w:szCs w:val="22"/>
               </w:rPr>
@@ -1229,7 +1229,7 @@
             </w:r>
             <w:r>
               <w:rPr>
-                <w:rFonts w:ascii="Aptos" w:eastAsia="Aptos" w:hAnsi="Aptos" w:cs="Aptos"/>
+                <w:rFonts w:ascii="Aptos" w:hAnsi="Aptos" w:eastAsia="Aptos" w:cs="Aptos"/>
                 <w:sz w:val="22"/>
                 <w:szCs w:val="22"/>
               </w:rPr>
@@ -1244,14 +1244,14 @@
             <w:tcBorders>
               <w:top w:val="nil"/>
               <w:left w:val="nil"/>
-              <w:bottom w:val="single" w:sz="4" w:space="0" w:color="000000" w:themeColor="text1"/>
+              <w:bottom w:val="single" w:color="000000" w:themeColor="text1" w:sz="4" w:space="0"/>
             </w:tcBorders>
           </w:tcPr>
           <w:p>
             <w:pPr>
               <w:jc w:val="center"/>
               <w:rPr>
-                <w:rFonts w:ascii="Aptos" w:eastAsia="Aptos" w:hAnsi="Aptos" w:cs="Aptos"/>
+                <w:rFonts w:ascii="Aptos" w:hAnsi="Aptos" w:eastAsia="Aptos" w:cs="Aptos"/>
                 <w:sz w:val="22"/>
                 <w:szCs w:val="22"/>
               </w:rPr>
@@ -1261,14 +1261,14 @@
             <w:pPr>
               <w:jc w:val="right"/>
               <w:rPr>
-                <w:rFonts w:ascii="Aptos" w:eastAsia="Aptos" w:hAnsi="Aptos" w:cs="Aptos"/>
-                <w:sz w:val="22"/>
-                <w:szCs w:val="22"/>
-              </w:rPr>
-            </w:pPr>
-            <w:r>
-              <w:rPr>
-                <w:rFonts w:ascii="Aptos" w:eastAsia="Aptos" w:hAnsi="Aptos" w:cs="Aptos"/>
+                <w:rFonts w:ascii="Aptos" w:hAnsi="Aptos" w:eastAsia="Aptos" w:cs="Aptos"/>
+                <w:sz w:val="22"/>
+                <w:szCs w:val="22"/>
+              </w:rPr>
+            </w:pPr>
+            <w:r>
+              <w:rPr>
+                <w:rFonts w:ascii="Aptos" w:hAnsi="Aptos" w:eastAsia="Aptos" w:cs="Aptos"/>
                 <w:sz w:val="22"/>
                 <w:szCs w:val="22"/>
               </w:rPr>
@@ -1276,7 +1276,7 @@
             </w:r>
             <w:r>
               <w:rPr>
-                <w:rFonts w:ascii="Aptos" w:eastAsia="Aptos" w:hAnsi="Aptos" w:cs="Aptos"/>
+                <w:rFonts w:ascii="Aptos" w:hAnsi="Aptos" w:eastAsia="Aptos" w:cs="Aptos"/>
                 <w:sz w:val="22"/>
                 <w:szCs w:val="22"/>
               </w:rPr>
@@ -1284,7 +1284,7 @@
             </w:r>
             <w:r>
               <w:rPr>
-                <w:rFonts w:ascii="Aptos" w:eastAsia="Aptos" w:hAnsi="Aptos" w:cs="Aptos"/>
+                <w:rFonts w:ascii="Aptos" w:hAnsi="Aptos" w:eastAsia="Aptos" w:cs="Aptos"/>
                 <w:sz w:val="22"/>
                 <w:szCs w:val="22"/>
               </w:rPr>
@@ -1304,7 +1304,7 @@
           <w:p>
             <w:pPr>
               <w:rPr>
-                <w:rFonts w:ascii="Aptos" w:eastAsia="Aptos" w:hAnsi="Aptos" w:cs="Aptos"/>
+                <w:rFonts w:ascii="Aptos" w:hAnsi="Aptos" w:eastAsia="Aptos" w:cs="Aptos"/>
                 <w:sz w:val="22"/>
                 <w:szCs w:val="22"/>
               </w:rPr>
@@ -1319,14 +1319,14 @@
             <w:gridSpan w:val="2"/>
             <w:tcBorders>
               <w:left w:val="nil"/>
-              <w:bottom w:val="single" w:sz="4" w:space="0" w:color="000000" w:themeColor="text1"/>
+              <w:bottom w:val="single" w:color="000000" w:themeColor="text1" w:sz="4" w:space="0"/>
               <w:right w:val="nil"/>
             </w:tcBorders>
           </w:tcPr>
           <w:p>
             <w:pPr>
               <w:rPr>
-                <w:rFonts w:ascii="Aptos" w:eastAsia="Aptos" w:hAnsi="Aptos" w:cs="Aptos"/>
+                <w:rFonts w:ascii="Aptos" w:hAnsi="Aptos" w:eastAsia="Aptos" w:cs="Aptos"/>
                 <w:b/>
                 <w:bCs/>
                 <w:sz w:val="22"/>
@@ -1335,7 +1335,7 @@
             </w:pPr>
             <w:r>
               <w:rPr>
-                <w:rFonts w:ascii="Aptos" w:eastAsia="Aptos" w:hAnsi="Aptos" w:cs="Aptos"/>
+                <w:rFonts w:ascii="Aptos" w:hAnsi="Aptos" w:eastAsia="Aptos" w:cs="Aptos"/>
                 <w:b/>
                 <w:bCs/>
                 <w:sz w:val="22"/>
@@ -1347,32 +1347,32 @@
           <w:p>
             <w:pPr>
               <w:rPr>
-                <w:rFonts w:ascii="Aptos" w:eastAsia="Aptos" w:hAnsi="Aptos" w:cs="Aptos"/>
-                <w:sz w:val="22"/>
-                <w:szCs w:val="22"/>
-              </w:rPr>
-            </w:pPr>
-          </w:p>
-          <w:p>
-            <w:pPr>
-              <w:rPr>
-                <w:rFonts w:ascii="Aptos" w:eastAsia="Aptos" w:hAnsi="Aptos" w:cs="Aptos"/>
-                <w:sz w:val="22"/>
-                <w:szCs w:val="22"/>
-              </w:rPr>
-            </w:pPr>
-          </w:p>
-          <w:p>
-            <w:pPr>
-              <w:rPr>
-                <w:rFonts w:ascii="Aptos" w:eastAsia="Aptos" w:hAnsi="Aptos" w:cs="Aptos"/>
-                <w:sz w:val="22"/>
-                <w:szCs w:val="22"/>
-              </w:rPr>
-            </w:pPr>
-            <w:r>
-              <w:rPr>
-                <w:rFonts w:ascii="Aptos" w:eastAsia="Aptos" w:hAnsi="Aptos" w:cs="Aptos"/>
+                <w:rFonts w:ascii="Aptos" w:hAnsi="Aptos" w:eastAsia="Aptos" w:cs="Aptos"/>
+                <w:sz w:val="22"/>
+                <w:szCs w:val="22"/>
+              </w:rPr>
+            </w:pPr>
+          </w:p>
+          <w:p>
+            <w:pPr>
+              <w:rPr>
+                <w:rFonts w:ascii="Aptos" w:hAnsi="Aptos" w:eastAsia="Aptos" w:cs="Aptos"/>
+                <w:sz w:val="22"/>
+                <w:szCs w:val="22"/>
+              </w:rPr>
+            </w:pPr>
+          </w:p>
+          <w:p>
+            <w:pPr>
+              <w:rPr>
+                <w:rFonts w:ascii="Aptos" w:hAnsi="Aptos" w:eastAsia="Aptos" w:cs="Aptos"/>
+                <w:sz w:val="22"/>
+                <w:szCs w:val="22"/>
+              </w:rPr>
+            </w:pPr>
+            <w:r>
+              <w:rPr>
+                <w:rFonts w:ascii="Aptos" w:hAnsi="Aptos" w:eastAsia="Aptos" w:cs="Aptos"/>
                 <w:sz w:val="22"/>
                 <w:szCs w:val="22"/>
               </w:rPr>
@@ -1382,23 +1382,23 @@
           <w:p>
             <w:pPr>
               <w:rPr>
-                <w:rFonts w:ascii="Aptos" w:eastAsia="Aptos" w:hAnsi="Aptos" w:cs="Aptos"/>
-                <w:sz w:val="22"/>
-                <w:szCs w:val="22"/>
-              </w:rPr>
-            </w:pPr>
-          </w:p>
-          <w:p>
-            <w:pPr>
-              <w:rPr>
-                <w:rFonts w:ascii="Aptos" w:eastAsia="Aptos" w:hAnsi="Aptos" w:cs="Aptos"/>
-                <w:sz w:val="22"/>
-                <w:szCs w:val="22"/>
-              </w:rPr>
-            </w:pPr>
-            <w:r>
-              <w:rPr>
-                <w:rFonts w:ascii="Aptos" w:eastAsia="Aptos" w:hAnsi="Aptos" w:cs="Aptos"/>
+                <w:rFonts w:ascii="Aptos" w:hAnsi="Aptos" w:eastAsia="Aptos" w:cs="Aptos"/>
+                <w:sz w:val="22"/>
+                <w:szCs w:val="22"/>
+              </w:rPr>
+            </w:pPr>
+          </w:p>
+          <w:p>
+            <w:pPr>
+              <w:rPr>
+                <w:rFonts w:ascii="Aptos" w:hAnsi="Aptos" w:eastAsia="Aptos" w:cs="Aptos"/>
+                <w:sz w:val="22"/>
+                <w:szCs w:val="22"/>
+              </w:rPr>
+            </w:pPr>
+            <w:r>
+              <w:rPr>
+                <w:rFonts w:ascii="Aptos" w:hAnsi="Aptos" w:eastAsia="Aptos" w:cs="Aptos"/>
                 <w:sz w:val="22"/>
                 <w:szCs w:val="22"/>
               </w:rPr>
@@ -1406,7 +1406,7 @@
             </w:r>
             <w:r>
               <w:rPr>
-                <w:rFonts w:ascii="Aptos" w:eastAsia="Aptos" w:hAnsi="Aptos" w:cs="Aptos"/>
+                <w:rFonts w:ascii="Aptos" w:hAnsi="Aptos" w:eastAsia="Aptos" w:cs="Aptos"/>
                 <w:sz w:val="22"/>
                 <w:szCs w:val="22"/>
               </w:rPr>
@@ -1414,7 +1414,7 @@
             </w:r>
             <w:r>
               <w:rPr>
-                <w:rFonts w:ascii="Aptos" w:eastAsia="Aptos" w:hAnsi="Aptos" w:cs="Aptos"/>
+                <w:rFonts w:ascii="Aptos" w:hAnsi="Aptos" w:eastAsia="Aptos" w:cs="Aptos"/>
                 <w:sz w:val="22"/>
                 <w:szCs w:val="22"/>
               </w:rPr>
@@ -1430,14 +1430,14 @@
             <w:tcW w:w="2880" w:type="dxa"/>
             <w:tcBorders>
               <w:left w:val="nil"/>
-              <w:bottom w:val="single" w:sz="4" w:space="0" w:color="000000" w:themeColor="text1"/>
+              <w:bottom w:val="single" w:color="000000" w:themeColor="text1" w:sz="4" w:space="0"/>
             </w:tcBorders>
           </w:tcPr>
           <w:p>
             <w:pPr>
               <w:jc w:val="right"/>
               <w:rPr>
-                <w:rFonts w:ascii="Aptos" w:eastAsia="Aptos" w:hAnsi="Aptos" w:cs="Aptos"/>
+                <w:rFonts w:ascii="Aptos" w:hAnsi="Aptos" w:eastAsia="Aptos" w:cs="Aptos"/>
                 <w:b/>
                 <w:bCs/>
                 <w:sz w:val="22"/>
@@ -1446,7 +1446,7 @@
             </w:pPr>
             <w:r>
               <w:rPr>
-                <w:rFonts w:ascii="Aptos" w:eastAsia="Aptos" w:hAnsi="Aptos" w:cs="Aptos"/>
+                <w:rFonts w:ascii="Aptos" w:hAnsi="Aptos" w:eastAsia="Aptos" w:cs="Aptos"/>
                 <w:b/>
                 <w:bCs/>
                 <w:sz w:val="22"/>
@@ -1459,7 +1459,7 @@
             <w:pPr>
               <w:jc w:val="right"/>
               <w:rPr>
-                <w:rFonts w:ascii="Aptos" w:eastAsia="Aptos" w:hAnsi="Aptos" w:cs="Aptos"/>
+                <w:rFonts w:ascii="Aptos" w:hAnsi="Aptos" w:eastAsia="Aptos" w:cs="Aptos"/>
                 <w:sz w:val="22"/>
                 <w:szCs w:val="22"/>
               </w:rPr>
@@ -1469,7 +1469,7 @@
             <w:pPr>
               <w:jc w:val="right"/>
               <w:rPr>
-                <w:rFonts w:ascii="Aptos" w:eastAsia="Aptos" w:hAnsi="Aptos" w:cs="Aptos"/>
+                <w:rFonts w:ascii="Aptos" w:hAnsi="Aptos" w:eastAsia="Aptos" w:cs="Aptos"/>
                 <w:sz w:val="22"/>
                 <w:szCs w:val="22"/>
               </w:rPr>
@@ -1479,7 +1479,7 @@
             <w:pPr>
               <w:jc w:val="right"/>
               <w:rPr>
-                <w:rFonts w:ascii="Aptos" w:eastAsia="Aptos" w:hAnsi="Aptos" w:cs="Aptos"/>
+                <w:rFonts w:ascii="Aptos" w:hAnsi="Aptos" w:eastAsia="Aptos" w:cs="Aptos"/>
                 <w:sz w:val="22"/>
                 <w:szCs w:val="22"/>
               </w:rPr>
@@ -1489,7 +1489,7 @@
             <w:pPr>
               <w:jc w:val="right"/>
               <w:rPr>
-                <w:rFonts w:ascii="Aptos" w:eastAsia="Aptos" w:hAnsi="Aptos" w:cs="Aptos"/>
+                <w:rFonts w:ascii="Aptos" w:hAnsi="Aptos" w:eastAsia="Aptos" w:cs="Aptos"/>
                 <w:sz w:val="22"/>
                 <w:szCs w:val="22"/>
               </w:rPr>
@@ -1499,14 +1499,14 @@
             <w:pPr>
               <w:jc w:val="right"/>
               <w:rPr>
-                <w:rFonts w:ascii="Aptos" w:eastAsia="Aptos" w:hAnsi="Aptos" w:cs="Aptos"/>
-                <w:sz w:val="22"/>
-                <w:szCs w:val="22"/>
-              </w:rPr>
-            </w:pPr>
-            <w:r>
-              <w:rPr>
-                <w:rFonts w:ascii="Aptos" w:eastAsia="Aptos" w:hAnsi="Aptos" w:cs="Aptos"/>
+                <w:rFonts w:ascii="Aptos" w:hAnsi="Aptos" w:eastAsia="Aptos" w:cs="Aptos"/>
+                <w:sz w:val="22"/>
+                <w:szCs w:val="22"/>
+              </w:rPr>
+            </w:pPr>
+            <w:r>
+              <w:rPr>
+                <w:rFonts w:ascii="Aptos" w:hAnsi="Aptos" w:eastAsia="Aptos" w:cs="Aptos"/>
                 <w:sz w:val="22"/>
                 <w:szCs w:val="22"/>
               </w:rPr>
@@ -1514,7 +1514,7 @@
             </w:r>
             <w:r>
               <w:rPr>
-                <w:rFonts w:ascii="Aptos" w:eastAsia="Aptos" w:hAnsi="Aptos" w:cs="Aptos"/>
+                <w:rFonts w:ascii="Aptos" w:hAnsi="Aptos" w:eastAsia="Aptos" w:cs="Aptos"/>
                 <w:sz w:val="22"/>
                 <w:szCs w:val="22"/>
               </w:rPr>
@@ -1522,7 +1522,7 @@
             </w:r>
             <w:r>
               <w:rPr>
-                <w:rFonts w:ascii="Aptos" w:eastAsia="Aptos" w:hAnsi="Aptos" w:cs="Aptos"/>
+                <w:rFonts w:ascii="Aptos" w:hAnsi="Aptos" w:eastAsia="Aptos" w:cs="Aptos"/>
                 <w:sz w:val="22"/>
                 <w:szCs w:val="22"/>
               </w:rPr>
@@ -1530,7 +1530,7 @@
             </w:r>
             <w:r>
               <w:rPr>
-                <w:rFonts w:ascii="Aptos" w:eastAsia="Aptos" w:hAnsi="Aptos" w:cs="Aptos"/>
+                <w:rFonts w:ascii="Aptos" w:hAnsi="Aptos" w:eastAsia="Aptos" w:cs="Aptos"/>
                 <w:sz w:val="22"/>
                 <w:szCs w:val="22"/>
               </w:rPr>
@@ -1538,7 +1538,7 @@
             </w:r>
             <w:r>
               <w:rPr>
-                <w:rFonts w:ascii="Aptos" w:eastAsia="Aptos" w:hAnsi="Aptos" w:cs="Aptos"/>
+                <w:rFonts w:ascii="Aptos" w:hAnsi="Aptos" w:eastAsia="Aptos" w:cs="Aptos"/>
                 <w:sz w:val="22"/>
                 <w:szCs w:val="22"/>
               </w:rPr>
@@ -1558,14 +1558,14 @@
           <w:p>
             <w:pPr>
               <w:rPr>
-                <w:rFonts w:ascii="Aptos" w:eastAsia="Aptos" w:hAnsi="Aptos" w:cs="Aptos"/>
-                <w:sz w:val="22"/>
-                <w:szCs w:val="22"/>
-              </w:rPr>
-            </w:pPr>
-            <w:r>
-              <w:rPr>
-                <w:rFonts w:ascii="Aptos" w:eastAsia="Aptos" w:hAnsi="Aptos" w:cs="Aptos"/>
+                <w:rFonts w:ascii="Aptos" w:hAnsi="Aptos" w:eastAsia="Aptos" w:cs="Aptos"/>
+                <w:sz w:val="22"/>
+                <w:szCs w:val="22"/>
+              </w:rPr>
+            </w:pPr>
+            <w:r>
+              <w:rPr>
+                <w:rFonts w:ascii="Aptos" w:hAnsi="Aptos" w:eastAsia="Aptos" w:cs="Aptos"/>
                 <w:sz w:val="22"/>
                 <w:szCs w:val="22"/>
               </w:rPr>
@@ -1575,23 +1575,23 @@
           <w:p>
             <w:pPr>
               <w:rPr>
-                <w:rFonts w:ascii="Aptos" w:eastAsia="Aptos" w:hAnsi="Aptos" w:cs="Aptos"/>
-                <w:sz w:val="22"/>
-                <w:szCs w:val="22"/>
-              </w:rPr>
-            </w:pPr>
-          </w:p>
-          <w:p>
-            <w:pPr>
-              <w:rPr>
-                <w:rFonts w:ascii="Aptos" w:eastAsia="Aptos" w:hAnsi="Aptos" w:cs="Aptos"/>
-                <w:sz w:val="22"/>
-                <w:szCs w:val="22"/>
-              </w:rPr>
-            </w:pPr>
-            <w:r>
-              <w:rPr>
-                <w:rFonts w:ascii="Aptos" w:eastAsia="Aptos" w:hAnsi="Aptos" w:cs="Aptos"/>
+                <w:rFonts w:ascii="Aptos" w:hAnsi="Aptos" w:eastAsia="Aptos" w:cs="Aptos"/>
+                <w:sz w:val="22"/>
+                <w:szCs w:val="22"/>
+              </w:rPr>
+            </w:pPr>
+          </w:p>
+          <w:p>
+            <w:pPr>
+              <w:rPr>
+                <w:rFonts w:ascii="Aptos" w:hAnsi="Aptos" w:eastAsia="Aptos" w:cs="Aptos"/>
+                <w:sz w:val="22"/>
+                <w:szCs w:val="22"/>
+              </w:rPr>
+            </w:pPr>
+            <w:r>
+              <w:rPr>
+                <w:rFonts w:ascii="Aptos" w:hAnsi="Aptos" w:eastAsia="Aptos" w:cs="Aptos"/>
                 <w:sz w:val="22"/>
                 <w:szCs w:val="22"/>
               </w:rPr>
@@ -1601,14 +1601,14 @@
           <w:p>
             <w:pPr>
               <w:rPr>
-                <w:rFonts w:ascii="Aptos" w:eastAsia="Aptos" w:hAnsi="Aptos" w:cs="Aptos"/>
-                <w:sz w:val="22"/>
-                <w:szCs w:val="22"/>
-              </w:rPr>
-            </w:pPr>
-            <w:r>
-              <w:rPr>
-                <w:rFonts w:ascii="Aptos" w:eastAsia="Aptos" w:hAnsi="Aptos" w:cs="Aptos"/>
+                <w:rFonts w:ascii="Aptos" w:hAnsi="Aptos" w:eastAsia="Aptos" w:cs="Aptos"/>
+                <w:sz w:val="22"/>
+                <w:szCs w:val="22"/>
+              </w:rPr>
+            </w:pPr>
+            <w:r>
+              <w:rPr>
+                <w:rFonts w:ascii="Aptos" w:hAnsi="Aptos" w:eastAsia="Aptos" w:cs="Aptos"/>
                 <w:sz w:val="22"/>
                 <w:szCs w:val="22"/>
               </w:rPr>
@@ -1630,7 +1630,7 @@
           <w:p>
             <w:pPr>
               <w:rPr>
-                <w:rFonts w:ascii="Aptos" w:eastAsia="Aptos" w:hAnsi="Aptos" w:cs="Aptos"/>
+                <w:rFonts w:ascii="Aptos" w:hAnsi="Aptos" w:eastAsia="Aptos" w:cs="Aptos"/>
                 <w:b/>
                 <w:bCs/>
                 <w:sz w:val="22"/>
@@ -1639,7 +1639,7 @@
             </w:pPr>
             <w:r>
               <w:rPr>
-                <w:rFonts w:ascii="Aptos" w:eastAsia="Aptos" w:hAnsi="Aptos" w:cs="Aptos"/>
+                <w:rFonts w:ascii="Aptos" w:hAnsi="Aptos" w:eastAsia="Aptos" w:cs="Aptos"/>
                 <w:b/>
                 <w:bCs/>
                 <w:sz w:val="22"/>
@@ -1651,7 +1651,7 @@
           <w:p>
             <w:pPr>
               <w:rPr>
-                <w:rFonts w:ascii="Aptos" w:eastAsia="Aptos" w:hAnsi="Aptos" w:cs="Aptos"/>
+                <w:rFonts w:ascii="Aptos" w:hAnsi="Aptos" w:eastAsia="Aptos" w:cs="Aptos"/>
                 <w:sz w:val="22"/>
                 <w:szCs w:val="22"/>
               </w:rPr>
@@ -1669,7 +1669,7 @@
             <w:pPr>
               <w:jc w:val="right"/>
               <w:rPr>
-                <w:rFonts w:ascii="Aptos" w:eastAsia="Aptos" w:hAnsi="Aptos" w:cs="Aptos"/>
+                <w:rFonts w:ascii="Aptos" w:hAnsi="Aptos" w:eastAsia="Aptos" w:cs="Aptos"/>
                 <w:b/>
                 <w:bCs/>
                 <w:sz w:val="22"/>
@@ -1678,7 +1678,7 @@
             </w:pPr>
             <w:r>
               <w:rPr>
-                <w:rFonts w:ascii="Aptos" w:eastAsia="Aptos" w:hAnsi="Aptos" w:cs="Aptos"/>
+                <w:rFonts w:ascii="Aptos" w:hAnsi="Aptos" w:eastAsia="Aptos" w:cs="Aptos"/>
                 <w:b/>
                 <w:bCs/>
                 <w:sz w:val="22"/>
@@ -1691,7 +1691,7 @@
             <w:pPr>
               <w:jc w:val="right"/>
               <w:rPr>
-                <w:rFonts w:ascii="Aptos" w:eastAsia="Aptos" w:hAnsi="Aptos" w:cs="Aptos"/>
+                <w:rFonts w:ascii="Aptos" w:hAnsi="Aptos" w:eastAsia="Aptos" w:cs="Aptos"/>
                 <w:sz w:val="22"/>
                 <w:szCs w:val="22"/>
               </w:rPr>
@@ -1706,7 +1706,7 @@
           <w:p>
             <w:pPr>
               <w:rPr>
-                <w:rFonts w:ascii="Aptos" w:eastAsia="Aptos" w:hAnsi="Aptos" w:cs="Aptos"/>
+                <w:rFonts w:ascii="Aptos" w:hAnsi="Aptos" w:eastAsia="Aptos" w:cs="Aptos"/>
                 <w:sz w:val="22"/>
                 <w:szCs w:val="22"/>
               </w:rPr>
@@ -1718,7 +1718,7 @@
     <w:p>
       <w:pPr>
         <w:rPr>
-          <w:rFonts w:ascii="Aptos" w:eastAsia="Aptos" w:hAnsi="Aptos" w:cs="Aptos"/>
+          <w:rFonts w:ascii="Aptos" w:hAnsi="Aptos" w:eastAsia="Aptos" w:cs="Aptos"/>
           <w:sz w:val="22"/>
           <w:szCs w:val="22"/>
         </w:rPr>
@@ -1730,7 +1730,7 @@
       </w:pPr>
       <w:r>
         <w:rPr>
-          <w:rFonts w:ascii="Aptos" w:eastAsia="Aptos" w:hAnsi="Aptos" w:cs="Aptos"/>
+          <w:rFonts w:ascii="Aptos" w:hAnsi="Aptos" w:eastAsia="Aptos" w:cs="Aptos"/>
           <w:sz w:val="22"/>
           <w:szCs w:val="22"/>
         </w:rPr>
@@ -1745,14 +1745,14 @@
           <w:numId w:val="29"/>
         </w:numPr>
         <w:rPr>
-          <w:rFonts w:ascii="Aptos" w:eastAsia="Aptos" w:hAnsi="Aptos" w:cs="Aptos"/>
+          <w:rFonts w:ascii="Aptos" w:hAnsi="Aptos" w:eastAsia="Aptos" w:cs="Aptos"/>
           <w:sz w:val="22"/>
           <w:szCs w:val="22"/>
         </w:rPr>
       </w:pPr>
       <w:r>
         <w:rPr>
-          <w:rFonts w:ascii="Aptos" w:eastAsia="Aptos" w:hAnsi="Aptos" w:cs="Aptos"/>
+          <w:rFonts w:ascii="Aptos" w:hAnsi="Aptos" w:eastAsia="Aptos" w:cs="Aptos"/>
           <w:sz w:val="22"/>
           <w:szCs w:val="22"/>
         </w:rPr>
@@ -1760,7 +1760,7 @@
       </w:r>
       <w:r>
         <w:rPr>
-          <w:rFonts w:ascii="Aptos" w:eastAsia="Aptos" w:hAnsi="Aptos" w:cs="Aptos"/>
+          <w:rFonts w:ascii="Aptos" w:hAnsi="Aptos" w:eastAsia="Aptos" w:cs="Aptos"/>
           <w:sz w:val="22"/>
           <w:szCs w:val="22"/>
         </w:rPr>
@@ -1768,7 +1768,7 @@
       </w:r>
       <w:r>
         <w:rPr>
-          <w:rFonts w:ascii="Aptos" w:eastAsia="Aptos" w:hAnsi="Aptos" w:cs="Aptos"/>
+          <w:rFonts w:ascii="Aptos" w:hAnsi="Aptos" w:eastAsia="Aptos" w:cs="Aptos"/>
           <w:sz w:val="22"/>
           <w:szCs w:val="22"/>
         </w:rPr>
@@ -1776,7 +1776,7 @@
       </w:r>
       <w:r>
         <w:rPr>
-          <w:rFonts w:ascii="Aptos" w:eastAsia="Aptos" w:hAnsi="Aptos" w:cs="Aptos"/>
+          <w:rFonts w:ascii="Aptos" w:hAnsi="Aptos" w:eastAsia="Aptos" w:cs="Aptos"/>
           <w:sz w:val="22"/>
           <w:szCs w:val="22"/>
         </w:rPr>
@@ -1784,7 +1784,7 @@
       </w:r>
       <w:r>
         <w:rPr>
-          <w:rFonts w:ascii="Aptos" w:eastAsia="Aptos" w:hAnsi="Aptos" w:cs="Aptos"/>
+          <w:rFonts w:ascii="Aptos" w:hAnsi="Aptos" w:eastAsia="Aptos" w:cs="Aptos"/>
           <w:sz w:val="22"/>
           <w:szCs w:val="22"/>
         </w:rPr>
@@ -1799,14 +1799,14 @@
           <w:numId w:val="29"/>
         </w:numPr>
         <w:rPr>
-          <w:rFonts w:ascii="Aptos" w:eastAsia="Aptos" w:hAnsi="Aptos" w:cs="Aptos"/>
+          <w:rFonts w:ascii="Aptos" w:hAnsi="Aptos" w:eastAsia="Aptos" w:cs="Aptos"/>
           <w:sz w:val="22"/>
           <w:szCs w:val="22"/>
         </w:rPr>
       </w:pPr>
       <w:r>
         <w:rPr>
-          <w:rFonts w:ascii="Aptos" w:eastAsia="Aptos" w:hAnsi="Aptos" w:cs="Aptos"/>
+          <w:rFonts w:ascii="Aptos" w:hAnsi="Aptos" w:eastAsia="Aptos" w:cs="Aptos"/>
           <w:sz w:val="22"/>
           <w:szCs w:val="22"/>
         </w:rPr>
@@ -1814,7 +1814,7 @@
       </w:r>
       <w:r>
         <w:rPr>
-          <w:rFonts w:ascii="Aptos" w:eastAsia="Aptos" w:hAnsi="Aptos" w:cs="Aptos"/>
+          <w:rFonts w:ascii="Aptos" w:hAnsi="Aptos" w:eastAsia="Aptos" w:cs="Aptos"/>
           <w:sz w:val="22"/>
           <w:szCs w:val="22"/>
         </w:rPr>
@@ -1822,7 +1822,7 @@
       </w:r>
       <w:r>
         <w:rPr>
-          <w:rFonts w:ascii="Aptos" w:eastAsia="Aptos" w:hAnsi="Aptos" w:cs="Aptos"/>
+          <w:rFonts w:ascii="Aptos" w:hAnsi="Aptos" w:eastAsia="Aptos" w:cs="Aptos"/>
           <w:sz w:val="22"/>
           <w:szCs w:val="22"/>
         </w:rPr>
@@ -1830,7 +1830,7 @@
       </w:r>
       <w:r>
         <w:rPr>
-          <w:rFonts w:ascii="Aptos" w:eastAsia="Aptos" w:hAnsi="Aptos" w:cs="Aptos"/>
+          <w:rFonts w:ascii="Aptos" w:hAnsi="Aptos" w:eastAsia="Aptos" w:cs="Aptos"/>
           <w:sz w:val="22"/>
           <w:szCs w:val="22"/>
         </w:rPr>
@@ -1838,7 +1838,7 @@
       </w:r>
       <w:r>
         <w:rPr>
-          <w:rFonts w:ascii="Aptos" w:eastAsia="Aptos" w:hAnsi="Aptos" w:cs="Aptos"/>
+          <w:rFonts w:ascii="Aptos" w:hAnsi="Aptos" w:eastAsia="Aptos" w:cs="Aptos"/>
           <w:sz w:val="22"/>
           <w:szCs w:val="22"/>
         </w:rPr>
@@ -1846,7 +1846,7 @@
       </w:r>
       <w:r>
         <w:rPr>
-          <w:rFonts w:ascii="Aptos" w:eastAsia="Aptos" w:hAnsi="Aptos" w:cs="Aptos"/>
+          <w:rFonts w:ascii="Aptos" w:hAnsi="Aptos" w:eastAsia="Aptos" w:cs="Aptos"/>
           <w:sz w:val="22"/>
           <w:szCs w:val="22"/>
         </w:rPr>
@@ -1854,7 +1854,7 @@
       </w:r>
       <w:r>
         <w:rPr>
-          <w:rFonts w:ascii="Aptos" w:eastAsia="Aptos" w:hAnsi="Aptos" w:cs="Aptos"/>
+          <w:rFonts w:ascii="Aptos" w:hAnsi="Aptos" w:eastAsia="Aptos" w:cs="Aptos"/>
           <w:sz w:val="22"/>
           <w:szCs w:val="22"/>
         </w:rPr>
@@ -1862,7 +1862,7 @@
       </w:r>
       <w:r>
         <w:rPr>
-          <w:rFonts w:ascii="Aptos" w:eastAsia="Aptos" w:hAnsi="Aptos" w:cs="Aptos"/>
+          <w:rFonts w:ascii="Aptos" w:hAnsi="Aptos" w:eastAsia="Aptos" w:cs="Aptos"/>
           <w:sz w:val="22"/>
           <w:szCs w:val="22"/>
         </w:rPr>
@@ -1870,7 +1870,7 @@
       </w:r>
       <w:r>
         <w:rPr>
-          <w:rFonts w:ascii="Aptos" w:eastAsia="Aptos" w:hAnsi="Aptos" w:cs="Aptos"/>
+          <w:rFonts w:ascii="Aptos" w:hAnsi="Aptos" w:eastAsia="Aptos" w:cs="Aptos"/>
           <w:sz w:val="22"/>
           <w:szCs w:val="22"/>
         </w:rPr>
@@ -1885,14 +1885,14 @@
           <w:numId w:val="29"/>
         </w:numPr>
         <w:rPr>
-          <w:rFonts w:ascii="Aptos" w:eastAsia="Aptos" w:hAnsi="Aptos" w:cs="Aptos"/>
+          <w:rFonts w:ascii="Aptos" w:hAnsi="Aptos" w:eastAsia="Aptos" w:cs="Aptos"/>
           <w:sz w:val="22"/>
           <w:szCs w:val="22"/>
         </w:rPr>
       </w:pPr>
       <w:r>
         <w:rPr>
-          <w:rFonts w:ascii="Aptos" w:eastAsia="Aptos" w:hAnsi="Aptos" w:cs="Aptos"/>
+          <w:rFonts w:ascii="Aptos" w:hAnsi="Aptos" w:eastAsia="Aptos" w:cs="Aptos"/>
           <w:sz w:val="22"/>
           <w:szCs w:val="22"/>
         </w:rPr>
@@ -1900,7 +1900,7 @@
       </w:r>
       <w:r>
         <w:rPr>
-          <w:rFonts w:ascii="Aptos" w:eastAsia="Aptos" w:hAnsi="Aptos" w:cs="Aptos"/>
+          <w:rFonts w:ascii="Aptos" w:hAnsi="Aptos" w:eastAsia="Aptos" w:cs="Aptos"/>
           <w:sz w:val="22"/>
           <w:szCs w:val="22"/>
         </w:rPr>
@@ -1908,7 +1908,7 @@
       </w:r>
       <w:r>
         <w:rPr>
-          <w:rFonts w:ascii="Aptos" w:eastAsia="Aptos" w:hAnsi="Aptos" w:cs="Aptos"/>
+          <w:rFonts w:ascii="Aptos" w:hAnsi="Aptos" w:eastAsia="Aptos" w:cs="Aptos"/>
           <w:sz w:val="22"/>
           <w:szCs w:val="22"/>
         </w:rPr>
@@ -1916,7 +1916,7 @@
       </w:r>
       <w:r>
         <w:rPr>
-          <w:rFonts w:ascii="Aptos" w:eastAsia="Aptos" w:hAnsi="Aptos" w:cs="Aptos"/>
+          <w:rFonts w:ascii="Aptos" w:hAnsi="Aptos" w:eastAsia="Aptos" w:cs="Aptos"/>
           <w:sz w:val="22"/>
           <w:szCs w:val="22"/>
         </w:rPr>
@@ -1924,7 +1924,7 @@
       </w:r>
       <w:r>
         <w:rPr>
-          <w:rFonts w:ascii="Aptos" w:eastAsia="Aptos" w:hAnsi="Aptos" w:cs="Aptos"/>
+          <w:rFonts w:ascii="Aptos" w:hAnsi="Aptos" w:eastAsia="Aptos" w:cs="Aptos"/>
           <w:sz w:val="22"/>
           <w:szCs w:val="22"/>
         </w:rPr>
@@ -1932,7 +1932,7 @@
       </w:r>
       <w:r>
         <w:rPr>
-          <w:rFonts w:ascii="Aptos" w:eastAsia="Aptos" w:hAnsi="Aptos" w:cs="Aptos"/>
+          <w:rFonts w:ascii="Aptos" w:hAnsi="Aptos" w:eastAsia="Aptos" w:cs="Aptos"/>
           <w:sz w:val="22"/>
           <w:szCs w:val="22"/>
         </w:rPr>
@@ -1947,14 +1947,14 @@
           <w:numId w:val="29"/>
         </w:numPr>
         <w:rPr>
-          <w:rFonts w:ascii="Aptos" w:eastAsia="Aptos" w:hAnsi="Aptos" w:cs="Aptos"/>
+          <w:rFonts w:ascii="Aptos" w:hAnsi="Aptos" w:eastAsia="Aptos" w:cs="Aptos"/>
           <w:sz w:val="22"/>
           <w:szCs w:val="22"/>
         </w:rPr>
       </w:pPr>
       <w:r>
         <w:rPr>
-          <w:rFonts w:ascii="Aptos" w:eastAsia="Aptos" w:hAnsi="Aptos" w:cs="Aptos"/>
+          <w:rFonts w:ascii="Aptos" w:hAnsi="Aptos" w:eastAsia="Aptos" w:cs="Aptos"/>
           <w:sz w:val="22"/>
           <w:szCs w:val="22"/>
         </w:rPr>
@@ -1962,7 +1962,7 @@
       </w:r>
       <w:r>
         <w:rPr>
-          <w:rFonts w:ascii="Aptos" w:eastAsia="Aptos" w:hAnsi="Aptos" w:cs="Aptos"/>
+          <w:rFonts w:ascii="Aptos" w:hAnsi="Aptos" w:eastAsia="Aptos" w:cs="Aptos"/>
           <w:sz w:val="22"/>
           <w:szCs w:val="22"/>
         </w:rPr>
@@ -1970,7 +1970,7 @@
       </w:r>
       <w:r>
         <w:rPr>
-          <w:rFonts w:ascii="Aptos" w:eastAsia="Aptos" w:hAnsi="Aptos" w:cs="Aptos"/>
+          <w:rFonts w:ascii="Aptos" w:hAnsi="Aptos" w:eastAsia="Aptos" w:cs="Aptos"/>
           <w:sz w:val="22"/>
           <w:szCs w:val="22"/>
         </w:rPr>
@@ -1978,7 +1978,7 @@
       </w:r>
       <w:r>
         <w:rPr>
-          <w:rFonts w:ascii="Aptos" w:eastAsia="Aptos" w:hAnsi="Aptos" w:cs="Aptos"/>
+          <w:rFonts w:ascii="Aptos" w:hAnsi="Aptos" w:eastAsia="Aptos" w:cs="Aptos"/>
           <w:sz w:val="22"/>
           <w:szCs w:val="22"/>
         </w:rPr>
@@ -1986,7 +1986,7 @@
       </w:r>
       <w:r>
         <w:rPr>
-          <w:rFonts w:ascii="Aptos" w:eastAsia="Aptos" w:hAnsi="Aptos" w:cs="Aptos"/>
+          <w:rFonts w:ascii="Aptos" w:hAnsi="Aptos" w:eastAsia="Aptos" w:cs="Aptos"/>
           <w:sz w:val="22"/>
           <w:szCs w:val="22"/>
         </w:rPr>
@@ -1994,7 +1994,7 @@
       </w:r>
       <w:r>
         <w:rPr>
-          <w:rFonts w:ascii="Aptos" w:eastAsia="Aptos" w:hAnsi="Aptos" w:cs="Aptos"/>
+          <w:rFonts w:ascii="Aptos" w:hAnsi="Aptos" w:eastAsia="Aptos" w:cs="Aptos"/>
           <w:sz w:val="22"/>
           <w:szCs w:val="22"/>
         </w:rPr>
@@ -2002,7 +2002,7 @@
       </w:r>
       <w:r>
         <w:rPr>
-          <w:rFonts w:ascii="Aptos" w:eastAsia="Aptos" w:hAnsi="Aptos" w:cs="Aptos"/>
+          <w:rFonts w:ascii="Aptos" w:hAnsi="Aptos" w:eastAsia="Aptos" w:cs="Aptos"/>
           <w:sz w:val="22"/>
           <w:szCs w:val="22"/>
         </w:rPr>
@@ -2017,14 +2017,14 @@
           <w:numId w:val="29"/>
         </w:numPr>
         <w:rPr>
-          <w:rFonts w:ascii="Aptos" w:eastAsia="Aptos" w:hAnsi="Aptos" w:cs="Aptos"/>
+          <w:rFonts w:ascii="Aptos" w:hAnsi="Aptos" w:eastAsia="Aptos" w:cs="Aptos"/>
           <w:sz w:val="22"/>
           <w:szCs w:val="22"/>
         </w:rPr>
       </w:pPr>
       <w:r>
         <w:rPr>
-          <w:rFonts w:ascii="Aptos" w:eastAsia="Aptos" w:hAnsi="Aptos" w:cs="Aptos"/>
+          <w:rFonts w:ascii="Aptos" w:hAnsi="Aptos" w:eastAsia="Aptos" w:cs="Aptos"/>
           <w:sz w:val="22"/>
           <w:szCs w:val="22"/>
         </w:rPr>
@@ -2032,7 +2032,7 @@
       </w:r>
       <w:r>
         <w:rPr>
-          <w:rFonts w:ascii="Aptos" w:eastAsia="Aptos" w:hAnsi="Aptos" w:cs="Aptos"/>
+          <w:rFonts w:ascii="Aptos" w:hAnsi="Aptos" w:eastAsia="Aptos" w:cs="Aptos"/>
           <w:sz w:val="22"/>
           <w:szCs w:val="22"/>
         </w:rPr>
@@ -2040,7 +2040,7 @@
       </w:r>
       <w:r>
         <w:rPr>
-          <w:rFonts w:ascii="Aptos" w:eastAsia="Aptos" w:hAnsi="Aptos" w:cs="Aptos"/>
+          <w:rFonts w:ascii="Aptos" w:hAnsi="Aptos" w:eastAsia="Aptos" w:cs="Aptos"/>
           <w:sz w:val="22"/>
           <w:szCs w:val="22"/>
         </w:rPr>
@@ -2048,7 +2048,7 @@
       </w:r>
       <w:r>
         <w:rPr>
-          <w:rFonts w:ascii="Aptos" w:eastAsia="Aptos" w:hAnsi="Aptos" w:cs="Aptos"/>
+          <w:rFonts w:ascii="Aptos" w:hAnsi="Aptos" w:eastAsia="Aptos" w:cs="Aptos"/>
           <w:sz w:val="22"/>
           <w:szCs w:val="22"/>
         </w:rPr>
@@ -2056,7 +2056,7 @@
       </w:r>
       <w:r>
         <w:rPr>
-          <w:rFonts w:ascii="Aptos" w:eastAsia="Aptos" w:hAnsi="Aptos" w:cs="Aptos"/>
+          <w:rFonts w:ascii="Aptos" w:hAnsi="Aptos" w:eastAsia="Aptos" w:cs="Aptos"/>
           <w:sz w:val="22"/>
           <w:szCs w:val="22"/>
         </w:rPr>
@@ -2064,7 +2064,7 @@
       </w:r>
       <w:r>
         <w:rPr>
-          <w:rFonts w:ascii="Aptos" w:eastAsia="Aptos" w:hAnsi="Aptos" w:cs="Aptos"/>
+          <w:rFonts w:ascii="Aptos" w:hAnsi="Aptos" w:eastAsia="Aptos" w:cs="Aptos"/>
           <w:sz w:val="22"/>
           <w:szCs w:val="22"/>
         </w:rPr>
@@ -2072,7 +2072,7 @@
       </w:r>
       <w:r>
         <w:rPr>
-          <w:rFonts w:ascii="Aptos" w:eastAsia="Aptos" w:hAnsi="Aptos" w:cs="Aptos"/>
+          <w:rFonts w:ascii="Aptos" w:hAnsi="Aptos" w:eastAsia="Aptos" w:cs="Aptos"/>
           <w:sz w:val="22"/>
           <w:szCs w:val="22"/>
         </w:rPr>
@@ -2080,7 +2080,7 @@
       </w:r>
       <w:r>
         <w:rPr>
-          <w:rFonts w:ascii="Aptos" w:eastAsia="Aptos" w:hAnsi="Aptos" w:cs="Aptos"/>
+          <w:rFonts w:ascii="Aptos" w:hAnsi="Aptos" w:eastAsia="Aptos" w:cs="Aptos"/>
           <w:sz w:val="22"/>
           <w:szCs w:val="22"/>
         </w:rPr>
@@ -2088,7 +2088,7 @@
       </w:r>
       <w:r>
         <w:rPr>
-          <w:rFonts w:ascii="Aptos" w:eastAsia="Aptos" w:hAnsi="Aptos" w:cs="Aptos"/>
+          <w:rFonts w:ascii="Aptos" w:hAnsi="Aptos" w:eastAsia="Aptos" w:cs="Aptos"/>
           <w:sz w:val="22"/>
           <w:szCs w:val="22"/>
         </w:rPr>
@@ -2096,7 +2096,7 @@
       </w:r>
       <w:r>
         <w:rPr>
-          <w:rFonts w:ascii="Aptos" w:eastAsia="Aptos" w:hAnsi="Aptos" w:cs="Aptos"/>
+          <w:rFonts w:ascii="Aptos" w:hAnsi="Aptos" w:eastAsia="Aptos" w:cs="Aptos"/>
           <w:sz w:val="22"/>
           <w:szCs w:val="22"/>
         </w:rPr>
@@ -2111,14 +2111,14 @@
           <w:numId w:val="29"/>
         </w:numPr>
         <w:rPr>
-          <w:rFonts w:ascii="Aptos" w:eastAsia="Aptos" w:hAnsi="Aptos" w:cs="Aptos"/>
+          <w:rFonts w:ascii="Aptos" w:hAnsi="Aptos" w:eastAsia="Aptos" w:cs="Aptos"/>
           <w:sz w:val="22"/>
           <w:szCs w:val="22"/>
         </w:rPr>
       </w:pPr>
       <w:r>
         <w:rPr>
-          <w:rFonts w:ascii="Aptos" w:eastAsia="Aptos" w:hAnsi="Aptos" w:cs="Aptos"/>
+          <w:rFonts w:ascii="Aptos" w:hAnsi="Aptos" w:eastAsia="Aptos" w:cs="Aptos"/>
           <w:sz w:val="22"/>
           <w:szCs w:val="22"/>
         </w:rPr>
@@ -2126,7 +2126,7 @@
       </w:r>
       <w:r>
         <w:rPr>
-          <w:rFonts w:ascii="Aptos" w:eastAsia="Aptos" w:hAnsi="Aptos" w:cs="Aptos"/>
+          <w:rFonts w:ascii="Aptos" w:hAnsi="Aptos" w:eastAsia="Aptos" w:cs="Aptos"/>
           <w:sz w:val="22"/>
           <w:szCs w:val="22"/>
         </w:rPr>
@@ -2134,7 +2134,7 @@
       </w:r>
       <w:r>
         <w:rPr>
-          <w:rFonts w:ascii="Aptos" w:eastAsia="Aptos" w:hAnsi="Aptos" w:cs="Aptos"/>
+          <w:rFonts w:ascii="Aptos" w:hAnsi="Aptos" w:eastAsia="Aptos" w:cs="Aptos"/>
           <w:sz w:val="22"/>
           <w:szCs w:val="22"/>
         </w:rPr>
@@ -2142,7 +2142,7 @@
       </w:r>
       <w:r>
         <w:rPr>
-          <w:rFonts w:ascii="Aptos" w:eastAsia="Aptos" w:hAnsi="Aptos" w:cs="Aptos"/>
+          <w:rFonts w:ascii="Aptos" w:hAnsi="Aptos" w:eastAsia="Aptos" w:cs="Aptos"/>
           <w:sz w:val="22"/>
           <w:szCs w:val="22"/>
         </w:rPr>
@@ -2150,7 +2150,7 @@
       </w:r>
       <w:r>
         <w:rPr>
-          <w:rFonts w:ascii="Aptos" w:eastAsia="Aptos" w:hAnsi="Aptos" w:cs="Aptos"/>
+          <w:rFonts w:ascii="Aptos" w:hAnsi="Aptos" w:eastAsia="Aptos" w:cs="Aptos"/>
           <w:sz w:val="22"/>
           <w:szCs w:val="22"/>
         </w:rPr>
@@ -2165,14 +2165,14 @@
           <w:numId w:val="29"/>
         </w:numPr>
         <w:rPr>
-          <w:rFonts w:ascii="Aptos" w:eastAsia="Aptos" w:hAnsi="Aptos" w:cs="Aptos"/>
+          <w:rFonts w:ascii="Aptos" w:hAnsi="Aptos" w:eastAsia="Aptos" w:cs="Aptos"/>
           <w:sz w:val="22"/>
           <w:szCs w:val="22"/>
         </w:rPr>
       </w:pPr>
       <w:r>
         <w:rPr>
-          <w:rFonts w:ascii="Aptos" w:eastAsia="Aptos" w:hAnsi="Aptos" w:cs="Aptos"/>
+          <w:rFonts w:ascii="Aptos" w:hAnsi="Aptos" w:eastAsia="Aptos" w:cs="Aptos"/>
           <w:sz w:val="22"/>
           <w:szCs w:val="22"/>
         </w:rPr>
@@ -2180,7 +2180,7 @@
       </w:r>
       <w:r>
         <w:rPr>
-          <w:rFonts w:ascii="Aptos" w:eastAsia="Aptos" w:hAnsi="Aptos" w:cs="Aptos"/>
+          <w:rFonts w:ascii="Aptos" w:hAnsi="Aptos" w:eastAsia="Aptos" w:cs="Aptos"/>
           <w:sz w:val="22"/>
           <w:szCs w:val="22"/>
         </w:rPr>
@@ -2188,7 +2188,7 @@
       </w:r>
       <w:r>
         <w:rPr>
-          <w:rFonts w:ascii="Aptos" w:eastAsia="Aptos" w:hAnsi="Aptos" w:cs="Aptos"/>
+          <w:rFonts w:ascii="Aptos" w:hAnsi="Aptos" w:eastAsia="Aptos" w:cs="Aptos"/>
           <w:sz w:val="22"/>
           <w:szCs w:val="22"/>
         </w:rPr>
@@ -2196,7 +2196,7 @@
       </w:r>
       <w:r>
         <w:rPr>
-          <w:rFonts w:ascii="Aptos" w:eastAsia="Aptos" w:hAnsi="Aptos" w:cs="Aptos"/>
+          <w:rFonts w:ascii="Aptos" w:hAnsi="Aptos" w:eastAsia="Aptos" w:cs="Aptos"/>
           <w:sz w:val="22"/>
           <w:szCs w:val="22"/>
         </w:rPr>
@@ -2204,7 +2204,7 @@
       </w:r>
       <w:r>
         <w:rPr>
-          <w:rFonts w:ascii="Aptos" w:eastAsia="Aptos" w:hAnsi="Aptos" w:cs="Aptos"/>
+          <w:rFonts w:ascii="Aptos" w:hAnsi="Aptos" w:eastAsia="Aptos" w:cs="Aptos"/>
           <w:sz w:val="22"/>
           <w:szCs w:val="22"/>
         </w:rPr>
@@ -2212,7 +2212,7 @@
       </w:r>
       <w:r>
         <w:rPr>
-          <w:rFonts w:ascii="Aptos" w:eastAsia="Aptos" w:hAnsi="Aptos" w:cs="Aptos"/>
+          <w:rFonts w:ascii="Aptos" w:hAnsi="Aptos" w:eastAsia="Aptos" w:cs="Aptos"/>
           <w:sz w:val="22"/>
           <w:szCs w:val="22"/>
         </w:rPr>
@@ -2227,14 +2227,14 @@
           <w:numId w:val="29"/>
         </w:numPr>
         <w:rPr>
-          <w:rFonts w:ascii="Aptos" w:eastAsia="Aptos" w:hAnsi="Aptos" w:cs="Aptos"/>
+          <w:rFonts w:ascii="Aptos" w:hAnsi="Aptos" w:eastAsia="Aptos" w:cs="Aptos"/>
           <w:sz w:val="22"/>
           <w:szCs w:val="22"/>
         </w:rPr>
       </w:pPr>
       <w:r>
         <w:rPr>
-          <w:rFonts w:ascii="Aptos" w:eastAsia="Aptos" w:hAnsi="Aptos" w:cs="Aptos"/>
+          <w:rFonts w:ascii="Aptos" w:hAnsi="Aptos" w:eastAsia="Aptos" w:cs="Aptos"/>
           <w:sz w:val="22"/>
           <w:szCs w:val="22"/>
         </w:rPr>
@@ -2242,7 +2242,7 @@
       </w:r>
       <w:r>
         <w:rPr>
-          <w:rFonts w:ascii="Aptos" w:eastAsia="Aptos" w:hAnsi="Aptos" w:cs="Aptos"/>
+          <w:rFonts w:ascii="Aptos" w:hAnsi="Aptos" w:eastAsia="Aptos" w:cs="Aptos"/>
           <w:sz w:val="22"/>
           <w:szCs w:val="22"/>
         </w:rPr>
@@ -2250,7 +2250,7 @@
       </w:r>
       <w:r>
         <w:rPr>
-          <w:rFonts w:ascii="Aptos" w:eastAsia="Aptos" w:hAnsi="Aptos" w:cs="Aptos"/>
+          <w:rFonts w:ascii="Aptos" w:hAnsi="Aptos" w:eastAsia="Aptos" w:cs="Aptos"/>
           <w:sz w:val="22"/>
           <w:szCs w:val="22"/>
         </w:rPr>
@@ -2258,7 +2258,7 @@
       </w:r>
       <w:r>
         <w:rPr>
-          <w:rFonts w:ascii="Aptos" w:eastAsia="Aptos" w:hAnsi="Aptos" w:cs="Aptos"/>
+          <w:rFonts w:ascii="Aptos" w:hAnsi="Aptos" w:eastAsia="Aptos" w:cs="Aptos"/>
           <w:sz w:val="22"/>
           <w:szCs w:val="22"/>
         </w:rPr>
@@ -2266,7 +2266,7 @@
       </w:r>
       <w:r>
         <w:rPr>
-          <w:rFonts w:ascii="Aptos" w:eastAsia="Aptos" w:hAnsi="Aptos" w:cs="Aptos"/>
+          <w:rFonts w:ascii="Aptos" w:hAnsi="Aptos" w:eastAsia="Aptos" w:cs="Aptos"/>
           <w:sz w:val="22"/>
           <w:szCs w:val="22"/>
         </w:rPr>
@@ -2274,7 +2274,7 @@
       </w:r>
       <w:r>
         <w:rPr>
-          <w:rFonts w:ascii="Aptos" w:eastAsia="Aptos" w:hAnsi="Aptos" w:cs="Aptos"/>
+          <w:rFonts w:ascii="Aptos" w:hAnsi="Aptos" w:eastAsia="Aptos" w:cs="Aptos"/>
           <w:sz w:val="22"/>
           <w:szCs w:val="22"/>
         </w:rPr>
@@ -2282,7 +2282,7 @@
       </w:r>
       <w:r>
         <w:rPr>
-          <w:rFonts w:ascii="Aptos" w:eastAsia="Aptos" w:hAnsi="Aptos" w:cs="Aptos"/>
+          <w:rFonts w:ascii="Aptos" w:hAnsi="Aptos" w:eastAsia="Aptos" w:cs="Aptos"/>
           <w:sz w:val="22"/>
           <w:szCs w:val="22"/>
         </w:rPr>
@@ -2290,7 +2290,7 @@
       </w:r>
       <w:r>
         <w:rPr>
-          <w:rFonts w:ascii="Aptos" w:eastAsia="Aptos" w:hAnsi="Aptos" w:cs="Aptos"/>
+          <w:rFonts w:ascii="Aptos" w:hAnsi="Aptos" w:eastAsia="Aptos" w:cs="Aptos"/>
           <w:sz w:val="22"/>
           <w:szCs w:val="22"/>
         </w:rPr>
@@ -2298,7 +2298,7 @@
       </w:r>
       <w:r>
         <w:rPr>
-          <w:rFonts w:ascii="Aptos" w:eastAsia="Aptos" w:hAnsi="Aptos" w:cs="Aptos"/>
+          <w:rFonts w:ascii="Aptos" w:hAnsi="Aptos" w:eastAsia="Aptos" w:cs="Aptos"/>
           <w:sz w:val="22"/>
           <w:szCs w:val="22"/>
         </w:rPr>
@@ -2306,7 +2306,7 @@
       </w:r>
       <w:r>
         <w:rPr>
-          <w:rFonts w:ascii="Aptos" w:eastAsia="Aptos" w:hAnsi="Aptos" w:cs="Aptos"/>
+          <w:rFonts w:ascii="Aptos" w:hAnsi="Aptos" w:eastAsia="Aptos" w:cs="Aptos"/>
           <w:sz w:val="22"/>
           <w:szCs w:val="22"/>
         </w:rPr>
@@ -2321,14 +2321,14 @@
           <w:numId w:val="29"/>
         </w:numPr>
         <w:rPr>
-          <w:rFonts w:ascii="Aptos" w:eastAsia="Aptos" w:hAnsi="Aptos" w:cs="Aptos"/>
+          <w:rFonts w:ascii="Aptos" w:hAnsi="Aptos" w:eastAsia="Aptos" w:cs="Aptos"/>
           <w:sz w:val="22"/>
           <w:szCs w:val="22"/>
         </w:rPr>
       </w:pPr>
       <w:r>
         <w:rPr>
-          <w:rFonts w:ascii="Aptos" w:eastAsia="Aptos" w:hAnsi="Aptos" w:cs="Aptos"/>
+          <w:rFonts w:ascii="Aptos" w:hAnsi="Aptos" w:eastAsia="Aptos" w:cs="Aptos"/>
           <w:sz w:val="22"/>
           <w:szCs w:val="22"/>
         </w:rPr>
@@ -2336,7 +2336,7 @@
       </w:r>
       <w:r>
         <w:rPr>
-          <w:rFonts w:ascii="Aptos" w:eastAsia="Aptos" w:hAnsi="Aptos" w:cs="Aptos"/>
+          <w:rFonts w:ascii="Aptos" w:hAnsi="Aptos" w:eastAsia="Aptos" w:cs="Aptos"/>
           <w:sz w:val="22"/>
           <w:szCs w:val="22"/>
         </w:rPr>
@@ -2344,7 +2344,7 @@
       </w:r>
       <w:r>
         <w:rPr>
-          <w:rFonts w:ascii="Aptos" w:eastAsia="Aptos" w:hAnsi="Aptos" w:cs="Aptos"/>
+          <w:rFonts w:ascii="Aptos" w:hAnsi="Aptos" w:eastAsia="Aptos" w:cs="Aptos"/>
           <w:sz w:val="22"/>
           <w:szCs w:val="22"/>
         </w:rPr>
@@ -2352,7 +2352,7 @@
       </w:r>
       <w:r>
         <w:rPr>
-          <w:rFonts w:ascii="Aptos" w:eastAsia="Aptos" w:hAnsi="Aptos" w:cs="Aptos"/>
+          <w:rFonts w:ascii="Aptos" w:hAnsi="Aptos" w:eastAsia="Aptos" w:cs="Aptos"/>
           <w:sz w:val="22"/>
           <w:szCs w:val="22"/>
         </w:rPr>
@@ -2360,7 +2360,7 @@
       </w:r>
       <w:r>
         <w:rPr>
-          <w:rFonts w:ascii="Aptos" w:eastAsia="Aptos" w:hAnsi="Aptos" w:cs="Aptos"/>
+          <w:rFonts w:ascii="Aptos" w:hAnsi="Aptos" w:eastAsia="Aptos" w:cs="Aptos"/>
           <w:sz w:val="22"/>
           <w:szCs w:val="22"/>
         </w:rPr>
@@ -2368,7 +2368,7 @@
       </w:r>
       <w:r>
         <w:rPr>
-          <w:rFonts w:ascii="Aptos" w:eastAsia="Aptos" w:hAnsi="Aptos" w:cs="Aptos"/>
+          <w:rFonts w:ascii="Aptos" w:hAnsi="Aptos" w:eastAsia="Aptos" w:cs="Aptos"/>
           <w:sz w:val="22"/>
           <w:szCs w:val="22"/>
         </w:rPr>
@@ -2383,14 +2383,14 @@
           <w:numId w:val="29"/>
         </w:numPr>
         <w:rPr>
-          <w:rFonts w:ascii="Aptos" w:eastAsia="Aptos" w:hAnsi="Aptos" w:cs="Aptos"/>
+          <w:rFonts w:ascii="Aptos" w:hAnsi="Aptos" w:eastAsia="Aptos" w:cs="Aptos"/>
           <w:sz w:val="22"/>
           <w:szCs w:val="22"/>
         </w:rPr>
       </w:pPr>
       <w:r>
         <w:rPr>
-          <w:rFonts w:ascii="Aptos" w:eastAsia="Aptos" w:hAnsi="Aptos" w:cs="Aptos"/>
+          <w:rFonts w:ascii="Aptos" w:hAnsi="Aptos" w:eastAsia="Aptos" w:cs="Aptos"/>
           <w:sz w:val="22"/>
           <w:szCs w:val="22"/>
         </w:rPr>
@@ -2398,7 +2398,7 @@
       </w:r>
       <w:r>
         <w:rPr>
-          <w:rFonts w:ascii="Aptos" w:eastAsia="Aptos" w:hAnsi="Aptos" w:cs="Aptos"/>
+          <w:rFonts w:ascii="Aptos" w:hAnsi="Aptos" w:eastAsia="Aptos" w:cs="Aptos"/>
           <w:sz w:val="22"/>
           <w:szCs w:val="22"/>
         </w:rPr>
@@ -2406,7 +2406,7 @@
       </w:r>
       <w:r>
         <w:rPr>
-          <w:rFonts w:ascii="Aptos" w:eastAsia="Aptos" w:hAnsi="Aptos" w:cs="Aptos"/>
+          <w:rFonts w:ascii="Aptos" w:hAnsi="Aptos" w:eastAsia="Aptos" w:cs="Aptos"/>
           <w:sz w:val="22"/>
           <w:szCs w:val="22"/>
         </w:rPr>
@@ -2414,7 +2414,7 @@
       </w:r>
       <w:r>
         <w:rPr>
-          <w:rFonts w:ascii="Aptos" w:eastAsia="Aptos" w:hAnsi="Aptos" w:cs="Aptos"/>
+          <w:rFonts w:ascii="Aptos" w:hAnsi="Aptos" w:eastAsia="Aptos" w:cs="Aptos"/>
           <w:sz w:val="22"/>
           <w:szCs w:val="22"/>
         </w:rPr>
@@ -2422,7 +2422,7 @@
       </w:r>
       <w:r>
         <w:rPr>
-          <w:rFonts w:ascii="Aptos" w:eastAsia="Aptos" w:hAnsi="Aptos" w:cs="Aptos"/>
+          <w:rFonts w:ascii="Aptos" w:hAnsi="Aptos" w:eastAsia="Aptos" w:cs="Aptos"/>
           <w:sz w:val="22"/>
           <w:szCs w:val="22"/>
         </w:rPr>
@@ -2430,7 +2430,7 @@
       </w:r>
       <w:r>
         <w:rPr>
-          <w:rFonts w:ascii="Aptos" w:eastAsia="Aptos" w:hAnsi="Aptos" w:cs="Aptos"/>
+          <w:rFonts w:ascii="Aptos" w:hAnsi="Aptos" w:eastAsia="Aptos" w:cs="Aptos"/>
           <w:sz w:val="22"/>
           <w:szCs w:val="22"/>
         </w:rPr>
@@ -2438,7 +2438,7 @@
       </w:r>
       <w:r>
         <w:rPr>
-          <w:rFonts w:ascii="Aptos" w:eastAsia="Aptos" w:hAnsi="Aptos" w:cs="Aptos"/>
+          <w:rFonts w:ascii="Aptos" w:hAnsi="Aptos" w:eastAsia="Aptos" w:cs="Aptos"/>
           <w:sz w:val="22"/>
           <w:szCs w:val="22"/>
         </w:rPr>
@@ -2446,7 +2446,7 @@
       </w:r>
       <w:r>
         <w:rPr>
-          <w:rFonts w:ascii="Aptos" w:eastAsia="Aptos" w:hAnsi="Aptos" w:cs="Aptos"/>
+          <w:rFonts w:ascii="Aptos" w:hAnsi="Aptos" w:eastAsia="Aptos" w:cs="Aptos"/>
           <w:sz w:val="22"/>
           <w:szCs w:val="22"/>
         </w:rPr>
@@ -2454,7 +2454,7 @@
       </w:r>
       <w:r>
         <w:rPr>
-          <w:rFonts w:ascii="Aptos" w:eastAsia="Aptos" w:hAnsi="Aptos" w:cs="Aptos"/>
+          <w:rFonts w:ascii="Aptos" w:hAnsi="Aptos" w:eastAsia="Aptos" w:cs="Aptos"/>
           <w:sz w:val="22"/>
           <w:szCs w:val="22"/>
         </w:rPr>
@@ -2462,7 +2462,7 @@
       </w:r>
       <w:r>
         <w:rPr>
-          <w:rFonts w:ascii="Aptos" w:eastAsia="Aptos" w:hAnsi="Aptos" w:cs="Aptos"/>
+          <w:rFonts w:ascii="Aptos" w:hAnsi="Aptos" w:eastAsia="Aptos" w:cs="Aptos"/>
           <w:sz w:val="22"/>
           <w:szCs w:val="22"/>
         </w:rPr>
@@ -2477,50 +2477,26 @@
           <w:numId w:val="29"/>
         </w:numPr>
         <w:rPr>
-          <w:rFonts w:ascii="Aptos" w:eastAsia="Aptos" w:hAnsi="Aptos" w:cs="Aptos"/>
+          <w:rFonts w:ascii="Aptos" w:hAnsi="Aptos" w:eastAsia="Aptos" w:cs="Aptos"/>
           <w:sz w:val="22"/>
           <w:szCs w:val="22"/>
         </w:rPr>
       </w:pPr>
       <w:r>
         <w:rPr>
-          <w:rFonts w:ascii="Aptos" w:eastAsia="Aptos" w:hAnsi="Aptos" w:cs="Aptos"/>
+          <w:rFonts w:ascii="Aptos" w:hAnsi="Aptos" w:eastAsia="Aptos" w:cs="Aptos"/>
           <w:sz w:val="22"/>
           <w:szCs w:val="22"/>
         </w:rPr>
-        <w:t xml:space="preserve">{{ </w:t>
-      </w:r>
-      <w:r>
-        <w:rPr>
-          <w:rFonts w:ascii="Aptos" w:eastAsia="Aptos" w:hAnsi="Aptos" w:cs="Aptos"/>
+        <w:t>[  ]</w:t>
+      </w:r>
+      <w:r>
+        <w:rPr>
+          <w:rFonts w:ascii="Aptos" w:hAnsi="Aptos" w:eastAsia="Aptos" w:cs="Aptos"/>
           <w:sz w:val="22"/>
           <w:szCs w:val="22"/>
         </w:rPr>
-        <w:t>output_checkbox(</w:t>
-      </w:r>
-      <w:r>
-        <w:rPr>
-          <w:rFonts w:ascii="Aptos" w:eastAsia="Aptos" w:hAnsi="Aptos" w:cs="Aptos"/>
-          <w:sz w:val="22"/>
-          <w:szCs w:val="22"/>
-        </w:rPr>
-        <w:t>is_prosecutor</w:t>
-      </w:r>
-      <w:r>
-        <w:rPr>
-          <w:rFonts w:ascii="Aptos" w:eastAsia="Aptos" w:hAnsi="Aptos" w:cs="Aptos"/>
-          <w:sz w:val="22"/>
-          <w:szCs w:val="22"/>
-        </w:rPr>
-        <w:t>)</w:t>
-      </w:r>
-      <w:r>
-        <w:rPr>
-          <w:rFonts w:ascii="Aptos" w:eastAsia="Aptos" w:hAnsi="Aptos" w:cs="Aptos"/>
-          <w:sz w:val="22"/>
-          <w:szCs w:val="22"/>
-        </w:rPr>
-        <w:t xml:space="preserve"> }} MWT Prosecutor.</w:t>
+        <w:t xml:space="preserve"> MWT Prosecutor.</w:t>
       </w:r>
     </w:p>
     <w:p>
@@ -2683,14 +2659,14 @@
             <w:pPr>
               <w:spacing w:line="259" w:lineRule="auto"/>
               <w:rPr>
-                <w:rFonts w:ascii="Aptos" w:eastAsia="Aptos" w:hAnsi="Aptos" w:cs="Aptos"/>
-                <w:sz w:val="22"/>
-                <w:szCs w:val="22"/>
-              </w:rPr>
-            </w:pPr>
-            <w:r>
-              <w:rPr>
-                <w:rFonts w:ascii="Aptos" w:eastAsia="Aptos" w:hAnsi="Aptos" w:cs="Aptos"/>
+                <w:rFonts w:ascii="Aptos" w:hAnsi="Aptos" w:eastAsia="Aptos" w:cs="Aptos"/>
+                <w:sz w:val="22"/>
+                <w:szCs w:val="22"/>
+              </w:rPr>
+            </w:pPr>
+            <w:r>
+              <w:rPr>
+                <w:rFonts w:ascii="Aptos" w:hAnsi="Aptos" w:eastAsia="Aptos" w:cs="Aptos"/>
                 <w:color w:val="000000" w:themeColor="text1"/>
                 <w:sz w:val="22"/>
                 <w:szCs w:val="22"/>
@@ -2699,7 +2675,7 @@
             </w:r>
             <w:r>
               <w:rPr>
-                <w:rFonts w:ascii="Aptos" w:eastAsia="Aptos" w:hAnsi="Aptos" w:cs="Aptos"/>
+                <w:rFonts w:ascii="Aptos" w:hAnsi="Aptos" w:eastAsia="Aptos" w:cs="Aptos"/>
                 <w:sz w:val="22"/>
                 <w:szCs w:val="22"/>
               </w:rPr>
@@ -2707,7 +2683,7 @@
             </w:r>
             <w:r>
               <w:rPr>
-                <w:rFonts w:ascii="Aptos" w:eastAsia="Aptos" w:hAnsi="Aptos" w:cs="Aptos"/>
+                <w:rFonts w:ascii="Aptos" w:hAnsi="Aptos" w:eastAsia="Aptos" w:cs="Aptos"/>
                 <w:color w:val="000000" w:themeColor="text1"/>
                 <w:sz w:val="22"/>
                 <w:szCs w:val="22"/>
@@ -2763,7 +2739,7 @@
             </w:pPr>
             <w:r>
               <w:rPr>
-                <w:rFonts w:ascii="Aptos" w:eastAsia="Aptos" w:hAnsi="Aptos" w:cs="Aptos"/>
+                <w:rFonts w:ascii="Aptos" w:hAnsi="Aptos" w:eastAsia="Aptos" w:cs="Aptos"/>
                 <w:sz w:val="22"/>
                 <w:szCs w:val="22"/>
               </w:rPr>
@@ -2785,7 +2761,7 @@
             </w:pPr>
             <w:r>
               <w:rPr>
-                <w:rFonts w:ascii="Aptos" w:eastAsia="Aptos" w:hAnsi="Aptos" w:cs="Aptos"/>
+                <w:rFonts w:ascii="Aptos" w:hAnsi="Aptos" w:eastAsia="Aptos" w:cs="Aptos"/>
                 <w:sz w:val="22"/>
                 <w:szCs w:val="22"/>
               </w:rPr>
@@ -2814,7 +2790,7 @@
             </w:r>
             <w:r>
               <w:rPr>
-                <w:rFonts w:ascii="Aptos" w:eastAsia="Aptos" w:hAnsi="Aptos" w:cs="Aptos"/>
+                <w:rFonts w:ascii="Aptos" w:hAnsi="Aptos" w:eastAsia="Aptos" w:cs="Aptos"/>
                 <w:sz w:val="22"/>
                 <w:szCs w:val="22"/>
               </w:rPr>
@@ -2841,14 +2817,14 @@
           <w:p>
             <w:pPr>
               <w:rPr>
-                <w:rFonts w:ascii="Aptos" w:eastAsia="Aptos" w:hAnsi="Aptos" w:cs="Aptos"/>
-                <w:sz w:val="22"/>
-                <w:szCs w:val="22"/>
-              </w:rPr>
-            </w:pPr>
-            <w:r>
-              <w:rPr>
-                <w:rFonts w:ascii="Aptos" w:eastAsia="Aptos" w:hAnsi="Aptos" w:cs="Aptos"/>
+                <w:rFonts w:ascii="Aptos" w:hAnsi="Aptos" w:eastAsia="Aptos" w:cs="Aptos"/>
+                <w:sz w:val="22"/>
+                <w:szCs w:val="22"/>
+              </w:rPr>
+            </w:pPr>
+            <w:r>
+              <w:rPr>
+                <w:rFonts w:ascii="Aptos" w:hAnsi="Aptos" w:eastAsia="Aptos" w:cs="Aptos"/>
                 <w:color w:val="000000" w:themeColor="text1"/>
                 <w:sz w:val="22"/>
                 <w:szCs w:val="22"/>
@@ -2918,6 +2894,7 @@
           <w:tcPr>
             <w:tcW w:w="10800" w:type="dxa"/>
             <w:gridSpan w:val="2"/>
+            <w:tcMar/>
           </w:tcPr>
           <w:p>
             <w:pPr>
@@ -2938,6 +2915,7 @@
           <w:tcPr>
             <w:tcW w:w="10800" w:type="dxa"/>
             <w:gridSpan w:val="2"/>
+            <w:tcMar/>
           </w:tcPr>
           <w:p>
             <w:pPr>
@@ -2965,6 +2943,7 @@
         <w:tc>
           <w:tcPr>
             <w:tcW w:w="1800" w:type="dxa"/>
+            <w:tcMar/>
           </w:tcPr>
           <w:p>
             <w:pPr>
@@ -2975,6 +2954,7 @@
         <w:tc>
           <w:tcPr>
             <w:tcW w:w="9000" w:type="dxa"/>
+            <w:tcMar/>
           </w:tcPr>
           <w:p>
             <w:pPr>
@@ -2997,6 +2977,14 @@
             </w:r>
           </w:p>
           <w:p>
+            <w:pPr>
+              <w:pStyle w:val="Normal"/>
+              <w:suppressLineNumbers w:val="0"/>
+              <w:bidi w:val="0"/>
+              <w:spacing w:before="0" w:beforeAutospacing="off" w:after="0" w:afterAutospacing="off" w:line="259" w:lineRule="auto"/>
+              <w:ind w:left="0" w:right="0"/>
+              <w:jc w:val="left"/>
+            </w:pPr>
             <w:r>
               <w:rPr>
                 <w:rFonts w:ascii="Tahoma" w:hAnsi="Tahoma" w:cs="Tahoma"/>
@@ -3004,14 +2992,16 @@
               <w:t xml:space="preserve"> </w:t>
             </w:r>
             <w:r>
+              <w:rPr/>
               <w:t>Me</w:t>
             </w:r>
             <w:r>
+              <w:rPr/>
               <w:t xml:space="preserve"> </w:t>
             </w:r>
             <w:r>
               <w:rPr>
-                <w:rFonts w:ascii="Aptos" w:eastAsia="Aptos" w:hAnsi="Aptos" w:cs="Aptos"/>
+                <w:rFonts w:ascii="Aptos" w:hAnsi="Aptos" w:eastAsia="Aptos" w:cs="Aptos"/>
                 <w:sz w:val="22"/>
                 <w:szCs w:val="22"/>
               </w:rPr>
@@ -3019,23 +3009,47 @@
             </w:r>
             <w:r>
               <w:rPr>
-                <w:rFonts w:ascii="Aptos" w:eastAsia="Aptos" w:hAnsi="Aptos" w:cs="Aptos"/>
-                <w:sz w:val="22"/>
-                <w:szCs w:val="22"/>
-              </w:rPr>
-              <w:t>output_checkbox(</w:t>
-            </w:r>
-            <w:r>
-              <w:rPr>
-                <w:rFonts w:ascii="Aptos" w:eastAsia="Aptos" w:hAnsi="Aptos" w:cs="Aptos"/>
-                <w:sz w:val="22"/>
-                <w:szCs w:val="22"/>
-              </w:rPr>
-              <w:t>is_plaintiff</w:t>
-            </w:r>
-            <w:r>
-              <w:rPr>
-                <w:rFonts w:ascii="Aptos" w:eastAsia="Aptos" w:hAnsi="Aptos" w:cs="Aptos"/>
+                <w:rFonts w:ascii="Aptos" w:hAnsi="Aptos" w:eastAsia="Aptos" w:cs="Aptos"/>
+                <w:sz w:val="22"/>
+                <w:szCs w:val="22"/>
+              </w:rPr>
+              <w:t>output_checkbox</w:t>
+            </w:r>
+            <w:r>
+              <w:rPr>
+                <w:rFonts w:ascii="Aptos" w:hAnsi="Aptos" w:eastAsia="Aptos" w:cs="Aptos"/>
+                <w:sz w:val="22"/>
+                <w:szCs w:val="22"/>
+              </w:rPr>
+              <w:t>(</w:t>
+            </w:r>
+            <w:r>
+              <w:rPr>
+                <w:rFonts w:ascii="Aptos" w:hAnsi="Aptos" w:eastAsia="Aptos" w:cs="Aptos"/>
+                <w:sz w:val="22"/>
+                <w:szCs w:val="22"/>
+              </w:rPr>
+              <w:t>is_</w:t>
+            </w:r>
+            <w:r>
+              <w:rPr>
+                <w:rFonts w:ascii="Aptos" w:hAnsi="Aptos" w:eastAsia="Aptos" w:cs="Aptos"/>
+                <w:sz w:val="22"/>
+                <w:szCs w:val="22"/>
+              </w:rPr>
+              <w:t>restrained_from</w:t>
+            </w:r>
+            <w:r>
+              <w:rPr>
+                <w:rFonts w:ascii="Aptos" w:hAnsi="Aptos" w:eastAsia="Aptos" w:cs="Aptos"/>
+                <w:sz w:val="22"/>
+                <w:szCs w:val="22"/>
+              </w:rPr>
+              <w:t>_online</w:t>
+            </w:r>
+            <w:r>
+              <w:rPr>
+                <w:rFonts w:ascii="Aptos" w:hAnsi="Aptos" w:eastAsia="Aptos" w:cs="Aptos"/>
                 <w:sz w:val="22"/>
                 <w:szCs w:val="22"/>
               </w:rPr>
@@ -3043,11 +3057,19 @@
             </w:r>
             <w:r>
               <w:rPr>
-                <w:rFonts w:ascii="Aptos" w:eastAsia="Aptos" w:hAnsi="Aptos" w:cs="Aptos"/>
-                <w:sz w:val="22"/>
-                <w:szCs w:val="22"/>
-              </w:rPr>
-              <w:t xml:space="preserve"> }}</w:t>
+                <w:rFonts w:ascii="Aptos" w:hAnsi="Aptos" w:eastAsia="Aptos" w:cs="Aptos"/>
+                <w:sz w:val="22"/>
+                <w:szCs w:val="22"/>
+              </w:rPr>
+              <w:t xml:space="preserve"> }</w:t>
+            </w:r>
+            <w:r>
+              <w:rPr>
+                <w:rFonts w:ascii="Aptos" w:hAnsi="Aptos" w:eastAsia="Aptos" w:cs="Aptos"/>
+                <w:sz w:val="22"/>
+                <w:szCs w:val="22"/>
+              </w:rPr>
+              <w:t>}</w:t>
             </w:r>
           </w:p>
           <w:p>
@@ -3064,6 +3086,7 @@
         <w:tc>
           <w:tcPr>
             <w:tcW w:w="1800" w:type="dxa"/>
+            <w:tcMar/>
           </w:tcPr>
           <w:p>
             <w:pPr>
@@ -3074,6 +3097,7 @@
         <w:tc>
           <w:tcPr>
             <w:tcW w:w="9000" w:type="dxa"/>
+            <w:tcMar/>
           </w:tcPr>
           <w:p>
             <w:pPr>
@@ -3086,6 +3110,11 @@
           <w:p>
             <w:pPr>
               <w:pStyle w:val="NoSpacing"/>
+              <w:suppressLineNumbers w:val="0"/>
+              <w:bidi w:val="0"/>
+              <w:spacing w:before="0" w:beforeAutospacing="off" w:after="0" w:afterAutospacing="off" w:line="259" w:lineRule="auto"/>
+              <w:ind w:left="0" w:right="0"/>
+              <w:jc w:val="left"/>
             </w:pPr>
             <w:r>
               <w:rPr>
@@ -3094,14 +3123,16 @@
               <w:t xml:space="preserve"> </w:t>
             </w:r>
             <w:r>
+              <w:rPr/>
               <w:t>Me</w:t>
             </w:r>
             <w:r>
+              <w:rPr/>
               <w:t xml:space="preserve"> </w:t>
             </w:r>
             <w:r>
               <w:rPr>
-                <w:rFonts w:ascii="Aptos" w:eastAsia="Aptos" w:hAnsi="Aptos" w:cs="Aptos"/>
+                <w:rFonts w:ascii="Aptos" w:hAnsi="Aptos" w:eastAsia="Aptos" w:cs="Aptos"/>
                 <w:sz w:val="22"/>
                 <w:szCs w:val="22"/>
               </w:rPr>
@@ -3109,23 +3140,47 @@
             </w:r>
             <w:r>
               <w:rPr>
-                <w:rFonts w:ascii="Aptos" w:eastAsia="Aptos" w:hAnsi="Aptos" w:cs="Aptos"/>
-                <w:sz w:val="22"/>
-                <w:szCs w:val="22"/>
-              </w:rPr>
-              <w:t>output_checkbox(</w:t>
-            </w:r>
-            <w:r>
-              <w:rPr>
-                <w:rFonts w:ascii="Aptos" w:eastAsia="Aptos" w:hAnsi="Aptos" w:cs="Aptos"/>
-                <w:sz w:val="22"/>
-                <w:szCs w:val="22"/>
-              </w:rPr>
-              <w:t>is_plaintiff</w:t>
-            </w:r>
-            <w:r>
-              <w:rPr>
-                <w:rFonts w:ascii="Aptos" w:eastAsia="Aptos" w:hAnsi="Aptos" w:cs="Aptos"/>
+                <w:rFonts w:ascii="Aptos" w:hAnsi="Aptos" w:eastAsia="Aptos" w:cs="Aptos"/>
+                <w:sz w:val="22"/>
+                <w:szCs w:val="22"/>
+              </w:rPr>
+              <w:t>output_checkbox</w:t>
+            </w:r>
+            <w:r>
+              <w:rPr>
+                <w:rFonts w:ascii="Aptos" w:hAnsi="Aptos" w:eastAsia="Aptos" w:cs="Aptos"/>
+                <w:sz w:val="22"/>
+                <w:szCs w:val="22"/>
+              </w:rPr>
+              <w:t>(</w:t>
+            </w:r>
+            <w:r>
+              <w:rPr>
+                <w:rFonts w:ascii="Aptos" w:hAnsi="Aptos" w:eastAsia="Aptos" w:cs="Aptos"/>
+                <w:sz w:val="22"/>
+                <w:szCs w:val="22"/>
+              </w:rPr>
+              <w:t>is_</w:t>
+            </w:r>
+            <w:r>
+              <w:rPr>
+                <w:rFonts w:ascii="Aptos" w:hAnsi="Aptos" w:eastAsia="Aptos" w:cs="Aptos"/>
+                <w:sz w:val="22"/>
+                <w:szCs w:val="22"/>
+              </w:rPr>
+              <w:t>restrained_from</w:t>
+            </w:r>
+            <w:r>
+              <w:rPr>
+                <w:rFonts w:ascii="Aptos" w:hAnsi="Aptos" w:eastAsia="Aptos" w:cs="Aptos"/>
+                <w:sz w:val="22"/>
+                <w:szCs w:val="22"/>
+              </w:rPr>
+              <w:t>_any_contact</w:t>
+            </w:r>
+            <w:r>
+              <w:rPr>
+                <w:rFonts w:ascii="Aptos" w:hAnsi="Aptos" w:eastAsia="Aptos" w:cs="Aptos"/>
                 <w:sz w:val="22"/>
                 <w:szCs w:val="22"/>
               </w:rPr>
@@ -3133,11 +3188,19 @@
             </w:r>
             <w:r>
               <w:rPr>
-                <w:rFonts w:ascii="Aptos" w:eastAsia="Aptos" w:hAnsi="Aptos" w:cs="Aptos"/>
-                <w:sz w:val="22"/>
-                <w:szCs w:val="22"/>
-              </w:rPr>
-              <w:t>}}</w:t>
+                <w:rFonts w:ascii="Aptos" w:hAnsi="Aptos" w:eastAsia="Aptos" w:cs="Aptos"/>
+                <w:sz w:val="22"/>
+                <w:szCs w:val="22"/>
+              </w:rPr>
+              <w:t>}</w:t>
+            </w:r>
+            <w:r>
+              <w:rPr>
+                <w:rFonts w:ascii="Aptos" w:hAnsi="Aptos" w:eastAsia="Aptos" w:cs="Aptos"/>
+                <w:sz w:val="22"/>
+                <w:szCs w:val="22"/>
+              </w:rPr>
+              <w:t>}</w:t>
             </w:r>
           </w:p>
           <w:p>
@@ -3154,6 +3217,7 @@
         <w:tc>
           <w:tcPr>
             <w:tcW w:w="1800" w:type="dxa"/>
+            <w:tcMar/>
           </w:tcPr>
           <w:p>
             <w:pPr>
@@ -3164,6 +3228,7 @@
         <w:tc>
           <w:tcPr>
             <w:tcW w:w="9000" w:type="dxa"/>
+            <w:tcMar/>
           </w:tcPr>
           <w:p>
             <w:pPr>
@@ -3187,6 +3252,7 @@
         <w:tc>
           <w:tcPr>
             <w:tcW w:w="1800" w:type="dxa"/>
+            <w:tcMar/>
           </w:tcPr>
           <w:p>
             <w:pPr>
@@ -3197,6 +3263,7 @@
         <w:tc>
           <w:tcPr>
             <w:tcW w:w="9000" w:type="dxa"/>
+            <w:tcMar/>
           </w:tcPr>
           <w:p>
             <w:pPr>
@@ -3236,7 +3303,7 @@
             </w:r>
             <w:r>
               <w:rPr>
-                <w:rFonts w:ascii="Aptos" w:eastAsia="Aptos" w:hAnsi="Aptos" w:cs="Aptos"/>
+                <w:rFonts w:ascii="Aptos" w:hAnsi="Aptos" w:eastAsia="Aptos" w:cs="Aptos"/>
                 <w:sz w:val="22"/>
                 <w:szCs w:val="22"/>
               </w:rPr>
@@ -3244,7 +3311,7 @@
             </w:r>
             <w:r>
               <w:rPr>
-                <w:rFonts w:ascii="Aptos" w:eastAsia="Aptos" w:hAnsi="Aptos" w:cs="Aptos"/>
+                <w:rFonts w:ascii="Aptos" w:hAnsi="Aptos" w:eastAsia="Aptos" w:cs="Aptos"/>
                 <w:sz w:val="22"/>
                 <w:szCs w:val="22"/>
               </w:rPr>
@@ -3252,7 +3319,7 @@
             </w:r>
             <w:r>
               <w:rPr>
-                <w:rFonts w:ascii="Aptos" w:eastAsia="Aptos" w:hAnsi="Aptos" w:cs="Aptos"/>
+                <w:rFonts w:ascii="Aptos" w:hAnsi="Aptos" w:eastAsia="Aptos" w:cs="Aptos"/>
                 <w:sz w:val="22"/>
                 <w:szCs w:val="22"/>
               </w:rPr>
@@ -3260,7 +3327,7 @@
             </w:r>
             <w:r>
               <w:rPr>
-                <w:rFonts w:ascii="Aptos" w:eastAsia="Aptos" w:hAnsi="Aptos" w:cs="Aptos"/>
+                <w:rFonts w:ascii="Aptos" w:hAnsi="Aptos" w:eastAsia="Aptos" w:cs="Aptos"/>
                 <w:sz w:val="22"/>
                 <w:szCs w:val="22"/>
               </w:rPr>
@@ -3268,7 +3335,7 @@
             </w:r>
             <w:r>
               <w:rPr>
-                <w:rFonts w:ascii="Aptos" w:eastAsia="Aptos" w:hAnsi="Aptos" w:cs="Aptos"/>
+                <w:rFonts w:ascii="Aptos" w:hAnsi="Aptos" w:eastAsia="Aptos" w:cs="Aptos"/>
                 <w:sz w:val="22"/>
                 <w:szCs w:val="22"/>
               </w:rPr>
@@ -3276,7 +3343,7 @@
             </w:r>
             <w:r>
               <w:rPr>
-                <w:rFonts w:ascii="Aptos" w:eastAsia="Aptos" w:hAnsi="Aptos" w:cs="Aptos"/>
+                <w:rFonts w:ascii="Aptos" w:hAnsi="Aptos" w:eastAsia="Aptos" w:cs="Aptos"/>
                 <w:sz w:val="22"/>
                 <w:szCs w:val="22"/>
               </w:rPr>
@@ -3284,7 +3351,7 @@
             </w:r>
             <w:r>
               <w:rPr>
-                <w:rFonts w:ascii="Aptos" w:eastAsia="Aptos" w:hAnsi="Aptos" w:cs="Aptos"/>
+                <w:rFonts w:ascii="Aptos" w:hAnsi="Aptos" w:eastAsia="Aptos" w:cs="Aptos"/>
                 <w:sz w:val="22"/>
                 <w:szCs w:val="22"/>
               </w:rPr>
@@ -3307,7 +3374,7 @@
             </w:r>
             <w:r>
               <w:rPr>
-                <w:rFonts w:ascii="Aptos" w:eastAsia="Aptos" w:hAnsi="Aptos" w:cs="Aptos"/>
+                <w:rFonts w:ascii="Aptos" w:hAnsi="Aptos" w:eastAsia="Aptos" w:cs="Aptos"/>
                 <w:sz w:val="22"/>
                 <w:szCs w:val="22"/>
               </w:rPr>
@@ -3315,7 +3382,7 @@
             </w:r>
             <w:r>
               <w:rPr>
-                <w:rFonts w:ascii="Aptos" w:eastAsia="Aptos" w:hAnsi="Aptos" w:cs="Aptos"/>
+                <w:rFonts w:ascii="Aptos" w:hAnsi="Aptos" w:eastAsia="Aptos" w:cs="Aptos"/>
                 <w:sz w:val="22"/>
                 <w:szCs w:val="22"/>
               </w:rPr>
@@ -3323,7 +3390,7 @@
             </w:r>
             <w:r>
               <w:rPr>
-                <w:rFonts w:ascii="Aptos" w:eastAsia="Aptos" w:hAnsi="Aptos" w:cs="Aptos"/>
+                <w:rFonts w:ascii="Aptos" w:hAnsi="Aptos" w:eastAsia="Aptos" w:cs="Aptos"/>
                 <w:sz w:val="22"/>
                 <w:szCs w:val="22"/>
               </w:rPr>
@@ -3331,7 +3398,7 @@
             </w:r>
             <w:r>
               <w:rPr>
-                <w:rFonts w:ascii="Aptos" w:eastAsia="Aptos" w:hAnsi="Aptos" w:cs="Aptos"/>
+                <w:rFonts w:ascii="Aptos" w:hAnsi="Aptos" w:eastAsia="Aptos" w:cs="Aptos"/>
                 <w:sz w:val="22"/>
                 <w:szCs w:val="22"/>
               </w:rPr>
@@ -3339,7 +3406,7 @@
             </w:r>
             <w:r>
               <w:rPr>
-                <w:rFonts w:ascii="Aptos" w:eastAsia="Aptos" w:hAnsi="Aptos" w:cs="Aptos"/>
+                <w:rFonts w:ascii="Aptos" w:hAnsi="Aptos" w:eastAsia="Aptos" w:cs="Aptos"/>
                 <w:sz w:val="22"/>
                 <w:szCs w:val="22"/>
               </w:rPr>
@@ -3347,7 +3414,7 @@
             </w:r>
             <w:r>
               <w:rPr>
-                <w:rFonts w:ascii="Aptos" w:eastAsia="Aptos" w:hAnsi="Aptos" w:cs="Aptos"/>
+                <w:rFonts w:ascii="Aptos" w:hAnsi="Aptos" w:eastAsia="Aptos" w:cs="Aptos"/>
                 <w:sz w:val="22"/>
                 <w:szCs w:val="22"/>
               </w:rPr>
@@ -3355,7 +3422,7 @@
             </w:r>
             <w:r>
               <w:rPr>
-                <w:rFonts w:ascii="Aptos" w:eastAsia="Aptos" w:hAnsi="Aptos" w:cs="Aptos"/>
+                <w:rFonts w:ascii="Aptos" w:hAnsi="Aptos" w:eastAsia="Aptos" w:cs="Aptos"/>
                 <w:sz w:val="22"/>
                 <w:szCs w:val="22"/>
               </w:rPr>
@@ -3377,7 +3444,7 @@
             </w:r>
             <w:r>
               <w:rPr>
-                <w:rFonts w:ascii="Aptos" w:eastAsia="Aptos" w:hAnsi="Aptos" w:cs="Aptos"/>
+                <w:rFonts w:ascii="Aptos" w:hAnsi="Aptos" w:eastAsia="Aptos" w:cs="Aptos"/>
                 <w:sz w:val="22"/>
                 <w:szCs w:val="22"/>
               </w:rPr>
@@ -3385,7 +3452,7 @@
             </w:r>
             <w:r>
               <w:rPr>
-                <w:rFonts w:ascii="Aptos" w:eastAsia="Aptos" w:hAnsi="Aptos" w:cs="Aptos"/>
+                <w:rFonts w:ascii="Aptos" w:hAnsi="Aptos" w:eastAsia="Aptos" w:cs="Aptos"/>
                 <w:sz w:val="22"/>
                 <w:szCs w:val="22"/>
               </w:rPr>
@@ -3393,7 +3460,7 @@
             </w:r>
             <w:r>
               <w:rPr>
-                <w:rFonts w:ascii="Aptos" w:eastAsia="Aptos" w:hAnsi="Aptos" w:cs="Aptos"/>
+                <w:rFonts w:ascii="Aptos" w:hAnsi="Aptos" w:eastAsia="Aptos" w:cs="Aptos"/>
                 <w:sz w:val="22"/>
                 <w:szCs w:val="22"/>
               </w:rPr>
@@ -3401,7 +3468,7 @@
             </w:r>
             <w:r>
               <w:rPr>
-                <w:rFonts w:ascii="Aptos" w:eastAsia="Aptos" w:hAnsi="Aptos" w:cs="Aptos"/>
+                <w:rFonts w:ascii="Aptos" w:hAnsi="Aptos" w:eastAsia="Aptos" w:cs="Aptos"/>
                 <w:sz w:val="22"/>
                 <w:szCs w:val="22"/>
               </w:rPr>
@@ -3409,7 +3476,7 @@
             </w:r>
             <w:r>
               <w:rPr>
-                <w:rFonts w:ascii="Aptos" w:eastAsia="Aptos" w:hAnsi="Aptos" w:cs="Aptos"/>
+                <w:rFonts w:ascii="Aptos" w:hAnsi="Aptos" w:eastAsia="Aptos" w:cs="Aptos"/>
                 <w:sz w:val="22"/>
                 <w:szCs w:val="22"/>
               </w:rPr>
@@ -3417,7 +3484,7 @@
             </w:r>
             <w:r>
               <w:rPr>
-                <w:rFonts w:ascii="Aptos" w:eastAsia="Aptos" w:hAnsi="Aptos" w:cs="Aptos"/>
+                <w:rFonts w:ascii="Aptos" w:hAnsi="Aptos" w:eastAsia="Aptos" w:cs="Aptos"/>
                 <w:sz w:val="22"/>
                 <w:szCs w:val="22"/>
               </w:rPr>
@@ -3425,7 +3492,7 @@
             </w:r>
             <w:r>
               <w:rPr>
-                <w:rFonts w:ascii="Aptos" w:eastAsia="Aptos" w:hAnsi="Aptos" w:cs="Aptos"/>
+                <w:rFonts w:ascii="Aptos" w:hAnsi="Aptos" w:eastAsia="Aptos" w:cs="Aptos"/>
                 <w:sz w:val="22"/>
                 <w:szCs w:val="22"/>
               </w:rPr>
@@ -3446,6 +3513,7 @@
         <w:tc>
           <w:tcPr>
             <w:tcW w:w="1800" w:type="dxa"/>
+            <w:tcMar/>
           </w:tcPr>
           <w:p>
             <w:pPr>
@@ -3456,6 +3524,7 @@
         <w:tc>
           <w:tcPr>
             <w:tcW w:w="9000" w:type="dxa"/>
+            <w:tcMar/>
           </w:tcPr>
           <w:p>
             <w:pPr>
@@ -3482,6 +3551,7 @@
         <w:tc>
           <w:tcPr>
             <w:tcW w:w="1800" w:type="dxa"/>
+            <w:tcMar/>
           </w:tcPr>
           <w:p>
             <w:pPr>
@@ -3492,6 +3562,7 @@
         <w:tc>
           <w:tcPr>
             <w:tcW w:w="9000" w:type="dxa"/>
+            <w:tcMar/>
           </w:tcPr>
           <w:p>
             <w:pPr>
@@ -3515,6 +3586,7 @@
         <w:tc>
           <w:tcPr>
             <w:tcW w:w="1800" w:type="dxa"/>
+            <w:tcMar/>
           </w:tcPr>
           <w:p>
             <w:pPr>
@@ -3525,6 +3597,7 @@
         <w:tc>
           <w:tcPr>
             <w:tcW w:w="9000" w:type="dxa"/>
+            <w:tcMar/>
           </w:tcPr>
           <w:p>
             <w:pPr>
@@ -3548,6 +3621,7 @@
         <w:tc>
           <w:tcPr>
             <w:tcW w:w="1800" w:type="dxa"/>
+            <w:tcMar/>
           </w:tcPr>
           <w:p>
             <w:pPr>
@@ -3558,6 +3632,7 @@
         <w:tc>
           <w:tcPr>
             <w:tcW w:w="9000" w:type="dxa"/>
+            <w:tcMar/>
           </w:tcPr>
           <w:p>
             <w:pPr>
@@ -3580,7 +3655,7 @@
       </w:pPr>
       <w:r>
         <w:rPr>
-          <w:rFonts w:ascii="Aptos" w:eastAsia="Aptos" w:hAnsi="Aptos" w:cs="Aptos"/>
+          <w:rFonts w:ascii="Aptos" w:hAnsi="Aptos" w:eastAsia="Aptos" w:cs="Aptos"/>
           <w:sz w:val="22"/>
           <w:szCs w:val="22"/>
         </w:rPr>
@@ -3593,7 +3668,7 @@
       </w:pPr>
       <w:r>
         <w:rPr>
-          <w:rFonts w:ascii="Aptos" w:eastAsia="Aptos" w:hAnsi="Aptos" w:cs="Aptos"/>
+          <w:rFonts w:ascii="Aptos" w:hAnsi="Aptos" w:eastAsia="Aptos" w:cs="Aptos"/>
           <w:sz w:val="22"/>
           <w:szCs w:val="22"/>
         </w:rPr>
@@ -3606,7 +3681,7 @@
       </w:pPr>
       <w:r>
         <w:rPr>
-          <w:rFonts w:ascii="Aptos" w:eastAsia="Aptos" w:hAnsi="Aptos" w:cs="Aptos"/>
+          <w:rFonts w:ascii="Aptos" w:hAnsi="Aptos" w:eastAsia="Aptos" w:cs="Aptos"/>
           <w:sz w:val="22"/>
           <w:szCs w:val="22"/>
         </w:rPr>
@@ -3619,7 +3694,7 @@
       </w:pPr>
       <w:r>
         <w:rPr>
-          <w:rFonts w:ascii="Aptos" w:eastAsia="Aptos" w:hAnsi="Aptos" w:cs="Aptos"/>
+          <w:rFonts w:ascii="Aptos" w:hAnsi="Aptos" w:eastAsia="Aptos" w:cs="Aptos"/>
           <w:sz w:val="22"/>
           <w:szCs w:val="22"/>
         </w:rPr>
@@ -3632,7 +3707,7 @@
       </w:pPr>
       <w:r>
         <w:rPr>
-          <w:rFonts w:ascii="Aptos" w:eastAsia="Aptos" w:hAnsi="Aptos" w:cs="Aptos"/>
+          <w:rFonts w:ascii="Aptos" w:hAnsi="Aptos" w:eastAsia="Aptos" w:cs="Aptos"/>
           <w:sz w:val="22"/>
           <w:szCs w:val="22"/>
         </w:rPr>
@@ -3640,7 +3715,7 @@
       </w:r>
       <w:r>
         <w:rPr>
-          <w:rFonts w:ascii="Aptos" w:eastAsia="Aptos" w:hAnsi="Aptos" w:cs="Aptos"/>
+          <w:rFonts w:ascii="Aptos" w:hAnsi="Aptos" w:eastAsia="Aptos" w:cs="Aptos"/>
           <w:b/>
           <w:bCs/>
           <w:sz w:val="22"/>
@@ -3650,7 +3725,7 @@
       </w:r>
       <w:r>
         <w:rPr>
-          <w:rFonts w:ascii="Aptos" w:eastAsia="Aptos" w:hAnsi="Aptos" w:cs="Aptos"/>
+          <w:rFonts w:ascii="Aptos" w:hAnsi="Aptos" w:eastAsia="Aptos" w:cs="Aptos"/>
           <w:sz w:val="22"/>
           <w:szCs w:val="22"/>
         </w:rPr>
@@ -3663,7 +3738,7 @@
       </w:pPr>
       <w:r>
         <w:rPr>
-          <w:rFonts w:ascii="Aptos" w:eastAsia="Aptos" w:hAnsi="Aptos" w:cs="Aptos"/>
+          <w:rFonts w:ascii="Aptos" w:hAnsi="Aptos" w:eastAsia="Aptos" w:cs="Aptos"/>
           <w:sz w:val="22"/>
           <w:szCs w:val="22"/>
         </w:rPr>
@@ -3674,14 +3749,14 @@
       <w:pPr>
         <w:spacing w:line="259" w:lineRule="auto"/>
         <w:rPr>
-          <w:rFonts w:ascii="Aptos" w:eastAsia="Aptos" w:hAnsi="Aptos" w:cs="Aptos"/>
+          <w:rFonts w:ascii="Aptos" w:hAnsi="Aptos" w:eastAsia="Aptos" w:cs="Aptos"/>
           <w:sz w:val="22"/>
           <w:szCs w:val="22"/>
         </w:rPr>
       </w:pPr>
       <w:r>
         <w:rPr>
-          <w:rFonts w:ascii="Aptos" w:eastAsia="Aptos" w:hAnsi="Aptos" w:cs="Aptos"/>
+          <w:rFonts w:ascii="Aptos" w:hAnsi="Aptos" w:eastAsia="Aptos" w:cs="Aptos"/>
           <w:sz w:val="22"/>
           <w:szCs w:val="22"/>
         </w:rPr>
@@ -3689,7 +3764,7 @@
       </w:r>
       <w:r>
         <w:rPr>
-          <w:rFonts w:ascii="Aptos" w:eastAsia="Aptos" w:hAnsi="Aptos" w:cs="Aptos"/>
+          <w:rFonts w:ascii="Aptos" w:hAnsi="Aptos" w:eastAsia="Aptos" w:cs="Aptos"/>
           <w:sz w:val="22"/>
           <w:szCs w:val="22"/>
         </w:rPr>
@@ -3702,7 +3777,7 @@
       </w:pPr>
       <w:r>
         <w:rPr>
-          <w:rFonts w:ascii="Aptos" w:eastAsia="Aptos" w:hAnsi="Aptos" w:cs="Aptos"/>
+          <w:rFonts w:ascii="Aptos" w:hAnsi="Aptos" w:eastAsia="Aptos" w:cs="Aptos"/>
           <w:sz w:val="22"/>
           <w:szCs w:val="22"/>
         </w:rPr>
@@ -3715,7 +3790,7 @@
       </w:pPr>
       <w:r>
         <w:rPr>
-          <w:rFonts w:ascii="Aptos" w:eastAsia="Aptos" w:hAnsi="Aptos" w:cs="Aptos"/>
+          <w:rFonts w:ascii="Aptos" w:hAnsi="Aptos" w:eastAsia="Aptos" w:cs="Aptos"/>
           <w:sz w:val="22"/>
           <w:szCs w:val="22"/>
         </w:rPr>
@@ -3723,7 +3798,7 @@
       </w:r>
       <w:r>
         <w:rPr>
-          <w:rFonts w:ascii="Aptos" w:eastAsia="Aptos" w:hAnsi="Aptos" w:cs="Aptos"/>
+          <w:rFonts w:ascii="Aptos" w:hAnsi="Aptos" w:eastAsia="Aptos" w:cs="Aptos"/>
           <w:sz w:val="22"/>
           <w:szCs w:val="22"/>
         </w:rPr>
@@ -3731,7 +3806,7 @@
       </w:r>
       <w:r>
         <w:rPr>
-          <w:rFonts w:ascii="Aptos" w:eastAsia="Aptos" w:hAnsi="Aptos" w:cs="Aptos"/>
+          <w:rFonts w:ascii="Aptos" w:hAnsi="Aptos" w:eastAsia="Aptos" w:cs="Aptos"/>
           <w:sz w:val="22"/>
           <w:szCs w:val="22"/>
         </w:rPr>
@@ -3739,7 +3814,7 @@
       </w:r>
       <w:r>
         <w:rPr>
-          <w:rFonts w:ascii="Aptos" w:eastAsia="Aptos" w:hAnsi="Aptos" w:cs="Aptos"/>
+          <w:rFonts w:ascii="Aptos" w:hAnsi="Aptos" w:eastAsia="Aptos" w:cs="Aptos"/>
           <w:sz w:val="22"/>
           <w:szCs w:val="22"/>
         </w:rPr>
@@ -3752,7 +3827,7 @@
       </w:pPr>
       <w:r>
         <w:rPr>
-          <w:rFonts w:ascii="Aptos" w:eastAsia="Aptos" w:hAnsi="Aptos" w:cs="Aptos"/>
+          <w:rFonts w:ascii="Aptos" w:hAnsi="Aptos" w:eastAsia="Aptos" w:cs="Aptos"/>
           <w:sz w:val="22"/>
           <w:szCs w:val="22"/>
         </w:rPr>
@@ -3765,7 +3840,7 @@
       </w:pPr>
       <w:r>
         <w:rPr>
-          <w:rFonts w:ascii="Aptos" w:eastAsia="Aptos" w:hAnsi="Aptos" w:cs="Aptos"/>
+          <w:rFonts w:ascii="Aptos" w:hAnsi="Aptos" w:eastAsia="Aptos" w:cs="Aptos"/>
           <w:sz w:val="22"/>
           <w:szCs w:val="22"/>
         </w:rPr>
@@ -3776,14 +3851,14 @@
       <w:pPr>
         <w:spacing w:line="259" w:lineRule="auto"/>
         <w:rPr>
-          <w:rFonts w:ascii="Aptos" w:eastAsia="Aptos" w:hAnsi="Aptos" w:cs="Aptos"/>
+          <w:rFonts w:ascii="Aptos" w:hAnsi="Aptos" w:eastAsia="Aptos" w:cs="Aptos"/>
           <w:sz w:val="22"/>
           <w:szCs w:val="22"/>
         </w:rPr>
       </w:pPr>
       <w:r>
         <w:rPr>
-          <w:rFonts w:ascii="Aptos" w:eastAsia="Aptos" w:hAnsi="Aptos" w:cs="Aptos"/>
+          <w:rFonts w:ascii="Aptos" w:hAnsi="Aptos" w:eastAsia="Aptos" w:cs="Aptos"/>
           <w:sz w:val="22"/>
           <w:szCs w:val="22"/>
         </w:rPr>
@@ -3794,7 +3869,7 @@
       <w:pPr>
         <w:spacing w:line="259" w:lineRule="auto"/>
         <w:rPr>
-          <w:rFonts w:ascii="Aptos" w:eastAsia="Aptos" w:hAnsi="Aptos" w:cs="Aptos"/>
+          <w:rFonts w:ascii="Aptos" w:hAnsi="Aptos" w:eastAsia="Aptos" w:cs="Aptos"/>
           <w:sz w:val="22"/>
           <w:szCs w:val="22"/>
         </w:rPr>
@@ -3803,11 +3878,11 @@
     <w:p>
       <w:pPr>
         <w:pBdr>
-          <w:bottom w:val="single" w:sz="4" w:space="4" w:color="auto"/>
+          <w:bottom w:val="single" w:color="auto" w:sz="4" w:space="4"/>
         </w:pBdr>
         <w:spacing w:line="259" w:lineRule="auto"/>
         <w:rPr>
-          <w:rFonts w:ascii="Aptos" w:eastAsia="Aptos" w:hAnsi="Aptos" w:cs="Aptos"/>
+          <w:rFonts w:ascii="Aptos" w:hAnsi="Aptos" w:eastAsia="Aptos" w:cs="Aptos"/>
           <w:sz w:val="22"/>
           <w:szCs w:val="22"/>
         </w:rPr>
@@ -3819,7 +3894,7 @@
       </w:pPr>
       <w:r>
         <w:rPr>
-          <w:rFonts w:ascii="Aptos" w:eastAsia="Aptos" w:hAnsi="Aptos" w:cs="Aptos"/>
+          <w:rFonts w:ascii="Aptos" w:hAnsi="Aptos" w:eastAsia="Aptos" w:cs="Aptos"/>
           <w:sz w:val="22"/>
           <w:szCs w:val="22"/>
         </w:rPr>
@@ -3832,7 +3907,7 @@
       </w:pPr>
       <w:r>
         <w:rPr>
-          <w:rFonts w:ascii="Aptos" w:eastAsia="Aptos" w:hAnsi="Aptos" w:cs="Aptos"/>
+          <w:rFonts w:ascii="Aptos" w:hAnsi="Aptos" w:eastAsia="Aptos" w:cs="Aptos"/>
           <w:sz w:val="22"/>
           <w:szCs w:val="22"/>
         </w:rPr>
@@ -3845,7 +3920,7 @@
       </w:pPr>
       <w:r>
         <w:rPr>
-          <w:rFonts w:ascii="Aptos" w:eastAsia="Aptos" w:hAnsi="Aptos" w:cs="Aptos"/>
+          <w:rFonts w:ascii="Aptos" w:hAnsi="Aptos" w:eastAsia="Aptos" w:cs="Aptos"/>
           <w:sz w:val="22"/>
           <w:szCs w:val="22"/>
         </w:rPr>
@@ -3858,7 +3933,7 @@
       </w:pPr>
       <w:r>
         <w:rPr>
-          <w:rFonts w:ascii="Aptos" w:eastAsia="Aptos" w:hAnsi="Aptos" w:cs="Aptos"/>
+          <w:rFonts w:ascii="Aptos" w:hAnsi="Aptos" w:eastAsia="Aptos" w:cs="Aptos"/>
           <w:sz w:val="22"/>
           <w:szCs w:val="22"/>
         </w:rPr>
@@ -3866,7 +3941,7 @@
       </w:r>
       <w:r>
         <w:rPr>
-          <w:rFonts w:ascii="Aptos" w:eastAsia="Aptos" w:hAnsi="Aptos" w:cs="Aptos"/>
+          <w:rFonts w:ascii="Aptos" w:hAnsi="Aptos" w:eastAsia="Aptos" w:cs="Aptos"/>
           <w:sz w:val="22"/>
           <w:szCs w:val="22"/>
         </w:rPr>
@@ -3874,7 +3949,7 @@
       </w:r>
       <w:r>
         <w:rPr>
-          <w:rFonts w:ascii="Aptos" w:eastAsia="Aptos" w:hAnsi="Aptos" w:cs="Aptos"/>
+          <w:rFonts w:ascii="Aptos" w:hAnsi="Aptos" w:eastAsia="Aptos" w:cs="Aptos"/>
           <w:sz w:val="22"/>
           <w:szCs w:val="22"/>
         </w:rPr>
@@ -3882,7 +3957,7 @@
       </w:r>
       <w:r>
         <w:rPr>
-          <w:rFonts w:ascii="Aptos" w:eastAsia="Aptos" w:hAnsi="Aptos" w:cs="Aptos"/>
+          <w:rFonts w:ascii="Aptos" w:hAnsi="Aptos" w:eastAsia="Aptos" w:cs="Aptos"/>
           <w:sz w:val="22"/>
           <w:szCs w:val="22"/>
         </w:rPr>
@@ -3890,7 +3965,7 @@
       </w:r>
       <w:r>
         <w:rPr>
-          <w:rFonts w:ascii="Aptos" w:eastAsia="Aptos" w:hAnsi="Aptos" w:cs="Aptos"/>
+          <w:rFonts w:ascii="Aptos" w:hAnsi="Aptos" w:eastAsia="Aptos" w:cs="Aptos"/>
           <w:sz w:val="22"/>
           <w:szCs w:val="22"/>
         </w:rPr>
@@ -3898,7 +3973,7 @@
       </w:r>
       <w:r>
         <w:rPr>
-          <w:rFonts w:ascii="Aptos" w:eastAsia="Aptos" w:hAnsi="Aptos" w:cs="Aptos"/>
+          <w:rFonts w:ascii="Aptos" w:hAnsi="Aptos" w:eastAsia="Aptos" w:cs="Aptos"/>
           <w:sz w:val="22"/>
           <w:szCs w:val="22"/>
         </w:rPr>
@@ -3907,14 +3982,24 @@
     </w:p>
     <w:p>
       <w:pPr>
-        <w:spacing w:line="259" w:lineRule="auto"/>
-      </w:pPr>
-      <w:r>
-        <w:rPr>
-          <w:rFonts w:ascii="Aptos" w:eastAsia="Aptos" w:hAnsi="Aptos" w:cs="Aptos"/>
+        <w:pStyle w:val="Normal"/>
+        <w:suppressLineNumbers w:val="0"/>
+        <w:bidi w:val="0"/>
+        <w:spacing w:before="0" w:beforeAutospacing="off" w:after="0" w:afterAutospacing="off" w:line="259" w:lineRule="auto"/>
+        <w:ind w:left="0" w:right="0"/>
+        <w:jc w:val="left"/>
+        <w:rPr>
+          <w:rFonts w:ascii="Aptos" w:hAnsi="Aptos" w:eastAsia="Aptos" w:cs="Aptos"/>
           <w:sz w:val="22"/>
           <w:szCs w:val="22"/>
         </w:rPr>
+      </w:pPr>
+      <w:r>
+        <w:rPr>
+          <w:rFonts w:ascii="Aptos" w:hAnsi="Aptos" w:eastAsia="Aptos" w:cs="Aptos"/>
+          <w:sz w:val="22"/>
+          <w:szCs w:val="22"/>
+        </w:rPr>
         <w:t xml:space="preserve"> </w:t>
       </w:r>
     </w:p>
@@ -3922,90 +4007,106 @@
       <w:pPr>
         <w:spacing w:line="259" w:lineRule="auto"/>
         <w:rPr>
-          <w:rFonts w:ascii="Aptos" w:eastAsia="Aptos" w:hAnsi="Aptos" w:cs="Aptos"/>
+          <w:rFonts w:ascii="Aptos" w:hAnsi="Aptos" w:eastAsia="Aptos" w:cs="Aptos"/>
           <w:sz w:val="22"/>
           <w:szCs w:val="22"/>
         </w:rPr>
       </w:pPr>
       <w:r>
         <w:rPr>
-          <w:rFonts w:ascii="Aptos" w:eastAsia="Aptos" w:hAnsi="Aptos" w:cs="Aptos"/>
+          <w:rFonts w:ascii="Aptos" w:hAnsi="Aptos" w:eastAsia="Aptos" w:cs="Aptos"/>
           <w:sz w:val="22"/>
           <w:szCs w:val="22"/>
         </w:rPr>
-        <w:t xml:space="preserve">{{ </w:t>
-      </w:r>
-      <w:r>
-        <w:rPr>
-          <w:rFonts w:ascii="Aptos" w:eastAsia="Aptos" w:hAnsi="Aptos" w:cs="Aptos"/>
+        <w:t>Legal Mailing Address</w:t>
+      </w:r>
+      <w:r>
+        <w:rPr>
+          <w:rFonts w:ascii="Aptos" w:hAnsi="Aptos" w:eastAsia="Aptos" w:cs="Aptos"/>
           <w:sz w:val="22"/>
           <w:szCs w:val="22"/>
         </w:rPr>
-        <w:t>output_checkbox(</w:t>
-      </w:r>
-      <w:r>
-        <w:rPr>
-          <w:rFonts w:ascii="Aptos" w:eastAsia="Aptos" w:hAnsi="Aptos" w:cs="Aptos"/>
+        <w:t>:  {</w:t>
+      </w:r>
+      <w:r>
+        <w:rPr>
+          <w:rFonts w:ascii="Aptos" w:hAnsi="Aptos" w:eastAsia="Aptos" w:cs="Aptos"/>
           <w:sz w:val="22"/>
           <w:szCs w:val="22"/>
         </w:rPr>
-        <w:t>is_providing_legal_mailing_address</w:t>
-      </w:r>
-      <w:r>
-        <w:rPr>
-          <w:rFonts w:ascii="Aptos" w:eastAsia="Aptos" w:hAnsi="Aptos" w:cs="Aptos"/>
+        <w:t xml:space="preserve">{  </w:t>
+      </w:r>
+      <w:r>
+        <w:rPr>
+          <w:rFonts w:ascii="Aptos" w:hAnsi="Aptos" w:eastAsia="Aptos" w:cs="Aptos"/>
           <w:sz w:val="22"/>
           <w:szCs w:val="22"/>
         </w:rPr>
-        <w:t>)</w:t>
-      </w:r>
-      <w:r>
-        <w:rPr>
-          <w:rFonts w:ascii="Aptos" w:eastAsia="Aptos" w:hAnsi="Aptos" w:cs="Aptos"/>
+        <w:t>plaintiff</w:t>
+      </w:r>
+      <w:r>
+        <w:rPr>
+          <w:rFonts w:ascii="Aptos" w:hAnsi="Aptos" w:eastAsia="Aptos" w:cs="Aptos"/>
           <w:sz w:val="22"/>
           <w:szCs w:val="22"/>
         </w:rPr>
-        <w:t xml:space="preserve"> }}:  {{  </w:t>
-      </w:r>
-      <w:r>
-        <w:rPr>
-          <w:rFonts w:ascii="Aptos" w:eastAsia="Aptos" w:hAnsi="Aptos" w:cs="Aptos"/>
+        <w:t>s</w:t>
+      </w:r>
+      <w:r>
+        <w:rPr>
+          <w:rFonts w:ascii="Aptos" w:hAnsi="Aptos" w:eastAsia="Aptos" w:cs="Aptos"/>
           <w:sz w:val="22"/>
           <w:szCs w:val="22"/>
         </w:rPr>
-        <w:t>plaintiff</w:t>
-      </w:r>
-      <w:r>
-        <w:rPr>
-          <w:rFonts w:ascii="Aptos" w:eastAsia="Aptos" w:hAnsi="Aptos" w:cs="Aptos"/>
+        <w:t>[0].</w:t>
+      </w:r>
+      <w:r>
+        <w:rPr>
+          <w:rFonts w:ascii="Aptos" w:hAnsi="Aptos" w:eastAsia="Aptos" w:cs="Aptos"/>
           <w:sz w:val="22"/>
           <w:szCs w:val="22"/>
         </w:rPr>
-        <w:t>s[0].</w:t>
-      </w:r>
-      <w:r>
-        <w:rPr>
-          <w:rFonts w:ascii="Aptos" w:eastAsia="Aptos" w:hAnsi="Aptos" w:cs="Aptos"/>
+        <w:t>address</w:t>
+      </w:r>
+      <w:r>
+        <w:rPr>
+          <w:rFonts w:ascii="Aptos" w:hAnsi="Aptos" w:eastAsia="Aptos" w:cs="Aptos"/>
           <w:sz w:val="22"/>
           <w:szCs w:val="22"/>
         </w:rPr>
-        <w:t>address</w:t>
-      </w:r>
-      <w:r>
-        <w:rPr>
-          <w:rFonts w:ascii="Aptos" w:eastAsia="Aptos" w:hAnsi="Aptos" w:cs="Aptos"/>
+        <w:t>.block</w:t>
+      </w:r>
+      <w:r>
+        <w:rPr>
+          <w:rFonts w:ascii="Aptos" w:hAnsi="Aptos" w:eastAsia="Aptos" w:cs="Aptos"/>
           <w:sz w:val="22"/>
           <w:szCs w:val="22"/>
         </w:rPr>
-        <w:t>.block()</w:t>
-      </w:r>
-      <w:r>
-        <w:rPr>
-          <w:rFonts w:ascii="Aptos" w:eastAsia="Aptos" w:hAnsi="Aptos" w:cs="Aptos"/>
+        <w:t>(</w:t>
+      </w:r>
+      <w:r>
+        <w:rPr>
+          <w:rFonts w:ascii="Aptos" w:hAnsi="Aptos" w:eastAsia="Aptos" w:cs="Aptos"/>
           <w:sz w:val="22"/>
           <w:szCs w:val="22"/>
         </w:rPr>
-        <w:t xml:space="preserve">  }}</w:t>
+        <w:t>)</w:t>
+      </w:r>
+      <w:r>
+        <w:rPr>
+          <w:rFonts w:ascii="Aptos" w:hAnsi="Aptos" w:eastAsia="Aptos" w:cs="Aptos"/>
+          <w:sz w:val="22"/>
+          <w:szCs w:val="22"/>
+        </w:rPr>
+        <w:t xml:space="preserve">  }</w:t>
+      </w:r>
+      <w:r>
+        <w:rPr>
+          <w:rFonts w:ascii="Aptos" w:hAnsi="Aptos" w:eastAsia="Aptos" w:cs="Aptos"/>
+          <w:sz w:val="22"/>
+          <w:szCs w:val="22"/>
+        </w:rPr>
+        <w:t>}</w:t>
       </w:r>
     </w:p>
     <w:p>
@@ -4026,7 +4127,7 @@
       </w:pPr>
       <w:r>
         <w:rPr>
-          <w:rFonts w:ascii="Aptos" w:eastAsia="Aptos" w:hAnsi="Aptos" w:cs="Aptos"/>
+          <w:rFonts w:ascii="Aptos" w:hAnsi="Aptos" w:eastAsia="Aptos" w:cs="Aptos"/>
           <w:sz w:val="22"/>
           <w:szCs w:val="22"/>
         </w:rPr>
@@ -4039,7 +4140,7 @@
       </w:pPr>
       <w:r>
         <w:rPr>
-          <w:rFonts w:ascii="Aptos" w:eastAsia="Aptos" w:hAnsi="Aptos" w:cs="Aptos"/>
+          <w:rFonts w:ascii="Aptos" w:hAnsi="Aptos" w:eastAsia="Aptos" w:cs="Aptos"/>
           <w:sz w:val="22"/>
           <w:szCs w:val="22"/>
         </w:rPr>
@@ -4052,40 +4153,11 @@
       </w:pPr>
       <w:r>
         <w:rPr>
-          <w:rFonts w:ascii="Aptos" w:eastAsia="Aptos" w:hAnsi="Aptos" w:cs="Aptos"/>
+          <w:rFonts w:ascii="Aptos" w:hAnsi="Aptos" w:eastAsia="Aptos" w:cs="Aptos"/>
           <w:sz w:val="22"/>
           <w:szCs w:val="22"/>
         </w:rPr>
         <w:t>On or about {{  statement_date  }}:</w:t>
-      </w:r>
-    </w:p>
-    <w:p>
-      <w:pPr>
-        <w:spacing w:line="259" w:lineRule="auto"/>
-      </w:pPr>
-      <w:r>
-        <w:rPr>
-          <w:rFonts w:ascii="Aptos" w:eastAsia="Aptos" w:hAnsi="Aptos" w:cs="Aptos"/>
-          <w:sz w:val="22"/>
-          <w:szCs w:val="22"/>
-        </w:rPr>
-        <w:t xml:space="preserve">{{  </w:t>
-      </w:r>
-      <w:r>
-        <w:rPr>
-          <w:rFonts w:ascii="Aptos" w:eastAsia="Aptos" w:hAnsi="Aptos" w:cs="Aptos"/>
-          <w:sz w:val="22"/>
-          <w:szCs w:val="22"/>
-        </w:rPr>
-        <w:t>additional_</w:t>
-      </w:r>
-      <w:r>
-        <w:rPr>
-          <w:rFonts w:ascii="Aptos" w:eastAsia="Aptos" w:hAnsi="Aptos" w:cs="Aptos"/>
-          <w:sz w:val="22"/>
-          <w:szCs w:val="22"/>
-        </w:rPr>
-        <w:t>statement  }}</w:t>
       </w:r>
     </w:p>
     <w:p>
@@ -4130,27 +4202,27 @@
     <w:tbl>
       <w:tblPr>
         <w:tblStyle w:val="TableGrid"/>
-        <w:tblW w:w="10800" w:type="dxa"/>
+        <w:tblW w:w="10801" w:type="dxa"/>
         <w:tblInd w:w="-905" w:type="dxa"/>
         <w:tblLayout w:type="fixed"/>
         <w:tblLook w:val="06A0" w:firstRow="1" w:lastRow="0" w:firstColumn="1" w:lastColumn="0" w:noHBand="1" w:noVBand="1"/>
       </w:tblPr>
       <w:tblGrid>
-        <w:gridCol w:w="2250"/>
+        <w:gridCol w:w="2241"/>
         <w:gridCol w:w="270"/>
-        <w:gridCol w:w="900"/>
-        <w:gridCol w:w="360"/>
+        <w:gridCol w:w="897"/>
+        <w:gridCol w:w="359"/>
         <w:gridCol w:w="90"/>
-        <w:gridCol w:w="540"/>
-        <w:gridCol w:w="270"/>
-        <w:gridCol w:w="232"/>
-        <w:gridCol w:w="758"/>
+        <w:gridCol w:w="538"/>
+        <w:gridCol w:w="269"/>
+        <w:gridCol w:w="231"/>
+        <w:gridCol w:w="755"/>
         <w:gridCol w:w="90"/>
-        <w:gridCol w:w="270"/>
-        <w:gridCol w:w="886"/>
+        <w:gridCol w:w="269"/>
+        <w:gridCol w:w="883"/>
         <w:gridCol w:w="374"/>
         <w:gridCol w:w="540"/>
-        <w:gridCol w:w="90"/>
+        <w:gridCol w:w="115"/>
         <w:gridCol w:w="1710"/>
         <w:gridCol w:w="1170"/>
       </w:tblGrid>
@@ -4160,11 +4232,12 @@
         </w:trPr>
         <w:tc>
           <w:tcPr>
-            <w:tcW w:w="2250" w:type="dxa"/>
+            <w:tcW w:w="2241" w:type="dxa"/>
             <w:tcBorders>
-              <w:bottom w:val="single" w:sz="18" w:space="0" w:color="000000" w:themeColor="text1"/>
+              <w:bottom w:val="single" w:color="000000" w:themeColor="text1" w:sz="18" w:space="0"/>
             </w:tcBorders>
             <w:shd w:val="clear" w:color="auto" w:fill="000000" w:themeFill="text1"/>
+            <w:tcMar/>
           </w:tcPr>
           <w:p>
             <w:pPr>
@@ -4191,12 +4264,13 @@
         </w:tc>
         <w:tc>
           <w:tcPr>
-            <w:tcW w:w="8550" w:type="dxa"/>
+            <w:tcW w:w="8560" w:type="dxa"/>
             <w:gridSpan w:val="16"/>
             <w:tcBorders>
-              <w:bottom w:val="single" w:sz="18" w:space="0" w:color="000000" w:themeColor="text1"/>
+              <w:bottom w:val="single" w:color="000000" w:themeColor="text1" w:sz="18" w:space="0"/>
             </w:tcBorders>
             <w:shd w:val="clear" w:color="auto" w:fill="000000" w:themeFill="text1"/>
+            <w:tcMar/>
           </w:tcPr>
           <w:p>
             <w:pPr>
@@ -4248,14 +4322,15 @@
         </w:trPr>
         <w:tc>
           <w:tcPr>
-            <w:tcW w:w="10800" w:type="dxa"/>
+            <w:tcW w:w="10801" w:type="dxa"/>
             <w:gridSpan w:val="17"/>
             <w:tcBorders>
-              <w:top w:val="single" w:sz="18" w:space="0" w:color="000000" w:themeColor="text1"/>
-              <w:left w:val="single" w:sz="18" w:space="0" w:color="000000" w:themeColor="text1"/>
-              <w:bottom w:val="single" w:sz="18" w:space="0" w:color="000000" w:themeColor="text1"/>
-              <w:right w:val="single" w:sz="18" w:space="0" w:color="000000" w:themeColor="text1"/>
+              <w:top w:val="single" w:color="000000" w:themeColor="text1" w:sz="18" w:space="0"/>
+              <w:left w:val="single" w:color="000000" w:themeColor="text1" w:sz="18" w:space="0"/>
+              <w:bottom w:val="single" w:color="000000" w:themeColor="text1" w:sz="18" w:space="0"/>
+              <w:right w:val="single" w:color="000000" w:themeColor="text1" w:sz="18" w:space="0"/>
             </w:tcBorders>
+            <w:tcMar/>
           </w:tcPr>
           <w:p>
             <w:pPr>
@@ -4313,12 +4388,13 @@
         </w:trPr>
         <w:tc>
           <w:tcPr>
-            <w:tcW w:w="4912" w:type="dxa"/>
+            <w:tcW w:w="4895" w:type="dxa"/>
             <w:gridSpan w:val="8"/>
             <w:tcBorders>
-              <w:top w:val="single" w:sz="18" w:space="0" w:color="000000" w:themeColor="text1"/>
-              <w:left w:val="single" w:sz="18" w:space="0" w:color="000000" w:themeColor="text1"/>
+              <w:top w:val="single" w:color="000000" w:themeColor="text1" w:sz="18" w:space="0"/>
+              <w:left w:val="single" w:color="000000" w:themeColor="text1" w:sz="18" w:space="0"/>
             </w:tcBorders>
+            <w:tcMar/>
           </w:tcPr>
           <w:p>
             <w:pPr>
@@ -4339,12 +4415,13 @@
         </w:tc>
         <w:tc>
           <w:tcPr>
-            <w:tcW w:w="5888" w:type="dxa"/>
+            <w:tcW w:w="5906" w:type="dxa"/>
             <w:gridSpan w:val="9"/>
             <w:tcBorders>
-              <w:top w:val="single" w:sz="18" w:space="0" w:color="000000" w:themeColor="text1"/>
-              <w:right w:val="single" w:sz="18" w:space="0" w:color="000000" w:themeColor="text1"/>
+              <w:top w:val="single" w:color="000000" w:themeColor="text1" w:sz="18" w:space="0"/>
+              <w:right w:val="single" w:color="000000" w:themeColor="text1" w:sz="18" w:space="0"/>
             </w:tcBorders>
+            <w:tcMar/>
           </w:tcPr>
           <w:p>
             <w:pPr>
@@ -4370,7 +4447,7 @@
             </w:r>
             <w:r>
               <w:rPr>
-                <w:rFonts w:ascii="Aptos" w:eastAsia="Aptos" w:hAnsi="Aptos" w:cs="Aptos"/>
+                <w:rFonts w:ascii="Aptos" w:hAnsi="Aptos" w:eastAsia="Aptos" w:cs="Aptos"/>
                 <w:sz w:val="22"/>
                 <w:szCs w:val="22"/>
               </w:rPr>
@@ -4385,12 +4462,13 @@
         </w:trPr>
         <w:tc>
           <w:tcPr>
-            <w:tcW w:w="10800" w:type="dxa"/>
+            <w:tcW w:w="10801" w:type="dxa"/>
             <w:gridSpan w:val="17"/>
             <w:tcBorders>
-              <w:left w:val="single" w:sz="18" w:space="0" w:color="000000" w:themeColor="text1"/>
-              <w:right w:val="single" w:sz="18" w:space="0" w:color="000000" w:themeColor="text1"/>
+              <w:left w:val="single" w:color="000000" w:themeColor="text1" w:sz="18" w:space="0"/>
+              <w:right w:val="single" w:color="000000" w:themeColor="text1" w:sz="18" w:space="0"/>
             </w:tcBorders>
+            <w:tcMar/>
           </w:tcPr>
           <w:p>
             <w:pPr>
@@ -4415,7 +4493,7 @@
             </w:r>
             <w:r>
               <w:rPr>
-                <w:rFonts w:ascii="Aptos" w:eastAsia="Aptos" w:hAnsi="Aptos" w:cs="Aptos"/>
+                <w:rFonts w:ascii="Aptos" w:hAnsi="Aptos" w:eastAsia="Aptos" w:cs="Aptos"/>
                 <w:sz w:val="22"/>
                 <w:szCs w:val="22"/>
               </w:rPr>
@@ -4423,7 +4501,7 @@
             </w:r>
             <w:r>
               <w:rPr>
-                <w:rFonts w:ascii="Aptos" w:eastAsia="Aptos" w:hAnsi="Aptos" w:cs="Aptos"/>
+                <w:rFonts w:ascii="Aptos" w:hAnsi="Aptos" w:eastAsia="Aptos" w:cs="Aptos"/>
                 <w:sz w:val="22"/>
                 <w:szCs w:val="22"/>
               </w:rPr>
@@ -4431,7 +4509,7 @@
             </w:r>
             <w:r>
               <w:rPr>
-                <w:rFonts w:ascii="Aptos" w:eastAsia="Aptos" w:hAnsi="Aptos" w:cs="Aptos"/>
+                <w:rFonts w:ascii="Aptos" w:hAnsi="Aptos" w:eastAsia="Aptos" w:cs="Aptos"/>
                 <w:sz w:val="22"/>
                 <w:szCs w:val="22"/>
               </w:rPr>
@@ -4439,7 +4517,7 @@
             </w:r>
             <w:r>
               <w:rPr>
-                <w:rFonts w:ascii="Aptos" w:eastAsia="Aptos" w:hAnsi="Aptos" w:cs="Aptos"/>
+                <w:rFonts w:ascii="Aptos" w:hAnsi="Aptos" w:eastAsia="Aptos" w:cs="Aptos"/>
                 <w:sz w:val="22"/>
                 <w:szCs w:val="22"/>
               </w:rPr>
@@ -4447,7 +4525,7 @@
             </w:r>
             <w:r>
               <w:rPr>
-                <w:rFonts w:ascii="Aptos" w:eastAsia="Aptos" w:hAnsi="Aptos" w:cs="Aptos"/>
+                <w:rFonts w:ascii="Aptos" w:hAnsi="Aptos" w:eastAsia="Aptos" w:cs="Aptos"/>
                 <w:sz w:val="22"/>
                 <w:szCs w:val="22"/>
               </w:rPr>
@@ -4475,7 +4553,7 @@
             </w:r>
             <w:r>
               <w:rPr>
-                <w:rFonts w:ascii="Aptos" w:eastAsia="Aptos" w:hAnsi="Aptos" w:cs="Aptos"/>
+                <w:rFonts w:ascii="Aptos" w:hAnsi="Aptos" w:eastAsia="Aptos" w:cs="Aptos"/>
                 <w:sz w:val="22"/>
                 <w:szCs w:val="22"/>
               </w:rPr>
@@ -4483,7 +4561,7 @@
             </w:r>
             <w:r>
               <w:rPr>
-                <w:rFonts w:ascii="Aptos" w:eastAsia="Aptos" w:hAnsi="Aptos" w:cs="Aptos"/>
+                <w:rFonts w:ascii="Aptos" w:hAnsi="Aptos" w:eastAsia="Aptos" w:cs="Aptos"/>
                 <w:sz w:val="22"/>
                 <w:szCs w:val="22"/>
               </w:rPr>
@@ -4491,7 +4569,7 @@
             </w:r>
             <w:r>
               <w:rPr>
-                <w:rFonts w:ascii="Aptos" w:eastAsia="Aptos" w:hAnsi="Aptos" w:cs="Aptos"/>
+                <w:rFonts w:ascii="Aptos" w:hAnsi="Aptos" w:eastAsia="Aptos" w:cs="Aptos"/>
                 <w:sz w:val="22"/>
                 <w:szCs w:val="22"/>
               </w:rPr>
@@ -4499,7 +4577,7 @@
             </w:r>
             <w:r>
               <w:rPr>
-                <w:rFonts w:ascii="Aptos" w:eastAsia="Aptos" w:hAnsi="Aptos" w:cs="Aptos"/>
+                <w:rFonts w:ascii="Aptos" w:hAnsi="Aptos" w:eastAsia="Aptos" w:cs="Aptos"/>
                 <w:sz w:val="22"/>
                 <w:szCs w:val="22"/>
               </w:rPr>
@@ -4507,7 +4585,7 @@
             </w:r>
             <w:r>
               <w:rPr>
-                <w:rFonts w:ascii="Aptos" w:eastAsia="Aptos" w:hAnsi="Aptos" w:cs="Aptos"/>
+                <w:rFonts w:ascii="Aptos" w:hAnsi="Aptos" w:eastAsia="Aptos" w:cs="Aptos"/>
                 <w:sz w:val="22"/>
                 <w:szCs w:val="22"/>
               </w:rPr>
@@ -4545,7 +4623,7 @@
             </w:r>
             <w:r>
               <w:rPr>
-                <w:rFonts w:ascii="Aptos" w:eastAsia="Aptos" w:hAnsi="Aptos" w:cs="Aptos"/>
+                <w:rFonts w:ascii="Aptos" w:hAnsi="Aptos" w:eastAsia="Aptos" w:cs="Aptos"/>
                 <w:sz w:val="22"/>
                 <w:szCs w:val="22"/>
               </w:rPr>
@@ -4553,7 +4631,7 @@
             </w:r>
             <w:r>
               <w:rPr>
-                <w:rFonts w:ascii="Aptos" w:eastAsia="Aptos" w:hAnsi="Aptos" w:cs="Aptos"/>
+                <w:rFonts w:ascii="Aptos" w:hAnsi="Aptos" w:eastAsia="Aptos" w:cs="Aptos"/>
                 <w:sz w:val="22"/>
                 <w:szCs w:val="22"/>
               </w:rPr>
@@ -4561,7 +4639,7 @@
             </w:r>
             <w:r>
               <w:rPr>
-                <w:rFonts w:ascii="Aptos" w:eastAsia="Aptos" w:hAnsi="Aptos" w:cs="Aptos"/>
+                <w:rFonts w:ascii="Aptos" w:hAnsi="Aptos" w:eastAsia="Aptos" w:cs="Aptos"/>
                 <w:sz w:val="22"/>
                 <w:szCs w:val="22"/>
               </w:rPr>
@@ -4569,7 +4647,7 @@
             </w:r>
             <w:r>
               <w:rPr>
-                <w:rFonts w:ascii="Aptos" w:eastAsia="Aptos" w:hAnsi="Aptos" w:cs="Aptos"/>
+                <w:rFonts w:ascii="Aptos" w:hAnsi="Aptos" w:eastAsia="Aptos" w:cs="Aptos"/>
                 <w:sz w:val="22"/>
                 <w:szCs w:val="22"/>
               </w:rPr>
@@ -4577,7 +4655,7 @@
             </w:r>
             <w:r>
               <w:rPr>
-                <w:rFonts w:ascii="Aptos" w:eastAsia="Aptos" w:hAnsi="Aptos" w:cs="Aptos"/>
+                <w:rFonts w:ascii="Aptos" w:hAnsi="Aptos" w:eastAsia="Aptos" w:cs="Aptos"/>
                 <w:sz w:val="22"/>
                 <w:szCs w:val="22"/>
               </w:rPr>
@@ -4605,7 +4683,7 @@
             </w:r>
             <w:r>
               <w:rPr>
-                <w:rFonts w:ascii="Aptos" w:eastAsia="Aptos" w:hAnsi="Aptos" w:cs="Aptos"/>
+                <w:rFonts w:ascii="Aptos" w:hAnsi="Aptos" w:eastAsia="Aptos" w:cs="Aptos"/>
                 <w:sz w:val="22"/>
                 <w:szCs w:val="22"/>
               </w:rPr>
@@ -4613,7 +4691,7 @@
             </w:r>
             <w:r>
               <w:rPr>
-                <w:rFonts w:ascii="Aptos" w:eastAsia="Aptos" w:hAnsi="Aptos" w:cs="Aptos"/>
+                <w:rFonts w:ascii="Aptos" w:hAnsi="Aptos" w:eastAsia="Aptos" w:cs="Aptos"/>
                 <w:sz w:val="22"/>
                 <w:szCs w:val="22"/>
               </w:rPr>
@@ -4621,7 +4699,7 @@
             </w:r>
             <w:r>
               <w:rPr>
-                <w:rFonts w:ascii="Aptos" w:eastAsia="Aptos" w:hAnsi="Aptos" w:cs="Aptos"/>
+                <w:rFonts w:ascii="Aptos" w:hAnsi="Aptos" w:eastAsia="Aptos" w:cs="Aptos"/>
                 <w:sz w:val="22"/>
                 <w:szCs w:val="22"/>
               </w:rPr>
@@ -4629,7 +4707,7 @@
             </w:r>
             <w:r>
               <w:rPr>
-                <w:rFonts w:ascii="Aptos" w:eastAsia="Aptos" w:hAnsi="Aptos" w:cs="Aptos"/>
+                <w:rFonts w:ascii="Aptos" w:hAnsi="Aptos" w:eastAsia="Aptos" w:cs="Aptos"/>
                 <w:sz w:val="22"/>
                 <w:szCs w:val="22"/>
               </w:rPr>
@@ -4637,7 +4715,7 @@
             </w:r>
             <w:r>
               <w:rPr>
-                <w:rFonts w:ascii="Aptos" w:eastAsia="Aptos" w:hAnsi="Aptos" w:cs="Aptos"/>
+                <w:rFonts w:ascii="Aptos" w:hAnsi="Aptos" w:eastAsia="Aptos" w:cs="Aptos"/>
                 <w:sz w:val="22"/>
                 <w:szCs w:val="22"/>
               </w:rPr>
@@ -4675,7 +4753,7 @@
             </w:r>
             <w:r>
               <w:rPr>
-                <w:rFonts w:ascii="Aptos" w:eastAsia="Aptos" w:hAnsi="Aptos" w:cs="Aptos"/>
+                <w:rFonts w:ascii="Aptos" w:hAnsi="Aptos" w:eastAsia="Aptos" w:cs="Aptos"/>
                 <w:sz w:val="22"/>
                 <w:szCs w:val="22"/>
               </w:rPr>
@@ -4683,7 +4761,7 @@
             </w:r>
             <w:r>
               <w:rPr>
-                <w:rFonts w:ascii="Aptos" w:eastAsia="Aptos" w:hAnsi="Aptos" w:cs="Aptos"/>
+                <w:rFonts w:ascii="Aptos" w:hAnsi="Aptos" w:eastAsia="Aptos" w:cs="Aptos"/>
                 <w:sz w:val="22"/>
                 <w:szCs w:val="22"/>
               </w:rPr>
@@ -4691,7 +4769,7 @@
             </w:r>
             <w:r>
               <w:rPr>
-                <w:rFonts w:ascii="Aptos" w:eastAsia="Aptos" w:hAnsi="Aptos" w:cs="Aptos"/>
+                <w:rFonts w:ascii="Aptos" w:hAnsi="Aptos" w:eastAsia="Aptos" w:cs="Aptos"/>
                 <w:sz w:val="22"/>
                 <w:szCs w:val="22"/>
               </w:rPr>
@@ -4699,7 +4777,7 @@
             </w:r>
             <w:r>
               <w:rPr>
-                <w:rFonts w:ascii="Aptos" w:eastAsia="Aptos" w:hAnsi="Aptos" w:cs="Aptos"/>
+                <w:rFonts w:ascii="Aptos" w:hAnsi="Aptos" w:eastAsia="Aptos" w:cs="Aptos"/>
                 <w:sz w:val="22"/>
                 <w:szCs w:val="22"/>
               </w:rPr>
@@ -4707,7 +4785,7 @@
             </w:r>
             <w:r>
               <w:rPr>
-                <w:rFonts w:ascii="Aptos" w:eastAsia="Aptos" w:hAnsi="Aptos" w:cs="Aptos"/>
+                <w:rFonts w:ascii="Aptos" w:hAnsi="Aptos" w:eastAsia="Aptos" w:cs="Aptos"/>
                 <w:sz w:val="22"/>
                 <w:szCs w:val="22"/>
               </w:rPr>
@@ -4727,11 +4805,12 @@
         </w:trPr>
         <w:tc>
           <w:tcPr>
-            <w:tcW w:w="10800" w:type="dxa"/>
+            <w:tcW w:w="10801" w:type="dxa"/>
             <w:gridSpan w:val="17"/>
             <w:tcBorders>
-              <w:top w:val="single" w:sz="18" w:space="0" w:color="000000" w:themeColor="text1"/>
+              <w:top w:val="single" w:color="000000" w:themeColor="text1" w:sz="18" w:space="0"/>
             </w:tcBorders>
+            <w:tcMar/>
           </w:tcPr>
           <w:p>
             <w:pPr>
@@ -4763,8 +4842,9 @@
         </w:trPr>
         <w:tc>
           <w:tcPr>
-            <w:tcW w:w="3870" w:type="dxa"/>
+            <w:tcW w:w="3857" w:type="dxa"/>
             <w:gridSpan w:val="5"/>
+            <w:tcMar/>
           </w:tcPr>
           <w:p>
             <w:pPr>
@@ -4817,8 +4897,9 @@
         </w:tc>
         <w:tc>
           <w:tcPr>
-            <w:tcW w:w="3046" w:type="dxa"/>
+            <w:tcW w:w="3035" w:type="dxa"/>
             <w:gridSpan w:val="7"/>
+            <w:tcMar/>
           </w:tcPr>
           <w:p>
             <w:pPr>
@@ -4876,8 +4957,9 @@
         </w:tc>
         <w:tc>
           <w:tcPr>
-            <w:tcW w:w="3884" w:type="dxa"/>
+            <w:tcW w:w="3909" w:type="dxa"/>
             <w:gridSpan w:val="5"/>
+            <w:tcMar/>
           </w:tcPr>
           <w:p>
             <w:pPr>
@@ -4975,8 +5057,9 @@
         </w:trPr>
         <w:tc>
           <w:tcPr>
-            <w:tcW w:w="2520" w:type="dxa"/>
+            <w:tcW w:w="2511" w:type="dxa"/>
             <w:gridSpan w:val="2"/>
+            <w:tcMar/>
           </w:tcPr>
           <w:p>
             <w:pPr>
@@ -5018,7 +5101,7 @@
             </w:r>
             <w:r>
               <w:rPr>
-                <w:rFonts w:ascii="Aptos" w:eastAsia="Aptos" w:hAnsi="Aptos" w:cs="Aptos"/>
+                <w:rFonts w:ascii="Aptos" w:hAnsi="Aptos" w:eastAsia="Aptos" w:cs="Aptos"/>
                 <w:sz w:val="22"/>
                 <w:szCs w:val="22"/>
               </w:rPr>
@@ -5026,7 +5109,7 @@
             </w:r>
             <w:r>
               <w:rPr>
-                <w:rFonts w:ascii="Aptos" w:eastAsia="Aptos" w:hAnsi="Aptos" w:cs="Aptos"/>
+                <w:rFonts w:ascii="Aptos" w:hAnsi="Aptos" w:eastAsia="Aptos" w:cs="Aptos"/>
                 <w:sz w:val="22"/>
                 <w:szCs w:val="22"/>
               </w:rPr>
@@ -5034,7 +5117,7 @@
             </w:r>
             <w:r>
               <w:rPr>
-                <w:rFonts w:ascii="Consolas" w:eastAsia="Consolas" w:hAnsi="Consolas" w:cs="Consolas"/>
+                <w:rFonts w:ascii="Consolas" w:hAnsi="Consolas" w:eastAsia="Consolas" w:cs="Consolas"/>
                 <w:color w:val="1C1E21"/>
                 <w:sz w:val="21"/>
                 <w:szCs w:val="21"/>
@@ -5043,7 +5126,7 @@
             </w:r>
             <w:r>
               <w:rPr>
-                <w:rFonts w:ascii="Aptos" w:eastAsia="Aptos" w:hAnsi="Aptos" w:cs="Aptos"/>
+                <w:rFonts w:ascii="Aptos" w:hAnsi="Aptos" w:eastAsia="Aptos" w:cs="Aptos"/>
                 <w:sz w:val="22"/>
                 <w:szCs w:val="22"/>
               </w:rPr>
@@ -5071,8 +5154,9 @@
         </w:tc>
         <w:tc>
           <w:tcPr>
-            <w:tcW w:w="1350" w:type="dxa"/>
+            <w:tcW w:w="1346" w:type="dxa"/>
             <w:gridSpan w:val="3"/>
+            <w:tcMar/>
           </w:tcPr>
           <w:p>
             <w:pPr>
@@ -5136,7 +5220,7 @@
             </w:pPr>
             <w:r>
               <w:rPr>
-                <w:rFonts w:ascii="Aptos" w:eastAsia="Aptos" w:hAnsi="Aptos" w:cs="Aptos"/>
+                <w:rFonts w:ascii="Aptos" w:hAnsi="Aptos" w:eastAsia="Aptos" w:cs="Aptos"/>
                 <w:sz w:val="22"/>
                 <w:szCs w:val="22"/>
               </w:rPr>
@@ -5146,8 +5230,9 @@
         </w:tc>
         <w:tc>
           <w:tcPr>
-            <w:tcW w:w="1890" w:type="dxa"/>
+            <w:tcW w:w="1883" w:type="dxa"/>
             <w:gridSpan w:val="5"/>
+            <w:tcMar/>
           </w:tcPr>
           <w:p>
             <w:pPr>
@@ -5183,8 +5268,9 @@
         </w:tc>
         <w:tc>
           <w:tcPr>
-            <w:tcW w:w="2160" w:type="dxa"/>
+            <w:tcW w:w="2181" w:type="dxa"/>
             <w:gridSpan w:val="5"/>
+            <w:tcMar/>
           </w:tcPr>
           <w:p>
             <w:pPr>
@@ -5222,6 +5308,7 @@
           <w:tcPr>
             <w:tcW w:w="2880" w:type="dxa"/>
             <w:gridSpan w:val="2"/>
+            <w:tcMar/>
           </w:tcPr>
           <w:p>
             <w:pPr>
@@ -5262,8 +5349,9 @@
         </w:trPr>
         <w:tc>
           <w:tcPr>
-            <w:tcW w:w="3870" w:type="dxa"/>
+            <w:tcW w:w="3857" w:type="dxa"/>
             <w:gridSpan w:val="5"/>
+            <w:tcMar/>
           </w:tcPr>
           <w:p>
             <w:pPr>
@@ -5307,8 +5395,9 @@
         </w:tc>
         <w:tc>
           <w:tcPr>
-            <w:tcW w:w="1890" w:type="dxa"/>
+            <w:tcW w:w="1883" w:type="dxa"/>
             <w:gridSpan w:val="5"/>
+            <w:tcMar/>
           </w:tcPr>
           <w:p>
             <w:pPr>
@@ -5344,8 +5433,9 @@
         </w:tc>
         <w:tc>
           <w:tcPr>
-            <w:tcW w:w="2160" w:type="dxa"/>
+            <w:tcW w:w="2181" w:type="dxa"/>
             <w:gridSpan w:val="5"/>
+            <w:tcMar/>
           </w:tcPr>
           <w:p>
             <w:pPr>
@@ -5383,6 +5473,7 @@
           <w:tcPr>
             <w:tcW w:w="2880" w:type="dxa"/>
             <w:gridSpan w:val="2"/>
+            <w:tcMar/>
           </w:tcPr>
           <w:p>
             <w:pPr>
@@ -5423,8 +5514,9 @@
         </w:trPr>
         <w:tc>
           <w:tcPr>
-            <w:tcW w:w="3870" w:type="dxa"/>
+            <w:tcW w:w="3857" w:type="dxa"/>
             <w:gridSpan w:val="5"/>
+            <w:tcMar/>
           </w:tcPr>
           <w:p>
             <w:pPr>
@@ -5457,7 +5549,7 @@
             </w:r>
             <w:r>
               <w:rPr>
-                <w:rFonts w:ascii="Consolas" w:eastAsia="Consolas" w:hAnsi="Consolas" w:cs="Consolas"/>
+                <w:rFonts w:ascii="Consolas" w:hAnsi="Consolas" w:eastAsia="Consolas" w:cs="Consolas"/>
                 <w:color w:val="1C1E21"/>
                 <w:sz w:val="21"/>
                 <w:szCs w:val="21"/>
@@ -5475,8 +5567,9 @@
         </w:tc>
         <w:tc>
           <w:tcPr>
-            <w:tcW w:w="4050" w:type="dxa"/>
+            <w:tcW w:w="4064" w:type="dxa"/>
             <w:gridSpan w:val="10"/>
+            <w:tcMar/>
           </w:tcPr>
           <w:p>
             <w:pPr>
@@ -5535,6 +5628,7 @@
           <w:tcPr>
             <w:tcW w:w="2880" w:type="dxa"/>
             <w:gridSpan w:val="2"/>
+            <w:tcMar/>
           </w:tcPr>
           <w:p>
             <w:pPr>
@@ -5584,7 +5678,7 @@
             </w:r>
             <w:r>
               <w:rPr>
-                <w:rFonts w:ascii="Aptos" w:eastAsia="Aptos" w:hAnsi="Aptos" w:cs="Aptos"/>
+                <w:rFonts w:ascii="Aptos" w:hAnsi="Aptos" w:eastAsia="Aptos" w:cs="Aptos"/>
                 <w:sz w:val="22"/>
                 <w:szCs w:val="22"/>
               </w:rPr>
@@ -5592,39 +5686,15 @@
             </w:r>
             <w:r>
               <w:rPr>
-                <w:rFonts w:ascii="Aptos" w:eastAsia="Aptos" w:hAnsi="Aptos" w:cs="Aptos"/>
-                <w:sz w:val="22"/>
-                <w:szCs w:val="22"/>
-              </w:rPr>
-              <w:t xml:space="preserve">output_checkbox( </w:t>
-            </w:r>
-            <w:r>
-              <w:rPr>
-                <w:rFonts w:ascii="Aptos" w:eastAsia="Aptos" w:hAnsi="Aptos" w:cs="Aptos"/>
-                <w:sz w:val="22"/>
-                <w:szCs w:val="22"/>
-              </w:rPr>
-              <w:t>is_defendant</w:t>
-            </w:r>
-            <w:r>
-              <w:rPr>
-                <w:rFonts w:ascii="Aptos" w:eastAsia="Aptos" w:hAnsi="Aptos" w:cs="Aptos"/>
-                <w:sz w:val="22"/>
-                <w:szCs w:val="22"/>
-              </w:rPr>
-              <w:t>_need_</w:t>
-            </w:r>
-            <w:r>
-              <w:rPr>
-                <w:rFonts w:ascii="Aptos" w:eastAsia="Aptos" w:hAnsi="Aptos" w:cs="Aptos"/>
-                <w:sz w:val="22"/>
-                <w:szCs w:val="22"/>
-              </w:rPr>
-              <w:t>interpreter</w:t>
-            </w:r>
-            <w:r>
-              <w:rPr>
-                <w:rFonts w:ascii="Aptos" w:eastAsia="Aptos" w:hAnsi="Aptos" w:cs="Aptos"/>
+                <w:rFonts w:ascii="Aptos" w:hAnsi="Aptos" w:eastAsia="Aptos" w:cs="Aptos"/>
+                <w:sz w:val="22"/>
+                <w:szCs w:val="22"/>
+              </w:rPr>
+              <w:t>output_checkbox(is_defendant_need_interpreter</w:t>
+            </w:r>
+            <w:r>
+              <w:rPr>
+                <w:rFonts w:ascii="Aptos" w:hAnsi="Aptos" w:eastAsia="Aptos" w:cs="Aptos"/>
                 <w:sz w:val="22"/>
                 <w:szCs w:val="22"/>
               </w:rPr>
@@ -5632,11 +5702,19 @@
             </w:r>
             <w:r>
               <w:rPr>
-                <w:rFonts w:ascii="Aptos" w:eastAsia="Aptos" w:hAnsi="Aptos" w:cs="Aptos"/>
-                <w:sz w:val="22"/>
-                <w:szCs w:val="22"/>
-              </w:rPr>
-              <w:t xml:space="preserve"> }}</w:t>
+                <w:rFonts w:ascii="Aptos" w:hAnsi="Aptos" w:eastAsia="Aptos" w:cs="Aptos"/>
+                <w:sz w:val="22"/>
+                <w:szCs w:val="22"/>
+              </w:rPr>
+              <w:t xml:space="preserve"> }</w:t>
+            </w:r>
+            <w:r>
+              <w:rPr>
+                <w:rFonts w:ascii="Aptos" w:hAnsi="Aptos" w:eastAsia="Aptos" w:cs="Aptos"/>
+                <w:sz w:val="22"/>
+                <w:szCs w:val="22"/>
+              </w:rPr>
+              <w:t>}</w:t>
             </w:r>
           </w:p>
           <w:p>
@@ -5671,7 +5749,7 @@
             </w:r>
             <w:r>
               <w:rPr>
-                <w:rFonts w:ascii="Aptos" w:eastAsia="Aptos" w:hAnsi="Aptos" w:cs="Aptos"/>
+                <w:rFonts w:ascii="Aptos" w:hAnsi="Aptos" w:eastAsia="Aptos" w:cs="Aptos"/>
                 <w:sz w:val="22"/>
                 <w:szCs w:val="22"/>
               </w:rPr>
@@ -5679,55 +5757,23 @@
             </w:r>
             <w:r>
               <w:rPr>
-                <w:rFonts w:ascii="Aptos" w:eastAsia="Aptos" w:hAnsi="Aptos" w:cs="Aptos"/>
-                <w:sz w:val="22"/>
-                <w:szCs w:val="22"/>
-              </w:rPr>
-              <w:t xml:space="preserve">{ output_checkbox( </w:t>
-            </w:r>
-            <w:r>
-              <w:rPr>
-                <w:rFonts w:ascii="Aptos" w:eastAsia="Aptos" w:hAnsi="Aptos" w:cs="Aptos"/>
-                <w:sz w:val="22"/>
-                <w:szCs w:val="22"/>
-              </w:rPr>
-              <w:t>is_defendant</w:t>
-            </w:r>
-            <w:r>
-              <w:rPr>
-                <w:rFonts w:ascii="Aptos" w:eastAsia="Aptos" w:hAnsi="Aptos" w:cs="Aptos"/>
-                <w:sz w:val="22"/>
-                <w:szCs w:val="22"/>
-              </w:rPr>
-              <w:t>_</w:t>
-            </w:r>
-            <w:r>
-              <w:rPr>
-                <w:rFonts w:ascii="Aptos" w:eastAsia="Aptos" w:hAnsi="Aptos" w:cs="Aptos"/>
-                <w:sz w:val="22"/>
-                <w:szCs w:val="22"/>
-              </w:rPr>
-              <w:t>not</w:t>
-            </w:r>
-            <w:r>
-              <w:rPr>
-                <w:rFonts w:ascii="Aptos" w:eastAsia="Aptos" w:hAnsi="Aptos" w:cs="Aptos"/>
-                <w:sz w:val="22"/>
-                <w:szCs w:val="22"/>
-              </w:rPr>
-              <w:t>_need_</w:t>
-            </w:r>
-            <w:r>
-              <w:rPr>
-                <w:rFonts w:ascii="Aptos" w:eastAsia="Aptos" w:hAnsi="Aptos" w:cs="Aptos"/>
-                <w:sz w:val="22"/>
-                <w:szCs w:val="22"/>
-              </w:rPr>
-              <w:t>interpreter</w:t>
-            </w:r>
-            <w:r>
-              <w:rPr>
-                <w:rFonts w:ascii="Aptos" w:eastAsia="Aptos" w:hAnsi="Aptos" w:cs="Aptos"/>
+                <w:rFonts w:ascii="Aptos" w:hAnsi="Aptos" w:eastAsia="Aptos" w:cs="Aptos"/>
+                <w:sz w:val="22"/>
+                <w:szCs w:val="22"/>
+              </w:rPr>
+              <w:t xml:space="preserve">{ </w:t>
+            </w:r>
+            <w:r>
+              <w:rPr>
+                <w:rFonts w:ascii="Aptos" w:hAnsi="Aptos" w:eastAsia="Aptos" w:cs="Aptos"/>
+                <w:sz w:val="22"/>
+                <w:szCs w:val="22"/>
+              </w:rPr>
+              <w:t>output_checkbox(is_defendant_not_need_interpreter</w:t>
+            </w:r>
+            <w:r>
+              <w:rPr>
+                <w:rFonts w:ascii="Aptos" w:hAnsi="Aptos" w:eastAsia="Aptos" w:cs="Aptos"/>
                 <w:sz w:val="22"/>
                 <w:szCs w:val="22"/>
               </w:rPr>
@@ -5735,11 +5781,19 @@
             </w:r>
             <w:r>
               <w:rPr>
-                <w:rFonts w:ascii="Aptos" w:eastAsia="Aptos" w:hAnsi="Aptos" w:cs="Aptos"/>
-                <w:sz w:val="22"/>
-                <w:szCs w:val="22"/>
-              </w:rPr>
-              <w:t xml:space="preserve"> }}</w:t>
+                <w:rFonts w:ascii="Aptos" w:hAnsi="Aptos" w:eastAsia="Aptos" w:cs="Aptos"/>
+                <w:sz w:val="22"/>
+                <w:szCs w:val="22"/>
+              </w:rPr>
+              <w:t xml:space="preserve"> }</w:t>
+            </w:r>
+            <w:r>
+              <w:rPr>
+                <w:rFonts w:ascii="Aptos" w:hAnsi="Aptos" w:eastAsia="Aptos" w:cs="Aptos"/>
+                <w:sz w:val="22"/>
+                <w:szCs w:val="22"/>
+              </w:rPr>
+              <w:t>}</w:t>
             </w:r>
           </w:p>
           <w:p>
@@ -5789,8 +5843,9 @@
         </w:trPr>
         <w:tc>
           <w:tcPr>
-            <w:tcW w:w="3870" w:type="dxa"/>
+            <w:tcW w:w="3857" w:type="dxa"/>
             <w:gridSpan w:val="5"/>
+            <w:tcMar/>
           </w:tcPr>
           <w:p>
             <w:pPr>
@@ -5836,8 +5891,9 @@
         </w:tc>
         <w:tc>
           <w:tcPr>
-            <w:tcW w:w="4050" w:type="dxa"/>
+            <w:tcW w:w="4064" w:type="dxa"/>
             <w:gridSpan w:val="10"/>
+            <w:tcMar/>
           </w:tcPr>
           <w:p>
             <w:pPr>
@@ -5875,6 +5931,7 @@
           <w:tcPr>
             <w:tcW w:w="2880" w:type="dxa"/>
             <w:gridSpan w:val="2"/>
+            <w:tcMar/>
           </w:tcPr>
           <w:p>
             <w:pPr>
@@ -5968,8 +6025,9 @@
         </w:trPr>
         <w:tc>
           <w:tcPr>
-            <w:tcW w:w="2520" w:type="dxa"/>
+            <w:tcW w:w="2511" w:type="dxa"/>
             <w:gridSpan w:val="2"/>
+            <w:tcMar/>
           </w:tcPr>
           <w:p>
             <w:pPr>
@@ -6033,8 +6091,9 @@
         </w:tc>
         <w:tc>
           <w:tcPr>
-            <w:tcW w:w="2160" w:type="dxa"/>
+            <w:tcW w:w="2153" w:type="dxa"/>
             <w:gridSpan w:val="5"/>
+            <w:tcMar/>
           </w:tcPr>
           <w:p>
             <w:pPr>
@@ -6081,8 +6140,9 @@
         </w:tc>
         <w:tc>
           <w:tcPr>
-            <w:tcW w:w="1350" w:type="dxa"/>
+            <w:tcW w:w="1345" w:type="dxa"/>
             <w:gridSpan w:val="4"/>
+            <w:tcMar/>
           </w:tcPr>
           <w:p>
             <w:pPr>
@@ -6120,8 +6180,9 @@
         </w:tc>
         <w:tc>
           <w:tcPr>
-            <w:tcW w:w="1260" w:type="dxa"/>
+            <w:tcW w:w="1257" w:type="dxa"/>
             <w:gridSpan w:val="2"/>
+            <w:tcMar/>
           </w:tcPr>
           <w:p>
             <w:pPr>
@@ -6159,8 +6220,9 @@
         </w:tc>
         <w:tc>
           <w:tcPr>
-            <w:tcW w:w="2340" w:type="dxa"/>
+            <w:tcW w:w="2365" w:type="dxa"/>
             <w:gridSpan w:val="3"/>
+            <w:tcMar/>
           </w:tcPr>
           <w:p>
             <w:pPr>
@@ -6226,6 +6288,7 @@
         <w:tc>
           <w:tcPr>
             <w:tcW w:w="1170" w:type="dxa"/>
+            <w:tcMar/>
           </w:tcPr>
           <w:p>
             <w:pPr>
@@ -6271,8 +6334,9 @@
         </w:trPr>
         <w:tc>
           <w:tcPr>
-            <w:tcW w:w="10800" w:type="dxa"/>
+            <w:tcW w:w="10801" w:type="dxa"/>
             <w:gridSpan w:val="17"/>
+            <w:tcMar/>
           </w:tcPr>
           <w:p>
             <w:pPr>
@@ -6312,7 +6376,7 @@
             </w:r>
             <w:r>
               <w:rPr>
-                <w:rFonts w:ascii="Aptos" w:eastAsia="Aptos" w:hAnsi="Aptos" w:cs="Aptos"/>
+                <w:rFonts w:ascii="Aptos" w:hAnsi="Aptos" w:eastAsia="Aptos" w:cs="Aptos"/>
                 <w:sz w:val="22"/>
                 <w:szCs w:val="22"/>
               </w:rPr>
@@ -6320,7 +6384,7 @@
             </w:r>
             <w:r>
               <w:rPr>
-                <w:rFonts w:ascii="Aptos" w:eastAsia="Aptos" w:hAnsi="Aptos" w:cs="Aptos"/>
+                <w:rFonts w:ascii="Aptos" w:hAnsi="Aptos" w:eastAsia="Aptos" w:cs="Aptos"/>
                 <w:sz w:val="22"/>
                 <w:szCs w:val="22"/>
               </w:rPr>
@@ -6328,7 +6392,7 @@
             </w:r>
             <w:r>
               <w:rPr>
-                <w:rFonts w:ascii="Aptos" w:eastAsia="Aptos" w:hAnsi="Aptos" w:cs="Aptos"/>
+                <w:rFonts w:ascii="Aptos" w:hAnsi="Aptos" w:eastAsia="Aptos" w:cs="Aptos"/>
                 <w:sz w:val="22"/>
                 <w:szCs w:val="22"/>
               </w:rPr>
@@ -6336,7 +6400,7 @@
             </w:r>
             <w:r>
               <w:rPr>
-                <w:rFonts w:ascii="Aptos" w:eastAsia="Aptos" w:hAnsi="Aptos" w:cs="Aptos"/>
+                <w:rFonts w:ascii="Aptos" w:hAnsi="Aptos" w:eastAsia="Aptos" w:cs="Aptos"/>
                 <w:sz w:val="22"/>
                 <w:szCs w:val="22"/>
               </w:rPr>
@@ -6344,7 +6408,7 @@
             </w:r>
             <w:r>
               <w:rPr>
-                <w:rFonts w:ascii="Aptos" w:eastAsia="Aptos" w:hAnsi="Aptos" w:cs="Aptos"/>
+                <w:rFonts w:ascii="Aptos" w:hAnsi="Aptos" w:eastAsia="Aptos" w:cs="Aptos"/>
                 <w:sz w:val="22"/>
                 <w:szCs w:val="22"/>
               </w:rPr>
@@ -6352,7 +6416,7 @@
             </w:r>
             <w:r>
               <w:rPr>
-                <w:rFonts w:ascii="Aptos" w:eastAsia="Aptos" w:hAnsi="Aptos" w:cs="Aptos"/>
+                <w:rFonts w:ascii="Aptos" w:hAnsi="Aptos" w:eastAsia="Aptos" w:cs="Aptos"/>
                 <w:sz w:val="22"/>
                 <w:szCs w:val="22"/>
               </w:rPr>
@@ -6384,7 +6448,7 @@
             </w:r>
             <w:r>
               <w:rPr>
-                <w:rFonts w:ascii="Aptos" w:eastAsia="Aptos" w:hAnsi="Aptos" w:cs="Aptos"/>
+                <w:rFonts w:ascii="Aptos" w:hAnsi="Aptos" w:eastAsia="Aptos" w:cs="Aptos"/>
                 <w:sz w:val="22"/>
                 <w:szCs w:val="22"/>
               </w:rPr>
@@ -6392,7 +6456,7 @@
             </w:r>
             <w:r>
               <w:rPr>
-                <w:rFonts w:ascii="Aptos" w:eastAsia="Aptos" w:hAnsi="Aptos" w:cs="Aptos"/>
+                <w:rFonts w:ascii="Aptos" w:hAnsi="Aptos" w:eastAsia="Aptos" w:cs="Aptos"/>
                 <w:sz w:val="22"/>
                 <w:szCs w:val="22"/>
               </w:rPr>
@@ -6400,7 +6464,7 @@
             </w:r>
             <w:r>
               <w:rPr>
-                <w:rFonts w:ascii="Aptos" w:eastAsia="Aptos" w:hAnsi="Aptos" w:cs="Aptos"/>
+                <w:rFonts w:ascii="Aptos" w:hAnsi="Aptos" w:eastAsia="Aptos" w:cs="Aptos"/>
                 <w:sz w:val="22"/>
                 <w:szCs w:val="22"/>
               </w:rPr>
@@ -6408,7 +6472,7 @@
             </w:r>
             <w:r>
               <w:rPr>
-                <w:rFonts w:ascii="Aptos" w:eastAsia="Aptos" w:hAnsi="Aptos" w:cs="Aptos"/>
+                <w:rFonts w:ascii="Aptos" w:hAnsi="Aptos" w:eastAsia="Aptos" w:cs="Aptos"/>
                 <w:sz w:val="22"/>
                 <w:szCs w:val="22"/>
               </w:rPr>
@@ -6416,7 +6480,7 @@
             </w:r>
             <w:r>
               <w:rPr>
-                <w:rFonts w:ascii="Aptos" w:eastAsia="Aptos" w:hAnsi="Aptos" w:cs="Aptos"/>
+                <w:rFonts w:ascii="Aptos" w:hAnsi="Aptos" w:eastAsia="Aptos" w:cs="Aptos"/>
                 <w:sz w:val="22"/>
                 <w:szCs w:val="22"/>
               </w:rPr>
@@ -6424,7 +6488,7 @@
             </w:r>
             <w:r>
               <w:rPr>
-                <w:rFonts w:ascii="Aptos" w:eastAsia="Aptos" w:hAnsi="Aptos" w:cs="Aptos"/>
+                <w:rFonts w:ascii="Aptos" w:hAnsi="Aptos" w:eastAsia="Aptos" w:cs="Aptos"/>
                 <w:sz w:val="22"/>
                 <w:szCs w:val="22"/>
               </w:rPr>
@@ -6537,7 +6601,7 @@
             </w:r>
             <w:r>
               <w:rPr>
-                <w:rFonts w:ascii="Aptos" w:eastAsia="Aptos" w:hAnsi="Aptos" w:cs="Aptos"/>
+                <w:rFonts w:ascii="Aptos" w:hAnsi="Aptos" w:eastAsia="Aptos" w:cs="Aptos"/>
                 <w:sz w:val="22"/>
                 <w:szCs w:val="22"/>
               </w:rPr>
@@ -6545,7 +6609,7 @@
             </w:r>
             <w:r>
               <w:rPr>
-                <w:rFonts w:ascii="Aptos" w:eastAsia="Aptos" w:hAnsi="Aptos" w:cs="Aptos"/>
+                <w:rFonts w:ascii="Aptos" w:hAnsi="Aptos" w:eastAsia="Aptos" w:cs="Aptos"/>
                 <w:sz w:val="22"/>
                 <w:szCs w:val="22"/>
               </w:rPr>
@@ -6553,7 +6617,7 @@
             </w:r>
             <w:r>
               <w:rPr>
-                <w:rFonts w:ascii="Aptos" w:eastAsia="Aptos" w:hAnsi="Aptos" w:cs="Aptos"/>
+                <w:rFonts w:ascii="Aptos" w:hAnsi="Aptos" w:eastAsia="Aptos" w:cs="Aptos"/>
                 <w:sz w:val="22"/>
                 <w:szCs w:val="22"/>
               </w:rPr>
@@ -6561,7 +6625,7 @@
             </w:r>
             <w:r>
               <w:rPr>
-                <w:rFonts w:ascii="Aptos" w:eastAsia="Aptos" w:hAnsi="Aptos" w:cs="Aptos"/>
+                <w:rFonts w:ascii="Aptos" w:hAnsi="Aptos" w:eastAsia="Aptos" w:cs="Aptos"/>
                 <w:sz w:val="22"/>
                 <w:szCs w:val="22"/>
               </w:rPr>
@@ -6569,7 +6633,7 @@
             </w:r>
             <w:r>
               <w:rPr>
-                <w:rFonts w:ascii="Aptos" w:eastAsia="Aptos" w:hAnsi="Aptos" w:cs="Aptos"/>
+                <w:rFonts w:ascii="Aptos" w:hAnsi="Aptos" w:eastAsia="Aptos" w:cs="Aptos"/>
                 <w:sz w:val="22"/>
                 <w:szCs w:val="22"/>
               </w:rPr>
@@ -6584,7 +6648,7 @@
             </w:r>
             <w:r>
               <w:rPr>
-                <w:rFonts w:ascii="Aptos" w:eastAsia="Aptos" w:hAnsi="Aptos" w:cs="Aptos"/>
+                <w:rFonts w:ascii="Aptos" w:hAnsi="Aptos" w:eastAsia="Aptos" w:cs="Aptos"/>
                 <w:sz w:val="22"/>
                 <w:szCs w:val="22"/>
               </w:rPr>
@@ -6592,7 +6656,7 @@
             </w:r>
             <w:r>
               <w:rPr>
-                <w:rFonts w:ascii="Aptos" w:eastAsia="Aptos" w:hAnsi="Aptos" w:cs="Aptos"/>
+                <w:rFonts w:ascii="Aptos" w:hAnsi="Aptos" w:eastAsia="Aptos" w:cs="Aptos"/>
                 <w:sz w:val="22"/>
                 <w:szCs w:val="22"/>
               </w:rPr>
@@ -6600,7 +6664,7 @@
             </w:r>
             <w:r>
               <w:rPr>
-                <w:rFonts w:ascii="Aptos" w:eastAsia="Aptos" w:hAnsi="Aptos" w:cs="Aptos"/>
+                <w:rFonts w:ascii="Aptos" w:hAnsi="Aptos" w:eastAsia="Aptos" w:cs="Aptos"/>
                 <w:sz w:val="22"/>
                 <w:szCs w:val="22"/>
               </w:rPr>
@@ -6608,7 +6672,7 @@
             </w:r>
             <w:r>
               <w:rPr>
-                <w:rFonts w:ascii="Aptos" w:eastAsia="Aptos" w:hAnsi="Aptos" w:cs="Aptos"/>
+                <w:rFonts w:ascii="Aptos" w:hAnsi="Aptos" w:eastAsia="Aptos" w:cs="Aptos"/>
                 <w:sz w:val="22"/>
                 <w:szCs w:val="22"/>
               </w:rPr>
@@ -6616,7 +6680,7 @@
             </w:r>
             <w:r>
               <w:rPr>
-                <w:rFonts w:ascii="Aptos" w:eastAsia="Aptos" w:hAnsi="Aptos" w:cs="Aptos"/>
+                <w:rFonts w:ascii="Aptos" w:hAnsi="Aptos" w:eastAsia="Aptos" w:cs="Aptos"/>
                 <w:sz w:val="22"/>
                 <w:szCs w:val="22"/>
               </w:rPr>
@@ -6653,7 +6717,7 @@
             </w:r>
             <w:r>
               <w:rPr>
-                <w:rFonts w:ascii="Aptos" w:eastAsia="Aptos" w:hAnsi="Aptos" w:cs="Aptos"/>
+                <w:rFonts w:ascii="Aptos" w:hAnsi="Aptos" w:eastAsia="Aptos" w:cs="Aptos"/>
                 <w:sz w:val="22"/>
                 <w:szCs w:val="22"/>
               </w:rPr>
@@ -6661,7 +6725,7 @@
             </w:r>
             <w:r>
               <w:rPr>
-                <w:rFonts w:ascii="Aptos" w:eastAsia="Aptos" w:hAnsi="Aptos" w:cs="Aptos"/>
+                <w:rFonts w:ascii="Aptos" w:hAnsi="Aptos" w:eastAsia="Aptos" w:cs="Aptos"/>
                 <w:sz w:val="22"/>
                 <w:szCs w:val="22"/>
               </w:rPr>
@@ -6669,7 +6733,7 @@
             </w:r>
             <w:r>
               <w:rPr>
-                <w:rFonts w:ascii="Aptos" w:eastAsia="Aptos" w:hAnsi="Aptos" w:cs="Aptos"/>
+                <w:rFonts w:ascii="Aptos" w:hAnsi="Aptos" w:eastAsia="Aptos" w:cs="Aptos"/>
                 <w:sz w:val="22"/>
                 <w:szCs w:val="22"/>
               </w:rPr>
@@ -6677,7 +6741,7 @@
             </w:r>
             <w:r>
               <w:rPr>
-                <w:rFonts w:ascii="Aptos" w:eastAsia="Aptos" w:hAnsi="Aptos" w:cs="Aptos"/>
+                <w:rFonts w:ascii="Aptos" w:hAnsi="Aptos" w:eastAsia="Aptos" w:cs="Aptos"/>
                 <w:sz w:val="22"/>
                 <w:szCs w:val="22"/>
               </w:rPr>
@@ -6685,7 +6749,7 @@
             </w:r>
             <w:r>
               <w:rPr>
-                <w:rFonts w:ascii="Aptos" w:eastAsia="Aptos" w:hAnsi="Aptos" w:cs="Aptos"/>
+                <w:rFonts w:ascii="Aptos" w:hAnsi="Aptos" w:eastAsia="Aptos" w:cs="Aptos"/>
                 <w:sz w:val="22"/>
                 <w:szCs w:val="22"/>
               </w:rPr>
@@ -6727,7 +6791,7 @@
             </w:r>
             <w:r>
               <w:rPr>
-                <w:rFonts w:ascii="Aptos" w:eastAsia="Aptos" w:hAnsi="Aptos" w:cs="Aptos"/>
+                <w:rFonts w:ascii="Aptos" w:hAnsi="Aptos" w:eastAsia="Aptos" w:cs="Aptos"/>
                 <w:sz w:val="22"/>
                 <w:szCs w:val="22"/>
               </w:rPr>
@@ -6735,7 +6799,7 @@
             </w:r>
             <w:r>
               <w:rPr>
-                <w:rFonts w:ascii="Aptos" w:eastAsia="Aptos" w:hAnsi="Aptos" w:cs="Aptos"/>
+                <w:rFonts w:ascii="Aptos" w:hAnsi="Aptos" w:eastAsia="Aptos" w:cs="Aptos"/>
                 <w:sz w:val="22"/>
                 <w:szCs w:val="22"/>
               </w:rPr>
@@ -6743,7 +6807,7 @@
             </w:r>
             <w:r>
               <w:rPr>
-                <w:rFonts w:ascii="Aptos" w:eastAsia="Aptos" w:hAnsi="Aptos" w:cs="Aptos"/>
+                <w:rFonts w:ascii="Aptos" w:hAnsi="Aptos" w:eastAsia="Aptos" w:cs="Aptos"/>
                 <w:sz w:val="22"/>
                 <w:szCs w:val="22"/>
               </w:rPr>
@@ -6751,7 +6815,7 @@
             </w:r>
             <w:r>
               <w:rPr>
-                <w:rFonts w:ascii="Aptos" w:eastAsia="Aptos" w:hAnsi="Aptos" w:cs="Aptos"/>
+                <w:rFonts w:ascii="Aptos" w:hAnsi="Aptos" w:eastAsia="Aptos" w:cs="Aptos"/>
                 <w:sz w:val="22"/>
                 <w:szCs w:val="22"/>
               </w:rPr>
@@ -6759,7 +6823,7 @@
             </w:r>
             <w:r>
               <w:rPr>
-                <w:rFonts w:ascii="Aptos" w:eastAsia="Aptos" w:hAnsi="Aptos" w:cs="Aptos"/>
+                <w:rFonts w:ascii="Aptos" w:hAnsi="Aptos" w:eastAsia="Aptos" w:cs="Aptos"/>
                 <w:sz w:val="22"/>
                 <w:szCs w:val="22"/>
               </w:rPr>
@@ -6781,7 +6845,7 @@
             </w:r>
             <w:r>
               <w:rPr>
-                <w:rFonts w:ascii="Aptos" w:eastAsia="Aptos" w:hAnsi="Aptos" w:cs="Aptos"/>
+                <w:rFonts w:ascii="Aptos" w:hAnsi="Aptos" w:eastAsia="Aptos" w:cs="Aptos"/>
                 <w:sz w:val="22"/>
                 <w:szCs w:val="22"/>
               </w:rPr>
@@ -6789,7 +6853,7 @@
             </w:r>
             <w:r>
               <w:rPr>
-                <w:rFonts w:ascii="Aptos" w:eastAsia="Aptos" w:hAnsi="Aptos" w:cs="Aptos"/>
+                <w:rFonts w:ascii="Aptos" w:hAnsi="Aptos" w:eastAsia="Aptos" w:cs="Aptos"/>
                 <w:sz w:val="22"/>
                 <w:szCs w:val="22"/>
               </w:rPr>
@@ -6797,7 +6861,7 @@
             </w:r>
             <w:r>
               <w:rPr>
-                <w:rFonts w:ascii="Aptos" w:eastAsia="Aptos" w:hAnsi="Aptos" w:cs="Aptos"/>
+                <w:rFonts w:ascii="Aptos" w:hAnsi="Aptos" w:eastAsia="Aptos" w:cs="Aptos"/>
                 <w:sz w:val="22"/>
                 <w:szCs w:val="22"/>
               </w:rPr>
@@ -6805,7 +6869,7 @@
             </w:r>
             <w:r>
               <w:rPr>
-                <w:rFonts w:ascii="Aptos" w:eastAsia="Aptos" w:hAnsi="Aptos" w:cs="Aptos"/>
+                <w:rFonts w:ascii="Aptos" w:hAnsi="Aptos" w:eastAsia="Aptos" w:cs="Aptos"/>
                 <w:sz w:val="22"/>
                 <w:szCs w:val="22"/>
               </w:rPr>
@@ -6813,7 +6877,7 @@
             </w:r>
             <w:r>
               <w:rPr>
-                <w:rFonts w:ascii="Aptos" w:eastAsia="Aptos" w:hAnsi="Aptos" w:cs="Aptos"/>
+                <w:rFonts w:ascii="Aptos" w:hAnsi="Aptos" w:eastAsia="Aptos" w:cs="Aptos"/>
                 <w:sz w:val="22"/>
                 <w:szCs w:val="22"/>
               </w:rPr>
@@ -6854,7 +6918,7 @@
             </w:r>
             <w:r>
               <w:rPr>
-                <w:rFonts w:ascii="Aptos" w:eastAsia="Aptos" w:hAnsi="Aptos" w:cs="Aptos"/>
+                <w:rFonts w:ascii="Aptos" w:hAnsi="Aptos" w:eastAsia="Aptos" w:cs="Aptos"/>
                 <w:sz w:val="22"/>
                 <w:szCs w:val="22"/>
               </w:rPr>
@@ -6862,7 +6926,7 @@
             </w:r>
             <w:r>
               <w:rPr>
-                <w:rFonts w:ascii="Aptos" w:eastAsia="Aptos" w:hAnsi="Aptos" w:cs="Aptos"/>
+                <w:rFonts w:ascii="Aptos" w:hAnsi="Aptos" w:eastAsia="Aptos" w:cs="Aptos"/>
                 <w:sz w:val="22"/>
                 <w:szCs w:val="22"/>
               </w:rPr>
@@ -6870,7 +6934,7 @@
             </w:r>
             <w:r>
               <w:rPr>
-                <w:rFonts w:ascii="Aptos" w:eastAsia="Aptos" w:hAnsi="Aptos" w:cs="Aptos"/>
+                <w:rFonts w:ascii="Aptos" w:hAnsi="Aptos" w:eastAsia="Aptos" w:cs="Aptos"/>
                 <w:sz w:val="22"/>
                 <w:szCs w:val="22"/>
               </w:rPr>
@@ -6878,7 +6942,7 @@
             </w:r>
             <w:r>
               <w:rPr>
-                <w:rFonts w:ascii="Aptos" w:eastAsia="Aptos" w:hAnsi="Aptos" w:cs="Aptos"/>
+                <w:rFonts w:ascii="Aptos" w:hAnsi="Aptos" w:eastAsia="Aptos" w:cs="Aptos"/>
                 <w:sz w:val="22"/>
                 <w:szCs w:val="22"/>
               </w:rPr>
@@ -6886,7 +6950,7 @@
             </w:r>
             <w:r>
               <w:rPr>
-                <w:rFonts w:ascii="Aptos" w:eastAsia="Aptos" w:hAnsi="Aptos" w:cs="Aptos"/>
+                <w:rFonts w:ascii="Aptos" w:hAnsi="Aptos" w:eastAsia="Aptos" w:cs="Aptos"/>
                 <w:sz w:val="22"/>
                 <w:szCs w:val="22"/>
               </w:rPr>
@@ -6894,7 +6958,7 @@
             </w:r>
             <w:r>
               <w:rPr>
-                <w:rFonts w:ascii="Aptos" w:eastAsia="Aptos" w:hAnsi="Aptos" w:cs="Aptos"/>
+                <w:rFonts w:ascii="Aptos" w:hAnsi="Aptos" w:eastAsia="Aptos" w:cs="Aptos"/>
                 <w:sz w:val="22"/>
                 <w:szCs w:val="22"/>
               </w:rPr>
@@ -6954,7 +7018,7 @@
             </w:r>
             <w:r>
               <w:rPr>
-                <w:rFonts w:ascii="Aptos" w:eastAsia="Aptos" w:hAnsi="Aptos" w:cs="Aptos"/>
+                <w:rFonts w:ascii="Aptos" w:hAnsi="Aptos" w:eastAsia="Aptos" w:cs="Aptos"/>
                 <w:sz w:val="22"/>
                 <w:szCs w:val="22"/>
               </w:rPr>
@@ -6962,7 +7026,7 @@
             </w:r>
             <w:r>
               <w:rPr>
-                <w:rFonts w:ascii="Aptos" w:eastAsia="Aptos" w:hAnsi="Aptos" w:cs="Aptos"/>
+                <w:rFonts w:ascii="Aptos" w:hAnsi="Aptos" w:eastAsia="Aptos" w:cs="Aptos"/>
                 <w:sz w:val="22"/>
                 <w:szCs w:val="22"/>
               </w:rPr>
@@ -6970,7 +7034,7 @@
             </w:r>
             <w:r>
               <w:rPr>
-                <w:rFonts w:ascii="Aptos" w:eastAsia="Aptos" w:hAnsi="Aptos" w:cs="Aptos"/>
+                <w:rFonts w:ascii="Aptos" w:hAnsi="Aptos" w:eastAsia="Aptos" w:cs="Aptos"/>
                 <w:sz w:val="22"/>
                 <w:szCs w:val="22"/>
               </w:rPr>
@@ -6978,7 +7042,7 @@
             </w:r>
             <w:r>
               <w:rPr>
-                <w:rFonts w:ascii="Aptos" w:eastAsia="Aptos" w:hAnsi="Aptos" w:cs="Aptos"/>
+                <w:rFonts w:ascii="Aptos" w:hAnsi="Aptos" w:eastAsia="Aptos" w:cs="Aptos"/>
                 <w:sz w:val="22"/>
                 <w:szCs w:val="22"/>
               </w:rPr>
@@ -6986,7 +7050,7 @@
             </w:r>
             <w:r>
               <w:rPr>
-                <w:rFonts w:ascii="Aptos" w:eastAsia="Aptos" w:hAnsi="Aptos" w:cs="Aptos"/>
+                <w:rFonts w:ascii="Aptos" w:hAnsi="Aptos" w:eastAsia="Aptos" w:cs="Aptos"/>
                 <w:sz w:val="22"/>
                 <w:szCs w:val="22"/>
               </w:rPr>
@@ -6994,7 +7058,7 @@
             </w:r>
             <w:r>
               <w:rPr>
-                <w:rFonts w:ascii="Aptos" w:eastAsia="Aptos" w:hAnsi="Aptos" w:cs="Aptos"/>
+                <w:rFonts w:ascii="Aptos" w:hAnsi="Aptos" w:eastAsia="Aptos" w:cs="Aptos"/>
                 <w:sz w:val="22"/>
                 <w:szCs w:val="22"/>
               </w:rPr>
@@ -7002,7 +7066,7 @@
             </w:r>
             <w:r>
               <w:rPr>
-                <w:rFonts w:ascii="Aptos" w:eastAsia="Aptos" w:hAnsi="Aptos" w:cs="Aptos"/>
+                <w:rFonts w:ascii="Aptos" w:hAnsi="Aptos" w:eastAsia="Aptos" w:cs="Aptos"/>
                 <w:sz w:val="22"/>
                 <w:szCs w:val="22"/>
               </w:rPr>
@@ -7010,7 +7074,7 @@
             </w:r>
             <w:r>
               <w:rPr>
-                <w:rFonts w:ascii="Aptos" w:eastAsia="Aptos" w:hAnsi="Aptos" w:cs="Aptos"/>
+                <w:rFonts w:ascii="Aptos" w:hAnsi="Aptos" w:eastAsia="Aptos" w:cs="Aptos"/>
                 <w:sz w:val="22"/>
                 <w:szCs w:val="22"/>
               </w:rPr>
@@ -7018,7 +7082,7 @@
             </w:r>
             <w:r>
               <w:rPr>
-                <w:rFonts w:ascii="Aptos" w:eastAsia="Aptos" w:hAnsi="Aptos" w:cs="Aptos"/>
+                <w:rFonts w:ascii="Aptos" w:hAnsi="Aptos" w:eastAsia="Aptos" w:cs="Aptos"/>
                 <w:sz w:val="22"/>
                 <w:szCs w:val="22"/>
               </w:rPr>
@@ -7048,7 +7112,7 @@
             </w:r>
             <w:r>
               <w:rPr>
-                <w:rFonts w:ascii="Aptos" w:eastAsia="Aptos" w:hAnsi="Aptos" w:cs="Aptos"/>
+                <w:rFonts w:ascii="Aptos" w:hAnsi="Aptos" w:eastAsia="Aptos" w:cs="Aptos"/>
                 <w:sz w:val="22"/>
                 <w:szCs w:val="22"/>
               </w:rPr>
@@ -7056,7 +7120,7 @@
             </w:r>
             <w:r>
               <w:rPr>
-                <w:rFonts w:ascii="Aptos" w:eastAsia="Aptos" w:hAnsi="Aptos" w:cs="Aptos"/>
+                <w:rFonts w:ascii="Aptos" w:hAnsi="Aptos" w:eastAsia="Aptos" w:cs="Aptos"/>
                 <w:sz w:val="22"/>
                 <w:szCs w:val="22"/>
               </w:rPr>
@@ -7064,7 +7128,7 @@
             </w:r>
             <w:r>
               <w:rPr>
-                <w:rFonts w:ascii="Aptos" w:eastAsia="Aptos" w:hAnsi="Aptos" w:cs="Aptos"/>
+                <w:rFonts w:ascii="Aptos" w:hAnsi="Aptos" w:eastAsia="Aptos" w:cs="Aptos"/>
                 <w:sz w:val="22"/>
                 <w:szCs w:val="22"/>
               </w:rPr>
@@ -7072,7 +7136,7 @@
             </w:r>
             <w:r>
               <w:rPr>
-                <w:rFonts w:ascii="Aptos" w:eastAsia="Aptos" w:hAnsi="Aptos" w:cs="Aptos"/>
+                <w:rFonts w:ascii="Aptos" w:hAnsi="Aptos" w:eastAsia="Aptos" w:cs="Aptos"/>
                 <w:sz w:val="22"/>
                 <w:szCs w:val="22"/>
               </w:rPr>
@@ -7080,7 +7144,7 @@
             </w:r>
             <w:r>
               <w:rPr>
-                <w:rFonts w:ascii="Aptos" w:eastAsia="Aptos" w:hAnsi="Aptos" w:cs="Aptos"/>
+                <w:rFonts w:ascii="Aptos" w:hAnsi="Aptos" w:eastAsia="Aptos" w:cs="Aptos"/>
                 <w:sz w:val="22"/>
                 <w:szCs w:val="22"/>
               </w:rPr>
@@ -7088,7 +7152,7 @@
             </w:r>
             <w:r>
               <w:rPr>
-                <w:rFonts w:ascii="Aptos" w:eastAsia="Aptos" w:hAnsi="Aptos" w:cs="Aptos"/>
+                <w:rFonts w:ascii="Aptos" w:hAnsi="Aptos" w:eastAsia="Aptos" w:cs="Aptos"/>
                 <w:sz w:val="22"/>
                 <w:szCs w:val="22"/>
               </w:rPr>
@@ -7118,7 +7182,7 @@
             </w:r>
             <w:r>
               <w:rPr>
-                <w:rFonts w:ascii="Aptos" w:eastAsia="Aptos" w:hAnsi="Aptos" w:cs="Aptos"/>
+                <w:rFonts w:ascii="Aptos" w:hAnsi="Aptos" w:eastAsia="Aptos" w:cs="Aptos"/>
                 <w:sz w:val="22"/>
                 <w:szCs w:val="22"/>
               </w:rPr>
@@ -7126,7 +7190,7 @@
             </w:r>
             <w:r>
               <w:rPr>
-                <w:rFonts w:ascii="Aptos" w:eastAsia="Aptos" w:hAnsi="Aptos" w:cs="Aptos"/>
+                <w:rFonts w:ascii="Aptos" w:hAnsi="Aptos" w:eastAsia="Aptos" w:cs="Aptos"/>
                 <w:sz w:val="22"/>
                 <w:szCs w:val="22"/>
               </w:rPr>
@@ -7134,7 +7198,7 @@
             </w:r>
             <w:r>
               <w:rPr>
-                <w:rFonts w:ascii="Aptos" w:eastAsia="Aptos" w:hAnsi="Aptos" w:cs="Aptos"/>
+                <w:rFonts w:ascii="Aptos" w:hAnsi="Aptos" w:eastAsia="Aptos" w:cs="Aptos"/>
                 <w:sz w:val="22"/>
                 <w:szCs w:val="22"/>
               </w:rPr>
@@ -7142,7 +7206,7 @@
             </w:r>
             <w:r>
               <w:rPr>
-                <w:rFonts w:ascii="Aptos" w:eastAsia="Aptos" w:hAnsi="Aptos" w:cs="Aptos"/>
+                <w:rFonts w:ascii="Aptos" w:hAnsi="Aptos" w:eastAsia="Aptos" w:cs="Aptos"/>
                 <w:sz w:val="22"/>
                 <w:szCs w:val="22"/>
               </w:rPr>
@@ -7150,7 +7214,7 @@
             </w:r>
             <w:r>
               <w:rPr>
-                <w:rFonts w:ascii="Aptos" w:eastAsia="Aptos" w:hAnsi="Aptos" w:cs="Aptos"/>
+                <w:rFonts w:ascii="Aptos" w:hAnsi="Aptos" w:eastAsia="Aptos" w:cs="Aptos"/>
                 <w:sz w:val="22"/>
                 <w:szCs w:val="22"/>
               </w:rPr>
@@ -7158,7 +7222,7 @@
             </w:r>
             <w:r>
               <w:rPr>
-                <w:rFonts w:ascii="Aptos" w:eastAsia="Aptos" w:hAnsi="Aptos" w:cs="Aptos"/>
+                <w:rFonts w:ascii="Aptos" w:hAnsi="Aptos" w:eastAsia="Aptos" w:cs="Aptos"/>
                 <w:sz w:val="22"/>
                 <w:szCs w:val="22"/>
               </w:rPr>
@@ -7188,7 +7252,7 @@
             </w:r>
             <w:r>
               <w:rPr>
-                <w:rFonts w:ascii="Aptos" w:eastAsia="Aptos" w:hAnsi="Aptos" w:cs="Aptos"/>
+                <w:rFonts w:ascii="Aptos" w:hAnsi="Aptos" w:eastAsia="Aptos" w:cs="Aptos"/>
                 <w:sz w:val="22"/>
                 <w:szCs w:val="22"/>
               </w:rPr>
@@ -7196,7 +7260,7 @@
             </w:r>
             <w:r>
               <w:rPr>
-                <w:rFonts w:ascii="Aptos" w:eastAsia="Aptos" w:hAnsi="Aptos" w:cs="Aptos"/>
+                <w:rFonts w:ascii="Aptos" w:hAnsi="Aptos" w:eastAsia="Aptos" w:cs="Aptos"/>
                 <w:sz w:val="22"/>
                 <w:szCs w:val="22"/>
               </w:rPr>
@@ -7204,7 +7268,7 @@
             </w:r>
             <w:r>
               <w:rPr>
-                <w:rFonts w:ascii="Aptos" w:eastAsia="Aptos" w:hAnsi="Aptos" w:cs="Aptos"/>
+                <w:rFonts w:ascii="Aptos" w:hAnsi="Aptos" w:eastAsia="Aptos" w:cs="Aptos"/>
                 <w:sz w:val="22"/>
                 <w:szCs w:val="22"/>
               </w:rPr>
@@ -7212,7 +7276,7 @@
             </w:r>
             <w:r>
               <w:rPr>
-                <w:rFonts w:ascii="Aptos" w:eastAsia="Aptos" w:hAnsi="Aptos" w:cs="Aptos"/>
+                <w:rFonts w:ascii="Aptos" w:hAnsi="Aptos" w:eastAsia="Aptos" w:cs="Aptos"/>
                 <w:sz w:val="22"/>
                 <w:szCs w:val="22"/>
               </w:rPr>
@@ -7220,7 +7284,7 @@
             </w:r>
             <w:r>
               <w:rPr>
-                <w:rFonts w:ascii="Aptos" w:eastAsia="Aptos" w:hAnsi="Aptos" w:cs="Aptos"/>
+                <w:rFonts w:ascii="Aptos" w:hAnsi="Aptos" w:eastAsia="Aptos" w:cs="Aptos"/>
                 <w:sz w:val="22"/>
                 <w:szCs w:val="22"/>
               </w:rPr>
@@ -7228,7 +7292,7 @@
             </w:r>
             <w:r>
               <w:rPr>
-                <w:rFonts w:ascii="Aptos" w:eastAsia="Aptos" w:hAnsi="Aptos" w:cs="Aptos"/>
+                <w:rFonts w:ascii="Aptos" w:hAnsi="Aptos" w:eastAsia="Aptos" w:cs="Aptos"/>
                 <w:sz w:val="22"/>
                 <w:szCs w:val="22"/>
               </w:rPr>
@@ -7247,7 +7311,7 @@
             <w:pPr>
               <w:pStyle w:val="NoSpacing"/>
               <w:rPr>
-                <w:rFonts w:ascii="Aptos" w:eastAsia="Aptos" w:hAnsi="Aptos" w:cs="Aptos"/>
+                <w:rFonts w:ascii="Aptos" w:hAnsi="Aptos" w:eastAsia="Aptos" w:cs="Aptos"/>
                 <w:sz w:val="22"/>
                 <w:szCs w:val="22"/>
               </w:rPr>
@@ -7263,7 +7327,7 @@
             </w:r>
             <w:r>
               <w:rPr>
-                <w:rFonts w:ascii="Aptos" w:eastAsia="Aptos" w:hAnsi="Aptos" w:cs="Aptos"/>
+                <w:rFonts w:ascii="Aptos" w:hAnsi="Aptos" w:eastAsia="Aptos" w:cs="Aptos"/>
                 <w:sz w:val="22"/>
                 <w:szCs w:val="22"/>
               </w:rPr>
@@ -7271,7 +7335,7 @@
             </w:r>
             <w:r>
               <w:rPr>
-                <w:rFonts w:ascii="Aptos" w:eastAsia="Aptos" w:hAnsi="Aptos" w:cs="Aptos"/>
+                <w:rFonts w:ascii="Aptos" w:hAnsi="Aptos" w:eastAsia="Aptos" w:cs="Aptos"/>
                 <w:sz w:val="22"/>
                 <w:szCs w:val="22"/>
               </w:rPr>
@@ -7279,7 +7343,7 @@
             </w:r>
             <w:r>
               <w:rPr>
-                <w:rFonts w:ascii="Aptos" w:eastAsia="Aptos" w:hAnsi="Aptos" w:cs="Aptos"/>
+                <w:rFonts w:ascii="Aptos" w:hAnsi="Aptos" w:eastAsia="Aptos" w:cs="Aptos"/>
                 <w:sz w:val="22"/>
                 <w:szCs w:val="22"/>
               </w:rPr>
@@ -7287,7 +7351,7 @@
             </w:r>
             <w:r>
               <w:rPr>
-                <w:rFonts w:ascii="Aptos" w:eastAsia="Aptos" w:hAnsi="Aptos" w:cs="Aptos"/>
+                <w:rFonts w:ascii="Aptos" w:hAnsi="Aptos" w:eastAsia="Aptos" w:cs="Aptos"/>
                 <w:sz w:val="22"/>
                 <w:szCs w:val="22"/>
               </w:rPr>
@@ -7295,7 +7359,7 @@
             </w:r>
             <w:r>
               <w:rPr>
-                <w:rFonts w:ascii="Aptos" w:eastAsia="Aptos" w:hAnsi="Aptos" w:cs="Aptos"/>
+                <w:rFonts w:ascii="Aptos" w:hAnsi="Aptos" w:eastAsia="Aptos" w:cs="Aptos"/>
                 <w:sz w:val="22"/>
                 <w:szCs w:val="22"/>
               </w:rPr>
@@ -7303,7 +7367,7 @@
             </w:r>
             <w:r>
               <w:rPr>
-                <w:rFonts w:ascii="Aptos" w:eastAsia="Aptos" w:hAnsi="Aptos" w:cs="Aptos"/>
+                <w:rFonts w:ascii="Aptos" w:hAnsi="Aptos" w:eastAsia="Aptos" w:cs="Aptos"/>
                 <w:sz w:val="22"/>
                 <w:szCs w:val="22"/>
               </w:rPr>
@@ -7311,7 +7375,7 @@
             </w:r>
             <w:r>
               <w:rPr>
-                <w:rFonts w:ascii="Aptos" w:eastAsia="Aptos" w:hAnsi="Aptos" w:cs="Aptos"/>
+                <w:rFonts w:ascii="Aptos" w:hAnsi="Aptos" w:eastAsia="Aptos" w:cs="Aptos"/>
                 <w:sz w:val="22"/>
                 <w:szCs w:val="22"/>
               </w:rPr>
@@ -7371,7 +7435,7 @@
             </w:r>
             <w:r>
               <w:rPr>
-                <w:rFonts w:ascii="Aptos" w:eastAsia="Aptos" w:hAnsi="Aptos" w:cs="Aptos"/>
+                <w:rFonts w:ascii="Aptos" w:hAnsi="Aptos" w:eastAsia="Aptos" w:cs="Aptos"/>
                 <w:sz w:val="22"/>
                 <w:szCs w:val="22"/>
               </w:rPr>
@@ -7379,7 +7443,7 @@
             </w:r>
             <w:r>
               <w:rPr>
-                <w:rFonts w:ascii="Aptos" w:eastAsia="Aptos" w:hAnsi="Aptos" w:cs="Aptos"/>
+                <w:rFonts w:ascii="Aptos" w:hAnsi="Aptos" w:eastAsia="Aptos" w:cs="Aptos"/>
                 <w:sz w:val="22"/>
                 <w:szCs w:val="22"/>
               </w:rPr>
@@ -7387,7 +7451,7 @@
             </w:r>
             <w:r>
               <w:rPr>
-                <w:rFonts w:ascii="Aptos" w:eastAsia="Aptos" w:hAnsi="Aptos" w:cs="Aptos"/>
+                <w:rFonts w:ascii="Aptos" w:hAnsi="Aptos" w:eastAsia="Aptos" w:cs="Aptos"/>
                 <w:sz w:val="22"/>
                 <w:szCs w:val="22"/>
               </w:rPr>
@@ -7395,7 +7459,7 @@
             </w:r>
             <w:r>
               <w:rPr>
-                <w:rFonts w:ascii="Aptos" w:eastAsia="Aptos" w:hAnsi="Aptos" w:cs="Aptos"/>
+                <w:rFonts w:ascii="Aptos" w:hAnsi="Aptos" w:eastAsia="Aptos" w:cs="Aptos"/>
                 <w:sz w:val="22"/>
                 <w:szCs w:val="22"/>
               </w:rPr>
@@ -7403,7 +7467,7 @@
             </w:r>
             <w:r>
               <w:rPr>
-                <w:rFonts w:ascii="Aptos" w:eastAsia="Aptos" w:hAnsi="Aptos" w:cs="Aptos"/>
+                <w:rFonts w:ascii="Aptos" w:hAnsi="Aptos" w:eastAsia="Aptos" w:cs="Aptos"/>
                 <w:sz w:val="22"/>
                 <w:szCs w:val="22"/>
               </w:rPr>
@@ -7433,7 +7497,7 @@
             </w:r>
             <w:r>
               <w:rPr>
-                <w:rFonts w:ascii="Aptos" w:eastAsia="Aptos" w:hAnsi="Aptos" w:cs="Aptos"/>
+                <w:rFonts w:ascii="Aptos" w:hAnsi="Aptos" w:eastAsia="Aptos" w:cs="Aptos"/>
                 <w:sz w:val="22"/>
                 <w:szCs w:val="22"/>
               </w:rPr>
@@ -7441,7 +7505,7 @@
             </w:r>
             <w:r>
               <w:rPr>
-                <w:rFonts w:ascii="Aptos" w:eastAsia="Aptos" w:hAnsi="Aptos" w:cs="Aptos"/>
+                <w:rFonts w:ascii="Aptos" w:hAnsi="Aptos" w:eastAsia="Aptos" w:cs="Aptos"/>
                 <w:sz w:val="22"/>
                 <w:szCs w:val="22"/>
               </w:rPr>
@@ -7449,7 +7513,7 @@
             </w:r>
             <w:r>
               <w:rPr>
-                <w:rFonts w:ascii="Aptos" w:eastAsia="Aptos" w:hAnsi="Aptos" w:cs="Aptos"/>
+                <w:rFonts w:ascii="Aptos" w:hAnsi="Aptos" w:eastAsia="Aptos" w:cs="Aptos"/>
                 <w:sz w:val="22"/>
                 <w:szCs w:val="22"/>
               </w:rPr>
@@ -7457,7 +7521,7 @@
             </w:r>
             <w:r>
               <w:rPr>
-                <w:rFonts w:ascii="Aptos" w:eastAsia="Aptos" w:hAnsi="Aptos" w:cs="Aptos"/>
+                <w:rFonts w:ascii="Aptos" w:hAnsi="Aptos" w:eastAsia="Aptos" w:cs="Aptos"/>
                 <w:sz w:val="22"/>
                 <w:szCs w:val="22"/>
               </w:rPr>
@@ -7465,7 +7529,7 @@
             </w:r>
             <w:r>
               <w:rPr>
-                <w:rFonts w:ascii="Aptos" w:eastAsia="Aptos" w:hAnsi="Aptos" w:cs="Aptos"/>
+                <w:rFonts w:ascii="Aptos" w:hAnsi="Aptos" w:eastAsia="Aptos" w:cs="Aptos"/>
                 <w:sz w:val="22"/>
                 <w:szCs w:val="22"/>
               </w:rPr>
@@ -7495,7 +7559,7 @@
             </w:r>
             <w:r>
               <w:rPr>
-                <w:rFonts w:ascii="Aptos" w:eastAsia="Aptos" w:hAnsi="Aptos" w:cs="Aptos"/>
+                <w:rFonts w:ascii="Aptos" w:hAnsi="Aptos" w:eastAsia="Aptos" w:cs="Aptos"/>
                 <w:sz w:val="22"/>
                 <w:szCs w:val="22"/>
               </w:rPr>
@@ -7503,7 +7567,7 @@
             </w:r>
             <w:r>
               <w:rPr>
-                <w:rFonts w:ascii="Aptos" w:eastAsia="Aptos" w:hAnsi="Aptos" w:cs="Aptos"/>
+                <w:rFonts w:ascii="Aptos" w:hAnsi="Aptos" w:eastAsia="Aptos" w:cs="Aptos"/>
                 <w:sz w:val="22"/>
                 <w:szCs w:val="22"/>
               </w:rPr>
@@ -7511,7 +7575,7 @@
             </w:r>
             <w:r>
               <w:rPr>
-                <w:rFonts w:ascii="Aptos" w:eastAsia="Aptos" w:hAnsi="Aptos" w:cs="Aptos"/>
+                <w:rFonts w:ascii="Aptos" w:hAnsi="Aptos" w:eastAsia="Aptos" w:cs="Aptos"/>
                 <w:sz w:val="22"/>
                 <w:szCs w:val="22"/>
               </w:rPr>
@@ -7519,7 +7583,7 @@
             </w:r>
             <w:r>
               <w:rPr>
-                <w:rFonts w:ascii="Aptos" w:eastAsia="Aptos" w:hAnsi="Aptos" w:cs="Aptos"/>
+                <w:rFonts w:ascii="Aptos" w:hAnsi="Aptos" w:eastAsia="Aptos" w:cs="Aptos"/>
                 <w:sz w:val="22"/>
                 <w:szCs w:val="22"/>
               </w:rPr>
@@ -7527,7 +7591,7 @@
             </w:r>
             <w:r>
               <w:rPr>
-                <w:rFonts w:ascii="Aptos" w:eastAsia="Aptos" w:hAnsi="Aptos" w:cs="Aptos"/>
+                <w:rFonts w:ascii="Aptos" w:hAnsi="Aptos" w:eastAsia="Aptos" w:cs="Aptos"/>
                 <w:sz w:val="22"/>
                 <w:szCs w:val="22"/>
               </w:rPr>
@@ -7573,8 +7637,9 @@
         </w:trPr>
         <w:tc>
           <w:tcPr>
-            <w:tcW w:w="10800" w:type="dxa"/>
+            <w:tcW w:w="10801" w:type="dxa"/>
             <w:gridSpan w:val="17"/>
+            <w:tcMar/>
           </w:tcPr>
           <w:p>
             <w:pPr>
@@ -7626,7 +7691,7 @@
             </w:r>
             <w:r>
               <w:rPr>
-                <w:rFonts w:ascii="Aptos" w:eastAsia="Aptos" w:hAnsi="Aptos" w:cs="Aptos"/>
+                <w:rFonts w:ascii="Aptos" w:hAnsi="Aptos" w:eastAsia="Aptos" w:cs="Aptos"/>
                 <w:sz w:val="22"/>
                 <w:szCs w:val="22"/>
               </w:rPr>
@@ -7634,7 +7699,7 @@
             </w:r>
             <w:r>
               <w:rPr>
-                <w:rFonts w:ascii="Aptos" w:eastAsia="Aptos" w:hAnsi="Aptos" w:cs="Aptos"/>
+                <w:rFonts w:ascii="Aptos" w:hAnsi="Aptos" w:eastAsia="Aptos" w:cs="Aptos"/>
                 <w:sz w:val="22"/>
                 <w:szCs w:val="22"/>
               </w:rPr>
@@ -7642,7 +7707,7 @@
             </w:r>
             <w:r>
               <w:rPr>
-                <w:rFonts w:ascii="Aptos" w:eastAsia="Aptos" w:hAnsi="Aptos" w:cs="Aptos"/>
+                <w:rFonts w:ascii="Aptos" w:hAnsi="Aptos" w:eastAsia="Aptos" w:cs="Aptos"/>
                 <w:sz w:val="22"/>
                 <w:szCs w:val="22"/>
               </w:rPr>
@@ -7650,7 +7715,7 @@
             </w:r>
             <w:r>
               <w:rPr>
-                <w:rFonts w:ascii="Aptos" w:eastAsia="Aptos" w:hAnsi="Aptos" w:cs="Aptos"/>
+                <w:rFonts w:ascii="Aptos" w:hAnsi="Aptos" w:eastAsia="Aptos" w:cs="Aptos"/>
                 <w:sz w:val="22"/>
                 <w:szCs w:val="22"/>
               </w:rPr>
@@ -7658,7 +7723,7 @@
             </w:r>
             <w:r>
               <w:rPr>
-                <w:rFonts w:ascii="Aptos" w:eastAsia="Aptos" w:hAnsi="Aptos" w:cs="Aptos"/>
+                <w:rFonts w:ascii="Aptos" w:hAnsi="Aptos" w:eastAsia="Aptos" w:cs="Aptos"/>
                 <w:sz w:val="22"/>
                 <w:szCs w:val="22"/>
               </w:rPr>
@@ -7666,7 +7731,7 @@
             </w:r>
             <w:r>
               <w:rPr>
-                <w:rFonts w:ascii="Aptos" w:eastAsia="Aptos" w:hAnsi="Aptos" w:cs="Aptos"/>
+                <w:rFonts w:ascii="Aptos" w:hAnsi="Aptos" w:eastAsia="Aptos" w:cs="Aptos"/>
                 <w:sz w:val="22"/>
                 <w:szCs w:val="22"/>
               </w:rPr>
@@ -7682,7 +7747,7 @@
             </w:r>
             <w:r>
               <w:rPr>
-                <w:rFonts w:ascii="Aptos" w:eastAsia="Aptos" w:hAnsi="Aptos" w:cs="Aptos"/>
+                <w:rFonts w:ascii="Aptos" w:hAnsi="Aptos" w:eastAsia="Aptos" w:cs="Aptos"/>
                 <w:sz w:val="22"/>
                 <w:szCs w:val="22"/>
               </w:rPr>
@@ -7690,7 +7755,7 @@
             </w:r>
             <w:r>
               <w:rPr>
-                <w:rFonts w:ascii="Aptos" w:eastAsia="Aptos" w:hAnsi="Aptos" w:cs="Aptos"/>
+                <w:rFonts w:ascii="Aptos" w:hAnsi="Aptos" w:eastAsia="Aptos" w:cs="Aptos"/>
                 <w:sz w:val="22"/>
                 <w:szCs w:val="22"/>
               </w:rPr>
@@ -7698,7 +7763,7 @@
             </w:r>
             <w:r>
               <w:rPr>
-                <w:rFonts w:ascii="Aptos" w:eastAsia="Aptos" w:hAnsi="Aptos" w:cs="Aptos"/>
+                <w:rFonts w:ascii="Aptos" w:hAnsi="Aptos" w:eastAsia="Aptos" w:cs="Aptos"/>
                 <w:sz w:val="22"/>
                 <w:szCs w:val="22"/>
               </w:rPr>
@@ -7706,7 +7771,7 @@
             </w:r>
             <w:r>
               <w:rPr>
-                <w:rFonts w:ascii="Aptos" w:eastAsia="Aptos" w:hAnsi="Aptos" w:cs="Aptos"/>
+                <w:rFonts w:ascii="Aptos" w:hAnsi="Aptos" w:eastAsia="Aptos" w:cs="Aptos"/>
                 <w:sz w:val="22"/>
                 <w:szCs w:val="22"/>
               </w:rPr>
@@ -7714,7 +7779,7 @@
             </w:r>
             <w:r>
               <w:rPr>
-                <w:rFonts w:ascii="Aptos" w:eastAsia="Aptos" w:hAnsi="Aptos" w:cs="Aptos"/>
+                <w:rFonts w:ascii="Aptos" w:hAnsi="Aptos" w:eastAsia="Aptos" w:cs="Aptos"/>
                 <w:sz w:val="22"/>
                 <w:szCs w:val="22"/>
               </w:rPr>
@@ -7722,7 +7787,7 @@
             </w:r>
             <w:r>
               <w:rPr>
-                <w:rFonts w:ascii="Aptos" w:eastAsia="Aptos" w:hAnsi="Aptos" w:cs="Aptos"/>
+                <w:rFonts w:ascii="Aptos" w:hAnsi="Aptos" w:eastAsia="Aptos" w:cs="Aptos"/>
                 <w:sz w:val="22"/>
                 <w:szCs w:val="22"/>
               </w:rPr>
@@ -7746,7 +7811,7 @@
             </w:r>
             <w:r>
               <w:rPr>
-                <w:rFonts w:ascii="Aptos" w:eastAsia="Aptos" w:hAnsi="Aptos" w:cs="Aptos"/>
+                <w:rFonts w:ascii="Aptos" w:hAnsi="Aptos" w:eastAsia="Aptos" w:cs="Aptos"/>
                 <w:sz w:val="22"/>
                 <w:szCs w:val="22"/>
               </w:rPr>
@@ -7754,7 +7819,7 @@
             </w:r>
             <w:r>
               <w:rPr>
-                <w:rFonts w:ascii="Aptos" w:eastAsia="Aptos" w:hAnsi="Aptos" w:cs="Aptos"/>
+                <w:rFonts w:ascii="Aptos" w:hAnsi="Aptos" w:eastAsia="Aptos" w:cs="Aptos"/>
                 <w:sz w:val="22"/>
                 <w:szCs w:val="22"/>
               </w:rPr>
@@ -7762,7 +7827,7 @@
             </w:r>
             <w:r>
               <w:rPr>
-                <w:rFonts w:ascii="Aptos" w:eastAsia="Aptos" w:hAnsi="Aptos" w:cs="Aptos"/>
+                <w:rFonts w:ascii="Aptos" w:hAnsi="Aptos" w:eastAsia="Aptos" w:cs="Aptos"/>
                 <w:sz w:val="22"/>
                 <w:szCs w:val="22"/>
               </w:rPr>
@@ -7770,7 +7835,7 @@
             </w:r>
             <w:r>
               <w:rPr>
-                <w:rFonts w:ascii="Aptos" w:eastAsia="Aptos" w:hAnsi="Aptos" w:cs="Aptos"/>
+                <w:rFonts w:ascii="Aptos" w:hAnsi="Aptos" w:eastAsia="Aptos" w:cs="Aptos"/>
                 <w:sz w:val="22"/>
                 <w:szCs w:val="22"/>
               </w:rPr>
@@ -7778,7 +7843,7 @@
             </w:r>
             <w:r>
               <w:rPr>
-                <w:rFonts w:ascii="Aptos" w:eastAsia="Aptos" w:hAnsi="Aptos" w:cs="Aptos"/>
+                <w:rFonts w:ascii="Aptos" w:hAnsi="Aptos" w:eastAsia="Aptos" w:cs="Aptos"/>
                 <w:sz w:val="22"/>
                 <w:szCs w:val="22"/>
               </w:rPr>
@@ -7786,7 +7851,7 @@
             </w:r>
             <w:r>
               <w:rPr>
-                <w:rFonts w:ascii="Aptos" w:eastAsia="Aptos" w:hAnsi="Aptos" w:cs="Aptos"/>
+                <w:rFonts w:ascii="Aptos" w:hAnsi="Aptos" w:eastAsia="Aptos" w:cs="Aptos"/>
                 <w:sz w:val="22"/>
                 <w:szCs w:val="22"/>
               </w:rPr>
@@ -7794,7 +7859,7 @@
             </w:r>
             <w:r>
               <w:rPr>
-                <w:rFonts w:ascii="Aptos" w:eastAsia="Aptos" w:hAnsi="Aptos" w:cs="Aptos"/>
+                <w:rFonts w:ascii="Aptos" w:hAnsi="Aptos" w:eastAsia="Aptos" w:cs="Aptos"/>
                 <w:sz w:val="22"/>
                 <w:szCs w:val="22"/>
               </w:rPr>
@@ -7802,7 +7867,7 @@
             </w:r>
             <w:r>
               <w:rPr>
-                <w:rFonts w:ascii="Aptos" w:eastAsia="Aptos" w:hAnsi="Aptos" w:cs="Aptos"/>
+                <w:rFonts w:ascii="Aptos" w:hAnsi="Aptos" w:eastAsia="Aptos" w:cs="Aptos"/>
                 <w:sz w:val="22"/>
                 <w:szCs w:val="22"/>
               </w:rPr>
@@ -7810,7 +7875,7 @@
             </w:r>
             <w:r>
               <w:rPr>
-                <w:rFonts w:ascii="Aptos" w:eastAsia="Aptos" w:hAnsi="Aptos" w:cs="Aptos"/>
+                <w:rFonts w:ascii="Aptos" w:hAnsi="Aptos" w:eastAsia="Aptos" w:cs="Aptos"/>
                 <w:sz w:val="22"/>
                 <w:szCs w:val="22"/>
               </w:rPr>
@@ -7861,7 +7926,7 @@
             </w:r>
             <w:r>
               <w:rPr>
-                <w:rFonts w:ascii="Aptos" w:eastAsia="Aptos" w:hAnsi="Aptos" w:cs="Aptos"/>
+                <w:rFonts w:ascii="Aptos" w:hAnsi="Aptos" w:eastAsia="Aptos" w:cs="Aptos"/>
                 <w:sz w:val="22"/>
                 <w:szCs w:val="22"/>
               </w:rPr>
@@ -7869,7 +7934,7 @@
             </w:r>
             <w:r>
               <w:rPr>
-                <w:rFonts w:ascii="Aptos" w:eastAsia="Aptos" w:hAnsi="Aptos" w:cs="Aptos"/>
+                <w:rFonts w:ascii="Aptos" w:hAnsi="Aptos" w:eastAsia="Aptos" w:cs="Aptos"/>
                 <w:sz w:val="22"/>
                 <w:szCs w:val="22"/>
               </w:rPr>
@@ -7877,7 +7942,7 @@
             </w:r>
             <w:r>
               <w:rPr>
-                <w:rFonts w:ascii="Aptos" w:eastAsia="Aptos" w:hAnsi="Aptos" w:cs="Aptos"/>
+                <w:rFonts w:ascii="Aptos" w:hAnsi="Aptos" w:eastAsia="Aptos" w:cs="Aptos"/>
                 <w:sz w:val="22"/>
                 <w:szCs w:val="22"/>
               </w:rPr>
@@ -7885,7 +7950,7 @@
             </w:r>
             <w:r>
               <w:rPr>
-                <w:rFonts w:ascii="Aptos" w:eastAsia="Aptos" w:hAnsi="Aptos" w:cs="Aptos"/>
+                <w:rFonts w:ascii="Aptos" w:hAnsi="Aptos" w:eastAsia="Aptos" w:cs="Aptos"/>
                 <w:sz w:val="22"/>
                 <w:szCs w:val="22"/>
               </w:rPr>
@@ -7893,7 +7958,7 @@
             </w:r>
             <w:r>
               <w:rPr>
-                <w:rFonts w:ascii="Aptos" w:eastAsia="Aptos" w:hAnsi="Aptos" w:cs="Aptos"/>
+                <w:rFonts w:ascii="Aptos" w:hAnsi="Aptos" w:eastAsia="Aptos" w:cs="Aptos"/>
                 <w:sz w:val="22"/>
                 <w:szCs w:val="22"/>
               </w:rPr>
@@ -7901,7 +7966,7 @@
             </w:r>
             <w:r>
               <w:rPr>
-                <w:rFonts w:ascii="Aptos" w:eastAsia="Aptos" w:hAnsi="Aptos" w:cs="Aptos"/>
+                <w:rFonts w:ascii="Aptos" w:hAnsi="Aptos" w:eastAsia="Aptos" w:cs="Aptos"/>
                 <w:sz w:val="22"/>
                 <w:szCs w:val="22"/>
               </w:rPr>
@@ -7909,7 +7974,7 @@
             </w:r>
             <w:r>
               <w:rPr>
-                <w:rFonts w:ascii="Aptos" w:eastAsia="Aptos" w:hAnsi="Aptos" w:cs="Aptos"/>
+                <w:rFonts w:ascii="Aptos" w:hAnsi="Aptos" w:eastAsia="Aptos" w:cs="Aptos"/>
                 <w:sz w:val="22"/>
                 <w:szCs w:val="22"/>
               </w:rPr>
@@ -7917,7 +7982,7 @@
             </w:r>
             <w:r>
               <w:rPr>
-                <w:rFonts w:ascii="Aptos" w:eastAsia="Aptos" w:hAnsi="Aptos" w:cs="Aptos"/>
+                <w:rFonts w:ascii="Aptos" w:hAnsi="Aptos" w:eastAsia="Aptos" w:cs="Aptos"/>
                 <w:sz w:val="22"/>
                 <w:szCs w:val="22"/>
               </w:rPr>
@@ -7933,7 +7998,7 @@
             </w:r>
             <w:r>
               <w:rPr>
-                <w:rFonts w:ascii="Aptos" w:eastAsia="Aptos" w:hAnsi="Aptos" w:cs="Aptos"/>
+                <w:rFonts w:ascii="Aptos" w:hAnsi="Aptos" w:eastAsia="Aptos" w:cs="Aptos"/>
                 <w:sz w:val="22"/>
                 <w:szCs w:val="22"/>
               </w:rPr>
@@ -7941,7 +8006,7 @@
             </w:r>
             <w:r>
               <w:rPr>
-                <w:rFonts w:ascii="Aptos" w:eastAsia="Aptos" w:hAnsi="Aptos" w:cs="Aptos"/>
+                <w:rFonts w:ascii="Aptos" w:hAnsi="Aptos" w:eastAsia="Aptos" w:cs="Aptos"/>
                 <w:sz w:val="22"/>
                 <w:szCs w:val="22"/>
               </w:rPr>
@@ -7949,7 +8014,7 @@
             </w:r>
             <w:r>
               <w:rPr>
-                <w:rFonts w:ascii="Aptos" w:eastAsia="Aptos" w:hAnsi="Aptos" w:cs="Aptos"/>
+                <w:rFonts w:ascii="Aptos" w:hAnsi="Aptos" w:eastAsia="Aptos" w:cs="Aptos"/>
                 <w:sz w:val="22"/>
                 <w:szCs w:val="22"/>
               </w:rPr>
@@ -7957,7 +8022,7 @@
             </w:r>
             <w:r>
               <w:rPr>
-                <w:rFonts w:ascii="Aptos" w:eastAsia="Aptos" w:hAnsi="Aptos" w:cs="Aptos"/>
+                <w:rFonts w:ascii="Aptos" w:hAnsi="Aptos" w:eastAsia="Aptos" w:cs="Aptos"/>
                 <w:sz w:val="22"/>
                 <w:szCs w:val="22"/>
               </w:rPr>
@@ -7965,7 +8030,7 @@
             </w:r>
             <w:r>
               <w:rPr>
-                <w:rFonts w:ascii="Aptos" w:eastAsia="Aptos" w:hAnsi="Aptos" w:cs="Aptos"/>
+                <w:rFonts w:ascii="Aptos" w:hAnsi="Aptos" w:eastAsia="Aptos" w:cs="Aptos"/>
                 <w:sz w:val="22"/>
                 <w:szCs w:val="22"/>
               </w:rPr>
@@ -7973,7 +8038,7 @@
             </w:r>
             <w:r>
               <w:rPr>
-                <w:rFonts w:ascii="Aptos" w:eastAsia="Aptos" w:hAnsi="Aptos" w:cs="Aptos"/>
+                <w:rFonts w:ascii="Aptos" w:hAnsi="Aptos" w:eastAsia="Aptos" w:cs="Aptos"/>
                 <w:sz w:val="22"/>
                 <w:szCs w:val="22"/>
               </w:rPr>
@@ -7981,7 +8046,7 @@
             </w:r>
             <w:r>
               <w:rPr>
-                <w:rFonts w:ascii="Aptos" w:eastAsia="Aptos" w:hAnsi="Aptos" w:cs="Aptos"/>
+                <w:rFonts w:ascii="Aptos" w:hAnsi="Aptos" w:eastAsia="Aptos" w:cs="Aptos"/>
                 <w:sz w:val="22"/>
                 <w:szCs w:val="22"/>
               </w:rPr>
@@ -7989,7 +8054,7 @@
             </w:r>
             <w:r>
               <w:rPr>
-                <w:rFonts w:ascii="Aptos" w:eastAsia="Aptos" w:hAnsi="Aptos" w:cs="Aptos"/>
+                <w:rFonts w:ascii="Aptos" w:hAnsi="Aptos" w:eastAsia="Aptos" w:cs="Aptos"/>
                 <w:sz w:val="22"/>
                 <w:szCs w:val="22"/>
               </w:rPr>
@@ -7997,7 +8062,7 @@
             </w:r>
             <w:r>
               <w:rPr>
-                <w:rFonts w:ascii="Aptos" w:eastAsia="Aptos" w:hAnsi="Aptos" w:cs="Aptos"/>
+                <w:rFonts w:ascii="Aptos" w:hAnsi="Aptos" w:eastAsia="Aptos" w:cs="Aptos"/>
                 <w:sz w:val="22"/>
                 <w:szCs w:val="22"/>
               </w:rPr>
@@ -8013,7 +8078,7 @@
             </w:r>
             <w:r>
               <w:rPr>
-                <w:rFonts w:ascii="Aptos" w:eastAsia="Aptos" w:hAnsi="Aptos" w:cs="Aptos"/>
+                <w:rFonts w:ascii="Aptos" w:hAnsi="Aptos" w:eastAsia="Aptos" w:cs="Aptos"/>
                 <w:sz w:val="22"/>
                 <w:szCs w:val="22"/>
               </w:rPr>
@@ -8021,7 +8086,7 @@
             </w:r>
             <w:r>
               <w:rPr>
-                <w:rFonts w:ascii="Aptos" w:eastAsia="Aptos" w:hAnsi="Aptos" w:cs="Aptos"/>
+                <w:rFonts w:ascii="Aptos" w:hAnsi="Aptos" w:eastAsia="Aptos" w:cs="Aptos"/>
                 <w:sz w:val="22"/>
                 <w:szCs w:val="22"/>
               </w:rPr>
@@ -8029,7 +8094,7 @@
             </w:r>
             <w:r>
               <w:rPr>
-                <w:rFonts w:ascii="Aptos" w:eastAsia="Aptos" w:hAnsi="Aptos" w:cs="Aptos"/>
+                <w:rFonts w:ascii="Aptos" w:hAnsi="Aptos" w:eastAsia="Aptos" w:cs="Aptos"/>
                 <w:sz w:val="22"/>
                 <w:szCs w:val="22"/>
               </w:rPr>
@@ -8037,7 +8102,7 @@
             </w:r>
             <w:r>
               <w:rPr>
-                <w:rFonts w:ascii="Aptos" w:eastAsia="Aptos" w:hAnsi="Aptos" w:cs="Aptos"/>
+                <w:rFonts w:ascii="Aptos" w:hAnsi="Aptos" w:eastAsia="Aptos" w:cs="Aptos"/>
                 <w:sz w:val="22"/>
                 <w:szCs w:val="22"/>
               </w:rPr>
@@ -8045,7 +8110,7 @@
             </w:r>
             <w:r>
               <w:rPr>
-                <w:rFonts w:ascii="Aptos" w:eastAsia="Aptos" w:hAnsi="Aptos" w:cs="Aptos"/>
+                <w:rFonts w:ascii="Aptos" w:hAnsi="Aptos" w:eastAsia="Aptos" w:cs="Aptos"/>
                 <w:sz w:val="22"/>
                 <w:szCs w:val="22"/>
               </w:rPr>
@@ -8053,7 +8118,7 @@
             </w:r>
             <w:r>
               <w:rPr>
-                <w:rFonts w:ascii="Aptos" w:eastAsia="Aptos" w:hAnsi="Aptos" w:cs="Aptos"/>
+                <w:rFonts w:ascii="Aptos" w:hAnsi="Aptos" w:eastAsia="Aptos" w:cs="Aptos"/>
                 <w:sz w:val="22"/>
                 <w:szCs w:val="22"/>
               </w:rPr>
@@ -8061,7 +8126,7 @@
             </w:r>
             <w:r>
               <w:rPr>
-                <w:rFonts w:ascii="Aptos" w:eastAsia="Aptos" w:hAnsi="Aptos" w:cs="Aptos"/>
+                <w:rFonts w:ascii="Aptos" w:hAnsi="Aptos" w:eastAsia="Aptos" w:cs="Aptos"/>
                 <w:sz w:val="22"/>
                 <w:szCs w:val="22"/>
               </w:rPr>
@@ -8069,7 +8134,7 @@
             </w:r>
             <w:r>
               <w:rPr>
-                <w:rFonts w:ascii="Aptos" w:eastAsia="Aptos" w:hAnsi="Aptos" w:cs="Aptos"/>
+                <w:rFonts w:ascii="Aptos" w:hAnsi="Aptos" w:eastAsia="Aptos" w:cs="Aptos"/>
                 <w:sz w:val="22"/>
                 <w:szCs w:val="22"/>
               </w:rPr>
@@ -8134,7 +8199,7 @@
             </w:r>
             <w:r>
               <w:rPr>
-                <w:rFonts w:ascii="Aptos" w:eastAsia="Aptos" w:hAnsi="Aptos" w:cs="Aptos"/>
+                <w:rFonts w:ascii="Aptos" w:hAnsi="Aptos" w:eastAsia="Aptos" w:cs="Aptos"/>
                 <w:sz w:val="22"/>
                 <w:szCs w:val="22"/>
               </w:rPr>
@@ -8142,7 +8207,7 @@
             </w:r>
             <w:r>
               <w:rPr>
-                <w:rFonts w:ascii="Aptos" w:eastAsia="Aptos" w:hAnsi="Aptos" w:cs="Aptos"/>
+                <w:rFonts w:ascii="Aptos" w:hAnsi="Aptos" w:eastAsia="Aptos" w:cs="Aptos"/>
                 <w:sz w:val="22"/>
                 <w:szCs w:val="22"/>
               </w:rPr>
@@ -8150,7 +8215,7 @@
             </w:r>
             <w:r>
               <w:rPr>
-                <w:rFonts w:ascii="Aptos" w:eastAsia="Aptos" w:hAnsi="Aptos" w:cs="Aptos"/>
+                <w:rFonts w:ascii="Aptos" w:hAnsi="Aptos" w:eastAsia="Aptos" w:cs="Aptos"/>
                 <w:sz w:val="22"/>
                 <w:szCs w:val="22"/>
               </w:rPr>
@@ -8158,7 +8223,7 @@
             </w:r>
             <w:r>
               <w:rPr>
-                <w:rFonts w:ascii="Aptos" w:eastAsia="Aptos" w:hAnsi="Aptos" w:cs="Aptos"/>
+                <w:rFonts w:ascii="Aptos" w:hAnsi="Aptos" w:eastAsia="Aptos" w:cs="Aptos"/>
                 <w:sz w:val="22"/>
                 <w:szCs w:val="22"/>
               </w:rPr>
@@ -8166,7 +8231,7 @@
             </w:r>
             <w:r>
               <w:rPr>
-                <w:rFonts w:ascii="Aptos" w:eastAsia="Aptos" w:hAnsi="Aptos" w:cs="Aptos"/>
+                <w:rFonts w:ascii="Aptos" w:hAnsi="Aptos" w:eastAsia="Aptos" w:cs="Aptos"/>
                 <w:sz w:val="22"/>
                 <w:szCs w:val="22"/>
               </w:rPr>
@@ -8174,7 +8239,7 @@
             </w:r>
             <w:r>
               <w:rPr>
-                <w:rFonts w:ascii="Aptos" w:eastAsia="Aptos" w:hAnsi="Aptos" w:cs="Aptos"/>
+                <w:rFonts w:ascii="Aptos" w:hAnsi="Aptos" w:eastAsia="Aptos" w:cs="Aptos"/>
                 <w:sz w:val="22"/>
                 <w:szCs w:val="22"/>
               </w:rPr>
@@ -8190,7 +8255,7 @@
             </w:r>
             <w:r>
               <w:rPr>
-                <w:rFonts w:ascii="Aptos" w:eastAsia="Aptos" w:hAnsi="Aptos" w:cs="Aptos"/>
+                <w:rFonts w:ascii="Aptos" w:hAnsi="Aptos" w:eastAsia="Aptos" w:cs="Aptos"/>
                 <w:sz w:val="22"/>
                 <w:szCs w:val="22"/>
               </w:rPr>
@@ -8198,7 +8263,7 @@
             </w:r>
             <w:r>
               <w:rPr>
-                <w:rFonts w:ascii="Aptos" w:eastAsia="Aptos" w:hAnsi="Aptos" w:cs="Aptos"/>
+                <w:rFonts w:ascii="Aptos" w:hAnsi="Aptos" w:eastAsia="Aptos" w:cs="Aptos"/>
                 <w:sz w:val="22"/>
                 <w:szCs w:val="22"/>
               </w:rPr>
@@ -8206,7 +8271,7 @@
             </w:r>
             <w:r>
               <w:rPr>
-                <w:rFonts w:ascii="Aptos" w:eastAsia="Aptos" w:hAnsi="Aptos" w:cs="Aptos"/>
+                <w:rFonts w:ascii="Aptos" w:hAnsi="Aptos" w:eastAsia="Aptos" w:cs="Aptos"/>
                 <w:sz w:val="22"/>
                 <w:szCs w:val="22"/>
               </w:rPr>
@@ -8214,7 +8279,7 @@
             </w:r>
             <w:r>
               <w:rPr>
-                <w:rFonts w:ascii="Aptos" w:eastAsia="Aptos" w:hAnsi="Aptos" w:cs="Aptos"/>
+                <w:rFonts w:ascii="Aptos" w:hAnsi="Aptos" w:eastAsia="Aptos" w:cs="Aptos"/>
                 <w:sz w:val="22"/>
                 <w:szCs w:val="22"/>
               </w:rPr>
@@ -8222,7 +8287,7 @@
             </w:r>
             <w:r>
               <w:rPr>
-                <w:rFonts w:ascii="Aptos" w:eastAsia="Aptos" w:hAnsi="Aptos" w:cs="Aptos"/>
+                <w:rFonts w:ascii="Aptos" w:hAnsi="Aptos" w:eastAsia="Aptos" w:cs="Aptos"/>
                 <w:sz w:val="22"/>
                 <w:szCs w:val="22"/>
               </w:rPr>
@@ -8230,7 +8295,7 @@
             </w:r>
             <w:r>
               <w:rPr>
-                <w:rFonts w:ascii="Aptos" w:eastAsia="Aptos" w:hAnsi="Aptos" w:cs="Aptos"/>
+                <w:rFonts w:ascii="Aptos" w:hAnsi="Aptos" w:eastAsia="Aptos" w:cs="Aptos"/>
                 <w:sz w:val="22"/>
                 <w:szCs w:val="22"/>
               </w:rPr>
@@ -8238,7 +8303,7 @@
             </w:r>
             <w:r>
               <w:rPr>
-                <w:rFonts w:ascii="Aptos" w:eastAsia="Aptos" w:hAnsi="Aptos" w:cs="Aptos"/>
+                <w:rFonts w:ascii="Aptos" w:hAnsi="Aptos" w:eastAsia="Aptos" w:cs="Aptos"/>
                 <w:sz w:val="22"/>
                 <w:szCs w:val="22"/>
               </w:rPr>
@@ -8254,7 +8319,7 @@
             </w:r>
             <w:r>
               <w:rPr>
-                <w:rFonts w:ascii="Aptos" w:eastAsia="Aptos" w:hAnsi="Aptos" w:cs="Aptos"/>
+                <w:rFonts w:ascii="Aptos" w:hAnsi="Aptos" w:eastAsia="Aptos" w:cs="Aptos"/>
                 <w:sz w:val="22"/>
                 <w:szCs w:val="22"/>
               </w:rPr>
@@ -8262,7 +8327,7 @@
             </w:r>
             <w:r>
               <w:rPr>
-                <w:rFonts w:ascii="Aptos" w:eastAsia="Aptos" w:hAnsi="Aptos" w:cs="Aptos"/>
+                <w:rFonts w:ascii="Aptos" w:hAnsi="Aptos" w:eastAsia="Aptos" w:cs="Aptos"/>
                 <w:sz w:val="22"/>
                 <w:szCs w:val="22"/>
               </w:rPr>
@@ -8270,7 +8335,7 @@
             </w:r>
             <w:r>
               <w:rPr>
-                <w:rFonts w:ascii="Aptos" w:eastAsia="Aptos" w:hAnsi="Aptos" w:cs="Aptos"/>
+                <w:rFonts w:ascii="Aptos" w:hAnsi="Aptos" w:eastAsia="Aptos" w:cs="Aptos"/>
                 <w:sz w:val="22"/>
                 <w:szCs w:val="22"/>
               </w:rPr>
@@ -8278,7 +8343,7 @@
             </w:r>
             <w:r>
               <w:rPr>
-                <w:rFonts w:ascii="Aptos" w:eastAsia="Aptos" w:hAnsi="Aptos" w:cs="Aptos"/>
+                <w:rFonts w:ascii="Aptos" w:hAnsi="Aptos" w:eastAsia="Aptos" w:cs="Aptos"/>
                 <w:sz w:val="22"/>
                 <w:szCs w:val="22"/>
               </w:rPr>
@@ -8286,7 +8351,7 @@
             </w:r>
             <w:r>
               <w:rPr>
-                <w:rFonts w:ascii="Aptos" w:eastAsia="Aptos" w:hAnsi="Aptos" w:cs="Aptos"/>
+                <w:rFonts w:ascii="Aptos" w:hAnsi="Aptos" w:eastAsia="Aptos" w:cs="Aptos"/>
                 <w:sz w:val="22"/>
                 <w:szCs w:val="22"/>
               </w:rPr>
@@ -8294,7 +8359,7 @@
             </w:r>
             <w:r>
               <w:rPr>
-                <w:rFonts w:ascii="Aptos" w:eastAsia="Aptos" w:hAnsi="Aptos" w:cs="Aptos"/>
+                <w:rFonts w:ascii="Aptos" w:hAnsi="Aptos" w:eastAsia="Aptos" w:cs="Aptos"/>
                 <w:sz w:val="22"/>
                 <w:szCs w:val="22"/>
               </w:rPr>
@@ -8302,7 +8367,7 @@
             </w:r>
             <w:r>
               <w:rPr>
-                <w:rFonts w:ascii="Aptos" w:eastAsia="Aptos" w:hAnsi="Aptos" w:cs="Aptos"/>
+                <w:rFonts w:ascii="Aptos" w:hAnsi="Aptos" w:eastAsia="Aptos" w:cs="Aptos"/>
                 <w:sz w:val="22"/>
                 <w:szCs w:val="22"/>
               </w:rPr>
@@ -8310,7 +8375,7 @@
             </w:r>
             <w:r>
               <w:rPr>
-                <w:rFonts w:ascii="Aptos" w:eastAsia="Aptos" w:hAnsi="Aptos" w:cs="Aptos"/>
+                <w:rFonts w:ascii="Aptos" w:hAnsi="Aptos" w:eastAsia="Aptos" w:cs="Aptos"/>
                 <w:sz w:val="22"/>
                 <w:szCs w:val="22"/>
               </w:rPr>
@@ -8362,7 +8427,7 @@
             </w:r>
             <w:r>
               <w:rPr>
-                <w:rFonts w:ascii="Aptos" w:eastAsia="Aptos" w:hAnsi="Aptos" w:cs="Aptos"/>
+                <w:rFonts w:ascii="Aptos" w:hAnsi="Aptos" w:eastAsia="Aptos" w:cs="Aptos"/>
                 <w:sz w:val="22"/>
                 <w:szCs w:val="22"/>
               </w:rPr>
@@ -8370,7 +8435,7 @@
             </w:r>
             <w:r>
               <w:rPr>
-                <w:rFonts w:ascii="Aptos" w:eastAsia="Aptos" w:hAnsi="Aptos" w:cs="Aptos"/>
+                <w:rFonts w:ascii="Aptos" w:hAnsi="Aptos" w:eastAsia="Aptos" w:cs="Aptos"/>
                 <w:sz w:val="22"/>
                 <w:szCs w:val="22"/>
               </w:rPr>
@@ -8378,7 +8443,7 @@
             </w:r>
             <w:r>
               <w:rPr>
-                <w:rFonts w:ascii="Aptos" w:eastAsia="Aptos" w:hAnsi="Aptos" w:cs="Aptos"/>
+                <w:rFonts w:ascii="Aptos" w:hAnsi="Aptos" w:eastAsia="Aptos" w:cs="Aptos"/>
                 <w:sz w:val="22"/>
                 <w:szCs w:val="22"/>
               </w:rPr>
@@ -8386,7 +8451,7 @@
             </w:r>
             <w:r>
               <w:rPr>
-                <w:rFonts w:ascii="Aptos" w:eastAsia="Aptos" w:hAnsi="Aptos" w:cs="Aptos"/>
+                <w:rFonts w:ascii="Aptos" w:hAnsi="Aptos" w:eastAsia="Aptos" w:cs="Aptos"/>
                 <w:sz w:val="22"/>
                 <w:szCs w:val="22"/>
               </w:rPr>
@@ -8394,7 +8459,7 @@
             </w:r>
             <w:r>
               <w:rPr>
-                <w:rFonts w:ascii="Aptos" w:eastAsia="Aptos" w:hAnsi="Aptos" w:cs="Aptos"/>
+                <w:rFonts w:ascii="Aptos" w:hAnsi="Aptos" w:eastAsia="Aptos" w:cs="Aptos"/>
                 <w:sz w:val="22"/>
                 <w:szCs w:val="22"/>
               </w:rPr>
@@ -8402,7 +8467,7 @@
             </w:r>
             <w:r>
               <w:rPr>
-                <w:rFonts w:ascii="Aptos" w:eastAsia="Aptos" w:hAnsi="Aptos" w:cs="Aptos"/>
+                <w:rFonts w:ascii="Aptos" w:hAnsi="Aptos" w:eastAsia="Aptos" w:cs="Aptos"/>
                 <w:sz w:val="22"/>
                 <w:szCs w:val="22"/>
               </w:rPr>
@@ -8418,7 +8483,7 @@
             </w:r>
             <w:r>
               <w:rPr>
-                <w:rFonts w:ascii="Aptos" w:eastAsia="Aptos" w:hAnsi="Aptos" w:cs="Aptos"/>
+                <w:rFonts w:ascii="Aptos" w:hAnsi="Aptos" w:eastAsia="Aptos" w:cs="Aptos"/>
                 <w:sz w:val="22"/>
                 <w:szCs w:val="22"/>
               </w:rPr>
@@ -8426,7 +8491,7 @@
             </w:r>
             <w:r>
               <w:rPr>
-                <w:rFonts w:ascii="Aptos" w:eastAsia="Aptos" w:hAnsi="Aptos" w:cs="Aptos"/>
+                <w:rFonts w:ascii="Aptos" w:hAnsi="Aptos" w:eastAsia="Aptos" w:cs="Aptos"/>
                 <w:sz w:val="22"/>
                 <w:szCs w:val="22"/>
               </w:rPr>
@@ -8434,7 +8499,7 @@
             </w:r>
             <w:r>
               <w:rPr>
-                <w:rFonts w:ascii="Aptos" w:eastAsia="Aptos" w:hAnsi="Aptos" w:cs="Aptos"/>
+                <w:rFonts w:ascii="Aptos" w:hAnsi="Aptos" w:eastAsia="Aptos" w:cs="Aptos"/>
                 <w:sz w:val="22"/>
                 <w:szCs w:val="22"/>
               </w:rPr>
@@ -8442,7 +8507,7 @@
             </w:r>
             <w:r>
               <w:rPr>
-                <w:rFonts w:ascii="Aptos" w:eastAsia="Aptos" w:hAnsi="Aptos" w:cs="Aptos"/>
+                <w:rFonts w:ascii="Aptos" w:hAnsi="Aptos" w:eastAsia="Aptos" w:cs="Aptos"/>
                 <w:sz w:val="22"/>
                 <w:szCs w:val="22"/>
               </w:rPr>
@@ -8450,7 +8515,7 @@
             </w:r>
             <w:r>
               <w:rPr>
-                <w:rFonts w:ascii="Aptos" w:eastAsia="Aptos" w:hAnsi="Aptos" w:cs="Aptos"/>
+                <w:rFonts w:ascii="Aptos" w:hAnsi="Aptos" w:eastAsia="Aptos" w:cs="Aptos"/>
                 <w:sz w:val="22"/>
                 <w:szCs w:val="22"/>
               </w:rPr>
@@ -8458,7 +8523,7 @@
             </w:r>
             <w:r>
               <w:rPr>
-                <w:rFonts w:ascii="Aptos" w:eastAsia="Aptos" w:hAnsi="Aptos" w:cs="Aptos"/>
+                <w:rFonts w:ascii="Aptos" w:hAnsi="Aptos" w:eastAsia="Aptos" w:cs="Aptos"/>
                 <w:sz w:val="22"/>
                 <w:szCs w:val="22"/>
               </w:rPr>
@@ -8474,7 +8539,7 @@
             </w:r>
             <w:r>
               <w:rPr>
-                <w:rFonts w:ascii="Aptos" w:eastAsia="Aptos" w:hAnsi="Aptos" w:cs="Aptos"/>
+                <w:rFonts w:ascii="Aptos" w:hAnsi="Aptos" w:eastAsia="Aptos" w:cs="Aptos"/>
                 <w:sz w:val="22"/>
                 <w:szCs w:val="22"/>
               </w:rPr>
@@ -8482,7 +8547,7 @@
             </w:r>
             <w:r>
               <w:rPr>
-                <w:rFonts w:ascii="Aptos" w:eastAsia="Aptos" w:hAnsi="Aptos" w:cs="Aptos"/>
+                <w:rFonts w:ascii="Aptos" w:hAnsi="Aptos" w:eastAsia="Aptos" w:cs="Aptos"/>
                 <w:sz w:val="22"/>
                 <w:szCs w:val="22"/>
               </w:rPr>
@@ -8490,7 +8555,7 @@
             </w:r>
             <w:r>
               <w:rPr>
-                <w:rFonts w:ascii="Aptos" w:eastAsia="Aptos" w:hAnsi="Aptos" w:cs="Aptos"/>
+                <w:rFonts w:ascii="Aptos" w:hAnsi="Aptos" w:eastAsia="Aptos" w:cs="Aptos"/>
                 <w:sz w:val="22"/>
                 <w:szCs w:val="22"/>
               </w:rPr>
@@ -8498,7 +8563,7 @@
             </w:r>
             <w:r>
               <w:rPr>
-                <w:rFonts w:ascii="Aptos" w:eastAsia="Aptos" w:hAnsi="Aptos" w:cs="Aptos"/>
+                <w:rFonts w:ascii="Aptos" w:hAnsi="Aptos" w:eastAsia="Aptos" w:cs="Aptos"/>
                 <w:sz w:val="22"/>
                 <w:szCs w:val="22"/>
               </w:rPr>
@@ -8506,7 +8571,7 @@
             </w:r>
             <w:r>
               <w:rPr>
-                <w:rFonts w:ascii="Aptos" w:eastAsia="Aptos" w:hAnsi="Aptos" w:cs="Aptos"/>
+                <w:rFonts w:ascii="Aptos" w:hAnsi="Aptos" w:eastAsia="Aptos" w:cs="Aptos"/>
                 <w:sz w:val="22"/>
                 <w:szCs w:val="22"/>
               </w:rPr>
@@ -8514,7 +8579,7 @@
             </w:r>
             <w:r>
               <w:rPr>
-                <w:rFonts w:ascii="Aptos" w:eastAsia="Aptos" w:hAnsi="Aptos" w:cs="Aptos"/>
+                <w:rFonts w:ascii="Aptos" w:hAnsi="Aptos" w:eastAsia="Aptos" w:cs="Aptos"/>
                 <w:sz w:val="22"/>
                 <w:szCs w:val="22"/>
               </w:rPr>
@@ -8522,7 +8587,7 @@
             </w:r>
             <w:r>
               <w:rPr>
-                <w:rFonts w:ascii="Aptos" w:eastAsia="Aptos" w:hAnsi="Aptos" w:cs="Aptos"/>
+                <w:rFonts w:ascii="Aptos" w:hAnsi="Aptos" w:eastAsia="Aptos" w:cs="Aptos"/>
                 <w:sz w:val="22"/>
                 <w:szCs w:val="22"/>
               </w:rPr>
@@ -8530,7 +8595,7 @@
             </w:r>
             <w:r>
               <w:rPr>
-                <w:rFonts w:ascii="Aptos" w:eastAsia="Aptos" w:hAnsi="Aptos" w:cs="Aptos"/>
+                <w:rFonts w:ascii="Aptos" w:hAnsi="Aptos" w:eastAsia="Aptos" w:cs="Aptos"/>
                 <w:sz w:val="22"/>
                 <w:szCs w:val="22"/>
               </w:rPr>
@@ -8581,7 +8646,7 @@
             </w:r>
             <w:r>
               <w:rPr>
-                <w:rFonts w:ascii="Aptos" w:eastAsia="Aptos" w:hAnsi="Aptos" w:cs="Aptos"/>
+                <w:rFonts w:ascii="Aptos" w:hAnsi="Aptos" w:eastAsia="Aptos" w:cs="Aptos"/>
                 <w:sz w:val="22"/>
                 <w:szCs w:val="22"/>
               </w:rPr>
@@ -8589,7 +8654,7 @@
             </w:r>
             <w:r>
               <w:rPr>
-                <w:rFonts w:ascii="Aptos" w:eastAsia="Aptos" w:hAnsi="Aptos" w:cs="Aptos"/>
+                <w:rFonts w:ascii="Aptos" w:hAnsi="Aptos" w:eastAsia="Aptos" w:cs="Aptos"/>
                 <w:sz w:val="22"/>
                 <w:szCs w:val="22"/>
               </w:rPr>
@@ -8597,7 +8662,7 @@
             </w:r>
             <w:r>
               <w:rPr>
-                <w:rFonts w:ascii="Aptos" w:eastAsia="Aptos" w:hAnsi="Aptos" w:cs="Aptos"/>
+                <w:rFonts w:ascii="Aptos" w:hAnsi="Aptos" w:eastAsia="Aptos" w:cs="Aptos"/>
                 <w:sz w:val="22"/>
                 <w:szCs w:val="22"/>
               </w:rPr>
@@ -8605,7 +8670,7 @@
             </w:r>
             <w:r>
               <w:rPr>
-                <w:rFonts w:ascii="Aptos" w:eastAsia="Aptos" w:hAnsi="Aptos" w:cs="Aptos"/>
+                <w:rFonts w:ascii="Aptos" w:hAnsi="Aptos" w:eastAsia="Aptos" w:cs="Aptos"/>
                 <w:sz w:val="22"/>
                 <w:szCs w:val="22"/>
               </w:rPr>
@@ -8613,7 +8678,7 @@
             </w:r>
             <w:r>
               <w:rPr>
-                <w:rFonts w:ascii="Aptos" w:eastAsia="Aptos" w:hAnsi="Aptos" w:cs="Aptos"/>
+                <w:rFonts w:ascii="Aptos" w:hAnsi="Aptos" w:eastAsia="Aptos" w:cs="Aptos"/>
                 <w:sz w:val="22"/>
                 <w:szCs w:val="22"/>
               </w:rPr>
@@ -8621,7 +8686,7 @@
             </w:r>
             <w:r>
               <w:rPr>
-                <w:rFonts w:ascii="Aptos" w:eastAsia="Aptos" w:hAnsi="Aptos" w:cs="Aptos"/>
+                <w:rFonts w:ascii="Aptos" w:hAnsi="Aptos" w:eastAsia="Aptos" w:cs="Aptos"/>
                 <w:sz w:val="22"/>
                 <w:szCs w:val="22"/>
               </w:rPr>
@@ -8637,7 +8702,7 @@
             </w:r>
             <w:r>
               <w:rPr>
-                <w:rFonts w:ascii="Aptos" w:eastAsia="Aptos" w:hAnsi="Aptos" w:cs="Aptos"/>
+                <w:rFonts w:ascii="Aptos" w:hAnsi="Aptos" w:eastAsia="Aptos" w:cs="Aptos"/>
                 <w:sz w:val="22"/>
                 <w:szCs w:val="22"/>
               </w:rPr>
@@ -8645,7 +8710,7 @@
             </w:r>
             <w:r>
               <w:rPr>
-                <w:rFonts w:ascii="Aptos" w:eastAsia="Aptos" w:hAnsi="Aptos" w:cs="Aptos"/>
+                <w:rFonts w:ascii="Aptos" w:hAnsi="Aptos" w:eastAsia="Aptos" w:cs="Aptos"/>
                 <w:sz w:val="22"/>
                 <w:szCs w:val="22"/>
               </w:rPr>
@@ -8653,7 +8718,7 @@
             </w:r>
             <w:r>
               <w:rPr>
-                <w:rFonts w:ascii="Aptos" w:eastAsia="Aptos" w:hAnsi="Aptos" w:cs="Aptos"/>
+                <w:rFonts w:ascii="Aptos" w:hAnsi="Aptos" w:eastAsia="Aptos" w:cs="Aptos"/>
                 <w:sz w:val="22"/>
                 <w:szCs w:val="22"/>
               </w:rPr>
@@ -8661,7 +8726,7 @@
             </w:r>
             <w:r>
               <w:rPr>
-                <w:rFonts w:ascii="Aptos" w:eastAsia="Aptos" w:hAnsi="Aptos" w:cs="Aptos"/>
+                <w:rFonts w:ascii="Aptos" w:hAnsi="Aptos" w:eastAsia="Aptos" w:cs="Aptos"/>
                 <w:sz w:val="22"/>
                 <w:szCs w:val="22"/>
               </w:rPr>
@@ -8669,7 +8734,7 @@
             </w:r>
             <w:r>
               <w:rPr>
-                <w:rFonts w:ascii="Aptos" w:eastAsia="Aptos" w:hAnsi="Aptos" w:cs="Aptos"/>
+                <w:rFonts w:ascii="Aptos" w:hAnsi="Aptos" w:eastAsia="Aptos" w:cs="Aptos"/>
                 <w:sz w:val="22"/>
                 <w:szCs w:val="22"/>
               </w:rPr>
@@ -8677,7 +8742,7 @@
             </w:r>
             <w:r>
               <w:rPr>
-                <w:rFonts w:ascii="Aptos" w:eastAsia="Aptos" w:hAnsi="Aptos" w:cs="Aptos"/>
+                <w:rFonts w:ascii="Aptos" w:hAnsi="Aptos" w:eastAsia="Aptos" w:cs="Aptos"/>
                 <w:sz w:val="22"/>
                 <w:szCs w:val="22"/>
               </w:rPr>
@@ -8693,7 +8758,7 @@
             </w:r>
             <w:r>
               <w:rPr>
-                <w:rFonts w:ascii="Aptos" w:eastAsia="Aptos" w:hAnsi="Aptos" w:cs="Aptos"/>
+                <w:rFonts w:ascii="Aptos" w:hAnsi="Aptos" w:eastAsia="Aptos" w:cs="Aptos"/>
                 <w:sz w:val="22"/>
                 <w:szCs w:val="22"/>
               </w:rPr>
@@ -8701,7 +8766,7 @@
             </w:r>
             <w:r>
               <w:rPr>
-                <w:rFonts w:ascii="Aptos" w:eastAsia="Aptos" w:hAnsi="Aptos" w:cs="Aptos"/>
+                <w:rFonts w:ascii="Aptos" w:hAnsi="Aptos" w:eastAsia="Aptos" w:cs="Aptos"/>
                 <w:sz w:val="22"/>
                 <w:szCs w:val="22"/>
               </w:rPr>
@@ -8709,7 +8774,7 @@
             </w:r>
             <w:r>
               <w:rPr>
-                <w:rFonts w:ascii="Aptos" w:eastAsia="Aptos" w:hAnsi="Aptos" w:cs="Aptos"/>
+                <w:rFonts w:ascii="Aptos" w:hAnsi="Aptos" w:eastAsia="Aptos" w:cs="Aptos"/>
                 <w:sz w:val="22"/>
                 <w:szCs w:val="22"/>
               </w:rPr>
@@ -8717,7 +8782,7 @@
             </w:r>
             <w:r>
               <w:rPr>
-                <w:rFonts w:ascii="Aptos" w:eastAsia="Aptos" w:hAnsi="Aptos" w:cs="Aptos"/>
+                <w:rFonts w:ascii="Aptos" w:hAnsi="Aptos" w:eastAsia="Aptos" w:cs="Aptos"/>
                 <w:sz w:val="22"/>
                 <w:szCs w:val="22"/>
               </w:rPr>
@@ -8725,7 +8790,7 @@
             </w:r>
             <w:r>
               <w:rPr>
-                <w:rFonts w:ascii="Aptos" w:eastAsia="Aptos" w:hAnsi="Aptos" w:cs="Aptos"/>
+                <w:rFonts w:ascii="Aptos" w:hAnsi="Aptos" w:eastAsia="Aptos" w:cs="Aptos"/>
                 <w:sz w:val="22"/>
                 <w:szCs w:val="22"/>
               </w:rPr>
@@ -8733,7 +8798,7 @@
             </w:r>
             <w:r>
               <w:rPr>
-                <w:rFonts w:ascii="Aptos" w:eastAsia="Aptos" w:hAnsi="Aptos" w:cs="Aptos"/>
+                <w:rFonts w:ascii="Aptos" w:hAnsi="Aptos" w:eastAsia="Aptos" w:cs="Aptos"/>
                 <w:sz w:val="22"/>
                 <w:szCs w:val="22"/>
               </w:rPr>
@@ -8741,7 +8806,7 @@
             </w:r>
             <w:r>
               <w:rPr>
-                <w:rFonts w:ascii="Aptos" w:eastAsia="Aptos" w:hAnsi="Aptos" w:cs="Aptos"/>
+                <w:rFonts w:ascii="Aptos" w:hAnsi="Aptos" w:eastAsia="Aptos" w:cs="Aptos"/>
                 <w:sz w:val="22"/>
                 <w:szCs w:val="22"/>
               </w:rPr>
@@ -8749,7 +8814,7 @@
             </w:r>
             <w:r>
               <w:rPr>
-                <w:rFonts w:ascii="Aptos" w:eastAsia="Aptos" w:hAnsi="Aptos" w:cs="Aptos"/>
+                <w:rFonts w:ascii="Aptos" w:hAnsi="Aptos" w:eastAsia="Aptos" w:cs="Aptos"/>
                 <w:sz w:val="22"/>
                 <w:szCs w:val="22"/>
               </w:rPr>
@@ -8769,13 +8834,14 @@
         </w:trPr>
         <w:tc>
           <w:tcPr>
-            <w:tcW w:w="10800" w:type="dxa"/>
+            <w:tcW w:w="10801" w:type="dxa"/>
             <w:gridSpan w:val="17"/>
             <w:tcBorders>
-              <w:top w:val="single" w:sz="18" w:space="0" w:color="000000" w:themeColor="text1"/>
-              <w:left w:val="single" w:sz="2" w:space="0" w:color="000000" w:themeColor="text1"/>
-              <w:right w:val="single" w:sz="2" w:space="0" w:color="000000" w:themeColor="text1"/>
+              <w:top w:val="single" w:color="000000" w:themeColor="text1" w:sz="18" w:space="0"/>
+              <w:left w:val="single" w:color="000000" w:themeColor="text1" w:sz="2" w:space="0"/>
+              <w:right w:val="single" w:color="000000" w:themeColor="text1" w:sz="2" w:space="0"/>
             </w:tcBorders>
+            <w:tcMar/>
           </w:tcPr>
           <w:p>
             <w:pPr>
@@ -8811,14 +8877,15 @@
         </w:trPr>
         <w:tc>
           <w:tcPr>
-            <w:tcW w:w="10800" w:type="dxa"/>
+            <w:tcW w:w="10801" w:type="dxa"/>
             <w:gridSpan w:val="17"/>
             <w:tcBorders>
-              <w:top w:val="single" w:sz="4" w:space="0" w:color="auto"/>
-              <w:left w:val="single" w:sz="2" w:space="0" w:color="000000" w:themeColor="text1"/>
-              <w:bottom w:val="single" w:sz="4" w:space="0" w:color="auto"/>
-              <w:right w:val="single" w:sz="2" w:space="0" w:color="000000" w:themeColor="text1"/>
+              <w:top w:val="single" w:color="auto" w:sz="4" w:space="0"/>
+              <w:left w:val="single" w:color="000000" w:themeColor="text1" w:sz="2" w:space="0"/>
+              <w:bottom w:val="single" w:color="auto" w:sz="4" w:space="0"/>
+              <w:right w:val="single" w:color="000000" w:themeColor="text1" w:sz="2" w:space="0"/>
             </w:tcBorders>
+            <w:tcMar/>
           </w:tcPr>
           <w:p>
             <w:pPr>
@@ -8876,12 +8943,13 @@
         </w:trPr>
         <w:tc>
           <w:tcPr>
-            <w:tcW w:w="2520" w:type="dxa"/>
+            <w:tcW w:w="2511" w:type="dxa"/>
             <w:gridSpan w:val="2"/>
             <w:tcBorders>
-              <w:top w:val="single" w:sz="4" w:space="0" w:color="auto"/>
-              <w:left w:val="single" w:sz="2" w:space="0" w:color="000000" w:themeColor="text1"/>
+              <w:top w:val="single" w:color="auto" w:sz="4" w:space="0"/>
+              <w:left w:val="single" w:color="000000" w:themeColor="text1" w:sz="2" w:space="0"/>
             </w:tcBorders>
+            <w:tcMar/>
           </w:tcPr>
           <w:p>
             <w:pPr>
@@ -8937,7 +9005,7 @@
             </w:r>
             <w:r>
               <w:rPr>
-                <w:rFonts w:ascii="Aptos" w:eastAsia="Aptos" w:hAnsi="Aptos" w:cs="Aptos"/>
+                <w:rFonts w:ascii="Aptos" w:hAnsi="Aptos" w:eastAsia="Aptos" w:cs="Aptos"/>
                 <w:sz w:val="22"/>
                 <w:szCs w:val="22"/>
               </w:rPr>
@@ -8945,7 +9013,7 @@
             </w:r>
             <w:r>
               <w:rPr>
-                <w:rFonts w:ascii="Aptos" w:eastAsia="Aptos" w:hAnsi="Aptos" w:cs="Aptos"/>
+                <w:rFonts w:ascii="Aptos" w:hAnsi="Aptos" w:eastAsia="Aptos" w:cs="Aptos"/>
                 <w:sz w:val="22"/>
                 <w:szCs w:val="22"/>
               </w:rPr>
@@ -8953,7 +9021,7 @@
             </w:r>
             <w:r>
               <w:rPr>
-                <w:rFonts w:ascii="Aptos" w:eastAsia="Aptos" w:hAnsi="Aptos" w:cs="Aptos"/>
+                <w:rFonts w:ascii="Aptos" w:hAnsi="Aptos" w:eastAsia="Aptos" w:cs="Aptos"/>
                 <w:sz w:val="22"/>
                 <w:szCs w:val="22"/>
               </w:rPr>
@@ -8961,7 +9029,7 @@
             </w:r>
             <w:r>
               <w:rPr>
-                <w:rFonts w:ascii="Aptos" w:eastAsia="Aptos" w:hAnsi="Aptos" w:cs="Aptos"/>
+                <w:rFonts w:ascii="Aptos" w:hAnsi="Aptos" w:eastAsia="Aptos" w:cs="Aptos"/>
                 <w:sz w:val="22"/>
                 <w:szCs w:val="22"/>
               </w:rPr>
@@ -8969,7 +9037,7 @@
             </w:r>
             <w:r>
               <w:rPr>
-                <w:rFonts w:ascii="Aptos" w:eastAsia="Aptos" w:hAnsi="Aptos" w:cs="Aptos"/>
+                <w:rFonts w:ascii="Aptos" w:hAnsi="Aptos" w:eastAsia="Aptos" w:cs="Aptos"/>
                 <w:sz w:val="22"/>
                 <w:szCs w:val="22"/>
               </w:rPr>
@@ -9015,11 +9083,12 @@
         </w:tc>
         <w:tc>
           <w:tcPr>
-            <w:tcW w:w="1260" w:type="dxa"/>
+            <w:tcW w:w="1256" w:type="dxa"/>
             <w:gridSpan w:val="2"/>
             <w:tcBorders>
-              <w:top w:val="single" w:sz="4" w:space="0" w:color="auto"/>
+              <w:top w:val="single" w:color="auto" w:sz="4" w:space="0"/>
             </w:tcBorders>
+            <w:tcMar/>
           </w:tcPr>
           <w:p>
             <w:pPr>
@@ -9061,7 +9130,7 @@
             </w:pPr>
             <w:r>
               <w:rPr>
-                <w:rFonts w:ascii="Aptos" w:eastAsia="Aptos" w:hAnsi="Aptos" w:cs="Aptos"/>
+                <w:rFonts w:ascii="Aptos" w:hAnsi="Aptos" w:eastAsia="Aptos" w:cs="Aptos"/>
                 <w:sz w:val="22"/>
                 <w:szCs w:val="22"/>
               </w:rPr>
@@ -9071,11 +9140,12 @@
         </w:tc>
         <w:tc>
           <w:tcPr>
-            <w:tcW w:w="1890" w:type="dxa"/>
+            <w:tcW w:w="1883" w:type="dxa"/>
             <w:gridSpan w:val="5"/>
             <w:tcBorders>
-              <w:top w:val="single" w:sz="4" w:space="0" w:color="auto"/>
+              <w:top w:val="single" w:color="auto" w:sz="4" w:space="0"/>
             </w:tcBorders>
+            <w:tcMar/>
           </w:tcPr>
           <w:p>
             <w:pPr>
@@ -9118,11 +9188,12 @@
         </w:tc>
         <w:tc>
           <w:tcPr>
-            <w:tcW w:w="2160" w:type="dxa"/>
+            <w:tcW w:w="2156" w:type="dxa"/>
             <w:gridSpan w:val="5"/>
             <w:tcBorders>
-              <w:top w:val="single" w:sz="4" w:space="0" w:color="auto"/>
+              <w:top w:val="single" w:color="auto" w:sz="4" w:space="0"/>
             </w:tcBorders>
+            <w:tcMar/>
           </w:tcPr>
           <w:p>
             <w:pPr>
@@ -9162,12 +9233,13 @@
         </w:tc>
         <w:tc>
           <w:tcPr>
-            <w:tcW w:w="2970" w:type="dxa"/>
+            <w:tcW w:w="2995" w:type="dxa"/>
             <w:gridSpan w:val="3"/>
             <w:tcBorders>
-              <w:top w:val="single" w:sz="4" w:space="0" w:color="auto"/>
-              <w:right w:val="single" w:sz="2" w:space="0" w:color="000000" w:themeColor="text1"/>
+              <w:top w:val="single" w:color="auto" w:sz="4" w:space="0"/>
+              <w:right w:val="single" w:color="000000" w:themeColor="text1" w:sz="2" w:space="0"/>
             </w:tcBorders>
+            <w:tcMar/>
           </w:tcPr>
           <w:p>
             <w:pPr>
@@ -9212,12 +9284,13 @@
         </w:trPr>
         <w:tc>
           <w:tcPr>
-            <w:tcW w:w="3780" w:type="dxa"/>
+            <w:tcW w:w="3767" w:type="dxa"/>
             <w:gridSpan w:val="4"/>
             <w:tcBorders>
-              <w:top w:val="single" w:sz="4" w:space="0" w:color="auto"/>
-              <w:left w:val="single" w:sz="2" w:space="0" w:color="000000" w:themeColor="text1"/>
+              <w:top w:val="single" w:color="auto" w:sz="4" w:space="0"/>
+              <w:left w:val="single" w:color="000000" w:themeColor="text1" w:sz="2" w:space="0"/>
             </w:tcBorders>
+            <w:tcMar/>
           </w:tcPr>
           <w:p>
             <w:pPr>
@@ -9285,11 +9358,12 @@
         </w:tc>
         <w:tc>
           <w:tcPr>
-            <w:tcW w:w="1890" w:type="dxa"/>
+            <w:tcW w:w="1883" w:type="dxa"/>
             <w:gridSpan w:val="5"/>
             <w:tcBorders>
-              <w:top w:val="single" w:sz="4" w:space="0" w:color="auto"/>
+              <w:top w:val="single" w:color="auto" w:sz="4" w:space="0"/>
             </w:tcBorders>
+            <w:tcMar/>
           </w:tcPr>
           <w:p>
             <w:pPr>
@@ -9335,11 +9409,12 @@
         </w:tc>
         <w:tc>
           <w:tcPr>
-            <w:tcW w:w="2160" w:type="dxa"/>
+            <w:tcW w:w="2156" w:type="dxa"/>
             <w:gridSpan w:val="5"/>
             <w:tcBorders>
-              <w:top w:val="single" w:sz="4" w:space="0" w:color="auto"/>
+              <w:top w:val="single" w:color="auto" w:sz="4" w:space="0"/>
             </w:tcBorders>
+            <w:tcMar/>
           </w:tcPr>
           <w:p>
             <w:pPr>
@@ -9385,12 +9460,13 @@
         </w:tc>
         <w:tc>
           <w:tcPr>
-            <w:tcW w:w="2970" w:type="dxa"/>
+            <w:tcW w:w="2995" w:type="dxa"/>
             <w:gridSpan w:val="3"/>
             <w:tcBorders>
-              <w:top w:val="single" w:sz="4" w:space="0" w:color="auto"/>
-              <w:right w:val="single" w:sz="2" w:space="0" w:color="000000" w:themeColor="text1"/>
+              <w:top w:val="single" w:color="auto" w:sz="4" w:space="0"/>
+              <w:right w:val="single" w:color="000000" w:themeColor="text1" w:sz="2" w:space="0"/>
             </w:tcBorders>
+            <w:tcMar/>
           </w:tcPr>
           <w:p>
             <w:pPr>
@@ -9435,12 +9511,13 @@
         </w:trPr>
         <w:tc>
           <w:tcPr>
-            <w:tcW w:w="10800" w:type="dxa"/>
+            <w:tcW w:w="10801" w:type="dxa"/>
             <w:gridSpan w:val="17"/>
             <w:tcBorders>
-              <w:left w:val="single" w:sz="2" w:space="0" w:color="000000" w:themeColor="text1"/>
-              <w:right w:val="single" w:sz="2" w:space="0" w:color="000000" w:themeColor="text1"/>
+              <w:left w:val="single" w:color="000000" w:themeColor="text1" w:sz="2" w:space="0"/>
+              <w:right w:val="single" w:color="000000" w:themeColor="text1" w:sz="2" w:space="0"/>
             </w:tcBorders>
+            <w:tcMar/>
           </w:tcPr>
           <w:p>
             <w:pPr>
@@ -9485,11 +9562,12 @@
         </w:trPr>
         <w:tc>
           <w:tcPr>
-            <w:tcW w:w="4410" w:type="dxa"/>
+            <w:tcW w:w="4395" w:type="dxa"/>
             <w:gridSpan w:val="6"/>
             <w:tcBorders>
-              <w:left w:val="single" w:sz="2" w:space="0" w:color="000000" w:themeColor="text1"/>
+              <w:left w:val="single" w:color="000000" w:themeColor="text1" w:sz="2" w:space="0"/>
             </w:tcBorders>
+            <w:tcMar/>
           </w:tcPr>
           <w:p>
             <w:pPr>
@@ -9545,8 +9623,9 @@
         </w:tc>
         <w:tc>
           <w:tcPr>
-            <w:tcW w:w="2506" w:type="dxa"/>
+            <w:tcW w:w="2497" w:type="dxa"/>
             <w:gridSpan w:val="6"/>
+            <w:tcMar/>
           </w:tcPr>
           <w:p>
             <w:pPr>
@@ -9588,11 +9667,12 @@
         </w:tc>
         <w:tc>
           <w:tcPr>
-            <w:tcW w:w="3884" w:type="dxa"/>
+            <w:tcW w:w="3909" w:type="dxa"/>
             <w:gridSpan w:val="5"/>
             <w:tcBorders>
-              <w:right w:val="single" w:sz="2" w:space="0" w:color="000000" w:themeColor="text1"/>
+              <w:right w:val="single" w:color="000000" w:themeColor="text1" w:sz="2" w:space="0"/>
             </w:tcBorders>
+            <w:tcMar/>
           </w:tcPr>
           <w:p>
             <w:pPr>
@@ -9635,7 +9715,7 @@
             </w:r>
             <w:r>
               <w:rPr>
-                <w:rFonts w:ascii="Aptos" w:eastAsia="Aptos" w:hAnsi="Aptos" w:cs="Aptos"/>
+                <w:rFonts w:ascii="Aptos" w:hAnsi="Aptos" w:eastAsia="Aptos" w:cs="Aptos"/>
                 <w:sz w:val="22"/>
                 <w:szCs w:val="22"/>
               </w:rPr>
@@ -9643,39 +9723,31 @@
             </w:r>
             <w:r>
               <w:rPr>
-                <w:rFonts w:ascii="Aptos" w:eastAsia="Aptos" w:hAnsi="Aptos" w:cs="Aptos"/>
-                <w:sz w:val="22"/>
-                <w:szCs w:val="22"/>
-              </w:rPr>
-              <w:t>output_checkbox(</w:t>
-            </w:r>
-            <w:r>
-              <w:rPr>
-                <w:rFonts w:ascii="Aptos" w:eastAsia="Aptos" w:hAnsi="Aptos" w:cs="Aptos"/>
-                <w:sz w:val="22"/>
-                <w:szCs w:val="22"/>
-              </w:rPr>
-              <w:t>is_protected</w:t>
-            </w:r>
-            <w:r>
-              <w:rPr>
-                <w:rFonts w:ascii="Aptos" w:eastAsia="Aptos" w:hAnsi="Aptos" w:cs="Aptos"/>
-                <w:sz w:val="22"/>
-                <w:szCs w:val="22"/>
-              </w:rPr>
-              <w:t>_need_</w:t>
-            </w:r>
-            <w:r>
-              <w:rPr>
-                <w:rFonts w:ascii="Aptos" w:eastAsia="Aptos" w:hAnsi="Aptos" w:cs="Aptos"/>
-                <w:sz w:val="22"/>
-                <w:szCs w:val="22"/>
-              </w:rPr>
-              <w:t>interpreter</w:t>
-            </w:r>
-            <w:r>
-              <w:rPr>
-                <w:rFonts w:ascii="Aptos" w:eastAsia="Aptos" w:hAnsi="Aptos" w:cs="Aptos"/>
+                <w:rFonts w:ascii="Aptos" w:hAnsi="Aptos" w:eastAsia="Aptos" w:cs="Aptos"/>
+                <w:sz w:val="22"/>
+                <w:szCs w:val="22"/>
+              </w:rPr>
+              <w:t>output_checkbox</w:t>
+            </w:r>
+            <w:r>
+              <w:rPr>
+                <w:rFonts w:ascii="Aptos" w:hAnsi="Aptos" w:eastAsia="Aptos" w:cs="Aptos"/>
+                <w:sz w:val="22"/>
+                <w:szCs w:val="22"/>
+              </w:rPr>
+              <w:t>(</w:t>
+            </w:r>
+            <w:r>
+              <w:rPr>
+                <w:rFonts w:ascii="Aptos" w:hAnsi="Aptos" w:eastAsia="Aptos" w:cs="Aptos"/>
+                <w:sz w:val="22"/>
+                <w:szCs w:val="22"/>
+              </w:rPr>
+              <w:t>is_protected_need_interpreter</w:t>
+            </w:r>
+            <w:r>
+              <w:rPr>
+                <w:rFonts w:ascii="Aptos" w:hAnsi="Aptos" w:eastAsia="Aptos" w:cs="Aptos"/>
                 <w:sz w:val="22"/>
                 <w:szCs w:val="22"/>
               </w:rPr>
@@ -9683,11 +9755,19 @@
             </w:r>
             <w:r>
               <w:rPr>
-                <w:rFonts w:ascii="Aptos" w:eastAsia="Aptos" w:hAnsi="Aptos" w:cs="Aptos"/>
-                <w:sz w:val="22"/>
-                <w:szCs w:val="22"/>
-              </w:rPr>
-              <w:t xml:space="preserve"> }}</w:t>
+                <w:rFonts w:ascii="Aptos" w:hAnsi="Aptos" w:eastAsia="Aptos" w:cs="Aptos"/>
+                <w:sz w:val="22"/>
+                <w:szCs w:val="22"/>
+              </w:rPr>
+              <w:t xml:space="preserve"> }</w:t>
+            </w:r>
+            <w:r>
+              <w:rPr>
+                <w:rFonts w:ascii="Aptos" w:hAnsi="Aptos" w:eastAsia="Aptos" w:cs="Aptos"/>
+                <w:sz w:val="22"/>
+                <w:szCs w:val="22"/>
+              </w:rPr>
+              <w:t>}</w:t>
             </w:r>
           </w:p>
           <w:p>
@@ -9715,7 +9795,7 @@
             </w:r>
             <w:r>
               <w:rPr>
-                <w:rFonts w:ascii="Aptos" w:eastAsia="Aptos" w:hAnsi="Aptos" w:cs="Aptos"/>
+                <w:rFonts w:ascii="Aptos" w:hAnsi="Aptos" w:eastAsia="Aptos" w:cs="Aptos"/>
                 <w:sz w:val="22"/>
                 <w:szCs w:val="22"/>
               </w:rPr>
@@ -9723,7 +9803,7 @@
             </w:r>
             <w:r>
               <w:rPr>
-                <w:rFonts w:ascii="Aptos" w:eastAsia="Aptos" w:hAnsi="Aptos" w:cs="Aptos"/>
+                <w:rFonts w:ascii="Aptos" w:hAnsi="Aptos" w:eastAsia="Aptos" w:cs="Aptos"/>
                 <w:sz w:val="22"/>
                 <w:szCs w:val="22"/>
               </w:rPr>
@@ -9731,7 +9811,7 @@
             </w:r>
             <w:r>
               <w:rPr>
-                <w:rFonts w:ascii="Aptos" w:eastAsia="Aptos" w:hAnsi="Aptos" w:cs="Aptos"/>
+                <w:rFonts w:ascii="Aptos" w:hAnsi="Aptos" w:eastAsia="Aptos" w:cs="Aptos"/>
                 <w:sz w:val="22"/>
                 <w:szCs w:val="22"/>
               </w:rPr>
@@ -9739,63 +9819,31 @@
             </w:r>
             <w:r>
               <w:rPr>
-                <w:rFonts w:ascii="Aptos" w:eastAsia="Aptos" w:hAnsi="Aptos" w:cs="Aptos"/>
-                <w:sz w:val="22"/>
-                <w:szCs w:val="22"/>
-              </w:rPr>
-              <w:t>output_checkbox(</w:t>
-            </w:r>
-            <w:r>
-              <w:rPr>
-                <w:rFonts w:ascii="Aptos" w:eastAsia="Aptos" w:hAnsi="Aptos" w:cs="Aptos"/>
-                <w:sz w:val="22"/>
-                <w:szCs w:val="22"/>
-              </w:rPr>
-              <w:t>is_protected</w:t>
-            </w:r>
-            <w:r>
-              <w:rPr>
-                <w:rFonts w:ascii="Aptos" w:eastAsia="Aptos" w:hAnsi="Aptos" w:cs="Aptos"/>
-                <w:sz w:val="22"/>
-                <w:szCs w:val="22"/>
-              </w:rPr>
-              <w:t>_</w:t>
-            </w:r>
-            <w:r>
-              <w:rPr>
-                <w:rFonts w:ascii="Aptos" w:eastAsia="Aptos" w:hAnsi="Aptos" w:cs="Aptos"/>
-                <w:sz w:val="22"/>
-                <w:szCs w:val="22"/>
-              </w:rPr>
-              <w:t>not</w:t>
-            </w:r>
-            <w:r>
-              <w:rPr>
-                <w:rFonts w:ascii="Aptos" w:eastAsia="Aptos" w:hAnsi="Aptos" w:cs="Aptos"/>
-                <w:sz w:val="22"/>
-                <w:szCs w:val="22"/>
-              </w:rPr>
-              <w:t>_</w:t>
-            </w:r>
-            <w:r>
-              <w:rPr>
-                <w:rFonts w:ascii="Aptos" w:eastAsia="Aptos" w:hAnsi="Aptos" w:cs="Aptos"/>
-                <w:sz w:val="22"/>
-                <w:szCs w:val="22"/>
-              </w:rPr>
-              <w:t>need_</w:t>
-            </w:r>
-            <w:r>
-              <w:rPr>
-                <w:rFonts w:ascii="Aptos" w:eastAsia="Aptos" w:hAnsi="Aptos" w:cs="Aptos"/>
-                <w:sz w:val="22"/>
-                <w:szCs w:val="22"/>
-              </w:rPr>
-              <w:t>interpreter</w:t>
-            </w:r>
-            <w:r>
-              <w:rPr>
-                <w:rFonts w:ascii="Aptos" w:eastAsia="Aptos" w:hAnsi="Aptos" w:cs="Aptos"/>
+                <w:rFonts w:ascii="Aptos" w:hAnsi="Aptos" w:eastAsia="Aptos" w:cs="Aptos"/>
+                <w:sz w:val="22"/>
+                <w:szCs w:val="22"/>
+              </w:rPr>
+              <w:t>output_checkbox</w:t>
+            </w:r>
+            <w:r>
+              <w:rPr>
+                <w:rFonts w:ascii="Aptos" w:hAnsi="Aptos" w:eastAsia="Aptos" w:cs="Aptos"/>
+                <w:sz w:val="22"/>
+                <w:szCs w:val="22"/>
+              </w:rPr>
+              <w:t>(</w:t>
+            </w:r>
+            <w:r>
+              <w:rPr>
+                <w:rFonts w:ascii="Aptos" w:hAnsi="Aptos" w:eastAsia="Aptos" w:cs="Aptos"/>
+                <w:sz w:val="22"/>
+                <w:szCs w:val="22"/>
+              </w:rPr>
+              <w:t>is_protected_not_need_interpreter</w:t>
+            </w:r>
+            <w:r>
+              <w:rPr>
+                <w:rFonts w:ascii="Aptos" w:hAnsi="Aptos" w:eastAsia="Aptos" w:cs="Aptos"/>
                 <w:sz w:val="22"/>
                 <w:szCs w:val="22"/>
               </w:rPr>
@@ -9803,11 +9851,19 @@
             </w:r>
             <w:r>
               <w:rPr>
-                <w:rFonts w:ascii="Aptos" w:eastAsia="Aptos" w:hAnsi="Aptos" w:cs="Aptos"/>
-                <w:sz w:val="22"/>
-                <w:szCs w:val="22"/>
-              </w:rPr>
-              <w:t xml:space="preserve"> }}</w:t>
+                <w:rFonts w:ascii="Aptos" w:hAnsi="Aptos" w:eastAsia="Aptos" w:cs="Aptos"/>
+                <w:sz w:val="22"/>
+                <w:szCs w:val="22"/>
+              </w:rPr>
+              <w:t xml:space="preserve"> }</w:t>
+            </w:r>
+            <w:r>
+              <w:rPr>
+                <w:rFonts w:ascii="Aptos" w:hAnsi="Aptos" w:eastAsia="Aptos" w:cs="Aptos"/>
+                <w:sz w:val="22"/>
+                <w:szCs w:val="22"/>
+              </w:rPr>
+              <w:t>}</w:t>
             </w:r>
           </w:p>
           <w:p>
@@ -9864,12 +9920,13 @@
         </w:trPr>
         <w:tc>
           <w:tcPr>
-            <w:tcW w:w="10800" w:type="dxa"/>
+            <w:tcW w:w="10801" w:type="dxa"/>
             <w:gridSpan w:val="17"/>
             <w:tcBorders>
-              <w:left w:val="single" w:sz="2" w:space="0" w:color="000000" w:themeColor="text1"/>
-              <w:right w:val="single" w:sz="2" w:space="0" w:color="000000" w:themeColor="text1"/>
+              <w:left w:val="single" w:color="000000" w:themeColor="text1" w:sz="2" w:space="0"/>
+              <w:right w:val="single" w:color="000000" w:themeColor="text1" w:sz="2" w:space="0"/>
             </w:tcBorders>
+            <w:tcMar/>
           </w:tcPr>
           <w:p>
             <w:pPr>
@@ -9914,11 +9971,12 @@
         </w:trPr>
         <w:tc>
           <w:tcPr>
-            <w:tcW w:w="3420" w:type="dxa"/>
+            <w:tcW w:w="3408" w:type="dxa"/>
             <w:gridSpan w:val="3"/>
             <w:tcBorders>
-              <w:left w:val="single" w:sz="2" w:space="0" w:color="000000" w:themeColor="text1"/>
+              <w:left w:val="single" w:color="000000" w:themeColor="text1" w:sz="2" w:space="0"/>
             </w:tcBorders>
+            <w:tcMar/>
           </w:tcPr>
           <w:p>
             <w:pPr>
@@ -9987,8 +10045,9 @@
         </w:tc>
         <w:tc>
           <w:tcPr>
-            <w:tcW w:w="3870" w:type="dxa"/>
+            <w:tcW w:w="3858" w:type="dxa"/>
             <w:gridSpan w:val="10"/>
+            <w:tcMar/>
           </w:tcPr>
           <w:p>
             <w:pPr>
@@ -10060,11 +10119,12 @@
         </w:tc>
         <w:tc>
           <w:tcPr>
-            <w:tcW w:w="3510" w:type="dxa"/>
+            <w:tcW w:w="3535" w:type="dxa"/>
             <w:gridSpan w:val="4"/>
             <w:tcBorders>
-              <w:right w:val="single" w:sz="2" w:space="0" w:color="000000" w:themeColor="text1"/>
+              <w:right w:val="single" w:color="000000" w:themeColor="text1" w:sz="2" w:space="0"/>
             </w:tcBorders>
+            <w:tcMar/>
           </w:tcPr>
           <w:p>
             <w:pPr>
@@ -10091,13 +10151,14 @@
         </w:trPr>
         <w:tc>
           <w:tcPr>
-            <w:tcW w:w="10800" w:type="dxa"/>
+            <w:tcW w:w="10801" w:type="dxa"/>
             <w:gridSpan w:val="17"/>
             <w:tcBorders>
-              <w:left w:val="single" w:sz="2" w:space="0" w:color="000000" w:themeColor="text1"/>
-              <w:bottom w:val="single" w:sz="18" w:space="0" w:color="000000" w:themeColor="text1"/>
-              <w:right w:val="single" w:sz="2" w:space="0" w:color="000000" w:themeColor="text1"/>
+              <w:left w:val="single" w:color="000000" w:themeColor="text1" w:sz="2" w:space="0"/>
+              <w:bottom w:val="single" w:color="000000" w:themeColor="text1" w:sz="18" w:space="0"/>
+              <w:right w:val="single" w:color="000000" w:themeColor="text1" w:sz="2" w:space="0"/>
             </w:tcBorders>
+            <w:tcMar/>
           </w:tcPr>
           <w:p>
             <w:pPr>
@@ -10123,101 +10184,15 @@
                 <w:szCs w:val="22"/>
               </w:rPr>
             </w:pPr>
-            <w:r>
-              <w:rPr>
-                <w:sz w:val="22"/>
-                <w:szCs w:val="22"/>
-              </w:rPr>
-              <w:t>{{ filer</w:t>
-            </w:r>
-            <w:r>
-              <w:rPr>
-                <w:sz w:val="22"/>
-                <w:szCs w:val="22"/>
-              </w:rPr>
-              <w:t>[0]</w:t>
-            </w:r>
-            <w:r>
-              <w:rPr>
-                <w:sz w:val="22"/>
-                <w:szCs w:val="22"/>
-              </w:rPr>
-              <w:t>.name.full() }}</w:t>
-            </w:r>
-          </w:p>
-          <w:p>
-            <w:pPr>
-              <w:pStyle w:val="NoSpacing"/>
-              <w:rPr>
-                <w:sz w:val="22"/>
-                <w:szCs w:val="22"/>
-              </w:rPr>
-            </w:pPr>
-            <w:r>
-              <w:rPr>
-                <w:sz w:val="22"/>
-                <w:szCs w:val="22"/>
-              </w:rPr>
-              <w:t>{{ filer</w:t>
-            </w:r>
-            <w:r>
-              <w:rPr>
-                <w:sz w:val="22"/>
-                <w:szCs w:val="22"/>
-              </w:rPr>
-              <w:t>[0]</w:t>
-            </w:r>
-            <w:r>
-              <w:rPr>
-                <w:sz w:val="22"/>
-                <w:szCs w:val="22"/>
-              </w:rPr>
-              <w:t>.address.</w:t>
-            </w:r>
-            <w:r>
-              <w:rPr>
-                <w:sz w:val="22"/>
-                <w:szCs w:val="22"/>
-              </w:rPr>
-              <w:t>block</w:t>
-            </w:r>
-            <w:r>
-              <w:rPr>
-                <w:sz w:val="22"/>
-                <w:szCs w:val="22"/>
-              </w:rPr>
-              <w:t>() }}</w:t>
-            </w:r>
-          </w:p>
-          <w:p>
-            <w:pPr>
-              <w:pStyle w:val="NoSpacing"/>
-              <w:rPr>
-                <w:sz w:val="22"/>
-                <w:szCs w:val="22"/>
-              </w:rPr>
-            </w:pPr>
-            <w:r>
-              <w:rPr>
-                <w:sz w:val="22"/>
-                <w:szCs w:val="22"/>
-              </w:rPr>
-              <w:t>{{ filer</w:t>
-            </w:r>
-            <w:r>
-              <w:rPr>
-                <w:sz w:val="22"/>
-                <w:szCs w:val="22"/>
-              </w:rPr>
-              <w:t>[0]</w:t>
-            </w:r>
-            <w:r>
-              <w:rPr>
-                <w:sz w:val="22"/>
-                <w:szCs w:val="22"/>
-              </w:rPr>
-              <w:t>.phone_number}}</w:t>
-            </w:r>
+          </w:p>
+          <w:p>
+            <w:pPr>
+              <w:pStyle w:val="NoSpacing"/>
+              <w:rPr>
+                <w:sz w:val="22"/>
+                <w:szCs w:val="22"/>
+              </w:rPr>
+            </w:pPr>
           </w:p>
           <w:p>
             <w:pPr>
@@ -10242,7 +10217,7 @@
       </w:pPr>
     </w:p>
     <w:sectPr>
-      <w:pgSz w:w="11900" w:h="16840"/>
+      <w:pgSz w:w="11900" w:h="16840" w:orient="portrait"/>
       <w:pgMar w:top="1440" w:right="1440" w:bottom="1440" w:left="1440" w:header="720" w:footer="720" w:gutter="0"/>
       <w:cols w:space="720"/>
       <w:docGrid w:linePitch="360"/>
@@ -10266,7 +10241,7 @@
         <w:ind w:left="360" w:hanging="360"/>
       </w:pPr>
       <w:rPr>
-        <w:rFonts w:ascii="Wingdings" w:hAnsi="Wingdings" w:hint="default"/>
+        <w:rFonts w:hint="default" w:ascii="Wingdings" w:hAnsi="Wingdings"/>
       </w:rPr>
     </w:lvl>
     <w:lvl w:ilvl="1" w:tplc="04090003" w:tentative="1">
@@ -10278,7 +10253,7 @@
         <w:ind w:left="1080" w:hanging="360"/>
       </w:pPr>
       <w:rPr>
-        <w:rFonts w:ascii="Courier New" w:hAnsi="Courier New" w:cs="Courier New" w:hint="default"/>
+        <w:rFonts w:hint="default" w:ascii="Courier New" w:hAnsi="Courier New" w:cs="Courier New"/>
       </w:rPr>
     </w:lvl>
     <w:lvl w:ilvl="2" w:tplc="04090005" w:tentative="1">
@@ -10290,7 +10265,7 @@
         <w:ind w:left="1800" w:hanging="360"/>
       </w:pPr>
       <w:rPr>
-        <w:rFonts w:ascii="Wingdings" w:hAnsi="Wingdings" w:hint="default"/>
+        <w:rFonts w:hint="default" w:ascii="Wingdings" w:hAnsi="Wingdings"/>
       </w:rPr>
     </w:lvl>
     <w:lvl w:ilvl="3" w:tplc="04090001" w:tentative="1">
@@ -10302,7 +10277,7 @@
         <w:ind w:left="2520" w:hanging="360"/>
       </w:pPr>
       <w:rPr>
-        <w:rFonts w:ascii="Symbol" w:hAnsi="Symbol" w:hint="default"/>
+        <w:rFonts w:hint="default" w:ascii="Symbol" w:hAnsi="Symbol"/>
       </w:rPr>
     </w:lvl>
     <w:lvl w:ilvl="4" w:tplc="04090003" w:tentative="1">
@@ -10314,7 +10289,7 @@
         <w:ind w:left="3240" w:hanging="360"/>
       </w:pPr>
       <w:rPr>
-        <w:rFonts w:ascii="Courier New" w:hAnsi="Courier New" w:cs="Courier New" w:hint="default"/>
+        <w:rFonts w:hint="default" w:ascii="Courier New" w:hAnsi="Courier New" w:cs="Courier New"/>
       </w:rPr>
     </w:lvl>
     <w:lvl w:ilvl="5" w:tplc="04090005" w:tentative="1">
@@ -10326,7 +10301,7 @@
         <w:ind w:left="3960" w:hanging="360"/>
       </w:pPr>
       <w:rPr>
-        <w:rFonts w:ascii="Wingdings" w:hAnsi="Wingdings" w:hint="default"/>
+        <w:rFonts w:hint="default" w:ascii="Wingdings" w:hAnsi="Wingdings"/>
       </w:rPr>
     </w:lvl>
     <w:lvl w:ilvl="6" w:tplc="04090001" w:tentative="1">
@@ -10338,7 +10313,7 @@
         <w:ind w:left="4680" w:hanging="360"/>
       </w:pPr>
       <w:rPr>
-        <w:rFonts w:ascii="Symbol" w:hAnsi="Symbol" w:hint="default"/>
+        <w:rFonts w:hint="default" w:ascii="Symbol" w:hAnsi="Symbol"/>
       </w:rPr>
     </w:lvl>
     <w:lvl w:ilvl="7" w:tplc="04090003" w:tentative="1">
@@ -10350,7 +10325,7 @@
         <w:ind w:left="5400" w:hanging="360"/>
       </w:pPr>
       <w:rPr>
-        <w:rFonts w:ascii="Courier New" w:hAnsi="Courier New" w:cs="Courier New" w:hint="default"/>
+        <w:rFonts w:hint="default" w:ascii="Courier New" w:hAnsi="Courier New" w:cs="Courier New"/>
       </w:rPr>
     </w:lvl>
     <w:lvl w:ilvl="8" w:tplc="04090005" w:tentative="1">
@@ -10362,7 +10337,7 @@
         <w:ind w:left="6120" w:hanging="360"/>
       </w:pPr>
       <w:rPr>
-        <w:rFonts w:ascii="Wingdings" w:hAnsi="Wingdings" w:hint="default"/>
+        <w:rFonts w:hint="default" w:ascii="Wingdings" w:hAnsi="Wingdings"/>
       </w:rPr>
     </w:lvl>
   </w:abstractNum>
@@ -10379,7 +10354,7 @@
         <w:ind w:left="630" w:hanging="360"/>
       </w:pPr>
       <w:rPr>
-        <w:rFonts w:ascii="Symbol" w:hAnsi="Symbol" w:hint="default"/>
+        <w:rFonts w:hint="default" w:ascii="Symbol" w:hAnsi="Symbol"/>
         <w:color w:val="auto"/>
       </w:rPr>
     </w:lvl>
@@ -10392,7 +10367,7 @@
         <w:ind w:left="1350" w:hanging="360"/>
       </w:pPr>
       <w:rPr>
-        <w:rFonts w:ascii="Courier New" w:hAnsi="Courier New" w:cs="Courier New" w:hint="default"/>
+        <w:rFonts w:hint="default" w:ascii="Courier New" w:hAnsi="Courier New" w:cs="Courier New"/>
       </w:rPr>
     </w:lvl>
     <w:lvl w:ilvl="2" w:tplc="04090005" w:tentative="1">
@@ -10404,7 +10379,7 @@
         <w:ind w:left="2070" w:hanging="360"/>
       </w:pPr>
       <w:rPr>
-        <w:rFonts w:ascii="Wingdings" w:hAnsi="Wingdings" w:hint="default"/>
+        <w:rFonts w:hint="default" w:ascii="Wingdings" w:hAnsi="Wingdings"/>
       </w:rPr>
     </w:lvl>
     <w:lvl w:ilvl="3" w:tplc="04090001" w:tentative="1">
@@ -10416,7 +10391,7 @@
         <w:ind w:left="2790" w:hanging="360"/>
       </w:pPr>
       <w:rPr>
-        <w:rFonts w:ascii="Symbol" w:hAnsi="Symbol" w:hint="default"/>
+        <w:rFonts w:hint="default" w:ascii="Symbol" w:hAnsi="Symbol"/>
       </w:rPr>
     </w:lvl>
     <w:lvl w:ilvl="4" w:tplc="04090003" w:tentative="1">
@@ -10428,7 +10403,7 @@
         <w:ind w:left="3510" w:hanging="360"/>
       </w:pPr>
       <w:rPr>
-        <w:rFonts w:ascii="Courier New" w:hAnsi="Courier New" w:cs="Courier New" w:hint="default"/>
+        <w:rFonts w:hint="default" w:ascii="Courier New" w:hAnsi="Courier New" w:cs="Courier New"/>
       </w:rPr>
     </w:lvl>
     <w:lvl w:ilvl="5" w:tplc="04090005" w:tentative="1">
@@ -10440,7 +10415,7 @@
         <w:ind w:left="4230" w:hanging="360"/>
       </w:pPr>
       <w:rPr>
-        <w:rFonts w:ascii="Wingdings" w:hAnsi="Wingdings" w:hint="default"/>
+        <w:rFonts w:hint="default" w:ascii="Wingdings" w:hAnsi="Wingdings"/>
       </w:rPr>
     </w:lvl>
     <w:lvl w:ilvl="6" w:tplc="04090001" w:tentative="1">
@@ -10452,7 +10427,7 @@
         <w:ind w:left="4950" w:hanging="360"/>
       </w:pPr>
       <w:rPr>
-        <w:rFonts w:ascii="Symbol" w:hAnsi="Symbol" w:hint="default"/>
+        <w:rFonts w:hint="default" w:ascii="Symbol" w:hAnsi="Symbol"/>
       </w:rPr>
     </w:lvl>
     <w:lvl w:ilvl="7" w:tplc="04090003" w:tentative="1">
@@ -10464,7 +10439,7 @@
         <w:ind w:left="5670" w:hanging="360"/>
       </w:pPr>
       <w:rPr>
-        <w:rFonts w:ascii="Courier New" w:hAnsi="Courier New" w:cs="Courier New" w:hint="default"/>
+        <w:rFonts w:hint="default" w:ascii="Courier New" w:hAnsi="Courier New" w:cs="Courier New"/>
       </w:rPr>
     </w:lvl>
     <w:lvl w:ilvl="8" w:tplc="04090005" w:tentative="1">
@@ -10476,7 +10451,7 @@
         <w:ind w:left="6390" w:hanging="360"/>
       </w:pPr>
       <w:rPr>
-        <w:rFonts w:ascii="Wingdings" w:hAnsi="Wingdings" w:hint="default"/>
+        <w:rFonts w:hint="default" w:ascii="Wingdings" w:hAnsi="Wingdings"/>
       </w:rPr>
     </w:lvl>
   </w:abstractNum>
@@ -10493,7 +10468,7 @@
         <w:ind w:left="720" w:hanging="360"/>
       </w:pPr>
       <w:rPr>
-        <w:rFonts w:ascii="Symbol" w:hAnsi="Symbol" w:hint="default"/>
+        <w:rFonts w:hint="default" w:ascii="Symbol" w:hAnsi="Symbol"/>
       </w:rPr>
     </w:lvl>
     <w:lvl w:ilvl="1" w:tplc="52E82982">
@@ -10505,7 +10480,7 @@
         <w:ind w:left="1440" w:hanging="360"/>
       </w:pPr>
       <w:rPr>
-        <w:rFonts w:ascii="Courier New" w:hAnsi="Courier New" w:hint="default"/>
+        <w:rFonts w:hint="default" w:ascii="Courier New" w:hAnsi="Courier New"/>
       </w:rPr>
     </w:lvl>
     <w:lvl w:ilvl="2" w:tplc="B07AC40C">
@@ -10517,7 +10492,7 @@
         <w:ind w:left="2160" w:hanging="360"/>
       </w:pPr>
       <w:rPr>
-        <w:rFonts w:ascii="Wingdings" w:hAnsi="Wingdings" w:hint="default"/>
+        <w:rFonts w:hint="default" w:ascii="Wingdings" w:hAnsi="Wingdings"/>
       </w:rPr>
     </w:lvl>
     <w:lvl w:ilvl="3" w:tplc="98AEB0D8">
@@ -10529,7 +10504,7 @@
         <w:ind w:left="2880" w:hanging="360"/>
       </w:pPr>
       <w:rPr>
-        <w:rFonts w:ascii="Symbol" w:hAnsi="Symbol" w:hint="default"/>
+        <w:rFonts w:hint="default" w:ascii="Symbol" w:hAnsi="Symbol"/>
       </w:rPr>
     </w:lvl>
     <w:lvl w:ilvl="4" w:tplc="FDCE8868">
@@ -10541,7 +10516,7 @@
         <w:ind w:left="3600" w:hanging="360"/>
       </w:pPr>
       <w:rPr>
-        <w:rFonts w:ascii="Courier New" w:hAnsi="Courier New" w:hint="default"/>
+        <w:rFonts w:hint="default" w:ascii="Courier New" w:hAnsi="Courier New"/>
       </w:rPr>
     </w:lvl>
     <w:lvl w:ilvl="5" w:tplc="A726E796">
@@ -10553,7 +10528,7 @@
         <w:ind w:left="4320" w:hanging="360"/>
       </w:pPr>
       <w:rPr>
-        <w:rFonts w:ascii="Wingdings" w:hAnsi="Wingdings" w:hint="default"/>
+        <w:rFonts w:hint="default" w:ascii="Wingdings" w:hAnsi="Wingdings"/>
       </w:rPr>
     </w:lvl>
     <w:lvl w:ilvl="6" w:tplc="F1BE87D0">
@@ -10565,7 +10540,7 @@
         <w:ind w:left="5040" w:hanging="360"/>
       </w:pPr>
       <w:rPr>
-        <w:rFonts w:ascii="Symbol" w:hAnsi="Symbol" w:hint="default"/>
+        <w:rFonts w:hint="default" w:ascii="Symbol" w:hAnsi="Symbol"/>
       </w:rPr>
     </w:lvl>
     <w:lvl w:ilvl="7" w:tplc="AEA6810A">
@@ -10577,7 +10552,7 @@
         <w:ind w:left="5760" w:hanging="360"/>
       </w:pPr>
       <w:rPr>
-        <w:rFonts w:ascii="Courier New" w:hAnsi="Courier New" w:hint="default"/>
+        <w:rFonts w:hint="default" w:ascii="Courier New" w:hAnsi="Courier New"/>
       </w:rPr>
     </w:lvl>
     <w:lvl w:ilvl="8" w:tplc="ECAAED12">
@@ -10589,7 +10564,7 @@
         <w:ind w:left="6480" w:hanging="360"/>
       </w:pPr>
       <w:rPr>
-        <w:rFonts w:ascii="Wingdings" w:hAnsi="Wingdings" w:hint="default"/>
+        <w:rFonts w:hint="default" w:ascii="Wingdings" w:hAnsi="Wingdings"/>
       </w:rPr>
     </w:lvl>
   </w:abstractNum>
@@ -10692,7 +10667,7 @@
         <w:ind w:left="720" w:hanging="360"/>
       </w:pPr>
       <w:rPr>
-        <w:rFonts w:ascii="Aptos" w:hAnsi="Aptos" w:hint="default"/>
+        <w:rFonts w:hint="default" w:ascii="Aptos" w:hAnsi="Aptos"/>
       </w:rPr>
     </w:lvl>
     <w:lvl w:ilvl="1" w:tplc="B96AC314">
@@ -10704,7 +10679,7 @@
         <w:ind w:left="1440" w:hanging="360"/>
       </w:pPr>
       <w:rPr>
-        <w:rFonts w:ascii="Courier New" w:hAnsi="Courier New" w:hint="default"/>
+        <w:rFonts w:hint="default" w:ascii="Courier New" w:hAnsi="Courier New"/>
       </w:rPr>
     </w:lvl>
     <w:lvl w:ilvl="2" w:tplc="7876E5BA">
@@ -10716,7 +10691,7 @@
         <w:ind w:left="2160" w:hanging="360"/>
       </w:pPr>
       <w:rPr>
-        <w:rFonts w:ascii="Wingdings" w:hAnsi="Wingdings" w:hint="default"/>
+        <w:rFonts w:hint="default" w:ascii="Wingdings" w:hAnsi="Wingdings"/>
       </w:rPr>
     </w:lvl>
     <w:lvl w:ilvl="3" w:tplc="A754EFD8">
@@ -10728,7 +10703,7 @@
         <w:ind w:left="2880" w:hanging="360"/>
       </w:pPr>
       <w:rPr>
-        <w:rFonts w:ascii="Symbol" w:hAnsi="Symbol" w:hint="default"/>
+        <w:rFonts w:hint="default" w:ascii="Symbol" w:hAnsi="Symbol"/>
       </w:rPr>
     </w:lvl>
     <w:lvl w:ilvl="4" w:tplc="DC1CBF9E">
@@ -10740,7 +10715,7 @@
         <w:ind w:left="3600" w:hanging="360"/>
       </w:pPr>
       <w:rPr>
-        <w:rFonts w:ascii="Courier New" w:hAnsi="Courier New" w:hint="default"/>
+        <w:rFonts w:hint="default" w:ascii="Courier New" w:hAnsi="Courier New"/>
       </w:rPr>
     </w:lvl>
     <w:lvl w:ilvl="5" w:tplc="8B9C7FDA">
@@ -10752,7 +10727,7 @@
         <w:ind w:left="4320" w:hanging="360"/>
       </w:pPr>
       <w:rPr>
-        <w:rFonts w:ascii="Wingdings" w:hAnsi="Wingdings" w:hint="default"/>
+        <w:rFonts w:hint="default" w:ascii="Wingdings" w:hAnsi="Wingdings"/>
       </w:rPr>
     </w:lvl>
     <w:lvl w:ilvl="6" w:tplc="568814B0">
@@ -10764,7 +10739,7 @@
         <w:ind w:left="5040" w:hanging="360"/>
       </w:pPr>
       <w:rPr>
-        <w:rFonts w:ascii="Symbol" w:hAnsi="Symbol" w:hint="default"/>
+        <w:rFonts w:hint="default" w:ascii="Symbol" w:hAnsi="Symbol"/>
       </w:rPr>
     </w:lvl>
     <w:lvl w:ilvl="7" w:tplc="E2D82E58">
@@ -10776,7 +10751,7 @@
         <w:ind w:left="5760" w:hanging="360"/>
       </w:pPr>
       <w:rPr>
-        <w:rFonts w:ascii="Courier New" w:hAnsi="Courier New" w:hint="default"/>
+        <w:rFonts w:hint="default" w:ascii="Courier New" w:hAnsi="Courier New"/>
       </w:rPr>
     </w:lvl>
     <w:lvl w:ilvl="8" w:tplc="6BFC3B5C">
@@ -10788,7 +10763,7 @@
         <w:ind w:left="6480" w:hanging="360"/>
       </w:pPr>
       <w:rPr>
-        <w:rFonts w:ascii="Wingdings" w:hAnsi="Wingdings" w:hint="default"/>
+        <w:rFonts w:hint="default" w:ascii="Wingdings" w:hAnsi="Wingdings"/>
       </w:rPr>
     </w:lvl>
   </w:abstractNum>
@@ -10891,7 +10866,7 @@
         <w:ind w:left="720" w:hanging="360"/>
       </w:pPr>
       <w:rPr>
-        <w:rFonts w:ascii="Aptos" w:hAnsi="Aptos" w:hint="default"/>
+        <w:rFonts w:hint="default" w:ascii="Aptos" w:hAnsi="Aptos"/>
       </w:rPr>
     </w:lvl>
     <w:lvl w:ilvl="1" w:tplc="A300B150">
@@ -10903,7 +10878,7 @@
         <w:ind w:left="1440" w:hanging="360"/>
       </w:pPr>
       <w:rPr>
-        <w:rFonts w:ascii="Courier New" w:hAnsi="Courier New" w:hint="default"/>
+        <w:rFonts w:hint="default" w:ascii="Courier New" w:hAnsi="Courier New"/>
       </w:rPr>
     </w:lvl>
     <w:lvl w:ilvl="2" w:tplc="D2D8286E">
@@ -10915,7 +10890,7 @@
         <w:ind w:left="2160" w:hanging="360"/>
       </w:pPr>
       <w:rPr>
-        <w:rFonts w:ascii="Wingdings" w:hAnsi="Wingdings" w:hint="default"/>
+        <w:rFonts w:hint="default" w:ascii="Wingdings" w:hAnsi="Wingdings"/>
       </w:rPr>
     </w:lvl>
     <w:lvl w:ilvl="3" w:tplc="730C3492">
@@ -10927,7 +10902,7 @@
         <w:ind w:left="2880" w:hanging="360"/>
       </w:pPr>
       <w:rPr>
-        <w:rFonts w:ascii="Symbol" w:hAnsi="Symbol" w:hint="default"/>
+        <w:rFonts w:hint="default" w:ascii="Symbol" w:hAnsi="Symbol"/>
       </w:rPr>
     </w:lvl>
     <w:lvl w:ilvl="4" w:tplc="24D68E04">
@@ -10939,7 +10914,7 @@
         <w:ind w:left="3600" w:hanging="360"/>
       </w:pPr>
       <w:rPr>
-        <w:rFonts w:ascii="Courier New" w:hAnsi="Courier New" w:hint="default"/>
+        <w:rFonts w:hint="default" w:ascii="Courier New" w:hAnsi="Courier New"/>
       </w:rPr>
     </w:lvl>
     <w:lvl w:ilvl="5" w:tplc="CCE61BD4">
@@ -10951,7 +10926,7 @@
         <w:ind w:left="4320" w:hanging="360"/>
       </w:pPr>
       <w:rPr>
-        <w:rFonts w:ascii="Wingdings" w:hAnsi="Wingdings" w:hint="default"/>
+        <w:rFonts w:hint="default" w:ascii="Wingdings" w:hAnsi="Wingdings"/>
       </w:rPr>
     </w:lvl>
     <w:lvl w:ilvl="6" w:tplc="F42CE6EC">
@@ -10963,7 +10938,7 @@
         <w:ind w:left="5040" w:hanging="360"/>
       </w:pPr>
       <w:rPr>
-        <w:rFonts w:ascii="Symbol" w:hAnsi="Symbol" w:hint="default"/>
+        <w:rFonts w:hint="default" w:ascii="Symbol" w:hAnsi="Symbol"/>
       </w:rPr>
     </w:lvl>
     <w:lvl w:ilvl="7" w:tplc="6AD87D06">
@@ -10975,7 +10950,7 @@
         <w:ind w:left="5760" w:hanging="360"/>
       </w:pPr>
       <w:rPr>
-        <w:rFonts w:ascii="Courier New" w:hAnsi="Courier New" w:hint="default"/>
+        <w:rFonts w:hint="default" w:ascii="Courier New" w:hAnsi="Courier New"/>
       </w:rPr>
     </w:lvl>
     <w:lvl w:ilvl="8" w:tplc="B5C6F510">
@@ -10987,7 +10962,7 @@
         <w:ind w:left="6480" w:hanging="360"/>
       </w:pPr>
       <w:rPr>
-        <w:rFonts w:ascii="Wingdings" w:hAnsi="Wingdings" w:hint="default"/>
+        <w:rFonts w:hint="default" w:ascii="Wingdings" w:hAnsi="Wingdings"/>
       </w:rPr>
     </w:lvl>
   </w:abstractNum>
@@ -11004,7 +10979,7 @@
         <w:ind w:left="360" w:hanging="360"/>
       </w:pPr>
       <w:rPr>
-        <w:rFonts w:ascii="Wingdings" w:hAnsi="Wingdings" w:hint="default"/>
+        <w:rFonts w:hint="default" w:ascii="Wingdings" w:hAnsi="Wingdings"/>
       </w:rPr>
     </w:lvl>
     <w:lvl w:ilvl="1" w:tplc="04090003" w:tentative="1">
@@ -11016,7 +10991,7 @@
         <w:ind w:left="1080" w:hanging="360"/>
       </w:pPr>
       <w:rPr>
-        <w:rFonts w:ascii="Courier New" w:hAnsi="Courier New" w:cs="Courier New" w:hint="default"/>
+        <w:rFonts w:hint="default" w:ascii="Courier New" w:hAnsi="Courier New" w:cs="Courier New"/>
       </w:rPr>
     </w:lvl>
     <w:lvl w:ilvl="2" w:tplc="04090005" w:tentative="1">
@@ -11028,7 +11003,7 @@
         <w:ind w:left="1800" w:hanging="360"/>
       </w:pPr>
       <w:rPr>
-        <w:rFonts w:ascii="Wingdings" w:hAnsi="Wingdings" w:hint="default"/>
+        <w:rFonts w:hint="default" w:ascii="Wingdings" w:hAnsi="Wingdings"/>
       </w:rPr>
     </w:lvl>
     <w:lvl w:ilvl="3" w:tplc="04090001" w:tentative="1">
@@ -11040,7 +11015,7 @@
         <w:ind w:left="2520" w:hanging="360"/>
       </w:pPr>
       <w:rPr>
-        <w:rFonts w:ascii="Symbol" w:hAnsi="Symbol" w:hint="default"/>
+        <w:rFonts w:hint="default" w:ascii="Symbol" w:hAnsi="Symbol"/>
       </w:rPr>
     </w:lvl>
     <w:lvl w:ilvl="4" w:tplc="04090003" w:tentative="1">
@@ -11052,7 +11027,7 @@
         <w:ind w:left="3240" w:hanging="360"/>
       </w:pPr>
       <w:rPr>
-        <w:rFonts w:ascii="Courier New" w:hAnsi="Courier New" w:cs="Courier New" w:hint="default"/>
+        <w:rFonts w:hint="default" w:ascii="Courier New" w:hAnsi="Courier New" w:cs="Courier New"/>
       </w:rPr>
     </w:lvl>
     <w:lvl w:ilvl="5" w:tplc="04090005" w:tentative="1">
@@ -11064,7 +11039,7 @@
         <w:ind w:left="3960" w:hanging="360"/>
       </w:pPr>
       <w:rPr>
-        <w:rFonts w:ascii="Wingdings" w:hAnsi="Wingdings" w:hint="default"/>
+        <w:rFonts w:hint="default" w:ascii="Wingdings" w:hAnsi="Wingdings"/>
       </w:rPr>
     </w:lvl>
     <w:lvl w:ilvl="6" w:tplc="04090001" w:tentative="1">
@@ -11076,7 +11051,7 @@
         <w:ind w:left="4680" w:hanging="360"/>
       </w:pPr>
       <w:rPr>
-        <w:rFonts w:ascii="Symbol" w:hAnsi="Symbol" w:hint="default"/>
+        <w:rFonts w:hint="default" w:ascii="Symbol" w:hAnsi="Symbol"/>
       </w:rPr>
     </w:lvl>
     <w:lvl w:ilvl="7" w:tplc="04090003" w:tentative="1">
@@ -11088,7 +11063,7 @@
         <w:ind w:left="5400" w:hanging="360"/>
       </w:pPr>
       <w:rPr>
-        <w:rFonts w:ascii="Courier New" w:hAnsi="Courier New" w:cs="Courier New" w:hint="default"/>
+        <w:rFonts w:hint="default" w:ascii="Courier New" w:hAnsi="Courier New" w:cs="Courier New"/>
       </w:rPr>
     </w:lvl>
     <w:lvl w:ilvl="8" w:tplc="04090005" w:tentative="1">
@@ -11100,7 +11075,7 @@
         <w:ind w:left="6120" w:hanging="360"/>
       </w:pPr>
       <w:rPr>
-        <w:rFonts w:ascii="Wingdings" w:hAnsi="Wingdings" w:hint="default"/>
+        <w:rFonts w:hint="default" w:ascii="Wingdings" w:hAnsi="Wingdings"/>
       </w:rPr>
     </w:lvl>
   </w:abstractNum>
@@ -11117,7 +11092,7 @@
         <w:ind w:left="720" w:hanging="360"/>
       </w:pPr>
       <w:rPr>
-        <w:rFonts w:ascii="Wingdings" w:hAnsi="Wingdings" w:hint="default"/>
+        <w:rFonts w:hint="default" w:ascii="Wingdings" w:hAnsi="Wingdings"/>
       </w:rPr>
     </w:lvl>
     <w:lvl w:ilvl="1" w:tplc="FFFFFFFF">
@@ -11292,7 +11267,7 @@
         <w:ind w:left="1440" w:hanging="360"/>
       </w:pPr>
       <w:rPr>
-        <w:rFonts w:ascii="Symbol" w:hAnsi="Symbol" w:hint="default"/>
+        <w:rFonts w:hint="default" w:ascii="Symbol" w:hAnsi="Symbol"/>
       </w:rPr>
     </w:lvl>
     <w:lvl w:ilvl="1" w:tplc="01E86E62">
@@ -11304,7 +11279,7 @@
         <w:ind w:left="2160" w:hanging="360"/>
       </w:pPr>
       <w:rPr>
-        <w:rFonts w:ascii="Courier New" w:hAnsi="Courier New" w:hint="default"/>
+        <w:rFonts w:hint="default" w:ascii="Courier New" w:hAnsi="Courier New"/>
       </w:rPr>
     </w:lvl>
     <w:lvl w:ilvl="2" w:tplc="331AFDF2">
@@ -11316,7 +11291,7 @@
         <w:ind w:left="2880" w:hanging="360"/>
       </w:pPr>
       <w:rPr>
-        <w:rFonts w:ascii="Wingdings" w:hAnsi="Wingdings" w:hint="default"/>
+        <w:rFonts w:hint="default" w:ascii="Wingdings" w:hAnsi="Wingdings"/>
       </w:rPr>
     </w:lvl>
     <w:lvl w:ilvl="3" w:tplc="F426F982">
@@ -11328,7 +11303,7 @@
         <w:ind w:left="3600" w:hanging="360"/>
       </w:pPr>
       <w:rPr>
-        <w:rFonts w:ascii="Symbol" w:hAnsi="Symbol" w:hint="default"/>
+        <w:rFonts w:hint="default" w:ascii="Symbol" w:hAnsi="Symbol"/>
       </w:rPr>
     </w:lvl>
     <w:lvl w:ilvl="4" w:tplc="961E9B56">
@@ -11340,7 +11315,7 @@
         <w:ind w:left="4320" w:hanging="360"/>
       </w:pPr>
       <w:rPr>
-        <w:rFonts w:ascii="Courier New" w:hAnsi="Courier New" w:hint="default"/>
+        <w:rFonts w:hint="default" w:ascii="Courier New" w:hAnsi="Courier New"/>
       </w:rPr>
     </w:lvl>
     <w:lvl w:ilvl="5" w:tplc="A1CED730">
@@ -11352,7 +11327,7 @@
         <w:ind w:left="5040" w:hanging="360"/>
       </w:pPr>
       <w:rPr>
-        <w:rFonts w:ascii="Wingdings" w:hAnsi="Wingdings" w:hint="default"/>
+        <w:rFonts w:hint="default" w:ascii="Wingdings" w:hAnsi="Wingdings"/>
       </w:rPr>
     </w:lvl>
     <w:lvl w:ilvl="6" w:tplc="E13C5190">
@@ -11364,7 +11339,7 @@
         <w:ind w:left="5760" w:hanging="360"/>
       </w:pPr>
       <w:rPr>
-        <w:rFonts w:ascii="Symbol" w:hAnsi="Symbol" w:hint="default"/>
+        <w:rFonts w:hint="default" w:ascii="Symbol" w:hAnsi="Symbol"/>
       </w:rPr>
     </w:lvl>
     <w:lvl w:ilvl="7" w:tplc="9926EA2E">
@@ -11376,7 +11351,7 @@
         <w:ind w:left="6480" w:hanging="360"/>
       </w:pPr>
       <w:rPr>
-        <w:rFonts w:ascii="Courier New" w:hAnsi="Courier New" w:hint="default"/>
+        <w:rFonts w:hint="default" w:ascii="Courier New" w:hAnsi="Courier New"/>
       </w:rPr>
     </w:lvl>
     <w:lvl w:ilvl="8" w:tplc="791EF02E">
@@ -11388,7 +11363,7 @@
         <w:ind w:left="7200" w:hanging="360"/>
       </w:pPr>
       <w:rPr>
-        <w:rFonts w:ascii="Wingdings" w:hAnsi="Wingdings" w:hint="default"/>
+        <w:rFonts w:hint="default" w:ascii="Wingdings" w:hAnsi="Wingdings"/>
       </w:rPr>
     </w:lvl>
   </w:abstractNum>
@@ -11405,7 +11380,7 @@
         <w:ind w:left="720" w:hanging="360"/>
       </w:pPr>
       <w:rPr>
-        <w:rFonts w:ascii="Wingdings" w:hAnsi="Wingdings" w:hint="default"/>
+        <w:rFonts w:hint="default" w:ascii="Wingdings" w:hAnsi="Wingdings"/>
       </w:rPr>
     </w:lvl>
     <w:lvl w:ilvl="1" w:tplc="BCA8EAA6">
@@ -11417,7 +11392,7 @@
         <w:ind w:left="1440" w:hanging="360"/>
       </w:pPr>
       <w:rPr>
-        <w:rFonts w:ascii="Wingdings" w:hAnsi="Wingdings" w:hint="default"/>
+        <w:rFonts w:hint="default" w:ascii="Wingdings" w:hAnsi="Wingdings"/>
       </w:rPr>
     </w:lvl>
     <w:lvl w:ilvl="2" w:tplc="8A38E644">
@@ -11429,7 +11404,7 @@
         <w:ind w:left="2160" w:hanging="360"/>
       </w:pPr>
       <w:rPr>
-        <w:rFonts w:ascii="Wingdings" w:hAnsi="Wingdings" w:hint="default"/>
+        <w:rFonts w:hint="default" w:ascii="Wingdings" w:hAnsi="Wingdings"/>
       </w:rPr>
     </w:lvl>
     <w:lvl w:ilvl="3" w:tplc="71462506">
@@ -11441,7 +11416,7 @@
         <w:ind w:left="2880" w:hanging="360"/>
       </w:pPr>
       <w:rPr>
-        <w:rFonts w:ascii="Wingdings" w:hAnsi="Wingdings" w:hint="default"/>
+        <w:rFonts w:hint="default" w:ascii="Wingdings" w:hAnsi="Wingdings"/>
       </w:rPr>
     </w:lvl>
     <w:lvl w:ilvl="4" w:tplc="9A4E3F64">
@@ -11453,7 +11428,7 @@
         <w:ind w:left="3600" w:hanging="360"/>
       </w:pPr>
       <w:rPr>
-        <w:rFonts w:ascii="Wingdings" w:hAnsi="Wingdings" w:hint="default"/>
+        <w:rFonts w:hint="default" w:ascii="Wingdings" w:hAnsi="Wingdings"/>
       </w:rPr>
     </w:lvl>
     <w:lvl w:ilvl="5" w:tplc="708AC5DE">
@@ -11465,7 +11440,7 @@
         <w:ind w:left="4320" w:hanging="360"/>
       </w:pPr>
       <w:rPr>
-        <w:rFonts w:ascii="Wingdings" w:hAnsi="Wingdings" w:hint="default"/>
+        <w:rFonts w:hint="default" w:ascii="Wingdings" w:hAnsi="Wingdings"/>
       </w:rPr>
     </w:lvl>
     <w:lvl w:ilvl="6" w:tplc="4A30932E">
@@ -11477,7 +11452,7 @@
         <w:ind w:left="5040" w:hanging="360"/>
       </w:pPr>
       <w:rPr>
-        <w:rFonts w:ascii="Wingdings" w:hAnsi="Wingdings" w:hint="default"/>
+        <w:rFonts w:hint="default" w:ascii="Wingdings" w:hAnsi="Wingdings"/>
       </w:rPr>
     </w:lvl>
     <w:lvl w:ilvl="7" w:tplc="EF402066">
@@ -11489,7 +11464,7 @@
         <w:ind w:left="5760" w:hanging="360"/>
       </w:pPr>
       <w:rPr>
-        <w:rFonts w:ascii="Wingdings" w:hAnsi="Wingdings" w:hint="default"/>
+        <w:rFonts w:hint="default" w:ascii="Wingdings" w:hAnsi="Wingdings"/>
       </w:rPr>
     </w:lvl>
     <w:lvl w:ilvl="8" w:tplc="3B28C3DA">
@@ -11501,7 +11476,7 @@
         <w:ind w:left="6480" w:hanging="360"/>
       </w:pPr>
       <w:rPr>
-        <w:rFonts w:ascii="Wingdings" w:hAnsi="Wingdings" w:hint="default"/>
+        <w:rFonts w:hint="default" w:ascii="Wingdings" w:hAnsi="Wingdings"/>
       </w:rPr>
     </w:lvl>
   </w:abstractNum>
@@ -11518,7 +11493,7 @@
         <w:ind w:left="720" w:hanging="360"/>
       </w:pPr>
       <w:rPr>
-        <w:rFonts w:ascii="Symbol" w:hAnsi="Symbol" w:hint="default"/>
+        <w:rFonts w:hint="default" w:ascii="Symbol" w:hAnsi="Symbol"/>
       </w:rPr>
     </w:lvl>
     <w:lvl w:ilvl="1" w:tplc="EE7E0C50">
@@ -11530,7 +11505,7 @@
         <w:ind w:left="1440" w:hanging="360"/>
       </w:pPr>
       <w:rPr>
-        <w:rFonts w:ascii="Courier New" w:hAnsi="Courier New" w:hint="default"/>
+        <w:rFonts w:hint="default" w:ascii="Courier New" w:hAnsi="Courier New"/>
       </w:rPr>
     </w:lvl>
     <w:lvl w:ilvl="2" w:tplc="B018011E">
@@ -11542,7 +11517,7 @@
         <w:ind w:left="2160" w:hanging="360"/>
       </w:pPr>
       <w:rPr>
-        <w:rFonts w:ascii="Wingdings" w:hAnsi="Wingdings" w:hint="default"/>
+        <w:rFonts w:hint="default" w:ascii="Wingdings" w:hAnsi="Wingdings"/>
       </w:rPr>
     </w:lvl>
     <w:lvl w:ilvl="3" w:tplc="15EE9CA6">
@@ -11554,7 +11529,7 @@
         <w:ind w:left="2880" w:hanging="360"/>
       </w:pPr>
       <w:rPr>
-        <w:rFonts w:ascii="Symbol" w:hAnsi="Symbol" w:hint="default"/>
+        <w:rFonts w:hint="default" w:ascii="Symbol" w:hAnsi="Symbol"/>
       </w:rPr>
     </w:lvl>
     <w:lvl w:ilvl="4" w:tplc="3B741D08">
@@ -11566,7 +11541,7 @@
         <w:ind w:left="3600" w:hanging="360"/>
       </w:pPr>
       <w:rPr>
-        <w:rFonts w:ascii="Courier New" w:hAnsi="Courier New" w:hint="default"/>
+        <w:rFonts w:hint="default" w:ascii="Courier New" w:hAnsi="Courier New"/>
       </w:rPr>
     </w:lvl>
     <w:lvl w:ilvl="5" w:tplc="0DEC8AE4">
@@ -11578,7 +11553,7 @@
         <w:ind w:left="4320" w:hanging="360"/>
       </w:pPr>
       <w:rPr>
-        <w:rFonts w:ascii="Wingdings" w:hAnsi="Wingdings" w:hint="default"/>
+        <w:rFonts w:hint="default" w:ascii="Wingdings" w:hAnsi="Wingdings"/>
       </w:rPr>
     </w:lvl>
     <w:lvl w:ilvl="6" w:tplc="CE88F066">
@@ -11590,7 +11565,7 @@
         <w:ind w:left="5040" w:hanging="360"/>
       </w:pPr>
       <w:rPr>
-        <w:rFonts w:ascii="Symbol" w:hAnsi="Symbol" w:hint="default"/>
+        <w:rFonts w:hint="default" w:ascii="Symbol" w:hAnsi="Symbol"/>
       </w:rPr>
     </w:lvl>
     <w:lvl w:ilvl="7" w:tplc="32787EDC">
@@ -11602,7 +11577,7 @@
         <w:ind w:left="5760" w:hanging="360"/>
       </w:pPr>
       <w:rPr>
-        <w:rFonts w:ascii="Courier New" w:hAnsi="Courier New" w:hint="default"/>
+        <w:rFonts w:hint="default" w:ascii="Courier New" w:hAnsi="Courier New"/>
       </w:rPr>
     </w:lvl>
     <w:lvl w:ilvl="8" w:tplc="1DAA702E">
@@ -11614,7 +11589,7 @@
         <w:ind w:left="6480" w:hanging="360"/>
       </w:pPr>
       <w:rPr>
-        <w:rFonts w:ascii="Wingdings" w:hAnsi="Wingdings" w:hint="default"/>
+        <w:rFonts w:hint="default" w:ascii="Wingdings" w:hAnsi="Wingdings"/>
       </w:rPr>
     </w:lvl>
   </w:abstractNum>
@@ -11717,7 +11692,7 @@
         <w:ind w:left="720" w:hanging="360"/>
       </w:pPr>
       <w:rPr>
-        <w:rFonts w:ascii="Symbol" w:hAnsi="Symbol" w:hint="default"/>
+        <w:rFonts w:hint="default" w:ascii="Symbol" w:hAnsi="Symbol"/>
       </w:rPr>
     </w:lvl>
     <w:lvl w:ilvl="1" w:tplc="4F781DC0">
@@ -11729,7 +11704,7 @@
         <w:ind w:left="1440" w:hanging="360"/>
       </w:pPr>
       <w:rPr>
-        <w:rFonts w:ascii="Courier New" w:hAnsi="Courier New" w:hint="default"/>
+        <w:rFonts w:hint="default" w:ascii="Courier New" w:hAnsi="Courier New"/>
       </w:rPr>
     </w:lvl>
     <w:lvl w:ilvl="2" w:tplc="ABD0DA3A">
@@ -11741,7 +11716,7 @@
         <w:ind w:left="2160" w:hanging="360"/>
       </w:pPr>
       <w:rPr>
-        <w:rFonts w:ascii="Wingdings" w:hAnsi="Wingdings" w:hint="default"/>
+        <w:rFonts w:hint="default" w:ascii="Wingdings" w:hAnsi="Wingdings"/>
       </w:rPr>
     </w:lvl>
     <w:lvl w:ilvl="3" w:tplc="90CC7710">
@@ -11753,7 +11728,7 @@
         <w:ind w:left="2880" w:hanging="360"/>
       </w:pPr>
       <w:rPr>
-        <w:rFonts w:ascii="Symbol" w:hAnsi="Symbol" w:hint="default"/>
+        <w:rFonts w:hint="default" w:ascii="Symbol" w:hAnsi="Symbol"/>
       </w:rPr>
     </w:lvl>
     <w:lvl w:ilvl="4" w:tplc="39CE098A">
@@ -11765,7 +11740,7 @@
         <w:ind w:left="3600" w:hanging="360"/>
       </w:pPr>
       <w:rPr>
-        <w:rFonts w:ascii="Courier New" w:hAnsi="Courier New" w:hint="default"/>
+        <w:rFonts w:hint="default" w:ascii="Courier New" w:hAnsi="Courier New"/>
       </w:rPr>
     </w:lvl>
     <w:lvl w:ilvl="5" w:tplc="6EEA9A80">
@@ -11777,7 +11752,7 @@
         <w:ind w:left="4320" w:hanging="360"/>
       </w:pPr>
       <w:rPr>
-        <w:rFonts w:ascii="Wingdings" w:hAnsi="Wingdings" w:hint="default"/>
+        <w:rFonts w:hint="default" w:ascii="Wingdings" w:hAnsi="Wingdings"/>
       </w:rPr>
     </w:lvl>
     <w:lvl w:ilvl="6" w:tplc="C87E4656">
@@ -11789,7 +11764,7 @@
         <w:ind w:left="5040" w:hanging="360"/>
       </w:pPr>
       <w:rPr>
-        <w:rFonts w:ascii="Symbol" w:hAnsi="Symbol" w:hint="default"/>
+        <w:rFonts w:hint="default" w:ascii="Symbol" w:hAnsi="Symbol"/>
       </w:rPr>
     </w:lvl>
     <w:lvl w:ilvl="7" w:tplc="CCA42E72">
@@ -11801,7 +11776,7 @@
         <w:ind w:left="5760" w:hanging="360"/>
       </w:pPr>
       <w:rPr>
-        <w:rFonts w:ascii="Courier New" w:hAnsi="Courier New" w:hint="default"/>
+        <w:rFonts w:hint="default" w:ascii="Courier New" w:hAnsi="Courier New"/>
       </w:rPr>
     </w:lvl>
     <w:lvl w:ilvl="8" w:tplc="4FF4ADC0">
@@ -11813,7 +11788,7 @@
         <w:ind w:left="6480" w:hanging="360"/>
       </w:pPr>
       <w:rPr>
-        <w:rFonts w:ascii="Wingdings" w:hAnsi="Wingdings" w:hint="default"/>
+        <w:rFonts w:hint="default" w:ascii="Wingdings" w:hAnsi="Wingdings"/>
       </w:rPr>
     </w:lvl>
   </w:abstractNum>
@@ -11916,7 +11891,7 @@
         <w:ind w:left="720" w:hanging="360"/>
       </w:pPr>
       <w:rPr>
-        <w:rFonts w:ascii="Wingdings" w:hAnsi="Wingdings" w:hint="default"/>
+        <w:rFonts w:hint="default" w:ascii="Wingdings" w:hAnsi="Wingdings"/>
       </w:rPr>
     </w:lvl>
     <w:lvl w:ilvl="1" w:tplc="04090003" w:tentative="1">
@@ -11928,7 +11903,7 @@
         <w:ind w:left="1440" w:hanging="360"/>
       </w:pPr>
       <w:rPr>
-        <w:rFonts w:ascii="Courier New" w:hAnsi="Courier New" w:cs="Courier New" w:hint="default"/>
+        <w:rFonts w:hint="default" w:ascii="Courier New" w:hAnsi="Courier New" w:cs="Courier New"/>
       </w:rPr>
     </w:lvl>
     <w:lvl w:ilvl="2" w:tplc="04090005" w:tentative="1">
@@ -11940,7 +11915,7 @@
         <w:ind w:left="2160" w:hanging="360"/>
       </w:pPr>
       <w:rPr>
-        <w:rFonts w:ascii="Wingdings" w:hAnsi="Wingdings" w:hint="default"/>
+        <w:rFonts w:hint="default" w:ascii="Wingdings" w:hAnsi="Wingdings"/>
       </w:rPr>
     </w:lvl>
     <w:lvl w:ilvl="3" w:tplc="04090001" w:tentative="1">
@@ -11952,7 +11927,7 @@
         <w:ind w:left="2880" w:hanging="360"/>
       </w:pPr>
       <w:rPr>
-        <w:rFonts w:ascii="Symbol" w:hAnsi="Symbol" w:hint="default"/>
+        <w:rFonts w:hint="default" w:ascii="Symbol" w:hAnsi="Symbol"/>
       </w:rPr>
     </w:lvl>
     <w:lvl w:ilvl="4" w:tplc="04090003" w:tentative="1">
@@ -11964,7 +11939,7 @@
         <w:ind w:left="3600" w:hanging="360"/>
       </w:pPr>
       <w:rPr>
-        <w:rFonts w:ascii="Courier New" w:hAnsi="Courier New" w:cs="Courier New" w:hint="default"/>
+        <w:rFonts w:hint="default" w:ascii="Courier New" w:hAnsi="Courier New" w:cs="Courier New"/>
       </w:rPr>
     </w:lvl>
     <w:lvl w:ilvl="5" w:tplc="04090005" w:tentative="1">
@@ -11976,7 +11951,7 @@
         <w:ind w:left="4320" w:hanging="360"/>
       </w:pPr>
       <w:rPr>
-        <w:rFonts w:ascii="Wingdings" w:hAnsi="Wingdings" w:hint="default"/>
+        <w:rFonts w:hint="default" w:ascii="Wingdings" w:hAnsi="Wingdings"/>
       </w:rPr>
     </w:lvl>
     <w:lvl w:ilvl="6" w:tplc="04090001" w:tentative="1">
@@ -11988,7 +11963,7 @@
         <w:ind w:left="5040" w:hanging="360"/>
       </w:pPr>
       <w:rPr>
-        <w:rFonts w:ascii="Symbol" w:hAnsi="Symbol" w:hint="default"/>
+        <w:rFonts w:hint="default" w:ascii="Symbol" w:hAnsi="Symbol"/>
       </w:rPr>
     </w:lvl>
     <w:lvl w:ilvl="7" w:tplc="04090003" w:tentative="1">
@@ -12000,7 +11975,7 @@
         <w:ind w:left="5760" w:hanging="360"/>
       </w:pPr>
       <w:rPr>
-        <w:rFonts w:ascii="Courier New" w:hAnsi="Courier New" w:cs="Courier New" w:hint="default"/>
+        <w:rFonts w:hint="default" w:ascii="Courier New" w:hAnsi="Courier New" w:cs="Courier New"/>
       </w:rPr>
     </w:lvl>
     <w:lvl w:ilvl="8" w:tplc="04090005" w:tentative="1">
@@ -12012,7 +11987,7 @@
         <w:ind w:left="6480" w:hanging="360"/>
       </w:pPr>
       <w:rPr>
-        <w:rFonts w:ascii="Wingdings" w:hAnsi="Wingdings" w:hint="default"/>
+        <w:rFonts w:hint="default" w:ascii="Wingdings" w:hAnsi="Wingdings"/>
       </w:rPr>
     </w:lvl>
   </w:abstractNum>
@@ -12029,7 +12004,7 @@
         <w:ind w:left="720" w:hanging="360"/>
       </w:pPr>
       <w:rPr>
-        <w:rFonts w:ascii="Symbol" w:hAnsi="Symbol" w:hint="default"/>
+        <w:rFonts w:hint="default" w:ascii="Symbol" w:hAnsi="Symbol"/>
       </w:rPr>
     </w:lvl>
     <w:lvl w:ilvl="1" w:tplc="4990AA14">
@@ -12041,7 +12016,7 @@
         <w:ind w:left="1440" w:hanging="360"/>
       </w:pPr>
       <w:rPr>
-        <w:rFonts w:ascii="Courier New" w:hAnsi="Courier New" w:hint="default"/>
+        <w:rFonts w:hint="default" w:ascii="Courier New" w:hAnsi="Courier New"/>
       </w:rPr>
     </w:lvl>
     <w:lvl w:ilvl="2" w:tplc="65AE6064">
@@ -12053,7 +12028,7 @@
         <w:ind w:left="2160" w:hanging="360"/>
       </w:pPr>
       <w:rPr>
-        <w:rFonts w:ascii="Wingdings" w:hAnsi="Wingdings" w:hint="default"/>
+        <w:rFonts w:hint="default" w:ascii="Wingdings" w:hAnsi="Wingdings"/>
       </w:rPr>
     </w:lvl>
     <w:lvl w:ilvl="3" w:tplc="4CF0F4C4">
@@ -12065,7 +12040,7 @@
         <w:ind w:left="2880" w:hanging="360"/>
       </w:pPr>
       <w:rPr>
-        <w:rFonts w:ascii="Symbol" w:hAnsi="Symbol" w:hint="default"/>
+        <w:rFonts w:hint="default" w:ascii="Symbol" w:hAnsi="Symbol"/>
       </w:rPr>
     </w:lvl>
     <w:lvl w:ilvl="4" w:tplc="CB82BFB8">
@@ -12077,7 +12052,7 @@
         <w:ind w:left="3600" w:hanging="360"/>
       </w:pPr>
       <w:rPr>
-        <w:rFonts w:ascii="Courier New" w:hAnsi="Courier New" w:hint="default"/>
+        <w:rFonts w:hint="default" w:ascii="Courier New" w:hAnsi="Courier New"/>
       </w:rPr>
     </w:lvl>
     <w:lvl w:ilvl="5" w:tplc="A2EA6404">
@@ -12089,7 +12064,7 @@
         <w:ind w:left="4320" w:hanging="360"/>
       </w:pPr>
       <w:rPr>
-        <w:rFonts w:ascii="Wingdings" w:hAnsi="Wingdings" w:hint="default"/>
+        <w:rFonts w:hint="default" w:ascii="Wingdings" w:hAnsi="Wingdings"/>
       </w:rPr>
     </w:lvl>
     <w:lvl w:ilvl="6" w:tplc="5F165976">
@@ -12101,7 +12076,7 @@
         <w:ind w:left="5040" w:hanging="360"/>
       </w:pPr>
       <w:rPr>
-        <w:rFonts w:ascii="Symbol" w:hAnsi="Symbol" w:hint="default"/>
+        <w:rFonts w:hint="default" w:ascii="Symbol" w:hAnsi="Symbol"/>
       </w:rPr>
     </w:lvl>
     <w:lvl w:ilvl="7" w:tplc="60C25F92">
@@ -12113,7 +12088,7 @@
         <w:ind w:left="5760" w:hanging="360"/>
       </w:pPr>
       <w:rPr>
-        <w:rFonts w:ascii="Courier New" w:hAnsi="Courier New" w:hint="default"/>
+        <w:rFonts w:hint="default" w:ascii="Courier New" w:hAnsi="Courier New"/>
       </w:rPr>
     </w:lvl>
     <w:lvl w:ilvl="8" w:tplc="BB6E0752">
@@ -12125,7 +12100,7 @@
         <w:ind w:left="6480" w:hanging="360"/>
       </w:pPr>
       <w:rPr>
-        <w:rFonts w:ascii="Wingdings" w:hAnsi="Wingdings" w:hint="default"/>
+        <w:rFonts w:hint="default" w:ascii="Wingdings" w:hAnsi="Wingdings"/>
       </w:rPr>
     </w:lvl>
   </w:abstractNum>
@@ -12142,7 +12117,7 @@
         <w:ind w:left="720" w:hanging="360"/>
       </w:pPr>
       <w:rPr>
-        <w:rFonts w:ascii="Symbol" w:hAnsi="Symbol" w:hint="default"/>
+        <w:rFonts w:hint="default" w:ascii="Symbol" w:hAnsi="Symbol"/>
         <w:color w:val="auto"/>
       </w:rPr>
     </w:lvl>
@@ -12318,7 +12293,7 @@
         <w:ind w:left="720" w:hanging="360"/>
       </w:pPr>
       <w:rPr>
-        <w:rFonts w:ascii="Aptos" w:hAnsi="Aptos" w:hint="default"/>
+        <w:rFonts w:hint="default" w:ascii="Aptos" w:hAnsi="Aptos"/>
       </w:rPr>
     </w:lvl>
     <w:lvl w:ilvl="1" w:tplc="D44CE198">
@@ -12330,7 +12305,7 @@
         <w:ind w:left="1440" w:hanging="360"/>
       </w:pPr>
       <w:rPr>
-        <w:rFonts w:ascii="Courier New" w:hAnsi="Courier New" w:hint="default"/>
+        <w:rFonts w:hint="default" w:ascii="Courier New" w:hAnsi="Courier New"/>
       </w:rPr>
     </w:lvl>
     <w:lvl w:ilvl="2" w:tplc="07BCF300">
@@ -12342,7 +12317,7 @@
         <w:ind w:left="2160" w:hanging="360"/>
       </w:pPr>
       <w:rPr>
-        <w:rFonts w:ascii="Wingdings" w:hAnsi="Wingdings" w:hint="default"/>
+        <w:rFonts w:hint="default" w:ascii="Wingdings" w:hAnsi="Wingdings"/>
       </w:rPr>
     </w:lvl>
     <w:lvl w:ilvl="3" w:tplc="D17292CA">
@@ -12354,7 +12329,7 @@
         <w:ind w:left="2880" w:hanging="360"/>
       </w:pPr>
       <w:rPr>
-        <w:rFonts w:ascii="Symbol" w:hAnsi="Symbol" w:hint="default"/>
+        <w:rFonts w:hint="default" w:ascii="Symbol" w:hAnsi="Symbol"/>
       </w:rPr>
     </w:lvl>
     <w:lvl w:ilvl="4" w:tplc="EDF09D86">
@@ -12366,7 +12341,7 @@
         <w:ind w:left="3600" w:hanging="360"/>
       </w:pPr>
       <w:rPr>
-        <w:rFonts w:ascii="Courier New" w:hAnsi="Courier New" w:hint="default"/>
+        <w:rFonts w:hint="default" w:ascii="Courier New" w:hAnsi="Courier New"/>
       </w:rPr>
     </w:lvl>
     <w:lvl w:ilvl="5" w:tplc="C46608C6">
@@ -12378,7 +12353,7 @@
         <w:ind w:left="4320" w:hanging="360"/>
       </w:pPr>
       <w:rPr>
-        <w:rFonts w:ascii="Wingdings" w:hAnsi="Wingdings" w:hint="default"/>
+        <w:rFonts w:hint="default" w:ascii="Wingdings" w:hAnsi="Wingdings"/>
       </w:rPr>
     </w:lvl>
     <w:lvl w:ilvl="6" w:tplc="EDA68F98">
@@ -12390,7 +12365,7 @@
         <w:ind w:left="5040" w:hanging="360"/>
       </w:pPr>
       <w:rPr>
-        <w:rFonts w:ascii="Symbol" w:hAnsi="Symbol" w:hint="default"/>
+        <w:rFonts w:hint="default" w:ascii="Symbol" w:hAnsi="Symbol"/>
       </w:rPr>
     </w:lvl>
     <w:lvl w:ilvl="7" w:tplc="5AAC0620">
@@ -12402,7 +12377,7 @@
         <w:ind w:left="5760" w:hanging="360"/>
       </w:pPr>
       <w:rPr>
-        <w:rFonts w:ascii="Courier New" w:hAnsi="Courier New" w:hint="default"/>
+        <w:rFonts w:hint="default" w:ascii="Courier New" w:hAnsi="Courier New"/>
       </w:rPr>
     </w:lvl>
     <w:lvl w:ilvl="8" w:tplc="3CB8C830">
@@ -12414,7 +12389,7 @@
         <w:ind w:left="6480" w:hanging="360"/>
       </w:pPr>
       <w:rPr>
-        <w:rFonts w:ascii="Wingdings" w:hAnsi="Wingdings" w:hint="default"/>
+        <w:rFonts w:hint="default" w:ascii="Wingdings" w:hAnsi="Wingdings"/>
       </w:rPr>
     </w:lvl>
   </w:abstractNum>
@@ -12517,7 +12492,7 @@
         <w:ind w:left="720" w:hanging="360"/>
       </w:pPr>
       <w:rPr>
-        <w:rFonts w:ascii="Aptos" w:hAnsi="Aptos" w:hint="default"/>
+        <w:rFonts w:hint="default" w:ascii="Aptos" w:hAnsi="Aptos"/>
       </w:rPr>
     </w:lvl>
     <w:lvl w:ilvl="1" w:tplc="B3320716">
@@ -12529,7 +12504,7 @@
         <w:ind w:left="1440" w:hanging="360"/>
       </w:pPr>
       <w:rPr>
-        <w:rFonts w:ascii="Courier New" w:hAnsi="Courier New" w:hint="default"/>
+        <w:rFonts w:hint="default" w:ascii="Courier New" w:hAnsi="Courier New"/>
       </w:rPr>
     </w:lvl>
     <w:lvl w:ilvl="2" w:tplc="31CA823C">
@@ -12541,7 +12516,7 @@
         <w:ind w:left="2160" w:hanging="360"/>
       </w:pPr>
       <w:rPr>
-        <w:rFonts w:ascii="Wingdings" w:hAnsi="Wingdings" w:hint="default"/>
+        <w:rFonts w:hint="default" w:ascii="Wingdings" w:hAnsi="Wingdings"/>
       </w:rPr>
     </w:lvl>
     <w:lvl w:ilvl="3" w:tplc="A2BA588A">
@@ -12553,7 +12528,7 @@
         <w:ind w:left="2880" w:hanging="360"/>
       </w:pPr>
       <w:rPr>
-        <w:rFonts w:ascii="Symbol" w:hAnsi="Symbol" w:hint="default"/>
+        <w:rFonts w:hint="default" w:ascii="Symbol" w:hAnsi="Symbol"/>
       </w:rPr>
     </w:lvl>
     <w:lvl w:ilvl="4" w:tplc="382C605A">
@@ -12565,7 +12540,7 @@
         <w:ind w:left="3600" w:hanging="360"/>
       </w:pPr>
       <w:rPr>
-        <w:rFonts w:ascii="Courier New" w:hAnsi="Courier New" w:hint="default"/>
+        <w:rFonts w:hint="default" w:ascii="Courier New" w:hAnsi="Courier New"/>
       </w:rPr>
     </w:lvl>
     <w:lvl w:ilvl="5" w:tplc="C5C0D910">
@@ -12577,7 +12552,7 @@
         <w:ind w:left="4320" w:hanging="360"/>
       </w:pPr>
       <w:rPr>
-        <w:rFonts w:ascii="Wingdings" w:hAnsi="Wingdings" w:hint="default"/>
+        <w:rFonts w:hint="default" w:ascii="Wingdings" w:hAnsi="Wingdings"/>
       </w:rPr>
     </w:lvl>
     <w:lvl w:ilvl="6" w:tplc="EA44DF9A">
@@ -12589,7 +12564,7 @@
         <w:ind w:left="5040" w:hanging="360"/>
       </w:pPr>
       <w:rPr>
-        <w:rFonts w:ascii="Symbol" w:hAnsi="Symbol" w:hint="default"/>
+        <w:rFonts w:hint="default" w:ascii="Symbol" w:hAnsi="Symbol"/>
       </w:rPr>
     </w:lvl>
     <w:lvl w:ilvl="7" w:tplc="BAC23398">
@@ -12601,7 +12576,7 @@
         <w:ind w:left="5760" w:hanging="360"/>
       </w:pPr>
       <w:rPr>
-        <w:rFonts w:ascii="Courier New" w:hAnsi="Courier New" w:hint="default"/>
+        <w:rFonts w:hint="default" w:ascii="Courier New" w:hAnsi="Courier New"/>
       </w:rPr>
     </w:lvl>
     <w:lvl w:ilvl="8" w:tplc="A77CDC42">
@@ -12613,7 +12588,7 @@
         <w:ind w:left="6480" w:hanging="360"/>
       </w:pPr>
       <w:rPr>
-        <w:rFonts w:ascii="Wingdings" w:hAnsi="Wingdings" w:hint="default"/>
+        <w:rFonts w:hint="default" w:ascii="Wingdings" w:hAnsi="Wingdings"/>
       </w:rPr>
     </w:lvl>
   </w:abstractNum>
@@ -12630,7 +12605,7 @@
         <w:ind w:left="360" w:hanging="360"/>
       </w:pPr>
       <w:rPr>
-        <w:rFonts w:ascii="Wingdings" w:hAnsi="Wingdings" w:hint="default"/>
+        <w:rFonts w:hint="default" w:ascii="Wingdings" w:hAnsi="Wingdings"/>
       </w:rPr>
     </w:lvl>
     <w:lvl w:ilvl="1" w:tplc="04090003" w:tentative="1">
@@ -12642,7 +12617,7 @@
         <w:ind w:left="1080" w:hanging="360"/>
       </w:pPr>
       <w:rPr>
-        <w:rFonts w:ascii="Courier New" w:hAnsi="Courier New" w:cs="Courier New" w:hint="default"/>
+        <w:rFonts w:hint="default" w:ascii="Courier New" w:hAnsi="Courier New" w:cs="Courier New"/>
       </w:rPr>
     </w:lvl>
     <w:lvl w:ilvl="2" w:tplc="04090005" w:tentative="1">
@@ -12654,7 +12629,7 @@
         <w:ind w:left="1800" w:hanging="360"/>
       </w:pPr>
       <w:rPr>
-        <w:rFonts w:ascii="Wingdings" w:hAnsi="Wingdings" w:hint="default"/>
+        <w:rFonts w:hint="default" w:ascii="Wingdings" w:hAnsi="Wingdings"/>
       </w:rPr>
     </w:lvl>
     <w:lvl w:ilvl="3" w:tplc="04090001" w:tentative="1">
@@ -12666,7 +12641,7 @@
         <w:ind w:left="2520" w:hanging="360"/>
       </w:pPr>
       <w:rPr>
-        <w:rFonts w:ascii="Symbol" w:hAnsi="Symbol" w:hint="default"/>
+        <w:rFonts w:hint="default" w:ascii="Symbol" w:hAnsi="Symbol"/>
       </w:rPr>
     </w:lvl>
     <w:lvl w:ilvl="4" w:tplc="04090003" w:tentative="1">
@@ -12678,7 +12653,7 @@
         <w:ind w:left="3240" w:hanging="360"/>
       </w:pPr>
       <w:rPr>
-        <w:rFonts w:ascii="Courier New" w:hAnsi="Courier New" w:cs="Courier New" w:hint="default"/>
+        <w:rFonts w:hint="default" w:ascii="Courier New" w:hAnsi="Courier New" w:cs="Courier New"/>
       </w:rPr>
     </w:lvl>
     <w:lvl w:ilvl="5" w:tplc="04090005" w:tentative="1">
@@ -12690,7 +12665,7 @@
         <w:ind w:left="3960" w:hanging="360"/>
       </w:pPr>
       <w:rPr>
-        <w:rFonts w:ascii="Wingdings" w:hAnsi="Wingdings" w:hint="default"/>
+        <w:rFonts w:hint="default" w:ascii="Wingdings" w:hAnsi="Wingdings"/>
       </w:rPr>
     </w:lvl>
     <w:lvl w:ilvl="6" w:tplc="04090001" w:tentative="1">
@@ -12702,7 +12677,7 @@
         <w:ind w:left="4680" w:hanging="360"/>
       </w:pPr>
       <w:rPr>
-        <w:rFonts w:ascii="Symbol" w:hAnsi="Symbol" w:hint="default"/>
+        <w:rFonts w:hint="default" w:ascii="Symbol" w:hAnsi="Symbol"/>
       </w:rPr>
     </w:lvl>
     <w:lvl w:ilvl="7" w:tplc="04090003" w:tentative="1">
@@ -12714,7 +12689,7 @@
         <w:ind w:left="5400" w:hanging="360"/>
       </w:pPr>
       <w:rPr>
-        <w:rFonts w:ascii="Courier New" w:hAnsi="Courier New" w:cs="Courier New" w:hint="default"/>
+        <w:rFonts w:hint="default" w:ascii="Courier New" w:hAnsi="Courier New" w:cs="Courier New"/>
       </w:rPr>
     </w:lvl>
     <w:lvl w:ilvl="8" w:tplc="04090005" w:tentative="1">
@@ -12726,7 +12701,7 @@
         <w:ind w:left="6120" w:hanging="360"/>
       </w:pPr>
       <w:rPr>
-        <w:rFonts w:ascii="Wingdings" w:hAnsi="Wingdings" w:hint="default"/>
+        <w:rFonts w:hint="default" w:ascii="Wingdings" w:hAnsi="Wingdings"/>
       </w:rPr>
     </w:lvl>
   </w:abstractNum>
@@ -12743,7 +12718,7 @@
         <w:ind w:left="1440" w:hanging="360"/>
       </w:pPr>
       <w:rPr>
-        <w:rFonts w:ascii="Symbol" w:hAnsi="Symbol" w:hint="default"/>
+        <w:rFonts w:hint="default" w:ascii="Symbol" w:hAnsi="Symbol"/>
       </w:rPr>
     </w:lvl>
     <w:lvl w:ilvl="1" w:tplc="B9707602">
@@ -12755,7 +12730,7 @@
         <w:ind w:left="2160" w:hanging="360"/>
       </w:pPr>
       <w:rPr>
-        <w:rFonts w:ascii="Courier New" w:hAnsi="Courier New" w:hint="default"/>
+        <w:rFonts w:hint="default" w:ascii="Courier New" w:hAnsi="Courier New"/>
       </w:rPr>
     </w:lvl>
     <w:lvl w:ilvl="2" w:tplc="8E92E0BA">
@@ -12767,7 +12742,7 @@
         <w:ind w:left="2880" w:hanging="360"/>
       </w:pPr>
       <w:rPr>
-        <w:rFonts w:ascii="Wingdings" w:hAnsi="Wingdings" w:hint="default"/>
+        <w:rFonts w:hint="default" w:ascii="Wingdings" w:hAnsi="Wingdings"/>
       </w:rPr>
     </w:lvl>
     <w:lvl w:ilvl="3" w:tplc="E8B88FBA">
@@ -12779,7 +12754,7 @@
         <w:ind w:left="3600" w:hanging="360"/>
       </w:pPr>
       <w:rPr>
-        <w:rFonts w:ascii="Symbol" w:hAnsi="Symbol" w:hint="default"/>
+        <w:rFonts w:hint="default" w:ascii="Symbol" w:hAnsi="Symbol"/>
       </w:rPr>
     </w:lvl>
     <w:lvl w:ilvl="4" w:tplc="68E0DBF4">
@@ -12791,7 +12766,7 @@
         <w:ind w:left="4320" w:hanging="360"/>
       </w:pPr>
       <w:rPr>
-        <w:rFonts w:ascii="Courier New" w:hAnsi="Courier New" w:hint="default"/>
+        <w:rFonts w:hint="default" w:ascii="Courier New" w:hAnsi="Courier New"/>
       </w:rPr>
     </w:lvl>
     <w:lvl w:ilvl="5" w:tplc="C7BE65EC">
@@ -12803,7 +12778,7 @@
         <w:ind w:left="5040" w:hanging="360"/>
       </w:pPr>
       <w:rPr>
-        <w:rFonts w:ascii="Wingdings" w:hAnsi="Wingdings" w:hint="default"/>
+        <w:rFonts w:hint="default" w:ascii="Wingdings" w:hAnsi="Wingdings"/>
       </w:rPr>
     </w:lvl>
     <w:lvl w:ilvl="6" w:tplc="7BA60656">
@@ -12815,7 +12790,7 @@
         <w:ind w:left="5760" w:hanging="360"/>
       </w:pPr>
       <w:rPr>
-        <w:rFonts w:ascii="Symbol" w:hAnsi="Symbol" w:hint="default"/>
+        <w:rFonts w:hint="default" w:ascii="Symbol" w:hAnsi="Symbol"/>
       </w:rPr>
     </w:lvl>
     <w:lvl w:ilvl="7" w:tplc="8FC4C0CE">
@@ -12827,7 +12802,7 @@
         <w:ind w:left="6480" w:hanging="360"/>
       </w:pPr>
       <w:rPr>
-        <w:rFonts w:ascii="Courier New" w:hAnsi="Courier New" w:hint="default"/>
+        <w:rFonts w:hint="default" w:ascii="Courier New" w:hAnsi="Courier New"/>
       </w:rPr>
     </w:lvl>
     <w:lvl w:ilvl="8" w:tplc="4742307A">
@@ -12839,7 +12814,7 @@
         <w:ind w:left="7200" w:hanging="360"/>
       </w:pPr>
       <w:rPr>
-        <w:rFonts w:ascii="Wingdings" w:hAnsi="Wingdings" w:hint="default"/>
+        <w:rFonts w:hint="default" w:ascii="Wingdings" w:hAnsi="Wingdings"/>
       </w:rPr>
     </w:lvl>
   </w:abstractNum>
@@ -12856,7 +12831,7 @@
         <w:ind w:left="720" w:hanging="360"/>
       </w:pPr>
       <w:rPr>
-        <w:rFonts w:ascii="Symbol" w:hAnsi="Symbol" w:hint="default"/>
+        <w:rFonts w:hint="default" w:ascii="Symbol" w:hAnsi="Symbol"/>
       </w:rPr>
     </w:lvl>
     <w:lvl w:ilvl="1" w:tplc="74BE0216">
@@ -12868,7 +12843,7 @@
         <w:ind w:left="1440" w:hanging="360"/>
       </w:pPr>
       <w:rPr>
-        <w:rFonts w:ascii="Courier New" w:hAnsi="Courier New" w:hint="default"/>
+        <w:rFonts w:hint="default" w:ascii="Courier New" w:hAnsi="Courier New"/>
       </w:rPr>
     </w:lvl>
     <w:lvl w:ilvl="2" w:tplc="5B7CFC92">
@@ -12880,7 +12855,7 @@
         <w:ind w:left="2160" w:hanging="360"/>
       </w:pPr>
       <w:rPr>
-        <w:rFonts w:ascii="Wingdings" w:hAnsi="Wingdings" w:hint="default"/>
+        <w:rFonts w:hint="default" w:ascii="Wingdings" w:hAnsi="Wingdings"/>
       </w:rPr>
     </w:lvl>
     <w:lvl w:ilvl="3" w:tplc="35FECA06">
@@ -12892,7 +12867,7 @@
         <w:ind w:left="2880" w:hanging="360"/>
       </w:pPr>
       <w:rPr>
-        <w:rFonts w:ascii="Symbol" w:hAnsi="Symbol" w:hint="default"/>
+        <w:rFonts w:hint="default" w:ascii="Symbol" w:hAnsi="Symbol"/>
       </w:rPr>
     </w:lvl>
     <w:lvl w:ilvl="4" w:tplc="05DAE018">
@@ -12904,7 +12879,7 @@
         <w:ind w:left="3600" w:hanging="360"/>
       </w:pPr>
       <w:rPr>
-        <w:rFonts w:ascii="Courier New" w:hAnsi="Courier New" w:hint="default"/>
+        <w:rFonts w:hint="default" w:ascii="Courier New" w:hAnsi="Courier New"/>
       </w:rPr>
     </w:lvl>
     <w:lvl w:ilvl="5" w:tplc="A2B813CC">
@@ -12916,7 +12891,7 @@
         <w:ind w:left="4320" w:hanging="360"/>
       </w:pPr>
       <w:rPr>
-        <w:rFonts w:ascii="Wingdings" w:hAnsi="Wingdings" w:hint="default"/>
+        <w:rFonts w:hint="default" w:ascii="Wingdings" w:hAnsi="Wingdings"/>
       </w:rPr>
     </w:lvl>
     <w:lvl w:ilvl="6" w:tplc="F41C972A">
@@ -12928,7 +12903,7 @@
         <w:ind w:left="5040" w:hanging="360"/>
       </w:pPr>
       <w:rPr>
-        <w:rFonts w:ascii="Symbol" w:hAnsi="Symbol" w:hint="default"/>
+        <w:rFonts w:hint="default" w:ascii="Symbol" w:hAnsi="Symbol"/>
       </w:rPr>
     </w:lvl>
     <w:lvl w:ilvl="7" w:tplc="C0E80F46">
@@ -12940,7 +12915,7 @@
         <w:ind w:left="5760" w:hanging="360"/>
       </w:pPr>
       <w:rPr>
-        <w:rFonts w:ascii="Courier New" w:hAnsi="Courier New" w:hint="default"/>
+        <w:rFonts w:hint="default" w:ascii="Courier New" w:hAnsi="Courier New"/>
       </w:rPr>
     </w:lvl>
     <w:lvl w:ilvl="8" w:tplc="318ACA2C">
@@ -12952,7 +12927,7 @@
         <w:ind w:left="6480" w:hanging="360"/>
       </w:pPr>
       <w:rPr>
-        <w:rFonts w:ascii="Wingdings" w:hAnsi="Wingdings" w:hint="default"/>
+        <w:rFonts w:hint="default" w:ascii="Wingdings" w:hAnsi="Wingdings"/>
       </w:rPr>
     </w:lvl>
   </w:abstractNum>
@@ -12970,7 +12945,7 @@
         <w:ind w:left="90" w:hanging="360"/>
       </w:pPr>
       <w:rPr>
-        <w:rFonts w:ascii="Times New Roman" w:hAnsi="Times New Roman" w:hint="default"/>
+        <w:rFonts w:hint="default" w:ascii="Times New Roman" w:hAnsi="Times New Roman"/>
         <w:sz w:val="24"/>
       </w:rPr>
     </w:lvl>
@@ -12983,7 +12958,7 @@
         <w:ind w:left="810" w:hanging="360"/>
       </w:pPr>
       <w:rPr>
-        <w:rFonts w:ascii="Symbol" w:hAnsi="Symbol" w:hint="default"/>
+        <w:rFonts w:hint="default" w:ascii="Symbol" w:hAnsi="Symbol"/>
       </w:rPr>
     </w:lvl>
     <w:lvl w:ilvl="2">
@@ -12995,7 +12970,7 @@
         <w:ind w:left="1530" w:hanging="360"/>
       </w:pPr>
       <w:rPr>
-        <w:rFonts w:ascii="Courier New" w:hAnsi="Courier New" w:hint="default"/>
+        <w:rFonts w:hint="default" w:ascii="Courier New" w:hAnsi="Courier New"/>
         <w:sz w:val="22"/>
       </w:rPr>
     </w:lvl>
@@ -13008,7 +12983,7 @@
         <w:ind w:left="2250" w:hanging="360"/>
       </w:pPr>
       <w:rPr>
-        <w:rFonts w:ascii="Wingdings" w:hAnsi="Wingdings" w:hint="default"/>
+        <w:rFonts w:hint="default" w:ascii="Wingdings" w:hAnsi="Wingdings"/>
       </w:rPr>
     </w:lvl>
     <w:lvl w:ilvl="4">
@@ -13020,7 +12995,7 @@
         <w:ind w:left="2970" w:hanging="360"/>
       </w:pPr>
       <w:rPr>
-        <w:rFonts w:ascii="Courier New" w:hAnsi="Courier New" w:cs="Courier New" w:hint="default"/>
+        <w:rFonts w:hint="default" w:ascii="Courier New" w:hAnsi="Courier New" w:cs="Courier New"/>
       </w:rPr>
     </w:lvl>
     <w:lvl w:ilvl="5">
@@ -13032,7 +13007,7 @@
         <w:ind w:left="3690" w:hanging="360"/>
       </w:pPr>
       <w:rPr>
-        <w:rFonts w:ascii="Wingdings" w:hAnsi="Wingdings" w:hint="default"/>
+        <w:rFonts w:hint="default" w:ascii="Wingdings" w:hAnsi="Wingdings"/>
       </w:rPr>
     </w:lvl>
     <w:lvl w:ilvl="6">
@@ -13044,7 +13019,7 @@
         <w:ind w:left="4410" w:hanging="360"/>
       </w:pPr>
       <w:rPr>
-        <w:rFonts w:ascii="Symbol" w:hAnsi="Symbol" w:hint="default"/>
+        <w:rFonts w:hint="default" w:ascii="Symbol" w:hAnsi="Symbol"/>
       </w:rPr>
     </w:lvl>
     <w:lvl w:ilvl="7">
@@ -13056,7 +13031,7 @@
         <w:ind w:left="5130" w:hanging="360"/>
       </w:pPr>
       <w:rPr>
-        <w:rFonts w:ascii="Courier New" w:hAnsi="Courier New" w:cs="Courier New" w:hint="default"/>
+        <w:rFonts w:hint="default" w:ascii="Courier New" w:hAnsi="Courier New" w:cs="Courier New"/>
       </w:rPr>
     </w:lvl>
     <w:lvl w:ilvl="8">
@@ -13068,7 +13043,7 @@
         <w:ind w:left="5850" w:hanging="360"/>
       </w:pPr>
       <w:rPr>
-        <w:rFonts w:ascii="Wingdings" w:hAnsi="Wingdings" w:hint="default"/>
+        <w:rFonts w:hint="default" w:ascii="Wingdings" w:hAnsi="Wingdings"/>
       </w:rPr>
     </w:lvl>
   </w:abstractNum>
@@ -13098,7 +13073,7 @@
         <w:ind w:left="450" w:hanging="360"/>
       </w:pPr>
       <w:rPr>
-        <w:rFonts w:ascii="Symbol" w:hAnsi="Symbol" w:hint="default"/>
+        <w:rFonts w:hint="default" w:ascii="Symbol" w:hAnsi="Symbol"/>
         <w:color w:val="000000" w:themeColor="text1"/>
       </w:rPr>
     </w:lvl>
@@ -13111,7 +13086,7 @@
         <w:ind w:left="1170" w:hanging="180"/>
       </w:pPr>
       <w:rPr>
-        <w:rFonts w:ascii="Courier" w:hAnsi="Courier" w:hint="default"/>
+        <w:rFonts w:hint="default" w:ascii="Courier" w:hAnsi="Courier"/>
         <w:color w:val="auto"/>
       </w:rPr>
     </w:lvl>
@@ -13201,7 +13176,7 @@
         <w:ind w:left="360" w:hanging="360"/>
       </w:pPr>
       <w:rPr>
-        <w:rFonts w:ascii="Wingdings" w:hAnsi="Wingdings" w:hint="default"/>
+        <w:rFonts w:hint="default" w:ascii="Wingdings" w:hAnsi="Wingdings"/>
       </w:rPr>
     </w:lvl>
     <w:lvl w:ilvl="1" w:tplc="04090003" w:tentative="1">
@@ -13213,7 +13188,7 @@
         <w:ind w:left="1080" w:hanging="360"/>
       </w:pPr>
       <w:rPr>
-        <w:rFonts w:ascii="Courier New" w:hAnsi="Courier New" w:cs="Courier New" w:hint="default"/>
+        <w:rFonts w:hint="default" w:ascii="Courier New" w:hAnsi="Courier New" w:cs="Courier New"/>
       </w:rPr>
     </w:lvl>
     <w:lvl w:ilvl="2" w:tplc="04090005" w:tentative="1">
@@ -13225,7 +13200,7 @@
         <w:ind w:left="1800" w:hanging="360"/>
       </w:pPr>
       <w:rPr>
-        <w:rFonts w:ascii="Wingdings" w:hAnsi="Wingdings" w:hint="default"/>
+        <w:rFonts w:hint="default" w:ascii="Wingdings" w:hAnsi="Wingdings"/>
       </w:rPr>
     </w:lvl>
     <w:lvl w:ilvl="3" w:tplc="04090001" w:tentative="1">
@@ -13237,7 +13212,7 @@
         <w:ind w:left="2520" w:hanging="360"/>
       </w:pPr>
       <w:rPr>
-        <w:rFonts w:ascii="Symbol" w:hAnsi="Symbol" w:hint="default"/>
+        <w:rFonts w:hint="default" w:ascii="Symbol" w:hAnsi="Symbol"/>
       </w:rPr>
     </w:lvl>
     <w:lvl w:ilvl="4" w:tplc="04090003" w:tentative="1">
@@ -13249,7 +13224,7 @@
         <w:ind w:left="3240" w:hanging="360"/>
       </w:pPr>
       <w:rPr>
-        <w:rFonts w:ascii="Courier New" w:hAnsi="Courier New" w:cs="Courier New" w:hint="default"/>
+        <w:rFonts w:hint="default" w:ascii="Courier New" w:hAnsi="Courier New" w:cs="Courier New"/>
       </w:rPr>
     </w:lvl>
     <w:lvl w:ilvl="5" w:tplc="04090005" w:tentative="1">
@@ -13261,7 +13236,7 @@
         <w:ind w:left="3960" w:hanging="360"/>
       </w:pPr>
       <w:rPr>
-        <w:rFonts w:ascii="Wingdings" w:hAnsi="Wingdings" w:hint="default"/>
+        <w:rFonts w:hint="default" w:ascii="Wingdings" w:hAnsi="Wingdings"/>
       </w:rPr>
     </w:lvl>
     <w:lvl w:ilvl="6" w:tplc="04090001" w:tentative="1">
@@ -13273,7 +13248,7 @@
         <w:ind w:left="4680" w:hanging="360"/>
       </w:pPr>
       <w:rPr>
-        <w:rFonts w:ascii="Symbol" w:hAnsi="Symbol" w:hint="default"/>
+        <w:rFonts w:hint="default" w:ascii="Symbol" w:hAnsi="Symbol"/>
       </w:rPr>
     </w:lvl>
     <w:lvl w:ilvl="7" w:tplc="04090003" w:tentative="1">
@@ -13285,7 +13260,7 @@
         <w:ind w:left="5400" w:hanging="360"/>
       </w:pPr>
       <w:rPr>
-        <w:rFonts w:ascii="Courier New" w:hAnsi="Courier New" w:cs="Courier New" w:hint="default"/>
+        <w:rFonts w:hint="default" w:ascii="Courier New" w:hAnsi="Courier New" w:cs="Courier New"/>
       </w:rPr>
     </w:lvl>
     <w:lvl w:ilvl="8" w:tplc="04090005" w:tentative="1">
@@ -13297,7 +13272,7 @@
         <w:ind w:left="6120" w:hanging="360"/>
       </w:pPr>
       <w:rPr>
-        <w:rFonts w:ascii="Wingdings" w:hAnsi="Wingdings" w:hint="default"/>
+        <w:rFonts w:hint="default" w:ascii="Wingdings" w:hAnsi="Wingdings"/>
       </w:rPr>
     </w:lvl>
   </w:abstractNum>
@@ -13396,7 +13371,7 @@
   <w:docDefaults>
     <w:rPrDefault>
       <w:rPr>
-        <w:rFonts w:asciiTheme="minorHAnsi" w:eastAsiaTheme="minorHAnsi" w:hAnsiTheme="minorHAnsi" w:cstheme="minorBidi"/>
+        <w:rFonts w:asciiTheme="minorHAnsi" w:hAnsiTheme="minorHAnsi" w:eastAsiaTheme="minorHAnsi" w:cstheme="minorBidi"/>
         <w:kern w:val="2"/>
         <w:sz w:val="24"/>
         <w:szCs w:val="24"/>
@@ -13409,14 +13384,14 @@
   <w:latentStyles w:defLockedState="0" w:defUIPriority="99" w:defSemiHidden="0" w:defUnhideWhenUsed="0" w:defQFormat="0" w:count="376">
     <w:lsdException w:name="Normal" w:uiPriority="0" w:qFormat="1"/>
     <w:lsdException w:name="heading 1" w:uiPriority="9" w:qFormat="1"/>
-    <w:lsdException w:name="heading 2" w:semiHidden="1" w:uiPriority="9" w:unhideWhenUsed="1" w:qFormat="1"/>
-    <w:lsdException w:name="heading 3" w:semiHidden="1" w:uiPriority="9" w:unhideWhenUsed="1" w:qFormat="1"/>
-    <w:lsdException w:name="heading 4" w:semiHidden="1" w:uiPriority="9" w:unhideWhenUsed="1" w:qFormat="1"/>
-    <w:lsdException w:name="heading 5" w:semiHidden="1" w:uiPriority="9" w:unhideWhenUsed="1" w:qFormat="1"/>
-    <w:lsdException w:name="heading 6" w:semiHidden="1" w:uiPriority="9" w:unhideWhenUsed="1" w:qFormat="1"/>
-    <w:lsdException w:name="heading 7" w:semiHidden="1" w:uiPriority="9" w:unhideWhenUsed="1" w:qFormat="1"/>
-    <w:lsdException w:name="heading 8" w:semiHidden="1" w:uiPriority="9" w:unhideWhenUsed="1" w:qFormat="1"/>
-    <w:lsdException w:name="heading 9" w:semiHidden="1" w:uiPriority="9" w:unhideWhenUsed="1" w:qFormat="1"/>
+    <w:lsdException w:name="heading 2" w:uiPriority="9" w:semiHidden="1" w:unhideWhenUsed="1" w:qFormat="1"/>
+    <w:lsdException w:name="heading 3" w:uiPriority="9" w:semiHidden="1" w:unhideWhenUsed="1" w:qFormat="1"/>
+    <w:lsdException w:name="heading 4" w:uiPriority="9" w:semiHidden="1" w:unhideWhenUsed="1" w:qFormat="1"/>
+    <w:lsdException w:name="heading 5" w:uiPriority="9" w:semiHidden="1" w:unhideWhenUsed="1" w:qFormat="1"/>
+    <w:lsdException w:name="heading 6" w:uiPriority="9" w:semiHidden="1" w:unhideWhenUsed="1" w:qFormat="1"/>
+    <w:lsdException w:name="heading 7" w:uiPriority="9" w:semiHidden="1" w:unhideWhenUsed="1" w:qFormat="1"/>
+    <w:lsdException w:name="heading 8" w:uiPriority="9" w:semiHidden="1" w:unhideWhenUsed="1" w:qFormat="1"/>
+    <w:lsdException w:name="heading 9" w:uiPriority="9" w:semiHidden="1" w:unhideWhenUsed="1" w:qFormat="1"/>
     <w:lsdException w:name="index 1" w:semiHidden="1" w:unhideWhenUsed="1"/>
     <w:lsdException w:name="index 2" w:semiHidden="1" w:unhideWhenUsed="1"/>
     <w:lsdException w:name="index 3" w:semiHidden="1" w:unhideWhenUsed="1"/>
@@ -13426,22 +13401,22 @@
     <w:lsdException w:name="index 7" w:semiHidden="1" w:unhideWhenUsed="1"/>
     <w:lsdException w:name="index 8" w:semiHidden="1" w:unhideWhenUsed="1"/>
     <w:lsdException w:name="index 9" w:semiHidden="1" w:unhideWhenUsed="1"/>
-    <w:lsdException w:name="toc 1" w:semiHidden="1" w:uiPriority="39" w:unhideWhenUsed="1"/>
-    <w:lsdException w:name="toc 2" w:semiHidden="1" w:uiPriority="39" w:unhideWhenUsed="1"/>
-    <w:lsdException w:name="toc 3" w:semiHidden="1" w:uiPriority="39" w:unhideWhenUsed="1"/>
-    <w:lsdException w:name="toc 4" w:semiHidden="1" w:uiPriority="39" w:unhideWhenUsed="1"/>
-    <w:lsdException w:name="toc 5" w:semiHidden="1" w:uiPriority="39" w:unhideWhenUsed="1"/>
-    <w:lsdException w:name="toc 6" w:semiHidden="1" w:uiPriority="39" w:unhideWhenUsed="1"/>
-    <w:lsdException w:name="toc 7" w:semiHidden="1" w:uiPriority="39" w:unhideWhenUsed="1"/>
-    <w:lsdException w:name="toc 8" w:semiHidden="1" w:uiPriority="39" w:unhideWhenUsed="1"/>
-    <w:lsdException w:name="toc 9" w:semiHidden="1" w:uiPriority="39" w:unhideWhenUsed="1"/>
+    <w:lsdException w:name="toc 1" w:uiPriority="39" w:semiHidden="1" w:unhideWhenUsed="1"/>
+    <w:lsdException w:name="toc 2" w:uiPriority="39" w:semiHidden="1" w:unhideWhenUsed="1"/>
+    <w:lsdException w:name="toc 3" w:uiPriority="39" w:semiHidden="1" w:unhideWhenUsed="1"/>
+    <w:lsdException w:name="toc 4" w:uiPriority="39" w:semiHidden="1" w:unhideWhenUsed="1"/>
+    <w:lsdException w:name="toc 5" w:uiPriority="39" w:semiHidden="1" w:unhideWhenUsed="1"/>
+    <w:lsdException w:name="toc 6" w:uiPriority="39" w:semiHidden="1" w:unhideWhenUsed="1"/>
+    <w:lsdException w:name="toc 7" w:uiPriority="39" w:semiHidden="1" w:unhideWhenUsed="1"/>
+    <w:lsdException w:name="toc 8" w:uiPriority="39" w:semiHidden="1" w:unhideWhenUsed="1"/>
+    <w:lsdException w:name="toc 9" w:uiPriority="39" w:semiHidden="1" w:unhideWhenUsed="1"/>
     <w:lsdException w:name="Normal Indent" w:semiHidden="1" w:unhideWhenUsed="1"/>
     <w:lsdException w:name="footnote text" w:semiHidden="1" w:unhideWhenUsed="1"/>
     <w:lsdException w:name="annotation text" w:semiHidden="1" w:unhideWhenUsed="1"/>
     <w:lsdException w:name="header" w:semiHidden="1" w:unhideWhenUsed="1"/>
     <w:lsdException w:name="footer" w:semiHidden="1" w:unhideWhenUsed="1"/>
     <w:lsdException w:name="index heading" w:semiHidden="1" w:unhideWhenUsed="1"/>
-    <w:lsdException w:name="caption" w:semiHidden="1" w:uiPriority="35" w:unhideWhenUsed="1" w:qFormat="1"/>
+    <w:lsdException w:name="caption" w:uiPriority="35" w:semiHidden="1" w:unhideWhenUsed="1" w:qFormat="1"/>
     <w:lsdException w:name="table of figures" w:semiHidden="1" w:unhideWhenUsed="1"/>
     <w:lsdException w:name="envelope address" w:semiHidden="1" w:unhideWhenUsed="1"/>
     <w:lsdException w:name="envelope return" w:semiHidden="1" w:unhideWhenUsed="1"/>
@@ -13472,7 +13447,7 @@
     <w:lsdException w:name="Title" w:uiPriority="10" w:qFormat="1"/>
     <w:lsdException w:name="Closing" w:semiHidden="1" w:unhideWhenUsed="1"/>
     <w:lsdException w:name="Signature" w:semiHidden="1" w:unhideWhenUsed="1"/>
-    <w:lsdException w:name="Default Paragraph Font" w:semiHidden="1" w:uiPriority="1" w:unhideWhenUsed="1"/>
+    <w:lsdException w:name="Default Paragraph Font" w:uiPriority="1" w:semiHidden="1" w:unhideWhenUsed="1"/>
     <w:lsdException w:name="Body Text" w:semiHidden="1" w:unhideWhenUsed="1"/>
     <w:lsdException w:name="Body Text Indent" w:semiHidden="1" w:unhideWhenUsed="1"/>
     <w:lsdException w:name="List Continue" w:semiHidden="1" w:unhideWhenUsed="1"/>
@@ -13672,8 +13647,8 @@
     <w:lsdException w:name="Subtle Reference" w:uiPriority="31" w:qFormat="1"/>
     <w:lsdException w:name="Intense Reference" w:uiPriority="32" w:qFormat="1"/>
     <w:lsdException w:name="Book Title" w:uiPriority="33" w:qFormat="1"/>
-    <w:lsdException w:name="Bibliography" w:semiHidden="1" w:uiPriority="37" w:unhideWhenUsed="1"/>
-    <w:lsdException w:name="TOC Heading" w:semiHidden="1" w:uiPriority="39" w:unhideWhenUsed="1" w:qFormat="1"/>
+    <w:lsdException w:name="Bibliography" w:uiPriority="37" w:semiHidden="1" w:unhideWhenUsed="1"/>
+    <w:lsdException w:name="TOC Heading" w:uiPriority="39" w:semiHidden="1" w:unhideWhenUsed="1" w:qFormat="1"/>
     <w:lsdException w:name="Plain Table 1" w:uiPriority="41"/>
     <w:lsdException w:name="Plain Table 2" w:uiPriority="42"/>
     <w:lsdException w:name="Plain Table 3" w:uiPriority="43"/>
@@ -13784,7 +13759,7 @@
     <w:lsdException w:name="Unresolved Mention" w:semiHidden="1" w:unhideWhenUsed="1"/>
     <w:lsdException w:name="Smart Link" w:semiHidden="1" w:unhideWhenUsed="1"/>
   </w:latentStyles>
-  <w:style w:type="paragraph" w:default="1" w:styleId="Normal">
+  <w:style w:type="paragraph" w:styleId="Normal" w:default="1">
     <w:name w:val="Normal"/>
     <w:qFormat/>
   </w:style>
@@ -13803,7 +13778,7 @@
       <w:outlineLvl w:val="0"/>
     </w:pPr>
     <w:rPr>
-      <w:rFonts w:asciiTheme="majorHAnsi" w:eastAsiaTheme="majorEastAsia" w:hAnsiTheme="majorHAnsi" w:cstheme="majorBidi"/>
+      <w:rFonts w:asciiTheme="majorHAnsi" w:hAnsiTheme="majorHAnsi" w:eastAsiaTheme="majorEastAsia" w:cstheme="majorBidi"/>
       <w:color w:val="0F4761" w:themeColor="accent1" w:themeShade="BF"/>
       <w:sz w:val="40"/>
       <w:szCs w:val="40"/>
@@ -13826,7 +13801,7 @@
       <w:outlineLvl w:val="1"/>
     </w:pPr>
     <w:rPr>
-      <w:rFonts w:asciiTheme="majorHAnsi" w:eastAsiaTheme="majorEastAsia" w:hAnsiTheme="majorHAnsi" w:cstheme="majorBidi"/>
+      <w:rFonts w:asciiTheme="majorHAnsi" w:hAnsiTheme="majorHAnsi" w:eastAsiaTheme="majorEastAsia" w:cstheme="majorBidi"/>
       <w:color w:val="0F4761" w:themeColor="accent1" w:themeShade="BF"/>
       <w:sz w:val="32"/>
       <w:szCs w:val="32"/>
@@ -13985,13 +13960,13 @@
       <w:color w:val="272727" w:themeColor="text1" w:themeTint="D8"/>
     </w:rPr>
   </w:style>
-  <w:style w:type="character" w:default="1" w:styleId="DefaultParagraphFont">
+  <w:style w:type="character" w:styleId="DefaultParagraphFont" w:default="1">
     <w:name w:val="Default Paragraph Font"/>
     <w:uiPriority w:val="1"/>
     <w:semiHidden/>
     <w:unhideWhenUsed/>
   </w:style>
-  <w:style w:type="table" w:default="1" w:styleId="TableNormal">
+  <w:style w:type="table" w:styleId="TableNormal" w:default="1">
     <w:name w:val="Normal Table"/>
     <w:uiPriority w:val="99"/>
     <w:semiHidden/>
@@ -14006,13 +13981,13 @@
       </w:tblCellMar>
     </w:tblPr>
   </w:style>
-  <w:style w:type="numbering" w:default="1" w:styleId="NoList">
+  <w:style w:type="numbering" w:styleId="NoList" w:default="1">
     <w:name w:val="No List"/>
     <w:uiPriority w:val="99"/>
     <w:semiHidden/>
     <w:unhideWhenUsed/>
   </w:style>
-  <w:style w:type="paragraph" w:customStyle="1" w:styleId="Contracts">
+  <w:style w:type="paragraph" w:styleId="Contracts" w:customStyle="1">
     <w:name w:val="Contracts"/>
     <w:basedOn w:val="ListParagraph"/>
     <w:qFormat/>
@@ -14042,7 +14017,7 @@
       <w:contextualSpacing/>
     </w:pPr>
   </w:style>
-  <w:style w:type="numbering" w:customStyle="1" w:styleId="Outline">
+  <w:style w:type="numbering" w:styleId="Outline" w:customStyle="1">
     <w:name w:val="Outline"/>
     <w:basedOn w:val="NoList"/>
     <w:uiPriority w:val="99"/>
@@ -14053,20 +14028,20 @@
       </w:numPr>
     </w:pPr>
   </w:style>
-  <w:style w:type="character" w:customStyle="1" w:styleId="Heading1Char">
+  <w:style w:type="character" w:styleId="Heading1Char" w:customStyle="1">
     <w:name w:val="Heading 1 Char"/>
     <w:basedOn w:val="DefaultParagraphFont"/>
     <w:link w:val="Heading1"/>
     <w:uiPriority w:val="9"/>
     <w:rsid w:val="002D7890"/>
     <w:rPr>
-      <w:rFonts w:asciiTheme="majorHAnsi" w:eastAsiaTheme="majorEastAsia" w:hAnsiTheme="majorHAnsi" w:cstheme="majorBidi"/>
+      <w:rFonts w:asciiTheme="majorHAnsi" w:hAnsiTheme="majorHAnsi" w:eastAsiaTheme="majorEastAsia" w:cstheme="majorBidi"/>
       <w:color w:val="0F4761" w:themeColor="accent1" w:themeShade="BF"/>
       <w:sz w:val="40"/>
       <w:szCs w:val="40"/>
     </w:rPr>
   </w:style>
-  <w:style w:type="character" w:customStyle="1" w:styleId="Heading2Char">
+  <w:style w:type="character" w:styleId="Heading2Char" w:customStyle="1">
     <w:name w:val="Heading 2 Char"/>
     <w:basedOn w:val="DefaultParagraphFont"/>
     <w:link w:val="Heading2"/>
@@ -14074,13 +14049,13 @@
     <w:semiHidden/>
     <w:rsid w:val="002D7890"/>
     <w:rPr>
-      <w:rFonts w:asciiTheme="majorHAnsi" w:eastAsiaTheme="majorEastAsia" w:hAnsiTheme="majorHAnsi" w:cstheme="majorBidi"/>
+      <w:rFonts w:asciiTheme="majorHAnsi" w:hAnsiTheme="majorHAnsi" w:eastAsiaTheme="majorEastAsia" w:cstheme="majorBidi"/>
       <w:color w:val="0F4761" w:themeColor="accent1" w:themeShade="BF"/>
       <w:sz w:val="32"/>
       <w:szCs w:val="32"/>
     </w:rPr>
   </w:style>
-  <w:style w:type="character" w:customStyle="1" w:styleId="Heading3Char">
+  <w:style w:type="character" w:styleId="Heading3Char" w:customStyle="1">
     <w:name w:val="Heading 3 Char"/>
     <w:basedOn w:val="DefaultParagraphFont"/>
     <w:link w:val="Heading3"/>
@@ -14094,7 +14069,7 @@
       <w:szCs w:val="28"/>
     </w:rPr>
   </w:style>
-  <w:style w:type="character" w:customStyle="1" w:styleId="Heading4Char">
+  <w:style w:type="character" w:styleId="Heading4Char" w:customStyle="1">
     <w:name w:val="Heading 4 Char"/>
     <w:basedOn w:val="DefaultParagraphFont"/>
     <w:link w:val="Heading4"/>
@@ -14108,7 +14083,7 @@
       <w:color w:val="0F4761" w:themeColor="accent1" w:themeShade="BF"/>
     </w:rPr>
   </w:style>
-  <w:style w:type="character" w:customStyle="1" w:styleId="Heading5Char">
+  <w:style w:type="character" w:styleId="Heading5Char" w:customStyle="1">
     <w:name w:val="Heading 5 Char"/>
     <w:basedOn w:val="DefaultParagraphFont"/>
     <w:link w:val="Heading5"/>
@@ -14120,7 +14095,7 @@
       <w:color w:val="0F4761" w:themeColor="accent1" w:themeShade="BF"/>
     </w:rPr>
   </w:style>
-  <w:style w:type="character" w:customStyle="1" w:styleId="Heading6Char">
+  <w:style w:type="character" w:styleId="Heading6Char" w:customStyle="1">
     <w:name w:val="Heading 6 Char"/>
     <w:basedOn w:val="DefaultParagraphFont"/>
     <w:link w:val="Heading6"/>
@@ -14134,7 +14109,7 @@
       <w:color w:val="595959" w:themeColor="text1" w:themeTint="A6"/>
     </w:rPr>
   </w:style>
-  <w:style w:type="character" w:customStyle="1" w:styleId="Heading7Char">
+  <w:style w:type="character" w:styleId="Heading7Char" w:customStyle="1">
     <w:name w:val="Heading 7 Char"/>
     <w:basedOn w:val="DefaultParagraphFont"/>
     <w:link w:val="Heading7"/>
@@ -14146,7 +14121,7 @@
       <w:color w:val="595959" w:themeColor="text1" w:themeTint="A6"/>
     </w:rPr>
   </w:style>
-  <w:style w:type="character" w:customStyle="1" w:styleId="Heading8Char">
+  <w:style w:type="character" w:styleId="Heading8Char" w:customStyle="1">
     <w:name w:val="Heading 8 Char"/>
     <w:basedOn w:val="DefaultParagraphFont"/>
     <w:link w:val="Heading8"/>
@@ -14160,7 +14135,7 @@
       <w:color w:val="272727" w:themeColor="text1" w:themeTint="D8"/>
     </w:rPr>
   </w:style>
-  <w:style w:type="character" w:customStyle="1" w:styleId="Heading9Char">
+  <w:style w:type="character" w:styleId="Heading9Char" w:customStyle="1">
     <w:name w:val="Heading 9 Char"/>
     <w:basedOn w:val="DefaultParagraphFont"/>
     <w:link w:val="Heading9"/>
@@ -14185,21 +14160,21 @@
       <w:contextualSpacing/>
     </w:pPr>
     <w:rPr>
-      <w:rFonts w:asciiTheme="majorHAnsi" w:eastAsiaTheme="majorEastAsia" w:hAnsiTheme="majorHAnsi" w:cstheme="majorBidi"/>
+      <w:rFonts w:asciiTheme="majorHAnsi" w:hAnsiTheme="majorHAnsi" w:eastAsiaTheme="majorEastAsia" w:cstheme="majorBidi"/>
       <w:spacing w:val="-10"/>
       <w:kern w:val="28"/>
       <w:sz w:val="56"/>
       <w:szCs w:val="56"/>
     </w:rPr>
   </w:style>
-  <w:style w:type="character" w:customStyle="1" w:styleId="TitleChar">
+  <w:style w:type="character" w:styleId="TitleChar" w:customStyle="1">
     <w:name w:val="Title Char"/>
     <w:basedOn w:val="DefaultParagraphFont"/>
     <w:link w:val="Title"/>
     <w:uiPriority w:val="10"/>
     <w:rsid w:val="002D7890"/>
     <w:rPr>
-      <w:rFonts w:asciiTheme="majorHAnsi" w:eastAsiaTheme="majorEastAsia" w:hAnsiTheme="majorHAnsi" w:cstheme="majorBidi"/>
+      <w:rFonts w:asciiTheme="majorHAnsi" w:hAnsiTheme="majorHAnsi" w:eastAsiaTheme="majorEastAsia" w:cstheme="majorBidi"/>
       <w:spacing w:val="-10"/>
       <w:kern w:val="28"/>
       <w:sz w:val="56"/>
@@ -14228,7 +14203,7 @@
       <w:szCs w:val="28"/>
     </w:rPr>
   </w:style>
-  <w:style w:type="character" w:customStyle="1" w:styleId="SubtitleChar">
+  <w:style w:type="character" w:styleId="SubtitleChar" w:customStyle="1">
     <w:name w:val="Subtitle Char"/>
     <w:basedOn w:val="DefaultParagraphFont"/>
     <w:link w:val="Subtitle"/>
@@ -14260,7 +14235,7 @@
       <w:color w:val="404040" w:themeColor="text1" w:themeTint="BF"/>
     </w:rPr>
   </w:style>
-  <w:style w:type="character" w:customStyle="1" w:styleId="QuoteChar">
+  <w:style w:type="character" w:styleId="QuoteChar" w:customStyle="1">
     <w:name w:val="Quote Char"/>
     <w:basedOn w:val="DefaultParagraphFont"/>
     <w:link w:val="Quote"/>
@@ -14294,8 +14269,8 @@
     <w:rsid w:val="002D7890"/>
     <w:pPr>
       <w:pBdr>
-        <w:top w:val="single" w:sz="4" w:space="10" w:color="0F4761" w:themeColor="accent1" w:themeShade="BF"/>
-        <w:bottom w:val="single" w:sz="4" w:space="10" w:color="0F4761" w:themeColor="accent1" w:themeShade="BF"/>
+        <w:top w:val="single" w:color="0F4761" w:themeColor="accent1" w:themeShade="BF" w:sz="4" w:space="10"/>
+        <w:bottom w:val="single" w:color="0F4761" w:themeColor="accent1" w:themeShade="BF" w:sz="4" w:space="10"/>
       </w:pBdr>
       <w:spacing w:before="360" w:after="360"/>
       <w:ind w:left="864" w:right="864"/>
@@ -14307,7 +14282,7 @@
       <w:color w:val="0F4761" w:themeColor="accent1" w:themeShade="BF"/>
     </w:rPr>
   </w:style>
-  <w:style w:type="character" w:customStyle="1" w:styleId="IntenseQuoteChar">
+  <w:style w:type="character" w:styleId="IntenseQuoteChar" w:customStyle="1">
     <w:name w:val="Intense Quote Char"/>
     <w:basedOn w:val="DefaultParagraphFont"/>
     <w:link w:val="IntenseQuote"/>
@@ -14346,12 +14321,12 @@
     <w:rsid w:val="007B6820"/>
     <w:tblPr>
       <w:tblBorders>
-        <w:top w:val="single" w:sz="4" w:space="0" w:color="000000" w:themeColor="text1"/>
-        <w:left w:val="single" w:sz="4" w:space="0" w:color="000000" w:themeColor="text1"/>
-        <w:bottom w:val="single" w:sz="4" w:space="0" w:color="000000" w:themeColor="text1"/>
-        <w:right w:val="single" w:sz="4" w:space="0" w:color="000000" w:themeColor="text1"/>
-        <w:insideH w:val="single" w:sz="4" w:space="0" w:color="000000" w:themeColor="text1"/>
-        <w:insideV w:val="single" w:sz="4" w:space="0" w:color="000000" w:themeColor="text1"/>
+        <w:top w:val="single" w:color="000000" w:themeColor="text1" w:sz="4" w:space="0"/>
+        <w:left w:val="single" w:color="000000" w:themeColor="text1" w:sz="4" w:space="0"/>
+        <w:bottom w:val="single" w:color="000000" w:themeColor="text1" w:sz="4" w:space="0"/>
+        <w:right w:val="single" w:color="000000" w:themeColor="text1" w:sz="4" w:space="0"/>
+        <w:insideH w:val="single" w:color="000000" w:themeColor="text1" w:sz="4" w:space="0"/>
+        <w:insideV w:val="single" w:color="000000" w:themeColor="text1" w:sz="4" w:space="0"/>
       </w:tblBorders>
     </w:tblPr>
   </w:style>
@@ -14368,7 +14343,7 @@
       <w:szCs w:val="20"/>
     </w:rPr>
   </w:style>
-  <w:style w:type="character" w:customStyle="1" w:styleId="CommentTextChar">
+  <w:style w:type="character" w:styleId="CommentTextChar" w:customStyle="1">
     <w:name w:val="Comment Text Char"/>
     <w:basedOn w:val="DefaultParagraphFont"/>
     <w:link w:val="CommentText"/>
@@ -14406,7 +14381,7 @@
       <w:bCs/>
     </w:rPr>
   </w:style>
-  <w:style w:type="character" w:customStyle="1" w:styleId="CommentSubjectChar">
+  <w:style w:type="character" w:styleId="CommentSubjectChar" w:customStyle="1">
     <w:name w:val="Comment Subject Char"/>
     <w:basedOn w:val="CommentTextChar"/>
     <w:link w:val="CommentSubject"/>
@@ -14424,7 +14399,7 @@
 </file>
 
 <file path=word/theme/theme1.xml><?xml version="1.0" encoding="utf-8"?>
-<a:theme xmlns:a="http://schemas.openxmlformats.org/drawingml/2006/main" name="Office Theme">
+<a:theme xmlns:a="http://schemas.openxmlformats.org/drawingml/2006/main" xmlns:thm15="http://schemas.microsoft.com/office/thememl/2012/main" name="Office Theme">
   <a:themeElements>
     <a:clrScheme name="Office">
       <a:dk1>

--- a/docassemble/MwtPetitionForHarassmentProtect/data/templates/mwt_petition_for_harassment_protect.docx
+++ b/docassemble/MwtPetitionForHarassmentProtect/data/templates/mwt_petition_for_harassment_protect.docx
@@ -53,19 +53,19 @@
     <w:p>
       <w:r>
         <w:rPr>
-          <w:rFonts w:ascii="Aptos" w:hAnsi="Aptos" w:eastAsia="Aptos" w:cs="Aptos"/>
+          <w:rFonts w:ascii="Aptos" w:eastAsia="Aptos" w:hAnsi="Aptos" w:cs="Aptos"/>
         </w:rPr>
         <w:t xml:space="preserve">Under Mashpee Wampanoag Tribal Law (20__-ORD-00_, Harassment &amp; Domestic Abuse Protection Order Ordinance) anyone who has been harassed can petition to the Tribal Court for a Harassment Protection Order. A Harassment Protection Order is a court order that helps stop the harassment or abuse and protects your safety, peace, and well-being. These orders are enforced by Tribal Police and other </w:t>
       </w:r>
       <w:r>
         <w:rPr>
-          <w:rFonts w:ascii="Aptos" w:hAnsi="Aptos" w:eastAsia="Aptos" w:cs="Aptos"/>
+          <w:rFonts w:ascii="Aptos" w:eastAsia="Aptos" w:hAnsi="Aptos" w:cs="Aptos"/>
         </w:rPr>
         <w:t>law enforcement</w:t>
       </w:r>
       <w:r>
         <w:rPr>
-          <w:rFonts w:ascii="Aptos" w:hAnsi="Aptos" w:eastAsia="Aptos" w:cs="Aptos"/>
+          <w:rFonts w:ascii="Aptos" w:eastAsia="Aptos" w:hAnsi="Aptos" w:cs="Aptos"/>
         </w:rPr>
         <w:t xml:space="preserve"> agencies.</w:t>
       </w:r>
@@ -73,7 +73,7 @@
     <w:p>
       <w:r>
         <w:rPr>
-          <w:rFonts w:ascii="Aptos" w:hAnsi="Aptos" w:eastAsia="Aptos" w:cs="Aptos"/>
+          <w:rFonts w:ascii="Aptos" w:eastAsia="Aptos" w:hAnsi="Aptos" w:cs="Aptos"/>
         </w:rPr>
         <w:t xml:space="preserve"> </w:t>
       </w:r>
@@ -81,7 +81,7 @@
     <w:p>
       <w:pPr>
         <w:rPr>
-          <w:rFonts w:ascii="Aptos" w:hAnsi="Aptos" w:eastAsia="Aptos" w:cs="Aptos"/>
+          <w:rFonts w:ascii="Aptos" w:eastAsia="Aptos" w:hAnsi="Aptos" w:cs="Aptos"/>
           <w:b/>
           <w:bCs/>
           <w:u w:val="single"/>
@@ -89,7 +89,7 @@
       </w:pPr>
       <w:r>
         <w:rPr>
-          <w:rFonts w:ascii="Aptos" w:hAnsi="Aptos" w:eastAsia="Aptos" w:cs="Aptos"/>
+          <w:rFonts w:ascii="Aptos" w:eastAsia="Aptos" w:hAnsi="Aptos" w:cs="Aptos"/>
           <w:b/>
           <w:bCs/>
           <w:u w:val="single"/>
@@ -100,12 +100,12 @@
     <w:p>
       <w:pPr>
         <w:rPr>
-          <w:rFonts w:ascii="Aptos" w:hAnsi="Aptos" w:eastAsia="Aptos" w:cs="Aptos"/>
-        </w:rPr>
-      </w:pPr>
-      <w:r>
-        <w:rPr>
-          <w:rFonts w:ascii="Aptos" w:hAnsi="Aptos" w:eastAsia="Aptos" w:cs="Aptos"/>
+          <w:rFonts w:ascii="Aptos" w:eastAsia="Aptos" w:hAnsi="Aptos" w:cs="Aptos"/>
+        </w:rPr>
+      </w:pPr>
+      <w:r>
+        <w:rPr>
+          <w:rFonts w:ascii="Aptos" w:eastAsia="Aptos" w:hAnsi="Aptos" w:cs="Aptos"/>
         </w:rPr>
         <w:t xml:space="preserve">Unlawful harassment means </w:t>
       </w:r>
@@ -134,32 +134,32 @@
     <w:p>
       <w:pPr>
         <w:rPr>
-          <w:rFonts w:ascii="Aptos" w:hAnsi="Aptos" w:eastAsia="Aptos" w:cs="Aptos"/>
+          <w:rFonts w:ascii="Aptos" w:eastAsia="Aptos" w:hAnsi="Aptos" w:cs="Aptos"/>
         </w:rPr>
       </w:pPr>
     </w:p>
     <w:p>
       <w:r>
         <w:rPr>
-          <w:rFonts w:ascii="Aptos" w:hAnsi="Aptos" w:eastAsia="Aptos" w:cs="Aptos"/>
+          <w:rFonts w:ascii="Aptos" w:eastAsia="Aptos" w:hAnsi="Aptos" w:cs="Aptos"/>
         </w:rPr>
         <w:t>And</w:t>
       </w:r>
       <w:r>
         <w:rPr>
-          <w:rFonts w:ascii="Aptos" w:hAnsi="Aptos" w:eastAsia="Aptos" w:cs="Aptos"/>
+          <w:rFonts w:ascii="Aptos" w:eastAsia="Aptos" w:hAnsi="Aptos" w:cs="Aptos"/>
         </w:rPr>
         <w:t xml:space="preserve"> the person by words or conduct places the person threatened in reasonable fear that the threat will be carried</w:t>
       </w:r>
       <w:r>
         <w:rPr>
-          <w:rFonts w:ascii="Aptos" w:hAnsi="Aptos" w:eastAsia="Aptos" w:cs="Aptos"/>
+          <w:rFonts w:ascii="Aptos" w:eastAsia="Aptos" w:hAnsi="Aptos" w:cs="Aptos"/>
         </w:rPr>
         <w:t xml:space="preserve"> </w:t>
       </w:r>
       <w:r>
         <w:rPr>
-          <w:rFonts w:ascii="Aptos" w:hAnsi="Aptos" w:eastAsia="Aptos" w:cs="Aptos"/>
+          <w:rFonts w:ascii="Aptos" w:eastAsia="Aptos" w:hAnsi="Aptos" w:cs="Aptos"/>
         </w:rPr>
         <w:t>out. See Tribal Law and Order Ordinance, Chapter 2, Section 2.7, Chapter 4, Section 4.5.</w:t>
       </w:r>
@@ -167,12 +167,12 @@
     <w:p>
       <w:pPr>
         <w:rPr>
-          <w:rFonts w:ascii="Aptos" w:hAnsi="Aptos" w:eastAsia="Aptos" w:cs="Aptos"/>
-        </w:rPr>
-      </w:pPr>
-      <w:r>
-        <w:rPr>
-          <w:rFonts w:ascii="Aptos" w:hAnsi="Aptos" w:eastAsia="Aptos" w:cs="Aptos"/>
+          <w:rFonts w:ascii="Aptos" w:eastAsia="Aptos" w:hAnsi="Aptos" w:cs="Aptos"/>
+        </w:rPr>
+      </w:pPr>
+      <w:r>
+        <w:rPr>
+          <w:rFonts w:ascii="Aptos" w:eastAsia="Aptos" w:hAnsi="Aptos" w:cs="Aptos"/>
         </w:rPr>
         <w:t xml:space="preserve"> </w:t>
       </w:r>
@@ -180,7 +180,7 @@
     <w:p>
       <w:pPr>
         <w:rPr>
-          <w:rFonts w:ascii="Aptos" w:hAnsi="Aptos" w:eastAsia="Aptos" w:cs="Aptos"/>
+          <w:rFonts w:ascii="Aptos" w:eastAsia="Aptos" w:hAnsi="Aptos" w:cs="Aptos"/>
           <w:b/>
           <w:bCs/>
           <w:u w:val="single"/>
@@ -188,7 +188,7 @@
       </w:pPr>
       <w:r>
         <w:rPr>
-          <w:rFonts w:ascii="Aptos" w:hAnsi="Aptos" w:eastAsia="Aptos" w:cs="Aptos"/>
+          <w:rFonts w:ascii="Aptos" w:eastAsia="Aptos" w:hAnsi="Aptos" w:cs="Aptos"/>
           <w:b/>
           <w:bCs/>
           <w:u w:val="single"/>
@@ -199,19 +199,19 @@
     <w:p>
       <w:r>
         <w:rPr>
-          <w:rFonts w:ascii="Aptos" w:hAnsi="Aptos" w:eastAsia="Aptos" w:cs="Aptos"/>
+          <w:rFonts w:ascii="Aptos" w:eastAsia="Aptos" w:hAnsi="Aptos" w:cs="Aptos"/>
         </w:rPr>
         <w:t xml:space="preserve">If you need help after court hours, on weekends, or during holidays, you can contact the Tribal Police Department. </w:t>
       </w:r>
       <w:r>
         <w:rPr>
-          <w:rFonts w:ascii="Aptos" w:hAnsi="Aptos" w:eastAsia="Aptos" w:cs="Aptos"/>
+          <w:rFonts w:ascii="Aptos" w:eastAsia="Aptos" w:hAnsi="Aptos" w:cs="Aptos"/>
         </w:rPr>
         <w:t>The Tribal Police</w:t>
       </w:r>
       <w:r>
         <w:rPr>
-          <w:rFonts w:ascii="Aptos" w:hAnsi="Aptos" w:eastAsia="Aptos" w:cs="Aptos"/>
+          <w:rFonts w:ascii="Aptos" w:eastAsia="Aptos" w:hAnsi="Aptos" w:cs="Aptos"/>
         </w:rPr>
         <w:t xml:space="preserve"> can connect you with an on-call Tribal Judge who can issue an emergency (ex parte) protection order to provide immediate protection.</w:t>
       </w:r>
@@ -219,7 +219,7 @@
     <w:p>
       <w:r>
         <w:rPr>
-          <w:rFonts w:ascii="Aptos" w:hAnsi="Aptos" w:eastAsia="Aptos" w:cs="Aptos"/>
+          <w:rFonts w:ascii="Aptos" w:eastAsia="Aptos" w:hAnsi="Aptos" w:cs="Aptos"/>
         </w:rPr>
         <w:t xml:space="preserve"> </w:t>
       </w:r>
@@ -230,7 +230,7 @@
       </w:pPr>
       <w:r>
         <w:rPr>
-          <w:rFonts w:ascii="Aptos" w:hAnsi="Aptos" w:eastAsia="Aptos" w:cs="Aptos"/>
+          <w:rFonts w:ascii="Aptos" w:eastAsia="Aptos" w:hAnsi="Aptos" w:cs="Aptos"/>
         </w:rPr>
         <w:t>An Ex Parte Order is a temporary order issued by the Tribal Court when only one party is present. It provides short-term protection until a hearing can be held, where both parties will have the opportunity to be heard. Any orders granted under this system are certified by the Court Clerk on the next business day.</w:t>
       </w:r>
@@ -238,7 +238,7 @@
     <w:p>
       <w:r>
         <w:rPr>
-          <w:rFonts w:ascii="Aptos" w:hAnsi="Aptos" w:eastAsia="Aptos" w:cs="Aptos"/>
+          <w:rFonts w:ascii="Aptos" w:eastAsia="Aptos" w:hAnsi="Aptos" w:cs="Aptos"/>
         </w:rPr>
         <w:t xml:space="preserve"> </w:t>
       </w:r>
@@ -246,7 +246,7 @@
     <w:p>
       <w:pPr>
         <w:rPr>
-          <w:rFonts w:ascii="Aptos" w:hAnsi="Aptos" w:eastAsia="Aptos" w:cs="Aptos"/>
+          <w:rFonts w:ascii="Aptos" w:eastAsia="Aptos" w:hAnsi="Aptos" w:cs="Aptos"/>
           <w:b/>
           <w:bCs/>
           <w:u w:val="single"/>
@@ -254,7 +254,7 @@
       </w:pPr>
       <w:r>
         <w:rPr>
-          <w:rFonts w:ascii="Aptos" w:hAnsi="Aptos" w:eastAsia="Aptos" w:cs="Aptos"/>
+          <w:rFonts w:ascii="Aptos" w:eastAsia="Aptos" w:hAnsi="Aptos" w:cs="Aptos"/>
           <w:b/>
           <w:bCs/>
           <w:u w:val="single"/>
@@ -265,12 +265,12 @@
     <w:p>
       <w:pPr>
         <w:rPr>
-          <w:rFonts w:ascii="Aptos" w:hAnsi="Aptos" w:eastAsia="Aptos" w:cs="Aptos"/>
-        </w:rPr>
-      </w:pPr>
-      <w:r>
-        <w:rPr>
-          <w:rFonts w:ascii="Aptos" w:hAnsi="Aptos" w:eastAsia="Aptos" w:cs="Aptos"/>
+          <w:rFonts w:ascii="Aptos" w:eastAsia="Aptos" w:hAnsi="Aptos" w:cs="Aptos"/>
+        </w:rPr>
+      </w:pPr>
+      <w:r>
+        <w:rPr>
+          <w:rFonts w:ascii="Aptos" w:eastAsia="Aptos" w:hAnsi="Aptos" w:cs="Aptos"/>
         </w:rPr>
         <w:t>A petition for a Harassment Protection Order may be filed by:</w:t>
       </w:r>
@@ -283,12 +283,12 @@
           <w:numId w:val="27"/>
         </w:numPr>
         <w:rPr>
-          <w:rFonts w:ascii="Aptos" w:hAnsi="Aptos" w:eastAsia="Aptos" w:cs="Aptos"/>
-        </w:rPr>
-      </w:pPr>
-      <w:r>
-        <w:rPr>
-          <w:rFonts w:ascii="Aptos" w:hAnsi="Aptos" w:eastAsia="Aptos" w:cs="Aptos"/>
+          <w:rFonts w:ascii="Aptos" w:eastAsia="Aptos" w:hAnsi="Aptos" w:cs="Aptos"/>
+        </w:rPr>
+      </w:pPr>
+      <w:r>
+        <w:rPr>
+          <w:rFonts w:ascii="Aptos" w:eastAsia="Aptos" w:hAnsi="Aptos" w:cs="Aptos"/>
         </w:rPr>
         <w:t>A person who is the victim of harassment;</w:t>
       </w:r>
@@ -301,12 +301,12 @@
           <w:numId w:val="27"/>
         </w:numPr>
         <w:rPr>
-          <w:rFonts w:ascii="Aptos" w:hAnsi="Aptos" w:eastAsia="Aptos" w:cs="Aptos"/>
-        </w:rPr>
-      </w:pPr>
-      <w:r>
-        <w:rPr>
-          <w:rFonts w:ascii="Aptos" w:hAnsi="Aptos" w:eastAsia="Aptos" w:cs="Aptos"/>
+          <w:rFonts w:ascii="Aptos" w:eastAsia="Aptos" w:hAnsi="Aptos" w:cs="Aptos"/>
+        </w:rPr>
+      </w:pPr>
+      <w:r>
+        <w:rPr>
+          <w:rFonts w:ascii="Aptos" w:eastAsia="Aptos" w:hAnsi="Aptos" w:cs="Aptos"/>
         </w:rPr>
         <w:t>A family or household member, social-services agency, or guardian filing on behalf of a minor or vulnerable adult who is the victim of harassment; or</w:t>
       </w:r>
@@ -319,24 +319,24 @@
           <w:numId w:val="27"/>
         </w:numPr>
         <w:rPr>
-          <w:rFonts w:ascii="Aptos" w:hAnsi="Aptos" w:eastAsia="Aptos" w:cs="Aptos"/>
-        </w:rPr>
-      </w:pPr>
-      <w:r>
-        <w:rPr>
-          <w:rFonts w:ascii="Aptos" w:hAnsi="Aptos" w:eastAsia="Aptos" w:cs="Aptos"/>
+          <w:rFonts w:ascii="Aptos" w:eastAsia="Aptos" w:hAnsi="Aptos" w:cs="Aptos"/>
+        </w:rPr>
+      </w:pPr>
+      <w:r>
+        <w:rPr>
+          <w:rFonts w:ascii="Aptos" w:eastAsia="Aptos" w:hAnsi="Aptos" w:cs="Aptos"/>
         </w:rPr>
         <w:t>A minor</w:t>
       </w:r>
       <w:r>
         <w:rPr>
-          <w:rFonts w:ascii="Aptos" w:hAnsi="Aptos" w:eastAsia="Aptos" w:cs="Aptos"/>
+          <w:rFonts w:ascii="Aptos" w:eastAsia="Aptos" w:hAnsi="Aptos" w:cs="Aptos"/>
         </w:rPr>
         <w:t xml:space="preserve"> </w:t>
       </w:r>
       <w:r>
         <w:rPr>
-          <w:rFonts w:ascii="Aptos" w:hAnsi="Aptos" w:eastAsia="Aptos" w:cs="Aptos"/>
+          <w:rFonts w:ascii="Aptos" w:eastAsia="Aptos" w:hAnsi="Aptos" w:cs="Aptos"/>
         </w:rPr>
         <w:t>who is legally emancipated.</w:t>
       </w:r>
@@ -344,7 +344,7 @@
     <w:p>
       <w:r>
         <w:rPr>
-          <w:rFonts w:ascii="Aptos" w:hAnsi="Aptos" w:eastAsia="Aptos" w:cs="Aptos"/>
+          <w:rFonts w:ascii="Aptos" w:eastAsia="Aptos" w:hAnsi="Aptos" w:cs="Aptos"/>
         </w:rPr>
         <w:t xml:space="preserve"> </w:t>
       </w:r>
@@ -352,7 +352,7 @@
     <w:p>
       <w:pPr>
         <w:rPr>
-          <w:rFonts w:ascii="Aptos" w:hAnsi="Aptos" w:eastAsia="Aptos" w:cs="Aptos"/>
+          <w:rFonts w:ascii="Aptos" w:eastAsia="Aptos" w:hAnsi="Aptos" w:cs="Aptos"/>
           <w:b/>
           <w:bCs/>
           <w:u w:val="single"/>
@@ -360,7 +360,7 @@
       </w:pPr>
       <w:r>
         <w:rPr>
-          <w:rFonts w:ascii="Aptos" w:hAnsi="Aptos" w:eastAsia="Aptos" w:cs="Aptos"/>
+          <w:rFonts w:ascii="Aptos" w:eastAsia="Aptos" w:hAnsi="Aptos" w:cs="Aptos"/>
           <w:b/>
           <w:bCs/>
           <w:u w:val="single"/>
@@ -371,7 +371,7 @@
     <w:p>
       <w:r>
         <w:rPr>
-          <w:rFonts w:ascii="Aptos" w:hAnsi="Aptos" w:eastAsia="Aptos" w:cs="Aptos"/>
+          <w:rFonts w:ascii="Aptos" w:eastAsia="Aptos" w:hAnsi="Aptos" w:cs="Aptos"/>
         </w:rPr>
         <w:t>The person filling out this form is called the Plaintiff. The person accused of harassment is called the Defendant.</w:t>
       </w:r>
@@ -386,7 +386,7 @@
       </w:pPr>
       <w:r>
         <w:rPr>
-          <w:rFonts w:ascii="Aptos" w:hAnsi="Aptos" w:eastAsia="Aptos" w:cs="Aptos"/>
+          <w:rFonts w:ascii="Aptos" w:eastAsia="Aptos" w:hAnsi="Aptos" w:cs="Aptos"/>
         </w:rPr>
         <w:t>If either you or the Defendant is under 18 years old, you must indicate this by selecting the appropriate option on the form.</w:t>
       </w:r>
@@ -401,19 +401,19 @@
       </w:pPr>
       <w:r>
         <w:rPr>
-          <w:rFonts w:ascii="Aptos" w:hAnsi="Aptos" w:eastAsia="Aptos" w:cs="Aptos"/>
+          <w:rFonts w:ascii="Aptos" w:eastAsia="Aptos" w:hAnsi="Aptos" w:cs="Aptos"/>
         </w:rPr>
         <w:t>By law, if either party is under 18, the case is not open to public inspection.</w:t>
       </w:r>
       <w:r>
         <w:rPr>
-          <w:rFonts w:ascii="Aptos" w:hAnsi="Aptos" w:eastAsia="Aptos" w:cs="Aptos"/>
+          <w:rFonts w:ascii="Aptos" w:eastAsia="Aptos" w:hAnsi="Aptos" w:cs="Aptos"/>
         </w:rPr>
         <w:t xml:space="preserve"> </w:t>
       </w:r>
       <w:r>
         <w:rPr>
-          <w:rFonts w:ascii="Aptos" w:hAnsi="Aptos" w:eastAsia="Aptos" w:cs="Aptos"/>
+          <w:rFonts w:ascii="Aptos" w:eastAsia="Aptos" w:hAnsi="Aptos" w:cs="Aptos"/>
         </w:rPr>
         <w:t>Records will only be available to the Plaintiff, the Plaintiff’s attorney, the minor, and the minor’s parent, guardian, or attorney.</w:t>
       </w:r>
@@ -421,7 +421,7 @@
     <w:p>
       <w:r>
         <w:rPr>
-          <w:rFonts w:ascii="Aptos" w:hAnsi="Aptos" w:eastAsia="Aptos" w:cs="Aptos"/>
+          <w:rFonts w:ascii="Aptos" w:eastAsia="Aptos" w:hAnsi="Aptos" w:cs="Aptos"/>
         </w:rPr>
         <w:lastRenderedPageBreak/>
         <w:t xml:space="preserve"> </w:t>
@@ -430,7 +430,7 @@
     <w:p>
       <w:pPr>
         <w:rPr>
-          <w:rFonts w:ascii="Aptos" w:hAnsi="Aptos" w:eastAsia="Aptos" w:cs="Aptos"/>
+          <w:rFonts w:ascii="Aptos" w:eastAsia="Aptos" w:hAnsi="Aptos" w:cs="Aptos"/>
           <w:b/>
           <w:bCs/>
           <w:u w:val="single"/>
@@ -438,7 +438,7 @@
       </w:pPr>
       <w:r>
         <w:rPr>
-          <w:rFonts w:ascii="Aptos" w:hAnsi="Aptos" w:eastAsia="Aptos" w:cs="Aptos"/>
+          <w:rFonts w:ascii="Aptos" w:eastAsia="Aptos" w:hAnsi="Aptos" w:cs="Aptos"/>
           <w:b/>
           <w:bCs/>
           <w:u w:val="single"/>
@@ -449,24 +449,24 @@
     <w:p>
       <w:pPr>
         <w:rPr>
-          <w:rFonts w:ascii="Aptos" w:hAnsi="Aptos" w:eastAsia="Aptos" w:cs="Aptos"/>
-        </w:rPr>
-      </w:pPr>
-      <w:r>
-        <w:rPr>
-          <w:rFonts w:ascii="Aptos" w:hAnsi="Aptos" w:eastAsia="Aptos" w:cs="Aptos"/>
+          <w:rFonts w:ascii="Aptos" w:eastAsia="Aptos" w:hAnsi="Aptos" w:cs="Aptos"/>
+        </w:rPr>
+      </w:pPr>
+      <w:r>
+        <w:rPr>
+          <w:rFonts w:ascii="Aptos" w:eastAsia="Aptos" w:hAnsi="Aptos" w:cs="Aptos"/>
         </w:rPr>
         <w:t xml:space="preserve">You may also ask the </w:t>
       </w:r>
       <w:r>
         <w:rPr>
-          <w:rFonts w:ascii="Aptos" w:hAnsi="Aptos" w:eastAsia="Aptos" w:cs="Aptos"/>
+          <w:rFonts w:ascii="Aptos" w:eastAsia="Aptos" w:hAnsi="Aptos" w:cs="Aptos"/>
         </w:rPr>
         <w:t xml:space="preserve">Tribal </w:t>
       </w:r>
       <w:r>
         <w:rPr>
-          <w:rFonts w:ascii="Aptos" w:hAnsi="Aptos" w:eastAsia="Aptos" w:cs="Aptos"/>
+          <w:rFonts w:ascii="Aptos" w:eastAsia="Aptos" w:hAnsi="Aptos" w:cs="Aptos"/>
         </w:rPr>
         <w:t>Judge to order the Defendant to compensate you for financial losses caused by the harassment. These may include:</w:t>
       </w:r>
@@ -479,12 +479,12 @@
           <w:numId w:val="10"/>
         </w:numPr>
         <w:rPr>
-          <w:rFonts w:ascii="Aptos" w:hAnsi="Aptos" w:eastAsia="Aptos" w:cs="Aptos"/>
-        </w:rPr>
-      </w:pPr>
-      <w:r>
-        <w:rPr>
-          <w:rFonts w:ascii="Aptos" w:hAnsi="Aptos" w:eastAsia="Aptos" w:cs="Aptos"/>
+          <w:rFonts w:ascii="Aptos" w:eastAsia="Aptos" w:hAnsi="Aptos" w:cs="Aptos"/>
+        </w:rPr>
+      </w:pPr>
+      <w:r>
+        <w:rPr>
+          <w:rFonts w:ascii="Aptos" w:eastAsia="Aptos" w:hAnsi="Aptos" w:cs="Aptos"/>
         </w:rPr>
         <w:t>Lost wages or earnings</w:t>
       </w:r>
@@ -497,12 +497,12 @@
           <w:numId w:val="10"/>
         </w:numPr>
         <w:rPr>
-          <w:rFonts w:ascii="Aptos" w:hAnsi="Aptos" w:eastAsia="Aptos" w:cs="Aptos"/>
-        </w:rPr>
-      </w:pPr>
-      <w:r>
-        <w:rPr>
-          <w:rFonts w:ascii="Aptos" w:hAnsi="Aptos" w:eastAsia="Aptos" w:cs="Aptos"/>
+          <w:rFonts w:ascii="Aptos" w:eastAsia="Aptos" w:hAnsi="Aptos" w:cs="Aptos"/>
+        </w:rPr>
+      </w:pPr>
+      <w:r>
+        <w:rPr>
+          <w:rFonts w:ascii="Aptos" w:eastAsia="Aptos" w:hAnsi="Aptos" w:cs="Aptos"/>
         </w:rPr>
         <w:t>Out-of-pocket expenses for injuries or property damage</w:t>
       </w:r>
@@ -515,12 +515,12 @@
           <w:numId w:val="10"/>
         </w:numPr>
         <w:rPr>
-          <w:rFonts w:ascii="Aptos" w:hAnsi="Aptos" w:eastAsia="Aptos" w:cs="Aptos"/>
-        </w:rPr>
-      </w:pPr>
-      <w:r>
-        <w:rPr>
-          <w:rFonts w:ascii="Aptos" w:hAnsi="Aptos" w:eastAsia="Aptos" w:cs="Aptos"/>
+          <w:rFonts w:ascii="Aptos" w:eastAsia="Aptos" w:hAnsi="Aptos" w:cs="Aptos"/>
+        </w:rPr>
+      </w:pPr>
+      <w:r>
+        <w:rPr>
+          <w:rFonts w:ascii="Aptos" w:eastAsia="Aptos" w:hAnsi="Aptos" w:cs="Aptos"/>
         </w:rPr>
         <w:t>Costs to replace locks or change phone numbers</w:t>
       </w:r>
@@ -533,12 +533,12 @@
           <w:numId w:val="10"/>
         </w:numPr>
         <w:rPr>
-          <w:rFonts w:ascii="Aptos" w:hAnsi="Aptos" w:eastAsia="Aptos" w:cs="Aptos"/>
-        </w:rPr>
-      </w:pPr>
-      <w:r>
-        <w:rPr>
-          <w:rFonts w:ascii="Aptos" w:hAnsi="Aptos" w:eastAsia="Aptos" w:cs="Aptos"/>
+          <w:rFonts w:ascii="Aptos" w:eastAsia="Aptos" w:hAnsi="Aptos" w:cs="Aptos"/>
+        </w:rPr>
+      </w:pPr>
+      <w:r>
+        <w:rPr>
+          <w:rFonts w:ascii="Aptos" w:eastAsia="Aptos" w:hAnsi="Aptos" w:cs="Aptos"/>
         </w:rPr>
         <w:t>Medical expenses</w:t>
       </w:r>
@@ -551,12 +551,12 @@
           <w:numId w:val="10"/>
         </w:numPr>
         <w:rPr>
-          <w:rFonts w:ascii="Aptos" w:hAnsi="Aptos" w:eastAsia="Aptos" w:cs="Aptos"/>
-        </w:rPr>
-      </w:pPr>
-      <w:r>
-        <w:rPr>
-          <w:rFonts w:ascii="Aptos" w:hAnsi="Aptos" w:eastAsia="Aptos" w:cs="Aptos"/>
+          <w:rFonts w:ascii="Aptos" w:eastAsia="Aptos" w:hAnsi="Aptos" w:cs="Aptos"/>
+        </w:rPr>
+      </w:pPr>
+      <w:r>
+        <w:rPr>
+          <w:rFonts w:ascii="Aptos" w:eastAsia="Aptos" w:hAnsi="Aptos" w:cs="Aptos"/>
         </w:rPr>
         <w:t>Reasonable attorney’s fees</w:t>
       </w:r>
@@ -564,7 +564,7 @@
     <w:p>
       <w:r>
         <w:rPr>
-          <w:rFonts w:ascii="Aptos" w:hAnsi="Aptos" w:eastAsia="Aptos" w:cs="Aptos"/>
+          <w:rFonts w:ascii="Aptos" w:eastAsia="Aptos" w:hAnsi="Aptos" w:cs="Aptos"/>
         </w:rPr>
         <w:t xml:space="preserve"> </w:t>
       </w:r>
@@ -575,7 +575,7 @@
       </w:pPr>
       <w:r>
         <w:rPr>
-          <w:rFonts w:ascii="Aptos" w:hAnsi="Aptos" w:eastAsia="Aptos" w:cs="Aptos"/>
+          <w:rFonts w:ascii="Aptos" w:eastAsia="Aptos" w:hAnsi="Aptos" w:cs="Aptos"/>
           <w:b/>
           <w:bCs/>
         </w:rPr>
@@ -585,7 +585,7 @@
     <w:p>
       <w:r>
         <w:rPr>
-          <w:rFonts w:ascii="Aptos" w:hAnsi="Aptos" w:eastAsia="Aptos" w:cs="Aptos"/>
+          <w:rFonts w:ascii="Aptos" w:eastAsia="Aptos" w:hAnsi="Aptos" w:cs="Aptos"/>
         </w:rPr>
         <w:t xml:space="preserve"> </w:t>
       </w:r>
@@ -593,7 +593,7 @@
     <w:p>
       <w:r>
         <w:rPr>
-          <w:rFonts w:ascii="Aptos" w:hAnsi="Aptos" w:eastAsia="Aptos" w:cs="Aptos"/>
+          <w:rFonts w:ascii="Aptos" w:eastAsia="Aptos" w:hAnsi="Aptos" w:cs="Aptos"/>
         </w:rPr>
         <w:t>Before beginning your online petition, please make sure you have the following information ready. Having these details will help you complete the form accurately and avoid delays:</w:t>
       </w:r>
@@ -606,12 +606,12 @@
           <w:numId w:val="8"/>
         </w:numPr>
         <w:rPr>
-          <w:rFonts w:ascii="Aptos" w:hAnsi="Aptos" w:eastAsia="Aptos" w:cs="Aptos"/>
-        </w:rPr>
-      </w:pPr>
-      <w:r>
-        <w:rPr>
-          <w:rFonts w:ascii="Aptos" w:hAnsi="Aptos" w:eastAsia="Aptos" w:cs="Aptos"/>
+          <w:rFonts w:ascii="Aptos" w:eastAsia="Aptos" w:hAnsi="Aptos" w:cs="Aptos"/>
+        </w:rPr>
+      </w:pPr>
+      <w:r>
+        <w:rPr>
+          <w:rFonts w:ascii="Aptos" w:eastAsia="Aptos" w:hAnsi="Aptos" w:cs="Aptos"/>
         </w:rPr>
         <w:t>Your full legal name, current address, phone number, and email address.</w:t>
       </w:r>
@@ -624,12 +624,12 @@
           <w:numId w:val="8"/>
         </w:numPr>
         <w:rPr>
-          <w:rFonts w:ascii="Aptos" w:hAnsi="Aptos" w:eastAsia="Aptos" w:cs="Aptos"/>
-        </w:rPr>
-      </w:pPr>
-      <w:r>
-        <w:rPr>
-          <w:rFonts w:ascii="Aptos" w:hAnsi="Aptos" w:eastAsia="Aptos" w:cs="Aptos"/>
+          <w:rFonts w:ascii="Aptos" w:eastAsia="Aptos" w:hAnsi="Aptos" w:cs="Aptos"/>
+        </w:rPr>
+      </w:pPr>
+      <w:r>
+        <w:rPr>
+          <w:rFonts w:ascii="Aptos" w:eastAsia="Aptos" w:hAnsi="Aptos" w:cs="Aptos"/>
         </w:rPr>
         <w:t>The Defendant’s full name, address (home, work, or other location), and any information that may help identify or locate them (such as phone number, employer, vehicle description, or social media profiles).</w:t>
       </w:r>
@@ -642,12 +642,12 @@
           <w:numId w:val="8"/>
         </w:numPr>
         <w:rPr>
-          <w:rFonts w:ascii="Aptos" w:hAnsi="Aptos" w:eastAsia="Aptos" w:cs="Aptos"/>
-        </w:rPr>
-      </w:pPr>
-      <w:r>
-        <w:rPr>
-          <w:rFonts w:ascii="Aptos" w:hAnsi="Aptos" w:eastAsia="Aptos" w:cs="Aptos"/>
+          <w:rFonts w:ascii="Aptos" w:eastAsia="Aptos" w:hAnsi="Aptos" w:cs="Aptos"/>
+        </w:rPr>
+      </w:pPr>
+      <w:r>
+        <w:rPr>
+          <w:rFonts w:ascii="Aptos" w:eastAsia="Aptos" w:hAnsi="Aptos" w:cs="Aptos"/>
         </w:rPr>
         <w:t>A clear description of what happened, including dates, times, and places of any harassment, threats, or incidents.</w:t>
       </w:r>
@@ -660,12 +660,12 @@
           <w:numId w:val="8"/>
         </w:numPr>
         <w:rPr>
-          <w:rFonts w:ascii="Aptos" w:hAnsi="Aptos" w:eastAsia="Aptos" w:cs="Aptos"/>
-        </w:rPr>
-      </w:pPr>
-      <w:r>
-        <w:rPr>
-          <w:rFonts w:ascii="Aptos" w:hAnsi="Aptos" w:eastAsia="Aptos" w:cs="Aptos"/>
+          <w:rFonts w:ascii="Aptos" w:eastAsia="Aptos" w:hAnsi="Aptos" w:cs="Aptos"/>
+        </w:rPr>
+      </w:pPr>
+      <w:r>
+        <w:rPr>
+          <w:rFonts w:ascii="Aptos" w:eastAsia="Aptos" w:hAnsi="Aptos" w:cs="Aptos"/>
         </w:rPr>
         <w:t>Names and contact information of any witnesses (if available).</w:t>
       </w:r>
@@ -678,12 +678,12 @@
           <w:numId w:val="8"/>
         </w:numPr>
         <w:rPr>
-          <w:rFonts w:ascii="Aptos" w:hAnsi="Aptos" w:eastAsia="Aptos" w:cs="Aptos"/>
-        </w:rPr>
-      </w:pPr>
-      <w:r>
-        <w:rPr>
-          <w:rFonts w:ascii="Aptos" w:hAnsi="Aptos" w:eastAsia="Aptos" w:cs="Aptos"/>
+          <w:rFonts w:ascii="Aptos" w:eastAsia="Aptos" w:hAnsi="Aptos" w:cs="Aptos"/>
+        </w:rPr>
+      </w:pPr>
+      <w:r>
+        <w:rPr>
+          <w:rFonts w:ascii="Aptos" w:eastAsia="Aptos" w:hAnsi="Aptos" w:cs="Aptos"/>
         </w:rPr>
         <w:t>Copies of any supporting evidence, such as text messages, emails, photos, social media posts, medical reports, or police reports.</w:t>
       </w:r>
@@ -696,12 +696,12 @@
           <w:numId w:val="8"/>
         </w:numPr>
         <w:rPr>
-          <w:rFonts w:ascii="Aptos" w:hAnsi="Aptos" w:eastAsia="Aptos" w:cs="Aptos"/>
-        </w:rPr>
-      </w:pPr>
-      <w:r>
-        <w:rPr>
-          <w:rFonts w:ascii="Aptos" w:hAnsi="Aptos" w:eastAsia="Aptos" w:cs="Aptos"/>
+          <w:rFonts w:ascii="Aptos" w:eastAsia="Aptos" w:hAnsi="Aptos" w:cs="Aptos"/>
+        </w:rPr>
+      </w:pPr>
+      <w:r>
+        <w:rPr>
+          <w:rFonts w:ascii="Aptos" w:eastAsia="Aptos" w:hAnsi="Aptos" w:cs="Aptos"/>
         </w:rPr>
         <w:t>Information about any previous or current court cases involving you and the Defendant. You will be asked to upload copies of these documents if available.</w:t>
       </w:r>
@@ -714,12 +714,12 @@
           <w:numId w:val="8"/>
         </w:numPr>
         <w:rPr>
-          <w:rFonts w:ascii="Aptos" w:hAnsi="Aptos" w:eastAsia="Aptos" w:cs="Aptos"/>
-        </w:rPr>
-      </w:pPr>
-      <w:r>
-        <w:rPr>
-          <w:rFonts w:ascii="Aptos" w:hAnsi="Aptos" w:eastAsia="Aptos" w:cs="Aptos"/>
+          <w:rFonts w:ascii="Aptos" w:eastAsia="Aptos" w:hAnsi="Aptos" w:cs="Aptos"/>
+        </w:rPr>
+      </w:pPr>
+      <w:r>
+        <w:rPr>
+          <w:rFonts w:ascii="Aptos" w:eastAsia="Aptos" w:hAnsi="Aptos" w:cs="Aptos"/>
         </w:rPr>
         <w:t>If you are requesting the Defendant stay away from your home, workplace, or school, make sure you have those addresses ready.</w:t>
       </w:r>
@@ -732,12 +732,12 @@
           <w:numId w:val="8"/>
         </w:numPr>
         <w:rPr>
-          <w:rFonts w:ascii="Aptos" w:hAnsi="Aptos" w:eastAsia="Aptos" w:cs="Aptos"/>
-        </w:rPr>
-      </w:pPr>
-      <w:r>
-        <w:rPr>
-          <w:rFonts w:ascii="Aptos" w:hAnsi="Aptos" w:eastAsia="Aptos" w:cs="Aptos"/>
+          <w:rFonts w:ascii="Aptos" w:eastAsia="Aptos" w:hAnsi="Aptos" w:cs="Aptos"/>
+        </w:rPr>
+      </w:pPr>
+      <w:r>
+        <w:rPr>
+          <w:rFonts w:ascii="Aptos" w:eastAsia="Aptos" w:hAnsi="Aptos" w:cs="Aptos"/>
         </w:rPr>
         <w:t>If you are asking for financial compensation (such as for property damage or medical costs), have receipts or proof of expenses available.</w:t>
       </w:r>
@@ -745,7 +745,7 @@
     <w:p>
       <w:r>
         <w:rPr>
-          <w:rFonts w:ascii="Aptos" w:hAnsi="Aptos" w:eastAsia="Aptos" w:cs="Aptos"/>
+          <w:rFonts w:ascii="Aptos" w:eastAsia="Aptos" w:hAnsi="Aptos" w:cs="Aptos"/>
         </w:rPr>
         <w:t xml:space="preserve"> </w:t>
       </w:r>
@@ -753,7 +753,7 @@
     <w:p>
       <w:r>
         <w:rPr>
-          <w:rFonts w:ascii="Aptos" w:hAnsi="Aptos" w:eastAsia="Aptos" w:cs="Aptos"/>
+          <w:rFonts w:ascii="Aptos" w:eastAsia="Aptos" w:hAnsi="Aptos" w:cs="Aptos"/>
         </w:rPr>
         <w:t>Once you have gathered this information, proceed to fill out the form carefully and completely.</w:t>
       </w:r>
@@ -761,7 +761,7 @@
     <w:p>
       <w:r>
         <w:rPr>
-          <w:rFonts w:ascii="Aptos" w:hAnsi="Aptos" w:eastAsia="Aptos" w:cs="Aptos"/>
+          <w:rFonts w:ascii="Aptos" w:eastAsia="Aptos" w:hAnsi="Aptos" w:cs="Aptos"/>
         </w:rPr>
         <w:t xml:space="preserve"> </w:t>
       </w:r>
@@ -772,7 +772,7 @@
       </w:pPr>
       <w:r>
         <w:rPr>
-          <w:rFonts w:ascii="Aptos" w:hAnsi="Aptos" w:eastAsia="Aptos" w:cs="Aptos"/>
+          <w:rFonts w:ascii="Aptos" w:eastAsia="Aptos" w:hAnsi="Aptos" w:cs="Aptos"/>
           <w:b/>
           <w:bCs/>
         </w:rPr>
@@ -782,7 +782,7 @@
     <w:p>
       <w:r>
         <w:rPr>
-          <w:rFonts w:ascii="Aptos" w:hAnsi="Aptos" w:eastAsia="Aptos" w:cs="Aptos"/>
+          <w:rFonts w:ascii="Aptos" w:eastAsia="Aptos" w:hAnsi="Aptos" w:cs="Aptos"/>
         </w:rPr>
         <w:t xml:space="preserve"> </w:t>
       </w:r>
@@ -790,13 +790,13 @@
     <w:p>
       <w:r>
         <w:rPr>
-          <w:rFonts w:ascii="Aptos" w:hAnsi="Aptos" w:eastAsia="Aptos" w:cs="Aptos"/>
+          <w:rFonts w:ascii="Aptos" w:eastAsia="Aptos" w:hAnsi="Aptos" w:cs="Aptos"/>
         </w:rPr>
         <w:t xml:space="preserve">To request a </w:t>
       </w:r>
       <w:r>
         <w:rPr>
-          <w:rFonts w:ascii="Aptos" w:hAnsi="Aptos" w:eastAsia="Aptos" w:cs="Aptos"/>
+          <w:rFonts w:ascii="Aptos" w:eastAsia="Aptos" w:hAnsi="Aptos" w:cs="Aptos"/>
           <w:b/>
           <w:bCs/>
         </w:rPr>
@@ -804,13 +804,13 @@
       </w:r>
       <w:r>
         <w:rPr>
-          <w:rFonts w:ascii="Aptos" w:hAnsi="Aptos" w:eastAsia="Aptos" w:cs="Aptos"/>
+          <w:rFonts w:ascii="Aptos" w:eastAsia="Aptos" w:hAnsi="Aptos" w:cs="Aptos"/>
         </w:rPr>
         <w:t xml:space="preserve">, you must complete </w:t>
       </w:r>
       <w:r>
         <w:rPr>
-          <w:rFonts w:ascii="Aptos" w:hAnsi="Aptos" w:eastAsia="Aptos" w:cs="Aptos"/>
+          <w:rFonts w:ascii="Aptos" w:eastAsia="Aptos" w:hAnsi="Aptos" w:cs="Aptos"/>
           <w:b/>
           <w:bCs/>
         </w:rPr>
@@ -818,7 +818,7 @@
       </w:r>
       <w:r>
         <w:rPr>
-          <w:rFonts w:ascii="Aptos" w:hAnsi="Aptos" w:eastAsia="Aptos" w:cs="Aptos"/>
+          <w:rFonts w:ascii="Aptos" w:eastAsia="Aptos" w:hAnsi="Aptos" w:cs="Aptos"/>
         </w:rPr>
         <w:t xml:space="preserve"> on this online form completely and truthfully.</w:t>
       </w:r>
@@ -831,12 +831,12 @@
           <w:numId w:val="5"/>
         </w:numPr>
         <w:rPr>
-          <w:rFonts w:ascii="Aptos" w:hAnsi="Aptos" w:eastAsia="Aptos" w:cs="Aptos"/>
-        </w:rPr>
-      </w:pPr>
-      <w:r>
-        <w:rPr>
-          <w:rFonts w:ascii="Aptos" w:hAnsi="Aptos" w:eastAsia="Aptos" w:cs="Aptos"/>
+          <w:rFonts w:ascii="Aptos" w:eastAsia="Aptos" w:hAnsi="Aptos" w:cs="Aptos"/>
+        </w:rPr>
+      </w:pPr>
+      <w:r>
+        <w:rPr>
+          <w:rFonts w:ascii="Aptos" w:eastAsia="Aptos" w:hAnsi="Aptos" w:cs="Aptos"/>
         </w:rPr>
         <w:t>Provide your personal information</w:t>
       </w:r>
@@ -849,12 +849,12 @@
           <w:numId w:val="5"/>
         </w:numPr>
         <w:rPr>
-          <w:rFonts w:ascii="Aptos" w:hAnsi="Aptos" w:eastAsia="Aptos" w:cs="Aptos"/>
-        </w:rPr>
-      </w:pPr>
-      <w:r>
-        <w:rPr>
-          <w:rFonts w:ascii="Aptos" w:hAnsi="Aptos" w:eastAsia="Aptos" w:cs="Aptos"/>
+          <w:rFonts w:ascii="Aptos" w:eastAsia="Aptos" w:hAnsi="Aptos" w:cs="Aptos"/>
+        </w:rPr>
+      </w:pPr>
+      <w:r>
+        <w:rPr>
+          <w:rFonts w:ascii="Aptos" w:eastAsia="Aptos" w:hAnsi="Aptos" w:cs="Aptos"/>
         </w:rPr>
         <w:t>Provide the Defendants personal information</w:t>
       </w:r>
@@ -867,12 +867,12 @@
           <w:numId w:val="5"/>
         </w:numPr>
         <w:rPr>
-          <w:rFonts w:ascii="Aptos" w:hAnsi="Aptos" w:eastAsia="Aptos" w:cs="Aptos"/>
-        </w:rPr>
-      </w:pPr>
-      <w:r>
-        <w:rPr>
-          <w:rFonts w:ascii="Aptos" w:hAnsi="Aptos" w:eastAsia="Aptos" w:cs="Aptos"/>
+          <w:rFonts w:ascii="Aptos" w:eastAsia="Aptos" w:hAnsi="Aptos" w:cs="Aptos"/>
+        </w:rPr>
+      </w:pPr>
+      <w:r>
+        <w:rPr>
+          <w:rFonts w:ascii="Aptos" w:eastAsia="Aptos" w:hAnsi="Aptos" w:cs="Aptos"/>
         </w:rPr>
         <w:t>Provide a Statement Under Oath.</w:t>
       </w:r>
@@ -885,12 +885,12 @@
           <w:numId w:val="7"/>
         </w:numPr>
         <w:rPr>
-          <w:rFonts w:ascii="Aptos" w:hAnsi="Aptos" w:eastAsia="Aptos" w:cs="Aptos"/>
-        </w:rPr>
-      </w:pPr>
-      <w:r>
-        <w:rPr>
-          <w:rFonts w:ascii="Aptos" w:hAnsi="Aptos" w:eastAsia="Aptos" w:cs="Aptos"/>
+          <w:rFonts w:ascii="Aptos" w:eastAsia="Aptos" w:hAnsi="Aptos" w:cs="Aptos"/>
+        </w:rPr>
+      </w:pPr>
+      <w:r>
+        <w:rPr>
+          <w:rFonts w:ascii="Aptos" w:eastAsia="Aptos" w:hAnsi="Aptos" w:cs="Aptos"/>
         </w:rPr>
         <w:t xml:space="preserve"> Describe in detail what happened, including the specific acts or behaviors that made you feel threatened, intimidated, or unsafe.</w:t>
       </w:r>
@@ -903,36 +903,36 @@
           <w:numId w:val="5"/>
         </w:numPr>
         <w:rPr>
-          <w:rFonts w:ascii="Aptos" w:hAnsi="Aptos" w:eastAsia="Aptos" w:cs="Aptos"/>
-        </w:rPr>
-      </w:pPr>
-      <w:r>
-        <w:rPr>
-          <w:rFonts w:ascii="Aptos" w:hAnsi="Aptos" w:eastAsia="Aptos" w:cs="Aptos"/>
+          <w:rFonts w:ascii="Aptos" w:eastAsia="Aptos" w:hAnsi="Aptos" w:cs="Aptos"/>
+        </w:rPr>
+      </w:pPr>
+      <w:r>
+        <w:rPr>
+          <w:rFonts w:ascii="Aptos" w:eastAsia="Aptos" w:hAnsi="Aptos" w:cs="Aptos"/>
         </w:rPr>
         <w:t xml:space="preserve">Provide additional information for </w:t>
       </w:r>
       <w:r>
         <w:rPr>
-          <w:rFonts w:ascii="Aptos" w:hAnsi="Aptos" w:eastAsia="Aptos" w:cs="Aptos"/>
+          <w:rFonts w:ascii="Aptos" w:eastAsia="Aptos" w:hAnsi="Aptos" w:cs="Aptos"/>
         </w:rPr>
         <w:t>the Law Enforcement Information Form</w:t>
       </w:r>
       <w:r>
         <w:rPr>
-          <w:rFonts w:ascii="Aptos" w:hAnsi="Aptos" w:eastAsia="Aptos" w:cs="Aptos"/>
+          <w:rFonts w:ascii="Aptos" w:eastAsia="Aptos" w:hAnsi="Aptos" w:cs="Aptos"/>
         </w:rPr>
         <w:t xml:space="preserve"> to helps law enforcement locate the Defendant and serve (deliver) the</w:t>
       </w:r>
       <w:r>
         <w:rPr>
-          <w:rFonts w:ascii="Aptos" w:hAnsi="Aptos" w:eastAsia="Aptos" w:cs="Aptos"/>
+          <w:rFonts w:ascii="Aptos" w:eastAsia="Aptos" w:hAnsi="Aptos" w:cs="Aptos"/>
         </w:rPr>
         <w:t xml:space="preserve"> Tribal</w:t>
       </w:r>
       <w:r>
         <w:rPr>
-          <w:rFonts w:ascii="Aptos" w:hAnsi="Aptos" w:eastAsia="Aptos" w:cs="Aptos"/>
+          <w:rFonts w:ascii="Aptos" w:eastAsia="Aptos" w:hAnsi="Aptos" w:cs="Aptos"/>
         </w:rPr>
         <w:t xml:space="preserve"> Court Order if one is issued</w:t>
       </w:r>
@@ -945,12 +945,12 @@
           <w:numId w:val="6"/>
         </w:numPr>
         <w:rPr>
-          <w:rFonts w:ascii="Aptos" w:hAnsi="Aptos" w:eastAsia="Aptos" w:cs="Aptos"/>
-        </w:rPr>
-      </w:pPr>
-      <w:r>
-        <w:rPr>
-          <w:rFonts w:ascii="Aptos" w:hAnsi="Aptos" w:eastAsia="Aptos" w:cs="Aptos"/>
+          <w:rFonts w:ascii="Aptos" w:eastAsia="Aptos" w:hAnsi="Aptos" w:cs="Aptos"/>
+        </w:rPr>
+      </w:pPr>
+      <w:r>
+        <w:rPr>
+          <w:rFonts w:ascii="Aptos" w:eastAsia="Aptos" w:hAnsi="Aptos" w:cs="Aptos"/>
         </w:rPr>
         <w:lastRenderedPageBreak/>
         <w:t>You may request that your personal information be kept confidential.</w:t>
@@ -964,36 +964,36 @@
           <w:numId w:val="6"/>
         </w:numPr>
         <w:rPr>
-          <w:rFonts w:ascii="Aptos" w:hAnsi="Aptos" w:eastAsia="Aptos" w:cs="Aptos"/>
-        </w:rPr>
-      </w:pPr>
-      <w:r>
-        <w:rPr>
-          <w:rFonts w:ascii="Aptos" w:hAnsi="Aptos" w:eastAsia="Aptos" w:cs="Aptos"/>
+          <w:rFonts w:ascii="Aptos" w:eastAsia="Aptos" w:hAnsi="Aptos" w:cs="Aptos"/>
+        </w:rPr>
+      </w:pPr>
+      <w:r>
+        <w:rPr>
+          <w:rFonts w:ascii="Aptos" w:eastAsia="Aptos" w:hAnsi="Aptos" w:cs="Aptos"/>
         </w:rPr>
         <w:t xml:space="preserve">If you ask the </w:t>
       </w:r>
       <w:r>
         <w:rPr>
-          <w:rFonts w:ascii="Aptos" w:hAnsi="Aptos" w:eastAsia="Aptos" w:cs="Aptos"/>
+          <w:rFonts w:ascii="Aptos" w:eastAsia="Aptos" w:hAnsi="Aptos" w:cs="Aptos"/>
         </w:rPr>
         <w:t xml:space="preserve">Tribal </w:t>
       </w:r>
       <w:r>
         <w:rPr>
-          <w:rFonts w:ascii="Aptos" w:hAnsi="Aptos" w:eastAsia="Aptos" w:cs="Aptos"/>
+          <w:rFonts w:ascii="Aptos" w:eastAsia="Aptos" w:hAnsi="Aptos" w:cs="Aptos"/>
         </w:rPr>
         <w:t xml:space="preserve">Court to order the Defendant to remain away from your residence or workplace, those addresses will appear in the </w:t>
       </w:r>
       <w:r>
         <w:rPr>
-          <w:rFonts w:ascii="Aptos" w:hAnsi="Aptos" w:eastAsia="Aptos" w:cs="Aptos"/>
+          <w:rFonts w:ascii="Aptos" w:eastAsia="Aptos" w:hAnsi="Aptos" w:cs="Aptos"/>
         </w:rPr>
         <w:t xml:space="preserve">Tribal </w:t>
       </w:r>
       <w:r>
         <w:rPr>
-          <w:rFonts w:ascii="Aptos" w:hAnsi="Aptos" w:eastAsia="Aptos" w:cs="Aptos"/>
+          <w:rFonts w:ascii="Aptos" w:eastAsia="Aptos" w:hAnsi="Aptos" w:cs="Aptos"/>
         </w:rPr>
         <w:t>Court Order so that law enforcement can enforce it.</w:t>
       </w:r>
@@ -1006,24 +1006,24 @@
           <w:numId w:val="6"/>
         </w:numPr>
         <w:rPr>
-          <w:rFonts w:ascii="Aptos" w:hAnsi="Aptos" w:eastAsia="Aptos" w:cs="Aptos"/>
-        </w:rPr>
-      </w:pPr>
-      <w:r>
-        <w:rPr>
-          <w:rFonts w:ascii="Aptos" w:hAnsi="Aptos" w:eastAsia="Aptos" w:cs="Aptos"/>
+          <w:rFonts w:ascii="Aptos" w:eastAsia="Aptos" w:hAnsi="Aptos" w:cs="Aptos"/>
+        </w:rPr>
+      </w:pPr>
+      <w:r>
+        <w:rPr>
+          <w:rFonts w:ascii="Aptos" w:eastAsia="Aptos" w:hAnsi="Aptos" w:cs="Aptos"/>
         </w:rPr>
         <w:t xml:space="preserve">If you do not want those addresses to appear in the </w:t>
       </w:r>
       <w:r>
         <w:rPr>
-          <w:rFonts w:ascii="Aptos" w:hAnsi="Aptos" w:eastAsia="Aptos" w:cs="Aptos"/>
+          <w:rFonts w:ascii="Aptos" w:eastAsia="Aptos" w:hAnsi="Aptos" w:cs="Aptos"/>
         </w:rPr>
         <w:t xml:space="preserve">Tribal </w:t>
       </w:r>
       <w:r>
         <w:rPr>
-          <w:rFonts w:ascii="Aptos" w:hAnsi="Aptos" w:eastAsia="Aptos" w:cs="Aptos"/>
+          <w:rFonts w:ascii="Aptos" w:eastAsia="Aptos" w:hAnsi="Aptos" w:cs="Aptos"/>
         </w:rPr>
         <w:t>Court Order and be disclosed to the Defendant, you must specifically request that they be omitted for safety reasons.</w:t>
       </w:r>
@@ -1036,98 +1036,166 @@
           <w:numId w:val="5"/>
         </w:numPr>
         <w:rPr>
-          <w:rFonts w:ascii="Aptos" w:hAnsi="Aptos" w:eastAsia="Aptos" w:cs="Aptos"/>
-        </w:rPr>
-      </w:pPr>
-      <w:r>
-        <w:rPr>
-          <w:rFonts w:ascii="Aptos" w:hAnsi="Aptos" w:eastAsia="Aptos" w:cs="Aptos"/>
+          <w:rFonts w:ascii="Aptos" w:eastAsia="Aptos" w:hAnsi="Aptos" w:cs="Aptos"/>
+        </w:rPr>
+      </w:pPr>
+      <w:r>
+        <w:rPr>
+          <w:rFonts w:ascii="Aptos" w:eastAsia="Aptos" w:hAnsi="Aptos" w:cs="Aptos"/>
           <w:b/>
           <w:bCs/>
         </w:rPr>
+        <w:t xml:space="preserve">Option 1: </w:t>
+      </w:r>
+      <w:r>
+        <w:rPr>
+          <w:rFonts w:ascii="Aptos" w:eastAsia="Aptos" w:hAnsi="Aptos" w:cs="Aptos"/>
+          <w:b/>
+          <w:bCs/>
+        </w:rPr>
         <w:t>Electronically sign and date</w:t>
       </w:r>
       <w:r>
         <w:rPr>
-          <w:rFonts w:ascii="Aptos" w:hAnsi="Aptos" w:eastAsia="Aptos" w:cs="Aptos"/>
+          <w:rFonts w:ascii="Aptos" w:eastAsia="Aptos" w:hAnsi="Aptos" w:cs="Aptos"/>
         </w:rPr>
         <w:t xml:space="preserve"> the form which confirms that everything you have written is true and accurate to the best of your knowledge.</w:t>
       </w:r>
     </w:p>
     <w:p>
-      <w:r>
-        <w:rPr>
-          <w:rFonts w:ascii="Aptos" w:hAnsi="Aptos" w:eastAsia="Aptos" w:cs="Aptos"/>
+      <w:pPr>
+        <w:pStyle w:val="ListParagraph"/>
+        <w:numPr>
+          <w:ilvl w:val="0"/>
+          <w:numId w:val="5"/>
+        </w:numPr>
+        <w:rPr>
+          <w:rFonts w:ascii="Aptos" w:eastAsia="Aptos" w:hAnsi="Aptos" w:cs="Aptos"/>
+        </w:rPr>
+      </w:pPr>
+      <w:r>
+        <w:rPr>
+          <w:rFonts w:ascii="Aptos" w:eastAsia="Aptos" w:hAnsi="Aptos" w:cs="Aptos"/>
           <w:b/>
           <w:bCs/>
         </w:rPr>
+        <w:t>Option 2:</w:t>
+      </w:r>
+      <w:r>
+        <w:rPr>
+          <w:rFonts w:ascii="Aptos" w:eastAsia="Aptos" w:hAnsi="Aptos" w:cs="Aptos"/>
+        </w:rPr>
         <w:t xml:space="preserve"> </w:t>
+      </w:r>
+      <w:r>
+        <w:rPr>
+          <w:rFonts w:ascii="Aptos" w:eastAsia="Aptos" w:hAnsi="Aptos" w:cs="Aptos"/>
+          <w:b/>
+          <w:bCs/>
+        </w:rPr>
+        <w:t>P</w:t>
+      </w:r>
+      <w:r>
+        <w:rPr>
+          <w:rFonts w:ascii="Aptos" w:eastAsia="Aptos" w:hAnsi="Aptos" w:cs="Aptos"/>
+          <w:b/>
+          <w:bCs/>
+        </w:rPr>
+        <w:t>rint, sign and date</w:t>
+      </w:r>
+      <w:r>
+        <w:rPr>
+          <w:rFonts w:ascii="Aptos" w:eastAsia="Aptos" w:hAnsi="Aptos" w:cs="Aptos"/>
+        </w:rPr>
+        <w:t xml:space="preserve"> the form. By signing, you confirm that everything you wrote is true and accurate to the best of your knowledge.</w:t>
       </w:r>
     </w:p>
     <w:p>
       <w:r>
         <w:rPr>
-          <w:rFonts w:ascii="Aptos" w:hAnsi="Aptos" w:eastAsia="Aptos" w:cs="Aptos"/>
+          <w:rFonts w:ascii="Aptos" w:eastAsia="Aptos" w:hAnsi="Aptos" w:cs="Aptos"/>
           <w:b/>
           <w:bCs/>
         </w:rPr>
-        <w:t xml:space="preserve">Confidentiality and Sealing of Records </w:t>
+        <w:t xml:space="preserve"> </w:t>
       </w:r>
     </w:p>
     <w:p>
       <w:r>
-        <w:t>If you believe that sharing your residential address could put your health, safety, or liberty at risk, you may ask to have that information sealed and provide a different mailing address instead. The court will still require your residential address in order to process your case.</w:t>
+        <w:rPr>
+          <w:rFonts w:ascii="Aptos" w:eastAsia="Aptos" w:hAnsi="Aptos" w:cs="Aptos"/>
+          <w:b/>
+          <w:bCs/>
+        </w:rPr>
+        <w:t xml:space="preserve">Confidentiality and Sealing of Records </w:t>
       </w:r>
     </w:p>
     <w:p>
       <w:r>
-        <w:rPr>
-          <w:rFonts w:ascii="Aptos" w:hAnsi="Aptos" w:eastAsia="Aptos" w:cs="Aptos"/>
-        </w:rPr>
-        <w:t xml:space="preserve"> </w:t>
+        <w:t xml:space="preserve">If you believe that sharing your residential address could put your health, safety, or liberty at risk, you may ask to have that information sealed and provide a </w:t>
+      </w:r>
+      <w:r>
+        <w:t>Confidential Contact name, phone number, and address</w:t>
+      </w:r>
+      <w:r>
+        <w:t xml:space="preserve">. The </w:t>
+      </w:r>
+      <w:r>
+        <w:t>Tribal Court</w:t>
+      </w:r>
+      <w:r>
+        <w:t xml:space="preserve"> will still require your residential address in order to process your case.</w:t>
       </w:r>
     </w:p>
     <w:p>
       <w:r>
         <w:rPr>
-          <w:rFonts w:ascii="Aptos" w:hAnsi="Aptos" w:eastAsia="Aptos" w:cs="Aptos"/>
-        </w:rPr>
-        <w:t xml:space="preserve">If the </w:t>
-      </w:r>
-      <w:r>
-        <w:rPr>
-          <w:rFonts w:ascii="Aptos" w:hAnsi="Aptos" w:eastAsia="Aptos" w:cs="Aptos"/>
-        </w:rPr>
-        <w:t xml:space="preserve">Tribal </w:t>
-      </w:r>
-      <w:r>
-        <w:rPr>
-          <w:rFonts w:ascii="Aptos" w:hAnsi="Aptos" w:eastAsia="Aptos" w:cs="Aptos"/>
-        </w:rPr>
-        <w:t>Court finds good cause, the</w:t>
-      </w:r>
-      <w:r>
-        <w:rPr>
-          <w:rFonts w:ascii="Aptos" w:hAnsi="Aptos" w:eastAsia="Aptos" w:cs="Aptos"/>
-        </w:rPr>
-        <w:t xml:space="preserve"> Tribal</w:t>
-      </w:r>
-      <w:r>
-        <w:rPr>
-          <w:rFonts w:ascii="Aptos" w:hAnsi="Aptos" w:eastAsia="Aptos" w:cs="Aptos"/>
-        </w:rPr>
-        <w:t xml:space="preserve"> Court Clerk will seal your information, and it will not be shared with the Defendant or the public.</w:t>
+          <w:rFonts w:ascii="Aptos" w:eastAsia="Aptos" w:hAnsi="Aptos" w:cs="Aptos"/>
+        </w:rPr>
+        <w:t xml:space="preserve"> </w:t>
       </w:r>
     </w:p>
     <w:p>
-      <w:pPr>
-        <w:rPr>
-          <w:rFonts w:ascii="Aptos" w:hAnsi="Aptos" w:eastAsia="Aptos" w:cs="Aptos"/>
-        </w:rPr>
-      </w:pPr>
-      <w:r>
-        <w:rPr>
-          <w:rFonts w:ascii="Aptos" w:hAnsi="Aptos" w:eastAsia="Aptos" w:cs="Aptos"/>
+      <w:r>
+        <w:rPr>
+          <w:rFonts w:ascii="Aptos" w:eastAsia="Aptos" w:hAnsi="Aptos" w:cs="Aptos"/>
+        </w:rPr>
+        <w:t xml:space="preserve">If the </w:t>
+      </w:r>
+      <w:r>
+        <w:rPr>
+          <w:rFonts w:ascii="Aptos" w:eastAsia="Aptos" w:hAnsi="Aptos" w:cs="Aptos"/>
+        </w:rPr>
+        <w:t xml:space="preserve">Tribal </w:t>
+      </w:r>
+      <w:r>
+        <w:rPr>
+          <w:rFonts w:ascii="Aptos" w:eastAsia="Aptos" w:hAnsi="Aptos" w:cs="Aptos"/>
+        </w:rPr>
+        <w:t>Court finds good cause, the</w:t>
+      </w:r>
+      <w:r>
+        <w:rPr>
+          <w:rFonts w:ascii="Aptos" w:eastAsia="Aptos" w:hAnsi="Aptos" w:cs="Aptos"/>
+        </w:rPr>
+        <w:t xml:space="preserve"> Tribal</w:t>
+      </w:r>
+      <w:r>
+        <w:rPr>
+          <w:rFonts w:ascii="Aptos" w:eastAsia="Aptos" w:hAnsi="Aptos" w:cs="Aptos"/>
+        </w:rPr>
+        <w:t xml:space="preserve"> Court Clerk will seal your information, and it will not be shared with the Defendant or the public.</w:t>
+      </w:r>
+    </w:p>
+    <w:p>
+      <w:pPr>
+        <w:rPr>
+          <w:rFonts w:ascii="Aptos" w:eastAsia="Aptos" w:hAnsi="Aptos" w:cs="Aptos"/>
+        </w:rPr>
+      </w:pPr>
+      <w:r>
+        <w:rPr>
+          <w:rFonts w:ascii="Aptos" w:eastAsia="Aptos" w:hAnsi="Aptos" w:cs="Aptos"/>
         </w:rPr>
         <w:t xml:space="preserve"> </w:t>
       </w:r>
@@ -1158,7 +1226,7 @@
       </w:pPr>
       <w:r>
         <w:rPr>
-          <w:rFonts w:ascii="Aptos" w:hAnsi="Aptos" w:eastAsia="Aptos" w:cs="Aptos"/>
+          <w:rFonts w:ascii="Aptos" w:eastAsia="Aptos" w:hAnsi="Aptos" w:cs="Aptos"/>
           <w:b/>
           <w:bCs/>
           <w:sz w:val="22"/>
@@ -1190,7 +1258,7 @@
             <w:tcBorders>
               <w:top w:val="nil"/>
               <w:left w:val="nil"/>
-              <w:bottom w:val="single" w:color="000000" w:themeColor="text1" w:sz="4" w:space="0"/>
+              <w:bottom w:val="single" w:sz="4" w:space="0" w:color="000000" w:themeColor="text1"/>
               <w:right w:val="nil"/>
             </w:tcBorders>
             <w:vAlign w:val="bottom"/>
@@ -1198,14 +1266,14 @@
           <w:p>
             <w:pPr>
               <w:rPr>
-                <w:rFonts w:ascii="Aptos" w:hAnsi="Aptos" w:eastAsia="Aptos" w:cs="Aptos"/>
-                <w:sz w:val="22"/>
-                <w:szCs w:val="22"/>
-              </w:rPr>
-            </w:pPr>
-            <w:r>
-              <w:rPr>
-                <w:rFonts w:ascii="Aptos" w:hAnsi="Aptos" w:eastAsia="Aptos" w:cs="Aptos"/>
+                <w:rFonts w:ascii="Aptos" w:eastAsia="Aptos" w:hAnsi="Aptos" w:cs="Aptos"/>
+                <w:sz w:val="22"/>
+                <w:szCs w:val="22"/>
+              </w:rPr>
+            </w:pPr>
+            <w:r>
+              <w:rPr>
+                <w:rFonts w:ascii="Aptos" w:eastAsia="Aptos" w:hAnsi="Aptos" w:cs="Aptos"/>
                 <w:sz w:val="22"/>
                 <w:szCs w:val="22"/>
               </w:rPr>
@@ -1213,7 +1281,7 @@
             </w:r>
             <w:r>
               <w:rPr>
-                <w:rFonts w:ascii="Aptos" w:hAnsi="Aptos" w:eastAsia="Aptos" w:cs="Aptos"/>
+                <w:rFonts w:ascii="Aptos" w:eastAsia="Aptos" w:hAnsi="Aptos" w:cs="Aptos"/>
                 <w:sz w:val="22"/>
                 <w:szCs w:val="22"/>
               </w:rPr>
@@ -1221,7 +1289,7 @@
             </w:r>
             <w:r>
               <w:rPr>
-                <w:rFonts w:ascii="Aptos" w:hAnsi="Aptos" w:eastAsia="Aptos" w:cs="Aptos"/>
+                <w:rFonts w:ascii="Aptos" w:eastAsia="Aptos" w:hAnsi="Aptos" w:cs="Aptos"/>
                 <w:sz w:val="22"/>
                 <w:szCs w:val="22"/>
               </w:rPr>
@@ -1229,7 +1297,7 @@
             </w:r>
             <w:r>
               <w:rPr>
-                <w:rFonts w:ascii="Aptos" w:hAnsi="Aptos" w:eastAsia="Aptos" w:cs="Aptos"/>
+                <w:rFonts w:ascii="Aptos" w:eastAsia="Aptos" w:hAnsi="Aptos" w:cs="Aptos"/>
                 <w:sz w:val="22"/>
                 <w:szCs w:val="22"/>
               </w:rPr>
@@ -1244,14 +1312,14 @@
             <w:tcBorders>
               <w:top w:val="nil"/>
               <w:left w:val="nil"/>
-              <w:bottom w:val="single" w:color="000000" w:themeColor="text1" w:sz="4" w:space="0"/>
+              <w:bottom w:val="single" w:sz="4" w:space="0" w:color="000000" w:themeColor="text1"/>
             </w:tcBorders>
           </w:tcPr>
           <w:p>
             <w:pPr>
               <w:jc w:val="center"/>
               <w:rPr>
-                <w:rFonts w:ascii="Aptos" w:hAnsi="Aptos" w:eastAsia="Aptos" w:cs="Aptos"/>
+                <w:rFonts w:ascii="Aptos" w:eastAsia="Aptos" w:hAnsi="Aptos" w:cs="Aptos"/>
                 <w:sz w:val="22"/>
                 <w:szCs w:val="22"/>
               </w:rPr>
@@ -1261,14 +1329,14 @@
             <w:pPr>
               <w:jc w:val="right"/>
               <w:rPr>
-                <w:rFonts w:ascii="Aptos" w:hAnsi="Aptos" w:eastAsia="Aptos" w:cs="Aptos"/>
-                <w:sz w:val="22"/>
-                <w:szCs w:val="22"/>
-              </w:rPr>
-            </w:pPr>
-            <w:r>
-              <w:rPr>
-                <w:rFonts w:ascii="Aptos" w:hAnsi="Aptos" w:eastAsia="Aptos" w:cs="Aptos"/>
+                <w:rFonts w:ascii="Aptos" w:eastAsia="Aptos" w:hAnsi="Aptos" w:cs="Aptos"/>
+                <w:sz w:val="22"/>
+                <w:szCs w:val="22"/>
+              </w:rPr>
+            </w:pPr>
+            <w:r>
+              <w:rPr>
+                <w:rFonts w:ascii="Aptos" w:eastAsia="Aptos" w:hAnsi="Aptos" w:cs="Aptos"/>
                 <w:sz w:val="22"/>
                 <w:szCs w:val="22"/>
               </w:rPr>
@@ -1276,7 +1344,7 @@
             </w:r>
             <w:r>
               <w:rPr>
-                <w:rFonts w:ascii="Aptos" w:hAnsi="Aptos" w:eastAsia="Aptos" w:cs="Aptos"/>
+                <w:rFonts w:ascii="Aptos" w:eastAsia="Aptos" w:hAnsi="Aptos" w:cs="Aptos"/>
                 <w:sz w:val="22"/>
                 <w:szCs w:val="22"/>
               </w:rPr>
@@ -1284,7 +1352,7 @@
             </w:r>
             <w:r>
               <w:rPr>
-                <w:rFonts w:ascii="Aptos" w:hAnsi="Aptos" w:eastAsia="Aptos" w:cs="Aptos"/>
+                <w:rFonts w:ascii="Aptos" w:eastAsia="Aptos" w:hAnsi="Aptos" w:cs="Aptos"/>
                 <w:sz w:val="22"/>
                 <w:szCs w:val="22"/>
               </w:rPr>
@@ -1304,7 +1372,7 @@
           <w:p>
             <w:pPr>
               <w:rPr>
-                <w:rFonts w:ascii="Aptos" w:hAnsi="Aptos" w:eastAsia="Aptos" w:cs="Aptos"/>
+                <w:rFonts w:ascii="Aptos" w:eastAsia="Aptos" w:hAnsi="Aptos" w:cs="Aptos"/>
                 <w:sz w:val="22"/>
                 <w:szCs w:val="22"/>
               </w:rPr>
@@ -1319,14 +1387,14 @@
             <w:gridSpan w:val="2"/>
             <w:tcBorders>
               <w:left w:val="nil"/>
-              <w:bottom w:val="single" w:color="000000" w:themeColor="text1" w:sz="4" w:space="0"/>
+              <w:bottom w:val="single" w:sz="4" w:space="0" w:color="000000" w:themeColor="text1"/>
               <w:right w:val="nil"/>
             </w:tcBorders>
           </w:tcPr>
           <w:p>
             <w:pPr>
               <w:rPr>
-                <w:rFonts w:ascii="Aptos" w:hAnsi="Aptos" w:eastAsia="Aptos" w:cs="Aptos"/>
+                <w:rFonts w:ascii="Aptos" w:eastAsia="Aptos" w:hAnsi="Aptos" w:cs="Aptos"/>
                 <w:b/>
                 <w:bCs/>
                 <w:sz w:val="22"/>
@@ -1335,7 +1403,7 @@
             </w:pPr>
             <w:r>
               <w:rPr>
-                <w:rFonts w:ascii="Aptos" w:hAnsi="Aptos" w:eastAsia="Aptos" w:cs="Aptos"/>
+                <w:rFonts w:ascii="Aptos" w:eastAsia="Aptos" w:hAnsi="Aptos" w:cs="Aptos"/>
                 <w:b/>
                 <w:bCs/>
                 <w:sz w:val="22"/>
@@ -1347,32 +1415,32 @@
           <w:p>
             <w:pPr>
               <w:rPr>
-                <w:rFonts w:ascii="Aptos" w:hAnsi="Aptos" w:eastAsia="Aptos" w:cs="Aptos"/>
-                <w:sz w:val="22"/>
-                <w:szCs w:val="22"/>
-              </w:rPr>
-            </w:pPr>
-          </w:p>
-          <w:p>
-            <w:pPr>
-              <w:rPr>
-                <w:rFonts w:ascii="Aptos" w:hAnsi="Aptos" w:eastAsia="Aptos" w:cs="Aptos"/>
-                <w:sz w:val="22"/>
-                <w:szCs w:val="22"/>
-              </w:rPr>
-            </w:pPr>
-          </w:p>
-          <w:p>
-            <w:pPr>
-              <w:rPr>
-                <w:rFonts w:ascii="Aptos" w:hAnsi="Aptos" w:eastAsia="Aptos" w:cs="Aptos"/>
-                <w:sz w:val="22"/>
-                <w:szCs w:val="22"/>
-              </w:rPr>
-            </w:pPr>
-            <w:r>
-              <w:rPr>
-                <w:rFonts w:ascii="Aptos" w:hAnsi="Aptos" w:eastAsia="Aptos" w:cs="Aptos"/>
+                <w:rFonts w:ascii="Aptos" w:eastAsia="Aptos" w:hAnsi="Aptos" w:cs="Aptos"/>
+                <w:sz w:val="22"/>
+                <w:szCs w:val="22"/>
+              </w:rPr>
+            </w:pPr>
+          </w:p>
+          <w:p>
+            <w:pPr>
+              <w:rPr>
+                <w:rFonts w:ascii="Aptos" w:eastAsia="Aptos" w:hAnsi="Aptos" w:cs="Aptos"/>
+                <w:sz w:val="22"/>
+                <w:szCs w:val="22"/>
+              </w:rPr>
+            </w:pPr>
+          </w:p>
+          <w:p>
+            <w:pPr>
+              <w:rPr>
+                <w:rFonts w:ascii="Aptos" w:eastAsia="Aptos" w:hAnsi="Aptos" w:cs="Aptos"/>
+                <w:sz w:val="22"/>
+                <w:szCs w:val="22"/>
+              </w:rPr>
+            </w:pPr>
+            <w:r>
+              <w:rPr>
+                <w:rFonts w:ascii="Aptos" w:eastAsia="Aptos" w:hAnsi="Aptos" w:cs="Aptos"/>
                 <w:sz w:val="22"/>
                 <w:szCs w:val="22"/>
               </w:rPr>
@@ -1382,23 +1450,23 @@
           <w:p>
             <w:pPr>
               <w:rPr>
-                <w:rFonts w:ascii="Aptos" w:hAnsi="Aptos" w:eastAsia="Aptos" w:cs="Aptos"/>
-                <w:sz w:val="22"/>
-                <w:szCs w:val="22"/>
-              </w:rPr>
-            </w:pPr>
-          </w:p>
-          <w:p>
-            <w:pPr>
-              <w:rPr>
-                <w:rFonts w:ascii="Aptos" w:hAnsi="Aptos" w:eastAsia="Aptos" w:cs="Aptos"/>
-                <w:sz w:val="22"/>
-                <w:szCs w:val="22"/>
-              </w:rPr>
-            </w:pPr>
-            <w:r>
-              <w:rPr>
-                <w:rFonts w:ascii="Aptos" w:hAnsi="Aptos" w:eastAsia="Aptos" w:cs="Aptos"/>
+                <w:rFonts w:ascii="Aptos" w:eastAsia="Aptos" w:hAnsi="Aptos" w:cs="Aptos"/>
+                <w:sz w:val="22"/>
+                <w:szCs w:val="22"/>
+              </w:rPr>
+            </w:pPr>
+          </w:p>
+          <w:p>
+            <w:pPr>
+              <w:rPr>
+                <w:rFonts w:ascii="Aptos" w:eastAsia="Aptos" w:hAnsi="Aptos" w:cs="Aptos"/>
+                <w:sz w:val="22"/>
+                <w:szCs w:val="22"/>
+              </w:rPr>
+            </w:pPr>
+            <w:r>
+              <w:rPr>
+                <w:rFonts w:ascii="Aptos" w:eastAsia="Aptos" w:hAnsi="Aptos" w:cs="Aptos"/>
                 <w:sz w:val="22"/>
                 <w:szCs w:val="22"/>
               </w:rPr>
@@ -1406,7 +1474,7 @@
             </w:r>
             <w:r>
               <w:rPr>
-                <w:rFonts w:ascii="Aptos" w:hAnsi="Aptos" w:eastAsia="Aptos" w:cs="Aptos"/>
+                <w:rFonts w:ascii="Aptos" w:eastAsia="Aptos" w:hAnsi="Aptos" w:cs="Aptos"/>
                 <w:sz w:val="22"/>
                 <w:szCs w:val="22"/>
               </w:rPr>
@@ -1414,7 +1482,7 @@
             </w:r>
             <w:r>
               <w:rPr>
-                <w:rFonts w:ascii="Aptos" w:hAnsi="Aptos" w:eastAsia="Aptos" w:cs="Aptos"/>
+                <w:rFonts w:ascii="Aptos" w:eastAsia="Aptos" w:hAnsi="Aptos" w:cs="Aptos"/>
                 <w:sz w:val="22"/>
                 <w:szCs w:val="22"/>
               </w:rPr>
@@ -1430,14 +1498,14 @@
             <w:tcW w:w="2880" w:type="dxa"/>
             <w:tcBorders>
               <w:left w:val="nil"/>
-              <w:bottom w:val="single" w:color="000000" w:themeColor="text1" w:sz="4" w:space="0"/>
+              <w:bottom w:val="single" w:sz="4" w:space="0" w:color="000000" w:themeColor="text1"/>
             </w:tcBorders>
           </w:tcPr>
           <w:p>
             <w:pPr>
               <w:jc w:val="right"/>
               <w:rPr>
-                <w:rFonts w:ascii="Aptos" w:hAnsi="Aptos" w:eastAsia="Aptos" w:cs="Aptos"/>
+                <w:rFonts w:ascii="Aptos" w:eastAsia="Aptos" w:hAnsi="Aptos" w:cs="Aptos"/>
                 <w:b/>
                 <w:bCs/>
                 <w:sz w:val="22"/>
@@ -1446,7 +1514,7 @@
             </w:pPr>
             <w:r>
               <w:rPr>
-                <w:rFonts w:ascii="Aptos" w:hAnsi="Aptos" w:eastAsia="Aptos" w:cs="Aptos"/>
+                <w:rFonts w:ascii="Aptos" w:eastAsia="Aptos" w:hAnsi="Aptos" w:cs="Aptos"/>
                 <w:b/>
                 <w:bCs/>
                 <w:sz w:val="22"/>
@@ -1459,7 +1527,7 @@
             <w:pPr>
               <w:jc w:val="right"/>
               <w:rPr>
-                <w:rFonts w:ascii="Aptos" w:hAnsi="Aptos" w:eastAsia="Aptos" w:cs="Aptos"/>
+                <w:rFonts w:ascii="Aptos" w:eastAsia="Aptos" w:hAnsi="Aptos" w:cs="Aptos"/>
                 <w:sz w:val="22"/>
                 <w:szCs w:val="22"/>
               </w:rPr>
@@ -1469,7 +1537,7 @@
             <w:pPr>
               <w:jc w:val="right"/>
               <w:rPr>
-                <w:rFonts w:ascii="Aptos" w:hAnsi="Aptos" w:eastAsia="Aptos" w:cs="Aptos"/>
+                <w:rFonts w:ascii="Aptos" w:eastAsia="Aptos" w:hAnsi="Aptos" w:cs="Aptos"/>
                 <w:sz w:val="22"/>
                 <w:szCs w:val="22"/>
               </w:rPr>
@@ -1479,7 +1547,7 @@
             <w:pPr>
               <w:jc w:val="right"/>
               <w:rPr>
-                <w:rFonts w:ascii="Aptos" w:hAnsi="Aptos" w:eastAsia="Aptos" w:cs="Aptos"/>
+                <w:rFonts w:ascii="Aptos" w:eastAsia="Aptos" w:hAnsi="Aptos" w:cs="Aptos"/>
                 <w:sz w:val="22"/>
                 <w:szCs w:val="22"/>
               </w:rPr>
@@ -1489,7 +1557,7 @@
             <w:pPr>
               <w:jc w:val="right"/>
               <w:rPr>
-                <w:rFonts w:ascii="Aptos" w:hAnsi="Aptos" w:eastAsia="Aptos" w:cs="Aptos"/>
+                <w:rFonts w:ascii="Aptos" w:eastAsia="Aptos" w:hAnsi="Aptos" w:cs="Aptos"/>
                 <w:sz w:val="22"/>
                 <w:szCs w:val="22"/>
               </w:rPr>
@@ -1499,14 +1567,14 @@
             <w:pPr>
               <w:jc w:val="right"/>
               <w:rPr>
-                <w:rFonts w:ascii="Aptos" w:hAnsi="Aptos" w:eastAsia="Aptos" w:cs="Aptos"/>
-                <w:sz w:val="22"/>
-                <w:szCs w:val="22"/>
-              </w:rPr>
-            </w:pPr>
-            <w:r>
-              <w:rPr>
-                <w:rFonts w:ascii="Aptos" w:hAnsi="Aptos" w:eastAsia="Aptos" w:cs="Aptos"/>
+                <w:rFonts w:ascii="Aptos" w:eastAsia="Aptos" w:hAnsi="Aptos" w:cs="Aptos"/>
+                <w:sz w:val="22"/>
+                <w:szCs w:val="22"/>
+              </w:rPr>
+            </w:pPr>
+            <w:r>
+              <w:rPr>
+                <w:rFonts w:ascii="Aptos" w:eastAsia="Aptos" w:hAnsi="Aptos" w:cs="Aptos"/>
                 <w:sz w:val="22"/>
                 <w:szCs w:val="22"/>
               </w:rPr>
@@ -1514,7 +1582,7 @@
             </w:r>
             <w:r>
               <w:rPr>
-                <w:rFonts w:ascii="Aptos" w:hAnsi="Aptos" w:eastAsia="Aptos" w:cs="Aptos"/>
+                <w:rFonts w:ascii="Aptos" w:eastAsia="Aptos" w:hAnsi="Aptos" w:cs="Aptos"/>
                 <w:sz w:val="22"/>
                 <w:szCs w:val="22"/>
               </w:rPr>
@@ -1522,7 +1590,7 @@
             </w:r>
             <w:r>
               <w:rPr>
-                <w:rFonts w:ascii="Aptos" w:hAnsi="Aptos" w:eastAsia="Aptos" w:cs="Aptos"/>
+                <w:rFonts w:ascii="Aptos" w:eastAsia="Aptos" w:hAnsi="Aptos" w:cs="Aptos"/>
                 <w:sz w:val="22"/>
                 <w:szCs w:val="22"/>
               </w:rPr>
@@ -1530,7 +1598,7 @@
             </w:r>
             <w:r>
               <w:rPr>
-                <w:rFonts w:ascii="Aptos" w:hAnsi="Aptos" w:eastAsia="Aptos" w:cs="Aptos"/>
+                <w:rFonts w:ascii="Aptos" w:eastAsia="Aptos" w:hAnsi="Aptos" w:cs="Aptos"/>
                 <w:sz w:val="22"/>
                 <w:szCs w:val="22"/>
               </w:rPr>
@@ -1538,7 +1606,7 @@
             </w:r>
             <w:r>
               <w:rPr>
-                <w:rFonts w:ascii="Aptos" w:hAnsi="Aptos" w:eastAsia="Aptos" w:cs="Aptos"/>
+                <w:rFonts w:ascii="Aptos" w:eastAsia="Aptos" w:hAnsi="Aptos" w:cs="Aptos"/>
                 <w:sz w:val="22"/>
                 <w:szCs w:val="22"/>
               </w:rPr>
@@ -1558,14 +1626,14 @@
           <w:p>
             <w:pPr>
               <w:rPr>
-                <w:rFonts w:ascii="Aptos" w:hAnsi="Aptos" w:eastAsia="Aptos" w:cs="Aptos"/>
-                <w:sz w:val="22"/>
-                <w:szCs w:val="22"/>
-              </w:rPr>
-            </w:pPr>
-            <w:r>
-              <w:rPr>
-                <w:rFonts w:ascii="Aptos" w:hAnsi="Aptos" w:eastAsia="Aptos" w:cs="Aptos"/>
+                <w:rFonts w:ascii="Aptos" w:eastAsia="Aptos" w:hAnsi="Aptos" w:cs="Aptos"/>
+                <w:sz w:val="22"/>
+                <w:szCs w:val="22"/>
+              </w:rPr>
+            </w:pPr>
+            <w:r>
+              <w:rPr>
+                <w:rFonts w:ascii="Aptos" w:eastAsia="Aptos" w:hAnsi="Aptos" w:cs="Aptos"/>
                 <w:sz w:val="22"/>
                 <w:szCs w:val="22"/>
               </w:rPr>
@@ -1575,23 +1643,23 @@
           <w:p>
             <w:pPr>
               <w:rPr>
-                <w:rFonts w:ascii="Aptos" w:hAnsi="Aptos" w:eastAsia="Aptos" w:cs="Aptos"/>
-                <w:sz w:val="22"/>
-                <w:szCs w:val="22"/>
-              </w:rPr>
-            </w:pPr>
-          </w:p>
-          <w:p>
-            <w:pPr>
-              <w:rPr>
-                <w:rFonts w:ascii="Aptos" w:hAnsi="Aptos" w:eastAsia="Aptos" w:cs="Aptos"/>
-                <w:sz w:val="22"/>
-                <w:szCs w:val="22"/>
-              </w:rPr>
-            </w:pPr>
-            <w:r>
-              <w:rPr>
-                <w:rFonts w:ascii="Aptos" w:hAnsi="Aptos" w:eastAsia="Aptos" w:cs="Aptos"/>
+                <w:rFonts w:ascii="Aptos" w:eastAsia="Aptos" w:hAnsi="Aptos" w:cs="Aptos"/>
+                <w:sz w:val="22"/>
+                <w:szCs w:val="22"/>
+              </w:rPr>
+            </w:pPr>
+          </w:p>
+          <w:p>
+            <w:pPr>
+              <w:rPr>
+                <w:rFonts w:ascii="Aptos" w:eastAsia="Aptos" w:hAnsi="Aptos" w:cs="Aptos"/>
+                <w:sz w:val="22"/>
+                <w:szCs w:val="22"/>
+              </w:rPr>
+            </w:pPr>
+            <w:r>
+              <w:rPr>
+                <w:rFonts w:ascii="Aptos" w:eastAsia="Aptos" w:hAnsi="Aptos" w:cs="Aptos"/>
                 <w:sz w:val="22"/>
                 <w:szCs w:val="22"/>
               </w:rPr>
@@ -1601,14 +1669,14 @@
           <w:p>
             <w:pPr>
               <w:rPr>
-                <w:rFonts w:ascii="Aptos" w:hAnsi="Aptos" w:eastAsia="Aptos" w:cs="Aptos"/>
-                <w:sz w:val="22"/>
-                <w:szCs w:val="22"/>
-              </w:rPr>
-            </w:pPr>
-            <w:r>
-              <w:rPr>
-                <w:rFonts w:ascii="Aptos" w:hAnsi="Aptos" w:eastAsia="Aptos" w:cs="Aptos"/>
+                <w:rFonts w:ascii="Aptos" w:eastAsia="Aptos" w:hAnsi="Aptos" w:cs="Aptos"/>
+                <w:sz w:val="22"/>
+                <w:szCs w:val="22"/>
+              </w:rPr>
+            </w:pPr>
+            <w:r>
+              <w:rPr>
+                <w:rFonts w:ascii="Aptos" w:eastAsia="Aptos" w:hAnsi="Aptos" w:cs="Aptos"/>
                 <w:sz w:val="22"/>
                 <w:szCs w:val="22"/>
               </w:rPr>
@@ -1630,7 +1698,7 @@
           <w:p>
             <w:pPr>
               <w:rPr>
-                <w:rFonts w:ascii="Aptos" w:hAnsi="Aptos" w:eastAsia="Aptos" w:cs="Aptos"/>
+                <w:rFonts w:ascii="Aptos" w:eastAsia="Aptos" w:hAnsi="Aptos" w:cs="Aptos"/>
                 <w:b/>
                 <w:bCs/>
                 <w:sz w:val="22"/>
@@ -1639,7 +1707,7 @@
             </w:pPr>
             <w:r>
               <w:rPr>
-                <w:rFonts w:ascii="Aptos" w:hAnsi="Aptos" w:eastAsia="Aptos" w:cs="Aptos"/>
+                <w:rFonts w:ascii="Aptos" w:eastAsia="Aptos" w:hAnsi="Aptos" w:cs="Aptos"/>
                 <w:b/>
                 <w:bCs/>
                 <w:sz w:val="22"/>
@@ -1651,7 +1719,7 @@
           <w:p>
             <w:pPr>
               <w:rPr>
-                <w:rFonts w:ascii="Aptos" w:hAnsi="Aptos" w:eastAsia="Aptos" w:cs="Aptos"/>
+                <w:rFonts w:ascii="Aptos" w:eastAsia="Aptos" w:hAnsi="Aptos" w:cs="Aptos"/>
                 <w:sz w:val="22"/>
                 <w:szCs w:val="22"/>
               </w:rPr>
@@ -1669,7 +1737,7 @@
             <w:pPr>
               <w:jc w:val="right"/>
               <w:rPr>
-                <w:rFonts w:ascii="Aptos" w:hAnsi="Aptos" w:eastAsia="Aptos" w:cs="Aptos"/>
+                <w:rFonts w:ascii="Aptos" w:eastAsia="Aptos" w:hAnsi="Aptos" w:cs="Aptos"/>
                 <w:b/>
                 <w:bCs/>
                 <w:sz w:val="22"/>
@@ -1678,7 +1746,7 @@
             </w:pPr>
             <w:r>
               <w:rPr>
-                <w:rFonts w:ascii="Aptos" w:hAnsi="Aptos" w:eastAsia="Aptos" w:cs="Aptos"/>
+                <w:rFonts w:ascii="Aptos" w:eastAsia="Aptos" w:hAnsi="Aptos" w:cs="Aptos"/>
                 <w:b/>
                 <w:bCs/>
                 <w:sz w:val="22"/>
@@ -1691,7 +1759,7 @@
             <w:pPr>
               <w:jc w:val="right"/>
               <w:rPr>
-                <w:rFonts w:ascii="Aptos" w:hAnsi="Aptos" w:eastAsia="Aptos" w:cs="Aptos"/>
+                <w:rFonts w:ascii="Aptos" w:eastAsia="Aptos" w:hAnsi="Aptos" w:cs="Aptos"/>
                 <w:sz w:val="22"/>
                 <w:szCs w:val="22"/>
               </w:rPr>
@@ -1706,7 +1774,7 @@
           <w:p>
             <w:pPr>
               <w:rPr>
-                <w:rFonts w:ascii="Aptos" w:hAnsi="Aptos" w:eastAsia="Aptos" w:cs="Aptos"/>
+                <w:rFonts w:ascii="Aptos" w:eastAsia="Aptos" w:hAnsi="Aptos" w:cs="Aptos"/>
                 <w:sz w:val="22"/>
                 <w:szCs w:val="22"/>
               </w:rPr>
@@ -1718,7 +1786,7 @@
     <w:p>
       <w:pPr>
         <w:rPr>
-          <w:rFonts w:ascii="Aptos" w:hAnsi="Aptos" w:eastAsia="Aptos" w:cs="Aptos"/>
+          <w:rFonts w:ascii="Aptos" w:eastAsia="Aptos" w:hAnsi="Aptos" w:cs="Aptos"/>
           <w:sz w:val="22"/>
           <w:szCs w:val="22"/>
         </w:rPr>
@@ -1730,7 +1798,7 @@
       </w:pPr>
       <w:r>
         <w:rPr>
-          <w:rFonts w:ascii="Aptos" w:hAnsi="Aptos" w:eastAsia="Aptos" w:cs="Aptos"/>
+          <w:rFonts w:ascii="Aptos" w:eastAsia="Aptos" w:hAnsi="Aptos" w:cs="Aptos"/>
           <w:sz w:val="22"/>
           <w:szCs w:val="22"/>
         </w:rPr>
@@ -1745,14 +1813,14 @@
           <w:numId w:val="29"/>
         </w:numPr>
         <w:rPr>
-          <w:rFonts w:ascii="Aptos" w:hAnsi="Aptos" w:eastAsia="Aptos" w:cs="Aptos"/>
+          <w:rFonts w:ascii="Aptos" w:eastAsia="Aptos" w:hAnsi="Aptos" w:cs="Aptos"/>
           <w:sz w:val="22"/>
           <w:szCs w:val="22"/>
         </w:rPr>
       </w:pPr>
       <w:r>
         <w:rPr>
-          <w:rFonts w:ascii="Aptos" w:hAnsi="Aptos" w:eastAsia="Aptos" w:cs="Aptos"/>
+          <w:rFonts w:ascii="Aptos" w:eastAsia="Aptos" w:hAnsi="Aptos" w:cs="Aptos"/>
           <w:sz w:val="22"/>
           <w:szCs w:val="22"/>
         </w:rPr>
@@ -1760,7 +1828,7 @@
       </w:r>
       <w:r>
         <w:rPr>
-          <w:rFonts w:ascii="Aptos" w:hAnsi="Aptos" w:eastAsia="Aptos" w:cs="Aptos"/>
+          <w:rFonts w:ascii="Aptos" w:eastAsia="Aptos" w:hAnsi="Aptos" w:cs="Aptos"/>
           <w:sz w:val="22"/>
           <w:szCs w:val="22"/>
         </w:rPr>
@@ -1768,7 +1836,7 @@
       </w:r>
       <w:r>
         <w:rPr>
-          <w:rFonts w:ascii="Aptos" w:hAnsi="Aptos" w:eastAsia="Aptos" w:cs="Aptos"/>
+          <w:rFonts w:ascii="Aptos" w:eastAsia="Aptos" w:hAnsi="Aptos" w:cs="Aptos"/>
           <w:sz w:val="22"/>
           <w:szCs w:val="22"/>
         </w:rPr>
@@ -1776,7 +1844,7 @@
       </w:r>
       <w:r>
         <w:rPr>
-          <w:rFonts w:ascii="Aptos" w:hAnsi="Aptos" w:eastAsia="Aptos" w:cs="Aptos"/>
+          <w:rFonts w:ascii="Aptos" w:eastAsia="Aptos" w:hAnsi="Aptos" w:cs="Aptos"/>
           <w:sz w:val="22"/>
           <w:szCs w:val="22"/>
         </w:rPr>
@@ -1784,7 +1852,7 @@
       </w:r>
       <w:r>
         <w:rPr>
-          <w:rFonts w:ascii="Aptos" w:hAnsi="Aptos" w:eastAsia="Aptos" w:cs="Aptos"/>
+          <w:rFonts w:ascii="Aptos" w:eastAsia="Aptos" w:hAnsi="Aptos" w:cs="Aptos"/>
           <w:sz w:val="22"/>
           <w:szCs w:val="22"/>
         </w:rPr>
@@ -1799,14 +1867,14 @@
           <w:numId w:val="29"/>
         </w:numPr>
         <w:rPr>
-          <w:rFonts w:ascii="Aptos" w:hAnsi="Aptos" w:eastAsia="Aptos" w:cs="Aptos"/>
+          <w:rFonts w:ascii="Aptos" w:eastAsia="Aptos" w:hAnsi="Aptos" w:cs="Aptos"/>
           <w:sz w:val="22"/>
           <w:szCs w:val="22"/>
         </w:rPr>
       </w:pPr>
       <w:r>
         <w:rPr>
-          <w:rFonts w:ascii="Aptos" w:hAnsi="Aptos" w:eastAsia="Aptos" w:cs="Aptos"/>
+          <w:rFonts w:ascii="Aptos" w:eastAsia="Aptos" w:hAnsi="Aptos" w:cs="Aptos"/>
           <w:sz w:val="22"/>
           <w:szCs w:val="22"/>
         </w:rPr>
@@ -1814,7 +1882,7 @@
       </w:r>
       <w:r>
         <w:rPr>
-          <w:rFonts w:ascii="Aptos" w:hAnsi="Aptos" w:eastAsia="Aptos" w:cs="Aptos"/>
+          <w:rFonts w:ascii="Aptos" w:eastAsia="Aptos" w:hAnsi="Aptos" w:cs="Aptos"/>
           <w:sz w:val="22"/>
           <w:szCs w:val="22"/>
         </w:rPr>
@@ -1822,7 +1890,7 @@
       </w:r>
       <w:r>
         <w:rPr>
-          <w:rFonts w:ascii="Aptos" w:hAnsi="Aptos" w:eastAsia="Aptos" w:cs="Aptos"/>
+          <w:rFonts w:ascii="Aptos" w:eastAsia="Aptos" w:hAnsi="Aptos" w:cs="Aptos"/>
           <w:sz w:val="22"/>
           <w:szCs w:val="22"/>
         </w:rPr>
@@ -1830,7 +1898,7 @@
       </w:r>
       <w:r>
         <w:rPr>
-          <w:rFonts w:ascii="Aptos" w:hAnsi="Aptos" w:eastAsia="Aptos" w:cs="Aptos"/>
+          <w:rFonts w:ascii="Aptos" w:eastAsia="Aptos" w:hAnsi="Aptos" w:cs="Aptos"/>
           <w:sz w:val="22"/>
           <w:szCs w:val="22"/>
         </w:rPr>
@@ -1838,7 +1906,7 @@
       </w:r>
       <w:r>
         <w:rPr>
-          <w:rFonts w:ascii="Aptos" w:hAnsi="Aptos" w:eastAsia="Aptos" w:cs="Aptos"/>
+          <w:rFonts w:ascii="Aptos" w:eastAsia="Aptos" w:hAnsi="Aptos" w:cs="Aptos"/>
           <w:sz w:val="22"/>
           <w:szCs w:val="22"/>
         </w:rPr>
@@ -1846,7 +1914,7 @@
       </w:r>
       <w:r>
         <w:rPr>
-          <w:rFonts w:ascii="Aptos" w:hAnsi="Aptos" w:eastAsia="Aptos" w:cs="Aptos"/>
+          <w:rFonts w:ascii="Aptos" w:eastAsia="Aptos" w:hAnsi="Aptos" w:cs="Aptos"/>
           <w:sz w:val="22"/>
           <w:szCs w:val="22"/>
         </w:rPr>
@@ -1854,7 +1922,7 @@
       </w:r>
       <w:r>
         <w:rPr>
-          <w:rFonts w:ascii="Aptos" w:hAnsi="Aptos" w:eastAsia="Aptos" w:cs="Aptos"/>
+          <w:rFonts w:ascii="Aptos" w:eastAsia="Aptos" w:hAnsi="Aptos" w:cs="Aptos"/>
           <w:sz w:val="22"/>
           <w:szCs w:val="22"/>
         </w:rPr>
@@ -1862,7 +1930,7 @@
       </w:r>
       <w:r>
         <w:rPr>
-          <w:rFonts w:ascii="Aptos" w:hAnsi="Aptos" w:eastAsia="Aptos" w:cs="Aptos"/>
+          <w:rFonts w:ascii="Aptos" w:eastAsia="Aptos" w:hAnsi="Aptos" w:cs="Aptos"/>
           <w:sz w:val="22"/>
           <w:szCs w:val="22"/>
         </w:rPr>
@@ -1870,7 +1938,7 @@
       </w:r>
       <w:r>
         <w:rPr>
-          <w:rFonts w:ascii="Aptos" w:hAnsi="Aptos" w:eastAsia="Aptos" w:cs="Aptos"/>
+          <w:rFonts w:ascii="Aptos" w:eastAsia="Aptos" w:hAnsi="Aptos" w:cs="Aptos"/>
           <w:sz w:val="22"/>
           <w:szCs w:val="22"/>
         </w:rPr>
@@ -1885,14 +1953,14 @@
           <w:numId w:val="29"/>
         </w:numPr>
         <w:rPr>
-          <w:rFonts w:ascii="Aptos" w:hAnsi="Aptos" w:eastAsia="Aptos" w:cs="Aptos"/>
+          <w:rFonts w:ascii="Aptos" w:eastAsia="Aptos" w:hAnsi="Aptos" w:cs="Aptos"/>
           <w:sz w:val="22"/>
           <w:szCs w:val="22"/>
         </w:rPr>
       </w:pPr>
       <w:r>
         <w:rPr>
-          <w:rFonts w:ascii="Aptos" w:hAnsi="Aptos" w:eastAsia="Aptos" w:cs="Aptos"/>
+          <w:rFonts w:ascii="Aptos" w:eastAsia="Aptos" w:hAnsi="Aptos" w:cs="Aptos"/>
           <w:sz w:val="22"/>
           <w:szCs w:val="22"/>
         </w:rPr>
@@ -1900,7 +1968,7 @@
       </w:r>
       <w:r>
         <w:rPr>
-          <w:rFonts w:ascii="Aptos" w:hAnsi="Aptos" w:eastAsia="Aptos" w:cs="Aptos"/>
+          <w:rFonts w:ascii="Aptos" w:eastAsia="Aptos" w:hAnsi="Aptos" w:cs="Aptos"/>
           <w:sz w:val="22"/>
           <w:szCs w:val="22"/>
         </w:rPr>
@@ -1908,7 +1976,7 @@
       </w:r>
       <w:r>
         <w:rPr>
-          <w:rFonts w:ascii="Aptos" w:hAnsi="Aptos" w:eastAsia="Aptos" w:cs="Aptos"/>
+          <w:rFonts w:ascii="Aptos" w:eastAsia="Aptos" w:hAnsi="Aptos" w:cs="Aptos"/>
           <w:sz w:val="22"/>
           <w:szCs w:val="22"/>
         </w:rPr>
@@ -1916,7 +1984,7 @@
       </w:r>
       <w:r>
         <w:rPr>
-          <w:rFonts w:ascii="Aptos" w:hAnsi="Aptos" w:eastAsia="Aptos" w:cs="Aptos"/>
+          <w:rFonts w:ascii="Aptos" w:eastAsia="Aptos" w:hAnsi="Aptos" w:cs="Aptos"/>
           <w:sz w:val="22"/>
           <w:szCs w:val="22"/>
         </w:rPr>
@@ -1924,7 +1992,7 @@
       </w:r>
       <w:r>
         <w:rPr>
-          <w:rFonts w:ascii="Aptos" w:hAnsi="Aptos" w:eastAsia="Aptos" w:cs="Aptos"/>
+          <w:rFonts w:ascii="Aptos" w:eastAsia="Aptos" w:hAnsi="Aptos" w:cs="Aptos"/>
           <w:sz w:val="22"/>
           <w:szCs w:val="22"/>
         </w:rPr>
@@ -1932,7 +2000,7 @@
       </w:r>
       <w:r>
         <w:rPr>
-          <w:rFonts w:ascii="Aptos" w:hAnsi="Aptos" w:eastAsia="Aptos" w:cs="Aptos"/>
+          <w:rFonts w:ascii="Aptos" w:eastAsia="Aptos" w:hAnsi="Aptos" w:cs="Aptos"/>
           <w:sz w:val="22"/>
           <w:szCs w:val="22"/>
         </w:rPr>
@@ -1947,14 +2015,14 @@
           <w:numId w:val="29"/>
         </w:numPr>
         <w:rPr>
-          <w:rFonts w:ascii="Aptos" w:hAnsi="Aptos" w:eastAsia="Aptos" w:cs="Aptos"/>
+          <w:rFonts w:ascii="Aptos" w:eastAsia="Aptos" w:hAnsi="Aptos" w:cs="Aptos"/>
           <w:sz w:val="22"/>
           <w:szCs w:val="22"/>
         </w:rPr>
       </w:pPr>
       <w:r>
         <w:rPr>
-          <w:rFonts w:ascii="Aptos" w:hAnsi="Aptos" w:eastAsia="Aptos" w:cs="Aptos"/>
+          <w:rFonts w:ascii="Aptos" w:eastAsia="Aptos" w:hAnsi="Aptos" w:cs="Aptos"/>
           <w:sz w:val="22"/>
           <w:szCs w:val="22"/>
         </w:rPr>
@@ -1962,7 +2030,7 @@
       </w:r>
       <w:r>
         <w:rPr>
-          <w:rFonts w:ascii="Aptos" w:hAnsi="Aptos" w:eastAsia="Aptos" w:cs="Aptos"/>
+          <w:rFonts w:ascii="Aptos" w:eastAsia="Aptos" w:hAnsi="Aptos" w:cs="Aptos"/>
           <w:sz w:val="22"/>
           <w:szCs w:val="22"/>
         </w:rPr>
@@ -1970,7 +2038,7 @@
       </w:r>
       <w:r>
         <w:rPr>
-          <w:rFonts w:ascii="Aptos" w:hAnsi="Aptos" w:eastAsia="Aptos" w:cs="Aptos"/>
+          <w:rFonts w:ascii="Aptos" w:eastAsia="Aptos" w:hAnsi="Aptos" w:cs="Aptos"/>
           <w:sz w:val="22"/>
           <w:szCs w:val="22"/>
         </w:rPr>
@@ -1978,7 +2046,7 @@
       </w:r>
       <w:r>
         <w:rPr>
-          <w:rFonts w:ascii="Aptos" w:hAnsi="Aptos" w:eastAsia="Aptos" w:cs="Aptos"/>
+          <w:rFonts w:ascii="Aptos" w:eastAsia="Aptos" w:hAnsi="Aptos" w:cs="Aptos"/>
           <w:sz w:val="22"/>
           <w:szCs w:val="22"/>
         </w:rPr>
@@ -1986,7 +2054,7 @@
       </w:r>
       <w:r>
         <w:rPr>
-          <w:rFonts w:ascii="Aptos" w:hAnsi="Aptos" w:eastAsia="Aptos" w:cs="Aptos"/>
+          <w:rFonts w:ascii="Aptos" w:eastAsia="Aptos" w:hAnsi="Aptos" w:cs="Aptos"/>
           <w:sz w:val="22"/>
           <w:szCs w:val="22"/>
         </w:rPr>
@@ -1994,7 +2062,7 @@
       </w:r>
       <w:r>
         <w:rPr>
-          <w:rFonts w:ascii="Aptos" w:hAnsi="Aptos" w:eastAsia="Aptos" w:cs="Aptos"/>
+          <w:rFonts w:ascii="Aptos" w:eastAsia="Aptos" w:hAnsi="Aptos" w:cs="Aptos"/>
           <w:sz w:val="22"/>
           <w:szCs w:val="22"/>
         </w:rPr>
@@ -2002,7 +2070,7 @@
       </w:r>
       <w:r>
         <w:rPr>
-          <w:rFonts w:ascii="Aptos" w:hAnsi="Aptos" w:eastAsia="Aptos" w:cs="Aptos"/>
+          <w:rFonts w:ascii="Aptos" w:eastAsia="Aptos" w:hAnsi="Aptos" w:cs="Aptos"/>
           <w:sz w:val="22"/>
           <w:szCs w:val="22"/>
         </w:rPr>
@@ -2017,14 +2085,14 @@
           <w:numId w:val="29"/>
         </w:numPr>
         <w:rPr>
-          <w:rFonts w:ascii="Aptos" w:hAnsi="Aptos" w:eastAsia="Aptos" w:cs="Aptos"/>
+          <w:rFonts w:ascii="Aptos" w:eastAsia="Aptos" w:hAnsi="Aptos" w:cs="Aptos"/>
           <w:sz w:val="22"/>
           <w:szCs w:val="22"/>
         </w:rPr>
       </w:pPr>
       <w:r>
         <w:rPr>
-          <w:rFonts w:ascii="Aptos" w:hAnsi="Aptos" w:eastAsia="Aptos" w:cs="Aptos"/>
+          <w:rFonts w:ascii="Aptos" w:eastAsia="Aptos" w:hAnsi="Aptos" w:cs="Aptos"/>
           <w:sz w:val="22"/>
           <w:szCs w:val="22"/>
         </w:rPr>
@@ -2032,7 +2100,7 @@
       </w:r>
       <w:r>
         <w:rPr>
-          <w:rFonts w:ascii="Aptos" w:hAnsi="Aptos" w:eastAsia="Aptos" w:cs="Aptos"/>
+          <w:rFonts w:ascii="Aptos" w:eastAsia="Aptos" w:hAnsi="Aptos" w:cs="Aptos"/>
           <w:sz w:val="22"/>
           <w:szCs w:val="22"/>
         </w:rPr>
@@ -2040,7 +2108,7 @@
       </w:r>
       <w:r>
         <w:rPr>
-          <w:rFonts w:ascii="Aptos" w:hAnsi="Aptos" w:eastAsia="Aptos" w:cs="Aptos"/>
+          <w:rFonts w:ascii="Aptos" w:eastAsia="Aptos" w:hAnsi="Aptos" w:cs="Aptos"/>
           <w:sz w:val="22"/>
           <w:szCs w:val="22"/>
         </w:rPr>
@@ -2048,7 +2116,7 @@
       </w:r>
       <w:r>
         <w:rPr>
-          <w:rFonts w:ascii="Aptos" w:hAnsi="Aptos" w:eastAsia="Aptos" w:cs="Aptos"/>
+          <w:rFonts w:ascii="Aptos" w:eastAsia="Aptos" w:hAnsi="Aptos" w:cs="Aptos"/>
           <w:sz w:val="22"/>
           <w:szCs w:val="22"/>
         </w:rPr>
@@ -2056,7 +2124,7 @@
       </w:r>
       <w:r>
         <w:rPr>
-          <w:rFonts w:ascii="Aptos" w:hAnsi="Aptos" w:eastAsia="Aptos" w:cs="Aptos"/>
+          <w:rFonts w:ascii="Aptos" w:eastAsia="Aptos" w:hAnsi="Aptos" w:cs="Aptos"/>
           <w:sz w:val="22"/>
           <w:szCs w:val="22"/>
         </w:rPr>
@@ -2064,7 +2132,7 @@
       </w:r>
       <w:r>
         <w:rPr>
-          <w:rFonts w:ascii="Aptos" w:hAnsi="Aptos" w:eastAsia="Aptos" w:cs="Aptos"/>
+          <w:rFonts w:ascii="Aptos" w:eastAsia="Aptos" w:hAnsi="Aptos" w:cs="Aptos"/>
           <w:sz w:val="22"/>
           <w:szCs w:val="22"/>
         </w:rPr>
@@ -2072,7 +2140,7 @@
       </w:r>
       <w:r>
         <w:rPr>
-          <w:rFonts w:ascii="Aptos" w:hAnsi="Aptos" w:eastAsia="Aptos" w:cs="Aptos"/>
+          <w:rFonts w:ascii="Aptos" w:eastAsia="Aptos" w:hAnsi="Aptos" w:cs="Aptos"/>
           <w:sz w:val="22"/>
           <w:szCs w:val="22"/>
         </w:rPr>
@@ -2080,7 +2148,7 @@
       </w:r>
       <w:r>
         <w:rPr>
-          <w:rFonts w:ascii="Aptos" w:hAnsi="Aptos" w:eastAsia="Aptos" w:cs="Aptos"/>
+          <w:rFonts w:ascii="Aptos" w:eastAsia="Aptos" w:hAnsi="Aptos" w:cs="Aptos"/>
           <w:sz w:val="22"/>
           <w:szCs w:val="22"/>
         </w:rPr>
@@ -2088,7 +2156,7 @@
       </w:r>
       <w:r>
         <w:rPr>
-          <w:rFonts w:ascii="Aptos" w:hAnsi="Aptos" w:eastAsia="Aptos" w:cs="Aptos"/>
+          <w:rFonts w:ascii="Aptos" w:eastAsia="Aptos" w:hAnsi="Aptos" w:cs="Aptos"/>
           <w:sz w:val="22"/>
           <w:szCs w:val="22"/>
         </w:rPr>
@@ -2096,7 +2164,7 @@
       </w:r>
       <w:r>
         <w:rPr>
-          <w:rFonts w:ascii="Aptos" w:hAnsi="Aptos" w:eastAsia="Aptos" w:cs="Aptos"/>
+          <w:rFonts w:ascii="Aptos" w:eastAsia="Aptos" w:hAnsi="Aptos" w:cs="Aptos"/>
           <w:sz w:val="22"/>
           <w:szCs w:val="22"/>
         </w:rPr>
@@ -2111,14 +2179,14 @@
           <w:numId w:val="29"/>
         </w:numPr>
         <w:rPr>
-          <w:rFonts w:ascii="Aptos" w:hAnsi="Aptos" w:eastAsia="Aptos" w:cs="Aptos"/>
+          <w:rFonts w:ascii="Aptos" w:eastAsia="Aptos" w:hAnsi="Aptos" w:cs="Aptos"/>
           <w:sz w:val="22"/>
           <w:szCs w:val="22"/>
         </w:rPr>
       </w:pPr>
       <w:r>
         <w:rPr>
-          <w:rFonts w:ascii="Aptos" w:hAnsi="Aptos" w:eastAsia="Aptos" w:cs="Aptos"/>
+          <w:rFonts w:ascii="Aptos" w:eastAsia="Aptos" w:hAnsi="Aptos" w:cs="Aptos"/>
           <w:sz w:val="22"/>
           <w:szCs w:val="22"/>
         </w:rPr>
@@ -2126,7 +2194,7 @@
       </w:r>
       <w:r>
         <w:rPr>
-          <w:rFonts w:ascii="Aptos" w:hAnsi="Aptos" w:eastAsia="Aptos" w:cs="Aptos"/>
+          <w:rFonts w:ascii="Aptos" w:eastAsia="Aptos" w:hAnsi="Aptos" w:cs="Aptos"/>
           <w:sz w:val="22"/>
           <w:szCs w:val="22"/>
         </w:rPr>
@@ -2134,7 +2202,7 @@
       </w:r>
       <w:r>
         <w:rPr>
-          <w:rFonts w:ascii="Aptos" w:hAnsi="Aptos" w:eastAsia="Aptos" w:cs="Aptos"/>
+          <w:rFonts w:ascii="Aptos" w:eastAsia="Aptos" w:hAnsi="Aptos" w:cs="Aptos"/>
           <w:sz w:val="22"/>
           <w:szCs w:val="22"/>
         </w:rPr>
@@ -2142,7 +2210,7 @@
       </w:r>
       <w:r>
         <w:rPr>
-          <w:rFonts w:ascii="Aptos" w:hAnsi="Aptos" w:eastAsia="Aptos" w:cs="Aptos"/>
+          <w:rFonts w:ascii="Aptos" w:eastAsia="Aptos" w:hAnsi="Aptos" w:cs="Aptos"/>
           <w:sz w:val="22"/>
           <w:szCs w:val="22"/>
         </w:rPr>
@@ -2150,7 +2218,7 @@
       </w:r>
       <w:r>
         <w:rPr>
-          <w:rFonts w:ascii="Aptos" w:hAnsi="Aptos" w:eastAsia="Aptos" w:cs="Aptos"/>
+          <w:rFonts w:ascii="Aptos" w:eastAsia="Aptos" w:hAnsi="Aptos" w:cs="Aptos"/>
           <w:sz w:val="22"/>
           <w:szCs w:val="22"/>
         </w:rPr>
@@ -2165,14 +2233,14 @@
           <w:numId w:val="29"/>
         </w:numPr>
         <w:rPr>
-          <w:rFonts w:ascii="Aptos" w:hAnsi="Aptos" w:eastAsia="Aptos" w:cs="Aptos"/>
+          <w:rFonts w:ascii="Aptos" w:eastAsia="Aptos" w:hAnsi="Aptos" w:cs="Aptos"/>
           <w:sz w:val="22"/>
           <w:szCs w:val="22"/>
         </w:rPr>
       </w:pPr>
       <w:r>
         <w:rPr>
-          <w:rFonts w:ascii="Aptos" w:hAnsi="Aptos" w:eastAsia="Aptos" w:cs="Aptos"/>
+          <w:rFonts w:ascii="Aptos" w:eastAsia="Aptos" w:hAnsi="Aptos" w:cs="Aptos"/>
           <w:sz w:val="22"/>
           <w:szCs w:val="22"/>
         </w:rPr>
@@ -2180,7 +2248,7 @@
       </w:r>
       <w:r>
         <w:rPr>
-          <w:rFonts w:ascii="Aptos" w:hAnsi="Aptos" w:eastAsia="Aptos" w:cs="Aptos"/>
+          <w:rFonts w:ascii="Aptos" w:eastAsia="Aptos" w:hAnsi="Aptos" w:cs="Aptos"/>
           <w:sz w:val="22"/>
           <w:szCs w:val="22"/>
         </w:rPr>
@@ -2188,7 +2256,7 @@
       </w:r>
       <w:r>
         <w:rPr>
-          <w:rFonts w:ascii="Aptos" w:hAnsi="Aptos" w:eastAsia="Aptos" w:cs="Aptos"/>
+          <w:rFonts w:ascii="Aptos" w:eastAsia="Aptos" w:hAnsi="Aptos" w:cs="Aptos"/>
           <w:sz w:val="22"/>
           <w:szCs w:val="22"/>
         </w:rPr>
@@ -2196,7 +2264,7 @@
       </w:r>
       <w:r>
         <w:rPr>
-          <w:rFonts w:ascii="Aptos" w:hAnsi="Aptos" w:eastAsia="Aptos" w:cs="Aptos"/>
+          <w:rFonts w:ascii="Aptos" w:eastAsia="Aptos" w:hAnsi="Aptos" w:cs="Aptos"/>
           <w:sz w:val="22"/>
           <w:szCs w:val="22"/>
         </w:rPr>
@@ -2204,7 +2272,7 @@
       </w:r>
       <w:r>
         <w:rPr>
-          <w:rFonts w:ascii="Aptos" w:hAnsi="Aptos" w:eastAsia="Aptos" w:cs="Aptos"/>
+          <w:rFonts w:ascii="Aptos" w:eastAsia="Aptos" w:hAnsi="Aptos" w:cs="Aptos"/>
           <w:sz w:val="22"/>
           <w:szCs w:val="22"/>
         </w:rPr>
@@ -2212,7 +2280,7 @@
       </w:r>
       <w:r>
         <w:rPr>
-          <w:rFonts w:ascii="Aptos" w:hAnsi="Aptos" w:eastAsia="Aptos" w:cs="Aptos"/>
+          <w:rFonts w:ascii="Aptos" w:eastAsia="Aptos" w:hAnsi="Aptos" w:cs="Aptos"/>
           <w:sz w:val="22"/>
           <w:szCs w:val="22"/>
         </w:rPr>
@@ -2227,14 +2295,14 @@
           <w:numId w:val="29"/>
         </w:numPr>
         <w:rPr>
-          <w:rFonts w:ascii="Aptos" w:hAnsi="Aptos" w:eastAsia="Aptos" w:cs="Aptos"/>
+          <w:rFonts w:ascii="Aptos" w:eastAsia="Aptos" w:hAnsi="Aptos" w:cs="Aptos"/>
           <w:sz w:val="22"/>
           <w:szCs w:val="22"/>
         </w:rPr>
       </w:pPr>
       <w:r>
         <w:rPr>
-          <w:rFonts w:ascii="Aptos" w:hAnsi="Aptos" w:eastAsia="Aptos" w:cs="Aptos"/>
+          <w:rFonts w:ascii="Aptos" w:eastAsia="Aptos" w:hAnsi="Aptos" w:cs="Aptos"/>
           <w:sz w:val="22"/>
           <w:szCs w:val="22"/>
         </w:rPr>
@@ -2242,7 +2310,7 @@
       </w:r>
       <w:r>
         <w:rPr>
-          <w:rFonts w:ascii="Aptos" w:hAnsi="Aptos" w:eastAsia="Aptos" w:cs="Aptos"/>
+          <w:rFonts w:ascii="Aptos" w:eastAsia="Aptos" w:hAnsi="Aptos" w:cs="Aptos"/>
           <w:sz w:val="22"/>
           <w:szCs w:val="22"/>
         </w:rPr>
@@ -2250,7 +2318,7 @@
       </w:r>
       <w:r>
         <w:rPr>
-          <w:rFonts w:ascii="Aptos" w:hAnsi="Aptos" w:eastAsia="Aptos" w:cs="Aptos"/>
+          <w:rFonts w:ascii="Aptos" w:eastAsia="Aptos" w:hAnsi="Aptos" w:cs="Aptos"/>
           <w:sz w:val="22"/>
           <w:szCs w:val="22"/>
         </w:rPr>
@@ -2258,7 +2326,7 @@
       </w:r>
       <w:r>
         <w:rPr>
-          <w:rFonts w:ascii="Aptos" w:hAnsi="Aptos" w:eastAsia="Aptos" w:cs="Aptos"/>
+          <w:rFonts w:ascii="Aptos" w:eastAsia="Aptos" w:hAnsi="Aptos" w:cs="Aptos"/>
           <w:sz w:val="22"/>
           <w:szCs w:val="22"/>
         </w:rPr>
@@ -2266,7 +2334,7 @@
       </w:r>
       <w:r>
         <w:rPr>
-          <w:rFonts w:ascii="Aptos" w:hAnsi="Aptos" w:eastAsia="Aptos" w:cs="Aptos"/>
+          <w:rFonts w:ascii="Aptos" w:eastAsia="Aptos" w:hAnsi="Aptos" w:cs="Aptos"/>
           <w:sz w:val="22"/>
           <w:szCs w:val="22"/>
         </w:rPr>
@@ -2274,7 +2342,7 @@
       </w:r>
       <w:r>
         <w:rPr>
-          <w:rFonts w:ascii="Aptos" w:hAnsi="Aptos" w:eastAsia="Aptos" w:cs="Aptos"/>
+          <w:rFonts w:ascii="Aptos" w:eastAsia="Aptos" w:hAnsi="Aptos" w:cs="Aptos"/>
           <w:sz w:val="22"/>
           <w:szCs w:val="22"/>
         </w:rPr>
@@ -2282,7 +2350,7 @@
       </w:r>
       <w:r>
         <w:rPr>
-          <w:rFonts w:ascii="Aptos" w:hAnsi="Aptos" w:eastAsia="Aptos" w:cs="Aptos"/>
+          <w:rFonts w:ascii="Aptos" w:eastAsia="Aptos" w:hAnsi="Aptos" w:cs="Aptos"/>
           <w:sz w:val="22"/>
           <w:szCs w:val="22"/>
         </w:rPr>
@@ -2290,7 +2358,7 @@
       </w:r>
       <w:r>
         <w:rPr>
-          <w:rFonts w:ascii="Aptos" w:hAnsi="Aptos" w:eastAsia="Aptos" w:cs="Aptos"/>
+          <w:rFonts w:ascii="Aptos" w:eastAsia="Aptos" w:hAnsi="Aptos" w:cs="Aptos"/>
           <w:sz w:val="22"/>
           <w:szCs w:val="22"/>
         </w:rPr>
@@ -2298,7 +2366,7 @@
       </w:r>
       <w:r>
         <w:rPr>
-          <w:rFonts w:ascii="Aptos" w:hAnsi="Aptos" w:eastAsia="Aptos" w:cs="Aptos"/>
+          <w:rFonts w:ascii="Aptos" w:eastAsia="Aptos" w:hAnsi="Aptos" w:cs="Aptos"/>
           <w:sz w:val="22"/>
           <w:szCs w:val="22"/>
         </w:rPr>
@@ -2306,7 +2374,7 @@
       </w:r>
       <w:r>
         <w:rPr>
-          <w:rFonts w:ascii="Aptos" w:hAnsi="Aptos" w:eastAsia="Aptos" w:cs="Aptos"/>
+          <w:rFonts w:ascii="Aptos" w:eastAsia="Aptos" w:hAnsi="Aptos" w:cs="Aptos"/>
           <w:sz w:val="22"/>
           <w:szCs w:val="22"/>
         </w:rPr>
@@ -2321,14 +2389,14 @@
           <w:numId w:val="29"/>
         </w:numPr>
         <w:rPr>
-          <w:rFonts w:ascii="Aptos" w:hAnsi="Aptos" w:eastAsia="Aptos" w:cs="Aptos"/>
+          <w:rFonts w:ascii="Aptos" w:eastAsia="Aptos" w:hAnsi="Aptos" w:cs="Aptos"/>
           <w:sz w:val="22"/>
           <w:szCs w:val="22"/>
         </w:rPr>
       </w:pPr>
       <w:r>
         <w:rPr>
-          <w:rFonts w:ascii="Aptos" w:hAnsi="Aptos" w:eastAsia="Aptos" w:cs="Aptos"/>
+          <w:rFonts w:ascii="Aptos" w:eastAsia="Aptos" w:hAnsi="Aptos" w:cs="Aptos"/>
           <w:sz w:val="22"/>
           <w:szCs w:val="22"/>
         </w:rPr>
@@ -2336,7 +2404,7 @@
       </w:r>
       <w:r>
         <w:rPr>
-          <w:rFonts w:ascii="Aptos" w:hAnsi="Aptos" w:eastAsia="Aptos" w:cs="Aptos"/>
+          <w:rFonts w:ascii="Aptos" w:eastAsia="Aptos" w:hAnsi="Aptos" w:cs="Aptos"/>
           <w:sz w:val="22"/>
           <w:szCs w:val="22"/>
         </w:rPr>
@@ -2344,7 +2412,7 @@
       </w:r>
       <w:r>
         <w:rPr>
-          <w:rFonts w:ascii="Aptos" w:hAnsi="Aptos" w:eastAsia="Aptos" w:cs="Aptos"/>
+          <w:rFonts w:ascii="Aptos" w:eastAsia="Aptos" w:hAnsi="Aptos" w:cs="Aptos"/>
           <w:sz w:val="22"/>
           <w:szCs w:val="22"/>
         </w:rPr>
@@ -2352,7 +2420,7 @@
       </w:r>
       <w:r>
         <w:rPr>
-          <w:rFonts w:ascii="Aptos" w:hAnsi="Aptos" w:eastAsia="Aptos" w:cs="Aptos"/>
+          <w:rFonts w:ascii="Aptos" w:eastAsia="Aptos" w:hAnsi="Aptos" w:cs="Aptos"/>
           <w:sz w:val="22"/>
           <w:szCs w:val="22"/>
         </w:rPr>
@@ -2360,7 +2428,7 @@
       </w:r>
       <w:r>
         <w:rPr>
-          <w:rFonts w:ascii="Aptos" w:hAnsi="Aptos" w:eastAsia="Aptos" w:cs="Aptos"/>
+          <w:rFonts w:ascii="Aptos" w:eastAsia="Aptos" w:hAnsi="Aptos" w:cs="Aptos"/>
           <w:sz w:val="22"/>
           <w:szCs w:val="22"/>
         </w:rPr>
@@ -2368,7 +2436,7 @@
       </w:r>
       <w:r>
         <w:rPr>
-          <w:rFonts w:ascii="Aptos" w:hAnsi="Aptos" w:eastAsia="Aptos" w:cs="Aptos"/>
+          <w:rFonts w:ascii="Aptos" w:eastAsia="Aptos" w:hAnsi="Aptos" w:cs="Aptos"/>
           <w:sz w:val="22"/>
           <w:szCs w:val="22"/>
         </w:rPr>
@@ -2383,14 +2451,14 @@
           <w:numId w:val="29"/>
         </w:numPr>
         <w:rPr>
-          <w:rFonts w:ascii="Aptos" w:hAnsi="Aptos" w:eastAsia="Aptos" w:cs="Aptos"/>
+          <w:rFonts w:ascii="Aptos" w:eastAsia="Aptos" w:hAnsi="Aptos" w:cs="Aptos"/>
           <w:sz w:val="22"/>
           <w:szCs w:val="22"/>
         </w:rPr>
       </w:pPr>
       <w:r>
         <w:rPr>
-          <w:rFonts w:ascii="Aptos" w:hAnsi="Aptos" w:eastAsia="Aptos" w:cs="Aptos"/>
+          <w:rFonts w:ascii="Aptos" w:eastAsia="Aptos" w:hAnsi="Aptos" w:cs="Aptos"/>
           <w:sz w:val="22"/>
           <w:szCs w:val="22"/>
         </w:rPr>
@@ -2398,7 +2466,7 @@
       </w:r>
       <w:r>
         <w:rPr>
-          <w:rFonts w:ascii="Aptos" w:hAnsi="Aptos" w:eastAsia="Aptos" w:cs="Aptos"/>
+          <w:rFonts w:ascii="Aptos" w:eastAsia="Aptos" w:hAnsi="Aptos" w:cs="Aptos"/>
           <w:sz w:val="22"/>
           <w:szCs w:val="22"/>
         </w:rPr>
@@ -2406,7 +2474,7 @@
       </w:r>
       <w:r>
         <w:rPr>
-          <w:rFonts w:ascii="Aptos" w:hAnsi="Aptos" w:eastAsia="Aptos" w:cs="Aptos"/>
+          <w:rFonts w:ascii="Aptos" w:eastAsia="Aptos" w:hAnsi="Aptos" w:cs="Aptos"/>
           <w:sz w:val="22"/>
           <w:szCs w:val="22"/>
         </w:rPr>
@@ -2414,7 +2482,7 @@
       </w:r>
       <w:r>
         <w:rPr>
-          <w:rFonts w:ascii="Aptos" w:hAnsi="Aptos" w:eastAsia="Aptos" w:cs="Aptos"/>
+          <w:rFonts w:ascii="Aptos" w:eastAsia="Aptos" w:hAnsi="Aptos" w:cs="Aptos"/>
           <w:sz w:val="22"/>
           <w:szCs w:val="22"/>
         </w:rPr>
@@ -2422,7 +2490,7 @@
       </w:r>
       <w:r>
         <w:rPr>
-          <w:rFonts w:ascii="Aptos" w:hAnsi="Aptos" w:eastAsia="Aptos" w:cs="Aptos"/>
+          <w:rFonts w:ascii="Aptos" w:eastAsia="Aptos" w:hAnsi="Aptos" w:cs="Aptos"/>
           <w:sz w:val="22"/>
           <w:szCs w:val="22"/>
         </w:rPr>
@@ -2430,7 +2498,7 @@
       </w:r>
       <w:r>
         <w:rPr>
-          <w:rFonts w:ascii="Aptos" w:hAnsi="Aptos" w:eastAsia="Aptos" w:cs="Aptos"/>
+          <w:rFonts w:ascii="Aptos" w:eastAsia="Aptos" w:hAnsi="Aptos" w:cs="Aptos"/>
           <w:sz w:val="22"/>
           <w:szCs w:val="22"/>
         </w:rPr>
@@ -2438,7 +2506,7 @@
       </w:r>
       <w:r>
         <w:rPr>
-          <w:rFonts w:ascii="Aptos" w:hAnsi="Aptos" w:eastAsia="Aptos" w:cs="Aptos"/>
+          <w:rFonts w:ascii="Aptos" w:eastAsia="Aptos" w:hAnsi="Aptos" w:cs="Aptos"/>
           <w:sz w:val="22"/>
           <w:szCs w:val="22"/>
         </w:rPr>
@@ -2446,7 +2514,7 @@
       </w:r>
       <w:r>
         <w:rPr>
-          <w:rFonts w:ascii="Aptos" w:hAnsi="Aptos" w:eastAsia="Aptos" w:cs="Aptos"/>
+          <w:rFonts w:ascii="Aptos" w:eastAsia="Aptos" w:hAnsi="Aptos" w:cs="Aptos"/>
           <w:sz w:val="22"/>
           <w:szCs w:val="22"/>
         </w:rPr>
@@ -2454,7 +2522,7 @@
       </w:r>
       <w:r>
         <w:rPr>
-          <w:rFonts w:ascii="Aptos" w:hAnsi="Aptos" w:eastAsia="Aptos" w:cs="Aptos"/>
+          <w:rFonts w:ascii="Aptos" w:eastAsia="Aptos" w:hAnsi="Aptos" w:cs="Aptos"/>
           <w:sz w:val="22"/>
           <w:szCs w:val="22"/>
         </w:rPr>
@@ -2462,7 +2530,7 @@
       </w:r>
       <w:r>
         <w:rPr>
-          <w:rFonts w:ascii="Aptos" w:hAnsi="Aptos" w:eastAsia="Aptos" w:cs="Aptos"/>
+          <w:rFonts w:ascii="Aptos" w:eastAsia="Aptos" w:hAnsi="Aptos" w:cs="Aptos"/>
           <w:sz w:val="22"/>
           <w:szCs w:val="22"/>
         </w:rPr>
@@ -2477,14 +2545,14 @@
           <w:numId w:val="29"/>
         </w:numPr>
         <w:rPr>
-          <w:rFonts w:ascii="Aptos" w:hAnsi="Aptos" w:eastAsia="Aptos" w:cs="Aptos"/>
+          <w:rFonts w:ascii="Aptos" w:eastAsia="Aptos" w:hAnsi="Aptos" w:cs="Aptos"/>
           <w:sz w:val="22"/>
           <w:szCs w:val="22"/>
         </w:rPr>
       </w:pPr>
       <w:r>
         <w:rPr>
-          <w:rFonts w:ascii="Aptos" w:hAnsi="Aptos" w:eastAsia="Aptos" w:cs="Aptos"/>
+          <w:rFonts w:ascii="Aptos" w:eastAsia="Aptos" w:hAnsi="Aptos" w:cs="Aptos"/>
           <w:sz w:val="22"/>
           <w:szCs w:val="22"/>
         </w:rPr>
@@ -2492,7 +2560,7 @@
       </w:r>
       <w:r>
         <w:rPr>
-          <w:rFonts w:ascii="Aptos" w:hAnsi="Aptos" w:eastAsia="Aptos" w:cs="Aptos"/>
+          <w:rFonts w:ascii="Aptos" w:eastAsia="Aptos" w:hAnsi="Aptos" w:cs="Aptos"/>
           <w:sz w:val="22"/>
           <w:szCs w:val="22"/>
         </w:rPr>
@@ -2659,14 +2727,14 @@
             <w:pPr>
               <w:spacing w:line="259" w:lineRule="auto"/>
               <w:rPr>
-                <w:rFonts w:ascii="Aptos" w:hAnsi="Aptos" w:eastAsia="Aptos" w:cs="Aptos"/>
-                <w:sz w:val="22"/>
-                <w:szCs w:val="22"/>
-              </w:rPr>
-            </w:pPr>
-            <w:r>
-              <w:rPr>
-                <w:rFonts w:ascii="Aptos" w:hAnsi="Aptos" w:eastAsia="Aptos" w:cs="Aptos"/>
+                <w:rFonts w:ascii="Aptos" w:eastAsia="Aptos" w:hAnsi="Aptos" w:cs="Aptos"/>
+                <w:sz w:val="22"/>
+                <w:szCs w:val="22"/>
+              </w:rPr>
+            </w:pPr>
+            <w:r>
+              <w:rPr>
+                <w:rFonts w:ascii="Aptos" w:eastAsia="Aptos" w:hAnsi="Aptos" w:cs="Aptos"/>
                 <w:color w:val="000000" w:themeColor="text1"/>
                 <w:sz w:val="22"/>
                 <w:szCs w:val="22"/>
@@ -2675,7 +2743,7 @@
             </w:r>
             <w:r>
               <w:rPr>
-                <w:rFonts w:ascii="Aptos" w:hAnsi="Aptos" w:eastAsia="Aptos" w:cs="Aptos"/>
+                <w:rFonts w:ascii="Aptos" w:eastAsia="Aptos" w:hAnsi="Aptos" w:cs="Aptos"/>
                 <w:sz w:val="22"/>
                 <w:szCs w:val="22"/>
               </w:rPr>
@@ -2683,7 +2751,7 @@
             </w:r>
             <w:r>
               <w:rPr>
-                <w:rFonts w:ascii="Aptos" w:hAnsi="Aptos" w:eastAsia="Aptos" w:cs="Aptos"/>
+                <w:rFonts w:ascii="Aptos" w:eastAsia="Aptos" w:hAnsi="Aptos" w:cs="Aptos"/>
                 <w:color w:val="000000" w:themeColor="text1"/>
                 <w:sz w:val="22"/>
                 <w:szCs w:val="22"/>
@@ -2739,7 +2807,7 @@
             </w:pPr>
             <w:r>
               <w:rPr>
-                <w:rFonts w:ascii="Aptos" w:hAnsi="Aptos" w:eastAsia="Aptos" w:cs="Aptos"/>
+                <w:rFonts w:ascii="Aptos" w:eastAsia="Aptos" w:hAnsi="Aptos" w:cs="Aptos"/>
                 <w:sz w:val="22"/>
                 <w:szCs w:val="22"/>
               </w:rPr>
@@ -2761,7 +2829,7 @@
             </w:pPr>
             <w:r>
               <w:rPr>
-                <w:rFonts w:ascii="Aptos" w:hAnsi="Aptos" w:eastAsia="Aptos" w:cs="Aptos"/>
+                <w:rFonts w:ascii="Aptos" w:eastAsia="Aptos" w:hAnsi="Aptos" w:cs="Aptos"/>
                 <w:sz w:val="22"/>
                 <w:szCs w:val="22"/>
               </w:rPr>
@@ -2790,7 +2858,7 @@
             </w:r>
             <w:r>
               <w:rPr>
-                <w:rFonts w:ascii="Aptos" w:hAnsi="Aptos" w:eastAsia="Aptos" w:cs="Aptos"/>
+                <w:rFonts w:ascii="Aptos" w:eastAsia="Aptos" w:hAnsi="Aptos" w:cs="Aptos"/>
                 <w:sz w:val="22"/>
                 <w:szCs w:val="22"/>
               </w:rPr>
@@ -2817,14 +2885,14 @@
           <w:p>
             <w:pPr>
               <w:rPr>
-                <w:rFonts w:ascii="Aptos" w:hAnsi="Aptos" w:eastAsia="Aptos" w:cs="Aptos"/>
-                <w:sz w:val="22"/>
-                <w:szCs w:val="22"/>
-              </w:rPr>
-            </w:pPr>
-            <w:r>
-              <w:rPr>
-                <w:rFonts w:ascii="Aptos" w:hAnsi="Aptos" w:eastAsia="Aptos" w:cs="Aptos"/>
+                <w:rFonts w:ascii="Aptos" w:eastAsia="Aptos" w:hAnsi="Aptos" w:cs="Aptos"/>
+                <w:sz w:val="22"/>
+                <w:szCs w:val="22"/>
+              </w:rPr>
+            </w:pPr>
+            <w:r>
+              <w:rPr>
+                <w:rFonts w:ascii="Aptos" w:eastAsia="Aptos" w:hAnsi="Aptos" w:cs="Aptos"/>
                 <w:color w:val="000000" w:themeColor="text1"/>
                 <w:sz w:val="22"/>
                 <w:szCs w:val="22"/>
@@ -2894,7 +2962,6 @@
           <w:tcPr>
             <w:tcW w:w="10800" w:type="dxa"/>
             <w:gridSpan w:val="2"/>
-            <w:tcMar/>
           </w:tcPr>
           <w:p>
             <w:pPr>
@@ -2915,7 +2982,6 @@
           <w:tcPr>
             <w:tcW w:w="10800" w:type="dxa"/>
             <w:gridSpan w:val="2"/>
-            <w:tcMar/>
           </w:tcPr>
           <w:p>
             <w:pPr>
@@ -2943,7 +3009,6 @@
         <w:tc>
           <w:tcPr>
             <w:tcW w:w="1800" w:type="dxa"/>
-            <w:tcMar/>
           </w:tcPr>
           <w:p>
             <w:pPr>
@@ -2954,7 +3019,6 @@
         <w:tc>
           <w:tcPr>
             <w:tcW w:w="9000" w:type="dxa"/>
-            <w:tcMar/>
           </w:tcPr>
           <w:p>
             <w:pPr>
@@ -2978,12 +3042,7 @@
           </w:p>
           <w:p>
             <w:pPr>
-              <w:pStyle w:val="Normal"/>
-              <w:suppressLineNumbers w:val="0"/>
-              <w:bidi w:val="0"/>
-              <w:spacing w:before="0" w:beforeAutospacing="off" w:after="0" w:afterAutospacing="off" w:line="259" w:lineRule="auto"/>
-              <w:ind w:left="0" w:right="0"/>
-              <w:jc w:val="left"/>
+              <w:spacing w:line="259" w:lineRule="auto"/>
             </w:pPr>
             <w:r>
               <w:rPr>
@@ -2992,40 +3051,41 @@
               <w:t xml:space="preserve"> </w:t>
             </w:r>
             <w:r>
-              <w:rPr/>
               <w:t>Me</w:t>
             </w:r>
             <w:r>
-              <w:rPr/>
               <w:t xml:space="preserve"> </w:t>
             </w:r>
             <w:r>
               <w:rPr>
-                <w:rFonts w:ascii="Aptos" w:hAnsi="Aptos" w:eastAsia="Aptos" w:cs="Aptos"/>
+                <w:rFonts w:ascii="Aptos" w:eastAsia="Aptos" w:hAnsi="Aptos" w:cs="Aptos"/>
                 <w:sz w:val="22"/>
                 <w:szCs w:val="22"/>
               </w:rPr>
               <w:t xml:space="preserve">{{ </w:t>
             </w:r>
-            <w:r>
-              <w:rPr>
-                <w:rFonts w:ascii="Aptos" w:hAnsi="Aptos" w:eastAsia="Aptos" w:cs="Aptos"/>
+            <w:proofErr w:type="spellStart"/>
+            <w:r>
+              <w:rPr>
+                <w:rFonts w:ascii="Aptos" w:eastAsia="Aptos" w:hAnsi="Aptos" w:cs="Aptos"/>
                 <w:sz w:val="22"/>
                 <w:szCs w:val="22"/>
               </w:rPr>
               <w:t>output_checkbox</w:t>
             </w:r>
-            <w:r>
-              <w:rPr>
-                <w:rFonts w:ascii="Aptos" w:hAnsi="Aptos" w:eastAsia="Aptos" w:cs="Aptos"/>
+            <w:proofErr w:type="spellEnd"/>
+            <w:r>
+              <w:rPr>
+                <w:rFonts w:ascii="Aptos" w:eastAsia="Aptos" w:hAnsi="Aptos" w:cs="Aptos"/>
                 <w:sz w:val="22"/>
                 <w:szCs w:val="22"/>
               </w:rPr>
               <w:t>(</w:t>
             </w:r>
-            <w:r>
-              <w:rPr>
-                <w:rFonts w:ascii="Aptos" w:hAnsi="Aptos" w:eastAsia="Aptos" w:cs="Aptos"/>
+            <w:proofErr w:type="spellStart"/>
+            <w:r>
+              <w:rPr>
+                <w:rFonts w:ascii="Aptos" w:eastAsia="Aptos" w:hAnsi="Aptos" w:cs="Aptos"/>
                 <w:sz w:val="22"/>
                 <w:szCs w:val="22"/>
               </w:rPr>
@@ -3033,23 +3093,16 @@
             </w:r>
             <w:r>
               <w:rPr>
-                <w:rFonts w:ascii="Aptos" w:hAnsi="Aptos" w:eastAsia="Aptos" w:cs="Aptos"/>
-                <w:sz w:val="22"/>
-                <w:szCs w:val="22"/>
-              </w:rPr>
-              <w:t>restrained_from</w:t>
-            </w:r>
-            <w:r>
-              <w:rPr>
-                <w:rFonts w:ascii="Aptos" w:hAnsi="Aptos" w:eastAsia="Aptos" w:cs="Aptos"/>
-                <w:sz w:val="22"/>
-                <w:szCs w:val="22"/>
-              </w:rPr>
-              <w:t>_online</w:t>
-            </w:r>
-            <w:r>
-              <w:rPr>
-                <w:rFonts w:ascii="Aptos" w:hAnsi="Aptos" w:eastAsia="Aptos" w:cs="Aptos"/>
+                <w:rFonts w:ascii="Aptos" w:eastAsia="Aptos" w:hAnsi="Aptos" w:cs="Aptos"/>
+                <w:sz w:val="22"/>
+                <w:szCs w:val="22"/>
+              </w:rPr>
+              <w:t>restrained_from_online</w:t>
+            </w:r>
+            <w:proofErr w:type="spellEnd"/>
+            <w:r>
+              <w:rPr>
+                <w:rFonts w:ascii="Aptos" w:eastAsia="Aptos" w:hAnsi="Aptos" w:cs="Aptos"/>
                 <w:sz w:val="22"/>
                 <w:szCs w:val="22"/>
               </w:rPr>
@@ -3057,19 +3110,11 @@
             </w:r>
             <w:r>
               <w:rPr>
-                <w:rFonts w:ascii="Aptos" w:hAnsi="Aptos" w:eastAsia="Aptos" w:cs="Aptos"/>
-                <w:sz w:val="22"/>
-                <w:szCs w:val="22"/>
-              </w:rPr>
-              <w:t xml:space="preserve"> }</w:t>
-            </w:r>
-            <w:r>
-              <w:rPr>
-                <w:rFonts w:ascii="Aptos" w:hAnsi="Aptos" w:eastAsia="Aptos" w:cs="Aptos"/>
-                <w:sz w:val="22"/>
-                <w:szCs w:val="22"/>
-              </w:rPr>
-              <w:t>}</w:t>
+                <w:rFonts w:ascii="Aptos" w:eastAsia="Aptos" w:hAnsi="Aptos" w:cs="Aptos"/>
+                <w:sz w:val="22"/>
+                <w:szCs w:val="22"/>
+              </w:rPr>
+              <w:t xml:space="preserve"> }}</w:t>
             </w:r>
           </w:p>
           <w:p>
@@ -3086,7 +3131,6 @@
         <w:tc>
           <w:tcPr>
             <w:tcW w:w="1800" w:type="dxa"/>
-            <w:tcMar/>
           </w:tcPr>
           <w:p>
             <w:pPr>
@@ -3097,7 +3141,6 @@
         <w:tc>
           <w:tcPr>
             <w:tcW w:w="9000" w:type="dxa"/>
-            <w:tcMar/>
           </w:tcPr>
           <w:p>
             <w:pPr>
@@ -3110,11 +3153,7 @@
           <w:p>
             <w:pPr>
               <w:pStyle w:val="NoSpacing"/>
-              <w:suppressLineNumbers w:val="0"/>
-              <w:bidi w:val="0"/>
-              <w:spacing w:before="0" w:beforeAutospacing="off" w:after="0" w:afterAutospacing="off" w:line="259" w:lineRule="auto"/>
-              <w:ind w:left="0" w:right="0"/>
-              <w:jc w:val="left"/>
+              <w:spacing w:line="259" w:lineRule="auto"/>
             </w:pPr>
             <w:r>
               <w:rPr>
@@ -3123,40 +3162,41 @@
               <w:t xml:space="preserve"> </w:t>
             </w:r>
             <w:r>
-              <w:rPr/>
               <w:t>Me</w:t>
             </w:r>
             <w:r>
-              <w:rPr/>
               <w:t xml:space="preserve"> </w:t>
             </w:r>
             <w:r>
               <w:rPr>
-                <w:rFonts w:ascii="Aptos" w:hAnsi="Aptos" w:eastAsia="Aptos" w:cs="Aptos"/>
+                <w:rFonts w:ascii="Aptos" w:eastAsia="Aptos" w:hAnsi="Aptos" w:cs="Aptos"/>
                 <w:sz w:val="22"/>
                 <w:szCs w:val="22"/>
               </w:rPr>
               <w:t xml:space="preserve">{{ </w:t>
             </w:r>
-            <w:r>
-              <w:rPr>
-                <w:rFonts w:ascii="Aptos" w:hAnsi="Aptos" w:eastAsia="Aptos" w:cs="Aptos"/>
+            <w:proofErr w:type="spellStart"/>
+            <w:r>
+              <w:rPr>
+                <w:rFonts w:ascii="Aptos" w:eastAsia="Aptos" w:hAnsi="Aptos" w:cs="Aptos"/>
                 <w:sz w:val="22"/>
                 <w:szCs w:val="22"/>
               </w:rPr>
               <w:t>output_checkbox</w:t>
             </w:r>
-            <w:r>
-              <w:rPr>
-                <w:rFonts w:ascii="Aptos" w:hAnsi="Aptos" w:eastAsia="Aptos" w:cs="Aptos"/>
+            <w:proofErr w:type="spellEnd"/>
+            <w:r>
+              <w:rPr>
+                <w:rFonts w:ascii="Aptos" w:eastAsia="Aptos" w:hAnsi="Aptos" w:cs="Aptos"/>
                 <w:sz w:val="22"/>
                 <w:szCs w:val="22"/>
               </w:rPr>
               <w:t>(</w:t>
             </w:r>
-            <w:r>
-              <w:rPr>
-                <w:rFonts w:ascii="Aptos" w:hAnsi="Aptos" w:eastAsia="Aptos" w:cs="Aptos"/>
+            <w:proofErr w:type="spellStart"/>
+            <w:r>
+              <w:rPr>
+                <w:rFonts w:ascii="Aptos" w:eastAsia="Aptos" w:hAnsi="Aptos" w:cs="Aptos"/>
                 <w:sz w:val="22"/>
                 <w:szCs w:val="22"/>
               </w:rPr>
@@ -3164,23 +3204,16 @@
             </w:r>
             <w:r>
               <w:rPr>
-                <w:rFonts w:ascii="Aptos" w:hAnsi="Aptos" w:eastAsia="Aptos" w:cs="Aptos"/>
-                <w:sz w:val="22"/>
-                <w:szCs w:val="22"/>
-              </w:rPr>
-              <w:t>restrained_from</w:t>
-            </w:r>
-            <w:r>
-              <w:rPr>
-                <w:rFonts w:ascii="Aptos" w:hAnsi="Aptos" w:eastAsia="Aptos" w:cs="Aptos"/>
-                <w:sz w:val="22"/>
-                <w:szCs w:val="22"/>
-              </w:rPr>
-              <w:t>_any_contact</w:t>
-            </w:r>
-            <w:r>
-              <w:rPr>
-                <w:rFonts w:ascii="Aptos" w:hAnsi="Aptos" w:eastAsia="Aptos" w:cs="Aptos"/>
+                <w:rFonts w:ascii="Aptos" w:eastAsia="Aptos" w:hAnsi="Aptos" w:cs="Aptos"/>
+                <w:sz w:val="22"/>
+                <w:szCs w:val="22"/>
+              </w:rPr>
+              <w:t>restrained_from_any_contact</w:t>
+            </w:r>
+            <w:proofErr w:type="spellEnd"/>
+            <w:r>
+              <w:rPr>
+                <w:rFonts w:ascii="Aptos" w:eastAsia="Aptos" w:hAnsi="Aptos" w:cs="Aptos"/>
                 <w:sz w:val="22"/>
                 <w:szCs w:val="22"/>
               </w:rPr>
@@ -3188,19 +3221,11 @@
             </w:r>
             <w:r>
               <w:rPr>
-                <w:rFonts w:ascii="Aptos" w:hAnsi="Aptos" w:eastAsia="Aptos" w:cs="Aptos"/>
-                <w:sz w:val="22"/>
-                <w:szCs w:val="22"/>
-              </w:rPr>
-              <w:t>}</w:t>
-            </w:r>
-            <w:r>
-              <w:rPr>
-                <w:rFonts w:ascii="Aptos" w:hAnsi="Aptos" w:eastAsia="Aptos" w:cs="Aptos"/>
-                <w:sz w:val="22"/>
-                <w:szCs w:val="22"/>
-              </w:rPr>
-              <w:t>}</w:t>
+                <w:rFonts w:ascii="Aptos" w:eastAsia="Aptos" w:hAnsi="Aptos" w:cs="Aptos"/>
+                <w:sz w:val="22"/>
+                <w:szCs w:val="22"/>
+              </w:rPr>
+              <w:t>}}</w:t>
             </w:r>
           </w:p>
           <w:p>
@@ -3217,7 +3242,6 @@
         <w:tc>
           <w:tcPr>
             <w:tcW w:w="1800" w:type="dxa"/>
-            <w:tcMar/>
           </w:tcPr>
           <w:p>
             <w:pPr>
@@ -3228,7 +3252,6 @@
         <w:tc>
           <w:tcPr>
             <w:tcW w:w="9000" w:type="dxa"/>
-            <w:tcMar/>
           </w:tcPr>
           <w:p>
             <w:pPr>
@@ -3252,7 +3275,6 @@
         <w:tc>
           <w:tcPr>
             <w:tcW w:w="1800" w:type="dxa"/>
-            <w:tcMar/>
           </w:tcPr>
           <w:p>
             <w:pPr>
@@ -3263,7 +3285,6 @@
         <w:tc>
           <w:tcPr>
             <w:tcW w:w="9000" w:type="dxa"/>
-            <w:tcMar/>
           </w:tcPr>
           <w:p>
             <w:pPr>
@@ -3303,7 +3324,7 @@
             </w:r>
             <w:r>
               <w:rPr>
-                <w:rFonts w:ascii="Aptos" w:hAnsi="Aptos" w:eastAsia="Aptos" w:cs="Aptos"/>
+                <w:rFonts w:ascii="Aptos" w:eastAsia="Aptos" w:hAnsi="Aptos" w:cs="Aptos"/>
                 <w:sz w:val="22"/>
                 <w:szCs w:val="22"/>
               </w:rPr>
@@ -3311,7 +3332,7 @@
             </w:r>
             <w:r>
               <w:rPr>
-                <w:rFonts w:ascii="Aptos" w:hAnsi="Aptos" w:eastAsia="Aptos" w:cs="Aptos"/>
+                <w:rFonts w:ascii="Aptos" w:eastAsia="Aptos" w:hAnsi="Aptos" w:cs="Aptos"/>
                 <w:sz w:val="22"/>
                 <w:szCs w:val="22"/>
               </w:rPr>
@@ -3319,7 +3340,7 @@
             </w:r>
             <w:r>
               <w:rPr>
-                <w:rFonts w:ascii="Aptos" w:hAnsi="Aptos" w:eastAsia="Aptos" w:cs="Aptos"/>
+                <w:rFonts w:ascii="Aptos" w:eastAsia="Aptos" w:hAnsi="Aptos" w:cs="Aptos"/>
                 <w:sz w:val="22"/>
                 <w:szCs w:val="22"/>
               </w:rPr>
@@ -3327,7 +3348,7 @@
             </w:r>
             <w:r>
               <w:rPr>
-                <w:rFonts w:ascii="Aptos" w:hAnsi="Aptos" w:eastAsia="Aptos" w:cs="Aptos"/>
+                <w:rFonts w:ascii="Aptos" w:eastAsia="Aptos" w:hAnsi="Aptos" w:cs="Aptos"/>
                 <w:sz w:val="22"/>
                 <w:szCs w:val="22"/>
               </w:rPr>
@@ -3335,7 +3356,7 @@
             </w:r>
             <w:r>
               <w:rPr>
-                <w:rFonts w:ascii="Aptos" w:hAnsi="Aptos" w:eastAsia="Aptos" w:cs="Aptos"/>
+                <w:rFonts w:ascii="Aptos" w:eastAsia="Aptos" w:hAnsi="Aptos" w:cs="Aptos"/>
                 <w:sz w:val="22"/>
                 <w:szCs w:val="22"/>
               </w:rPr>
@@ -3343,7 +3364,7 @@
             </w:r>
             <w:r>
               <w:rPr>
-                <w:rFonts w:ascii="Aptos" w:hAnsi="Aptos" w:eastAsia="Aptos" w:cs="Aptos"/>
+                <w:rFonts w:ascii="Aptos" w:eastAsia="Aptos" w:hAnsi="Aptos" w:cs="Aptos"/>
                 <w:sz w:val="22"/>
                 <w:szCs w:val="22"/>
               </w:rPr>
@@ -3351,7 +3372,7 @@
             </w:r>
             <w:r>
               <w:rPr>
-                <w:rFonts w:ascii="Aptos" w:hAnsi="Aptos" w:eastAsia="Aptos" w:cs="Aptos"/>
+                <w:rFonts w:ascii="Aptos" w:eastAsia="Aptos" w:hAnsi="Aptos" w:cs="Aptos"/>
                 <w:sz w:val="22"/>
                 <w:szCs w:val="22"/>
               </w:rPr>
@@ -3374,7 +3395,7 @@
             </w:r>
             <w:r>
               <w:rPr>
-                <w:rFonts w:ascii="Aptos" w:hAnsi="Aptos" w:eastAsia="Aptos" w:cs="Aptos"/>
+                <w:rFonts w:ascii="Aptos" w:eastAsia="Aptos" w:hAnsi="Aptos" w:cs="Aptos"/>
                 <w:sz w:val="22"/>
                 <w:szCs w:val="22"/>
               </w:rPr>
@@ -3382,7 +3403,7 @@
             </w:r>
             <w:r>
               <w:rPr>
-                <w:rFonts w:ascii="Aptos" w:hAnsi="Aptos" w:eastAsia="Aptos" w:cs="Aptos"/>
+                <w:rFonts w:ascii="Aptos" w:eastAsia="Aptos" w:hAnsi="Aptos" w:cs="Aptos"/>
                 <w:sz w:val="22"/>
                 <w:szCs w:val="22"/>
               </w:rPr>
@@ -3390,7 +3411,7 @@
             </w:r>
             <w:r>
               <w:rPr>
-                <w:rFonts w:ascii="Aptos" w:hAnsi="Aptos" w:eastAsia="Aptos" w:cs="Aptos"/>
+                <w:rFonts w:ascii="Aptos" w:eastAsia="Aptos" w:hAnsi="Aptos" w:cs="Aptos"/>
                 <w:sz w:val="22"/>
                 <w:szCs w:val="22"/>
               </w:rPr>
@@ -3398,7 +3419,7 @@
             </w:r>
             <w:r>
               <w:rPr>
-                <w:rFonts w:ascii="Aptos" w:hAnsi="Aptos" w:eastAsia="Aptos" w:cs="Aptos"/>
+                <w:rFonts w:ascii="Aptos" w:eastAsia="Aptos" w:hAnsi="Aptos" w:cs="Aptos"/>
                 <w:sz w:val="22"/>
                 <w:szCs w:val="22"/>
               </w:rPr>
@@ -3406,7 +3427,7 @@
             </w:r>
             <w:r>
               <w:rPr>
-                <w:rFonts w:ascii="Aptos" w:hAnsi="Aptos" w:eastAsia="Aptos" w:cs="Aptos"/>
+                <w:rFonts w:ascii="Aptos" w:eastAsia="Aptos" w:hAnsi="Aptos" w:cs="Aptos"/>
                 <w:sz w:val="22"/>
                 <w:szCs w:val="22"/>
               </w:rPr>
@@ -3414,7 +3435,7 @@
             </w:r>
             <w:r>
               <w:rPr>
-                <w:rFonts w:ascii="Aptos" w:hAnsi="Aptos" w:eastAsia="Aptos" w:cs="Aptos"/>
+                <w:rFonts w:ascii="Aptos" w:eastAsia="Aptos" w:hAnsi="Aptos" w:cs="Aptos"/>
                 <w:sz w:val="22"/>
                 <w:szCs w:val="22"/>
               </w:rPr>
@@ -3422,7 +3443,7 @@
             </w:r>
             <w:r>
               <w:rPr>
-                <w:rFonts w:ascii="Aptos" w:hAnsi="Aptos" w:eastAsia="Aptos" w:cs="Aptos"/>
+                <w:rFonts w:ascii="Aptos" w:eastAsia="Aptos" w:hAnsi="Aptos" w:cs="Aptos"/>
                 <w:sz w:val="22"/>
                 <w:szCs w:val="22"/>
               </w:rPr>
@@ -3444,7 +3465,7 @@
             </w:r>
             <w:r>
               <w:rPr>
-                <w:rFonts w:ascii="Aptos" w:hAnsi="Aptos" w:eastAsia="Aptos" w:cs="Aptos"/>
+                <w:rFonts w:ascii="Aptos" w:eastAsia="Aptos" w:hAnsi="Aptos" w:cs="Aptos"/>
                 <w:sz w:val="22"/>
                 <w:szCs w:val="22"/>
               </w:rPr>
@@ -3452,7 +3473,7 @@
             </w:r>
             <w:r>
               <w:rPr>
-                <w:rFonts w:ascii="Aptos" w:hAnsi="Aptos" w:eastAsia="Aptos" w:cs="Aptos"/>
+                <w:rFonts w:ascii="Aptos" w:eastAsia="Aptos" w:hAnsi="Aptos" w:cs="Aptos"/>
                 <w:sz w:val="22"/>
                 <w:szCs w:val="22"/>
               </w:rPr>
@@ -3460,7 +3481,7 @@
             </w:r>
             <w:r>
               <w:rPr>
-                <w:rFonts w:ascii="Aptos" w:hAnsi="Aptos" w:eastAsia="Aptos" w:cs="Aptos"/>
+                <w:rFonts w:ascii="Aptos" w:eastAsia="Aptos" w:hAnsi="Aptos" w:cs="Aptos"/>
                 <w:sz w:val="22"/>
                 <w:szCs w:val="22"/>
               </w:rPr>
@@ -3468,7 +3489,7 @@
             </w:r>
             <w:r>
               <w:rPr>
-                <w:rFonts w:ascii="Aptos" w:hAnsi="Aptos" w:eastAsia="Aptos" w:cs="Aptos"/>
+                <w:rFonts w:ascii="Aptos" w:eastAsia="Aptos" w:hAnsi="Aptos" w:cs="Aptos"/>
                 <w:sz w:val="22"/>
                 <w:szCs w:val="22"/>
               </w:rPr>
@@ -3476,7 +3497,7 @@
             </w:r>
             <w:r>
               <w:rPr>
-                <w:rFonts w:ascii="Aptos" w:hAnsi="Aptos" w:eastAsia="Aptos" w:cs="Aptos"/>
+                <w:rFonts w:ascii="Aptos" w:eastAsia="Aptos" w:hAnsi="Aptos" w:cs="Aptos"/>
                 <w:sz w:val="22"/>
                 <w:szCs w:val="22"/>
               </w:rPr>
@@ -3484,7 +3505,7 @@
             </w:r>
             <w:r>
               <w:rPr>
-                <w:rFonts w:ascii="Aptos" w:hAnsi="Aptos" w:eastAsia="Aptos" w:cs="Aptos"/>
+                <w:rFonts w:ascii="Aptos" w:eastAsia="Aptos" w:hAnsi="Aptos" w:cs="Aptos"/>
                 <w:sz w:val="22"/>
                 <w:szCs w:val="22"/>
               </w:rPr>
@@ -3492,7 +3513,7 @@
             </w:r>
             <w:r>
               <w:rPr>
-                <w:rFonts w:ascii="Aptos" w:hAnsi="Aptos" w:eastAsia="Aptos" w:cs="Aptos"/>
+                <w:rFonts w:ascii="Aptos" w:eastAsia="Aptos" w:hAnsi="Aptos" w:cs="Aptos"/>
                 <w:sz w:val="22"/>
                 <w:szCs w:val="22"/>
               </w:rPr>
@@ -3513,7 +3534,6 @@
         <w:tc>
           <w:tcPr>
             <w:tcW w:w="1800" w:type="dxa"/>
-            <w:tcMar/>
           </w:tcPr>
           <w:p>
             <w:pPr>
@@ -3524,7 +3544,6 @@
         <w:tc>
           <w:tcPr>
             <w:tcW w:w="9000" w:type="dxa"/>
-            <w:tcMar/>
           </w:tcPr>
           <w:p>
             <w:pPr>
@@ -3551,7 +3570,6 @@
         <w:tc>
           <w:tcPr>
             <w:tcW w:w="1800" w:type="dxa"/>
-            <w:tcMar/>
           </w:tcPr>
           <w:p>
             <w:pPr>
@@ -3562,7 +3580,6 @@
         <w:tc>
           <w:tcPr>
             <w:tcW w:w="9000" w:type="dxa"/>
-            <w:tcMar/>
           </w:tcPr>
           <w:p>
             <w:pPr>
@@ -3586,7 +3603,6 @@
         <w:tc>
           <w:tcPr>
             <w:tcW w:w="1800" w:type="dxa"/>
-            <w:tcMar/>
           </w:tcPr>
           <w:p>
             <w:pPr>
@@ -3597,7 +3613,6 @@
         <w:tc>
           <w:tcPr>
             <w:tcW w:w="9000" w:type="dxa"/>
-            <w:tcMar/>
           </w:tcPr>
           <w:p>
             <w:pPr>
@@ -3621,7 +3636,6 @@
         <w:tc>
           <w:tcPr>
             <w:tcW w:w="1800" w:type="dxa"/>
-            <w:tcMar/>
           </w:tcPr>
           <w:p>
             <w:pPr>
@@ -3632,7 +3646,6 @@
         <w:tc>
           <w:tcPr>
             <w:tcW w:w="9000" w:type="dxa"/>
-            <w:tcMar/>
           </w:tcPr>
           <w:p>
             <w:pPr>
@@ -3655,7 +3668,7 @@
       </w:pPr>
       <w:r>
         <w:rPr>
-          <w:rFonts w:ascii="Aptos" w:hAnsi="Aptos" w:eastAsia="Aptos" w:cs="Aptos"/>
+          <w:rFonts w:ascii="Aptos" w:eastAsia="Aptos" w:hAnsi="Aptos" w:cs="Aptos"/>
           <w:sz w:val="22"/>
           <w:szCs w:val="22"/>
         </w:rPr>
@@ -3668,7 +3681,7 @@
       </w:pPr>
       <w:r>
         <w:rPr>
-          <w:rFonts w:ascii="Aptos" w:hAnsi="Aptos" w:eastAsia="Aptos" w:cs="Aptos"/>
+          <w:rFonts w:ascii="Aptos" w:eastAsia="Aptos" w:hAnsi="Aptos" w:cs="Aptos"/>
           <w:sz w:val="22"/>
           <w:szCs w:val="22"/>
         </w:rPr>
@@ -3681,7 +3694,7 @@
       </w:pPr>
       <w:r>
         <w:rPr>
-          <w:rFonts w:ascii="Aptos" w:hAnsi="Aptos" w:eastAsia="Aptos" w:cs="Aptos"/>
+          <w:rFonts w:ascii="Aptos" w:eastAsia="Aptos" w:hAnsi="Aptos" w:cs="Aptos"/>
           <w:sz w:val="22"/>
           <w:szCs w:val="22"/>
         </w:rPr>
@@ -3694,7 +3707,7 @@
       </w:pPr>
       <w:r>
         <w:rPr>
-          <w:rFonts w:ascii="Aptos" w:hAnsi="Aptos" w:eastAsia="Aptos" w:cs="Aptos"/>
+          <w:rFonts w:ascii="Aptos" w:eastAsia="Aptos" w:hAnsi="Aptos" w:cs="Aptos"/>
           <w:sz w:val="22"/>
           <w:szCs w:val="22"/>
         </w:rPr>
@@ -3707,7 +3720,7 @@
       </w:pPr>
       <w:r>
         <w:rPr>
-          <w:rFonts w:ascii="Aptos" w:hAnsi="Aptos" w:eastAsia="Aptos" w:cs="Aptos"/>
+          <w:rFonts w:ascii="Aptos" w:eastAsia="Aptos" w:hAnsi="Aptos" w:cs="Aptos"/>
           <w:sz w:val="22"/>
           <w:szCs w:val="22"/>
         </w:rPr>
@@ -3715,7 +3728,7 @@
       </w:r>
       <w:r>
         <w:rPr>
-          <w:rFonts w:ascii="Aptos" w:hAnsi="Aptos" w:eastAsia="Aptos" w:cs="Aptos"/>
+          <w:rFonts w:ascii="Aptos" w:eastAsia="Aptos" w:hAnsi="Aptos" w:cs="Aptos"/>
           <w:b/>
           <w:bCs/>
           <w:sz w:val="22"/>
@@ -3725,7 +3738,7 @@
       </w:r>
       <w:r>
         <w:rPr>
-          <w:rFonts w:ascii="Aptos" w:hAnsi="Aptos" w:eastAsia="Aptos" w:cs="Aptos"/>
+          <w:rFonts w:ascii="Aptos" w:eastAsia="Aptos" w:hAnsi="Aptos" w:cs="Aptos"/>
           <w:sz w:val="22"/>
           <w:szCs w:val="22"/>
         </w:rPr>
@@ -3738,7 +3751,7 @@
       </w:pPr>
       <w:r>
         <w:rPr>
-          <w:rFonts w:ascii="Aptos" w:hAnsi="Aptos" w:eastAsia="Aptos" w:cs="Aptos"/>
+          <w:rFonts w:ascii="Aptos" w:eastAsia="Aptos" w:hAnsi="Aptos" w:cs="Aptos"/>
           <w:sz w:val="22"/>
           <w:szCs w:val="22"/>
         </w:rPr>
@@ -3749,14 +3762,14 @@
       <w:pPr>
         <w:spacing w:line="259" w:lineRule="auto"/>
         <w:rPr>
-          <w:rFonts w:ascii="Aptos" w:hAnsi="Aptos" w:eastAsia="Aptos" w:cs="Aptos"/>
+          <w:rFonts w:ascii="Aptos" w:eastAsia="Aptos" w:hAnsi="Aptos" w:cs="Aptos"/>
           <w:sz w:val="22"/>
           <w:szCs w:val="22"/>
         </w:rPr>
       </w:pPr>
       <w:r>
         <w:rPr>
-          <w:rFonts w:ascii="Aptos" w:hAnsi="Aptos" w:eastAsia="Aptos" w:cs="Aptos"/>
+          <w:rFonts w:ascii="Aptos" w:eastAsia="Aptos" w:hAnsi="Aptos" w:cs="Aptos"/>
           <w:sz w:val="22"/>
           <w:szCs w:val="22"/>
         </w:rPr>
@@ -3764,7 +3777,7 @@
       </w:r>
       <w:r>
         <w:rPr>
-          <w:rFonts w:ascii="Aptos" w:hAnsi="Aptos" w:eastAsia="Aptos" w:cs="Aptos"/>
+          <w:rFonts w:ascii="Aptos" w:eastAsia="Aptos" w:hAnsi="Aptos" w:cs="Aptos"/>
           <w:sz w:val="22"/>
           <w:szCs w:val="22"/>
         </w:rPr>
@@ -3777,7 +3790,7 @@
       </w:pPr>
       <w:r>
         <w:rPr>
-          <w:rFonts w:ascii="Aptos" w:hAnsi="Aptos" w:eastAsia="Aptos" w:cs="Aptos"/>
+          <w:rFonts w:ascii="Aptos" w:eastAsia="Aptos" w:hAnsi="Aptos" w:cs="Aptos"/>
           <w:sz w:val="22"/>
           <w:szCs w:val="22"/>
         </w:rPr>
@@ -3790,7 +3803,7 @@
       </w:pPr>
       <w:r>
         <w:rPr>
-          <w:rFonts w:ascii="Aptos" w:hAnsi="Aptos" w:eastAsia="Aptos" w:cs="Aptos"/>
+          <w:rFonts w:ascii="Aptos" w:eastAsia="Aptos" w:hAnsi="Aptos" w:cs="Aptos"/>
           <w:sz w:val="22"/>
           <w:szCs w:val="22"/>
         </w:rPr>
@@ -3798,7 +3811,7 @@
       </w:r>
       <w:r>
         <w:rPr>
-          <w:rFonts w:ascii="Aptos" w:hAnsi="Aptos" w:eastAsia="Aptos" w:cs="Aptos"/>
+          <w:rFonts w:ascii="Aptos" w:eastAsia="Aptos" w:hAnsi="Aptos" w:cs="Aptos"/>
           <w:sz w:val="22"/>
           <w:szCs w:val="22"/>
         </w:rPr>
@@ -3806,7 +3819,7 @@
       </w:r>
       <w:r>
         <w:rPr>
-          <w:rFonts w:ascii="Aptos" w:hAnsi="Aptos" w:eastAsia="Aptos" w:cs="Aptos"/>
+          <w:rFonts w:ascii="Aptos" w:eastAsia="Aptos" w:hAnsi="Aptos" w:cs="Aptos"/>
           <w:sz w:val="22"/>
           <w:szCs w:val="22"/>
         </w:rPr>
@@ -3814,7 +3827,7 @@
       </w:r>
       <w:r>
         <w:rPr>
-          <w:rFonts w:ascii="Aptos" w:hAnsi="Aptos" w:eastAsia="Aptos" w:cs="Aptos"/>
+          <w:rFonts w:ascii="Aptos" w:eastAsia="Aptos" w:hAnsi="Aptos" w:cs="Aptos"/>
           <w:sz w:val="22"/>
           <w:szCs w:val="22"/>
         </w:rPr>
@@ -3827,7 +3840,7 @@
       </w:pPr>
       <w:r>
         <w:rPr>
-          <w:rFonts w:ascii="Aptos" w:hAnsi="Aptos" w:eastAsia="Aptos" w:cs="Aptos"/>
+          <w:rFonts w:ascii="Aptos" w:eastAsia="Aptos" w:hAnsi="Aptos" w:cs="Aptos"/>
           <w:sz w:val="22"/>
           <w:szCs w:val="22"/>
         </w:rPr>
@@ -3840,7 +3853,7 @@
       </w:pPr>
       <w:r>
         <w:rPr>
-          <w:rFonts w:ascii="Aptos" w:hAnsi="Aptos" w:eastAsia="Aptos" w:cs="Aptos"/>
+          <w:rFonts w:ascii="Aptos" w:eastAsia="Aptos" w:hAnsi="Aptos" w:cs="Aptos"/>
           <w:sz w:val="22"/>
           <w:szCs w:val="22"/>
         </w:rPr>
@@ -3851,14 +3864,14 @@
       <w:pPr>
         <w:spacing w:line="259" w:lineRule="auto"/>
         <w:rPr>
-          <w:rFonts w:ascii="Aptos" w:hAnsi="Aptos" w:eastAsia="Aptos" w:cs="Aptos"/>
+          <w:rFonts w:ascii="Aptos" w:eastAsia="Aptos" w:hAnsi="Aptos" w:cs="Aptos"/>
           <w:sz w:val="22"/>
           <w:szCs w:val="22"/>
         </w:rPr>
       </w:pPr>
       <w:r>
         <w:rPr>
-          <w:rFonts w:ascii="Aptos" w:hAnsi="Aptos" w:eastAsia="Aptos" w:cs="Aptos"/>
+          <w:rFonts w:ascii="Aptos" w:eastAsia="Aptos" w:hAnsi="Aptos" w:cs="Aptos"/>
           <w:sz w:val="22"/>
           <w:szCs w:val="22"/>
         </w:rPr>
@@ -3869,7 +3882,7 @@
       <w:pPr>
         <w:spacing w:line="259" w:lineRule="auto"/>
         <w:rPr>
-          <w:rFonts w:ascii="Aptos" w:hAnsi="Aptos" w:eastAsia="Aptos" w:cs="Aptos"/>
+          <w:rFonts w:ascii="Aptos" w:eastAsia="Aptos" w:hAnsi="Aptos" w:cs="Aptos"/>
           <w:sz w:val="22"/>
           <w:szCs w:val="22"/>
         </w:rPr>
@@ -3878,11 +3891,11 @@
     <w:p>
       <w:pPr>
         <w:pBdr>
-          <w:bottom w:val="single" w:color="auto" w:sz="4" w:space="4"/>
+          <w:bottom w:val="single" w:sz="4" w:space="4" w:color="auto"/>
         </w:pBdr>
         <w:spacing w:line="259" w:lineRule="auto"/>
         <w:rPr>
-          <w:rFonts w:ascii="Aptos" w:hAnsi="Aptos" w:eastAsia="Aptos" w:cs="Aptos"/>
+          <w:rFonts w:ascii="Aptos" w:eastAsia="Aptos" w:hAnsi="Aptos" w:cs="Aptos"/>
           <w:sz w:val="22"/>
           <w:szCs w:val="22"/>
         </w:rPr>
@@ -3894,7 +3907,7 @@
       </w:pPr>
       <w:r>
         <w:rPr>
-          <w:rFonts w:ascii="Aptos" w:hAnsi="Aptos" w:eastAsia="Aptos" w:cs="Aptos"/>
+          <w:rFonts w:ascii="Aptos" w:eastAsia="Aptos" w:hAnsi="Aptos" w:cs="Aptos"/>
           <w:sz w:val="22"/>
           <w:szCs w:val="22"/>
         </w:rPr>
@@ -3907,7 +3920,7 @@
       </w:pPr>
       <w:r>
         <w:rPr>
-          <w:rFonts w:ascii="Aptos" w:hAnsi="Aptos" w:eastAsia="Aptos" w:cs="Aptos"/>
+          <w:rFonts w:ascii="Aptos" w:eastAsia="Aptos" w:hAnsi="Aptos" w:cs="Aptos"/>
           <w:sz w:val="22"/>
           <w:szCs w:val="22"/>
         </w:rPr>
@@ -3920,7 +3933,7 @@
       </w:pPr>
       <w:r>
         <w:rPr>
-          <w:rFonts w:ascii="Aptos" w:hAnsi="Aptos" w:eastAsia="Aptos" w:cs="Aptos"/>
+          <w:rFonts w:ascii="Aptos" w:eastAsia="Aptos" w:hAnsi="Aptos" w:cs="Aptos"/>
           <w:sz w:val="22"/>
           <w:szCs w:val="22"/>
         </w:rPr>
@@ -3933,7 +3946,7 @@
       </w:pPr>
       <w:r>
         <w:rPr>
-          <w:rFonts w:ascii="Aptos" w:hAnsi="Aptos" w:eastAsia="Aptos" w:cs="Aptos"/>
+          <w:rFonts w:ascii="Aptos" w:eastAsia="Aptos" w:hAnsi="Aptos" w:cs="Aptos"/>
           <w:sz w:val="22"/>
           <w:szCs w:val="22"/>
         </w:rPr>
@@ -3941,7 +3954,7 @@
       </w:r>
       <w:r>
         <w:rPr>
-          <w:rFonts w:ascii="Aptos" w:hAnsi="Aptos" w:eastAsia="Aptos" w:cs="Aptos"/>
+          <w:rFonts w:ascii="Aptos" w:eastAsia="Aptos" w:hAnsi="Aptos" w:cs="Aptos"/>
           <w:sz w:val="22"/>
           <w:szCs w:val="22"/>
         </w:rPr>
@@ -3949,7 +3962,7 @@
       </w:r>
       <w:r>
         <w:rPr>
-          <w:rFonts w:ascii="Aptos" w:hAnsi="Aptos" w:eastAsia="Aptos" w:cs="Aptos"/>
+          <w:rFonts w:ascii="Aptos" w:eastAsia="Aptos" w:hAnsi="Aptos" w:cs="Aptos"/>
           <w:sz w:val="22"/>
           <w:szCs w:val="22"/>
         </w:rPr>
@@ -3957,7 +3970,7 @@
       </w:r>
       <w:r>
         <w:rPr>
-          <w:rFonts w:ascii="Aptos" w:hAnsi="Aptos" w:eastAsia="Aptos" w:cs="Aptos"/>
+          <w:rFonts w:ascii="Aptos" w:eastAsia="Aptos" w:hAnsi="Aptos" w:cs="Aptos"/>
           <w:sz w:val="22"/>
           <w:szCs w:val="22"/>
         </w:rPr>
@@ -3965,7 +3978,7 @@
       </w:r>
       <w:r>
         <w:rPr>
-          <w:rFonts w:ascii="Aptos" w:hAnsi="Aptos" w:eastAsia="Aptos" w:cs="Aptos"/>
+          <w:rFonts w:ascii="Aptos" w:eastAsia="Aptos" w:hAnsi="Aptos" w:cs="Aptos"/>
           <w:sz w:val="22"/>
           <w:szCs w:val="22"/>
         </w:rPr>
@@ -3973,7 +3986,7 @@
       </w:r>
       <w:r>
         <w:rPr>
-          <w:rFonts w:ascii="Aptos" w:hAnsi="Aptos" w:eastAsia="Aptos" w:cs="Aptos"/>
+          <w:rFonts w:ascii="Aptos" w:eastAsia="Aptos" w:hAnsi="Aptos" w:cs="Aptos"/>
           <w:sz w:val="22"/>
           <w:szCs w:val="22"/>
         </w:rPr>
@@ -3982,21 +3995,16 @@
     </w:p>
     <w:p>
       <w:pPr>
-        <w:pStyle w:val="Normal"/>
-        <w:suppressLineNumbers w:val="0"/>
-        <w:bidi w:val="0"/>
-        <w:spacing w:before="0" w:beforeAutospacing="off" w:after="0" w:afterAutospacing="off" w:line="259" w:lineRule="auto"/>
-        <w:ind w:left="0" w:right="0"/>
-        <w:jc w:val="left"/>
-        <w:rPr>
-          <w:rFonts w:ascii="Aptos" w:hAnsi="Aptos" w:eastAsia="Aptos" w:cs="Aptos"/>
+        <w:spacing w:line="259" w:lineRule="auto"/>
+        <w:rPr>
+          <w:rFonts w:ascii="Aptos" w:eastAsia="Aptos" w:hAnsi="Aptos" w:cs="Aptos"/>
           <w:sz w:val="22"/>
           <w:szCs w:val="22"/>
         </w:rPr>
       </w:pPr>
       <w:r>
         <w:rPr>
-          <w:rFonts w:ascii="Aptos" w:hAnsi="Aptos" w:eastAsia="Aptos" w:cs="Aptos"/>
+          <w:rFonts w:ascii="Aptos" w:eastAsia="Aptos" w:hAnsi="Aptos" w:cs="Aptos"/>
           <w:sz w:val="22"/>
           <w:szCs w:val="22"/>
         </w:rPr>
@@ -4007,14 +4015,14 @@
       <w:pPr>
         <w:spacing w:line="259" w:lineRule="auto"/>
         <w:rPr>
-          <w:rFonts w:ascii="Aptos" w:hAnsi="Aptos" w:eastAsia="Aptos" w:cs="Aptos"/>
+          <w:rFonts w:ascii="Aptos" w:eastAsia="Aptos" w:hAnsi="Aptos" w:cs="Aptos"/>
           <w:sz w:val="22"/>
           <w:szCs w:val="22"/>
         </w:rPr>
       </w:pPr>
       <w:r>
         <w:rPr>
-          <w:rFonts w:ascii="Aptos" w:hAnsi="Aptos" w:eastAsia="Aptos" w:cs="Aptos"/>
+          <w:rFonts w:ascii="Aptos" w:eastAsia="Aptos" w:hAnsi="Aptos" w:cs="Aptos"/>
           <w:sz w:val="22"/>
           <w:szCs w:val="22"/>
         </w:rPr>
@@ -4022,23 +4030,23 @@
       </w:r>
       <w:r>
         <w:rPr>
-          <w:rFonts w:ascii="Aptos" w:hAnsi="Aptos" w:eastAsia="Aptos" w:cs="Aptos"/>
+          <w:rFonts w:ascii="Aptos" w:eastAsia="Aptos" w:hAnsi="Aptos" w:cs="Aptos"/>
           <w:sz w:val="22"/>
           <w:szCs w:val="22"/>
         </w:rPr>
-        <w:t>:  {</w:t>
-      </w:r>
-      <w:r>
-        <w:rPr>
-          <w:rFonts w:ascii="Aptos" w:hAnsi="Aptos" w:eastAsia="Aptos" w:cs="Aptos"/>
+        <w:t>:</w:t>
+      </w:r>
+      <w:r>
+        <w:rPr>
+          <w:rFonts w:ascii="Aptos" w:eastAsia="Aptos" w:hAnsi="Aptos" w:cs="Aptos"/>
           <w:sz w:val="22"/>
           <w:szCs w:val="22"/>
         </w:rPr>
-        <w:t xml:space="preserve">{  </w:t>
-      </w:r>
-      <w:r>
-        <w:rPr>
-          <w:rFonts w:ascii="Aptos" w:hAnsi="Aptos" w:eastAsia="Aptos" w:cs="Aptos"/>
+        <w:t xml:space="preserve">  {{  </w:t>
+      </w:r>
+      <w:r>
+        <w:rPr>
+          <w:rFonts w:ascii="Aptos" w:eastAsia="Aptos" w:hAnsi="Aptos" w:cs="Aptos"/>
           <w:sz w:val="22"/>
           <w:szCs w:val="22"/>
         </w:rPr>
@@ -4046,114 +4054,82 @@
       </w:r>
       <w:r>
         <w:rPr>
-          <w:rFonts w:ascii="Aptos" w:hAnsi="Aptos" w:eastAsia="Aptos" w:cs="Aptos"/>
+          <w:rFonts w:ascii="Aptos" w:eastAsia="Aptos" w:hAnsi="Aptos" w:cs="Aptos"/>
           <w:sz w:val="22"/>
           <w:szCs w:val="22"/>
         </w:rPr>
-        <w:t>s</w:t>
-      </w:r>
-      <w:r>
-        <w:rPr>
-          <w:rFonts w:ascii="Aptos" w:hAnsi="Aptos" w:eastAsia="Aptos" w:cs="Aptos"/>
+        <w:t>s[0].</w:t>
+      </w:r>
+      <w:r>
+        <w:rPr>
+          <w:rFonts w:ascii="Aptos" w:eastAsia="Aptos" w:hAnsi="Aptos" w:cs="Aptos"/>
           <w:sz w:val="22"/>
           <w:szCs w:val="22"/>
         </w:rPr>
-        <w:t>[0].</w:t>
-      </w:r>
-      <w:r>
-        <w:rPr>
-          <w:rFonts w:ascii="Aptos" w:hAnsi="Aptos" w:eastAsia="Aptos" w:cs="Aptos"/>
+        <w:t>address</w:t>
+      </w:r>
+      <w:r>
+        <w:rPr>
+          <w:rFonts w:ascii="Aptos" w:eastAsia="Aptos" w:hAnsi="Aptos" w:cs="Aptos"/>
           <w:sz w:val="22"/>
           <w:szCs w:val="22"/>
         </w:rPr>
-        <w:t>address</w:t>
-      </w:r>
-      <w:r>
-        <w:rPr>
-          <w:rFonts w:ascii="Aptos" w:hAnsi="Aptos" w:eastAsia="Aptos" w:cs="Aptos"/>
+        <w:t>.block()</w:t>
+      </w:r>
+      <w:r>
+        <w:rPr>
+          <w:rFonts w:ascii="Aptos" w:eastAsia="Aptos" w:hAnsi="Aptos" w:cs="Aptos"/>
           <w:sz w:val="22"/>
           <w:szCs w:val="22"/>
         </w:rPr>
-        <w:t>.block</w:t>
-      </w:r>
-      <w:r>
-        <w:rPr>
-          <w:rFonts w:ascii="Aptos" w:hAnsi="Aptos" w:eastAsia="Aptos" w:cs="Aptos"/>
+        <w:t xml:space="preserve">  }}</w:t>
+      </w:r>
+    </w:p>
+    <w:p>
+      <w:pPr>
+        <w:pStyle w:val="NoSpacing"/>
+        <w:spacing w:line="259" w:lineRule="auto"/>
+      </w:pPr>
+    </w:p>
+    <w:p>
+      <w:pPr>
+        <w:pStyle w:val="NoSpacing"/>
+        <w:spacing w:line="259" w:lineRule="auto"/>
+      </w:pPr>
+    </w:p>
+    <w:p>
+      <w:pPr>
+        <w:spacing w:after="160" w:line="259" w:lineRule="auto"/>
+      </w:pPr>
+      <w:r>
+        <w:rPr>
+          <w:rFonts w:ascii="Aptos" w:eastAsia="Aptos" w:hAnsi="Aptos" w:cs="Aptos"/>
           <w:sz w:val="22"/>
           <w:szCs w:val="22"/>
         </w:rPr>
-        <w:t>(</w:t>
-      </w:r>
-      <w:r>
-        <w:rPr>
-          <w:rFonts w:ascii="Aptos" w:hAnsi="Aptos" w:eastAsia="Aptos" w:cs="Aptos"/>
+        <w:t>Statement Under Oath (Continued)</w:t>
+      </w:r>
+    </w:p>
+    <w:p>
+      <w:pPr>
+        <w:spacing w:line="259" w:lineRule="auto"/>
+      </w:pPr>
+      <w:r>
+        <w:rPr>
+          <w:rFonts w:ascii="Aptos" w:eastAsia="Aptos" w:hAnsi="Aptos" w:cs="Aptos"/>
           <w:sz w:val="22"/>
           <w:szCs w:val="22"/>
         </w:rPr>
-        <w:t>)</w:t>
-      </w:r>
-      <w:r>
-        <w:rPr>
-          <w:rFonts w:ascii="Aptos" w:hAnsi="Aptos" w:eastAsia="Aptos" w:cs="Aptos"/>
-          <w:sz w:val="22"/>
-          <w:szCs w:val="22"/>
-        </w:rPr>
-        <w:t xml:space="preserve">  }</w:t>
-      </w:r>
-      <w:r>
-        <w:rPr>
-          <w:rFonts w:ascii="Aptos" w:hAnsi="Aptos" w:eastAsia="Aptos" w:cs="Aptos"/>
-          <w:sz w:val="22"/>
-          <w:szCs w:val="22"/>
-        </w:rPr>
-        <w:t>}</w:t>
+        <w:t xml:space="preserve"> </w:t>
       </w:r>
     </w:p>
     <w:p>
       <w:pPr>
-        <w:pStyle w:val="NoSpacing"/>
         <w:spacing w:line="259" w:lineRule="auto"/>
       </w:pPr>
-    </w:p>
-    <w:p>
-      <w:pPr>
-        <w:pStyle w:val="NoSpacing"/>
-        <w:spacing w:line="259" w:lineRule="auto"/>
-      </w:pPr>
-    </w:p>
-    <w:p>
-      <w:pPr>
-        <w:spacing w:after="160" w:line="259" w:lineRule="auto"/>
-      </w:pPr>
-      <w:r>
-        <w:rPr>
-          <w:rFonts w:ascii="Aptos" w:hAnsi="Aptos" w:eastAsia="Aptos" w:cs="Aptos"/>
-          <w:sz w:val="22"/>
-          <w:szCs w:val="22"/>
-        </w:rPr>
-        <w:t>Statement Under Oath (Continued)</w:t>
-      </w:r>
-    </w:p>
-    <w:p>
-      <w:pPr>
-        <w:spacing w:line="259" w:lineRule="auto"/>
-      </w:pPr>
-      <w:r>
-        <w:rPr>
-          <w:rFonts w:ascii="Aptos" w:hAnsi="Aptos" w:eastAsia="Aptos" w:cs="Aptos"/>
-          <w:sz w:val="22"/>
-          <w:szCs w:val="22"/>
-        </w:rPr>
-        <w:t xml:space="preserve"> </w:t>
-      </w:r>
-    </w:p>
-    <w:p>
-      <w:pPr>
-        <w:spacing w:line="259" w:lineRule="auto"/>
-      </w:pPr>
-      <w:r>
-        <w:rPr>
-          <w:rFonts w:ascii="Aptos" w:hAnsi="Aptos" w:eastAsia="Aptos" w:cs="Aptos"/>
+      <w:r>
+        <w:rPr>
+          <w:rFonts w:ascii="Aptos" w:eastAsia="Aptos" w:hAnsi="Aptos" w:cs="Aptos"/>
           <w:sz w:val="22"/>
           <w:szCs w:val="22"/>
         </w:rPr>
@@ -4234,10 +4210,9 @@
           <w:tcPr>
             <w:tcW w:w="2241" w:type="dxa"/>
             <w:tcBorders>
-              <w:bottom w:val="single" w:color="000000" w:themeColor="text1" w:sz="18" w:space="0"/>
+              <w:bottom w:val="single" w:sz="18" w:space="0" w:color="000000" w:themeColor="text1"/>
             </w:tcBorders>
             <w:shd w:val="clear" w:color="auto" w:fill="000000" w:themeFill="text1"/>
-            <w:tcMar/>
           </w:tcPr>
           <w:p>
             <w:pPr>
@@ -4267,10 +4242,9 @@
             <w:tcW w:w="8560" w:type="dxa"/>
             <w:gridSpan w:val="16"/>
             <w:tcBorders>
-              <w:bottom w:val="single" w:color="000000" w:themeColor="text1" w:sz="18" w:space="0"/>
+              <w:bottom w:val="single" w:sz="18" w:space="0" w:color="000000" w:themeColor="text1"/>
             </w:tcBorders>
             <w:shd w:val="clear" w:color="auto" w:fill="000000" w:themeFill="text1"/>
-            <w:tcMar/>
           </w:tcPr>
           <w:p>
             <w:pPr>
@@ -4325,12 +4299,11 @@
             <w:tcW w:w="10801" w:type="dxa"/>
             <w:gridSpan w:val="17"/>
             <w:tcBorders>
-              <w:top w:val="single" w:color="000000" w:themeColor="text1" w:sz="18" w:space="0"/>
-              <w:left w:val="single" w:color="000000" w:themeColor="text1" w:sz="18" w:space="0"/>
-              <w:bottom w:val="single" w:color="000000" w:themeColor="text1" w:sz="18" w:space="0"/>
-              <w:right w:val="single" w:color="000000" w:themeColor="text1" w:sz="18" w:space="0"/>
+              <w:top w:val="single" w:sz="18" w:space="0" w:color="000000" w:themeColor="text1"/>
+              <w:left w:val="single" w:sz="18" w:space="0" w:color="000000" w:themeColor="text1"/>
+              <w:bottom w:val="single" w:sz="18" w:space="0" w:color="000000" w:themeColor="text1"/>
+              <w:right w:val="single" w:sz="18" w:space="0" w:color="000000" w:themeColor="text1"/>
             </w:tcBorders>
-            <w:tcMar/>
           </w:tcPr>
           <w:p>
             <w:pPr>
@@ -4391,10 +4364,9 @@
             <w:tcW w:w="4895" w:type="dxa"/>
             <w:gridSpan w:val="8"/>
             <w:tcBorders>
-              <w:top w:val="single" w:color="000000" w:themeColor="text1" w:sz="18" w:space="0"/>
-              <w:left w:val="single" w:color="000000" w:themeColor="text1" w:sz="18" w:space="0"/>
+              <w:top w:val="single" w:sz="18" w:space="0" w:color="000000" w:themeColor="text1"/>
+              <w:left w:val="single" w:sz="18" w:space="0" w:color="000000" w:themeColor="text1"/>
             </w:tcBorders>
-            <w:tcMar/>
           </w:tcPr>
           <w:p>
             <w:pPr>
@@ -4418,10 +4390,9 @@
             <w:tcW w:w="5906" w:type="dxa"/>
             <w:gridSpan w:val="9"/>
             <w:tcBorders>
-              <w:top w:val="single" w:color="000000" w:themeColor="text1" w:sz="18" w:space="0"/>
-              <w:right w:val="single" w:color="000000" w:themeColor="text1" w:sz="18" w:space="0"/>
+              <w:top w:val="single" w:sz="18" w:space="0" w:color="000000" w:themeColor="text1"/>
+              <w:right w:val="single" w:sz="18" w:space="0" w:color="000000" w:themeColor="text1"/>
             </w:tcBorders>
-            <w:tcMar/>
           </w:tcPr>
           <w:p>
             <w:pPr>
@@ -4447,7 +4418,7 @@
             </w:r>
             <w:r>
               <w:rPr>
-                <w:rFonts w:ascii="Aptos" w:hAnsi="Aptos" w:eastAsia="Aptos" w:cs="Aptos"/>
+                <w:rFonts w:ascii="Aptos" w:eastAsia="Aptos" w:hAnsi="Aptos" w:cs="Aptos"/>
                 <w:sz w:val="22"/>
                 <w:szCs w:val="22"/>
               </w:rPr>
@@ -4465,10 +4436,9 @@
             <w:tcW w:w="10801" w:type="dxa"/>
             <w:gridSpan w:val="17"/>
             <w:tcBorders>
-              <w:left w:val="single" w:color="000000" w:themeColor="text1" w:sz="18" w:space="0"/>
-              <w:right w:val="single" w:color="000000" w:themeColor="text1" w:sz="18" w:space="0"/>
+              <w:left w:val="single" w:sz="18" w:space="0" w:color="000000" w:themeColor="text1"/>
+              <w:right w:val="single" w:sz="18" w:space="0" w:color="000000" w:themeColor="text1"/>
             </w:tcBorders>
-            <w:tcMar/>
           </w:tcPr>
           <w:p>
             <w:pPr>
@@ -4493,7 +4463,7 @@
             </w:r>
             <w:r>
               <w:rPr>
-                <w:rFonts w:ascii="Aptos" w:hAnsi="Aptos" w:eastAsia="Aptos" w:cs="Aptos"/>
+                <w:rFonts w:ascii="Aptos" w:eastAsia="Aptos" w:hAnsi="Aptos" w:cs="Aptos"/>
                 <w:sz w:val="22"/>
                 <w:szCs w:val="22"/>
               </w:rPr>
@@ -4501,7 +4471,7 @@
             </w:r>
             <w:r>
               <w:rPr>
-                <w:rFonts w:ascii="Aptos" w:hAnsi="Aptos" w:eastAsia="Aptos" w:cs="Aptos"/>
+                <w:rFonts w:ascii="Aptos" w:eastAsia="Aptos" w:hAnsi="Aptos" w:cs="Aptos"/>
                 <w:sz w:val="22"/>
                 <w:szCs w:val="22"/>
               </w:rPr>
@@ -4509,7 +4479,7 @@
             </w:r>
             <w:r>
               <w:rPr>
-                <w:rFonts w:ascii="Aptos" w:hAnsi="Aptos" w:eastAsia="Aptos" w:cs="Aptos"/>
+                <w:rFonts w:ascii="Aptos" w:eastAsia="Aptos" w:hAnsi="Aptos" w:cs="Aptos"/>
                 <w:sz w:val="22"/>
                 <w:szCs w:val="22"/>
               </w:rPr>
@@ -4517,7 +4487,7 @@
             </w:r>
             <w:r>
               <w:rPr>
-                <w:rFonts w:ascii="Aptos" w:hAnsi="Aptos" w:eastAsia="Aptos" w:cs="Aptos"/>
+                <w:rFonts w:ascii="Aptos" w:eastAsia="Aptos" w:hAnsi="Aptos" w:cs="Aptos"/>
                 <w:sz w:val="22"/>
                 <w:szCs w:val="22"/>
               </w:rPr>
@@ -4525,7 +4495,7 @@
             </w:r>
             <w:r>
               <w:rPr>
-                <w:rFonts w:ascii="Aptos" w:hAnsi="Aptos" w:eastAsia="Aptos" w:cs="Aptos"/>
+                <w:rFonts w:ascii="Aptos" w:eastAsia="Aptos" w:hAnsi="Aptos" w:cs="Aptos"/>
                 <w:sz w:val="22"/>
                 <w:szCs w:val="22"/>
               </w:rPr>
@@ -4553,7 +4523,7 @@
             </w:r>
             <w:r>
               <w:rPr>
-                <w:rFonts w:ascii="Aptos" w:hAnsi="Aptos" w:eastAsia="Aptos" w:cs="Aptos"/>
+                <w:rFonts w:ascii="Aptos" w:eastAsia="Aptos" w:hAnsi="Aptos" w:cs="Aptos"/>
                 <w:sz w:val="22"/>
                 <w:szCs w:val="22"/>
               </w:rPr>
@@ -4561,7 +4531,7 @@
             </w:r>
             <w:r>
               <w:rPr>
-                <w:rFonts w:ascii="Aptos" w:hAnsi="Aptos" w:eastAsia="Aptos" w:cs="Aptos"/>
+                <w:rFonts w:ascii="Aptos" w:eastAsia="Aptos" w:hAnsi="Aptos" w:cs="Aptos"/>
                 <w:sz w:val="22"/>
                 <w:szCs w:val="22"/>
               </w:rPr>
@@ -4569,7 +4539,7 @@
             </w:r>
             <w:r>
               <w:rPr>
-                <w:rFonts w:ascii="Aptos" w:hAnsi="Aptos" w:eastAsia="Aptos" w:cs="Aptos"/>
+                <w:rFonts w:ascii="Aptos" w:eastAsia="Aptos" w:hAnsi="Aptos" w:cs="Aptos"/>
                 <w:sz w:val="22"/>
                 <w:szCs w:val="22"/>
               </w:rPr>
@@ -4577,7 +4547,7 @@
             </w:r>
             <w:r>
               <w:rPr>
-                <w:rFonts w:ascii="Aptos" w:hAnsi="Aptos" w:eastAsia="Aptos" w:cs="Aptos"/>
+                <w:rFonts w:ascii="Aptos" w:eastAsia="Aptos" w:hAnsi="Aptos" w:cs="Aptos"/>
                 <w:sz w:val="22"/>
                 <w:szCs w:val="22"/>
               </w:rPr>
@@ -4585,7 +4555,7 @@
             </w:r>
             <w:r>
               <w:rPr>
-                <w:rFonts w:ascii="Aptos" w:hAnsi="Aptos" w:eastAsia="Aptos" w:cs="Aptos"/>
+                <w:rFonts w:ascii="Aptos" w:eastAsia="Aptos" w:hAnsi="Aptos" w:cs="Aptos"/>
                 <w:sz w:val="22"/>
                 <w:szCs w:val="22"/>
               </w:rPr>
@@ -4623,7 +4593,7 @@
             </w:r>
             <w:r>
               <w:rPr>
-                <w:rFonts w:ascii="Aptos" w:hAnsi="Aptos" w:eastAsia="Aptos" w:cs="Aptos"/>
+                <w:rFonts w:ascii="Aptos" w:eastAsia="Aptos" w:hAnsi="Aptos" w:cs="Aptos"/>
                 <w:sz w:val="22"/>
                 <w:szCs w:val="22"/>
               </w:rPr>
@@ -4631,7 +4601,7 @@
             </w:r>
             <w:r>
               <w:rPr>
-                <w:rFonts w:ascii="Aptos" w:hAnsi="Aptos" w:eastAsia="Aptos" w:cs="Aptos"/>
+                <w:rFonts w:ascii="Aptos" w:eastAsia="Aptos" w:hAnsi="Aptos" w:cs="Aptos"/>
                 <w:sz w:val="22"/>
                 <w:szCs w:val="22"/>
               </w:rPr>
@@ -4639,7 +4609,7 @@
             </w:r>
             <w:r>
               <w:rPr>
-                <w:rFonts w:ascii="Aptos" w:hAnsi="Aptos" w:eastAsia="Aptos" w:cs="Aptos"/>
+                <w:rFonts w:ascii="Aptos" w:eastAsia="Aptos" w:hAnsi="Aptos" w:cs="Aptos"/>
                 <w:sz w:val="22"/>
                 <w:szCs w:val="22"/>
               </w:rPr>
@@ -4647,7 +4617,7 @@
             </w:r>
             <w:r>
               <w:rPr>
-                <w:rFonts w:ascii="Aptos" w:hAnsi="Aptos" w:eastAsia="Aptos" w:cs="Aptos"/>
+                <w:rFonts w:ascii="Aptos" w:eastAsia="Aptos" w:hAnsi="Aptos" w:cs="Aptos"/>
                 <w:sz w:val="22"/>
                 <w:szCs w:val="22"/>
               </w:rPr>
@@ -4655,7 +4625,7 @@
             </w:r>
             <w:r>
               <w:rPr>
-                <w:rFonts w:ascii="Aptos" w:hAnsi="Aptos" w:eastAsia="Aptos" w:cs="Aptos"/>
+                <w:rFonts w:ascii="Aptos" w:eastAsia="Aptos" w:hAnsi="Aptos" w:cs="Aptos"/>
                 <w:sz w:val="22"/>
                 <w:szCs w:val="22"/>
               </w:rPr>
@@ -4683,7 +4653,7 @@
             </w:r>
             <w:r>
               <w:rPr>
-                <w:rFonts w:ascii="Aptos" w:hAnsi="Aptos" w:eastAsia="Aptos" w:cs="Aptos"/>
+                <w:rFonts w:ascii="Aptos" w:eastAsia="Aptos" w:hAnsi="Aptos" w:cs="Aptos"/>
                 <w:sz w:val="22"/>
                 <w:szCs w:val="22"/>
               </w:rPr>
@@ -4691,7 +4661,7 @@
             </w:r>
             <w:r>
               <w:rPr>
-                <w:rFonts w:ascii="Aptos" w:hAnsi="Aptos" w:eastAsia="Aptos" w:cs="Aptos"/>
+                <w:rFonts w:ascii="Aptos" w:eastAsia="Aptos" w:hAnsi="Aptos" w:cs="Aptos"/>
                 <w:sz w:val="22"/>
                 <w:szCs w:val="22"/>
               </w:rPr>
@@ -4699,7 +4669,7 @@
             </w:r>
             <w:r>
               <w:rPr>
-                <w:rFonts w:ascii="Aptos" w:hAnsi="Aptos" w:eastAsia="Aptos" w:cs="Aptos"/>
+                <w:rFonts w:ascii="Aptos" w:eastAsia="Aptos" w:hAnsi="Aptos" w:cs="Aptos"/>
                 <w:sz w:val="22"/>
                 <w:szCs w:val="22"/>
               </w:rPr>
@@ -4707,7 +4677,7 @@
             </w:r>
             <w:r>
               <w:rPr>
-                <w:rFonts w:ascii="Aptos" w:hAnsi="Aptos" w:eastAsia="Aptos" w:cs="Aptos"/>
+                <w:rFonts w:ascii="Aptos" w:eastAsia="Aptos" w:hAnsi="Aptos" w:cs="Aptos"/>
                 <w:sz w:val="22"/>
                 <w:szCs w:val="22"/>
               </w:rPr>
@@ -4715,7 +4685,7 @@
             </w:r>
             <w:r>
               <w:rPr>
-                <w:rFonts w:ascii="Aptos" w:hAnsi="Aptos" w:eastAsia="Aptos" w:cs="Aptos"/>
+                <w:rFonts w:ascii="Aptos" w:eastAsia="Aptos" w:hAnsi="Aptos" w:cs="Aptos"/>
                 <w:sz w:val="22"/>
                 <w:szCs w:val="22"/>
               </w:rPr>
@@ -4753,7 +4723,7 @@
             </w:r>
             <w:r>
               <w:rPr>
-                <w:rFonts w:ascii="Aptos" w:hAnsi="Aptos" w:eastAsia="Aptos" w:cs="Aptos"/>
+                <w:rFonts w:ascii="Aptos" w:eastAsia="Aptos" w:hAnsi="Aptos" w:cs="Aptos"/>
                 <w:sz w:val="22"/>
                 <w:szCs w:val="22"/>
               </w:rPr>
@@ -4761,7 +4731,7 @@
             </w:r>
             <w:r>
               <w:rPr>
-                <w:rFonts w:ascii="Aptos" w:hAnsi="Aptos" w:eastAsia="Aptos" w:cs="Aptos"/>
+                <w:rFonts w:ascii="Aptos" w:eastAsia="Aptos" w:hAnsi="Aptos" w:cs="Aptos"/>
                 <w:sz w:val="22"/>
                 <w:szCs w:val="22"/>
               </w:rPr>
@@ -4769,7 +4739,7 @@
             </w:r>
             <w:r>
               <w:rPr>
-                <w:rFonts w:ascii="Aptos" w:hAnsi="Aptos" w:eastAsia="Aptos" w:cs="Aptos"/>
+                <w:rFonts w:ascii="Aptos" w:eastAsia="Aptos" w:hAnsi="Aptos" w:cs="Aptos"/>
                 <w:sz w:val="22"/>
                 <w:szCs w:val="22"/>
               </w:rPr>
@@ -4777,7 +4747,7 @@
             </w:r>
             <w:r>
               <w:rPr>
-                <w:rFonts w:ascii="Aptos" w:hAnsi="Aptos" w:eastAsia="Aptos" w:cs="Aptos"/>
+                <w:rFonts w:ascii="Aptos" w:eastAsia="Aptos" w:hAnsi="Aptos" w:cs="Aptos"/>
                 <w:sz w:val="22"/>
                 <w:szCs w:val="22"/>
               </w:rPr>
@@ -4785,7 +4755,7 @@
             </w:r>
             <w:r>
               <w:rPr>
-                <w:rFonts w:ascii="Aptos" w:hAnsi="Aptos" w:eastAsia="Aptos" w:cs="Aptos"/>
+                <w:rFonts w:ascii="Aptos" w:eastAsia="Aptos" w:hAnsi="Aptos" w:cs="Aptos"/>
                 <w:sz w:val="22"/>
                 <w:szCs w:val="22"/>
               </w:rPr>
@@ -4808,9 +4778,8 @@
             <w:tcW w:w="10801" w:type="dxa"/>
             <w:gridSpan w:val="17"/>
             <w:tcBorders>
-              <w:top w:val="single" w:color="000000" w:themeColor="text1" w:sz="18" w:space="0"/>
+              <w:top w:val="single" w:sz="18" w:space="0" w:color="000000" w:themeColor="text1"/>
             </w:tcBorders>
-            <w:tcMar/>
           </w:tcPr>
           <w:p>
             <w:pPr>
@@ -4844,7 +4813,6 @@
           <w:tcPr>
             <w:tcW w:w="3857" w:type="dxa"/>
             <w:gridSpan w:val="5"/>
-            <w:tcMar/>
           </w:tcPr>
           <w:p>
             <w:pPr>
@@ -4899,7 +4867,6 @@
           <w:tcPr>
             <w:tcW w:w="3035" w:type="dxa"/>
             <w:gridSpan w:val="7"/>
-            <w:tcMar/>
           </w:tcPr>
           <w:p>
             <w:pPr>
@@ -4959,7 +4926,6 @@
           <w:tcPr>
             <w:tcW w:w="3909" w:type="dxa"/>
             <w:gridSpan w:val="5"/>
-            <w:tcMar/>
           </w:tcPr>
           <w:p>
             <w:pPr>
@@ -5059,7 +5025,6 @@
           <w:tcPr>
             <w:tcW w:w="2511" w:type="dxa"/>
             <w:gridSpan w:val="2"/>
-            <w:tcMar/>
           </w:tcPr>
           <w:p>
             <w:pPr>
@@ -5101,7 +5066,7 @@
             </w:r>
             <w:r>
               <w:rPr>
-                <w:rFonts w:ascii="Aptos" w:hAnsi="Aptos" w:eastAsia="Aptos" w:cs="Aptos"/>
+                <w:rFonts w:ascii="Aptos" w:eastAsia="Aptos" w:hAnsi="Aptos" w:cs="Aptos"/>
                 <w:sz w:val="22"/>
                 <w:szCs w:val="22"/>
               </w:rPr>
@@ -5109,7 +5074,7 @@
             </w:r>
             <w:r>
               <w:rPr>
-                <w:rFonts w:ascii="Aptos" w:hAnsi="Aptos" w:eastAsia="Aptos" w:cs="Aptos"/>
+                <w:rFonts w:ascii="Aptos" w:eastAsia="Aptos" w:hAnsi="Aptos" w:cs="Aptos"/>
                 <w:sz w:val="22"/>
                 <w:szCs w:val="22"/>
               </w:rPr>
@@ -5117,7 +5082,7 @@
             </w:r>
             <w:r>
               <w:rPr>
-                <w:rFonts w:ascii="Consolas" w:hAnsi="Consolas" w:eastAsia="Consolas" w:cs="Consolas"/>
+                <w:rFonts w:ascii="Consolas" w:eastAsia="Consolas" w:hAnsi="Consolas" w:cs="Consolas"/>
                 <w:color w:val="1C1E21"/>
                 <w:sz w:val="21"/>
                 <w:szCs w:val="21"/>
@@ -5126,7 +5091,7 @@
             </w:r>
             <w:r>
               <w:rPr>
-                <w:rFonts w:ascii="Aptos" w:hAnsi="Aptos" w:eastAsia="Aptos" w:cs="Aptos"/>
+                <w:rFonts w:ascii="Aptos" w:eastAsia="Aptos" w:hAnsi="Aptos" w:cs="Aptos"/>
                 <w:sz w:val="22"/>
                 <w:szCs w:val="22"/>
               </w:rPr>
@@ -5156,7 +5121,6 @@
           <w:tcPr>
             <w:tcW w:w="1346" w:type="dxa"/>
             <w:gridSpan w:val="3"/>
-            <w:tcMar/>
           </w:tcPr>
           <w:p>
             <w:pPr>
@@ -5220,7 +5184,7 @@
             </w:pPr>
             <w:r>
               <w:rPr>
-                <w:rFonts w:ascii="Aptos" w:hAnsi="Aptos" w:eastAsia="Aptos" w:cs="Aptos"/>
+                <w:rFonts w:ascii="Aptos" w:eastAsia="Aptos" w:hAnsi="Aptos" w:cs="Aptos"/>
                 <w:sz w:val="22"/>
                 <w:szCs w:val="22"/>
               </w:rPr>
@@ -5232,7 +5196,6 @@
           <w:tcPr>
             <w:tcW w:w="1883" w:type="dxa"/>
             <w:gridSpan w:val="5"/>
-            <w:tcMar/>
           </w:tcPr>
           <w:p>
             <w:pPr>
@@ -5270,7 +5233,6 @@
           <w:tcPr>
             <w:tcW w:w="2181" w:type="dxa"/>
             <w:gridSpan w:val="5"/>
-            <w:tcMar/>
           </w:tcPr>
           <w:p>
             <w:pPr>
@@ -5308,7 +5270,6 @@
           <w:tcPr>
             <w:tcW w:w="2880" w:type="dxa"/>
             <w:gridSpan w:val="2"/>
-            <w:tcMar/>
           </w:tcPr>
           <w:p>
             <w:pPr>
@@ -5351,7 +5312,6 @@
           <w:tcPr>
             <w:tcW w:w="3857" w:type="dxa"/>
             <w:gridSpan w:val="5"/>
-            <w:tcMar/>
           </w:tcPr>
           <w:p>
             <w:pPr>
@@ -5397,7 +5357,6 @@
           <w:tcPr>
             <w:tcW w:w="1883" w:type="dxa"/>
             <w:gridSpan w:val="5"/>
-            <w:tcMar/>
           </w:tcPr>
           <w:p>
             <w:pPr>
@@ -5435,7 +5394,6 @@
           <w:tcPr>
             <w:tcW w:w="2181" w:type="dxa"/>
             <w:gridSpan w:val="5"/>
-            <w:tcMar/>
           </w:tcPr>
           <w:p>
             <w:pPr>
@@ -5473,7 +5431,6 @@
           <w:tcPr>
             <w:tcW w:w="2880" w:type="dxa"/>
             <w:gridSpan w:val="2"/>
-            <w:tcMar/>
           </w:tcPr>
           <w:p>
             <w:pPr>
@@ -5516,7 +5473,6 @@
           <w:tcPr>
             <w:tcW w:w="3857" w:type="dxa"/>
             <w:gridSpan w:val="5"/>
-            <w:tcMar/>
           </w:tcPr>
           <w:p>
             <w:pPr>
@@ -5549,7 +5505,7 @@
             </w:r>
             <w:r>
               <w:rPr>
-                <w:rFonts w:ascii="Consolas" w:hAnsi="Consolas" w:eastAsia="Consolas" w:cs="Consolas"/>
+                <w:rFonts w:ascii="Consolas" w:eastAsia="Consolas" w:hAnsi="Consolas" w:cs="Consolas"/>
                 <w:color w:val="1C1E21"/>
                 <w:sz w:val="21"/>
                 <w:szCs w:val="21"/>
@@ -5569,7 +5525,6 @@
           <w:tcPr>
             <w:tcW w:w="4064" w:type="dxa"/>
             <w:gridSpan w:val="10"/>
-            <w:tcMar/>
           </w:tcPr>
           <w:p>
             <w:pPr>
@@ -5628,7 +5583,6 @@
           <w:tcPr>
             <w:tcW w:w="2880" w:type="dxa"/>
             <w:gridSpan w:val="2"/>
-            <w:tcMar/>
           </w:tcPr>
           <w:p>
             <w:pPr>
@@ -5650,6 +5604,7 @@
             <w:pPr>
               <w:pStyle w:val="NoSpacing"/>
               <w:rPr>
+                <w:rFonts w:ascii="Aptos" w:eastAsia="Aptos" w:hAnsi="Aptos" w:cs="Aptos"/>
                 <w:sz w:val="22"/>
                 <w:szCs w:val="22"/>
               </w:rPr>
@@ -5678,23 +5633,158 @@
             </w:r>
             <w:r>
               <w:rPr>
-                <w:rFonts w:ascii="Aptos" w:hAnsi="Aptos" w:eastAsia="Aptos" w:cs="Aptos"/>
+                <w:rFonts w:ascii="Aptos" w:eastAsia="Aptos" w:hAnsi="Aptos" w:cs="Aptos"/>
                 <w:sz w:val="22"/>
                 <w:szCs w:val="22"/>
               </w:rPr>
               <w:t xml:space="preserve">{{ </w:t>
             </w:r>
-            <w:r>
-              <w:rPr>
-                <w:rFonts w:ascii="Aptos" w:hAnsi="Aptos" w:eastAsia="Aptos" w:cs="Aptos"/>
-                <w:sz w:val="22"/>
-                <w:szCs w:val="22"/>
-              </w:rPr>
-              <w:t>output_checkbox(is_defendant_need_interpreter</w:t>
-            </w:r>
-            <w:r>
-              <w:rPr>
-                <w:rFonts w:ascii="Aptos" w:hAnsi="Aptos" w:eastAsia="Aptos" w:cs="Aptos"/>
+            <w:proofErr w:type="spellStart"/>
+            <w:r>
+              <w:rPr>
+                <w:rFonts w:ascii="Aptos" w:eastAsia="Aptos" w:hAnsi="Aptos" w:cs="Aptos"/>
+                <w:sz w:val="22"/>
+                <w:szCs w:val="22"/>
+              </w:rPr>
+              <w:t>output_checkbox</w:t>
+            </w:r>
+            <w:proofErr w:type="spellEnd"/>
+            <w:r>
+              <w:rPr>
+                <w:rFonts w:ascii="Aptos" w:eastAsia="Aptos" w:hAnsi="Aptos" w:cs="Aptos"/>
+                <w:sz w:val="22"/>
+                <w:szCs w:val="22"/>
+              </w:rPr>
+              <w:t>(</w:t>
+            </w:r>
+            <w:proofErr w:type="spellStart"/>
+            <w:r>
+              <w:rPr>
+                <w:rFonts w:ascii="Aptos" w:eastAsia="Aptos" w:hAnsi="Aptos" w:cs="Aptos"/>
+                <w:sz w:val="22"/>
+                <w:szCs w:val="22"/>
+              </w:rPr>
+              <w:t>is_</w:t>
+            </w:r>
+            <w:r>
+              <w:rPr>
+                <w:rFonts w:ascii="Aptos" w:eastAsia="Aptos" w:hAnsi="Aptos" w:cs="Aptos"/>
+                <w:sz w:val="22"/>
+                <w:szCs w:val="22"/>
+              </w:rPr>
+              <w:t>defendant_need_interprete</w:t>
+            </w:r>
+            <w:proofErr w:type="spellEnd"/>
+            <w:r>
+              <w:rPr>
+                <w:rFonts w:ascii="Aptos" w:eastAsia="Aptos" w:hAnsi="Aptos" w:cs="Aptos"/>
+                <w:sz w:val="22"/>
+                <w:szCs w:val="22"/>
+              </w:rPr>
+              <w:t xml:space="preserve">) }} </w:t>
+            </w:r>
+          </w:p>
+          <w:p>
+            <w:pPr>
+              <w:pStyle w:val="NoSpacing"/>
+              <w:rPr>
+                <w:sz w:val="22"/>
+                <w:szCs w:val="22"/>
+              </w:rPr>
+            </w:pPr>
+            <w:r>
+              <w:rPr>
+                <w:sz w:val="22"/>
+                <w:szCs w:val="22"/>
+              </w:rPr>
+              <w:t>No</w:t>
+            </w:r>
+            <w:r>
+              <w:rPr>
+                <w:sz w:val="22"/>
+                <w:szCs w:val="22"/>
+              </w:rPr>
+              <w:t xml:space="preserve"> </w:t>
+            </w:r>
+            <w:r>
+              <w:rPr>
+                <w:rFonts w:ascii="Aptos" w:eastAsia="Aptos" w:hAnsi="Aptos" w:cs="Aptos"/>
+                <w:sz w:val="22"/>
+                <w:szCs w:val="22"/>
+              </w:rPr>
+              <w:t>{</w:t>
+            </w:r>
+            <w:r>
+              <w:rPr>
+                <w:rFonts w:ascii="Aptos" w:eastAsia="Aptos" w:hAnsi="Aptos" w:cs="Aptos"/>
+                <w:sz w:val="22"/>
+                <w:szCs w:val="22"/>
+              </w:rPr>
+              <w:t xml:space="preserve">{ </w:t>
+            </w:r>
+            <w:proofErr w:type="spellStart"/>
+            <w:r>
+              <w:rPr>
+                <w:rFonts w:ascii="Aptos" w:eastAsia="Aptos" w:hAnsi="Aptos" w:cs="Aptos"/>
+                <w:sz w:val="22"/>
+                <w:szCs w:val="22"/>
+              </w:rPr>
+              <w:t>output_checkbox</w:t>
+            </w:r>
+            <w:proofErr w:type="spellEnd"/>
+            <w:r>
+              <w:rPr>
+                <w:rFonts w:ascii="Aptos" w:eastAsia="Aptos" w:hAnsi="Aptos" w:cs="Aptos"/>
+                <w:sz w:val="22"/>
+                <w:szCs w:val="22"/>
+              </w:rPr>
+              <w:t>(</w:t>
+            </w:r>
+            <w:proofErr w:type="spellStart"/>
+            <w:r>
+              <w:rPr>
+                <w:rFonts w:ascii="Aptos" w:eastAsia="Aptos" w:hAnsi="Aptos" w:cs="Aptos"/>
+                <w:sz w:val="22"/>
+                <w:szCs w:val="22"/>
+              </w:rPr>
+              <w:t>is_defendant</w:t>
+            </w:r>
+            <w:r>
+              <w:rPr>
+                <w:rFonts w:ascii="Aptos" w:eastAsia="Aptos" w:hAnsi="Aptos" w:cs="Aptos"/>
+                <w:sz w:val="22"/>
+                <w:szCs w:val="22"/>
+              </w:rPr>
+              <w:t>_</w:t>
+            </w:r>
+            <w:r>
+              <w:rPr>
+                <w:rFonts w:ascii="Aptos" w:eastAsia="Aptos" w:hAnsi="Aptos" w:cs="Aptos"/>
+                <w:sz w:val="22"/>
+                <w:szCs w:val="22"/>
+              </w:rPr>
+              <w:t>not</w:t>
+            </w:r>
+            <w:r>
+              <w:rPr>
+                <w:rFonts w:ascii="Aptos" w:eastAsia="Aptos" w:hAnsi="Aptos" w:cs="Aptos"/>
+                <w:sz w:val="22"/>
+                <w:szCs w:val="22"/>
+              </w:rPr>
+              <w:t>_need_</w:t>
+            </w:r>
+            <w:r>
+              <w:rPr>
+                <w:rFonts w:ascii="Aptos" w:eastAsia="Aptos" w:hAnsi="Aptos" w:cs="Aptos"/>
+                <w:sz w:val="22"/>
+                <w:szCs w:val="22"/>
+              </w:rPr>
+              <w:t>interpreter</w:t>
+            </w:r>
+            <w:proofErr w:type="spellEnd"/>
+            <w:r>
+              <w:rPr>
+                <w:rFonts w:ascii="Aptos" w:eastAsia="Aptos" w:hAnsi="Aptos" w:cs="Aptos"/>
                 <w:sz w:val="22"/>
                 <w:szCs w:val="22"/>
               </w:rPr>
@@ -5702,98 +5792,11 @@
             </w:r>
             <w:r>
               <w:rPr>
-                <w:rFonts w:ascii="Aptos" w:hAnsi="Aptos" w:eastAsia="Aptos" w:cs="Aptos"/>
-                <w:sz w:val="22"/>
-                <w:szCs w:val="22"/>
-              </w:rPr>
-              <w:t xml:space="preserve"> }</w:t>
-            </w:r>
-            <w:r>
-              <w:rPr>
-                <w:rFonts w:ascii="Aptos" w:hAnsi="Aptos" w:eastAsia="Aptos" w:cs="Aptos"/>
-                <w:sz w:val="22"/>
-                <w:szCs w:val="22"/>
-              </w:rPr>
-              <w:t>}</w:t>
-            </w:r>
-          </w:p>
-          <w:p>
-            <w:pPr>
-              <w:pStyle w:val="NoSpacing"/>
-              <w:rPr>
-                <w:sz w:val="22"/>
-                <w:szCs w:val="22"/>
-              </w:rPr>
-            </w:pPr>
-            <w:r>
-              <w:rPr>
-                <w:rFonts w:ascii="Tahoma" w:hAnsi="Tahoma" w:cs="Tahoma"/>
-                <w:sz w:val="22"/>
-                <w:szCs w:val="22"/>
-              </w:rPr>
-              <w:t xml:space="preserve"> </w:t>
-            </w:r>
-            <w:r>
-              <w:rPr>
-                <w:sz w:val="22"/>
-                <w:szCs w:val="22"/>
-              </w:rPr>
-              <w:t>No</w:t>
-            </w:r>
-            <w:r>
-              <w:rPr>
-                <w:sz w:val="22"/>
-                <w:szCs w:val="22"/>
-              </w:rPr>
-              <w:t xml:space="preserve"> </w:t>
-            </w:r>
-            <w:r>
-              <w:rPr>
-                <w:rFonts w:ascii="Aptos" w:hAnsi="Aptos" w:eastAsia="Aptos" w:cs="Aptos"/>
-                <w:sz w:val="22"/>
-                <w:szCs w:val="22"/>
-              </w:rPr>
-              <w:t>{</w:t>
-            </w:r>
-            <w:r>
-              <w:rPr>
-                <w:rFonts w:ascii="Aptos" w:hAnsi="Aptos" w:eastAsia="Aptos" w:cs="Aptos"/>
-                <w:sz w:val="22"/>
-                <w:szCs w:val="22"/>
-              </w:rPr>
-              <w:t xml:space="preserve">{ </w:t>
-            </w:r>
-            <w:r>
-              <w:rPr>
-                <w:rFonts w:ascii="Aptos" w:hAnsi="Aptos" w:eastAsia="Aptos" w:cs="Aptos"/>
-                <w:sz w:val="22"/>
-                <w:szCs w:val="22"/>
-              </w:rPr>
-              <w:t>output_checkbox(is_defendant_not_need_interpreter</w:t>
-            </w:r>
-            <w:r>
-              <w:rPr>
-                <w:rFonts w:ascii="Aptos" w:hAnsi="Aptos" w:eastAsia="Aptos" w:cs="Aptos"/>
-                <w:sz w:val="22"/>
-                <w:szCs w:val="22"/>
-              </w:rPr>
-              <w:t>)</w:t>
-            </w:r>
-            <w:r>
-              <w:rPr>
-                <w:rFonts w:ascii="Aptos" w:hAnsi="Aptos" w:eastAsia="Aptos" w:cs="Aptos"/>
-                <w:sz w:val="22"/>
-                <w:szCs w:val="22"/>
-              </w:rPr>
-              <w:t xml:space="preserve"> }</w:t>
-            </w:r>
-            <w:r>
-              <w:rPr>
-                <w:rFonts w:ascii="Aptos" w:hAnsi="Aptos" w:eastAsia="Aptos" w:cs="Aptos"/>
-                <w:sz w:val="22"/>
-                <w:szCs w:val="22"/>
-              </w:rPr>
-              <w:t>}</w:t>
+                <w:rFonts w:ascii="Aptos" w:eastAsia="Aptos" w:hAnsi="Aptos" w:cs="Aptos"/>
+                <w:sz w:val="22"/>
+                <w:szCs w:val="22"/>
+              </w:rPr>
+              <w:t xml:space="preserve"> }}</w:t>
             </w:r>
           </w:p>
           <w:p>
@@ -5845,7 +5848,6 @@
           <w:tcPr>
             <w:tcW w:w="3857" w:type="dxa"/>
             <w:gridSpan w:val="5"/>
-            <w:tcMar/>
           </w:tcPr>
           <w:p>
             <w:pPr>
@@ -5893,7 +5895,6 @@
           <w:tcPr>
             <w:tcW w:w="4064" w:type="dxa"/>
             <w:gridSpan w:val="10"/>
-            <w:tcMar/>
           </w:tcPr>
           <w:p>
             <w:pPr>
@@ -5931,7 +5932,6 @@
           <w:tcPr>
             <w:tcW w:w="2880" w:type="dxa"/>
             <w:gridSpan w:val="2"/>
-            <w:tcMar/>
           </w:tcPr>
           <w:p>
             <w:pPr>
@@ -6027,7 +6027,6 @@
           <w:tcPr>
             <w:tcW w:w="2511" w:type="dxa"/>
             <w:gridSpan w:val="2"/>
-            <w:tcMar/>
           </w:tcPr>
           <w:p>
             <w:pPr>
@@ -6093,7 +6092,6 @@
           <w:tcPr>
             <w:tcW w:w="2153" w:type="dxa"/>
             <w:gridSpan w:val="5"/>
-            <w:tcMar/>
           </w:tcPr>
           <w:p>
             <w:pPr>
@@ -6142,7 +6140,6 @@
           <w:tcPr>
             <w:tcW w:w="1345" w:type="dxa"/>
             <w:gridSpan w:val="4"/>
-            <w:tcMar/>
           </w:tcPr>
           <w:p>
             <w:pPr>
@@ -6182,7 +6179,6 @@
           <w:tcPr>
             <w:tcW w:w="1257" w:type="dxa"/>
             <w:gridSpan w:val="2"/>
-            <w:tcMar/>
           </w:tcPr>
           <w:p>
             <w:pPr>
@@ -6222,7 +6218,6 @@
           <w:tcPr>
             <w:tcW w:w="2365" w:type="dxa"/>
             <w:gridSpan w:val="3"/>
-            <w:tcMar/>
           </w:tcPr>
           <w:p>
             <w:pPr>
@@ -6288,7 +6283,6 @@
         <w:tc>
           <w:tcPr>
             <w:tcW w:w="1170" w:type="dxa"/>
-            <w:tcMar/>
           </w:tcPr>
           <w:p>
             <w:pPr>
@@ -6336,7 +6330,6 @@
           <w:tcPr>
             <w:tcW w:w="10801" w:type="dxa"/>
             <w:gridSpan w:val="17"/>
-            <w:tcMar/>
           </w:tcPr>
           <w:p>
             <w:pPr>
@@ -6376,7 +6369,7 @@
             </w:r>
             <w:r>
               <w:rPr>
-                <w:rFonts w:ascii="Aptos" w:hAnsi="Aptos" w:eastAsia="Aptos" w:cs="Aptos"/>
+                <w:rFonts w:ascii="Aptos" w:eastAsia="Aptos" w:hAnsi="Aptos" w:cs="Aptos"/>
                 <w:sz w:val="22"/>
                 <w:szCs w:val="22"/>
               </w:rPr>
@@ -6384,7 +6377,7 @@
             </w:r>
             <w:r>
               <w:rPr>
-                <w:rFonts w:ascii="Aptos" w:hAnsi="Aptos" w:eastAsia="Aptos" w:cs="Aptos"/>
+                <w:rFonts w:ascii="Aptos" w:eastAsia="Aptos" w:hAnsi="Aptos" w:cs="Aptos"/>
                 <w:sz w:val="22"/>
                 <w:szCs w:val="22"/>
               </w:rPr>
@@ -6392,7 +6385,7 @@
             </w:r>
             <w:r>
               <w:rPr>
-                <w:rFonts w:ascii="Aptos" w:hAnsi="Aptos" w:eastAsia="Aptos" w:cs="Aptos"/>
+                <w:rFonts w:ascii="Aptos" w:eastAsia="Aptos" w:hAnsi="Aptos" w:cs="Aptos"/>
                 <w:sz w:val="22"/>
                 <w:szCs w:val="22"/>
               </w:rPr>
@@ -6400,7 +6393,7 @@
             </w:r>
             <w:r>
               <w:rPr>
-                <w:rFonts w:ascii="Aptos" w:hAnsi="Aptos" w:eastAsia="Aptos" w:cs="Aptos"/>
+                <w:rFonts w:ascii="Aptos" w:eastAsia="Aptos" w:hAnsi="Aptos" w:cs="Aptos"/>
                 <w:sz w:val="22"/>
                 <w:szCs w:val="22"/>
               </w:rPr>
@@ -6408,7 +6401,7 @@
             </w:r>
             <w:r>
               <w:rPr>
-                <w:rFonts w:ascii="Aptos" w:hAnsi="Aptos" w:eastAsia="Aptos" w:cs="Aptos"/>
+                <w:rFonts w:ascii="Aptos" w:eastAsia="Aptos" w:hAnsi="Aptos" w:cs="Aptos"/>
                 <w:sz w:val="22"/>
                 <w:szCs w:val="22"/>
               </w:rPr>
@@ -6416,7 +6409,7 @@
             </w:r>
             <w:r>
               <w:rPr>
-                <w:rFonts w:ascii="Aptos" w:hAnsi="Aptos" w:eastAsia="Aptos" w:cs="Aptos"/>
+                <w:rFonts w:ascii="Aptos" w:eastAsia="Aptos" w:hAnsi="Aptos" w:cs="Aptos"/>
                 <w:sz w:val="22"/>
                 <w:szCs w:val="22"/>
               </w:rPr>
@@ -6448,7 +6441,7 @@
             </w:r>
             <w:r>
               <w:rPr>
-                <w:rFonts w:ascii="Aptos" w:hAnsi="Aptos" w:eastAsia="Aptos" w:cs="Aptos"/>
+                <w:rFonts w:ascii="Aptos" w:eastAsia="Aptos" w:hAnsi="Aptos" w:cs="Aptos"/>
                 <w:sz w:val="22"/>
                 <w:szCs w:val="22"/>
               </w:rPr>
@@ -6456,7 +6449,7 @@
             </w:r>
             <w:r>
               <w:rPr>
-                <w:rFonts w:ascii="Aptos" w:hAnsi="Aptos" w:eastAsia="Aptos" w:cs="Aptos"/>
+                <w:rFonts w:ascii="Aptos" w:eastAsia="Aptos" w:hAnsi="Aptos" w:cs="Aptos"/>
                 <w:sz w:val="22"/>
                 <w:szCs w:val="22"/>
               </w:rPr>
@@ -6464,7 +6457,7 @@
             </w:r>
             <w:r>
               <w:rPr>
-                <w:rFonts w:ascii="Aptos" w:hAnsi="Aptos" w:eastAsia="Aptos" w:cs="Aptos"/>
+                <w:rFonts w:ascii="Aptos" w:eastAsia="Aptos" w:hAnsi="Aptos" w:cs="Aptos"/>
                 <w:sz w:val="22"/>
                 <w:szCs w:val="22"/>
               </w:rPr>
@@ -6472,7 +6465,7 @@
             </w:r>
             <w:r>
               <w:rPr>
-                <w:rFonts w:ascii="Aptos" w:hAnsi="Aptos" w:eastAsia="Aptos" w:cs="Aptos"/>
+                <w:rFonts w:ascii="Aptos" w:eastAsia="Aptos" w:hAnsi="Aptos" w:cs="Aptos"/>
                 <w:sz w:val="22"/>
                 <w:szCs w:val="22"/>
               </w:rPr>
@@ -6480,7 +6473,7 @@
             </w:r>
             <w:r>
               <w:rPr>
-                <w:rFonts w:ascii="Aptos" w:hAnsi="Aptos" w:eastAsia="Aptos" w:cs="Aptos"/>
+                <w:rFonts w:ascii="Aptos" w:eastAsia="Aptos" w:hAnsi="Aptos" w:cs="Aptos"/>
                 <w:sz w:val="22"/>
                 <w:szCs w:val="22"/>
               </w:rPr>
@@ -6488,7 +6481,7 @@
             </w:r>
             <w:r>
               <w:rPr>
-                <w:rFonts w:ascii="Aptos" w:hAnsi="Aptos" w:eastAsia="Aptos" w:cs="Aptos"/>
+                <w:rFonts w:ascii="Aptos" w:eastAsia="Aptos" w:hAnsi="Aptos" w:cs="Aptos"/>
                 <w:sz w:val="22"/>
                 <w:szCs w:val="22"/>
               </w:rPr>
@@ -6601,7 +6594,7 @@
             </w:r>
             <w:r>
               <w:rPr>
-                <w:rFonts w:ascii="Aptos" w:hAnsi="Aptos" w:eastAsia="Aptos" w:cs="Aptos"/>
+                <w:rFonts w:ascii="Aptos" w:eastAsia="Aptos" w:hAnsi="Aptos" w:cs="Aptos"/>
                 <w:sz w:val="22"/>
                 <w:szCs w:val="22"/>
               </w:rPr>
@@ -6609,7 +6602,7 @@
             </w:r>
             <w:r>
               <w:rPr>
-                <w:rFonts w:ascii="Aptos" w:hAnsi="Aptos" w:eastAsia="Aptos" w:cs="Aptos"/>
+                <w:rFonts w:ascii="Aptos" w:eastAsia="Aptos" w:hAnsi="Aptos" w:cs="Aptos"/>
                 <w:sz w:val="22"/>
                 <w:szCs w:val="22"/>
               </w:rPr>
@@ -6617,7 +6610,7 @@
             </w:r>
             <w:r>
               <w:rPr>
-                <w:rFonts w:ascii="Aptos" w:hAnsi="Aptos" w:eastAsia="Aptos" w:cs="Aptos"/>
+                <w:rFonts w:ascii="Aptos" w:eastAsia="Aptos" w:hAnsi="Aptos" w:cs="Aptos"/>
                 <w:sz w:val="22"/>
                 <w:szCs w:val="22"/>
               </w:rPr>
@@ -6625,7 +6618,7 @@
             </w:r>
             <w:r>
               <w:rPr>
-                <w:rFonts w:ascii="Aptos" w:hAnsi="Aptos" w:eastAsia="Aptos" w:cs="Aptos"/>
+                <w:rFonts w:ascii="Aptos" w:eastAsia="Aptos" w:hAnsi="Aptos" w:cs="Aptos"/>
                 <w:sz w:val="22"/>
                 <w:szCs w:val="22"/>
               </w:rPr>
@@ -6633,7 +6626,7 @@
             </w:r>
             <w:r>
               <w:rPr>
-                <w:rFonts w:ascii="Aptos" w:hAnsi="Aptos" w:eastAsia="Aptos" w:cs="Aptos"/>
+                <w:rFonts w:ascii="Aptos" w:eastAsia="Aptos" w:hAnsi="Aptos" w:cs="Aptos"/>
                 <w:sz w:val="22"/>
                 <w:szCs w:val="22"/>
               </w:rPr>
@@ -6648,7 +6641,7 @@
             </w:r>
             <w:r>
               <w:rPr>
-                <w:rFonts w:ascii="Aptos" w:hAnsi="Aptos" w:eastAsia="Aptos" w:cs="Aptos"/>
+                <w:rFonts w:ascii="Aptos" w:eastAsia="Aptos" w:hAnsi="Aptos" w:cs="Aptos"/>
                 <w:sz w:val="22"/>
                 <w:szCs w:val="22"/>
               </w:rPr>
@@ -6656,7 +6649,7 @@
             </w:r>
             <w:r>
               <w:rPr>
-                <w:rFonts w:ascii="Aptos" w:hAnsi="Aptos" w:eastAsia="Aptos" w:cs="Aptos"/>
+                <w:rFonts w:ascii="Aptos" w:eastAsia="Aptos" w:hAnsi="Aptos" w:cs="Aptos"/>
                 <w:sz w:val="22"/>
                 <w:szCs w:val="22"/>
               </w:rPr>
@@ -6664,7 +6657,7 @@
             </w:r>
             <w:r>
               <w:rPr>
-                <w:rFonts w:ascii="Aptos" w:hAnsi="Aptos" w:eastAsia="Aptos" w:cs="Aptos"/>
+                <w:rFonts w:ascii="Aptos" w:eastAsia="Aptos" w:hAnsi="Aptos" w:cs="Aptos"/>
                 <w:sz w:val="22"/>
                 <w:szCs w:val="22"/>
               </w:rPr>
@@ -6672,7 +6665,7 @@
             </w:r>
             <w:r>
               <w:rPr>
-                <w:rFonts w:ascii="Aptos" w:hAnsi="Aptos" w:eastAsia="Aptos" w:cs="Aptos"/>
+                <w:rFonts w:ascii="Aptos" w:eastAsia="Aptos" w:hAnsi="Aptos" w:cs="Aptos"/>
                 <w:sz w:val="22"/>
                 <w:szCs w:val="22"/>
               </w:rPr>
@@ -6680,7 +6673,7 @@
             </w:r>
             <w:r>
               <w:rPr>
-                <w:rFonts w:ascii="Aptos" w:hAnsi="Aptos" w:eastAsia="Aptos" w:cs="Aptos"/>
+                <w:rFonts w:ascii="Aptos" w:eastAsia="Aptos" w:hAnsi="Aptos" w:cs="Aptos"/>
                 <w:sz w:val="22"/>
                 <w:szCs w:val="22"/>
               </w:rPr>
@@ -6717,7 +6710,7 @@
             </w:r>
             <w:r>
               <w:rPr>
-                <w:rFonts w:ascii="Aptos" w:hAnsi="Aptos" w:eastAsia="Aptos" w:cs="Aptos"/>
+                <w:rFonts w:ascii="Aptos" w:eastAsia="Aptos" w:hAnsi="Aptos" w:cs="Aptos"/>
                 <w:sz w:val="22"/>
                 <w:szCs w:val="22"/>
               </w:rPr>
@@ -6725,7 +6718,7 @@
             </w:r>
             <w:r>
               <w:rPr>
-                <w:rFonts w:ascii="Aptos" w:hAnsi="Aptos" w:eastAsia="Aptos" w:cs="Aptos"/>
+                <w:rFonts w:ascii="Aptos" w:eastAsia="Aptos" w:hAnsi="Aptos" w:cs="Aptos"/>
                 <w:sz w:val="22"/>
                 <w:szCs w:val="22"/>
               </w:rPr>
@@ -6733,7 +6726,7 @@
             </w:r>
             <w:r>
               <w:rPr>
-                <w:rFonts w:ascii="Aptos" w:hAnsi="Aptos" w:eastAsia="Aptos" w:cs="Aptos"/>
+                <w:rFonts w:ascii="Aptos" w:eastAsia="Aptos" w:hAnsi="Aptos" w:cs="Aptos"/>
                 <w:sz w:val="22"/>
                 <w:szCs w:val="22"/>
               </w:rPr>
@@ -6741,7 +6734,7 @@
             </w:r>
             <w:r>
               <w:rPr>
-                <w:rFonts w:ascii="Aptos" w:hAnsi="Aptos" w:eastAsia="Aptos" w:cs="Aptos"/>
+                <w:rFonts w:ascii="Aptos" w:eastAsia="Aptos" w:hAnsi="Aptos" w:cs="Aptos"/>
                 <w:sz w:val="22"/>
                 <w:szCs w:val="22"/>
               </w:rPr>
@@ -6749,7 +6742,7 @@
             </w:r>
             <w:r>
               <w:rPr>
-                <w:rFonts w:ascii="Aptos" w:hAnsi="Aptos" w:eastAsia="Aptos" w:cs="Aptos"/>
+                <w:rFonts w:ascii="Aptos" w:eastAsia="Aptos" w:hAnsi="Aptos" w:cs="Aptos"/>
                 <w:sz w:val="22"/>
                 <w:szCs w:val="22"/>
               </w:rPr>
@@ -6791,7 +6784,7 @@
             </w:r>
             <w:r>
               <w:rPr>
-                <w:rFonts w:ascii="Aptos" w:hAnsi="Aptos" w:eastAsia="Aptos" w:cs="Aptos"/>
+                <w:rFonts w:ascii="Aptos" w:eastAsia="Aptos" w:hAnsi="Aptos" w:cs="Aptos"/>
                 <w:sz w:val="22"/>
                 <w:szCs w:val="22"/>
               </w:rPr>
@@ -6799,7 +6792,7 @@
             </w:r>
             <w:r>
               <w:rPr>
-                <w:rFonts w:ascii="Aptos" w:hAnsi="Aptos" w:eastAsia="Aptos" w:cs="Aptos"/>
+                <w:rFonts w:ascii="Aptos" w:eastAsia="Aptos" w:hAnsi="Aptos" w:cs="Aptos"/>
                 <w:sz w:val="22"/>
                 <w:szCs w:val="22"/>
               </w:rPr>
@@ -6807,7 +6800,7 @@
             </w:r>
             <w:r>
               <w:rPr>
-                <w:rFonts w:ascii="Aptos" w:hAnsi="Aptos" w:eastAsia="Aptos" w:cs="Aptos"/>
+                <w:rFonts w:ascii="Aptos" w:eastAsia="Aptos" w:hAnsi="Aptos" w:cs="Aptos"/>
                 <w:sz w:val="22"/>
                 <w:szCs w:val="22"/>
               </w:rPr>
@@ -6815,7 +6808,7 @@
             </w:r>
             <w:r>
               <w:rPr>
-                <w:rFonts w:ascii="Aptos" w:hAnsi="Aptos" w:eastAsia="Aptos" w:cs="Aptos"/>
+                <w:rFonts w:ascii="Aptos" w:eastAsia="Aptos" w:hAnsi="Aptos" w:cs="Aptos"/>
                 <w:sz w:val="22"/>
                 <w:szCs w:val="22"/>
               </w:rPr>
@@ -6823,7 +6816,7 @@
             </w:r>
             <w:r>
               <w:rPr>
-                <w:rFonts w:ascii="Aptos" w:hAnsi="Aptos" w:eastAsia="Aptos" w:cs="Aptos"/>
+                <w:rFonts w:ascii="Aptos" w:eastAsia="Aptos" w:hAnsi="Aptos" w:cs="Aptos"/>
                 <w:sz w:val="22"/>
                 <w:szCs w:val="22"/>
               </w:rPr>
@@ -6845,7 +6838,7 @@
             </w:r>
             <w:r>
               <w:rPr>
-                <w:rFonts w:ascii="Aptos" w:hAnsi="Aptos" w:eastAsia="Aptos" w:cs="Aptos"/>
+                <w:rFonts w:ascii="Aptos" w:eastAsia="Aptos" w:hAnsi="Aptos" w:cs="Aptos"/>
                 <w:sz w:val="22"/>
                 <w:szCs w:val="22"/>
               </w:rPr>
@@ -6853,7 +6846,7 @@
             </w:r>
             <w:r>
               <w:rPr>
-                <w:rFonts w:ascii="Aptos" w:hAnsi="Aptos" w:eastAsia="Aptos" w:cs="Aptos"/>
+                <w:rFonts w:ascii="Aptos" w:eastAsia="Aptos" w:hAnsi="Aptos" w:cs="Aptos"/>
                 <w:sz w:val="22"/>
                 <w:szCs w:val="22"/>
               </w:rPr>
@@ -6861,7 +6854,7 @@
             </w:r>
             <w:r>
               <w:rPr>
-                <w:rFonts w:ascii="Aptos" w:hAnsi="Aptos" w:eastAsia="Aptos" w:cs="Aptos"/>
+                <w:rFonts w:ascii="Aptos" w:eastAsia="Aptos" w:hAnsi="Aptos" w:cs="Aptos"/>
                 <w:sz w:val="22"/>
                 <w:szCs w:val="22"/>
               </w:rPr>
@@ -6869,7 +6862,7 @@
             </w:r>
             <w:r>
               <w:rPr>
-                <w:rFonts w:ascii="Aptos" w:hAnsi="Aptos" w:eastAsia="Aptos" w:cs="Aptos"/>
+                <w:rFonts w:ascii="Aptos" w:eastAsia="Aptos" w:hAnsi="Aptos" w:cs="Aptos"/>
                 <w:sz w:val="22"/>
                 <w:szCs w:val="22"/>
               </w:rPr>
@@ -6877,7 +6870,7 @@
             </w:r>
             <w:r>
               <w:rPr>
-                <w:rFonts w:ascii="Aptos" w:hAnsi="Aptos" w:eastAsia="Aptos" w:cs="Aptos"/>
+                <w:rFonts w:ascii="Aptos" w:eastAsia="Aptos" w:hAnsi="Aptos" w:cs="Aptos"/>
                 <w:sz w:val="22"/>
                 <w:szCs w:val="22"/>
               </w:rPr>
@@ -6918,7 +6911,7 @@
             </w:r>
             <w:r>
               <w:rPr>
-                <w:rFonts w:ascii="Aptos" w:hAnsi="Aptos" w:eastAsia="Aptos" w:cs="Aptos"/>
+                <w:rFonts w:ascii="Aptos" w:eastAsia="Aptos" w:hAnsi="Aptos" w:cs="Aptos"/>
                 <w:sz w:val="22"/>
                 <w:szCs w:val="22"/>
               </w:rPr>
@@ -6926,7 +6919,7 @@
             </w:r>
             <w:r>
               <w:rPr>
-                <w:rFonts w:ascii="Aptos" w:hAnsi="Aptos" w:eastAsia="Aptos" w:cs="Aptos"/>
+                <w:rFonts w:ascii="Aptos" w:eastAsia="Aptos" w:hAnsi="Aptos" w:cs="Aptos"/>
                 <w:sz w:val="22"/>
                 <w:szCs w:val="22"/>
               </w:rPr>
@@ -6934,7 +6927,7 @@
             </w:r>
             <w:r>
               <w:rPr>
-                <w:rFonts w:ascii="Aptos" w:hAnsi="Aptos" w:eastAsia="Aptos" w:cs="Aptos"/>
+                <w:rFonts w:ascii="Aptos" w:eastAsia="Aptos" w:hAnsi="Aptos" w:cs="Aptos"/>
                 <w:sz w:val="22"/>
                 <w:szCs w:val="22"/>
               </w:rPr>
@@ -6942,7 +6935,7 @@
             </w:r>
             <w:r>
               <w:rPr>
-                <w:rFonts w:ascii="Aptos" w:hAnsi="Aptos" w:eastAsia="Aptos" w:cs="Aptos"/>
+                <w:rFonts w:ascii="Aptos" w:eastAsia="Aptos" w:hAnsi="Aptos" w:cs="Aptos"/>
                 <w:sz w:val="22"/>
                 <w:szCs w:val="22"/>
               </w:rPr>
@@ -6950,7 +6943,7 @@
             </w:r>
             <w:r>
               <w:rPr>
-                <w:rFonts w:ascii="Aptos" w:hAnsi="Aptos" w:eastAsia="Aptos" w:cs="Aptos"/>
+                <w:rFonts w:ascii="Aptos" w:eastAsia="Aptos" w:hAnsi="Aptos" w:cs="Aptos"/>
                 <w:sz w:val="22"/>
                 <w:szCs w:val="22"/>
               </w:rPr>
@@ -6958,7 +6951,7 @@
             </w:r>
             <w:r>
               <w:rPr>
-                <w:rFonts w:ascii="Aptos" w:hAnsi="Aptos" w:eastAsia="Aptos" w:cs="Aptos"/>
+                <w:rFonts w:ascii="Aptos" w:eastAsia="Aptos" w:hAnsi="Aptos" w:cs="Aptos"/>
                 <w:sz w:val="22"/>
                 <w:szCs w:val="22"/>
               </w:rPr>
@@ -7018,7 +7011,7 @@
             </w:r>
             <w:r>
               <w:rPr>
-                <w:rFonts w:ascii="Aptos" w:hAnsi="Aptos" w:eastAsia="Aptos" w:cs="Aptos"/>
+                <w:rFonts w:ascii="Aptos" w:eastAsia="Aptos" w:hAnsi="Aptos" w:cs="Aptos"/>
                 <w:sz w:val="22"/>
                 <w:szCs w:val="22"/>
               </w:rPr>
@@ -7026,7 +7019,7 @@
             </w:r>
             <w:r>
               <w:rPr>
-                <w:rFonts w:ascii="Aptos" w:hAnsi="Aptos" w:eastAsia="Aptos" w:cs="Aptos"/>
+                <w:rFonts w:ascii="Aptos" w:eastAsia="Aptos" w:hAnsi="Aptos" w:cs="Aptos"/>
                 <w:sz w:val="22"/>
                 <w:szCs w:val="22"/>
               </w:rPr>
@@ -7034,7 +7027,7 @@
             </w:r>
             <w:r>
               <w:rPr>
-                <w:rFonts w:ascii="Aptos" w:hAnsi="Aptos" w:eastAsia="Aptos" w:cs="Aptos"/>
+                <w:rFonts w:ascii="Aptos" w:eastAsia="Aptos" w:hAnsi="Aptos" w:cs="Aptos"/>
                 <w:sz w:val="22"/>
                 <w:szCs w:val="22"/>
               </w:rPr>
@@ -7042,7 +7035,7 @@
             </w:r>
             <w:r>
               <w:rPr>
-                <w:rFonts w:ascii="Aptos" w:hAnsi="Aptos" w:eastAsia="Aptos" w:cs="Aptos"/>
+                <w:rFonts w:ascii="Aptos" w:eastAsia="Aptos" w:hAnsi="Aptos" w:cs="Aptos"/>
                 <w:sz w:val="22"/>
                 <w:szCs w:val="22"/>
               </w:rPr>
@@ -7050,7 +7043,7 @@
             </w:r>
             <w:r>
               <w:rPr>
-                <w:rFonts w:ascii="Aptos" w:hAnsi="Aptos" w:eastAsia="Aptos" w:cs="Aptos"/>
+                <w:rFonts w:ascii="Aptos" w:eastAsia="Aptos" w:hAnsi="Aptos" w:cs="Aptos"/>
                 <w:sz w:val="22"/>
                 <w:szCs w:val="22"/>
               </w:rPr>
@@ -7058,7 +7051,7 @@
             </w:r>
             <w:r>
               <w:rPr>
-                <w:rFonts w:ascii="Aptos" w:hAnsi="Aptos" w:eastAsia="Aptos" w:cs="Aptos"/>
+                <w:rFonts w:ascii="Aptos" w:eastAsia="Aptos" w:hAnsi="Aptos" w:cs="Aptos"/>
                 <w:sz w:val="22"/>
                 <w:szCs w:val="22"/>
               </w:rPr>
@@ -7066,7 +7059,7 @@
             </w:r>
             <w:r>
               <w:rPr>
-                <w:rFonts w:ascii="Aptos" w:hAnsi="Aptos" w:eastAsia="Aptos" w:cs="Aptos"/>
+                <w:rFonts w:ascii="Aptos" w:eastAsia="Aptos" w:hAnsi="Aptos" w:cs="Aptos"/>
                 <w:sz w:val="22"/>
                 <w:szCs w:val="22"/>
               </w:rPr>
@@ -7074,7 +7067,7 @@
             </w:r>
             <w:r>
               <w:rPr>
-                <w:rFonts w:ascii="Aptos" w:hAnsi="Aptos" w:eastAsia="Aptos" w:cs="Aptos"/>
+                <w:rFonts w:ascii="Aptos" w:eastAsia="Aptos" w:hAnsi="Aptos" w:cs="Aptos"/>
                 <w:sz w:val="22"/>
                 <w:szCs w:val="22"/>
               </w:rPr>
@@ -7082,7 +7075,7 @@
             </w:r>
             <w:r>
               <w:rPr>
-                <w:rFonts w:ascii="Aptos" w:hAnsi="Aptos" w:eastAsia="Aptos" w:cs="Aptos"/>
+                <w:rFonts w:ascii="Aptos" w:eastAsia="Aptos" w:hAnsi="Aptos" w:cs="Aptos"/>
                 <w:sz w:val="22"/>
                 <w:szCs w:val="22"/>
               </w:rPr>
@@ -7112,7 +7105,7 @@
             </w:r>
             <w:r>
               <w:rPr>
-                <w:rFonts w:ascii="Aptos" w:hAnsi="Aptos" w:eastAsia="Aptos" w:cs="Aptos"/>
+                <w:rFonts w:ascii="Aptos" w:eastAsia="Aptos" w:hAnsi="Aptos" w:cs="Aptos"/>
                 <w:sz w:val="22"/>
                 <w:szCs w:val="22"/>
               </w:rPr>
@@ -7120,7 +7113,7 @@
             </w:r>
             <w:r>
               <w:rPr>
-                <w:rFonts w:ascii="Aptos" w:hAnsi="Aptos" w:eastAsia="Aptos" w:cs="Aptos"/>
+                <w:rFonts w:ascii="Aptos" w:eastAsia="Aptos" w:hAnsi="Aptos" w:cs="Aptos"/>
                 <w:sz w:val="22"/>
                 <w:szCs w:val="22"/>
               </w:rPr>
@@ -7128,7 +7121,7 @@
             </w:r>
             <w:r>
               <w:rPr>
-                <w:rFonts w:ascii="Aptos" w:hAnsi="Aptos" w:eastAsia="Aptos" w:cs="Aptos"/>
+                <w:rFonts w:ascii="Aptos" w:eastAsia="Aptos" w:hAnsi="Aptos" w:cs="Aptos"/>
                 <w:sz w:val="22"/>
                 <w:szCs w:val="22"/>
               </w:rPr>
@@ -7136,7 +7129,7 @@
             </w:r>
             <w:r>
               <w:rPr>
-                <w:rFonts w:ascii="Aptos" w:hAnsi="Aptos" w:eastAsia="Aptos" w:cs="Aptos"/>
+                <w:rFonts w:ascii="Aptos" w:eastAsia="Aptos" w:hAnsi="Aptos" w:cs="Aptos"/>
                 <w:sz w:val="22"/>
                 <w:szCs w:val="22"/>
               </w:rPr>
@@ -7144,7 +7137,7 @@
             </w:r>
             <w:r>
               <w:rPr>
-                <w:rFonts w:ascii="Aptos" w:hAnsi="Aptos" w:eastAsia="Aptos" w:cs="Aptos"/>
+                <w:rFonts w:ascii="Aptos" w:eastAsia="Aptos" w:hAnsi="Aptos" w:cs="Aptos"/>
                 <w:sz w:val="22"/>
                 <w:szCs w:val="22"/>
               </w:rPr>
@@ -7152,7 +7145,7 @@
             </w:r>
             <w:r>
               <w:rPr>
-                <w:rFonts w:ascii="Aptos" w:hAnsi="Aptos" w:eastAsia="Aptos" w:cs="Aptos"/>
+                <w:rFonts w:ascii="Aptos" w:eastAsia="Aptos" w:hAnsi="Aptos" w:cs="Aptos"/>
                 <w:sz w:val="22"/>
                 <w:szCs w:val="22"/>
               </w:rPr>
@@ -7182,7 +7175,7 @@
             </w:r>
             <w:r>
               <w:rPr>
-                <w:rFonts w:ascii="Aptos" w:hAnsi="Aptos" w:eastAsia="Aptos" w:cs="Aptos"/>
+                <w:rFonts w:ascii="Aptos" w:eastAsia="Aptos" w:hAnsi="Aptos" w:cs="Aptos"/>
                 <w:sz w:val="22"/>
                 <w:szCs w:val="22"/>
               </w:rPr>
@@ -7190,7 +7183,7 @@
             </w:r>
             <w:r>
               <w:rPr>
-                <w:rFonts w:ascii="Aptos" w:hAnsi="Aptos" w:eastAsia="Aptos" w:cs="Aptos"/>
+                <w:rFonts w:ascii="Aptos" w:eastAsia="Aptos" w:hAnsi="Aptos" w:cs="Aptos"/>
                 <w:sz w:val="22"/>
                 <w:szCs w:val="22"/>
               </w:rPr>
@@ -7198,7 +7191,7 @@
             </w:r>
             <w:r>
               <w:rPr>
-                <w:rFonts w:ascii="Aptos" w:hAnsi="Aptos" w:eastAsia="Aptos" w:cs="Aptos"/>
+                <w:rFonts w:ascii="Aptos" w:eastAsia="Aptos" w:hAnsi="Aptos" w:cs="Aptos"/>
                 <w:sz w:val="22"/>
                 <w:szCs w:val="22"/>
               </w:rPr>
@@ -7206,7 +7199,7 @@
             </w:r>
             <w:r>
               <w:rPr>
-                <w:rFonts w:ascii="Aptos" w:hAnsi="Aptos" w:eastAsia="Aptos" w:cs="Aptos"/>
+                <w:rFonts w:ascii="Aptos" w:eastAsia="Aptos" w:hAnsi="Aptos" w:cs="Aptos"/>
                 <w:sz w:val="22"/>
                 <w:szCs w:val="22"/>
               </w:rPr>
@@ -7214,7 +7207,7 @@
             </w:r>
             <w:r>
               <w:rPr>
-                <w:rFonts w:ascii="Aptos" w:hAnsi="Aptos" w:eastAsia="Aptos" w:cs="Aptos"/>
+                <w:rFonts w:ascii="Aptos" w:eastAsia="Aptos" w:hAnsi="Aptos" w:cs="Aptos"/>
                 <w:sz w:val="22"/>
                 <w:szCs w:val="22"/>
               </w:rPr>
@@ -7222,7 +7215,7 @@
             </w:r>
             <w:r>
               <w:rPr>
-                <w:rFonts w:ascii="Aptos" w:hAnsi="Aptos" w:eastAsia="Aptos" w:cs="Aptos"/>
+                <w:rFonts w:ascii="Aptos" w:eastAsia="Aptos" w:hAnsi="Aptos" w:cs="Aptos"/>
                 <w:sz w:val="22"/>
                 <w:szCs w:val="22"/>
               </w:rPr>
@@ -7252,7 +7245,7 @@
             </w:r>
             <w:r>
               <w:rPr>
-                <w:rFonts w:ascii="Aptos" w:hAnsi="Aptos" w:eastAsia="Aptos" w:cs="Aptos"/>
+                <w:rFonts w:ascii="Aptos" w:eastAsia="Aptos" w:hAnsi="Aptos" w:cs="Aptos"/>
                 <w:sz w:val="22"/>
                 <w:szCs w:val="22"/>
               </w:rPr>
@@ -7260,7 +7253,7 @@
             </w:r>
             <w:r>
               <w:rPr>
-                <w:rFonts w:ascii="Aptos" w:hAnsi="Aptos" w:eastAsia="Aptos" w:cs="Aptos"/>
+                <w:rFonts w:ascii="Aptos" w:eastAsia="Aptos" w:hAnsi="Aptos" w:cs="Aptos"/>
                 <w:sz w:val="22"/>
                 <w:szCs w:val="22"/>
               </w:rPr>
@@ -7268,7 +7261,7 @@
             </w:r>
             <w:r>
               <w:rPr>
-                <w:rFonts w:ascii="Aptos" w:hAnsi="Aptos" w:eastAsia="Aptos" w:cs="Aptos"/>
+                <w:rFonts w:ascii="Aptos" w:eastAsia="Aptos" w:hAnsi="Aptos" w:cs="Aptos"/>
                 <w:sz w:val="22"/>
                 <w:szCs w:val="22"/>
               </w:rPr>
@@ -7276,7 +7269,7 @@
             </w:r>
             <w:r>
               <w:rPr>
-                <w:rFonts w:ascii="Aptos" w:hAnsi="Aptos" w:eastAsia="Aptos" w:cs="Aptos"/>
+                <w:rFonts w:ascii="Aptos" w:eastAsia="Aptos" w:hAnsi="Aptos" w:cs="Aptos"/>
                 <w:sz w:val="22"/>
                 <w:szCs w:val="22"/>
               </w:rPr>
@@ -7284,7 +7277,7 @@
             </w:r>
             <w:r>
               <w:rPr>
-                <w:rFonts w:ascii="Aptos" w:hAnsi="Aptos" w:eastAsia="Aptos" w:cs="Aptos"/>
+                <w:rFonts w:ascii="Aptos" w:eastAsia="Aptos" w:hAnsi="Aptos" w:cs="Aptos"/>
                 <w:sz w:val="22"/>
                 <w:szCs w:val="22"/>
               </w:rPr>
@@ -7292,7 +7285,7 @@
             </w:r>
             <w:r>
               <w:rPr>
-                <w:rFonts w:ascii="Aptos" w:hAnsi="Aptos" w:eastAsia="Aptos" w:cs="Aptos"/>
+                <w:rFonts w:ascii="Aptos" w:eastAsia="Aptos" w:hAnsi="Aptos" w:cs="Aptos"/>
                 <w:sz w:val="22"/>
                 <w:szCs w:val="22"/>
               </w:rPr>
@@ -7311,7 +7304,7 @@
             <w:pPr>
               <w:pStyle w:val="NoSpacing"/>
               <w:rPr>
-                <w:rFonts w:ascii="Aptos" w:hAnsi="Aptos" w:eastAsia="Aptos" w:cs="Aptos"/>
+                <w:rFonts w:ascii="Aptos" w:eastAsia="Aptos" w:hAnsi="Aptos" w:cs="Aptos"/>
                 <w:sz w:val="22"/>
                 <w:szCs w:val="22"/>
               </w:rPr>
@@ -7327,7 +7320,7 @@
             </w:r>
             <w:r>
               <w:rPr>
-                <w:rFonts w:ascii="Aptos" w:hAnsi="Aptos" w:eastAsia="Aptos" w:cs="Aptos"/>
+                <w:rFonts w:ascii="Aptos" w:eastAsia="Aptos" w:hAnsi="Aptos" w:cs="Aptos"/>
                 <w:sz w:val="22"/>
                 <w:szCs w:val="22"/>
               </w:rPr>
@@ -7335,7 +7328,7 @@
             </w:r>
             <w:r>
               <w:rPr>
-                <w:rFonts w:ascii="Aptos" w:hAnsi="Aptos" w:eastAsia="Aptos" w:cs="Aptos"/>
+                <w:rFonts w:ascii="Aptos" w:eastAsia="Aptos" w:hAnsi="Aptos" w:cs="Aptos"/>
                 <w:sz w:val="22"/>
                 <w:szCs w:val="22"/>
               </w:rPr>
@@ -7343,7 +7336,7 @@
             </w:r>
             <w:r>
               <w:rPr>
-                <w:rFonts w:ascii="Aptos" w:hAnsi="Aptos" w:eastAsia="Aptos" w:cs="Aptos"/>
+                <w:rFonts w:ascii="Aptos" w:eastAsia="Aptos" w:hAnsi="Aptos" w:cs="Aptos"/>
                 <w:sz w:val="22"/>
                 <w:szCs w:val="22"/>
               </w:rPr>
@@ -7351,7 +7344,7 @@
             </w:r>
             <w:r>
               <w:rPr>
-                <w:rFonts w:ascii="Aptos" w:hAnsi="Aptos" w:eastAsia="Aptos" w:cs="Aptos"/>
+                <w:rFonts w:ascii="Aptos" w:eastAsia="Aptos" w:hAnsi="Aptos" w:cs="Aptos"/>
                 <w:sz w:val="22"/>
                 <w:szCs w:val="22"/>
               </w:rPr>
@@ -7359,7 +7352,7 @@
             </w:r>
             <w:r>
               <w:rPr>
-                <w:rFonts w:ascii="Aptos" w:hAnsi="Aptos" w:eastAsia="Aptos" w:cs="Aptos"/>
+                <w:rFonts w:ascii="Aptos" w:eastAsia="Aptos" w:hAnsi="Aptos" w:cs="Aptos"/>
                 <w:sz w:val="22"/>
                 <w:szCs w:val="22"/>
               </w:rPr>
@@ -7367,7 +7360,7 @@
             </w:r>
             <w:r>
               <w:rPr>
-                <w:rFonts w:ascii="Aptos" w:hAnsi="Aptos" w:eastAsia="Aptos" w:cs="Aptos"/>
+                <w:rFonts w:ascii="Aptos" w:eastAsia="Aptos" w:hAnsi="Aptos" w:cs="Aptos"/>
                 <w:sz w:val="22"/>
                 <w:szCs w:val="22"/>
               </w:rPr>
@@ -7375,7 +7368,7 @@
             </w:r>
             <w:r>
               <w:rPr>
-                <w:rFonts w:ascii="Aptos" w:hAnsi="Aptos" w:eastAsia="Aptos" w:cs="Aptos"/>
+                <w:rFonts w:ascii="Aptos" w:eastAsia="Aptos" w:hAnsi="Aptos" w:cs="Aptos"/>
                 <w:sz w:val="22"/>
                 <w:szCs w:val="22"/>
               </w:rPr>
@@ -7435,7 +7428,7 @@
             </w:r>
             <w:r>
               <w:rPr>
-                <w:rFonts w:ascii="Aptos" w:hAnsi="Aptos" w:eastAsia="Aptos" w:cs="Aptos"/>
+                <w:rFonts w:ascii="Aptos" w:eastAsia="Aptos" w:hAnsi="Aptos" w:cs="Aptos"/>
                 <w:sz w:val="22"/>
                 <w:szCs w:val="22"/>
               </w:rPr>
@@ -7443,7 +7436,7 @@
             </w:r>
             <w:r>
               <w:rPr>
-                <w:rFonts w:ascii="Aptos" w:hAnsi="Aptos" w:eastAsia="Aptos" w:cs="Aptos"/>
+                <w:rFonts w:ascii="Aptos" w:eastAsia="Aptos" w:hAnsi="Aptos" w:cs="Aptos"/>
                 <w:sz w:val="22"/>
                 <w:szCs w:val="22"/>
               </w:rPr>
@@ -7451,7 +7444,7 @@
             </w:r>
             <w:r>
               <w:rPr>
-                <w:rFonts w:ascii="Aptos" w:hAnsi="Aptos" w:eastAsia="Aptos" w:cs="Aptos"/>
+                <w:rFonts w:ascii="Aptos" w:eastAsia="Aptos" w:hAnsi="Aptos" w:cs="Aptos"/>
                 <w:sz w:val="22"/>
                 <w:szCs w:val="22"/>
               </w:rPr>
@@ -7459,7 +7452,7 @@
             </w:r>
             <w:r>
               <w:rPr>
-                <w:rFonts w:ascii="Aptos" w:hAnsi="Aptos" w:eastAsia="Aptos" w:cs="Aptos"/>
+                <w:rFonts w:ascii="Aptos" w:eastAsia="Aptos" w:hAnsi="Aptos" w:cs="Aptos"/>
                 <w:sz w:val="22"/>
                 <w:szCs w:val="22"/>
               </w:rPr>
@@ -7467,7 +7460,7 @@
             </w:r>
             <w:r>
               <w:rPr>
-                <w:rFonts w:ascii="Aptos" w:hAnsi="Aptos" w:eastAsia="Aptos" w:cs="Aptos"/>
+                <w:rFonts w:ascii="Aptos" w:eastAsia="Aptos" w:hAnsi="Aptos" w:cs="Aptos"/>
                 <w:sz w:val="22"/>
                 <w:szCs w:val="22"/>
               </w:rPr>
@@ -7497,7 +7490,7 @@
             </w:r>
             <w:r>
               <w:rPr>
-                <w:rFonts w:ascii="Aptos" w:hAnsi="Aptos" w:eastAsia="Aptos" w:cs="Aptos"/>
+                <w:rFonts w:ascii="Aptos" w:eastAsia="Aptos" w:hAnsi="Aptos" w:cs="Aptos"/>
                 <w:sz w:val="22"/>
                 <w:szCs w:val="22"/>
               </w:rPr>
@@ -7505,7 +7498,7 @@
             </w:r>
             <w:r>
               <w:rPr>
-                <w:rFonts w:ascii="Aptos" w:hAnsi="Aptos" w:eastAsia="Aptos" w:cs="Aptos"/>
+                <w:rFonts w:ascii="Aptos" w:eastAsia="Aptos" w:hAnsi="Aptos" w:cs="Aptos"/>
                 <w:sz w:val="22"/>
                 <w:szCs w:val="22"/>
               </w:rPr>
@@ -7513,7 +7506,7 @@
             </w:r>
             <w:r>
               <w:rPr>
-                <w:rFonts w:ascii="Aptos" w:hAnsi="Aptos" w:eastAsia="Aptos" w:cs="Aptos"/>
+                <w:rFonts w:ascii="Aptos" w:eastAsia="Aptos" w:hAnsi="Aptos" w:cs="Aptos"/>
                 <w:sz w:val="22"/>
                 <w:szCs w:val="22"/>
               </w:rPr>
@@ -7521,7 +7514,7 @@
             </w:r>
             <w:r>
               <w:rPr>
-                <w:rFonts w:ascii="Aptos" w:hAnsi="Aptos" w:eastAsia="Aptos" w:cs="Aptos"/>
+                <w:rFonts w:ascii="Aptos" w:eastAsia="Aptos" w:hAnsi="Aptos" w:cs="Aptos"/>
                 <w:sz w:val="22"/>
                 <w:szCs w:val="22"/>
               </w:rPr>
@@ -7529,7 +7522,7 @@
             </w:r>
             <w:r>
               <w:rPr>
-                <w:rFonts w:ascii="Aptos" w:hAnsi="Aptos" w:eastAsia="Aptos" w:cs="Aptos"/>
+                <w:rFonts w:ascii="Aptos" w:eastAsia="Aptos" w:hAnsi="Aptos" w:cs="Aptos"/>
                 <w:sz w:val="22"/>
                 <w:szCs w:val="22"/>
               </w:rPr>
@@ -7559,7 +7552,7 @@
             </w:r>
             <w:r>
               <w:rPr>
-                <w:rFonts w:ascii="Aptos" w:hAnsi="Aptos" w:eastAsia="Aptos" w:cs="Aptos"/>
+                <w:rFonts w:ascii="Aptos" w:eastAsia="Aptos" w:hAnsi="Aptos" w:cs="Aptos"/>
                 <w:sz w:val="22"/>
                 <w:szCs w:val="22"/>
               </w:rPr>
@@ -7567,7 +7560,7 @@
             </w:r>
             <w:r>
               <w:rPr>
-                <w:rFonts w:ascii="Aptos" w:hAnsi="Aptos" w:eastAsia="Aptos" w:cs="Aptos"/>
+                <w:rFonts w:ascii="Aptos" w:eastAsia="Aptos" w:hAnsi="Aptos" w:cs="Aptos"/>
                 <w:sz w:val="22"/>
                 <w:szCs w:val="22"/>
               </w:rPr>
@@ -7575,7 +7568,7 @@
             </w:r>
             <w:r>
               <w:rPr>
-                <w:rFonts w:ascii="Aptos" w:hAnsi="Aptos" w:eastAsia="Aptos" w:cs="Aptos"/>
+                <w:rFonts w:ascii="Aptos" w:eastAsia="Aptos" w:hAnsi="Aptos" w:cs="Aptos"/>
                 <w:sz w:val="22"/>
                 <w:szCs w:val="22"/>
               </w:rPr>
@@ -7583,7 +7576,7 @@
             </w:r>
             <w:r>
               <w:rPr>
-                <w:rFonts w:ascii="Aptos" w:hAnsi="Aptos" w:eastAsia="Aptos" w:cs="Aptos"/>
+                <w:rFonts w:ascii="Aptos" w:eastAsia="Aptos" w:hAnsi="Aptos" w:cs="Aptos"/>
                 <w:sz w:val="22"/>
                 <w:szCs w:val="22"/>
               </w:rPr>
@@ -7591,7 +7584,7 @@
             </w:r>
             <w:r>
               <w:rPr>
-                <w:rFonts w:ascii="Aptos" w:hAnsi="Aptos" w:eastAsia="Aptos" w:cs="Aptos"/>
+                <w:rFonts w:ascii="Aptos" w:eastAsia="Aptos" w:hAnsi="Aptos" w:cs="Aptos"/>
                 <w:sz w:val="22"/>
                 <w:szCs w:val="22"/>
               </w:rPr>
@@ -7639,7 +7632,6 @@
           <w:tcPr>
             <w:tcW w:w="10801" w:type="dxa"/>
             <w:gridSpan w:val="17"/>
-            <w:tcMar/>
           </w:tcPr>
           <w:p>
             <w:pPr>
@@ -7691,7 +7683,7 @@
             </w:r>
             <w:r>
               <w:rPr>
-                <w:rFonts w:ascii="Aptos" w:hAnsi="Aptos" w:eastAsia="Aptos" w:cs="Aptos"/>
+                <w:rFonts w:ascii="Aptos" w:eastAsia="Aptos" w:hAnsi="Aptos" w:cs="Aptos"/>
                 <w:sz w:val="22"/>
                 <w:szCs w:val="22"/>
               </w:rPr>
@@ -7699,7 +7691,7 @@
             </w:r>
             <w:r>
               <w:rPr>
-                <w:rFonts w:ascii="Aptos" w:hAnsi="Aptos" w:eastAsia="Aptos" w:cs="Aptos"/>
+                <w:rFonts w:ascii="Aptos" w:eastAsia="Aptos" w:hAnsi="Aptos" w:cs="Aptos"/>
                 <w:sz w:val="22"/>
                 <w:szCs w:val="22"/>
               </w:rPr>
@@ -7707,7 +7699,7 @@
             </w:r>
             <w:r>
               <w:rPr>
-                <w:rFonts w:ascii="Aptos" w:hAnsi="Aptos" w:eastAsia="Aptos" w:cs="Aptos"/>
+                <w:rFonts w:ascii="Aptos" w:eastAsia="Aptos" w:hAnsi="Aptos" w:cs="Aptos"/>
                 <w:sz w:val="22"/>
                 <w:szCs w:val="22"/>
               </w:rPr>
@@ -7715,7 +7707,7 @@
             </w:r>
             <w:r>
               <w:rPr>
-                <w:rFonts w:ascii="Aptos" w:hAnsi="Aptos" w:eastAsia="Aptos" w:cs="Aptos"/>
+                <w:rFonts w:ascii="Aptos" w:eastAsia="Aptos" w:hAnsi="Aptos" w:cs="Aptos"/>
                 <w:sz w:val="22"/>
                 <w:szCs w:val="22"/>
               </w:rPr>
@@ -7723,7 +7715,7 @@
             </w:r>
             <w:r>
               <w:rPr>
-                <w:rFonts w:ascii="Aptos" w:hAnsi="Aptos" w:eastAsia="Aptos" w:cs="Aptos"/>
+                <w:rFonts w:ascii="Aptos" w:eastAsia="Aptos" w:hAnsi="Aptos" w:cs="Aptos"/>
                 <w:sz w:val="22"/>
                 <w:szCs w:val="22"/>
               </w:rPr>
@@ -7731,7 +7723,7 @@
             </w:r>
             <w:r>
               <w:rPr>
-                <w:rFonts w:ascii="Aptos" w:hAnsi="Aptos" w:eastAsia="Aptos" w:cs="Aptos"/>
+                <w:rFonts w:ascii="Aptos" w:eastAsia="Aptos" w:hAnsi="Aptos" w:cs="Aptos"/>
                 <w:sz w:val="22"/>
                 <w:szCs w:val="22"/>
               </w:rPr>
@@ -7747,7 +7739,7 @@
             </w:r>
             <w:r>
               <w:rPr>
-                <w:rFonts w:ascii="Aptos" w:hAnsi="Aptos" w:eastAsia="Aptos" w:cs="Aptos"/>
+                <w:rFonts w:ascii="Aptos" w:eastAsia="Aptos" w:hAnsi="Aptos" w:cs="Aptos"/>
                 <w:sz w:val="22"/>
                 <w:szCs w:val="22"/>
               </w:rPr>
@@ -7755,7 +7747,7 @@
             </w:r>
             <w:r>
               <w:rPr>
-                <w:rFonts w:ascii="Aptos" w:hAnsi="Aptos" w:eastAsia="Aptos" w:cs="Aptos"/>
+                <w:rFonts w:ascii="Aptos" w:eastAsia="Aptos" w:hAnsi="Aptos" w:cs="Aptos"/>
                 <w:sz w:val="22"/>
                 <w:szCs w:val="22"/>
               </w:rPr>
@@ -7763,7 +7755,7 @@
             </w:r>
             <w:r>
               <w:rPr>
-                <w:rFonts w:ascii="Aptos" w:hAnsi="Aptos" w:eastAsia="Aptos" w:cs="Aptos"/>
+                <w:rFonts w:ascii="Aptos" w:eastAsia="Aptos" w:hAnsi="Aptos" w:cs="Aptos"/>
                 <w:sz w:val="22"/>
                 <w:szCs w:val="22"/>
               </w:rPr>
@@ -7771,7 +7763,7 @@
             </w:r>
             <w:r>
               <w:rPr>
-                <w:rFonts w:ascii="Aptos" w:hAnsi="Aptos" w:eastAsia="Aptos" w:cs="Aptos"/>
+                <w:rFonts w:ascii="Aptos" w:eastAsia="Aptos" w:hAnsi="Aptos" w:cs="Aptos"/>
                 <w:sz w:val="22"/>
                 <w:szCs w:val="22"/>
               </w:rPr>
@@ -7779,7 +7771,7 @@
             </w:r>
             <w:r>
               <w:rPr>
-                <w:rFonts w:ascii="Aptos" w:hAnsi="Aptos" w:eastAsia="Aptos" w:cs="Aptos"/>
+                <w:rFonts w:ascii="Aptos" w:eastAsia="Aptos" w:hAnsi="Aptos" w:cs="Aptos"/>
                 <w:sz w:val="22"/>
                 <w:szCs w:val="22"/>
               </w:rPr>
@@ -7787,7 +7779,7 @@
             </w:r>
             <w:r>
               <w:rPr>
-                <w:rFonts w:ascii="Aptos" w:hAnsi="Aptos" w:eastAsia="Aptos" w:cs="Aptos"/>
+                <w:rFonts w:ascii="Aptos" w:eastAsia="Aptos" w:hAnsi="Aptos" w:cs="Aptos"/>
                 <w:sz w:val="22"/>
                 <w:szCs w:val="22"/>
               </w:rPr>
@@ -7811,7 +7803,7 @@
             </w:r>
             <w:r>
               <w:rPr>
-                <w:rFonts w:ascii="Aptos" w:hAnsi="Aptos" w:eastAsia="Aptos" w:cs="Aptos"/>
+                <w:rFonts w:ascii="Aptos" w:eastAsia="Aptos" w:hAnsi="Aptos" w:cs="Aptos"/>
                 <w:sz w:val="22"/>
                 <w:szCs w:val="22"/>
               </w:rPr>
@@ -7819,7 +7811,7 @@
             </w:r>
             <w:r>
               <w:rPr>
-                <w:rFonts w:ascii="Aptos" w:hAnsi="Aptos" w:eastAsia="Aptos" w:cs="Aptos"/>
+                <w:rFonts w:ascii="Aptos" w:eastAsia="Aptos" w:hAnsi="Aptos" w:cs="Aptos"/>
                 <w:sz w:val="22"/>
                 <w:szCs w:val="22"/>
               </w:rPr>
@@ -7827,7 +7819,7 @@
             </w:r>
             <w:r>
               <w:rPr>
-                <w:rFonts w:ascii="Aptos" w:hAnsi="Aptos" w:eastAsia="Aptos" w:cs="Aptos"/>
+                <w:rFonts w:ascii="Aptos" w:eastAsia="Aptos" w:hAnsi="Aptos" w:cs="Aptos"/>
                 <w:sz w:val="22"/>
                 <w:szCs w:val="22"/>
               </w:rPr>
@@ -7835,7 +7827,7 @@
             </w:r>
             <w:r>
               <w:rPr>
-                <w:rFonts w:ascii="Aptos" w:hAnsi="Aptos" w:eastAsia="Aptos" w:cs="Aptos"/>
+                <w:rFonts w:ascii="Aptos" w:eastAsia="Aptos" w:hAnsi="Aptos" w:cs="Aptos"/>
                 <w:sz w:val="22"/>
                 <w:szCs w:val="22"/>
               </w:rPr>
@@ -7843,7 +7835,7 @@
             </w:r>
             <w:r>
               <w:rPr>
-                <w:rFonts w:ascii="Aptos" w:hAnsi="Aptos" w:eastAsia="Aptos" w:cs="Aptos"/>
+                <w:rFonts w:ascii="Aptos" w:eastAsia="Aptos" w:hAnsi="Aptos" w:cs="Aptos"/>
                 <w:sz w:val="22"/>
                 <w:szCs w:val="22"/>
               </w:rPr>
@@ -7851,7 +7843,7 @@
             </w:r>
             <w:r>
               <w:rPr>
-                <w:rFonts w:ascii="Aptos" w:hAnsi="Aptos" w:eastAsia="Aptos" w:cs="Aptos"/>
+                <w:rFonts w:ascii="Aptos" w:eastAsia="Aptos" w:hAnsi="Aptos" w:cs="Aptos"/>
                 <w:sz w:val="22"/>
                 <w:szCs w:val="22"/>
               </w:rPr>
@@ -7859,7 +7851,7 @@
             </w:r>
             <w:r>
               <w:rPr>
-                <w:rFonts w:ascii="Aptos" w:hAnsi="Aptos" w:eastAsia="Aptos" w:cs="Aptos"/>
+                <w:rFonts w:ascii="Aptos" w:eastAsia="Aptos" w:hAnsi="Aptos" w:cs="Aptos"/>
                 <w:sz w:val="22"/>
                 <w:szCs w:val="22"/>
               </w:rPr>
@@ -7867,7 +7859,7 @@
             </w:r>
             <w:r>
               <w:rPr>
-                <w:rFonts w:ascii="Aptos" w:hAnsi="Aptos" w:eastAsia="Aptos" w:cs="Aptos"/>
+                <w:rFonts w:ascii="Aptos" w:eastAsia="Aptos" w:hAnsi="Aptos" w:cs="Aptos"/>
                 <w:sz w:val="22"/>
                 <w:szCs w:val="22"/>
               </w:rPr>
@@ -7875,7 +7867,7 @@
             </w:r>
             <w:r>
               <w:rPr>
-                <w:rFonts w:ascii="Aptos" w:hAnsi="Aptos" w:eastAsia="Aptos" w:cs="Aptos"/>
+                <w:rFonts w:ascii="Aptos" w:eastAsia="Aptos" w:hAnsi="Aptos" w:cs="Aptos"/>
                 <w:sz w:val="22"/>
                 <w:szCs w:val="22"/>
               </w:rPr>
@@ -7926,7 +7918,7 @@
             </w:r>
             <w:r>
               <w:rPr>
-                <w:rFonts w:ascii="Aptos" w:hAnsi="Aptos" w:eastAsia="Aptos" w:cs="Aptos"/>
+                <w:rFonts w:ascii="Aptos" w:eastAsia="Aptos" w:hAnsi="Aptos" w:cs="Aptos"/>
                 <w:sz w:val="22"/>
                 <w:szCs w:val="22"/>
               </w:rPr>
@@ -7934,7 +7926,7 @@
             </w:r>
             <w:r>
               <w:rPr>
-                <w:rFonts w:ascii="Aptos" w:hAnsi="Aptos" w:eastAsia="Aptos" w:cs="Aptos"/>
+                <w:rFonts w:ascii="Aptos" w:eastAsia="Aptos" w:hAnsi="Aptos" w:cs="Aptos"/>
                 <w:sz w:val="22"/>
                 <w:szCs w:val="22"/>
               </w:rPr>
@@ -7942,7 +7934,7 @@
             </w:r>
             <w:r>
               <w:rPr>
-                <w:rFonts w:ascii="Aptos" w:hAnsi="Aptos" w:eastAsia="Aptos" w:cs="Aptos"/>
+                <w:rFonts w:ascii="Aptos" w:eastAsia="Aptos" w:hAnsi="Aptos" w:cs="Aptos"/>
                 <w:sz w:val="22"/>
                 <w:szCs w:val="22"/>
               </w:rPr>
@@ -7950,7 +7942,7 @@
             </w:r>
             <w:r>
               <w:rPr>
-                <w:rFonts w:ascii="Aptos" w:hAnsi="Aptos" w:eastAsia="Aptos" w:cs="Aptos"/>
+                <w:rFonts w:ascii="Aptos" w:eastAsia="Aptos" w:hAnsi="Aptos" w:cs="Aptos"/>
                 <w:sz w:val="22"/>
                 <w:szCs w:val="22"/>
               </w:rPr>
@@ -7958,7 +7950,7 @@
             </w:r>
             <w:r>
               <w:rPr>
-                <w:rFonts w:ascii="Aptos" w:hAnsi="Aptos" w:eastAsia="Aptos" w:cs="Aptos"/>
+                <w:rFonts w:ascii="Aptos" w:eastAsia="Aptos" w:hAnsi="Aptos" w:cs="Aptos"/>
                 <w:sz w:val="22"/>
                 <w:szCs w:val="22"/>
               </w:rPr>
@@ -7966,7 +7958,7 @@
             </w:r>
             <w:r>
               <w:rPr>
-                <w:rFonts w:ascii="Aptos" w:hAnsi="Aptos" w:eastAsia="Aptos" w:cs="Aptos"/>
+                <w:rFonts w:ascii="Aptos" w:eastAsia="Aptos" w:hAnsi="Aptos" w:cs="Aptos"/>
                 <w:sz w:val="22"/>
                 <w:szCs w:val="22"/>
               </w:rPr>
@@ -7974,7 +7966,7 @@
             </w:r>
             <w:r>
               <w:rPr>
-                <w:rFonts w:ascii="Aptos" w:hAnsi="Aptos" w:eastAsia="Aptos" w:cs="Aptos"/>
+                <w:rFonts w:ascii="Aptos" w:eastAsia="Aptos" w:hAnsi="Aptos" w:cs="Aptos"/>
                 <w:sz w:val="22"/>
                 <w:szCs w:val="22"/>
               </w:rPr>
@@ -7982,7 +7974,7 @@
             </w:r>
             <w:r>
               <w:rPr>
-                <w:rFonts w:ascii="Aptos" w:hAnsi="Aptos" w:eastAsia="Aptos" w:cs="Aptos"/>
+                <w:rFonts w:ascii="Aptos" w:eastAsia="Aptos" w:hAnsi="Aptos" w:cs="Aptos"/>
                 <w:sz w:val="22"/>
                 <w:szCs w:val="22"/>
               </w:rPr>
@@ -7998,7 +7990,7 @@
             </w:r>
             <w:r>
               <w:rPr>
-                <w:rFonts w:ascii="Aptos" w:hAnsi="Aptos" w:eastAsia="Aptos" w:cs="Aptos"/>
+                <w:rFonts w:ascii="Aptos" w:eastAsia="Aptos" w:hAnsi="Aptos" w:cs="Aptos"/>
                 <w:sz w:val="22"/>
                 <w:szCs w:val="22"/>
               </w:rPr>
@@ -8006,7 +7998,7 @@
             </w:r>
             <w:r>
               <w:rPr>
-                <w:rFonts w:ascii="Aptos" w:hAnsi="Aptos" w:eastAsia="Aptos" w:cs="Aptos"/>
+                <w:rFonts w:ascii="Aptos" w:eastAsia="Aptos" w:hAnsi="Aptos" w:cs="Aptos"/>
                 <w:sz w:val="22"/>
                 <w:szCs w:val="22"/>
               </w:rPr>
@@ -8014,7 +8006,7 @@
             </w:r>
             <w:r>
               <w:rPr>
-                <w:rFonts w:ascii="Aptos" w:hAnsi="Aptos" w:eastAsia="Aptos" w:cs="Aptos"/>
+                <w:rFonts w:ascii="Aptos" w:eastAsia="Aptos" w:hAnsi="Aptos" w:cs="Aptos"/>
                 <w:sz w:val="22"/>
                 <w:szCs w:val="22"/>
               </w:rPr>
@@ -8022,7 +8014,7 @@
             </w:r>
             <w:r>
               <w:rPr>
-                <w:rFonts w:ascii="Aptos" w:hAnsi="Aptos" w:eastAsia="Aptos" w:cs="Aptos"/>
+                <w:rFonts w:ascii="Aptos" w:eastAsia="Aptos" w:hAnsi="Aptos" w:cs="Aptos"/>
                 <w:sz w:val="22"/>
                 <w:szCs w:val="22"/>
               </w:rPr>
@@ -8030,7 +8022,7 @@
             </w:r>
             <w:r>
               <w:rPr>
-                <w:rFonts w:ascii="Aptos" w:hAnsi="Aptos" w:eastAsia="Aptos" w:cs="Aptos"/>
+                <w:rFonts w:ascii="Aptos" w:eastAsia="Aptos" w:hAnsi="Aptos" w:cs="Aptos"/>
                 <w:sz w:val="22"/>
                 <w:szCs w:val="22"/>
               </w:rPr>
@@ -8038,7 +8030,7 @@
             </w:r>
             <w:r>
               <w:rPr>
-                <w:rFonts w:ascii="Aptos" w:hAnsi="Aptos" w:eastAsia="Aptos" w:cs="Aptos"/>
+                <w:rFonts w:ascii="Aptos" w:eastAsia="Aptos" w:hAnsi="Aptos" w:cs="Aptos"/>
                 <w:sz w:val="22"/>
                 <w:szCs w:val="22"/>
               </w:rPr>
@@ -8046,7 +8038,7 @@
             </w:r>
             <w:r>
               <w:rPr>
-                <w:rFonts w:ascii="Aptos" w:hAnsi="Aptos" w:eastAsia="Aptos" w:cs="Aptos"/>
+                <w:rFonts w:ascii="Aptos" w:eastAsia="Aptos" w:hAnsi="Aptos" w:cs="Aptos"/>
                 <w:sz w:val="22"/>
                 <w:szCs w:val="22"/>
               </w:rPr>
@@ -8054,7 +8046,7 @@
             </w:r>
             <w:r>
               <w:rPr>
-                <w:rFonts w:ascii="Aptos" w:hAnsi="Aptos" w:eastAsia="Aptos" w:cs="Aptos"/>
+                <w:rFonts w:ascii="Aptos" w:eastAsia="Aptos" w:hAnsi="Aptos" w:cs="Aptos"/>
                 <w:sz w:val="22"/>
                 <w:szCs w:val="22"/>
               </w:rPr>
@@ -8062,7 +8054,7 @@
             </w:r>
             <w:r>
               <w:rPr>
-                <w:rFonts w:ascii="Aptos" w:hAnsi="Aptos" w:eastAsia="Aptos" w:cs="Aptos"/>
+                <w:rFonts w:ascii="Aptos" w:eastAsia="Aptos" w:hAnsi="Aptos" w:cs="Aptos"/>
                 <w:sz w:val="22"/>
                 <w:szCs w:val="22"/>
               </w:rPr>
@@ -8078,7 +8070,7 @@
             </w:r>
             <w:r>
               <w:rPr>
-                <w:rFonts w:ascii="Aptos" w:hAnsi="Aptos" w:eastAsia="Aptos" w:cs="Aptos"/>
+                <w:rFonts w:ascii="Aptos" w:eastAsia="Aptos" w:hAnsi="Aptos" w:cs="Aptos"/>
                 <w:sz w:val="22"/>
                 <w:szCs w:val="22"/>
               </w:rPr>
@@ -8086,7 +8078,7 @@
             </w:r>
             <w:r>
               <w:rPr>
-                <w:rFonts w:ascii="Aptos" w:hAnsi="Aptos" w:eastAsia="Aptos" w:cs="Aptos"/>
+                <w:rFonts w:ascii="Aptos" w:eastAsia="Aptos" w:hAnsi="Aptos" w:cs="Aptos"/>
                 <w:sz w:val="22"/>
                 <w:szCs w:val="22"/>
               </w:rPr>
@@ -8094,7 +8086,7 @@
             </w:r>
             <w:r>
               <w:rPr>
-                <w:rFonts w:ascii="Aptos" w:hAnsi="Aptos" w:eastAsia="Aptos" w:cs="Aptos"/>
+                <w:rFonts w:ascii="Aptos" w:eastAsia="Aptos" w:hAnsi="Aptos" w:cs="Aptos"/>
                 <w:sz w:val="22"/>
                 <w:szCs w:val="22"/>
               </w:rPr>
@@ -8102,7 +8094,7 @@
             </w:r>
             <w:r>
               <w:rPr>
-                <w:rFonts w:ascii="Aptos" w:hAnsi="Aptos" w:eastAsia="Aptos" w:cs="Aptos"/>
+                <w:rFonts w:ascii="Aptos" w:eastAsia="Aptos" w:hAnsi="Aptos" w:cs="Aptos"/>
                 <w:sz w:val="22"/>
                 <w:szCs w:val="22"/>
               </w:rPr>
@@ -8110,7 +8102,7 @@
             </w:r>
             <w:r>
               <w:rPr>
-                <w:rFonts w:ascii="Aptos" w:hAnsi="Aptos" w:eastAsia="Aptos" w:cs="Aptos"/>
+                <w:rFonts w:ascii="Aptos" w:eastAsia="Aptos" w:hAnsi="Aptos" w:cs="Aptos"/>
                 <w:sz w:val="22"/>
                 <w:szCs w:val="22"/>
               </w:rPr>
@@ -8118,7 +8110,7 @@
             </w:r>
             <w:r>
               <w:rPr>
-                <w:rFonts w:ascii="Aptos" w:hAnsi="Aptos" w:eastAsia="Aptos" w:cs="Aptos"/>
+                <w:rFonts w:ascii="Aptos" w:eastAsia="Aptos" w:hAnsi="Aptos" w:cs="Aptos"/>
                 <w:sz w:val="22"/>
                 <w:szCs w:val="22"/>
               </w:rPr>
@@ -8126,7 +8118,7 @@
             </w:r>
             <w:r>
               <w:rPr>
-                <w:rFonts w:ascii="Aptos" w:hAnsi="Aptos" w:eastAsia="Aptos" w:cs="Aptos"/>
+                <w:rFonts w:ascii="Aptos" w:eastAsia="Aptos" w:hAnsi="Aptos" w:cs="Aptos"/>
                 <w:sz w:val="22"/>
                 <w:szCs w:val="22"/>
               </w:rPr>
@@ -8134,7 +8126,7 @@
             </w:r>
             <w:r>
               <w:rPr>
-                <w:rFonts w:ascii="Aptos" w:hAnsi="Aptos" w:eastAsia="Aptos" w:cs="Aptos"/>
+                <w:rFonts w:ascii="Aptos" w:eastAsia="Aptos" w:hAnsi="Aptos" w:cs="Aptos"/>
                 <w:sz w:val="22"/>
                 <w:szCs w:val="22"/>
               </w:rPr>
@@ -8199,7 +8191,7 @@
             </w:r>
             <w:r>
               <w:rPr>
-                <w:rFonts w:ascii="Aptos" w:hAnsi="Aptos" w:eastAsia="Aptos" w:cs="Aptos"/>
+                <w:rFonts w:ascii="Aptos" w:eastAsia="Aptos" w:hAnsi="Aptos" w:cs="Aptos"/>
                 <w:sz w:val="22"/>
                 <w:szCs w:val="22"/>
               </w:rPr>
@@ -8207,7 +8199,7 @@
             </w:r>
             <w:r>
               <w:rPr>
-                <w:rFonts w:ascii="Aptos" w:hAnsi="Aptos" w:eastAsia="Aptos" w:cs="Aptos"/>
+                <w:rFonts w:ascii="Aptos" w:eastAsia="Aptos" w:hAnsi="Aptos" w:cs="Aptos"/>
                 <w:sz w:val="22"/>
                 <w:szCs w:val="22"/>
               </w:rPr>
@@ -8215,7 +8207,7 @@
             </w:r>
             <w:r>
               <w:rPr>
-                <w:rFonts w:ascii="Aptos" w:hAnsi="Aptos" w:eastAsia="Aptos" w:cs="Aptos"/>
+                <w:rFonts w:ascii="Aptos" w:eastAsia="Aptos" w:hAnsi="Aptos" w:cs="Aptos"/>
                 <w:sz w:val="22"/>
                 <w:szCs w:val="22"/>
               </w:rPr>
@@ -8223,7 +8215,7 @@
             </w:r>
             <w:r>
               <w:rPr>
-                <w:rFonts w:ascii="Aptos" w:hAnsi="Aptos" w:eastAsia="Aptos" w:cs="Aptos"/>
+                <w:rFonts w:ascii="Aptos" w:eastAsia="Aptos" w:hAnsi="Aptos" w:cs="Aptos"/>
                 <w:sz w:val="22"/>
                 <w:szCs w:val="22"/>
               </w:rPr>
@@ -8231,7 +8223,7 @@
             </w:r>
             <w:r>
               <w:rPr>
-                <w:rFonts w:ascii="Aptos" w:hAnsi="Aptos" w:eastAsia="Aptos" w:cs="Aptos"/>
+                <w:rFonts w:ascii="Aptos" w:eastAsia="Aptos" w:hAnsi="Aptos" w:cs="Aptos"/>
                 <w:sz w:val="22"/>
                 <w:szCs w:val="22"/>
               </w:rPr>
@@ -8239,7 +8231,7 @@
             </w:r>
             <w:r>
               <w:rPr>
-                <w:rFonts w:ascii="Aptos" w:hAnsi="Aptos" w:eastAsia="Aptos" w:cs="Aptos"/>
+                <w:rFonts w:ascii="Aptos" w:eastAsia="Aptos" w:hAnsi="Aptos" w:cs="Aptos"/>
                 <w:sz w:val="22"/>
                 <w:szCs w:val="22"/>
               </w:rPr>
@@ -8255,7 +8247,7 @@
             </w:r>
             <w:r>
               <w:rPr>
-                <w:rFonts w:ascii="Aptos" w:hAnsi="Aptos" w:eastAsia="Aptos" w:cs="Aptos"/>
+                <w:rFonts w:ascii="Aptos" w:eastAsia="Aptos" w:hAnsi="Aptos" w:cs="Aptos"/>
                 <w:sz w:val="22"/>
                 <w:szCs w:val="22"/>
               </w:rPr>
@@ -8263,7 +8255,7 @@
             </w:r>
             <w:r>
               <w:rPr>
-                <w:rFonts w:ascii="Aptos" w:hAnsi="Aptos" w:eastAsia="Aptos" w:cs="Aptos"/>
+                <w:rFonts w:ascii="Aptos" w:eastAsia="Aptos" w:hAnsi="Aptos" w:cs="Aptos"/>
                 <w:sz w:val="22"/>
                 <w:szCs w:val="22"/>
               </w:rPr>
@@ -8271,7 +8263,7 @@
             </w:r>
             <w:r>
               <w:rPr>
-                <w:rFonts w:ascii="Aptos" w:hAnsi="Aptos" w:eastAsia="Aptos" w:cs="Aptos"/>
+                <w:rFonts w:ascii="Aptos" w:eastAsia="Aptos" w:hAnsi="Aptos" w:cs="Aptos"/>
                 <w:sz w:val="22"/>
                 <w:szCs w:val="22"/>
               </w:rPr>
@@ -8279,7 +8271,7 @@
             </w:r>
             <w:r>
               <w:rPr>
-                <w:rFonts w:ascii="Aptos" w:hAnsi="Aptos" w:eastAsia="Aptos" w:cs="Aptos"/>
+                <w:rFonts w:ascii="Aptos" w:eastAsia="Aptos" w:hAnsi="Aptos" w:cs="Aptos"/>
                 <w:sz w:val="22"/>
                 <w:szCs w:val="22"/>
               </w:rPr>
@@ -8287,7 +8279,7 @@
             </w:r>
             <w:r>
               <w:rPr>
-                <w:rFonts w:ascii="Aptos" w:hAnsi="Aptos" w:eastAsia="Aptos" w:cs="Aptos"/>
+                <w:rFonts w:ascii="Aptos" w:eastAsia="Aptos" w:hAnsi="Aptos" w:cs="Aptos"/>
                 <w:sz w:val="22"/>
                 <w:szCs w:val="22"/>
               </w:rPr>
@@ -8295,7 +8287,7 @@
             </w:r>
             <w:r>
               <w:rPr>
-                <w:rFonts w:ascii="Aptos" w:hAnsi="Aptos" w:eastAsia="Aptos" w:cs="Aptos"/>
+                <w:rFonts w:ascii="Aptos" w:eastAsia="Aptos" w:hAnsi="Aptos" w:cs="Aptos"/>
                 <w:sz w:val="22"/>
                 <w:szCs w:val="22"/>
               </w:rPr>
@@ -8303,7 +8295,7 @@
             </w:r>
             <w:r>
               <w:rPr>
-                <w:rFonts w:ascii="Aptos" w:hAnsi="Aptos" w:eastAsia="Aptos" w:cs="Aptos"/>
+                <w:rFonts w:ascii="Aptos" w:eastAsia="Aptos" w:hAnsi="Aptos" w:cs="Aptos"/>
                 <w:sz w:val="22"/>
                 <w:szCs w:val="22"/>
               </w:rPr>
@@ -8319,7 +8311,7 @@
             </w:r>
             <w:r>
               <w:rPr>
-                <w:rFonts w:ascii="Aptos" w:hAnsi="Aptos" w:eastAsia="Aptos" w:cs="Aptos"/>
+                <w:rFonts w:ascii="Aptos" w:eastAsia="Aptos" w:hAnsi="Aptos" w:cs="Aptos"/>
                 <w:sz w:val="22"/>
                 <w:szCs w:val="22"/>
               </w:rPr>
@@ -8327,7 +8319,7 @@
             </w:r>
             <w:r>
               <w:rPr>
-                <w:rFonts w:ascii="Aptos" w:hAnsi="Aptos" w:eastAsia="Aptos" w:cs="Aptos"/>
+                <w:rFonts w:ascii="Aptos" w:eastAsia="Aptos" w:hAnsi="Aptos" w:cs="Aptos"/>
                 <w:sz w:val="22"/>
                 <w:szCs w:val="22"/>
               </w:rPr>
@@ -8335,7 +8327,7 @@
             </w:r>
             <w:r>
               <w:rPr>
-                <w:rFonts w:ascii="Aptos" w:hAnsi="Aptos" w:eastAsia="Aptos" w:cs="Aptos"/>
+                <w:rFonts w:ascii="Aptos" w:eastAsia="Aptos" w:hAnsi="Aptos" w:cs="Aptos"/>
                 <w:sz w:val="22"/>
                 <w:szCs w:val="22"/>
               </w:rPr>
@@ -8343,7 +8335,7 @@
             </w:r>
             <w:r>
               <w:rPr>
-                <w:rFonts w:ascii="Aptos" w:hAnsi="Aptos" w:eastAsia="Aptos" w:cs="Aptos"/>
+                <w:rFonts w:ascii="Aptos" w:eastAsia="Aptos" w:hAnsi="Aptos" w:cs="Aptos"/>
                 <w:sz w:val="22"/>
                 <w:szCs w:val="22"/>
               </w:rPr>
@@ -8351,7 +8343,7 @@
             </w:r>
             <w:r>
               <w:rPr>
-                <w:rFonts w:ascii="Aptos" w:hAnsi="Aptos" w:eastAsia="Aptos" w:cs="Aptos"/>
+                <w:rFonts w:ascii="Aptos" w:eastAsia="Aptos" w:hAnsi="Aptos" w:cs="Aptos"/>
                 <w:sz w:val="22"/>
                 <w:szCs w:val="22"/>
               </w:rPr>
@@ -8359,7 +8351,7 @@
             </w:r>
             <w:r>
               <w:rPr>
-                <w:rFonts w:ascii="Aptos" w:hAnsi="Aptos" w:eastAsia="Aptos" w:cs="Aptos"/>
+                <w:rFonts w:ascii="Aptos" w:eastAsia="Aptos" w:hAnsi="Aptos" w:cs="Aptos"/>
                 <w:sz w:val="22"/>
                 <w:szCs w:val="22"/>
               </w:rPr>
@@ -8367,7 +8359,7 @@
             </w:r>
             <w:r>
               <w:rPr>
-                <w:rFonts w:ascii="Aptos" w:hAnsi="Aptos" w:eastAsia="Aptos" w:cs="Aptos"/>
+                <w:rFonts w:ascii="Aptos" w:eastAsia="Aptos" w:hAnsi="Aptos" w:cs="Aptos"/>
                 <w:sz w:val="22"/>
                 <w:szCs w:val="22"/>
               </w:rPr>
@@ -8375,7 +8367,7 @@
             </w:r>
             <w:r>
               <w:rPr>
-                <w:rFonts w:ascii="Aptos" w:hAnsi="Aptos" w:eastAsia="Aptos" w:cs="Aptos"/>
+                <w:rFonts w:ascii="Aptos" w:eastAsia="Aptos" w:hAnsi="Aptos" w:cs="Aptos"/>
                 <w:sz w:val="22"/>
                 <w:szCs w:val="22"/>
               </w:rPr>
@@ -8427,7 +8419,7 @@
             </w:r>
             <w:r>
               <w:rPr>
-                <w:rFonts w:ascii="Aptos" w:hAnsi="Aptos" w:eastAsia="Aptos" w:cs="Aptos"/>
+                <w:rFonts w:ascii="Aptos" w:eastAsia="Aptos" w:hAnsi="Aptos" w:cs="Aptos"/>
                 <w:sz w:val="22"/>
                 <w:szCs w:val="22"/>
               </w:rPr>
@@ -8435,7 +8427,7 @@
             </w:r>
             <w:r>
               <w:rPr>
-                <w:rFonts w:ascii="Aptos" w:hAnsi="Aptos" w:eastAsia="Aptos" w:cs="Aptos"/>
+                <w:rFonts w:ascii="Aptos" w:eastAsia="Aptos" w:hAnsi="Aptos" w:cs="Aptos"/>
                 <w:sz w:val="22"/>
                 <w:szCs w:val="22"/>
               </w:rPr>
@@ -8443,7 +8435,7 @@
             </w:r>
             <w:r>
               <w:rPr>
-                <w:rFonts w:ascii="Aptos" w:hAnsi="Aptos" w:eastAsia="Aptos" w:cs="Aptos"/>
+                <w:rFonts w:ascii="Aptos" w:eastAsia="Aptos" w:hAnsi="Aptos" w:cs="Aptos"/>
                 <w:sz w:val="22"/>
                 <w:szCs w:val="22"/>
               </w:rPr>
@@ -8451,7 +8443,7 @@
             </w:r>
             <w:r>
               <w:rPr>
-                <w:rFonts w:ascii="Aptos" w:hAnsi="Aptos" w:eastAsia="Aptos" w:cs="Aptos"/>
+                <w:rFonts w:ascii="Aptos" w:eastAsia="Aptos" w:hAnsi="Aptos" w:cs="Aptos"/>
                 <w:sz w:val="22"/>
                 <w:szCs w:val="22"/>
               </w:rPr>
@@ -8459,7 +8451,7 @@
             </w:r>
             <w:r>
               <w:rPr>
-                <w:rFonts w:ascii="Aptos" w:hAnsi="Aptos" w:eastAsia="Aptos" w:cs="Aptos"/>
+                <w:rFonts w:ascii="Aptos" w:eastAsia="Aptos" w:hAnsi="Aptos" w:cs="Aptos"/>
                 <w:sz w:val="22"/>
                 <w:szCs w:val="22"/>
               </w:rPr>
@@ -8467,7 +8459,7 @@
             </w:r>
             <w:r>
               <w:rPr>
-                <w:rFonts w:ascii="Aptos" w:hAnsi="Aptos" w:eastAsia="Aptos" w:cs="Aptos"/>
+                <w:rFonts w:ascii="Aptos" w:eastAsia="Aptos" w:hAnsi="Aptos" w:cs="Aptos"/>
                 <w:sz w:val="22"/>
                 <w:szCs w:val="22"/>
               </w:rPr>
@@ -8483,7 +8475,7 @@
             </w:r>
             <w:r>
               <w:rPr>
-                <w:rFonts w:ascii="Aptos" w:hAnsi="Aptos" w:eastAsia="Aptos" w:cs="Aptos"/>
+                <w:rFonts w:ascii="Aptos" w:eastAsia="Aptos" w:hAnsi="Aptos" w:cs="Aptos"/>
                 <w:sz w:val="22"/>
                 <w:szCs w:val="22"/>
               </w:rPr>
@@ -8491,7 +8483,7 @@
             </w:r>
             <w:r>
               <w:rPr>
-                <w:rFonts w:ascii="Aptos" w:hAnsi="Aptos" w:eastAsia="Aptos" w:cs="Aptos"/>
+                <w:rFonts w:ascii="Aptos" w:eastAsia="Aptos" w:hAnsi="Aptos" w:cs="Aptos"/>
                 <w:sz w:val="22"/>
                 <w:szCs w:val="22"/>
               </w:rPr>
@@ -8499,7 +8491,7 @@
             </w:r>
             <w:r>
               <w:rPr>
-                <w:rFonts w:ascii="Aptos" w:hAnsi="Aptos" w:eastAsia="Aptos" w:cs="Aptos"/>
+                <w:rFonts w:ascii="Aptos" w:eastAsia="Aptos" w:hAnsi="Aptos" w:cs="Aptos"/>
                 <w:sz w:val="22"/>
                 <w:szCs w:val="22"/>
               </w:rPr>
@@ -8507,7 +8499,7 @@
             </w:r>
             <w:r>
               <w:rPr>
-                <w:rFonts w:ascii="Aptos" w:hAnsi="Aptos" w:eastAsia="Aptos" w:cs="Aptos"/>
+                <w:rFonts w:ascii="Aptos" w:eastAsia="Aptos" w:hAnsi="Aptos" w:cs="Aptos"/>
                 <w:sz w:val="22"/>
                 <w:szCs w:val="22"/>
               </w:rPr>
@@ -8515,7 +8507,7 @@
             </w:r>
             <w:r>
               <w:rPr>
-                <w:rFonts w:ascii="Aptos" w:hAnsi="Aptos" w:eastAsia="Aptos" w:cs="Aptos"/>
+                <w:rFonts w:ascii="Aptos" w:eastAsia="Aptos" w:hAnsi="Aptos" w:cs="Aptos"/>
                 <w:sz w:val="22"/>
                 <w:szCs w:val="22"/>
               </w:rPr>
@@ -8523,7 +8515,7 @@
             </w:r>
             <w:r>
               <w:rPr>
-                <w:rFonts w:ascii="Aptos" w:hAnsi="Aptos" w:eastAsia="Aptos" w:cs="Aptos"/>
+                <w:rFonts w:ascii="Aptos" w:eastAsia="Aptos" w:hAnsi="Aptos" w:cs="Aptos"/>
                 <w:sz w:val="22"/>
                 <w:szCs w:val="22"/>
               </w:rPr>
@@ -8539,7 +8531,7 @@
             </w:r>
             <w:r>
               <w:rPr>
-                <w:rFonts w:ascii="Aptos" w:hAnsi="Aptos" w:eastAsia="Aptos" w:cs="Aptos"/>
+                <w:rFonts w:ascii="Aptos" w:eastAsia="Aptos" w:hAnsi="Aptos" w:cs="Aptos"/>
                 <w:sz w:val="22"/>
                 <w:szCs w:val="22"/>
               </w:rPr>
@@ -8547,7 +8539,7 @@
             </w:r>
             <w:r>
               <w:rPr>
-                <w:rFonts w:ascii="Aptos" w:hAnsi="Aptos" w:eastAsia="Aptos" w:cs="Aptos"/>
+                <w:rFonts w:ascii="Aptos" w:eastAsia="Aptos" w:hAnsi="Aptos" w:cs="Aptos"/>
                 <w:sz w:val="22"/>
                 <w:szCs w:val="22"/>
               </w:rPr>
@@ -8555,7 +8547,7 @@
             </w:r>
             <w:r>
               <w:rPr>
-                <w:rFonts w:ascii="Aptos" w:hAnsi="Aptos" w:eastAsia="Aptos" w:cs="Aptos"/>
+                <w:rFonts w:ascii="Aptos" w:eastAsia="Aptos" w:hAnsi="Aptos" w:cs="Aptos"/>
                 <w:sz w:val="22"/>
                 <w:szCs w:val="22"/>
               </w:rPr>
@@ -8563,7 +8555,7 @@
             </w:r>
             <w:r>
               <w:rPr>
-                <w:rFonts w:ascii="Aptos" w:hAnsi="Aptos" w:eastAsia="Aptos" w:cs="Aptos"/>
+                <w:rFonts w:ascii="Aptos" w:eastAsia="Aptos" w:hAnsi="Aptos" w:cs="Aptos"/>
                 <w:sz w:val="22"/>
                 <w:szCs w:val="22"/>
               </w:rPr>
@@ -8571,7 +8563,7 @@
             </w:r>
             <w:r>
               <w:rPr>
-                <w:rFonts w:ascii="Aptos" w:hAnsi="Aptos" w:eastAsia="Aptos" w:cs="Aptos"/>
+                <w:rFonts w:ascii="Aptos" w:eastAsia="Aptos" w:hAnsi="Aptos" w:cs="Aptos"/>
                 <w:sz w:val="22"/>
                 <w:szCs w:val="22"/>
               </w:rPr>
@@ -8579,7 +8571,7 @@
             </w:r>
             <w:r>
               <w:rPr>
-                <w:rFonts w:ascii="Aptos" w:hAnsi="Aptos" w:eastAsia="Aptos" w:cs="Aptos"/>
+                <w:rFonts w:ascii="Aptos" w:eastAsia="Aptos" w:hAnsi="Aptos" w:cs="Aptos"/>
                 <w:sz w:val="22"/>
                 <w:szCs w:val="22"/>
               </w:rPr>
@@ -8587,7 +8579,7 @@
             </w:r>
             <w:r>
               <w:rPr>
-                <w:rFonts w:ascii="Aptos" w:hAnsi="Aptos" w:eastAsia="Aptos" w:cs="Aptos"/>
+                <w:rFonts w:ascii="Aptos" w:eastAsia="Aptos" w:hAnsi="Aptos" w:cs="Aptos"/>
                 <w:sz w:val="22"/>
                 <w:szCs w:val="22"/>
               </w:rPr>
@@ -8595,7 +8587,7 @@
             </w:r>
             <w:r>
               <w:rPr>
-                <w:rFonts w:ascii="Aptos" w:hAnsi="Aptos" w:eastAsia="Aptos" w:cs="Aptos"/>
+                <w:rFonts w:ascii="Aptos" w:eastAsia="Aptos" w:hAnsi="Aptos" w:cs="Aptos"/>
                 <w:sz w:val="22"/>
                 <w:szCs w:val="22"/>
               </w:rPr>
@@ -8646,7 +8638,7 @@
             </w:r>
             <w:r>
               <w:rPr>
-                <w:rFonts w:ascii="Aptos" w:hAnsi="Aptos" w:eastAsia="Aptos" w:cs="Aptos"/>
+                <w:rFonts w:ascii="Aptos" w:eastAsia="Aptos" w:hAnsi="Aptos" w:cs="Aptos"/>
                 <w:sz w:val="22"/>
                 <w:szCs w:val="22"/>
               </w:rPr>
@@ -8654,7 +8646,7 @@
             </w:r>
             <w:r>
               <w:rPr>
-                <w:rFonts w:ascii="Aptos" w:hAnsi="Aptos" w:eastAsia="Aptos" w:cs="Aptos"/>
+                <w:rFonts w:ascii="Aptos" w:eastAsia="Aptos" w:hAnsi="Aptos" w:cs="Aptos"/>
                 <w:sz w:val="22"/>
                 <w:szCs w:val="22"/>
               </w:rPr>
@@ -8662,7 +8654,7 @@
             </w:r>
             <w:r>
               <w:rPr>
-                <w:rFonts w:ascii="Aptos" w:hAnsi="Aptos" w:eastAsia="Aptos" w:cs="Aptos"/>
+                <w:rFonts w:ascii="Aptos" w:eastAsia="Aptos" w:hAnsi="Aptos" w:cs="Aptos"/>
                 <w:sz w:val="22"/>
                 <w:szCs w:val="22"/>
               </w:rPr>
@@ -8670,7 +8662,7 @@
             </w:r>
             <w:r>
               <w:rPr>
-                <w:rFonts w:ascii="Aptos" w:hAnsi="Aptos" w:eastAsia="Aptos" w:cs="Aptos"/>
+                <w:rFonts w:ascii="Aptos" w:eastAsia="Aptos" w:hAnsi="Aptos" w:cs="Aptos"/>
                 <w:sz w:val="22"/>
                 <w:szCs w:val="22"/>
               </w:rPr>
@@ -8678,7 +8670,7 @@
             </w:r>
             <w:r>
               <w:rPr>
-                <w:rFonts w:ascii="Aptos" w:hAnsi="Aptos" w:eastAsia="Aptos" w:cs="Aptos"/>
+                <w:rFonts w:ascii="Aptos" w:eastAsia="Aptos" w:hAnsi="Aptos" w:cs="Aptos"/>
                 <w:sz w:val="22"/>
                 <w:szCs w:val="22"/>
               </w:rPr>
@@ -8686,7 +8678,7 @@
             </w:r>
             <w:r>
               <w:rPr>
-                <w:rFonts w:ascii="Aptos" w:hAnsi="Aptos" w:eastAsia="Aptos" w:cs="Aptos"/>
+                <w:rFonts w:ascii="Aptos" w:eastAsia="Aptos" w:hAnsi="Aptos" w:cs="Aptos"/>
                 <w:sz w:val="22"/>
                 <w:szCs w:val="22"/>
               </w:rPr>
@@ -8702,7 +8694,7 @@
             </w:r>
             <w:r>
               <w:rPr>
-                <w:rFonts w:ascii="Aptos" w:hAnsi="Aptos" w:eastAsia="Aptos" w:cs="Aptos"/>
+                <w:rFonts w:ascii="Aptos" w:eastAsia="Aptos" w:hAnsi="Aptos" w:cs="Aptos"/>
                 <w:sz w:val="22"/>
                 <w:szCs w:val="22"/>
               </w:rPr>
@@ -8710,7 +8702,7 @@
             </w:r>
             <w:r>
               <w:rPr>
-                <w:rFonts w:ascii="Aptos" w:hAnsi="Aptos" w:eastAsia="Aptos" w:cs="Aptos"/>
+                <w:rFonts w:ascii="Aptos" w:eastAsia="Aptos" w:hAnsi="Aptos" w:cs="Aptos"/>
                 <w:sz w:val="22"/>
                 <w:szCs w:val="22"/>
               </w:rPr>
@@ -8718,7 +8710,7 @@
             </w:r>
             <w:r>
               <w:rPr>
-                <w:rFonts w:ascii="Aptos" w:hAnsi="Aptos" w:eastAsia="Aptos" w:cs="Aptos"/>
+                <w:rFonts w:ascii="Aptos" w:eastAsia="Aptos" w:hAnsi="Aptos" w:cs="Aptos"/>
                 <w:sz w:val="22"/>
                 <w:szCs w:val="22"/>
               </w:rPr>
@@ -8726,7 +8718,7 @@
             </w:r>
             <w:r>
               <w:rPr>
-                <w:rFonts w:ascii="Aptos" w:hAnsi="Aptos" w:eastAsia="Aptos" w:cs="Aptos"/>
+                <w:rFonts w:ascii="Aptos" w:eastAsia="Aptos" w:hAnsi="Aptos" w:cs="Aptos"/>
                 <w:sz w:val="22"/>
                 <w:szCs w:val="22"/>
               </w:rPr>
@@ -8734,7 +8726,7 @@
             </w:r>
             <w:r>
               <w:rPr>
-                <w:rFonts w:ascii="Aptos" w:hAnsi="Aptos" w:eastAsia="Aptos" w:cs="Aptos"/>
+                <w:rFonts w:ascii="Aptos" w:eastAsia="Aptos" w:hAnsi="Aptos" w:cs="Aptos"/>
                 <w:sz w:val="22"/>
                 <w:szCs w:val="22"/>
               </w:rPr>
@@ -8742,7 +8734,7 @@
             </w:r>
             <w:r>
               <w:rPr>
-                <w:rFonts w:ascii="Aptos" w:hAnsi="Aptos" w:eastAsia="Aptos" w:cs="Aptos"/>
+                <w:rFonts w:ascii="Aptos" w:eastAsia="Aptos" w:hAnsi="Aptos" w:cs="Aptos"/>
                 <w:sz w:val="22"/>
                 <w:szCs w:val="22"/>
               </w:rPr>
@@ -8758,7 +8750,7 @@
             </w:r>
             <w:r>
               <w:rPr>
-                <w:rFonts w:ascii="Aptos" w:hAnsi="Aptos" w:eastAsia="Aptos" w:cs="Aptos"/>
+                <w:rFonts w:ascii="Aptos" w:eastAsia="Aptos" w:hAnsi="Aptos" w:cs="Aptos"/>
                 <w:sz w:val="22"/>
                 <w:szCs w:val="22"/>
               </w:rPr>
@@ -8766,7 +8758,7 @@
             </w:r>
             <w:r>
               <w:rPr>
-                <w:rFonts w:ascii="Aptos" w:hAnsi="Aptos" w:eastAsia="Aptos" w:cs="Aptos"/>
+                <w:rFonts w:ascii="Aptos" w:eastAsia="Aptos" w:hAnsi="Aptos" w:cs="Aptos"/>
                 <w:sz w:val="22"/>
                 <w:szCs w:val="22"/>
               </w:rPr>
@@ -8774,7 +8766,7 @@
             </w:r>
             <w:r>
               <w:rPr>
-                <w:rFonts w:ascii="Aptos" w:hAnsi="Aptos" w:eastAsia="Aptos" w:cs="Aptos"/>
+                <w:rFonts w:ascii="Aptos" w:eastAsia="Aptos" w:hAnsi="Aptos" w:cs="Aptos"/>
                 <w:sz w:val="22"/>
                 <w:szCs w:val="22"/>
               </w:rPr>
@@ -8782,7 +8774,7 @@
             </w:r>
             <w:r>
               <w:rPr>
-                <w:rFonts w:ascii="Aptos" w:hAnsi="Aptos" w:eastAsia="Aptos" w:cs="Aptos"/>
+                <w:rFonts w:ascii="Aptos" w:eastAsia="Aptos" w:hAnsi="Aptos" w:cs="Aptos"/>
                 <w:sz w:val="22"/>
                 <w:szCs w:val="22"/>
               </w:rPr>
@@ -8790,7 +8782,7 @@
             </w:r>
             <w:r>
               <w:rPr>
-                <w:rFonts w:ascii="Aptos" w:hAnsi="Aptos" w:eastAsia="Aptos" w:cs="Aptos"/>
+                <w:rFonts w:ascii="Aptos" w:eastAsia="Aptos" w:hAnsi="Aptos" w:cs="Aptos"/>
                 <w:sz w:val="22"/>
                 <w:szCs w:val="22"/>
               </w:rPr>
@@ -8798,7 +8790,7 @@
             </w:r>
             <w:r>
               <w:rPr>
-                <w:rFonts w:ascii="Aptos" w:hAnsi="Aptos" w:eastAsia="Aptos" w:cs="Aptos"/>
+                <w:rFonts w:ascii="Aptos" w:eastAsia="Aptos" w:hAnsi="Aptos" w:cs="Aptos"/>
                 <w:sz w:val="22"/>
                 <w:szCs w:val="22"/>
               </w:rPr>
@@ -8806,7 +8798,7 @@
             </w:r>
             <w:r>
               <w:rPr>
-                <w:rFonts w:ascii="Aptos" w:hAnsi="Aptos" w:eastAsia="Aptos" w:cs="Aptos"/>
+                <w:rFonts w:ascii="Aptos" w:eastAsia="Aptos" w:hAnsi="Aptos" w:cs="Aptos"/>
                 <w:sz w:val="22"/>
                 <w:szCs w:val="22"/>
               </w:rPr>
@@ -8814,7 +8806,7 @@
             </w:r>
             <w:r>
               <w:rPr>
-                <w:rFonts w:ascii="Aptos" w:hAnsi="Aptos" w:eastAsia="Aptos" w:cs="Aptos"/>
+                <w:rFonts w:ascii="Aptos" w:eastAsia="Aptos" w:hAnsi="Aptos" w:cs="Aptos"/>
                 <w:sz w:val="22"/>
                 <w:szCs w:val="22"/>
               </w:rPr>
@@ -8837,11 +8829,10 @@
             <w:tcW w:w="10801" w:type="dxa"/>
             <w:gridSpan w:val="17"/>
             <w:tcBorders>
-              <w:top w:val="single" w:color="000000" w:themeColor="text1" w:sz="18" w:space="0"/>
-              <w:left w:val="single" w:color="000000" w:themeColor="text1" w:sz="2" w:space="0"/>
-              <w:right w:val="single" w:color="000000" w:themeColor="text1" w:sz="2" w:space="0"/>
+              <w:top w:val="single" w:sz="18" w:space="0" w:color="000000" w:themeColor="text1"/>
+              <w:left w:val="single" w:sz="2" w:space="0" w:color="000000" w:themeColor="text1"/>
+              <w:right w:val="single" w:sz="2" w:space="0" w:color="000000" w:themeColor="text1"/>
             </w:tcBorders>
-            <w:tcMar/>
           </w:tcPr>
           <w:p>
             <w:pPr>
@@ -8880,12 +8871,11 @@
             <w:tcW w:w="10801" w:type="dxa"/>
             <w:gridSpan w:val="17"/>
             <w:tcBorders>
-              <w:top w:val="single" w:color="auto" w:sz="4" w:space="0"/>
-              <w:left w:val="single" w:color="000000" w:themeColor="text1" w:sz="2" w:space="0"/>
-              <w:bottom w:val="single" w:color="auto" w:sz="4" w:space="0"/>
-              <w:right w:val="single" w:color="000000" w:themeColor="text1" w:sz="2" w:space="0"/>
+              <w:top w:val="single" w:sz="4" w:space="0" w:color="auto"/>
+              <w:left w:val="single" w:sz="2" w:space="0" w:color="000000" w:themeColor="text1"/>
+              <w:bottom w:val="single" w:sz="4" w:space="0" w:color="auto"/>
+              <w:right w:val="single" w:sz="2" w:space="0" w:color="000000" w:themeColor="text1"/>
             </w:tcBorders>
-            <w:tcMar/>
           </w:tcPr>
           <w:p>
             <w:pPr>
@@ -8946,10 +8936,9 @@
             <w:tcW w:w="2511" w:type="dxa"/>
             <w:gridSpan w:val="2"/>
             <w:tcBorders>
-              <w:top w:val="single" w:color="auto" w:sz="4" w:space="0"/>
-              <w:left w:val="single" w:color="000000" w:themeColor="text1" w:sz="2" w:space="0"/>
+              <w:top w:val="single" w:sz="4" w:space="0" w:color="auto"/>
+              <w:left w:val="single" w:sz="2" w:space="0" w:color="000000" w:themeColor="text1"/>
             </w:tcBorders>
-            <w:tcMar/>
           </w:tcPr>
           <w:p>
             <w:pPr>
@@ -9005,7 +8994,7 @@
             </w:r>
             <w:r>
               <w:rPr>
-                <w:rFonts w:ascii="Aptos" w:hAnsi="Aptos" w:eastAsia="Aptos" w:cs="Aptos"/>
+                <w:rFonts w:ascii="Aptos" w:eastAsia="Aptos" w:hAnsi="Aptos" w:cs="Aptos"/>
                 <w:sz w:val="22"/>
                 <w:szCs w:val="22"/>
               </w:rPr>
@@ -9013,7 +9002,7 @@
             </w:r>
             <w:r>
               <w:rPr>
-                <w:rFonts w:ascii="Aptos" w:hAnsi="Aptos" w:eastAsia="Aptos" w:cs="Aptos"/>
+                <w:rFonts w:ascii="Aptos" w:eastAsia="Aptos" w:hAnsi="Aptos" w:cs="Aptos"/>
                 <w:sz w:val="22"/>
                 <w:szCs w:val="22"/>
               </w:rPr>
@@ -9021,7 +9010,7 @@
             </w:r>
             <w:r>
               <w:rPr>
-                <w:rFonts w:ascii="Aptos" w:hAnsi="Aptos" w:eastAsia="Aptos" w:cs="Aptos"/>
+                <w:rFonts w:ascii="Aptos" w:eastAsia="Aptos" w:hAnsi="Aptos" w:cs="Aptos"/>
                 <w:sz w:val="22"/>
                 <w:szCs w:val="22"/>
               </w:rPr>
@@ -9029,7 +9018,7 @@
             </w:r>
             <w:r>
               <w:rPr>
-                <w:rFonts w:ascii="Aptos" w:hAnsi="Aptos" w:eastAsia="Aptos" w:cs="Aptos"/>
+                <w:rFonts w:ascii="Aptos" w:eastAsia="Aptos" w:hAnsi="Aptos" w:cs="Aptos"/>
                 <w:sz w:val="22"/>
                 <w:szCs w:val="22"/>
               </w:rPr>
@@ -9037,7 +9026,7 @@
             </w:r>
             <w:r>
               <w:rPr>
-                <w:rFonts w:ascii="Aptos" w:hAnsi="Aptos" w:eastAsia="Aptos" w:cs="Aptos"/>
+                <w:rFonts w:ascii="Aptos" w:eastAsia="Aptos" w:hAnsi="Aptos" w:cs="Aptos"/>
                 <w:sz w:val="22"/>
                 <w:szCs w:val="22"/>
               </w:rPr>
@@ -9086,9 +9075,8 @@
             <w:tcW w:w="1256" w:type="dxa"/>
             <w:gridSpan w:val="2"/>
             <w:tcBorders>
-              <w:top w:val="single" w:color="auto" w:sz="4" w:space="0"/>
+              <w:top w:val="single" w:sz="4" w:space="0" w:color="auto"/>
             </w:tcBorders>
-            <w:tcMar/>
           </w:tcPr>
           <w:p>
             <w:pPr>
@@ -9130,7 +9118,7 @@
             </w:pPr>
             <w:r>
               <w:rPr>
-                <w:rFonts w:ascii="Aptos" w:hAnsi="Aptos" w:eastAsia="Aptos" w:cs="Aptos"/>
+                <w:rFonts w:ascii="Aptos" w:eastAsia="Aptos" w:hAnsi="Aptos" w:cs="Aptos"/>
                 <w:sz w:val="22"/>
                 <w:szCs w:val="22"/>
               </w:rPr>
@@ -9143,9 +9131,8 @@
             <w:tcW w:w="1883" w:type="dxa"/>
             <w:gridSpan w:val="5"/>
             <w:tcBorders>
-              <w:top w:val="single" w:color="auto" w:sz="4" w:space="0"/>
+              <w:top w:val="single" w:sz="4" w:space="0" w:color="auto"/>
             </w:tcBorders>
-            <w:tcMar/>
           </w:tcPr>
           <w:p>
             <w:pPr>
@@ -9191,9 +9178,8 @@
             <w:tcW w:w="2156" w:type="dxa"/>
             <w:gridSpan w:val="5"/>
             <w:tcBorders>
-              <w:top w:val="single" w:color="auto" w:sz="4" w:space="0"/>
+              <w:top w:val="single" w:sz="4" w:space="0" w:color="auto"/>
             </w:tcBorders>
-            <w:tcMar/>
           </w:tcPr>
           <w:p>
             <w:pPr>
@@ -9236,10 +9222,9 @@
             <w:tcW w:w="2995" w:type="dxa"/>
             <w:gridSpan w:val="3"/>
             <w:tcBorders>
-              <w:top w:val="single" w:color="auto" w:sz="4" w:space="0"/>
-              <w:right w:val="single" w:color="000000" w:themeColor="text1" w:sz="2" w:space="0"/>
+              <w:top w:val="single" w:sz="4" w:space="0" w:color="auto"/>
+              <w:right w:val="single" w:sz="2" w:space="0" w:color="000000" w:themeColor="text1"/>
             </w:tcBorders>
-            <w:tcMar/>
           </w:tcPr>
           <w:p>
             <w:pPr>
@@ -9287,10 +9272,9 @@
             <w:tcW w:w="3767" w:type="dxa"/>
             <w:gridSpan w:val="4"/>
             <w:tcBorders>
-              <w:top w:val="single" w:color="auto" w:sz="4" w:space="0"/>
-              <w:left w:val="single" w:color="000000" w:themeColor="text1" w:sz="2" w:space="0"/>
+              <w:top w:val="single" w:sz="4" w:space="0" w:color="auto"/>
+              <w:left w:val="single" w:sz="2" w:space="0" w:color="000000" w:themeColor="text1"/>
             </w:tcBorders>
-            <w:tcMar/>
           </w:tcPr>
           <w:p>
             <w:pPr>
@@ -9361,9 +9345,8 @@
             <w:tcW w:w="1883" w:type="dxa"/>
             <w:gridSpan w:val="5"/>
             <w:tcBorders>
-              <w:top w:val="single" w:color="auto" w:sz="4" w:space="0"/>
+              <w:top w:val="single" w:sz="4" w:space="0" w:color="auto"/>
             </w:tcBorders>
-            <w:tcMar/>
           </w:tcPr>
           <w:p>
             <w:pPr>
@@ -9412,9 +9395,8 @@
             <w:tcW w:w="2156" w:type="dxa"/>
             <w:gridSpan w:val="5"/>
             <w:tcBorders>
-              <w:top w:val="single" w:color="auto" w:sz="4" w:space="0"/>
+              <w:top w:val="single" w:sz="4" w:space="0" w:color="auto"/>
             </w:tcBorders>
-            <w:tcMar/>
           </w:tcPr>
           <w:p>
             <w:pPr>
@@ -9463,10 +9445,9 @@
             <w:tcW w:w="2995" w:type="dxa"/>
             <w:gridSpan w:val="3"/>
             <w:tcBorders>
-              <w:top w:val="single" w:color="auto" w:sz="4" w:space="0"/>
-              <w:right w:val="single" w:color="000000" w:themeColor="text1" w:sz="2" w:space="0"/>
+              <w:top w:val="single" w:sz="4" w:space="0" w:color="auto"/>
+              <w:right w:val="single" w:sz="2" w:space="0" w:color="000000" w:themeColor="text1"/>
             </w:tcBorders>
-            <w:tcMar/>
           </w:tcPr>
           <w:p>
             <w:pPr>
@@ -9514,10 +9495,9 @@
             <w:tcW w:w="10801" w:type="dxa"/>
             <w:gridSpan w:val="17"/>
             <w:tcBorders>
-              <w:left w:val="single" w:color="000000" w:themeColor="text1" w:sz="2" w:space="0"/>
-              <w:right w:val="single" w:color="000000" w:themeColor="text1" w:sz="2" w:space="0"/>
+              <w:left w:val="single" w:sz="2" w:space="0" w:color="000000" w:themeColor="text1"/>
+              <w:right w:val="single" w:sz="2" w:space="0" w:color="000000" w:themeColor="text1"/>
             </w:tcBorders>
-            <w:tcMar/>
           </w:tcPr>
           <w:p>
             <w:pPr>
@@ -9565,9 +9545,8 @@
             <w:tcW w:w="4395" w:type="dxa"/>
             <w:gridSpan w:val="6"/>
             <w:tcBorders>
-              <w:left w:val="single" w:color="000000" w:themeColor="text1" w:sz="2" w:space="0"/>
+              <w:left w:val="single" w:sz="2" w:space="0" w:color="000000" w:themeColor="text1"/>
             </w:tcBorders>
-            <w:tcMar/>
           </w:tcPr>
           <w:p>
             <w:pPr>
@@ -9625,7 +9604,6 @@
           <w:tcPr>
             <w:tcW w:w="2497" w:type="dxa"/>
             <w:gridSpan w:val="6"/>
-            <w:tcMar/>
           </w:tcPr>
           <w:p>
             <w:pPr>
@@ -9670,9 +9648,8 @@
             <w:tcW w:w="3909" w:type="dxa"/>
             <w:gridSpan w:val="5"/>
             <w:tcBorders>
-              <w:right w:val="single" w:color="000000" w:themeColor="text1" w:sz="2" w:space="0"/>
+              <w:right w:val="single" w:sz="2" w:space="0" w:color="000000" w:themeColor="text1"/>
             </w:tcBorders>
-            <w:tcMar/>
           </w:tcPr>
           <w:p>
             <w:pPr>
@@ -9715,7 +9692,7 @@
             </w:r>
             <w:r>
               <w:rPr>
-                <w:rFonts w:ascii="Aptos" w:hAnsi="Aptos" w:eastAsia="Aptos" w:cs="Aptos"/>
+                <w:rFonts w:ascii="Aptos" w:eastAsia="Aptos" w:hAnsi="Aptos" w:cs="Aptos"/>
                 <w:sz w:val="22"/>
                 <w:szCs w:val="22"/>
               </w:rPr>
@@ -9723,31 +9700,39 @@
             </w:r>
             <w:r>
               <w:rPr>
-                <w:rFonts w:ascii="Aptos" w:hAnsi="Aptos" w:eastAsia="Aptos" w:cs="Aptos"/>
-                <w:sz w:val="22"/>
-                <w:szCs w:val="22"/>
-              </w:rPr>
-              <w:t>output_checkbox</w:t>
-            </w:r>
-            <w:r>
-              <w:rPr>
-                <w:rFonts w:ascii="Aptos" w:hAnsi="Aptos" w:eastAsia="Aptos" w:cs="Aptos"/>
-                <w:sz w:val="22"/>
-                <w:szCs w:val="22"/>
-              </w:rPr>
-              <w:t>(</w:t>
-            </w:r>
-            <w:r>
-              <w:rPr>
-                <w:rFonts w:ascii="Aptos" w:hAnsi="Aptos" w:eastAsia="Aptos" w:cs="Aptos"/>
-                <w:sz w:val="22"/>
-                <w:szCs w:val="22"/>
-              </w:rPr>
-              <w:t>is_protected_need_interpreter</w:t>
-            </w:r>
-            <w:r>
-              <w:rPr>
-                <w:rFonts w:ascii="Aptos" w:hAnsi="Aptos" w:eastAsia="Aptos" w:cs="Aptos"/>
+                <w:rFonts w:ascii="Aptos" w:eastAsia="Aptos" w:hAnsi="Aptos" w:cs="Aptos"/>
+                <w:sz w:val="22"/>
+                <w:szCs w:val="22"/>
+              </w:rPr>
+              <w:t>output_checkbox(</w:t>
+            </w:r>
+            <w:r>
+              <w:rPr>
+                <w:rFonts w:ascii="Aptos" w:eastAsia="Aptos" w:hAnsi="Aptos" w:cs="Aptos"/>
+                <w:sz w:val="22"/>
+                <w:szCs w:val="22"/>
+              </w:rPr>
+              <w:t>is_protected</w:t>
+            </w:r>
+            <w:r>
+              <w:rPr>
+                <w:rFonts w:ascii="Aptos" w:eastAsia="Aptos" w:hAnsi="Aptos" w:cs="Aptos"/>
+                <w:sz w:val="22"/>
+                <w:szCs w:val="22"/>
+              </w:rPr>
+              <w:t>_need_</w:t>
+            </w:r>
+            <w:r>
+              <w:rPr>
+                <w:rFonts w:ascii="Aptos" w:eastAsia="Aptos" w:hAnsi="Aptos" w:cs="Aptos"/>
+                <w:sz w:val="22"/>
+                <w:szCs w:val="22"/>
+              </w:rPr>
+              <w:t>interpreter</w:t>
+            </w:r>
+            <w:r>
+              <w:rPr>
+                <w:rFonts w:ascii="Aptos" w:eastAsia="Aptos" w:hAnsi="Aptos" w:cs="Aptos"/>
                 <w:sz w:val="22"/>
                 <w:szCs w:val="22"/>
               </w:rPr>
@@ -9755,19 +9740,11 @@
             </w:r>
             <w:r>
               <w:rPr>
-                <w:rFonts w:ascii="Aptos" w:hAnsi="Aptos" w:eastAsia="Aptos" w:cs="Aptos"/>
-                <w:sz w:val="22"/>
-                <w:szCs w:val="22"/>
-              </w:rPr>
-              <w:t xml:space="preserve"> }</w:t>
-            </w:r>
-            <w:r>
-              <w:rPr>
-                <w:rFonts w:ascii="Aptos" w:hAnsi="Aptos" w:eastAsia="Aptos" w:cs="Aptos"/>
-                <w:sz w:val="22"/>
-                <w:szCs w:val="22"/>
-              </w:rPr>
-              <w:t>}</w:t>
+                <w:rFonts w:ascii="Aptos" w:eastAsia="Aptos" w:hAnsi="Aptos" w:cs="Aptos"/>
+                <w:sz w:val="22"/>
+                <w:szCs w:val="22"/>
+              </w:rPr>
+              <w:t xml:space="preserve"> }}</w:t>
             </w:r>
           </w:p>
           <w:p>
@@ -9795,7 +9772,7 @@
             </w:r>
             <w:r>
               <w:rPr>
-                <w:rFonts w:ascii="Aptos" w:hAnsi="Aptos" w:eastAsia="Aptos" w:cs="Aptos"/>
+                <w:rFonts w:ascii="Aptos" w:eastAsia="Aptos" w:hAnsi="Aptos" w:cs="Aptos"/>
                 <w:sz w:val="22"/>
                 <w:szCs w:val="22"/>
               </w:rPr>
@@ -9803,7 +9780,7 @@
             </w:r>
             <w:r>
               <w:rPr>
-                <w:rFonts w:ascii="Aptos" w:hAnsi="Aptos" w:eastAsia="Aptos" w:cs="Aptos"/>
+                <w:rFonts w:ascii="Aptos" w:eastAsia="Aptos" w:hAnsi="Aptos" w:cs="Aptos"/>
                 <w:sz w:val="22"/>
                 <w:szCs w:val="22"/>
               </w:rPr>
@@ -9811,7 +9788,7 @@
             </w:r>
             <w:r>
               <w:rPr>
-                <w:rFonts w:ascii="Aptos" w:hAnsi="Aptos" w:eastAsia="Aptos" w:cs="Aptos"/>
+                <w:rFonts w:ascii="Aptos" w:eastAsia="Aptos" w:hAnsi="Aptos" w:cs="Aptos"/>
                 <w:sz w:val="22"/>
                 <w:szCs w:val="22"/>
               </w:rPr>
@@ -9819,31 +9796,63 @@
             </w:r>
             <w:r>
               <w:rPr>
-                <w:rFonts w:ascii="Aptos" w:hAnsi="Aptos" w:eastAsia="Aptos" w:cs="Aptos"/>
-                <w:sz w:val="22"/>
-                <w:szCs w:val="22"/>
-              </w:rPr>
-              <w:t>output_checkbox</w:t>
-            </w:r>
-            <w:r>
-              <w:rPr>
-                <w:rFonts w:ascii="Aptos" w:hAnsi="Aptos" w:eastAsia="Aptos" w:cs="Aptos"/>
-                <w:sz w:val="22"/>
-                <w:szCs w:val="22"/>
-              </w:rPr>
-              <w:t>(</w:t>
-            </w:r>
-            <w:r>
-              <w:rPr>
-                <w:rFonts w:ascii="Aptos" w:hAnsi="Aptos" w:eastAsia="Aptos" w:cs="Aptos"/>
-                <w:sz w:val="22"/>
-                <w:szCs w:val="22"/>
-              </w:rPr>
-              <w:t>is_protected_not_need_interpreter</w:t>
-            </w:r>
-            <w:r>
-              <w:rPr>
-                <w:rFonts w:ascii="Aptos" w:hAnsi="Aptos" w:eastAsia="Aptos" w:cs="Aptos"/>
+                <w:rFonts w:ascii="Aptos" w:eastAsia="Aptos" w:hAnsi="Aptos" w:cs="Aptos"/>
+                <w:sz w:val="22"/>
+                <w:szCs w:val="22"/>
+              </w:rPr>
+              <w:t>output_checkbox(</w:t>
+            </w:r>
+            <w:r>
+              <w:rPr>
+                <w:rFonts w:ascii="Aptos" w:eastAsia="Aptos" w:hAnsi="Aptos" w:cs="Aptos"/>
+                <w:sz w:val="22"/>
+                <w:szCs w:val="22"/>
+              </w:rPr>
+              <w:t>is_protected</w:t>
+            </w:r>
+            <w:r>
+              <w:rPr>
+                <w:rFonts w:ascii="Aptos" w:eastAsia="Aptos" w:hAnsi="Aptos" w:cs="Aptos"/>
+                <w:sz w:val="22"/>
+                <w:szCs w:val="22"/>
+              </w:rPr>
+              <w:t>_</w:t>
+            </w:r>
+            <w:r>
+              <w:rPr>
+                <w:rFonts w:ascii="Aptos" w:eastAsia="Aptos" w:hAnsi="Aptos" w:cs="Aptos"/>
+                <w:sz w:val="22"/>
+                <w:szCs w:val="22"/>
+              </w:rPr>
+              <w:t>not</w:t>
+            </w:r>
+            <w:r>
+              <w:rPr>
+                <w:rFonts w:ascii="Aptos" w:eastAsia="Aptos" w:hAnsi="Aptos" w:cs="Aptos"/>
+                <w:sz w:val="22"/>
+                <w:szCs w:val="22"/>
+              </w:rPr>
+              <w:t>_</w:t>
+            </w:r>
+            <w:r>
+              <w:rPr>
+                <w:rFonts w:ascii="Aptos" w:eastAsia="Aptos" w:hAnsi="Aptos" w:cs="Aptos"/>
+                <w:sz w:val="22"/>
+                <w:szCs w:val="22"/>
+              </w:rPr>
+              <w:t>need_</w:t>
+            </w:r>
+            <w:r>
+              <w:rPr>
+                <w:rFonts w:ascii="Aptos" w:eastAsia="Aptos" w:hAnsi="Aptos" w:cs="Aptos"/>
+                <w:sz w:val="22"/>
+                <w:szCs w:val="22"/>
+              </w:rPr>
+              <w:t>interpreter</w:t>
+            </w:r>
+            <w:r>
+              <w:rPr>
+                <w:rFonts w:ascii="Aptos" w:eastAsia="Aptos" w:hAnsi="Aptos" w:cs="Aptos"/>
                 <w:sz w:val="22"/>
                 <w:szCs w:val="22"/>
               </w:rPr>
@@ -9851,19 +9860,11 @@
             </w:r>
             <w:r>
               <w:rPr>
-                <w:rFonts w:ascii="Aptos" w:hAnsi="Aptos" w:eastAsia="Aptos" w:cs="Aptos"/>
-                <w:sz w:val="22"/>
-                <w:szCs w:val="22"/>
-              </w:rPr>
-              <w:t xml:space="preserve"> }</w:t>
-            </w:r>
-            <w:r>
-              <w:rPr>
-                <w:rFonts w:ascii="Aptos" w:hAnsi="Aptos" w:eastAsia="Aptos" w:cs="Aptos"/>
-                <w:sz w:val="22"/>
-                <w:szCs w:val="22"/>
-              </w:rPr>
-              <w:t>}</w:t>
+                <w:rFonts w:ascii="Aptos" w:eastAsia="Aptos" w:hAnsi="Aptos" w:cs="Aptos"/>
+                <w:sz w:val="22"/>
+                <w:szCs w:val="22"/>
+              </w:rPr>
+              <w:t xml:space="preserve"> }}</w:t>
             </w:r>
           </w:p>
           <w:p>
@@ -9923,10 +9924,9 @@
             <w:tcW w:w="10801" w:type="dxa"/>
             <w:gridSpan w:val="17"/>
             <w:tcBorders>
-              <w:left w:val="single" w:color="000000" w:themeColor="text1" w:sz="2" w:space="0"/>
-              <w:right w:val="single" w:color="000000" w:themeColor="text1" w:sz="2" w:space="0"/>
+              <w:left w:val="single" w:sz="2" w:space="0" w:color="000000" w:themeColor="text1"/>
+              <w:right w:val="single" w:sz="2" w:space="0" w:color="000000" w:themeColor="text1"/>
             </w:tcBorders>
-            <w:tcMar/>
           </w:tcPr>
           <w:p>
             <w:pPr>
@@ -9974,9 +9974,8 @@
             <w:tcW w:w="3408" w:type="dxa"/>
             <w:gridSpan w:val="3"/>
             <w:tcBorders>
-              <w:left w:val="single" w:color="000000" w:themeColor="text1" w:sz="2" w:space="0"/>
+              <w:left w:val="single" w:sz="2" w:space="0" w:color="000000" w:themeColor="text1"/>
             </w:tcBorders>
-            <w:tcMar/>
           </w:tcPr>
           <w:p>
             <w:pPr>
@@ -10047,7 +10046,6 @@
           <w:tcPr>
             <w:tcW w:w="3858" w:type="dxa"/>
             <w:gridSpan w:val="10"/>
-            <w:tcMar/>
           </w:tcPr>
           <w:p>
             <w:pPr>
@@ -10122,9 +10120,8 @@
             <w:tcW w:w="3535" w:type="dxa"/>
             <w:gridSpan w:val="4"/>
             <w:tcBorders>
-              <w:right w:val="single" w:color="000000" w:themeColor="text1" w:sz="2" w:space="0"/>
+              <w:right w:val="single" w:sz="2" w:space="0" w:color="000000" w:themeColor="text1"/>
             </w:tcBorders>
-            <w:tcMar/>
           </w:tcPr>
           <w:p>
             <w:pPr>
@@ -10154,11 +10151,10 @@
             <w:tcW w:w="10801" w:type="dxa"/>
             <w:gridSpan w:val="17"/>
             <w:tcBorders>
-              <w:left w:val="single" w:color="000000" w:themeColor="text1" w:sz="2" w:space="0"/>
-              <w:bottom w:val="single" w:color="000000" w:themeColor="text1" w:sz="18" w:space="0"/>
-              <w:right w:val="single" w:color="000000" w:themeColor="text1" w:sz="2" w:space="0"/>
+              <w:left w:val="single" w:sz="2" w:space="0" w:color="000000" w:themeColor="text1"/>
+              <w:bottom w:val="single" w:sz="18" w:space="0" w:color="000000" w:themeColor="text1"/>
+              <w:right w:val="single" w:sz="2" w:space="0" w:color="000000" w:themeColor="text1"/>
             </w:tcBorders>
-            <w:tcMar/>
           </w:tcPr>
           <w:p>
             <w:pPr>
@@ -10217,7 +10213,7 @@
       </w:pPr>
     </w:p>
     <w:sectPr>
-      <w:pgSz w:w="11900" w:h="16840" w:orient="portrait"/>
+      <w:pgSz w:w="11900" w:h="16840"/>
       <w:pgMar w:top="1440" w:right="1440" w:bottom="1440" w:left="1440" w:header="720" w:footer="720" w:gutter="0"/>
       <w:cols w:space="720"/>
       <w:docGrid w:linePitch="360"/>
@@ -10241,7 +10237,7 @@
         <w:ind w:left="360" w:hanging="360"/>
       </w:pPr>
       <w:rPr>
-        <w:rFonts w:hint="default" w:ascii="Wingdings" w:hAnsi="Wingdings"/>
+        <w:rFonts w:ascii="Wingdings" w:hAnsi="Wingdings" w:hint="default"/>
       </w:rPr>
     </w:lvl>
     <w:lvl w:ilvl="1" w:tplc="04090003" w:tentative="1">
@@ -10253,7 +10249,7 @@
         <w:ind w:left="1080" w:hanging="360"/>
       </w:pPr>
       <w:rPr>
-        <w:rFonts w:hint="default" w:ascii="Courier New" w:hAnsi="Courier New" w:cs="Courier New"/>
+        <w:rFonts w:ascii="Courier New" w:hAnsi="Courier New" w:cs="Courier New" w:hint="default"/>
       </w:rPr>
     </w:lvl>
     <w:lvl w:ilvl="2" w:tplc="04090005" w:tentative="1">
@@ -10265,7 +10261,7 @@
         <w:ind w:left="1800" w:hanging="360"/>
       </w:pPr>
       <w:rPr>
-        <w:rFonts w:hint="default" w:ascii="Wingdings" w:hAnsi="Wingdings"/>
+        <w:rFonts w:ascii="Wingdings" w:hAnsi="Wingdings" w:hint="default"/>
       </w:rPr>
     </w:lvl>
     <w:lvl w:ilvl="3" w:tplc="04090001" w:tentative="1">
@@ -10277,7 +10273,7 @@
         <w:ind w:left="2520" w:hanging="360"/>
       </w:pPr>
       <w:rPr>
-        <w:rFonts w:hint="default" w:ascii="Symbol" w:hAnsi="Symbol"/>
+        <w:rFonts w:ascii="Symbol" w:hAnsi="Symbol" w:hint="default"/>
       </w:rPr>
     </w:lvl>
     <w:lvl w:ilvl="4" w:tplc="04090003" w:tentative="1">
@@ -10289,7 +10285,7 @@
         <w:ind w:left="3240" w:hanging="360"/>
       </w:pPr>
       <w:rPr>
-        <w:rFonts w:hint="default" w:ascii="Courier New" w:hAnsi="Courier New" w:cs="Courier New"/>
+        <w:rFonts w:ascii="Courier New" w:hAnsi="Courier New" w:cs="Courier New" w:hint="default"/>
       </w:rPr>
     </w:lvl>
     <w:lvl w:ilvl="5" w:tplc="04090005" w:tentative="1">
@@ -10301,7 +10297,7 @@
         <w:ind w:left="3960" w:hanging="360"/>
       </w:pPr>
       <w:rPr>
-        <w:rFonts w:hint="default" w:ascii="Wingdings" w:hAnsi="Wingdings"/>
+        <w:rFonts w:ascii="Wingdings" w:hAnsi="Wingdings" w:hint="default"/>
       </w:rPr>
     </w:lvl>
     <w:lvl w:ilvl="6" w:tplc="04090001" w:tentative="1">
@@ -10313,7 +10309,7 @@
         <w:ind w:left="4680" w:hanging="360"/>
       </w:pPr>
       <w:rPr>
-        <w:rFonts w:hint="default" w:ascii="Symbol" w:hAnsi="Symbol"/>
+        <w:rFonts w:ascii="Symbol" w:hAnsi="Symbol" w:hint="default"/>
       </w:rPr>
     </w:lvl>
     <w:lvl w:ilvl="7" w:tplc="04090003" w:tentative="1">
@@ -10325,7 +10321,7 @@
         <w:ind w:left="5400" w:hanging="360"/>
       </w:pPr>
       <w:rPr>
-        <w:rFonts w:hint="default" w:ascii="Courier New" w:hAnsi="Courier New" w:cs="Courier New"/>
+        <w:rFonts w:ascii="Courier New" w:hAnsi="Courier New" w:cs="Courier New" w:hint="default"/>
       </w:rPr>
     </w:lvl>
     <w:lvl w:ilvl="8" w:tplc="04090005" w:tentative="1">
@@ -10337,7 +10333,7 @@
         <w:ind w:left="6120" w:hanging="360"/>
       </w:pPr>
       <w:rPr>
-        <w:rFonts w:hint="default" w:ascii="Wingdings" w:hAnsi="Wingdings"/>
+        <w:rFonts w:ascii="Wingdings" w:hAnsi="Wingdings" w:hint="default"/>
       </w:rPr>
     </w:lvl>
   </w:abstractNum>
@@ -10354,7 +10350,7 @@
         <w:ind w:left="630" w:hanging="360"/>
       </w:pPr>
       <w:rPr>
-        <w:rFonts w:hint="default" w:ascii="Symbol" w:hAnsi="Symbol"/>
+        <w:rFonts w:ascii="Symbol" w:hAnsi="Symbol" w:hint="default"/>
         <w:color w:val="auto"/>
       </w:rPr>
     </w:lvl>
@@ -10367,7 +10363,7 @@
         <w:ind w:left="1350" w:hanging="360"/>
       </w:pPr>
       <w:rPr>
-        <w:rFonts w:hint="default" w:ascii="Courier New" w:hAnsi="Courier New" w:cs="Courier New"/>
+        <w:rFonts w:ascii="Courier New" w:hAnsi="Courier New" w:cs="Courier New" w:hint="default"/>
       </w:rPr>
     </w:lvl>
     <w:lvl w:ilvl="2" w:tplc="04090005" w:tentative="1">
@@ -10379,7 +10375,7 @@
         <w:ind w:left="2070" w:hanging="360"/>
       </w:pPr>
       <w:rPr>
-        <w:rFonts w:hint="default" w:ascii="Wingdings" w:hAnsi="Wingdings"/>
+        <w:rFonts w:ascii="Wingdings" w:hAnsi="Wingdings" w:hint="default"/>
       </w:rPr>
     </w:lvl>
     <w:lvl w:ilvl="3" w:tplc="04090001" w:tentative="1">
@@ -10391,7 +10387,7 @@
         <w:ind w:left="2790" w:hanging="360"/>
       </w:pPr>
       <w:rPr>
-        <w:rFonts w:hint="default" w:ascii="Symbol" w:hAnsi="Symbol"/>
+        <w:rFonts w:ascii="Symbol" w:hAnsi="Symbol" w:hint="default"/>
       </w:rPr>
     </w:lvl>
     <w:lvl w:ilvl="4" w:tplc="04090003" w:tentative="1">
@@ -10403,7 +10399,7 @@
         <w:ind w:left="3510" w:hanging="360"/>
       </w:pPr>
       <w:rPr>
-        <w:rFonts w:hint="default" w:ascii="Courier New" w:hAnsi="Courier New" w:cs="Courier New"/>
+        <w:rFonts w:ascii="Courier New" w:hAnsi="Courier New" w:cs="Courier New" w:hint="default"/>
       </w:rPr>
     </w:lvl>
     <w:lvl w:ilvl="5" w:tplc="04090005" w:tentative="1">
@@ -10415,7 +10411,7 @@
         <w:ind w:left="4230" w:hanging="360"/>
       </w:pPr>
       <w:rPr>
-        <w:rFonts w:hint="default" w:ascii="Wingdings" w:hAnsi="Wingdings"/>
+        <w:rFonts w:ascii="Wingdings" w:hAnsi="Wingdings" w:hint="default"/>
       </w:rPr>
     </w:lvl>
     <w:lvl w:ilvl="6" w:tplc="04090001" w:tentative="1">
@@ -10427,7 +10423,7 @@
         <w:ind w:left="4950" w:hanging="360"/>
       </w:pPr>
       <w:rPr>
-        <w:rFonts w:hint="default" w:ascii="Symbol" w:hAnsi="Symbol"/>
+        <w:rFonts w:ascii="Symbol" w:hAnsi="Symbol" w:hint="default"/>
       </w:rPr>
     </w:lvl>
     <w:lvl w:ilvl="7" w:tplc="04090003" w:tentative="1">
@@ -10439,7 +10435,7 @@
         <w:ind w:left="5670" w:hanging="360"/>
       </w:pPr>
       <w:rPr>
-        <w:rFonts w:hint="default" w:ascii="Courier New" w:hAnsi="Courier New" w:cs="Courier New"/>
+        <w:rFonts w:ascii="Courier New" w:hAnsi="Courier New" w:cs="Courier New" w:hint="default"/>
       </w:rPr>
     </w:lvl>
     <w:lvl w:ilvl="8" w:tplc="04090005" w:tentative="1">
@@ -10451,7 +10447,7 @@
         <w:ind w:left="6390" w:hanging="360"/>
       </w:pPr>
       <w:rPr>
-        <w:rFonts w:hint="default" w:ascii="Wingdings" w:hAnsi="Wingdings"/>
+        <w:rFonts w:ascii="Wingdings" w:hAnsi="Wingdings" w:hint="default"/>
       </w:rPr>
     </w:lvl>
   </w:abstractNum>
@@ -10468,7 +10464,7 @@
         <w:ind w:left="720" w:hanging="360"/>
       </w:pPr>
       <w:rPr>
-        <w:rFonts w:hint="default" w:ascii="Symbol" w:hAnsi="Symbol"/>
+        <w:rFonts w:ascii="Symbol" w:hAnsi="Symbol" w:hint="default"/>
       </w:rPr>
     </w:lvl>
     <w:lvl w:ilvl="1" w:tplc="52E82982">
@@ -10480,7 +10476,7 @@
         <w:ind w:left="1440" w:hanging="360"/>
       </w:pPr>
       <w:rPr>
-        <w:rFonts w:hint="default" w:ascii="Courier New" w:hAnsi="Courier New"/>
+        <w:rFonts w:ascii="Courier New" w:hAnsi="Courier New" w:hint="default"/>
       </w:rPr>
     </w:lvl>
     <w:lvl w:ilvl="2" w:tplc="B07AC40C">
@@ -10492,7 +10488,7 @@
         <w:ind w:left="2160" w:hanging="360"/>
       </w:pPr>
       <w:rPr>
-        <w:rFonts w:hint="default" w:ascii="Wingdings" w:hAnsi="Wingdings"/>
+        <w:rFonts w:ascii="Wingdings" w:hAnsi="Wingdings" w:hint="default"/>
       </w:rPr>
     </w:lvl>
     <w:lvl w:ilvl="3" w:tplc="98AEB0D8">
@@ -10504,7 +10500,7 @@
         <w:ind w:left="2880" w:hanging="360"/>
       </w:pPr>
       <w:rPr>
-        <w:rFonts w:hint="default" w:ascii="Symbol" w:hAnsi="Symbol"/>
+        <w:rFonts w:ascii="Symbol" w:hAnsi="Symbol" w:hint="default"/>
       </w:rPr>
     </w:lvl>
     <w:lvl w:ilvl="4" w:tplc="FDCE8868">
@@ -10516,7 +10512,7 @@
         <w:ind w:left="3600" w:hanging="360"/>
       </w:pPr>
       <w:rPr>
-        <w:rFonts w:hint="default" w:ascii="Courier New" w:hAnsi="Courier New"/>
+        <w:rFonts w:ascii="Courier New" w:hAnsi="Courier New" w:hint="default"/>
       </w:rPr>
     </w:lvl>
     <w:lvl w:ilvl="5" w:tplc="A726E796">
@@ -10528,7 +10524,7 @@
         <w:ind w:left="4320" w:hanging="360"/>
       </w:pPr>
       <w:rPr>
-        <w:rFonts w:hint="default" w:ascii="Wingdings" w:hAnsi="Wingdings"/>
+        <w:rFonts w:ascii="Wingdings" w:hAnsi="Wingdings" w:hint="default"/>
       </w:rPr>
     </w:lvl>
     <w:lvl w:ilvl="6" w:tplc="F1BE87D0">
@@ -10540,7 +10536,7 @@
         <w:ind w:left="5040" w:hanging="360"/>
       </w:pPr>
       <w:rPr>
-        <w:rFonts w:hint="default" w:ascii="Symbol" w:hAnsi="Symbol"/>
+        <w:rFonts w:ascii="Symbol" w:hAnsi="Symbol" w:hint="default"/>
       </w:rPr>
     </w:lvl>
     <w:lvl w:ilvl="7" w:tplc="AEA6810A">
@@ -10552,7 +10548,7 @@
         <w:ind w:left="5760" w:hanging="360"/>
       </w:pPr>
       <w:rPr>
-        <w:rFonts w:hint="default" w:ascii="Courier New" w:hAnsi="Courier New"/>
+        <w:rFonts w:ascii="Courier New" w:hAnsi="Courier New" w:hint="default"/>
       </w:rPr>
     </w:lvl>
     <w:lvl w:ilvl="8" w:tplc="ECAAED12">
@@ -10564,7 +10560,7 @@
         <w:ind w:left="6480" w:hanging="360"/>
       </w:pPr>
       <w:rPr>
-        <w:rFonts w:hint="default" w:ascii="Wingdings" w:hAnsi="Wingdings"/>
+        <w:rFonts w:ascii="Wingdings" w:hAnsi="Wingdings" w:hint="default"/>
       </w:rPr>
     </w:lvl>
   </w:abstractNum>
@@ -10667,7 +10663,7 @@
         <w:ind w:left="720" w:hanging="360"/>
       </w:pPr>
       <w:rPr>
-        <w:rFonts w:hint="default" w:ascii="Aptos" w:hAnsi="Aptos"/>
+        <w:rFonts w:ascii="Aptos" w:hAnsi="Aptos" w:hint="default"/>
       </w:rPr>
     </w:lvl>
     <w:lvl w:ilvl="1" w:tplc="B96AC314">
@@ -10679,7 +10675,7 @@
         <w:ind w:left="1440" w:hanging="360"/>
       </w:pPr>
       <w:rPr>
-        <w:rFonts w:hint="default" w:ascii="Courier New" w:hAnsi="Courier New"/>
+        <w:rFonts w:ascii="Courier New" w:hAnsi="Courier New" w:hint="default"/>
       </w:rPr>
     </w:lvl>
     <w:lvl w:ilvl="2" w:tplc="7876E5BA">
@@ -10691,7 +10687,7 @@
         <w:ind w:left="2160" w:hanging="360"/>
       </w:pPr>
       <w:rPr>
-        <w:rFonts w:hint="default" w:ascii="Wingdings" w:hAnsi="Wingdings"/>
+        <w:rFonts w:ascii="Wingdings" w:hAnsi="Wingdings" w:hint="default"/>
       </w:rPr>
     </w:lvl>
     <w:lvl w:ilvl="3" w:tplc="A754EFD8">
@@ -10703,7 +10699,7 @@
         <w:ind w:left="2880" w:hanging="360"/>
       </w:pPr>
       <w:rPr>
-        <w:rFonts w:hint="default" w:ascii="Symbol" w:hAnsi="Symbol"/>
+        <w:rFonts w:ascii="Symbol" w:hAnsi="Symbol" w:hint="default"/>
       </w:rPr>
     </w:lvl>
     <w:lvl w:ilvl="4" w:tplc="DC1CBF9E">
@@ -10715,7 +10711,7 @@
         <w:ind w:left="3600" w:hanging="360"/>
       </w:pPr>
       <w:rPr>
-        <w:rFonts w:hint="default" w:ascii="Courier New" w:hAnsi="Courier New"/>
+        <w:rFonts w:ascii="Courier New" w:hAnsi="Courier New" w:hint="default"/>
       </w:rPr>
     </w:lvl>
     <w:lvl w:ilvl="5" w:tplc="8B9C7FDA">
@@ -10727,7 +10723,7 @@
         <w:ind w:left="4320" w:hanging="360"/>
       </w:pPr>
       <w:rPr>
-        <w:rFonts w:hint="default" w:ascii="Wingdings" w:hAnsi="Wingdings"/>
+        <w:rFonts w:ascii="Wingdings" w:hAnsi="Wingdings" w:hint="default"/>
       </w:rPr>
     </w:lvl>
     <w:lvl w:ilvl="6" w:tplc="568814B0">
@@ -10739,7 +10735,7 @@
         <w:ind w:left="5040" w:hanging="360"/>
       </w:pPr>
       <w:rPr>
-        <w:rFonts w:hint="default" w:ascii="Symbol" w:hAnsi="Symbol"/>
+        <w:rFonts w:ascii="Symbol" w:hAnsi="Symbol" w:hint="default"/>
       </w:rPr>
     </w:lvl>
     <w:lvl w:ilvl="7" w:tplc="E2D82E58">
@@ -10751,7 +10747,7 @@
         <w:ind w:left="5760" w:hanging="360"/>
       </w:pPr>
       <w:rPr>
-        <w:rFonts w:hint="default" w:ascii="Courier New" w:hAnsi="Courier New"/>
+        <w:rFonts w:ascii="Courier New" w:hAnsi="Courier New" w:hint="default"/>
       </w:rPr>
     </w:lvl>
     <w:lvl w:ilvl="8" w:tplc="6BFC3B5C">
@@ -10763,7 +10759,7 @@
         <w:ind w:left="6480" w:hanging="360"/>
       </w:pPr>
       <w:rPr>
-        <w:rFonts w:hint="default" w:ascii="Wingdings" w:hAnsi="Wingdings"/>
+        <w:rFonts w:ascii="Wingdings" w:hAnsi="Wingdings" w:hint="default"/>
       </w:rPr>
     </w:lvl>
   </w:abstractNum>
@@ -10866,7 +10862,7 @@
         <w:ind w:left="720" w:hanging="360"/>
       </w:pPr>
       <w:rPr>
-        <w:rFonts w:hint="default" w:ascii="Aptos" w:hAnsi="Aptos"/>
+        <w:rFonts w:ascii="Aptos" w:hAnsi="Aptos" w:hint="default"/>
       </w:rPr>
     </w:lvl>
     <w:lvl w:ilvl="1" w:tplc="A300B150">
@@ -10878,7 +10874,7 @@
         <w:ind w:left="1440" w:hanging="360"/>
       </w:pPr>
       <w:rPr>
-        <w:rFonts w:hint="default" w:ascii="Courier New" w:hAnsi="Courier New"/>
+        <w:rFonts w:ascii="Courier New" w:hAnsi="Courier New" w:hint="default"/>
       </w:rPr>
     </w:lvl>
     <w:lvl w:ilvl="2" w:tplc="D2D8286E">
@@ -10890,7 +10886,7 @@
         <w:ind w:left="2160" w:hanging="360"/>
       </w:pPr>
       <w:rPr>
-        <w:rFonts w:hint="default" w:ascii="Wingdings" w:hAnsi="Wingdings"/>
+        <w:rFonts w:ascii="Wingdings" w:hAnsi="Wingdings" w:hint="default"/>
       </w:rPr>
     </w:lvl>
     <w:lvl w:ilvl="3" w:tplc="730C3492">
@@ -10902,7 +10898,7 @@
         <w:ind w:left="2880" w:hanging="360"/>
       </w:pPr>
       <w:rPr>
-        <w:rFonts w:hint="default" w:ascii="Symbol" w:hAnsi="Symbol"/>
+        <w:rFonts w:ascii="Symbol" w:hAnsi="Symbol" w:hint="default"/>
       </w:rPr>
     </w:lvl>
     <w:lvl w:ilvl="4" w:tplc="24D68E04">
@@ -10914,7 +10910,7 @@
         <w:ind w:left="3600" w:hanging="360"/>
       </w:pPr>
       <w:rPr>
-        <w:rFonts w:hint="default" w:ascii="Courier New" w:hAnsi="Courier New"/>
+        <w:rFonts w:ascii="Courier New" w:hAnsi="Courier New" w:hint="default"/>
       </w:rPr>
     </w:lvl>
     <w:lvl w:ilvl="5" w:tplc="CCE61BD4">
@@ -10926,7 +10922,7 @@
         <w:ind w:left="4320" w:hanging="360"/>
       </w:pPr>
       <w:rPr>
-        <w:rFonts w:hint="default" w:ascii="Wingdings" w:hAnsi="Wingdings"/>
+        <w:rFonts w:ascii="Wingdings" w:hAnsi="Wingdings" w:hint="default"/>
       </w:rPr>
     </w:lvl>
     <w:lvl w:ilvl="6" w:tplc="F42CE6EC">
@@ -10938,7 +10934,7 @@
         <w:ind w:left="5040" w:hanging="360"/>
       </w:pPr>
       <w:rPr>
-        <w:rFonts w:hint="default" w:ascii="Symbol" w:hAnsi="Symbol"/>
+        <w:rFonts w:ascii="Symbol" w:hAnsi="Symbol" w:hint="default"/>
       </w:rPr>
     </w:lvl>
     <w:lvl w:ilvl="7" w:tplc="6AD87D06">
@@ -10950,7 +10946,7 @@
         <w:ind w:left="5760" w:hanging="360"/>
       </w:pPr>
       <w:rPr>
-        <w:rFonts w:hint="default" w:ascii="Courier New" w:hAnsi="Courier New"/>
+        <w:rFonts w:ascii="Courier New" w:hAnsi="Courier New" w:hint="default"/>
       </w:rPr>
     </w:lvl>
     <w:lvl w:ilvl="8" w:tplc="B5C6F510">
@@ -10962,7 +10958,7 @@
         <w:ind w:left="6480" w:hanging="360"/>
       </w:pPr>
       <w:rPr>
-        <w:rFonts w:hint="default" w:ascii="Wingdings" w:hAnsi="Wingdings"/>
+        <w:rFonts w:ascii="Wingdings" w:hAnsi="Wingdings" w:hint="default"/>
       </w:rPr>
     </w:lvl>
   </w:abstractNum>
@@ -10979,7 +10975,7 @@
         <w:ind w:left="360" w:hanging="360"/>
       </w:pPr>
       <w:rPr>
-        <w:rFonts w:hint="default" w:ascii="Wingdings" w:hAnsi="Wingdings"/>
+        <w:rFonts w:ascii="Wingdings" w:hAnsi="Wingdings" w:hint="default"/>
       </w:rPr>
     </w:lvl>
     <w:lvl w:ilvl="1" w:tplc="04090003" w:tentative="1">
@@ -10991,7 +10987,7 @@
         <w:ind w:left="1080" w:hanging="360"/>
       </w:pPr>
       <w:rPr>
-        <w:rFonts w:hint="default" w:ascii="Courier New" w:hAnsi="Courier New" w:cs="Courier New"/>
+        <w:rFonts w:ascii="Courier New" w:hAnsi="Courier New" w:cs="Courier New" w:hint="default"/>
       </w:rPr>
     </w:lvl>
     <w:lvl w:ilvl="2" w:tplc="04090005" w:tentative="1">
@@ -11003,7 +10999,7 @@
         <w:ind w:left="1800" w:hanging="360"/>
       </w:pPr>
       <w:rPr>
-        <w:rFonts w:hint="default" w:ascii="Wingdings" w:hAnsi="Wingdings"/>
+        <w:rFonts w:ascii="Wingdings" w:hAnsi="Wingdings" w:hint="default"/>
       </w:rPr>
     </w:lvl>
     <w:lvl w:ilvl="3" w:tplc="04090001" w:tentative="1">
@@ -11015,7 +11011,7 @@
         <w:ind w:left="2520" w:hanging="360"/>
       </w:pPr>
       <w:rPr>
-        <w:rFonts w:hint="default" w:ascii="Symbol" w:hAnsi="Symbol"/>
+        <w:rFonts w:ascii="Symbol" w:hAnsi="Symbol" w:hint="default"/>
       </w:rPr>
     </w:lvl>
     <w:lvl w:ilvl="4" w:tplc="04090003" w:tentative="1">
@@ -11027,7 +11023,7 @@
         <w:ind w:left="3240" w:hanging="360"/>
       </w:pPr>
       <w:rPr>
-        <w:rFonts w:hint="default" w:ascii="Courier New" w:hAnsi="Courier New" w:cs="Courier New"/>
+        <w:rFonts w:ascii="Courier New" w:hAnsi="Courier New" w:cs="Courier New" w:hint="default"/>
       </w:rPr>
     </w:lvl>
     <w:lvl w:ilvl="5" w:tplc="04090005" w:tentative="1">
@@ -11039,7 +11035,7 @@
         <w:ind w:left="3960" w:hanging="360"/>
       </w:pPr>
       <w:rPr>
-        <w:rFonts w:hint="default" w:ascii="Wingdings" w:hAnsi="Wingdings"/>
+        <w:rFonts w:ascii="Wingdings" w:hAnsi="Wingdings" w:hint="default"/>
       </w:rPr>
     </w:lvl>
     <w:lvl w:ilvl="6" w:tplc="04090001" w:tentative="1">
@@ -11051,7 +11047,7 @@
         <w:ind w:left="4680" w:hanging="360"/>
       </w:pPr>
       <w:rPr>
-        <w:rFonts w:hint="default" w:ascii="Symbol" w:hAnsi="Symbol"/>
+        <w:rFonts w:ascii="Symbol" w:hAnsi="Symbol" w:hint="default"/>
       </w:rPr>
     </w:lvl>
     <w:lvl w:ilvl="7" w:tplc="04090003" w:tentative="1">
@@ -11063,7 +11059,7 @@
         <w:ind w:left="5400" w:hanging="360"/>
       </w:pPr>
       <w:rPr>
-        <w:rFonts w:hint="default" w:ascii="Courier New" w:hAnsi="Courier New" w:cs="Courier New"/>
+        <w:rFonts w:ascii="Courier New" w:hAnsi="Courier New" w:cs="Courier New" w:hint="default"/>
       </w:rPr>
     </w:lvl>
     <w:lvl w:ilvl="8" w:tplc="04090005" w:tentative="1">
@@ -11075,7 +11071,7 @@
         <w:ind w:left="6120" w:hanging="360"/>
       </w:pPr>
       <w:rPr>
-        <w:rFonts w:hint="default" w:ascii="Wingdings" w:hAnsi="Wingdings"/>
+        <w:rFonts w:ascii="Wingdings" w:hAnsi="Wingdings" w:hint="default"/>
       </w:rPr>
     </w:lvl>
   </w:abstractNum>
@@ -11092,7 +11088,7 @@
         <w:ind w:left="720" w:hanging="360"/>
       </w:pPr>
       <w:rPr>
-        <w:rFonts w:hint="default" w:ascii="Wingdings" w:hAnsi="Wingdings"/>
+        <w:rFonts w:ascii="Wingdings" w:hAnsi="Wingdings" w:hint="default"/>
       </w:rPr>
     </w:lvl>
     <w:lvl w:ilvl="1" w:tplc="FFFFFFFF">
@@ -11267,7 +11263,7 @@
         <w:ind w:left="1440" w:hanging="360"/>
       </w:pPr>
       <w:rPr>
-        <w:rFonts w:hint="default" w:ascii="Symbol" w:hAnsi="Symbol"/>
+        <w:rFonts w:ascii="Symbol" w:hAnsi="Symbol" w:hint="default"/>
       </w:rPr>
     </w:lvl>
     <w:lvl w:ilvl="1" w:tplc="01E86E62">
@@ -11279,7 +11275,7 @@
         <w:ind w:left="2160" w:hanging="360"/>
       </w:pPr>
       <w:rPr>
-        <w:rFonts w:hint="default" w:ascii="Courier New" w:hAnsi="Courier New"/>
+        <w:rFonts w:ascii="Courier New" w:hAnsi="Courier New" w:hint="default"/>
       </w:rPr>
     </w:lvl>
     <w:lvl w:ilvl="2" w:tplc="331AFDF2">
@@ -11291,7 +11287,7 @@
         <w:ind w:left="2880" w:hanging="360"/>
       </w:pPr>
       <w:rPr>
-        <w:rFonts w:hint="default" w:ascii="Wingdings" w:hAnsi="Wingdings"/>
+        <w:rFonts w:ascii="Wingdings" w:hAnsi="Wingdings" w:hint="default"/>
       </w:rPr>
     </w:lvl>
     <w:lvl w:ilvl="3" w:tplc="F426F982">
@@ -11303,7 +11299,7 @@
         <w:ind w:left="3600" w:hanging="360"/>
       </w:pPr>
       <w:rPr>
-        <w:rFonts w:hint="default" w:ascii="Symbol" w:hAnsi="Symbol"/>
+        <w:rFonts w:ascii="Symbol" w:hAnsi="Symbol" w:hint="default"/>
       </w:rPr>
     </w:lvl>
     <w:lvl w:ilvl="4" w:tplc="961E9B56">
@@ -11315,7 +11311,7 @@
         <w:ind w:left="4320" w:hanging="360"/>
       </w:pPr>
       <w:rPr>
-        <w:rFonts w:hint="default" w:ascii="Courier New" w:hAnsi="Courier New"/>
+        <w:rFonts w:ascii="Courier New" w:hAnsi="Courier New" w:hint="default"/>
       </w:rPr>
     </w:lvl>
     <w:lvl w:ilvl="5" w:tplc="A1CED730">
@@ -11327,7 +11323,7 @@
         <w:ind w:left="5040" w:hanging="360"/>
       </w:pPr>
       <w:rPr>
-        <w:rFonts w:hint="default" w:ascii="Wingdings" w:hAnsi="Wingdings"/>
+        <w:rFonts w:ascii="Wingdings" w:hAnsi="Wingdings" w:hint="default"/>
       </w:rPr>
     </w:lvl>
     <w:lvl w:ilvl="6" w:tplc="E13C5190">
@@ -11339,7 +11335,7 @@
         <w:ind w:left="5760" w:hanging="360"/>
       </w:pPr>
       <w:rPr>
-        <w:rFonts w:hint="default" w:ascii="Symbol" w:hAnsi="Symbol"/>
+        <w:rFonts w:ascii="Symbol" w:hAnsi="Symbol" w:hint="default"/>
       </w:rPr>
     </w:lvl>
     <w:lvl w:ilvl="7" w:tplc="9926EA2E">
@@ -11351,7 +11347,7 @@
         <w:ind w:left="6480" w:hanging="360"/>
       </w:pPr>
       <w:rPr>
-        <w:rFonts w:hint="default" w:ascii="Courier New" w:hAnsi="Courier New"/>
+        <w:rFonts w:ascii="Courier New" w:hAnsi="Courier New" w:hint="default"/>
       </w:rPr>
     </w:lvl>
     <w:lvl w:ilvl="8" w:tplc="791EF02E">
@@ -11363,7 +11359,7 @@
         <w:ind w:left="7200" w:hanging="360"/>
       </w:pPr>
       <w:rPr>
-        <w:rFonts w:hint="default" w:ascii="Wingdings" w:hAnsi="Wingdings"/>
+        <w:rFonts w:ascii="Wingdings" w:hAnsi="Wingdings" w:hint="default"/>
       </w:rPr>
     </w:lvl>
   </w:abstractNum>
@@ -11380,7 +11376,7 @@
         <w:ind w:left="720" w:hanging="360"/>
       </w:pPr>
       <w:rPr>
-        <w:rFonts w:hint="default" w:ascii="Wingdings" w:hAnsi="Wingdings"/>
+        <w:rFonts w:ascii="Wingdings" w:hAnsi="Wingdings" w:hint="default"/>
       </w:rPr>
     </w:lvl>
     <w:lvl w:ilvl="1" w:tplc="BCA8EAA6">
@@ -11392,7 +11388,7 @@
         <w:ind w:left="1440" w:hanging="360"/>
       </w:pPr>
       <w:rPr>
-        <w:rFonts w:hint="default" w:ascii="Wingdings" w:hAnsi="Wingdings"/>
+        <w:rFonts w:ascii="Wingdings" w:hAnsi="Wingdings" w:hint="default"/>
       </w:rPr>
     </w:lvl>
     <w:lvl w:ilvl="2" w:tplc="8A38E644">
@@ -11404,7 +11400,7 @@
         <w:ind w:left="2160" w:hanging="360"/>
       </w:pPr>
       <w:rPr>
-        <w:rFonts w:hint="default" w:ascii="Wingdings" w:hAnsi="Wingdings"/>
+        <w:rFonts w:ascii="Wingdings" w:hAnsi="Wingdings" w:hint="default"/>
       </w:rPr>
     </w:lvl>
     <w:lvl w:ilvl="3" w:tplc="71462506">
@@ -11416,7 +11412,7 @@
         <w:ind w:left="2880" w:hanging="360"/>
       </w:pPr>
       <w:rPr>
-        <w:rFonts w:hint="default" w:ascii="Wingdings" w:hAnsi="Wingdings"/>
+        <w:rFonts w:ascii="Wingdings" w:hAnsi="Wingdings" w:hint="default"/>
       </w:rPr>
     </w:lvl>
     <w:lvl w:ilvl="4" w:tplc="9A4E3F64">
@@ -11428,7 +11424,7 @@
         <w:ind w:left="3600" w:hanging="360"/>
       </w:pPr>
       <w:rPr>
-        <w:rFonts w:hint="default" w:ascii="Wingdings" w:hAnsi="Wingdings"/>
+        <w:rFonts w:ascii="Wingdings" w:hAnsi="Wingdings" w:hint="default"/>
       </w:rPr>
     </w:lvl>
     <w:lvl w:ilvl="5" w:tplc="708AC5DE">
@@ -11440,7 +11436,7 @@
         <w:ind w:left="4320" w:hanging="360"/>
       </w:pPr>
       <w:rPr>
-        <w:rFonts w:hint="default" w:ascii="Wingdings" w:hAnsi="Wingdings"/>
+        <w:rFonts w:ascii="Wingdings" w:hAnsi="Wingdings" w:hint="default"/>
       </w:rPr>
     </w:lvl>
     <w:lvl w:ilvl="6" w:tplc="4A30932E">
@@ -11452,7 +11448,7 @@
         <w:ind w:left="5040" w:hanging="360"/>
       </w:pPr>
       <w:rPr>
-        <w:rFonts w:hint="default" w:ascii="Wingdings" w:hAnsi="Wingdings"/>
+        <w:rFonts w:ascii="Wingdings" w:hAnsi="Wingdings" w:hint="default"/>
       </w:rPr>
     </w:lvl>
     <w:lvl w:ilvl="7" w:tplc="EF402066">
@@ -11464,7 +11460,7 @@
         <w:ind w:left="5760" w:hanging="360"/>
       </w:pPr>
       <w:rPr>
-        <w:rFonts w:hint="default" w:ascii="Wingdings" w:hAnsi="Wingdings"/>
+        <w:rFonts w:ascii="Wingdings" w:hAnsi="Wingdings" w:hint="default"/>
       </w:rPr>
     </w:lvl>
     <w:lvl w:ilvl="8" w:tplc="3B28C3DA">
@@ -11476,7 +11472,7 @@
         <w:ind w:left="6480" w:hanging="360"/>
       </w:pPr>
       <w:rPr>
-        <w:rFonts w:hint="default" w:ascii="Wingdings" w:hAnsi="Wingdings"/>
+        <w:rFonts w:ascii="Wingdings" w:hAnsi="Wingdings" w:hint="default"/>
       </w:rPr>
     </w:lvl>
   </w:abstractNum>
@@ -11493,7 +11489,7 @@
         <w:ind w:left="720" w:hanging="360"/>
       </w:pPr>
       <w:rPr>
-        <w:rFonts w:hint="default" w:ascii="Symbol" w:hAnsi="Symbol"/>
+        <w:rFonts w:ascii="Symbol" w:hAnsi="Symbol" w:hint="default"/>
       </w:rPr>
     </w:lvl>
     <w:lvl w:ilvl="1" w:tplc="EE7E0C50">
@@ -11505,7 +11501,7 @@
         <w:ind w:left="1440" w:hanging="360"/>
       </w:pPr>
       <w:rPr>
-        <w:rFonts w:hint="default" w:ascii="Courier New" w:hAnsi="Courier New"/>
+        <w:rFonts w:ascii="Courier New" w:hAnsi="Courier New" w:hint="default"/>
       </w:rPr>
     </w:lvl>
     <w:lvl w:ilvl="2" w:tplc="B018011E">
@@ -11517,7 +11513,7 @@
         <w:ind w:left="2160" w:hanging="360"/>
       </w:pPr>
       <w:rPr>
-        <w:rFonts w:hint="default" w:ascii="Wingdings" w:hAnsi="Wingdings"/>
+        <w:rFonts w:ascii="Wingdings" w:hAnsi="Wingdings" w:hint="default"/>
       </w:rPr>
     </w:lvl>
     <w:lvl w:ilvl="3" w:tplc="15EE9CA6">
@@ -11529,7 +11525,7 @@
         <w:ind w:left="2880" w:hanging="360"/>
       </w:pPr>
       <w:rPr>
-        <w:rFonts w:hint="default" w:ascii="Symbol" w:hAnsi="Symbol"/>
+        <w:rFonts w:ascii="Symbol" w:hAnsi="Symbol" w:hint="default"/>
       </w:rPr>
     </w:lvl>
     <w:lvl w:ilvl="4" w:tplc="3B741D08">
@@ -11541,7 +11537,7 @@
         <w:ind w:left="3600" w:hanging="360"/>
       </w:pPr>
       <w:rPr>
-        <w:rFonts w:hint="default" w:ascii="Courier New" w:hAnsi="Courier New"/>
+        <w:rFonts w:ascii="Courier New" w:hAnsi="Courier New" w:hint="default"/>
       </w:rPr>
     </w:lvl>
     <w:lvl w:ilvl="5" w:tplc="0DEC8AE4">
@@ -11553,7 +11549,7 @@
         <w:ind w:left="4320" w:hanging="360"/>
       </w:pPr>
       <w:rPr>
-        <w:rFonts w:hint="default" w:ascii="Wingdings" w:hAnsi="Wingdings"/>
+        <w:rFonts w:ascii="Wingdings" w:hAnsi="Wingdings" w:hint="default"/>
       </w:rPr>
     </w:lvl>
     <w:lvl w:ilvl="6" w:tplc="CE88F066">
@@ -11565,7 +11561,7 @@
         <w:ind w:left="5040" w:hanging="360"/>
       </w:pPr>
       <w:rPr>
-        <w:rFonts w:hint="default" w:ascii="Symbol" w:hAnsi="Symbol"/>
+        <w:rFonts w:ascii="Symbol" w:hAnsi="Symbol" w:hint="default"/>
       </w:rPr>
     </w:lvl>
     <w:lvl w:ilvl="7" w:tplc="32787EDC">
@@ -11577,7 +11573,7 @@
         <w:ind w:left="5760" w:hanging="360"/>
       </w:pPr>
       <w:rPr>
-        <w:rFonts w:hint="default" w:ascii="Courier New" w:hAnsi="Courier New"/>
+        <w:rFonts w:ascii="Courier New" w:hAnsi="Courier New" w:hint="default"/>
       </w:rPr>
     </w:lvl>
     <w:lvl w:ilvl="8" w:tplc="1DAA702E">
@@ -11589,7 +11585,7 @@
         <w:ind w:left="6480" w:hanging="360"/>
       </w:pPr>
       <w:rPr>
-        <w:rFonts w:hint="default" w:ascii="Wingdings" w:hAnsi="Wingdings"/>
+        <w:rFonts w:ascii="Wingdings" w:hAnsi="Wingdings" w:hint="default"/>
       </w:rPr>
     </w:lvl>
   </w:abstractNum>
@@ -11692,7 +11688,7 @@
         <w:ind w:left="720" w:hanging="360"/>
       </w:pPr>
       <w:rPr>
-        <w:rFonts w:hint="default" w:ascii="Symbol" w:hAnsi="Symbol"/>
+        <w:rFonts w:ascii="Symbol" w:hAnsi="Symbol" w:hint="default"/>
       </w:rPr>
     </w:lvl>
     <w:lvl w:ilvl="1" w:tplc="4F781DC0">
@@ -11704,7 +11700,7 @@
         <w:ind w:left="1440" w:hanging="360"/>
       </w:pPr>
       <w:rPr>
-        <w:rFonts w:hint="default" w:ascii="Courier New" w:hAnsi="Courier New"/>
+        <w:rFonts w:ascii="Courier New" w:hAnsi="Courier New" w:hint="default"/>
       </w:rPr>
     </w:lvl>
     <w:lvl w:ilvl="2" w:tplc="ABD0DA3A">
@@ -11716,7 +11712,7 @@
         <w:ind w:left="2160" w:hanging="360"/>
       </w:pPr>
       <w:rPr>
-        <w:rFonts w:hint="default" w:ascii="Wingdings" w:hAnsi="Wingdings"/>
+        <w:rFonts w:ascii="Wingdings" w:hAnsi="Wingdings" w:hint="default"/>
       </w:rPr>
     </w:lvl>
     <w:lvl w:ilvl="3" w:tplc="90CC7710">
@@ -11728,7 +11724,7 @@
         <w:ind w:left="2880" w:hanging="360"/>
       </w:pPr>
       <w:rPr>
-        <w:rFonts w:hint="default" w:ascii="Symbol" w:hAnsi="Symbol"/>
+        <w:rFonts w:ascii="Symbol" w:hAnsi="Symbol" w:hint="default"/>
       </w:rPr>
     </w:lvl>
     <w:lvl w:ilvl="4" w:tplc="39CE098A">
@@ -11740,7 +11736,7 @@
         <w:ind w:left="3600" w:hanging="360"/>
       </w:pPr>
       <w:rPr>
-        <w:rFonts w:hint="default" w:ascii="Courier New" w:hAnsi="Courier New"/>
+        <w:rFonts w:ascii="Courier New" w:hAnsi="Courier New" w:hint="default"/>
       </w:rPr>
     </w:lvl>
     <w:lvl w:ilvl="5" w:tplc="6EEA9A80">
@@ -11752,7 +11748,7 @@
         <w:ind w:left="4320" w:hanging="360"/>
       </w:pPr>
       <w:rPr>
-        <w:rFonts w:hint="default" w:ascii="Wingdings" w:hAnsi="Wingdings"/>
+        <w:rFonts w:ascii="Wingdings" w:hAnsi="Wingdings" w:hint="default"/>
       </w:rPr>
     </w:lvl>
     <w:lvl w:ilvl="6" w:tplc="C87E4656">
@@ -11764,7 +11760,7 @@
         <w:ind w:left="5040" w:hanging="360"/>
       </w:pPr>
       <w:rPr>
-        <w:rFonts w:hint="default" w:ascii="Symbol" w:hAnsi="Symbol"/>
+        <w:rFonts w:ascii="Symbol" w:hAnsi="Symbol" w:hint="default"/>
       </w:rPr>
     </w:lvl>
     <w:lvl w:ilvl="7" w:tplc="CCA42E72">
@@ -11776,7 +11772,7 @@
         <w:ind w:left="5760" w:hanging="360"/>
       </w:pPr>
       <w:rPr>
-        <w:rFonts w:hint="default" w:ascii="Courier New" w:hAnsi="Courier New"/>
+        <w:rFonts w:ascii="Courier New" w:hAnsi="Courier New" w:hint="default"/>
       </w:rPr>
     </w:lvl>
     <w:lvl w:ilvl="8" w:tplc="4FF4ADC0">
@@ -11788,7 +11784,7 @@
         <w:ind w:left="6480" w:hanging="360"/>
       </w:pPr>
       <w:rPr>
-        <w:rFonts w:hint="default" w:ascii="Wingdings" w:hAnsi="Wingdings"/>
+        <w:rFonts w:ascii="Wingdings" w:hAnsi="Wingdings" w:hint="default"/>
       </w:rPr>
     </w:lvl>
   </w:abstractNum>
@@ -11891,7 +11887,7 @@
         <w:ind w:left="720" w:hanging="360"/>
       </w:pPr>
       <w:rPr>
-        <w:rFonts w:hint="default" w:ascii="Wingdings" w:hAnsi="Wingdings"/>
+        <w:rFonts w:ascii="Wingdings" w:hAnsi="Wingdings" w:hint="default"/>
       </w:rPr>
     </w:lvl>
     <w:lvl w:ilvl="1" w:tplc="04090003" w:tentative="1">
@@ -11903,7 +11899,7 @@
         <w:ind w:left="1440" w:hanging="360"/>
       </w:pPr>
       <w:rPr>
-        <w:rFonts w:hint="default" w:ascii="Courier New" w:hAnsi="Courier New" w:cs="Courier New"/>
+        <w:rFonts w:ascii="Courier New" w:hAnsi="Courier New" w:cs="Courier New" w:hint="default"/>
       </w:rPr>
     </w:lvl>
     <w:lvl w:ilvl="2" w:tplc="04090005" w:tentative="1">
@@ -11915,7 +11911,7 @@
         <w:ind w:left="2160" w:hanging="360"/>
       </w:pPr>
       <w:rPr>
-        <w:rFonts w:hint="default" w:ascii="Wingdings" w:hAnsi="Wingdings"/>
+        <w:rFonts w:ascii="Wingdings" w:hAnsi="Wingdings" w:hint="default"/>
       </w:rPr>
     </w:lvl>
     <w:lvl w:ilvl="3" w:tplc="04090001" w:tentative="1">
@@ -11927,7 +11923,7 @@
         <w:ind w:left="2880" w:hanging="360"/>
       </w:pPr>
       <w:rPr>
-        <w:rFonts w:hint="default" w:ascii="Symbol" w:hAnsi="Symbol"/>
+        <w:rFonts w:ascii="Symbol" w:hAnsi="Symbol" w:hint="default"/>
       </w:rPr>
     </w:lvl>
     <w:lvl w:ilvl="4" w:tplc="04090003" w:tentative="1">
@@ -11939,7 +11935,7 @@
         <w:ind w:left="3600" w:hanging="360"/>
       </w:pPr>
       <w:rPr>
-        <w:rFonts w:hint="default" w:ascii="Courier New" w:hAnsi="Courier New" w:cs="Courier New"/>
+        <w:rFonts w:ascii="Courier New" w:hAnsi="Courier New" w:cs="Courier New" w:hint="default"/>
       </w:rPr>
     </w:lvl>
     <w:lvl w:ilvl="5" w:tplc="04090005" w:tentative="1">
@@ -11951,7 +11947,7 @@
         <w:ind w:left="4320" w:hanging="360"/>
       </w:pPr>
       <w:rPr>
-        <w:rFonts w:hint="default" w:ascii="Wingdings" w:hAnsi="Wingdings"/>
+        <w:rFonts w:ascii="Wingdings" w:hAnsi="Wingdings" w:hint="default"/>
       </w:rPr>
     </w:lvl>
     <w:lvl w:ilvl="6" w:tplc="04090001" w:tentative="1">
@@ -11963,7 +11959,7 @@
         <w:ind w:left="5040" w:hanging="360"/>
       </w:pPr>
       <w:rPr>
-        <w:rFonts w:hint="default" w:ascii="Symbol" w:hAnsi="Symbol"/>
+        <w:rFonts w:ascii="Symbol" w:hAnsi="Symbol" w:hint="default"/>
       </w:rPr>
     </w:lvl>
     <w:lvl w:ilvl="7" w:tplc="04090003" w:tentative="1">
@@ -11975,7 +11971,7 @@
         <w:ind w:left="5760" w:hanging="360"/>
       </w:pPr>
       <w:rPr>
-        <w:rFonts w:hint="default" w:ascii="Courier New" w:hAnsi="Courier New" w:cs="Courier New"/>
+        <w:rFonts w:ascii="Courier New" w:hAnsi="Courier New" w:cs="Courier New" w:hint="default"/>
       </w:rPr>
     </w:lvl>
     <w:lvl w:ilvl="8" w:tplc="04090005" w:tentative="1">
@@ -11987,7 +11983,7 @@
         <w:ind w:left="6480" w:hanging="360"/>
       </w:pPr>
       <w:rPr>
-        <w:rFonts w:hint="default" w:ascii="Wingdings" w:hAnsi="Wingdings"/>
+        <w:rFonts w:ascii="Wingdings" w:hAnsi="Wingdings" w:hint="default"/>
       </w:rPr>
     </w:lvl>
   </w:abstractNum>
@@ -12004,7 +12000,7 @@
         <w:ind w:left="720" w:hanging="360"/>
       </w:pPr>
       <w:rPr>
-        <w:rFonts w:hint="default" w:ascii="Symbol" w:hAnsi="Symbol"/>
+        <w:rFonts w:ascii="Symbol" w:hAnsi="Symbol" w:hint="default"/>
       </w:rPr>
     </w:lvl>
     <w:lvl w:ilvl="1" w:tplc="4990AA14">
@@ -12016,7 +12012,7 @@
         <w:ind w:left="1440" w:hanging="360"/>
       </w:pPr>
       <w:rPr>
-        <w:rFonts w:hint="default" w:ascii="Courier New" w:hAnsi="Courier New"/>
+        <w:rFonts w:ascii="Courier New" w:hAnsi="Courier New" w:hint="default"/>
       </w:rPr>
     </w:lvl>
     <w:lvl w:ilvl="2" w:tplc="65AE6064">
@@ -12028,7 +12024,7 @@
         <w:ind w:left="2160" w:hanging="360"/>
       </w:pPr>
       <w:rPr>
-        <w:rFonts w:hint="default" w:ascii="Wingdings" w:hAnsi="Wingdings"/>
+        <w:rFonts w:ascii="Wingdings" w:hAnsi="Wingdings" w:hint="default"/>
       </w:rPr>
     </w:lvl>
     <w:lvl w:ilvl="3" w:tplc="4CF0F4C4">
@@ -12040,7 +12036,7 @@
         <w:ind w:left="2880" w:hanging="360"/>
       </w:pPr>
       <w:rPr>
-        <w:rFonts w:hint="default" w:ascii="Symbol" w:hAnsi="Symbol"/>
+        <w:rFonts w:ascii="Symbol" w:hAnsi="Symbol" w:hint="default"/>
       </w:rPr>
     </w:lvl>
     <w:lvl w:ilvl="4" w:tplc="CB82BFB8">
@@ -12052,7 +12048,7 @@
         <w:ind w:left="3600" w:hanging="360"/>
       </w:pPr>
       <w:rPr>
-        <w:rFonts w:hint="default" w:ascii="Courier New" w:hAnsi="Courier New"/>
+        <w:rFonts w:ascii="Courier New" w:hAnsi="Courier New" w:hint="default"/>
       </w:rPr>
     </w:lvl>
     <w:lvl w:ilvl="5" w:tplc="A2EA6404">
@@ -12064,7 +12060,7 @@
         <w:ind w:left="4320" w:hanging="360"/>
       </w:pPr>
       <w:rPr>
-        <w:rFonts w:hint="default" w:ascii="Wingdings" w:hAnsi="Wingdings"/>
+        <w:rFonts w:ascii="Wingdings" w:hAnsi="Wingdings" w:hint="default"/>
       </w:rPr>
     </w:lvl>
     <w:lvl w:ilvl="6" w:tplc="5F165976">
@@ -12076,7 +12072,7 @@
         <w:ind w:left="5040" w:hanging="360"/>
       </w:pPr>
       <w:rPr>
-        <w:rFonts w:hint="default" w:ascii="Symbol" w:hAnsi="Symbol"/>
+        <w:rFonts w:ascii="Symbol" w:hAnsi="Symbol" w:hint="default"/>
       </w:rPr>
     </w:lvl>
     <w:lvl w:ilvl="7" w:tplc="60C25F92">
@@ -12088,7 +12084,7 @@
         <w:ind w:left="5760" w:hanging="360"/>
       </w:pPr>
       <w:rPr>
-        <w:rFonts w:hint="default" w:ascii="Courier New" w:hAnsi="Courier New"/>
+        <w:rFonts w:ascii="Courier New" w:hAnsi="Courier New" w:hint="default"/>
       </w:rPr>
     </w:lvl>
     <w:lvl w:ilvl="8" w:tplc="BB6E0752">
@@ -12100,7 +12096,7 @@
         <w:ind w:left="6480" w:hanging="360"/>
       </w:pPr>
       <w:rPr>
-        <w:rFonts w:hint="default" w:ascii="Wingdings" w:hAnsi="Wingdings"/>
+        <w:rFonts w:ascii="Wingdings" w:hAnsi="Wingdings" w:hint="default"/>
       </w:rPr>
     </w:lvl>
   </w:abstractNum>
@@ -12117,7 +12113,7 @@
         <w:ind w:left="720" w:hanging="360"/>
       </w:pPr>
       <w:rPr>
-        <w:rFonts w:hint="default" w:ascii="Symbol" w:hAnsi="Symbol"/>
+        <w:rFonts w:ascii="Symbol" w:hAnsi="Symbol" w:hint="default"/>
         <w:color w:val="auto"/>
       </w:rPr>
     </w:lvl>
@@ -12293,7 +12289,7 @@
         <w:ind w:left="720" w:hanging="360"/>
       </w:pPr>
       <w:rPr>
-        <w:rFonts w:hint="default" w:ascii="Aptos" w:hAnsi="Aptos"/>
+        <w:rFonts w:ascii="Aptos" w:hAnsi="Aptos" w:hint="default"/>
       </w:rPr>
     </w:lvl>
     <w:lvl w:ilvl="1" w:tplc="D44CE198">
@@ -12305,7 +12301,7 @@
         <w:ind w:left="1440" w:hanging="360"/>
       </w:pPr>
       <w:rPr>
-        <w:rFonts w:hint="default" w:ascii="Courier New" w:hAnsi="Courier New"/>
+        <w:rFonts w:ascii="Courier New" w:hAnsi="Courier New" w:hint="default"/>
       </w:rPr>
     </w:lvl>
     <w:lvl w:ilvl="2" w:tplc="07BCF300">
@@ -12317,7 +12313,7 @@
         <w:ind w:left="2160" w:hanging="360"/>
       </w:pPr>
       <w:rPr>
-        <w:rFonts w:hint="default" w:ascii="Wingdings" w:hAnsi="Wingdings"/>
+        <w:rFonts w:ascii="Wingdings" w:hAnsi="Wingdings" w:hint="default"/>
       </w:rPr>
     </w:lvl>
     <w:lvl w:ilvl="3" w:tplc="D17292CA">
@@ -12329,7 +12325,7 @@
         <w:ind w:left="2880" w:hanging="360"/>
       </w:pPr>
       <w:rPr>
-        <w:rFonts w:hint="default" w:ascii="Symbol" w:hAnsi="Symbol"/>
+        <w:rFonts w:ascii="Symbol" w:hAnsi="Symbol" w:hint="default"/>
       </w:rPr>
     </w:lvl>
     <w:lvl w:ilvl="4" w:tplc="EDF09D86">
@@ -12341,7 +12337,7 @@
         <w:ind w:left="3600" w:hanging="360"/>
       </w:pPr>
       <w:rPr>
-        <w:rFonts w:hint="default" w:ascii="Courier New" w:hAnsi="Courier New"/>
+        <w:rFonts w:ascii="Courier New" w:hAnsi="Courier New" w:hint="default"/>
       </w:rPr>
     </w:lvl>
     <w:lvl w:ilvl="5" w:tplc="C46608C6">
@@ -12353,7 +12349,7 @@
         <w:ind w:left="4320" w:hanging="360"/>
       </w:pPr>
       <w:rPr>
-        <w:rFonts w:hint="default" w:ascii="Wingdings" w:hAnsi="Wingdings"/>
+        <w:rFonts w:ascii="Wingdings" w:hAnsi="Wingdings" w:hint="default"/>
       </w:rPr>
     </w:lvl>
     <w:lvl w:ilvl="6" w:tplc="EDA68F98">
@@ -12365,7 +12361,7 @@
         <w:ind w:left="5040" w:hanging="360"/>
       </w:pPr>
       <w:rPr>
-        <w:rFonts w:hint="default" w:ascii="Symbol" w:hAnsi="Symbol"/>
+        <w:rFonts w:ascii="Symbol" w:hAnsi="Symbol" w:hint="default"/>
       </w:rPr>
     </w:lvl>
     <w:lvl w:ilvl="7" w:tplc="5AAC0620">
@@ -12377,7 +12373,7 @@
         <w:ind w:left="5760" w:hanging="360"/>
       </w:pPr>
       <w:rPr>
-        <w:rFonts w:hint="default" w:ascii="Courier New" w:hAnsi="Courier New"/>
+        <w:rFonts w:ascii="Courier New" w:hAnsi="Courier New" w:hint="default"/>
       </w:rPr>
     </w:lvl>
     <w:lvl w:ilvl="8" w:tplc="3CB8C830">
@@ -12389,7 +12385,7 @@
         <w:ind w:left="6480" w:hanging="360"/>
       </w:pPr>
       <w:rPr>
-        <w:rFonts w:hint="default" w:ascii="Wingdings" w:hAnsi="Wingdings"/>
+        <w:rFonts w:ascii="Wingdings" w:hAnsi="Wingdings" w:hint="default"/>
       </w:rPr>
     </w:lvl>
   </w:abstractNum>
@@ -12492,7 +12488,7 @@
         <w:ind w:left="720" w:hanging="360"/>
       </w:pPr>
       <w:rPr>
-        <w:rFonts w:hint="default" w:ascii="Aptos" w:hAnsi="Aptos"/>
+        <w:rFonts w:ascii="Aptos" w:hAnsi="Aptos" w:hint="default"/>
       </w:rPr>
     </w:lvl>
     <w:lvl w:ilvl="1" w:tplc="B3320716">
@@ -12504,7 +12500,7 @@
         <w:ind w:left="1440" w:hanging="360"/>
       </w:pPr>
       <w:rPr>
-        <w:rFonts w:hint="default" w:ascii="Courier New" w:hAnsi="Courier New"/>
+        <w:rFonts w:ascii="Courier New" w:hAnsi="Courier New" w:hint="default"/>
       </w:rPr>
     </w:lvl>
     <w:lvl w:ilvl="2" w:tplc="31CA823C">
@@ -12516,7 +12512,7 @@
         <w:ind w:left="2160" w:hanging="360"/>
       </w:pPr>
       <w:rPr>
-        <w:rFonts w:hint="default" w:ascii="Wingdings" w:hAnsi="Wingdings"/>
+        <w:rFonts w:ascii="Wingdings" w:hAnsi="Wingdings" w:hint="default"/>
       </w:rPr>
     </w:lvl>
     <w:lvl w:ilvl="3" w:tplc="A2BA588A">
@@ -12528,7 +12524,7 @@
         <w:ind w:left="2880" w:hanging="360"/>
       </w:pPr>
       <w:rPr>
-        <w:rFonts w:hint="default" w:ascii="Symbol" w:hAnsi="Symbol"/>
+        <w:rFonts w:ascii="Symbol" w:hAnsi="Symbol" w:hint="default"/>
       </w:rPr>
     </w:lvl>
     <w:lvl w:ilvl="4" w:tplc="382C605A">
@@ -12540,7 +12536,7 @@
         <w:ind w:left="3600" w:hanging="360"/>
       </w:pPr>
       <w:rPr>
-        <w:rFonts w:hint="default" w:ascii="Courier New" w:hAnsi="Courier New"/>
+        <w:rFonts w:ascii="Courier New" w:hAnsi="Courier New" w:hint="default"/>
       </w:rPr>
     </w:lvl>
     <w:lvl w:ilvl="5" w:tplc="C5C0D910">
@@ -12552,7 +12548,7 @@
         <w:ind w:left="4320" w:hanging="360"/>
       </w:pPr>
       <w:rPr>
-        <w:rFonts w:hint="default" w:ascii="Wingdings" w:hAnsi="Wingdings"/>
+        <w:rFonts w:ascii="Wingdings" w:hAnsi="Wingdings" w:hint="default"/>
       </w:rPr>
     </w:lvl>
     <w:lvl w:ilvl="6" w:tplc="EA44DF9A">
@@ -12564,7 +12560,7 @@
         <w:ind w:left="5040" w:hanging="360"/>
       </w:pPr>
       <w:rPr>
-        <w:rFonts w:hint="default" w:ascii="Symbol" w:hAnsi="Symbol"/>
+        <w:rFonts w:ascii="Symbol" w:hAnsi="Symbol" w:hint="default"/>
       </w:rPr>
     </w:lvl>
     <w:lvl w:ilvl="7" w:tplc="BAC23398">
@@ -12576,7 +12572,7 @@
         <w:ind w:left="5760" w:hanging="360"/>
       </w:pPr>
       <w:rPr>
-        <w:rFonts w:hint="default" w:ascii="Courier New" w:hAnsi="Courier New"/>
+        <w:rFonts w:ascii="Courier New" w:hAnsi="Courier New" w:hint="default"/>
       </w:rPr>
     </w:lvl>
     <w:lvl w:ilvl="8" w:tplc="A77CDC42">
@@ -12588,7 +12584,7 @@
         <w:ind w:left="6480" w:hanging="360"/>
       </w:pPr>
       <w:rPr>
-        <w:rFonts w:hint="default" w:ascii="Wingdings" w:hAnsi="Wingdings"/>
+        <w:rFonts w:ascii="Wingdings" w:hAnsi="Wingdings" w:hint="default"/>
       </w:rPr>
     </w:lvl>
   </w:abstractNum>
@@ -12605,7 +12601,7 @@
         <w:ind w:left="360" w:hanging="360"/>
       </w:pPr>
       <w:rPr>
-        <w:rFonts w:hint="default" w:ascii="Wingdings" w:hAnsi="Wingdings"/>
+        <w:rFonts w:ascii="Wingdings" w:hAnsi="Wingdings" w:hint="default"/>
       </w:rPr>
     </w:lvl>
     <w:lvl w:ilvl="1" w:tplc="04090003" w:tentative="1">
@@ -12617,7 +12613,7 @@
         <w:ind w:left="1080" w:hanging="360"/>
       </w:pPr>
       <w:rPr>
-        <w:rFonts w:hint="default" w:ascii="Courier New" w:hAnsi="Courier New" w:cs="Courier New"/>
+        <w:rFonts w:ascii="Courier New" w:hAnsi="Courier New" w:cs="Courier New" w:hint="default"/>
       </w:rPr>
     </w:lvl>
     <w:lvl w:ilvl="2" w:tplc="04090005" w:tentative="1">
@@ -12629,7 +12625,7 @@
         <w:ind w:left="1800" w:hanging="360"/>
       </w:pPr>
       <w:rPr>
-        <w:rFonts w:hint="default" w:ascii="Wingdings" w:hAnsi="Wingdings"/>
+        <w:rFonts w:ascii="Wingdings" w:hAnsi="Wingdings" w:hint="default"/>
       </w:rPr>
     </w:lvl>
     <w:lvl w:ilvl="3" w:tplc="04090001" w:tentative="1">
@@ -12641,7 +12637,7 @@
         <w:ind w:left="2520" w:hanging="360"/>
       </w:pPr>
       <w:rPr>
-        <w:rFonts w:hint="default" w:ascii="Symbol" w:hAnsi="Symbol"/>
+        <w:rFonts w:ascii="Symbol" w:hAnsi="Symbol" w:hint="default"/>
       </w:rPr>
     </w:lvl>
     <w:lvl w:ilvl="4" w:tplc="04090003" w:tentative="1">
@@ -12653,7 +12649,7 @@
         <w:ind w:left="3240" w:hanging="360"/>
       </w:pPr>
       <w:rPr>
-        <w:rFonts w:hint="default" w:ascii="Courier New" w:hAnsi="Courier New" w:cs="Courier New"/>
+        <w:rFonts w:ascii="Courier New" w:hAnsi="Courier New" w:cs="Courier New" w:hint="default"/>
       </w:rPr>
     </w:lvl>
     <w:lvl w:ilvl="5" w:tplc="04090005" w:tentative="1">
@@ -12665,7 +12661,7 @@
         <w:ind w:left="3960" w:hanging="360"/>
       </w:pPr>
       <w:rPr>
-        <w:rFonts w:hint="default" w:ascii="Wingdings" w:hAnsi="Wingdings"/>
+        <w:rFonts w:ascii="Wingdings" w:hAnsi="Wingdings" w:hint="default"/>
       </w:rPr>
     </w:lvl>
     <w:lvl w:ilvl="6" w:tplc="04090001" w:tentative="1">
@@ -12677,7 +12673,7 @@
         <w:ind w:left="4680" w:hanging="360"/>
       </w:pPr>
       <w:rPr>
-        <w:rFonts w:hint="default" w:ascii="Symbol" w:hAnsi="Symbol"/>
+        <w:rFonts w:ascii="Symbol" w:hAnsi="Symbol" w:hint="default"/>
       </w:rPr>
     </w:lvl>
     <w:lvl w:ilvl="7" w:tplc="04090003" w:tentative="1">
@@ -12689,7 +12685,7 @@
         <w:ind w:left="5400" w:hanging="360"/>
       </w:pPr>
       <w:rPr>
-        <w:rFonts w:hint="default" w:ascii="Courier New" w:hAnsi="Courier New" w:cs="Courier New"/>
+        <w:rFonts w:ascii="Courier New" w:hAnsi="Courier New" w:cs="Courier New" w:hint="default"/>
       </w:rPr>
     </w:lvl>
     <w:lvl w:ilvl="8" w:tplc="04090005" w:tentative="1">
@@ -12701,7 +12697,7 @@
         <w:ind w:left="6120" w:hanging="360"/>
       </w:pPr>
       <w:rPr>
-        <w:rFonts w:hint="default" w:ascii="Wingdings" w:hAnsi="Wingdings"/>
+        <w:rFonts w:ascii="Wingdings" w:hAnsi="Wingdings" w:hint="default"/>
       </w:rPr>
     </w:lvl>
   </w:abstractNum>
@@ -12718,7 +12714,7 @@
         <w:ind w:left="1440" w:hanging="360"/>
       </w:pPr>
       <w:rPr>
-        <w:rFonts w:hint="default" w:ascii="Symbol" w:hAnsi="Symbol"/>
+        <w:rFonts w:ascii="Symbol" w:hAnsi="Symbol" w:hint="default"/>
       </w:rPr>
     </w:lvl>
     <w:lvl w:ilvl="1" w:tplc="B9707602">
@@ -12730,7 +12726,7 @@
         <w:ind w:left="2160" w:hanging="360"/>
       </w:pPr>
       <w:rPr>
-        <w:rFonts w:hint="default" w:ascii="Courier New" w:hAnsi="Courier New"/>
+        <w:rFonts w:ascii="Courier New" w:hAnsi="Courier New" w:hint="default"/>
       </w:rPr>
     </w:lvl>
     <w:lvl w:ilvl="2" w:tplc="8E92E0BA">
@@ -12742,7 +12738,7 @@
         <w:ind w:left="2880" w:hanging="360"/>
       </w:pPr>
       <w:rPr>
-        <w:rFonts w:hint="default" w:ascii="Wingdings" w:hAnsi="Wingdings"/>
+        <w:rFonts w:ascii="Wingdings" w:hAnsi="Wingdings" w:hint="default"/>
       </w:rPr>
     </w:lvl>
     <w:lvl w:ilvl="3" w:tplc="E8B88FBA">
@@ -12754,7 +12750,7 @@
         <w:ind w:left="3600" w:hanging="360"/>
       </w:pPr>
       <w:rPr>
-        <w:rFonts w:hint="default" w:ascii="Symbol" w:hAnsi="Symbol"/>
+        <w:rFonts w:ascii="Symbol" w:hAnsi="Symbol" w:hint="default"/>
       </w:rPr>
     </w:lvl>
     <w:lvl w:ilvl="4" w:tplc="68E0DBF4">
@@ -12766,7 +12762,7 @@
         <w:ind w:left="4320" w:hanging="360"/>
       </w:pPr>
       <w:rPr>
-        <w:rFonts w:hint="default" w:ascii="Courier New" w:hAnsi="Courier New"/>
+        <w:rFonts w:ascii="Courier New" w:hAnsi="Courier New" w:hint="default"/>
       </w:rPr>
     </w:lvl>
     <w:lvl w:ilvl="5" w:tplc="C7BE65EC">
@@ -12778,7 +12774,7 @@
         <w:ind w:left="5040" w:hanging="360"/>
       </w:pPr>
       <w:rPr>
-        <w:rFonts w:hint="default" w:ascii="Wingdings" w:hAnsi="Wingdings"/>
+        <w:rFonts w:ascii="Wingdings" w:hAnsi="Wingdings" w:hint="default"/>
       </w:rPr>
     </w:lvl>
     <w:lvl w:ilvl="6" w:tplc="7BA60656">
@@ -12790,7 +12786,7 @@
         <w:ind w:left="5760" w:hanging="360"/>
       </w:pPr>
       <w:rPr>
-        <w:rFonts w:hint="default" w:ascii="Symbol" w:hAnsi="Symbol"/>
+        <w:rFonts w:ascii="Symbol" w:hAnsi="Symbol" w:hint="default"/>
       </w:rPr>
     </w:lvl>
     <w:lvl w:ilvl="7" w:tplc="8FC4C0CE">
@@ -12802,7 +12798,7 @@
         <w:ind w:left="6480" w:hanging="360"/>
       </w:pPr>
       <w:rPr>
-        <w:rFonts w:hint="default" w:ascii="Courier New" w:hAnsi="Courier New"/>
+        <w:rFonts w:ascii="Courier New" w:hAnsi="Courier New" w:hint="default"/>
       </w:rPr>
     </w:lvl>
     <w:lvl w:ilvl="8" w:tplc="4742307A">
@@ -12814,7 +12810,7 @@
         <w:ind w:left="7200" w:hanging="360"/>
       </w:pPr>
       <w:rPr>
-        <w:rFonts w:hint="default" w:ascii="Wingdings" w:hAnsi="Wingdings"/>
+        <w:rFonts w:ascii="Wingdings" w:hAnsi="Wingdings" w:hint="default"/>
       </w:rPr>
     </w:lvl>
   </w:abstractNum>
@@ -12831,7 +12827,7 @@
         <w:ind w:left="720" w:hanging="360"/>
       </w:pPr>
       <w:rPr>
-        <w:rFonts w:hint="default" w:ascii="Symbol" w:hAnsi="Symbol"/>
+        <w:rFonts w:ascii="Symbol" w:hAnsi="Symbol" w:hint="default"/>
       </w:rPr>
     </w:lvl>
     <w:lvl w:ilvl="1" w:tplc="74BE0216">
@@ -12843,7 +12839,7 @@
         <w:ind w:left="1440" w:hanging="360"/>
       </w:pPr>
       <w:rPr>
-        <w:rFonts w:hint="default" w:ascii="Courier New" w:hAnsi="Courier New"/>
+        <w:rFonts w:ascii="Courier New" w:hAnsi="Courier New" w:hint="default"/>
       </w:rPr>
     </w:lvl>
     <w:lvl w:ilvl="2" w:tplc="5B7CFC92">
@@ -12855,7 +12851,7 @@
         <w:ind w:left="2160" w:hanging="360"/>
       </w:pPr>
       <w:rPr>
-        <w:rFonts w:hint="default" w:ascii="Wingdings" w:hAnsi="Wingdings"/>
+        <w:rFonts w:ascii="Wingdings" w:hAnsi="Wingdings" w:hint="default"/>
       </w:rPr>
     </w:lvl>
     <w:lvl w:ilvl="3" w:tplc="35FECA06">
@@ -12867,7 +12863,7 @@
         <w:ind w:left="2880" w:hanging="360"/>
       </w:pPr>
       <w:rPr>
-        <w:rFonts w:hint="default" w:ascii="Symbol" w:hAnsi="Symbol"/>
+        <w:rFonts w:ascii="Symbol" w:hAnsi="Symbol" w:hint="default"/>
       </w:rPr>
     </w:lvl>
     <w:lvl w:ilvl="4" w:tplc="05DAE018">
@@ -12879,7 +12875,7 @@
         <w:ind w:left="3600" w:hanging="360"/>
       </w:pPr>
       <w:rPr>
-        <w:rFonts w:hint="default" w:ascii="Courier New" w:hAnsi="Courier New"/>
+        <w:rFonts w:ascii="Courier New" w:hAnsi="Courier New" w:hint="default"/>
       </w:rPr>
     </w:lvl>
     <w:lvl w:ilvl="5" w:tplc="A2B813CC">
@@ -12891,7 +12887,7 @@
         <w:ind w:left="4320" w:hanging="360"/>
       </w:pPr>
       <w:rPr>
-        <w:rFonts w:hint="default" w:ascii="Wingdings" w:hAnsi="Wingdings"/>
+        <w:rFonts w:ascii="Wingdings" w:hAnsi="Wingdings" w:hint="default"/>
       </w:rPr>
     </w:lvl>
     <w:lvl w:ilvl="6" w:tplc="F41C972A">
@@ -12903,7 +12899,7 @@
         <w:ind w:left="5040" w:hanging="360"/>
       </w:pPr>
       <w:rPr>
-        <w:rFonts w:hint="default" w:ascii="Symbol" w:hAnsi="Symbol"/>
+        <w:rFonts w:ascii="Symbol" w:hAnsi="Symbol" w:hint="default"/>
       </w:rPr>
     </w:lvl>
     <w:lvl w:ilvl="7" w:tplc="C0E80F46">
@@ -12915,7 +12911,7 @@
         <w:ind w:left="5760" w:hanging="360"/>
       </w:pPr>
       <w:rPr>
-        <w:rFonts w:hint="default" w:ascii="Courier New" w:hAnsi="Courier New"/>
+        <w:rFonts w:ascii="Courier New" w:hAnsi="Courier New" w:hint="default"/>
       </w:rPr>
     </w:lvl>
     <w:lvl w:ilvl="8" w:tplc="318ACA2C">
@@ -12927,7 +12923,7 @@
         <w:ind w:left="6480" w:hanging="360"/>
       </w:pPr>
       <w:rPr>
-        <w:rFonts w:hint="default" w:ascii="Wingdings" w:hAnsi="Wingdings"/>
+        <w:rFonts w:ascii="Wingdings" w:hAnsi="Wingdings" w:hint="default"/>
       </w:rPr>
     </w:lvl>
   </w:abstractNum>
@@ -12945,7 +12941,7 @@
         <w:ind w:left="90" w:hanging="360"/>
       </w:pPr>
       <w:rPr>
-        <w:rFonts w:hint="default" w:ascii="Times New Roman" w:hAnsi="Times New Roman"/>
+        <w:rFonts w:ascii="Times New Roman" w:hAnsi="Times New Roman" w:hint="default"/>
         <w:sz w:val="24"/>
       </w:rPr>
     </w:lvl>
@@ -12958,7 +12954,7 @@
         <w:ind w:left="810" w:hanging="360"/>
       </w:pPr>
       <w:rPr>
-        <w:rFonts w:hint="default" w:ascii="Symbol" w:hAnsi="Symbol"/>
+        <w:rFonts w:ascii="Symbol" w:hAnsi="Symbol" w:hint="default"/>
       </w:rPr>
     </w:lvl>
     <w:lvl w:ilvl="2">
@@ -12970,7 +12966,7 @@
         <w:ind w:left="1530" w:hanging="360"/>
       </w:pPr>
       <w:rPr>
-        <w:rFonts w:hint="default" w:ascii="Courier New" w:hAnsi="Courier New"/>
+        <w:rFonts w:ascii="Courier New" w:hAnsi="Courier New" w:hint="default"/>
         <w:sz w:val="22"/>
       </w:rPr>
     </w:lvl>
@@ -12983,7 +12979,7 @@
         <w:ind w:left="2250" w:hanging="360"/>
       </w:pPr>
       <w:rPr>
-        <w:rFonts w:hint="default" w:ascii="Wingdings" w:hAnsi="Wingdings"/>
+        <w:rFonts w:ascii="Wingdings" w:hAnsi="Wingdings" w:hint="default"/>
       </w:rPr>
     </w:lvl>
     <w:lvl w:ilvl="4">
@@ -12995,7 +12991,7 @@
         <w:ind w:left="2970" w:hanging="360"/>
       </w:pPr>
       <w:rPr>
-        <w:rFonts w:hint="default" w:ascii="Courier New" w:hAnsi="Courier New" w:cs="Courier New"/>
+        <w:rFonts w:ascii="Courier New" w:hAnsi="Courier New" w:cs="Courier New" w:hint="default"/>
       </w:rPr>
     </w:lvl>
     <w:lvl w:ilvl="5">
@@ -13007,7 +13003,7 @@
         <w:ind w:left="3690" w:hanging="360"/>
       </w:pPr>
       <w:rPr>
-        <w:rFonts w:hint="default" w:ascii="Wingdings" w:hAnsi="Wingdings"/>
+        <w:rFonts w:ascii="Wingdings" w:hAnsi="Wingdings" w:hint="default"/>
       </w:rPr>
     </w:lvl>
     <w:lvl w:ilvl="6">
@@ -13019,7 +13015,7 @@
         <w:ind w:left="4410" w:hanging="360"/>
       </w:pPr>
       <w:rPr>
-        <w:rFonts w:hint="default" w:ascii="Symbol" w:hAnsi="Symbol"/>
+        <w:rFonts w:ascii="Symbol" w:hAnsi="Symbol" w:hint="default"/>
       </w:rPr>
     </w:lvl>
     <w:lvl w:ilvl="7">
@@ -13031,7 +13027,7 @@
         <w:ind w:left="5130" w:hanging="360"/>
       </w:pPr>
       <w:rPr>
-        <w:rFonts w:hint="default" w:ascii="Courier New" w:hAnsi="Courier New" w:cs="Courier New"/>
+        <w:rFonts w:ascii="Courier New" w:hAnsi="Courier New" w:cs="Courier New" w:hint="default"/>
       </w:rPr>
     </w:lvl>
     <w:lvl w:ilvl="8">
@@ -13043,7 +13039,7 @@
         <w:ind w:left="5850" w:hanging="360"/>
       </w:pPr>
       <w:rPr>
-        <w:rFonts w:hint="default" w:ascii="Wingdings" w:hAnsi="Wingdings"/>
+        <w:rFonts w:ascii="Wingdings" w:hAnsi="Wingdings" w:hint="default"/>
       </w:rPr>
     </w:lvl>
   </w:abstractNum>
@@ -13073,7 +13069,7 @@
         <w:ind w:left="450" w:hanging="360"/>
       </w:pPr>
       <w:rPr>
-        <w:rFonts w:hint="default" w:ascii="Symbol" w:hAnsi="Symbol"/>
+        <w:rFonts w:ascii="Symbol" w:hAnsi="Symbol" w:hint="default"/>
         <w:color w:val="000000" w:themeColor="text1"/>
       </w:rPr>
     </w:lvl>
@@ -13086,7 +13082,7 @@
         <w:ind w:left="1170" w:hanging="180"/>
       </w:pPr>
       <w:rPr>
-        <w:rFonts w:hint="default" w:ascii="Courier" w:hAnsi="Courier"/>
+        <w:rFonts w:ascii="Courier" w:hAnsi="Courier" w:hint="default"/>
         <w:color w:val="auto"/>
       </w:rPr>
     </w:lvl>
@@ -13176,7 +13172,7 @@
         <w:ind w:left="360" w:hanging="360"/>
       </w:pPr>
       <w:rPr>
-        <w:rFonts w:hint="default" w:ascii="Wingdings" w:hAnsi="Wingdings"/>
+        <w:rFonts w:ascii="Wingdings" w:hAnsi="Wingdings" w:hint="default"/>
       </w:rPr>
     </w:lvl>
     <w:lvl w:ilvl="1" w:tplc="04090003" w:tentative="1">
@@ -13188,7 +13184,7 @@
         <w:ind w:left="1080" w:hanging="360"/>
       </w:pPr>
       <w:rPr>
-        <w:rFonts w:hint="default" w:ascii="Courier New" w:hAnsi="Courier New" w:cs="Courier New"/>
+        <w:rFonts w:ascii="Courier New" w:hAnsi="Courier New" w:cs="Courier New" w:hint="default"/>
       </w:rPr>
     </w:lvl>
     <w:lvl w:ilvl="2" w:tplc="04090005" w:tentative="1">
@@ -13200,7 +13196,7 @@
         <w:ind w:left="1800" w:hanging="360"/>
       </w:pPr>
       <w:rPr>
-        <w:rFonts w:hint="default" w:ascii="Wingdings" w:hAnsi="Wingdings"/>
+        <w:rFonts w:ascii="Wingdings" w:hAnsi="Wingdings" w:hint="default"/>
       </w:rPr>
     </w:lvl>
     <w:lvl w:ilvl="3" w:tplc="04090001" w:tentative="1">
@@ -13212,7 +13208,7 @@
         <w:ind w:left="2520" w:hanging="360"/>
       </w:pPr>
       <w:rPr>
-        <w:rFonts w:hint="default" w:ascii="Symbol" w:hAnsi="Symbol"/>
+        <w:rFonts w:ascii="Symbol" w:hAnsi="Symbol" w:hint="default"/>
       </w:rPr>
     </w:lvl>
     <w:lvl w:ilvl="4" w:tplc="04090003" w:tentative="1">
@@ -13224,7 +13220,7 @@
         <w:ind w:left="3240" w:hanging="360"/>
       </w:pPr>
       <w:rPr>
-        <w:rFonts w:hint="default" w:ascii="Courier New" w:hAnsi="Courier New" w:cs="Courier New"/>
+        <w:rFonts w:ascii="Courier New" w:hAnsi="Courier New" w:cs="Courier New" w:hint="default"/>
       </w:rPr>
     </w:lvl>
     <w:lvl w:ilvl="5" w:tplc="04090005" w:tentative="1">
@@ -13236,7 +13232,7 @@
         <w:ind w:left="3960" w:hanging="360"/>
       </w:pPr>
       <w:rPr>
-        <w:rFonts w:hint="default" w:ascii="Wingdings" w:hAnsi="Wingdings"/>
+        <w:rFonts w:ascii="Wingdings" w:hAnsi="Wingdings" w:hint="default"/>
       </w:rPr>
     </w:lvl>
     <w:lvl w:ilvl="6" w:tplc="04090001" w:tentative="1">
@@ -13248,7 +13244,7 @@
         <w:ind w:left="4680" w:hanging="360"/>
       </w:pPr>
       <w:rPr>
-        <w:rFonts w:hint="default" w:ascii="Symbol" w:hAnsi="Symbol"/>
+        <w:rFonts w:ascii="Symbol" w:hAnsi="Symbol" w:hint="default"/>
       </w:rPr>
     </w:lvl>
     <w:lvl w:ilvl="7" w:tplc="04090003" w:tentative="1">
@@ -13260,7 +13256,7 @@
         <w:ind w:left="5400" w:hanging="360"/>
       </w:pPr>
       <w:rPr>
-        <w:rFonts w:hint="default" w:ascii="Courier New" w:hAnsi="Courier New" w:cs="Courier New"/>
+        <w:rFonts w:ascii="Courier New" w:hAnsi="Courier New" w:cs="Courier New" w:hint="default"/>
       </w:rPr>
     </w:lvl>
     <w:lvl w:ilvl="8" w:tplc="04090005" w:tentative="1">
@@ -13272,7 +13268,7 @@
         <w:ind w:left="6120" w:hanging="360"/>
       </w:pPr>
       <w:rPr>
-        <w:rFonts w:hint="default" w:ascii="Wingdings" w:hAnsi="Wingdings"/>
+        <w:rFonts w:ascii="Wingdings" w:hAnsi="Wingdings" w:hint="default"/>
       </w:rPr>
     </w:lvl>
   </w:abstractNum>
@@ -13371,7 +13367,7 @@
   <w:docDefaults>
     <w:rPrDefault>
       <w:rPr>
-        <w:rFonts w:asciiTheme="minorHAnsi" w:hAnsiTheme="minorHAnsi" w:eastAsiaTheme="minorHAnsi" w:cstheme="minorBidi"/>
+        <w:rFonts w:asciiTheme="minorHAnsi" w:eastAsiaTheme="minorHAnsi" w:hAnsiTheme="minorHAnsi" w:cstheme="minorBidi"/>
         <w:kern w:val="2"/>
         <w:sz w:val="24"/>
         <w:szCs w:val="24"/>
@@ -13384,14 +13380,14 @@
   <w:latentStyles w:defLockedState="0" w:defUIPriority="99" w:defSemiHidden="0" w:defUnhideWhenUsed="0" w:defQFormat="0" w:count="376">
     <w:lsdException w:name="Normal" w:uiPriority="0" w:qFormat="1"/>
     <w:lsdException w:name="heading 1" w:uiPriority="9" w:qFormat="1"/>
-    <w:lsdException w:name="heading 2" w:uiPriority="9" w:semiHidden="1" w:unhideWhenUsed="1" w:qFormat="1"/>
-    <w:lsdException w:name="heading 3" w:uiPriority="9" w:semiHidden="1" w:unhideWhenUsed="1" w:qFormat="1"/>
-    <w:lsdException w:name="heading 4" w:uiPriority="9" w:semiHidden="1" w:unhideWhenUsed="1" w:qFormat="1"/>
-    <w:lsdException w:name="heading 5" w:uiPriority="9" w:semiHidden="1" w:unhideWhenUsed="1" w:qFormat="1"/>
-    <w:lsdException w:name="heading 6" w:uiPriority="9" w:semiHidden="1" w:unhideWhenUsed="1" w:qFormat="1"/>
-    <w:lsdException w:name="heading 7" w:uiPriority="9" w:semiHidden="1" w:unhideWhenUsed="1" w:qFormat="1"/>
-    <w:lsdException w:name="heading 8" w:uiPriority="9" w:semiHidden="1" w:unhideWhenUsed="1" w:qFormat="1"/>
-    <w:lsdException w:name="heading 9" w:uiPriority="9" w:semiHidden="1" w:unhideWhenUsed="1" w:qFormat="1"/>
+    <w:lsdException w:name="heading 2" w:semiHidden="1" w:uiPriority="9" w:unhideWhenUsed="1" w:qFormat="1"/>
+    <w:lsdException w:name="heading 3" w:semiHidden="1" w:uiPriority="9" w:unhideWhenUsed="1" w:qFormat="1"/>
+    <w:lsdException w:name="heading 4" w:semiHidden="1" w:uiPriority="9" w:unhideWhenUsed="1" w:qFormat="1"/>
+    <w:lsdException w:name="heading 5" w:semiHidden="1" w:uiPriority="9" w:unhideWhenUsed="1" w:qFormat="1"/>
+    <w:lsdException w:name="heading 6" w:semiHidden="1" w:uiPriority="9" w:unhideWhenUsed="1" w:qFormat="1"/>
+    <w:lsdException w:name="heading 7" w:semiHidden="1" w:uiPriority="9" w:unhideWhenUsed="1" w:qFormat="1"/>
+    <w:lsdException w:name="heading 8" w:semiHidden="1" w:uiPriority="9" w:unhideWhenUsed="1" w:qFormat="1"/>
+    <w:lsdException w:name="heading 9" w:semiHidden="1" w:uiPriority="9" w:unhideWhenUsed="1" w:qFormat="1"/>
     <w:lsdException w:name="index 1" w:semiHidden="1" w:unhideWhenUsed="1"/>
     <w:lsdException w:name="index 2" w:semiHidden="1" w:unhideWhenUsed="1"/>
     <w:lsdException w:name="index 3" w:semiHidden="1" w:unhideWhenUsed="1"/>
@@ -13401,22 +13397,22 @@
     <w:lsdException w:name="index 7" w:semiHidden="1" w:unhideWhenUsed="1"/>
     <w:lsdException w:name="index 8" w:semiHidden="1" w:unhideWhenUsed="1"/>
     <w:lsdException w:name="index 9" w:semiHidden="1" w:unhideWhenUsed="1"/>
-    <w:lsdException w:name="toc 1" w:uiPriority="39" w:semiHidden="1" w:unhideWhenUsed="1"/>
-    <w:lsdException w:name="toc 2" w:uiPriority="39" w:semiHidden="1" w:unhideWhenUsed="1"/>
-    <w:lsdException w:name="toc 3" w:uiPriority="39" w:semiHidden="1" w:unhideWhenUsed="1"/>
-    <w:lsdException w:name="toc 4" w:uiPriority="39" w:semiHidden="1" w:unhideWhenUsed="1"/>
-    <w:lsdException w:name="toc 5" w:uiPriority="39" w:semiHidden="1" w:unhideWhenUsed="1"/>
-    <w:lsdException w:name="toc 6" w:uiPriority="39" w:semiHidden="1" w:unhideWhenUsed="1"/>
-    <w:lsdException w:name="toc 7" w:uiPriority="39" w:semiHidden="1" w:unhideWhenUsed="1"/>
-    <w:lsdException w:name="toc 8" w:uiPriority="39" w:semiHidden="1" w:unhideWhenUsed="1"/>
-    <w:lsdException w:name="toc 9" w:uiPriority="39" w:semiHidden="1" w:unhideWhenUsed="1"/>
+    <w:lsdException w:name="toc 1" w:semiHidden="1" w:uiPriority="39" w:unhideWhenUsed="1"/>
+    <w:lsdException w:name="toc 2" w:semiHidden="1" w:uiPriority="39" w:unhideWhenUsed="1"/>
+    <w:lsdException w:name="toc 3" w:semiHidden="1" w:uiPriority="39" w:unhideWhenUsed="1"/>
+    <w:lsdException w:name="toc 4" w:semiHidden="1" w:uiPriority="39" w:unhideWhenUsed="1"/>
+    <w:lsdException w:name="toc 5" w:semiHidden="1" w:uiPriority="39" w:unhideWhenUsed="1"/>
+    <w:lsdException w:name="toc 6" w:semiHidden="1" w:uiPriority="39" w:unhideWhenUsed="1"/>
+    <w:lsdException w:name="toc 7" w:semiHidden="1" w:uiPriority="39" w:unhideWhenUsed="1"/>
+    <w:lsdException w:name="toc 8" w:semiHidden="1" w:uiPriority="39" w:unhideWhenUsed="1"/>
+    <w:lsdException w:name="toc 9" w:semiHidden="1" w:uiPriority="39" w:unhideWhenUsed="1"/>
     <w:lsdException w:name="Normal Indent" w:semiHidden="1" w:unhideWhenUsed="1"/>
     <w:lsdException w:name="footnote text" w:semiHidden="1" w:unhideWhenUsed="1"/>
     <w:lsdException w:name="annotation text" w:semiHidden="1" w:unhideWhenUsed="1"/>
     <w:lsdException w:name="header" w:semiHidden="1" w:unhideWhenUsed="1"/>
     <w:lsdException w:name="footer" w:semiHidden="1" w:unhideWhenUsed="1"/>
     <w:lsdException w:name="index heading" w:semiHidden="1" w:unhideWhenUsed="1"/>
-    <w:lsdException w:name="caption" w:uiPriority="35" w:semiHidden="1" w:unhideWhenUsed="1" w:qFormat="1"/>
+    <w:lsdException w:name="caption" w:semiHidden="1" w:uiPriority="35" w:unhideWhenUsed="1" w:qFormat="1"/>
     <w:lsdException w:name="table of figures" w:semiHidden="1" w:unhideWhenUsed="1"/>
     <w:lsdException w:name="envelope address" w:semiHidden="1" w:unhideWhenUsed="1"/>
     <w:lsdException w:name="envelope return" w:semiHidden="1" w:unhideWhenUsed="1"/>
@@ -13447,7 +13443,7 @@
     <w:lsdException w:name="Title" w:uiPriority="10" w:qFormat="1"/>
     <w:lsdException w:name="Closing" w:semiHidden="1" w:unhideWhenUsed="1"/>
     <w:lsdException w:name="Signature" w:semiHidden="1" w:unhideWhenUsed="1"/>
-    <w:lsdException w:name="Default Paragraph Font" w:uiPriority="1" w:semiHidden="1" w:unhideWhenUsed="1"/>
+    <w:lsdException w:name="Default Paragraph Font" w:semiHidden="1" w:uiPriority="1" w:unhideWhenUsed="1"/>
     <w:lsdException w:name="Body Text" w:semiHidden="1" w:unhideWhenUsed="1"/>
     <w:lsdException w:name="Body Text Indent" w:semiHidden="1" w:unhideWhenUsed="1"/>
     <w:lsdException w:name="List Continue" w:semiHidden="1" w:unhideWhenUsed="1"/>
@@ -13647,8 +13643,8 @@
     <w:lsdException w:name="Subtle Reference" w:uiPriority="31" w:qFormat="1"/>
     <w:lsdException w:name="Intense Reference" w:uiPriority="32" w:qFormat="1"/>
     <w:lsdException w:name="Book Title" w:uiPriority="33" w:qFormat="1"/>
-    <w:lsdException w:name="Bibliography" w:uiPriority="37" w:semiHidden="1" w:unhideWhenUsed="1"/>
-    <w:lsdException w:name="TOC Heading" w:uiPriority="39" w:semiHidden="1" w:unhideWhenUsed="1" w:qFormat="1"/>
+    <w:lsdException w:name="Bibliography" w:semiHidden="1" w:uiPriority="37" w:unhideWhenUsed="1"/>
+    <w:lsdException w:name="TOC Heading" w:semiHidden="1" w:uiPriority="39" w:unhideWhenUsed="1" w:qFormat="1"/>
     <w:lsdException w:name="Plain Table 1" w:uiPriority="41"/>
     <w:lsdException w:name="Plain Table 2" w:uiPriority="42"/>
     <w:lsdException w:name="Plain Table 3" w:uiPriority="43"/>
@@ -13759,7 +13755,7 @@
     <w:lsdException w:name="Unresolved Mention" w:semiHidden="1" w:unhideWhenUsed="1"/>
     <w:lsdException w:name="Smart Link" w:semiHidden="1" w:unhideWhenUsed="1"/>
   </w:latentStyles>
-  <w:style w:type="paragraph" w:styleId="Normal" w:default="1">
+  <w:style w:type="paragraph" w:default="1" w:styleId="Normal">
     <w:name w:val="Normal"/>
     <w:qFormat/>
   </w:style>
@@ -13778,7 +13774,7 @@
       <w:outlineLvl w:val="0"/>
     </w:pPr>
     <w:rPr>
-      <w:rFonts w:asciiTheme="majorHAnsi" w:hAnsiTheme="majorHAnsi" w:eastAsiaTheme="majorEastAsia" w:cstheme="majorBidi"/>
+      <w:rFonts w:asciiTheme="majorHAnsi" w:eastAsiaTheme="majorEastAsia" w:hAnsiTheme="majorHAnsi" w:cstheme="majorBidi"/>
       <w:color w:val="0F4761" w:themeColor="accent1" w:themeShade="BF"/>
       <w:sz w:val="40"/>
       <w:szCs w:val="40"/>
@@ -13801,7 +13797,7 @@
       <w:outlineLvl w:val="1"/>
     </w:pPr>
     <w:rPr>
-      <w:rFonts w:asciiTheme="majorHAnsi" w:hAnsiTheme="majorHAnsi" w:eastAsiaTheme="majorEastAsia" w:cstheme="majorBidi"/>
+      <w:rFonts w:asciiTheme="majorHAnsi" w:eastAsiaTheme="majorEastAsia" w:hAnsiTheme="majorHAnsi" w:cstheme="majorBidi"/>
       <w:color w:val="0F4761" w:themeColor="accent1" w:themeShade="BF"/>
       <w:sz w:val="32"/>
       <w:szCs w:val="32"/>
@@ -13960,13 +13956,13 @@
       <w:color w:val="272727" w:themeColor="text1" w:themeTint="D8"/>
     </w:rPr>
   </w:style>
-  <w:style w:type="character" w:styleId="DefaultParagraphFont" w:default="1">
+  <w:style w:type="character" w:default="1" w:styleId="DefaultParagraphFont">
     <w:name w:val="Default Paragraph Font"/>
     <w:uiPriority w:val="1"/>
     <w:semiHidden/>
     <w:unhideWhenUsed/>
   </w:style>
-  <w:style w:type="table" w:styleId="TableNormal" w:default="1">
+  <w:style w:type="table" w:default="1" w:styleId="TableNormal">
     <w:name w:val="Normal Table"/>
     <w:uiPriority w:val="99"/>
     <w:semiHidden/>
@@ -13981,13 +13977,13 @@
       </w:tblCellMar>
     </w:tblPr>
   </w:style>
-  <w:style w:type="numbering" w:styleId="NoList" w:default="1">
+  <w:style w:type="numbering" w:default="1" w:styleId="NoList">
     <w:name w:val="No List"/>
     <w:uiPriority w:val="99"/>
     <w:semiHidden/>
     <w:unhideWhenUsed/>
   </w:style>
-  <w:style w:type="paragraph" w:styleId="Contracts" w:customStyle="1">
+  <w:style w:type="paragraph" w:customStyle="1" w:styleId="Contracts">
     <w:name w:val="Contracts"/>
     <w:basedOn w:val="ListParagraph"/>
     <w:qFormat/>
@@ -14017,7 +14013,7 @@
       <w:contextualSpacing/>
     </w:pPr>
   </w:style>
-  <w:style w:type="numbering" w:styleId="Outline" w:customStyle="1">
+  <w:style w:type="numbering" w:customStyle="1" w:styleId="Outline">
     <w:name w:val="Outline"/>
     <w:basedOn w:val="NoList"/>
     <w:uiPriority w:val="99"/>
@@ -14028,20 +14024,20 @@
       </w:numPr>
     </w:pPr>
   </w:style>
-  <w:style w:type="character" w:styleId="Heading1Char" w:customStyle="1">
+  <w:style w:type="character" w:customStyle="1" w:styleId="Heading1Char">
     <w:name w:val="Heading 1 Char"/>
     <w:basedOn w:val="DefaultParagraphFont"/>
     <w:link w:val="Heading1"/>
     <w:uiPriority w:val="9"/>
     <w:rsid w:val="002D7890"/>
     <w:rPr>
-      <w:rFonts w:asciiTheme="majorHAnsi" w:hAnsiTheme="majorHAnsi" w:eastAsiaTheme="majorEastAsia" w:cstheme="majorBidi"/>
+      <w:rFonts w:asciiTheme="majorHAnsi" w:eastAsiaTheme="majorEastAsia" w:hAnsiTheme="majorHAnsi" w:cstheme="majorBidi"/>
       <w:color w:val="0F4761" w:themeColor="accent1" w:themeShade="BF"/>
       <w:sz w:val="40"/>
       <w:szCs w:val="40"/>
     </w:rPr>
   </w:style>
-  <w:style w:type="character" w:styleId="Heading2Char" w:customStyle="1">
+  <w:style w:type="character" w:customStyle="1" w:styleId="Heading2Char">
     <w:name w:val="Heading 2 Char"/>
     <w:basedOn w:val="DefaultParagraphFont"/>
     <w:link w:val="Heading2"/>
@@ -14049,13 +14045,13 @@
     <w:semiHidden/>
     <w:rsid w:val="002D7890"/>
     <w:rPr>
-      <w:rFonts w:asciiTheme="majorHAnsi" w:hAnsiTheme="majorHAnsi" w:eastAsiaTheme="majorEastAsia" w:cstheme="majorBidi"/>
+      <w:rFonts w:asciiTheme="majorHAnsi" w:eastAsiaTheme="majorEastAsia" w:hAnsiTheme="majorHAnsi" w:cstheme="majorBidi"/>
       <w:color w:val="0F4761" w:themeColor="accent1" w:themeShade="BF"/>
       <w:sz w:val="32"/>
       <w:szCs w:val="32"/>
     </w:rPr>
   </w:style>
-  <w:style w:type="character" w:styleId="Heading3Char" w:customStyle="1">
+  <w:style w:type="character" w:customStyle="1" w:styleId="Heading3Char">
     <w:name w:val="Heading 3 Char"/>
     <w:basedOn w:val="DefaultParagraphFont"/>
     <w:link w:val="Heading3"/>
@@ -14069,7 +14065,7 @@
       <w:szCs w:val="28"/>
     </w:rPr>
   </w:style>
-  <w:style w:type="character" w:styleId="Heading4Char" w:customStyle="1">
+  <w:style w:type="character" w:customStyle="1" w:styleId="Heading4Char">
     <w:name w:val="Heading 4 Char"/>
     <w:basedOn w:val="DefaultParagraphFont"/>
     <w:link w:val="Heading4"/>
@@ -14083,7 +14079,7 @@
       <w:color w:val="0F4761" w:themeColor="accent1" w:themeShade="BF"/>
     </w:rPr>
   </w:style>
-  <w:style w:type="character" w:styleId="Heading5Char" w:customStyle="1">
+  <w:style w:type="character" w:customStyle="1" w:styleId="Heading5Char">
     <w:name w:val="Heading 5 Char"/>
     <w:basedOn w:val="DefaultParagraphFont"/>
     <w:link w:val="Heading5"/>
@@ -14095,7 +14091,7 @@
       <w:color w:val="0F4761" w:themeColor="accent1" w:themeShade="BF"/>
     </w:rPr>
   </w:style>
-  <w:style w:type="character" w:styleId="Heading6Char" w:customStyle="1">
+  <w:style w:type="character" w:customStyle="1" w:styleId="Heading6Char">
     <w:name w:val="Heading 6 Char"/>
     <w:basedOn w:val="DefaultParagraphFont"/>
     <w:link w:val="Heading6"/>
@@ -14109,7 +14105,7 @@
       <w:color w:val="595959" w:themeColor="text1" w:themeTint="A6"/>
     </w:rPr>
   </w:style>
-  <w:style w:type="character" w:styleId="Heading7Char" w:customStyle="1">
+  <w:style w:type="character" w:customStyle="1" w:styleId="Heading7Char">
     <w:name w:val="Heading 7 Char"/>
     <w:basedOn w:val="DefaultParagraphFont"/>
     <w:link w:val="Heading7"/>
@@ -14121,7 +14117,7 @@
       <w:color w:val="595959" w:themeColor="text1" w:themeTint="A6"/>
     </w:rPr>
   </w:style>
-  <w:style w:type="character" w:styleId="Heading8Char" w:customStyle="1">
+  <w:style w:type="character" w:customStyle="1" w:styleId="Heading8Char">
     <w:name w:val="Heading 8 Char"/>
     <w:basedOn w:val="DefaultParagraphFont"/>
     <w:link w:val="Heading8"/>
@@ -14135,7 +14131,7 @@
       <w:color w:val="272727" w:themeColor="text1" w:themeTint="D8"/>
     </w:rPr>
   </w:style>
-  <w:style w:type="character" w:styleId="Heading9Char" w:customStyle="1">
+  <w:style w:type="character" w:customStyle="1" w:styleId="Heading9Char">
     <w:name w:val="Heading 9 Char"/>
     <w:basedOn w:val="DefaultParagraphFont"/>
     <w:link w:val="Heading9"/>
@@ -14160,21 +14156,21 @@
       <w:contextualSpacing/>
     </w:pPr>
     <w:rPr>
-      <w:rFonts w:asciiTheme="majorHAnsi" w:hAnsiTheme="majorHAnsi" w:eastAsiaTheme="majorEastAsia" w:cstheme="majorBidi"/>
+      <w:rFonts w:asciiTheme="majorHAnsi" w:eastAsiaTheme="majorEastAsia" w:hAnsiTheme="majorHAnsi" w:cstheme="majorBidi"/>
       <w:spacing w:val="-10"/>
       <w:kern w:val="28"/>
       <w:sz w:val="56"/>
       <w:szCs w:val="56"/>
     </w:rPr>
   </w:style>
-  <w:style w:type="character" w:styleId="TitleChar" w:customStyle="1">
+  <w:style w:type="character" w:customStyle="1" w:styleId="TitleChar">
     <w:name w:val="Title Char"/>
     <w:basedOn w:val="DefaultParagraphFont"/>
     <w:link w:val="Title"/>
     <w:uiPriority w:val="10"/>
     <w:rsid w:val="002D7890"/>
     <w:rPr>
-      <w:rFonts w:asciiTheme="majorHAnsi" w:hAnsiTheme="majorHAnsi" w:eastAsiaTheme="majorEastAsia" w:cstheme="majorBidi"/>
+      <w:rFonts w:asciiTheme="majorHAnsi" w:eastAsiaTheme="majorEastAsia" w:hAnsiTheme="majorHAnsi" w:cstheme="majorBidi"/>
       <w:spacing w:val="-10"/>
       <w:kern w:val="28"/>
       <w:sz w:val="56"/>
@@ -14203,7 +14199,7 @@
       <w:szCs w:val="28"/>
     </w:rPr>
   </w:style>
-  <w:style w:type="character" w:styleId="SubtitleChar" w:customStyle="1">
+  <w:style w:type="character" w:customStyle="1" w:styleId="SubtitleChar">
     <w:name w:val="Subtitle Char"/>
     <w:basedOn w:val="DefaultParagraphFont"/>
     <w:link w:val="Subtitle"/>
@@ -14235,7 +14231,7 @@
       <w:color w:val="404040" w:themeColor="text1" w:themeTint="BF"/>
     </w:rPr>
   </w:style>
-  <w:style w:type="character" w:styleId="QuoteChar" w:customStyle="1">
+  <w:style w:type="character" w:customStyle="1" w:styleId="QuoteChar">
     <w:name w:val="Quote Char"/>
     <w:basedOn w:val="DefaultParagraphFont"/>
     <w:link w:val="Quote"/>
@@ -14269,8 +14265,8 @@
     <w:rsid w:val="002D7890"/>
     <w:pPr>
       <w:pBdr>
-        <w:top w:val="single" w:color="0F4761" w:themeColor="accent1" w:themeShade="BF" w:sz="4" w:space="10"/>
-        <w:bottom w:val="single" w:color="0F4761" w:themeColor="accent1" w:themeShade="BF" w:sz="4" w:space="10"/>
+        <w:top w:val="single" w:sz="4" w:space="10" w:color="0F4761" w:themeColor="accent1" w:themeShade="BF"/>
+        <w:bottom w:val="single" w:sz="4" w:space="10" w:color="0F4761" w:themeColor="accent1" w:themeShade="BF"/>
       </w:pBdr>
       <w:spacing w:before="360" w:after="360"/>
       <w:ind w:left="864" w:right="864"/>
@@ -14282,7 +14278,7 @@
       <w:color w:val="0F4761" w:themeColor="accent1" w:themeShade="BF"/>
     </w:rPr>
   </w:style>
-  <w:style w:type="character" w:styleId="IntenseQuoteChar" w:customStyle="1">
+  <w:style w:type="character" w:customStyle="1" w:styleId="IntenseQuoteChar">
     <w:name w:val="Intense Quote Char"/>
     <w:basedOn w:val="DefaultParagraphFont"/>
     <w:link w:val="IntenseQuote"/>
@@ -14321,12 +14317,12 @@
     <w:rsid w:val="007B6820"/>
     <w:tblPr>
       <w:tblBorders>
-        <w:top w:val="single" w:color="000000" w:themeColor="text1" w:sz="4" w:space="0"/>
-        <w:left w:val="single" w:color="000000" w:themeColor="text1" w:sz="4" w:space="0"/>
-        <w:bottom w:val="single" w:color="000000" w:themeColor="text1" w:sz="4" w:space="0"/>
-        <w:right w:val="single" w:color="000000" w:themeColor="text1" w:sz="4" w:space="0"/>
-        <w:insideH w:val="single" w:color="000000" w:themeColor="text1" w:sz="4" w:space="0"/>
-        <w:insideV w:val="single" w:color="000000" w:themeColor="text1" w:sz="4" w:space="0"/>
+        <w:top w:val="single" w:sz="4" w:space="0" w:color="000000" w:themeColor="text1"/>
+        <w:left w:val="single" w:sz="4" w:space="0" w:color="000000" w:themeColor="text1"/>
+        <w:bottom w:val="single" w:sz="4" w:space="0" w:color="000000" w:themeColor="text1"/>
+        <w:right w:val="single" w:sz="4" w:space="0" w:color="000000" w:themeColor="text1"/>
+        <w:insideH w:val="single" w:sz="4" w:space="0" w:color="000000" w:themeColor="text1"/>
+        <w:insideV w:val="single" w:sz="4" w:space="0" w:color="000000" w:themeColor="text1"/>
       </w:tblBorders>
     </w:tblPr>
   </w:style>
@@ -14343,7 +14339,7 @@
       <w:szCs w:val="20"/>
     </w:rPr>
   </w:style>
-  <w:style w:type="character" w:styleId="CommentTextChar" w:customStyle="1">
+  <w:style w:type="character" w:customStyle="1" w:styleId="CommentTextChar">
     <w:name w:val="Comment Text Char"/>
     <w:basedOn w:val="DefaultParagraphFont"/>
     <w:link w:val="CommentText"/>
@@ -14381,7 +14377,7 @@
       <w:bCs/>
     </w:rPr>
   </w:style>
-  <w:style w:type="character" w:styleId="CommentSubjectChar" w:customStyle="1">
+  <w:style w:type="character" w:customStyle="1" w:styleId="CommentSubjectChar">
     <w:name w:val="Comment Subject Char"/>
     <w:basedOn w:val="CommentTextChar"/>
     <w:link w:val="CommentSubject"/>
@@ -14399,7 +14395,7 @@
 </file>
 
 <file path=word/theme/theme1.xml><?xml version="1.0" encoding="utf-8"?>
-<a:theme xmlns:a="http://schemas.openxmlformats.org/drawingml/2006/main" xmlns:thm15="http://schemas.microsoft.com/office/thememl/2012/main" name="Office Theme">
+<a:theme xmlns:a="http://schemas.openxmlformats.org/drawingml/2006/main" name="Office Theme">
   <a:themeElements>
     <a:clrScheme name="Office">
       <a:dk1>

--- a/docassemble/MwtPetitionForHarassmentProtect/data/templates/mwt_petition_for_harassment_protect.docx
+++ b/docassemble/MwtPetitionForHarassmentProtect/data/templates/mwt_petition_for_harassment_protect.docx
@@ -1045,6 +1045,14 @@
           <w:b/>
           <w:bCs/>
         </w:rPr>
+        <w:t xml:space="preserve">Option 1: </w:t>
+      </w:r>
+      <w:r>
+        <w:rPr>
+          <w:rFonts w:ascii="Aptos" w:hAnsi="Aptos" w:eastAsia="Aptos" w:cs="Aptos"/>
+          <w:b/>
+          <w:bCs/>
+        </w:rPr>
         <w:t>Electronically sign and date</w:t>
       </w:r>
       <w:r>
@@ -1055,13 +1063,51 @@
       </w:r>
     </w:p>
     <w:p>
+      <w:pPr>
+        <w:pStyle w:val="ListParagraph"/>
+        <w:numPr>
+          <w:ilvl w:val="0"/>
+          <w:numId w:val="5"/>
+        </w:numPr>
+        <w:rPr>
+          <w:rFonts w:ascii="Aptos" w:hAnsi="Aptos" w:eastAsia="Aptos" w:cs="Aptos"/>
+        </w:rPr>
+      </w:pPr>
       <w:r>
         <w:rPr>
           <w:rFonts w:ascii="Aptos" w:hAnsi="Aptos" w:eastAsia="Aptos" w:cs="Aptos"/>
           <w:b/>
           <w:bCs/>
         </w:rPr>
+        <w:t>Option 2:</w:t>
+      </w:r>
+      <w:r>
+        <w:rPr>
+          <w:rFonts w:ascii="Aptos" w:hAnsi="Aptos" w:eastAsia="Aptos" w:cs="Aptos"/>
+        </w:rPr>
         <w:t xml:space="preserve"> </w:t>
+      </w:r>
+      <w:r>
+        <w:rPr>
+          <w:rFonts w:ascii="Aptos" w:hAnsi="Aptos" w:eastAsia="Aptos" w:cs="Aptos"/>
+          <w:b/>
+          <w:bCs/>
+        </w:rPr>
+        <w:t>P</w:t>
+      </w:r>
+      <w:r>
+        <w:rPr>
+          <w:rFonts w:ascii="Aptos" w:hAnsi="Aptos" w:eastAsia="Aptos" w:cs="Aptos"/>
+          <w:b/>
+          <w:bCs/>
+        </w:rPr>
+        <w:t>rint, sign and date</w:t>
+      </w:r>
+      <w:r>
+        <w:rPr>
+          <w:rFonts w:ascii="Aptos" w:hAnsi="Aptos" w:eastAsia="Aptos" w:cs="Aptos"/>
+        </w:rPr>
+        <w:t xml:space="preserve"> the form. By signing, you confirm that everything you wrote is true and accurate to the best of your knowledge.</w:t>
       </w:r>
     </w:p>
     <w:p>
@@ -1071,12 +1117,34 @@
           <w:b/>
           <w:bCs/>
         </w:rPr>
-        <w:t xml:space="preserve">Confidentiality and Sealing of Records </w:t>
+        <w:t xml:space="preserve"> </w:t>
       </w:r>
     </w:p>
     <w:p>
       <w:r>
-        <w:t>If you believe that sharing your residential address could put your health, safety, or liberty at risk, you may ask to have that information sealed and provide a different mailing address instead. The court will still require your residential address in order to process your case.</w:t>
+        <w:rPr>
+          <w:rFonts w:ascii="Aptos" w:hAnsi="Aptos" w:eastAsia="Aptos" w:cs="Aptos"/>
+          <w:b/>
+          <w:bCs/>
+        </w:rPr>
+        <w:t xml:space="preserve">Confidentiality and Sealing of Records </w:t>
+      </w:r>
+    </w:p>
+    <w:p>
+      <w:r>
+        <w:t xml:space="preserve">If you believe that sharing your residential address could put your health, safety, or liberty at risk, you may ask to have that information sealed and provide a </w:t>
+      </w:r>
+      <w:r>
+        <w:t>Confidential Contact name, phone number, and address</w:t>
+      </w:r>
+      <w:r>
+        <w:t xml:space="preserve">. The </w:t>
+      </w:r>
+      <w:r>
+        <w:t>Tribal Court</w:t>
+      </w:r>
+      <w:r>
+        <w:t xml:space="preserve"> will still require your residential address in order to process your case.</w:t>
       </w:r>
     </w:p>
     <w:p>
@@ -2894,7 +2962,6 @@
           <w:tcPr>
             <w:tcW w:w="10800" w:type="dxa"/>
             <w:gridSpan w:val="2"/>
-            <w:tcMar/>
           </w:tcPr>
           <w:p>
             <w:pPr>
@@ -2915,7 +2982,6 @@
           <w:tcPr>
             <w:tcW w:w="10800" w:type="dxa"/>
             <w:gridSpan w:val="2"/>
-            <w:tcMar/>
           </w:tcPr>
           <w:p>
             <w:pPr>
@@ -2943,7 +3009,6 @@
         <w:tc>
           <w:tcPr>
             <w:tcW w:w="1800" w:type="dxa"/>
-            <w:tcMar/>
           </w:tcPr>
           <w:p>
             <w:pPr>
@@ -2954,7 +3019,6 @@
         <w:tc>
           <w:tcPr>
             <w:tcW w:w="9000" w:type="dxa"/>
-            <w:tcMar/>
           </w:tcPr>
           <w:p>
             <w:pPr>
@@ -2978,12 +3042,7 @@
           </w:p>
           <w:p>
             <w:pPr>
-              <w:pStyle w:val="Normal"/>
-              <w:suppressLineNumbers w:val="0"/>
-              <w:bidi w:val="0"/>
-              <w:spacing w:before="0" w:beforeAutospacing="off" w:after="0" w:afterAutospacing="off" w:line="259" w:lineRule="auto"/>
-              <w:ind w:left="0" w:right="0"/>
-              <w:jc w:val="left"/>
+              <w:spacing w:line="259" w:lineRule="auto"/>
             </w:pPr>
             <w:r>
               <w:rPr>
@@ -2992,11 +3051,9 @@
               <w:t xml:space="preserve"> </w:t>
             </w:r>
             <w:r>
-              <w:rPr/>
               <w:t>Me</w:t>
             </w:r>
             <w:r>
-              <w:rPr/>
               <w:t xml:space="preserve"> </w:t>
             </w:r>
             <w:r>
@@ -3007,6 +3064,7 @@
               </w:rPr>
               <w:t xml:space="preserve">{{ </w:t>
             </w:r>
+            <w:proofErr w:type="spellStart"/>
             <w:r>
               <w:rPr>
                 <w:rFonts w:ascii="Aptos" w:hAnsi="Aptos" w:eastAsia="Aptos" w:cs="Aptos"/>
@@ -3015,6 +3073,7 @@
               </w:rPr>
               <w:t>output_checkbox</w:t>
             </w:r>
+            <w:proofErr w:type="spellEnd"/>
             <w:r>
               <w:rPr>
                 <w:rFonts w:ascii="Aptos" w:hAnsi="Aptos" w:eastAsia="Aptos" w:cs="Aptos"/>
@@ -3023,6 +3082,7 @@
               </w:rPr>
               <w:t>(</w:t>
             </w:r>
+            <w:proofErr w:type="spellStart"/>
             <w:r>
               <w:rPr>
                 <w:rFonts w:ascii="Aptos" w:hAnsi="Aptos" w:eastAsia="Aptos" w:cs="Aptos"/>
@@ -3037,16 +3097,9 @@
                 <w:sz w:val="22"/>
                 <w:szCs w:val="22"/>
               </w:rPr>
-              <w:t>restrained_from</w:t>
-            </w:r>
-            <w:r>
-              <w:rPr>
-                <w:rFonts w:ascii="Aptos" w:hAnsi="Aptos" w:eastAsia="Aptos" w:cs="Aptos"/>
-                <w:sz w:val="22"/>
-                <w:szCs w:val="22"/>
-              </w:rPr>
-              <w:t>_online</w:t>
-            </w:r>
+              <w:t>restrained_from_online</w:t>
+            </w:r>
+            <w:proofErr w:type="spellEnd"/>
             <w:r>
               <w:rPr>
                 <w:rFonts w:ascii="Aptos" w:hAnsi="Aptos" w:eastAsia="Aptos" w:cs="Aptos"/>
@@ -3061,15 +3114,7 @@
                 <w:sz w:val="22"/>
                 <w:szCs w:val="22"/>
               </w:rPr>
-              <w:t xml:space="preserve"> }</w:t>
-            </w:r>
-            <w:r>
-              <w:rPr>
-                <w:rFonts w:ascii="Aptos" w:hAnsi="Aptos" w:eastAsia="Aptos" w:cs="Aptos"/>
-                <w:sz w:val="22"/>
-                <w:szCs w:val="22"/>
-              </w:rPr>
-              <w:t>}</w:t>
+              <w:t xml:space="preserve"> }}</w:t>
             </w:r>
           </w:p>
           <w:p>
@@ -3086,7 +3131,6 @@
         <w:tc>
           <w:tcPr>
             <w:tcW w:w="1800" w:type="dxa"/>
-            <w:tcMar/>
           </w:tcPr>
           <w:p>
             <w:pPr>
@@ -3097,7 +3141,6 @@
         <w:tc>
           <w:tcPr>
             <w:tcW w:w="9000" w:type="dxa"/>
-            <w:tcMar/>
           </w:tcPr>
           <w:p>
             <w:pPr>
@@ -3110,11 +3153,7 @@
           <w:p>
             <w:pPr>
               <w:pStyle w:val="NoSpacing"/>
-              <w:suppressLineNumbers w:val="0"/>
-              <w:bidi w:val="0"/>
-              <w:spacing w:before="0" w:beforeAutospacing="off" w:after="0" w:afterAutospacing="off" w:line="259" w:lineRule="auto"/>
-              <w:ind w:left="0" w:right="0"/>
-              <w:jc w:val="left"/>
+              <w:spacing w:line="259" w:lineRule="auto"/>
             </w:pPr>
             <w:r>
               <w:rPr>
@@ -3123,11 +3162,9 @@
               <w:t xml:space="preserve"> </w:t>
             </w:r>
             <w:r>
-              <w:rPr/>
               <w:t>Me</w:t>
             </w:r>
             <w:r>
-              <w:rPr/>
               <w:t xml:space="preserve"> </w:t>
             </w:r>
             <w:r>
@@ -3138,6 +3175,7 @@
               </w:rPr>
               <w:t xml:space="preserve">{{ </w:t>
             </w:r>
+            <w:proofErr w:type="spellStart"/>
             <w:r>
               <w:rPr>
                 <w:rFonts w:ascii="Aptos" w:hAnsi="Aptos" w:eastAsia="Aptos" w:cs="Aptos"/>
@@ -3146,6 +3184,7 @@
               </w:rPr>
               <w:t>output_checkbox</w:t>
             </w:r>
+            <w:proofErr w:type="spellEnd"/>
             <w:r>
               <w:rPr>
                 <w:rFonts w:ascii="Aptos" w:hAnsi="Aptos" w:eastAsia="Aptos" w:cs="Aptos"/>
@@ -3154,6 +3193,7 @@
               </w:rPr>
               <w:t>(</w:t>
             </w:r>
+            <w:proofErr w:type="spellStart"/>
             <w:r>
               <w:rPr>
                 <w:rFonts w:ascii="Aptos" w:hAnsi="Aptos" w:eastAsia="Aptos" w:cs="Aptos"/>
@@ -3168,16 +3208,9 @@
                 <w:sz w:val="22"/>
                 <w:szCs w:val="22"/>
               </w:rPr>
-              <w:t>restrained_from</w:t>
-            </w:r>
-            <w:r>
-              <w:rPr>
-                <w:rFonts w:ascii="Aptos" w:hAnsi="Aptos" w:eastAsia="Aptos" w:cs="Aptos"/>
-                <w:sz w:val="22"/>
-                <w:szCs w:val="22"/>
-              </w:rPr>
-              <w:t>_any_contact</w:t>
-            </w:r>
+              <w:t>restrained_from_any_contact</w:t>
+            </w:r>
+            <w:proofErr w:type="spellEnd"/>
             <w:r>
               <w:rPr>
                 <w:rFonts w:ascii="Aptos" w:hAnsi="Aptos" w:eastAsia="Aptos" w:cs="Aptos"/>
@@ -3192,15 +3225,7 @@
                 <w:sz w:val="22"/>
                 <w:szCs w:val="22"/>
               </w:rPr>
-              <w:t>}</w:t>
-            </w:r>
-            <w:r>
-              <w:rPr>
-                <w:rFonts w:ascii="Aptos" w:hAnsi="Aptos" w:eastAsia="Aptos" w:cs="Aptos"/>
-                <w:sz w:val="22"/>
-                <w:szCs w:val="22"/>
-              </w:rPr>
-              <w:t>}</w:t>
+              <w:t>}}</w:t>
             </w:r>
           </w:p>
           <w:p>
@@ -3217,7 +3242,6 @@
         <w:tc>
           <w:tcPr>
             <w:tcW w:w="1800" w:type="dxa"/>
-            <w:tcMar/>
           </w:tcPr>
           <w:p>
             <w:pPr>
@@ -3228,7 +3252,6 @@
         <w:tc>
           <w:tcPr>
             <w:tcW w:w="9000" w:type="dxa"/>
-            <w:tcMar/>
           </w:tcPr>
           <w:p>
             <w:pPr>
@@ -3252,7 +3275,6 @@
         <w:tc>
           <w:tcPr>
             <w:tcW w:w="1800" w:type="dxa"/>
-            <w:tcMar/>
           </w:tcPr>
           <w:p>
             <w:pPr>
@@ -3263,7 +3285,6 @@
         <w:tc>
           <w:tcPr>
             <w:tcW w:w="9000" w:type="dxa"/>
-            <w:tcMar/>
           </w:tcPr>
           <w:p>
             <w:pPr>
@@ -3513,7 +3534,6 @@
         <w:tc>
           <w:tcPr>
             <w:tcW w:w="1800" w:type="dxa"/>
-            <w:tcMar/>
           </w:tcPr>
           <w:p>
             <w:pPr>
@@ -3524,7 +3544,6 @@
         <w:tc>
           <w:tcPr>
             <w:tcW w:w="9000" w:type="dxa"/>
-            <w:tcMar/>
           </w:tcPr>
           <w:p>
             <w:pPr>
@@ -3551,7 +3570,6 @@
         <w:tc>
           <w:tcPr>
             <w:tcW w:w="1800" w:type="dxa"/>
-            <w:tcMar/>
           </w:tcPr>
           <w:p>
             <w:pPr>
@@ -3562,7 +3580,6 @@
         <w:tc>
           <w:tcPr>
             <w:tcW w:w="9000" w:type="dxa"/>
-            <w:tcMar/>
           </w:tcPr>
           <w:p>
             <w:pPr>
@@ -3586,7 +3603,6 @@
         <w:tc>
           <w:tcPr>
             <w:tcW w:w="1800" w:type="dxa"/>
-            <w:tcMar/>
           </w:tcPr>
           <w:p>
             <w:pPr>
@@ -3597,7 +3613,6 @@
         <w:tc>
           <w:tcPr>
             <w:tcW w:w="9000" w:type="dxa"/>
-            <w:tcMar/>
           </w:tcPr>
           <w:p>
             <w:pPr>
@@ -3621,7 +3636,6 @@
         <w:tc>
           <w:tcPr>
             <w:tcW w:w="1800" w:type="dxa"/>
-            <w:tcMar/>
           </w:tcPr>
           <w:p>
             <w:pPr>
@@ -3632,7 +3646,6 @@
         <w:tc>
           <w:tcPr>
             <w:tcW w:w="9000" w:type="dxa"/>
-            <w:tcMar/>
           </w:tcPr>
           <w:p>
             <w:pPr>
@@ -3982,12 +3995,7 @@
     </w:p>
     <w:p>
       <w:pPr>
-        <w:pStyle w:val="Normal"/>
-        <w:suppressLineNumbers w:val="0"/>
-        <w:bidi w:val="0"/>
-        <w:spacing w:before="0" w:beforeAutospacing="off" w:after="0" w:afterAutospacing="off" w:line="259" w:lineRule="auto"/>
-        <w:ind w:left="0" w:right="0"/>
-        <w:jc w:val="left"/>
+        <w:spacing w:line="259" w:lineRule="auto"/>
         <w:rPr>
           <w:rFonts w:ascii="Aptos" w:hAnsi="Aptos" w:eastAsia="Aptos" w:cs="Aptos"/>
           <w:sz w:val="22"/>
@@ -4026,7 +4034,7 @@
           <w:sz w:val="22"/>
           <w:szCs w:val="22"/>
         </w:rPr>
-        <w:t>:  {</w:t>
+        <w:t>:</w:t>
       </w:r>
       <w:r>
         <w:rPr>
@@ -4034,7 +4042,7 @@
           <w:sz w:val="22"/>
           <w:szCs w:val="22"/>
         </w:rPr>
-        <w:t xml:space="preserve">{  </w:t>
+        <w:t xml:space="preserve">  {{  </w:t>
       </w:r>
       <w:r>
         <w:rPr>
@@ -4050,7 +4058,7 @@
           <w:sz w:val="22"/>
           <w:szCs w:val="22"/>
         </w:rPr>
-        <w:t>s</w:t>
+        <w:t>s[0].</w:t>
       </w:r>
       <w:r>
         <w:rPr>
@@ -4058,7 +4066,7 @@
           <w:sz w:val="22"/>
           <w:szCs w:val="22"/>
         </w:rPr>
-        <w:t>[0].</w:t>
+        <w:t>address</w:t>
       </w:r>
       <w:r>
         <w:rPr>
@@ -4066,7 +4074,7 @@
           <w:sz w:val="22"/>
           <w:szCs w:val="22"/>
         </w:rPr>
-        <w:t>address</w:t>
+        <w:t>.block()</w:t>
       </w:r>
       <w:r>
         <w:rPr>
@@ -4074,39 +4082,7 @@
           <w:sz w:val="22"/>
           <w:szCs w:val="22"/>
         </w:rPr>
-        <w:t>.block</w:t>
-      </w:r>
-      <w:r>
-        <w:rPr>
-          <w:rFonts w:ascii="Aptos" w:hAnsi="Aptos" w:eastAsia="Aptos" w:cs="Aptos"/>
-          <w:sz w:val="22"/>
-          <w:szCs w:val="22"/>
-        </w:rPr>
-        <w:t>(</w:t>
-      </w:r>
-      <w:r>
-        <w:rPr>
-          <w:rFonts w:ascii="Aptos" w:hAnsi="Aptos" w:eastAsia="Aptos" w:cs="Aptos"/>
-          <w:sz w:val="22"/>
-          <w:szCs w:val="22"/>
-        </w:rPr>
-        <w:t>)</w:t>
-      </w:r>
-      <w:r>
-        <w:rPr>
-          <w:rFonts w:ascii="Aptos" w:hAnsi="Aptos" w:eastAsia="Aptos" w:cs="Aptos"/>
-          <w:sz w:val="22"/>
-          <w:szCs w:val="22"/>
-        </w:rPr>
-        <w:t xml:space="preserve">  }</w:t>
-      </w:r>
-      <w:r>
-        <w:rPr>
-          <w:rFonts w:ascii="Aptos" w:hAnsi="Aptos" w:eastAsia="Aptos" w:cs="Aptos"/>
-          <w:sz w:val="22"/>
-          <w:szCs w:val="22"/>
-        </w:rPr>
-        <w:t>}</w:t>
+        <w:t xml:space="preserve">  }}</w:t>
       </w:r>
     </w:p>
     <w:p>
@@ -5650,6 +5626,7 @@
             <w:pPr>
               <w:pStyle w:val="NoSpacing"/>
               <w:rPr>
+                <w:rFonts w:ascii="Aptos" w:hAnsi="Aptos" w:eastAsia="Aptos" w:cs="Aptos"/>
                 <w:sz w:val="22"/>
                 <w:szCs w:val="22"/>
               </w:rPr>
@@ -5690,8 +5667,155 @@
                 <w:sz w:val="22"/>
                 <w:szCs w:val="22"/>
               </w:rPr>
-              <w:t>output_checkbox(is_defendant_need_interpreter</w:t>
-            </w:r>
+              <w:t>output_checkbox</w:t>
+            </w:r>
+            <w:r>
+              <w:rPr>
+                <w:rFonts w:ascii="Aptos" w:hAnsi="Aptos" w:eastAsia="Aptos" w:cs="Aptos"/>
+                <w:sz w:val="22"/>
+                <w:szCs w:val="22"/>
+              </w:rPr>
+              <w:t>(</w:t>
+            </w:r>
+            <w:r>
+              <w:rPr>
+                <w:rFonts w:ascii="Aptos" w:hAnsi="Aptos" w:eastAsia="Aptos" w:cs="Aptos"/>
+                <w:sz w:val="22"/>
+                <w:szCs w:val="22"/>
+              </w:rPr>
+              <w:t>is_</w:t>
+            </w:r>
+            <w:r>
+              <w:rPr>
+                <w:rFonts w:ascii="Aptos" w:hAnsi="Aptos" w:eastAsia="Aptos" w:cs="Aptos"/>
+                <w:sz w:val="22"/>
+                <w:szCs w:val="22"/>
+              </w:rPr>
+              <w:t>defendant_need_interprete</w:t>
+            </w:r>
+            <w:r>
+              <w:rPr>
+                <w:rFonts w:ascii="Aptos" w:hAnsi="Aptos" w:eastAsia="Aptos" w:cs="Aptos"/>
+                <w:sz w:val="22"/>
+                <w:szCs w:val="22"/>
+              </w:rPr>
+              <w:t>r</w:t>
+            </w:r>
+            <w:r>
+              <w:rPr>
+                <w:rFonts w:ascii="Aptos" w:hAnsi="Aptos" w:eastAsia="Aptos" w:cs="Aptos"/>
+                <w:sz w:val="22"/>
+                <w:szCs w:val="22"/>
+              </w:rPr>
+              <w:t>) }</w:t>
+            </w:r>
+            <w:r>
+              <w:rPr>
+                <w:rFonts w:ascii="Aptos" w:hAnsi="Aptos" w:eastAsia="Aptos" w:cs="Aptos"/>
+                <w:sz w:val="22"/>
+                <w:szCs w:val="22"/>
+              </w:rPr>
+              <w:t xml:space="preserve">} </w:t>
+            </w:r>
+          </w:p>
+          <w:p>
+            <w:pPr>
+              <w:pStyle w:val="NoSpacing"/>
+              <w:rPr>
+                <w:sz w:val="22"/>
+                <w:szCs w:val="22"/>
+              </w:rPr>
+            </w:pPr>
+            <w:r>
+              <w:rPr>
+                <w:sz w:val="22"/>
+                <w:szCs w:val="22"/>
+              </w:rPr>
+              <w:t>No</w:t>
+            </w:r>
+            <w:r>
+              <w:rPr>
+                <w:sz w:val="22"/>
+                <w:szCs w:val="22"/>
+              </w:rPr>
+              <w:t xml:space="preserve"> </w:t>
+            </w:r>
+            <w:r>
+              <w:rPr>
+                <w:rFonts w:ascii="Aptos" w:hAnsi="Aptos" w:eastAsia="Aptos" w:cs="Aptos"/>
+                <w:sz w:val="22"/>
+                <w:szCs w:val="22"/>
+              </w:rPr>
+              <w:t>{</w:t>
+            </w:r>
+            <w:r>
+              <w:rPr>
+                <w:rFonts w:ascii="Aptos" w:hAnsi="Aptos" w:eastAsia="Aptos" w:cs="Aptos"/>
+                <w:sz w:val="22"/>
+                <w:szCs w:val="22"/>
+              </w:rPr>
+              <w:t xml:space="preserve">{ </w:t>
+            </w:r>
+            <w:proofErr w:type="spellStart"/>
+            <w:r>
+              <w:rPr>
+                <w:rFonts w:ascii="Aptos" w:hAnsi="Aptos" w:eastAsia="Aptos" w:cs="Aptos"/>
+                <w:sz w:val="22"/>
+                <w:szCs w:val="22"/>
+              </w:rPr>
+              <w:t>output_checkbox</w:t>
+            </w:r>
+            <w:proofErr w:type="spellEnd"/>
+            <w:r>
+              <w:rPr>
+                <w:rFonts w:ascii="Aptos" w:hAnsi="Aptos" w:eastAsia="Aptos" w:cs="Aptos"/>
+                <w:sz w:val="22"/>
+                <w:szCs w:val="22"/>
+              </w:rPr>
+              <w:t>(</w:t>
+            </w:r>
+            <w:proofErr w:type="spellStart"/>
+            <w:r>
+              <w:rPr>
+                <w:rFonts w:ascii="Aptos" w:hAnsi="Aptos" w:eastAsia="Aptos" w:cs="Aptos"/>
+                <w:sz w:val="22"/>
+                <w:szCs w:val="22"/>
+              </w:rPr>
+              <w:t>is_defendant</w:t>
+            </w:r>
+            <w:r>
+              <w:rPr>
+                <w:rFonts w:ascii="Aptos" w:hAnsi="Aptos" w:eastAsia="Aptos" w:cs="Aptos"/>
+                <w:sz w:val="22"/>
+                <w:szCs w:val="22"/>
+              </w:rPr>
+              <w:t>_</w:t>
+            </w:r>
+            <w:r>
+              <w:rPr>
+                <w:rFonts w:ascii="Aptos" w:hAnsi="Aptos" w:eastAsia="Aptos" w:cs="Aptos"/>
+                <w:sz w:val="22"/>
+                <w:szCs w:val="22"/>
+              </w:rPr>
+              <w:t>not</w:t>
+            </w:r>
+            <w:r>
+              <w:rPr>
+                <w:rFonts w:ascii="Aptos" w:hAnsi="Aptos" w:eastAsia="Aptos" w:cs="Aptos"/>
+                <w:sz w:val="22"/>
+                <w:szCs w:val="22"/>
+              </w:rPr>
+              <w:t>_need_</w:t>
+            </w:r>
+            <w:r>
+              <w:rPr>
+                <w:rFonts w:ascii="Aptos" w:hAnsi="Aptos" w:eastAsia="Aptos" w:cs="Aptos"/>
+                <w:sz w:val="22"/>
+                <w:szCs w:val="22"/>
+              </w:rPr>
+              <w:t>interpreter</w:t>
+            </w:r>
+            <w:proofErr w:type="spellEnd"/>
             <w:r>
               <w:rPr>
                 <w:rFonts w:ascii="Aptos" w:hAnsi="Aptos" w:eastAsia="Aptos" w:cs="Aptos"/>
@@ -5706,94 +5830,7 @@
                 <w:sz w:val="22"/>
                 <w:szCs w:val="22"/>
               </w:rPr>
-              <w:t xml:space="preserve"> }</w:t>
-            </w:r>
-            <w:r>
-              <w:rPr>
-                <w:rFonts w:ascii="Aptos" w:hAnsi="Aptos" w:eastAsia="Aptos" w:cs="Aptos"/>
-                <w:sz w:val="22"/>
-                <w:szCs w:val="22"/>
-              </w:rPr>
-              <w:t>}</w:t>
-            </w:r>
-          </w:p>
-          <w:p>
-            <w:pPr>
-              <w:pStyle w:val="NoSpacing"/>
-              <w:rPr>
-                <w:sz w:val="22"/>
-                <w:szCs w:val="22"/>
-              </w:rPr>
-            </w:pPr>
-            <w:r>
-              <w:rPr>
-                <w:rFonts w:ascii="Tahoma" w:hAnsi="Tahoma" w:cs="Tahoma"/>
-                <w:sz w:val="22"/>
-                <w:szCs w:val="22"/>
-              </w:rPr>
-              <w:t xml:space="preserve"> </w:t>
-            </w:r>
-            <w:r>
-              <w:rPr>
-                <w:sz w:val="22"/>
-                <w:szCs w:val="22"/>
-              </w:rPr>
-              <w:t>No</w:t>
-            </w:r>
-            <w:r>
-              <w:rPr>
-                <w:sz w:val="22"/>
-                <w:szCs w:val="22"/>
-              </w:rPr>
-              <w:t xml:space="preserve"> </w:t>
-            </w:r>
-            <w:r>
-              <w:rPr>
-                <w:rFonts w:ascii="Aptos" w:hAnsi="Aptos" w:eastAsia="Aptos" w:cs="Aptos"/>
-                <w:sz w:val="22"/>
-                <w:szCs w:val="22"/>
-              </w:rPr>
-              <w:t>{</w:t>
-            </w:r>
-            <w:r>
-              <w:rPr>
-                <w:rFonts w:ascii="Aptos" w:hAnsi="Aptos" w:eastAsia="Aptos" w:cs="Aptos"/>
-                <w:sz w:val="22"/>
-                <w:szCs w:val="22"/>
-              </w:rPr>
-              <w:t xml:space="preserve">{ </w:t>
-            </w:r>
-            <w:r>
-              <w:rPr>
-                <w:rFonts w:ascii="Aptos" w:hAnsi="Aptos" w:eastAsia="Aptos" w:cs="Aptos"/>
-                <w:sz w:val="22"/>
-                <w:szCs w:val="22"/>
-              </w:rPr>
-              <w:t>output_checkbox(is_defendant_not_need_interpreter</w:t>
-            </w:r>
-            <w:r>
-              <w:rPr>
-                <w:rFonts w:ascii="Aptos" w:hAnsi="Aptos" w:eastAsia="Aptos" w:cs="Aptos"/>
-                <w:sz w:val="22"/>
-                <w:szCs w:val="22"/>
-              </w:rPr>
-              <w:t>)</w:t>
-            </w:r>
-            <w:r>
-              <w:rPr>
-                <w:rFonts w:ascii="Aptos" w:hAnsi="Aptos" w:eastAsia="Aptos" w:cs="Aptos"/>
-                <w:sz w:val="22"/>
-                <w:szCs w:val="22"/>
-              </w:rPr>
-              <w:t xml:space="preserve"> }</w:t>
-            </w:r>
-            <w:r>
-              <w:rPr>
-                <w:rFonts w:ascii="Aptos" w:hAnsi="Aptos" w:eastAsia="Aptos" w:cs="Aptos"/>
-                <w:sz w:val="22"/>
-                <w:szCs w:val="22"/>
-              </w:rPr>
-              <w:t>}</w:t>
+              <w:t xml:space="preserve"> }}</w:t>
             </w:r>
           </w:p>
           <w:p>
@@ -9727,23 +9764,31 @@
                 <w:sz w:val="22"/>
                 <w:szCs w:val="22"/>
               </w:rPr>
-              <w:t>output_checkbox</w:t>
-            </w:r>
-            <w:r>
-              <w:rPr>
-                <w:rFonts w:ascii="Aptos" w:hAnsi="Aptos" w:eastAsia="Aptos" w:cs="Aptos"/>
-                <w:sz w:val="22"/>
-                <w:szCs w:val="22"/>
-              </w:rPr>
-              <w:t>(</w:t>
-            </w:r>
-            <w:r>
-              <w:rPr>
-                <w:rFonts w:ascii="Aptos" w:hAnsi="Aptos" w:eastAsia="Aptos" w:cs="Aptos"/>
-                <w:sz w:val="22"/>
-                <w:szCs w:val="22"/>
-              </w:rPr>
-              <w:t>is_protected_need_interpreter</w:t>
+              <w:t>output_checkbox(</w:t>
+            </w:r>
+            <w:r>
+              <w:rPr>
+                <w:rFonts w:ascii="Aptos" w:hAnsi="Aptos" w:eastAsia="Aptos" w:cs="Aptos"/>
+                <w:sz w:val="22"/>
+                <w:szCs w:val="22"/>
+              </w:rPr>
+              <w:t>is_protected</w:t>
+            </w:r>
+            <w:r>
+              <w:rPr>
+                <w:rFonts w:ascii="Aptos" w:hAnsi="Aptos" w:eastAsia="Aptos" w:cs="Aptos"/>
+                <w:sz w:val="22"/>
+                <w:szCs w:val="22"/>
+              </w:rPr>
+              <w:t>_need_</w:t>
+            </w:r>
+            <w:r>
+              <w:rPr>
+                <w:rFonts w:ascii="Aptos" w:hAnsi="Aptos" w:eastAsia="Aptos" w:cs="Aptos"/>
+                <w:sz w:val="22"/>
+                <w:szCs w:val="22"/>
+              </w:rPr>
+              <w:t>interpreter</w:t>
             </w:r>
             <w:r>
               <w:rPr>
@@ -9759,15 +9804,7 @@
                 <w:sz w:val="22"/>
                 <w:szCs w:val="22"/>
               </w:rPr>
-              <w:t xml:space="preserve"> }</w:t>
-            </w:r>
-            <w:r>
-              <w:rPr>
-                <w:rFonts w:ascii="Aptos" w:hAnsi="Aptos" w:eastAsia="Aptos" w:cs="Aptos"/>
-                <w:sz w:val="22"/>
-                <w:szCs w:val="22"/>
-              </w:rPr>
-              <w:t>}</w:t>
+              <w:t xml:space="preserve"> }}</w:t>
             </w:r>
           </w:p>
           <w:p>
@@ -9823,23 +9860,55 @@
                 <w:sz w:val="22"/>
                 <w:szCs w:val="22"/>
               </w:rPr>
-              <w:t>output_checkbox</w:t>
-            </w:r>
-            <w:r>
-              <w:rPr>
-                <w:rFonts w:ascii="Aptos" w:hAnsi="Aptos" w:eastAsia="Aptos" w:cs="Aptos"/>
-                <w:sz w:val="22"/>
-                <w:szCs w:val="22"/>
-              </w:rPr>
-              <w:t>(</w:t>
-            </w:r>
-            <w:r>
-              <w:rPr>
-                <w:rFonts w:ascii="Aptos" w:hAnsi="Aptos" w:eastAsia="Aptos" w:cs="Aptos"/>
-                <w:sz w:val="22"/>
-                <w:szCs w:val="22"/>
-              </w:rPr>
-              <w:t>is_protected_not_need_interpreter</w:t>
+              <w:t>output_checkbox(</w:t>
+            </w:r>
+            <w:r>
+              <w:rPr>
+                <w:rFonts w:ascii="Aptos" w:hAnsi="Aptos" w:eastAsia="Aptos" w:cs="Aptos"/>
+                <w:sz w:val="22"/>
+                <w:szCs w:val="22"/>
+              </w:rPr>
+              <w:t>is_protected</w:t>
+            </w:r>
+            <w:r>
+              <w:rPr>
+                <w:rFonts w:ascii="Aptos" w:hAnsi="Aptos" w:eastAsia="Aptos" w:cs="Aptos"/>
+                <w:sz w:val="22"/>
+                <w:szCs w:val="22"/>
+              </w:rPr>
+              <w:t>_</w:t>
+            </w:r>
+            <w:r>
+              <w:rPr>
+                <w:rFonts w:ascii="Aptos" w:hAnsi="Aptos" w:eastAsia="Aptos" w:cs="Aptos"/>
+                <w:sz w:val="22"/>
+                <w:szCs w:val="22"/>
+              </w:rPr>
+              <w:t>not</w:t>
+            </w:r>
+            <w:r>
+              <w:rPr>
+                <w:rFonts w:ascii="Aptos" w:hAnsi="Aptos" w:eastAsia="Aptos" w:cs="Aptos"/>
+                <w:sz w:val="22"/>
+                <w:szCs w:val="22"/>
+              </w:rPr>
+              <w:t>_</w:t>
+            </w:r>
+            <w:r>
+              <w:rPr>
+                <w:rFonts w:ascii="Aptos" w:hAnsi="Aptos" w:eastAsia="Aptos" w:cs="Aptos"/>
+                <w:sz w:val="22"/>
+                <w:szCs w:val="22"/>
+              </w:rPr>
+              <w:t>need_</w:t>
+            </w:r>
+            <w:r>
+              <w:rPr>
+                <w:rFonts w:ascii="Aptos" w:hAnsi="Aptos" w:eastAsia="Aptos" w:cs="Aptos"/>
+                <w:sz w:val="22"/>
+                <w:szCs w:val="22"/>
+              </w:rPr>
+              <w:t>interpreter</w:t>
             </w:r>
             <w:r>
               <w:rPr>
@@ -9855,15 +9924,7 @@
                 <w:sz w:val="22"/>
                 <w:szCs w:val="22"/>
               </w:rPr>
-              <w:t xml:space="preserve"> }</w:t>
-            </w:r>
-            <w:r>
-              <w:rPr>
-                <w:rFonts w:ascii="Aptos" w:hAnsi="Aptos" w:eastAsia="Aptos" w:cs="Aptos"/>
-                <w:sz w:val="22"/>
-                <w:szCs w:val="22"/>
-              </w:rPr>
-              <w:t>}</w:t>
+              <w:t xml:space="preserve"> }}</w:t>
             </w:r>
           </w:p>
           <w:p>
